--- a/public/templates/ΑΡΧΙΚΗ ΣΥΜΒΑΣΗ ΕΡΓΑΖΟΜΕΝΩΝ.docx
+++ b/public/templates/ΑΡΧΙΚΗ ΣΥΜΒΑΣΗ ΕΡΓΑΖΟΜΕΝΩΝ.docx
@@ -2990,7 +2990,38 @@
           <w:sz w:val="18"/>
           <w:szCs w:val="18"/>
         </w:rPr>
-        <w:t>} στα οπουδήποτε στην χώρα ευρισκόμενα υποκαταστήματά ή άλλους τόπους δραστηριότητας της, χωρίς επιπλέον αμοιβή-αποζημίωση τ{_GENIKH_A} {_</w:t>
+        <w:t xml:space="preserve">} στα οπουδήποτε στην χώρα ευρισκόμενα υποκαταστήματά ή άλλους τόπους δραστηριότητας της </w:t>
+      </w:r>
+      <w:r>
+        <w:rPr>
+          <w:rFonts w:eastAsia="Calibri" w:cs="DejaVu Sans Condensed" w:ascii="DejaVu Sans Condensed" w:hAnsi="DejaVu Sans Condensed" w:eastAsiaTheme="minorHAnsi"/>
+          <w:color w:val="auto"/>
+          <w:kern w:val="0"/>
+          <w:sz w:val="18"/>
+          <w:szCs w:val="18"/>
+          <w:lang w:val="el-GR" w:eastAsia="en-US" w:bidi="ar-SA"/>
+        </w:rPr>
+        <w:t>ή</w:t>
+      </w:r>
+      <w:r>
+        <w:rPr>
+          <w:rFonts w:eastAsia="Calibri" w:cs="DejaVu Sans Condensed" w:ascii="DejaVu Sans Condensed" w:hAnsi="DejaVu Sans Condensed" w:eastAsiaTheme="minorHAnsi"/>
+          <w:color w:val="000000"/>
+          <w:kern w:val="0"/>
+          <w:sz w:val="18"/>
+          <w:szCs w:val="18"/>
+          <w:shd w:fill="FFFF00" w:val="clear"/>
+          <w:lang w:val="el-GR" w:eastAsia="en-US" w:bidi="ar-SA"/>
+        </w:rPr>
+        <w:t xml:space="preserve"> συμφερόντων της</w:t>
+      </w:r>
+      <w:r>
+        <w:rPr>
+          <w:rFonts w:cs="DejaVu Sans Condensed" w:ascii="DejaVu Sans Condensed" w:hAnsi="DejaVu Sans Condensed"/>
+          <w:sz w:val="18"/>
+          <w:szCs w:val="18"/>
+        </w:rPr>
+        <w:t>, χωρίς επιπλέον αμοιβή-αποζημίωση τ{_GENIKH_A} {_</w:t>
       </w:r>
       <w:r>
         <w:rPr>
@@ -3274,7 +3305,39 @@
           <w:sz w:val="18"/>
           <w:szCs w:val="18"/>
         </w:rPr>
-        <w:t>}, τα υποκαταστήματα, ή άλλους τόπους δραστηριότητας {_</w:t>
+        <w:t xml:space="preserve">}, τα υποκαταστήματα, ή άλλους τόπους δραστηριότητας </w:t>
+      </w:r>
+      <w:r>
+        <w:rPr>
+          <w:rFonts w:eastAsia="Calibri" w:cs="DejaVu Sans Condensed" w:ascii="DejaVu Sans Condensed" w:hAnsi="DejaVu Sans Condensed" w:eastAsiaTheme="minorHAnsi"/>
+          <w:color w:val="000000"/>
+          <w:kern w:val="0"/>
+          <w:sz w:val="18"/>
+          <w:szCs w:val="18"/>
+          <w:shd w:fill="FFFF00" w:val="clear"/>
+          <w:lang w:val="el-GR" w:eastAsia="en-US" w:bidi="ar-SA"/>
+        </w:rPr>
+        <w:t xml:space="preserve">ή </w:t>
+      </w:r>
+      <w:r>
+        <w:rPr>
+          <w:rFonts w:eastAsia="Calibri" w:cs="DejaVu Sans Condensed" w:ascii="DejaVu Sans Condensed" w:hAnsi="DejaVu Sans Condensed" w:eastAsiaTheme="minorHAnsi"/>
+          <w:color w:val="000000"/>
+          <w:kern w:val="0"/>
+          <w:sz w:val="18"/>
+          <w:szCs w:val="18"/>
+          <w:shd w:fill="FFFF00" w:val="clear"/>
+          <w:lang w:val="el-GR" w:eastAsia="en-US" w:bidi="ar-SA"/>
+        </w:rPr>
+        <w:t>συμφερόντων</w:t>
+      </w:r>
+      <w:r>
+        <w:rPr>
+          <w:rFonts w:cs="DejaVu Sans Condensed" w:ascii="DejaVu Sans Condensed" w:hAnsi="DejaVu Sans Condensed"/>
+          <w:sz w:val="18"/>
+          <w:szCs w:val="18"/>
+        </w:rPr>
+        <w:t xml:space="preserve"> {_</w:t>
       </w:r>
       <w:r>
         <w:rPr>
@@ -4092,7 +4155,34 @@
           <w:sz w:val="18"/>
           <w:szCs w:val="18"/>
         </w:rPr>
-        <w:t>} και η οικογενειακή τ{_GENIKH_A} κατάσταση.</w:t>
+        <w:t xml:space="preserve">} και η οικογενειακή τ{_GENIKH_A} κατάσταση </w:t>
+      </w:r>
+      <w:r>
+        <w:rPr>
+          <w:rFonts w:cs="DejaVu Sans Condensed" w:ascii="DejaVu Sans Condensed" w:hAnsi="DejaVu Sans Condensed"/>
+          <w:sz w:val="18"/>
+          <w:szCs w:val="18"/>
+        </w:rPr>
+        <w:t>και εκπα</w:t>
+      </w:r>
+      <w:r>
+        <w:rPr>
+          <w:rFonts w:eastAsia="Calibri" w:cs="DejaVu Sans Condensed" w:ascii="DejaVu Sans Condensed" w:hAnsi="DejaVu Sans Condensed" w:eastAsiaTheme="minorHAnsi"/>
+          <w:color w:val="auto"/>
+          <w:kern w:val="0"/>
+          <w:sz w:val="18"/>
+          <w:szCs w:val="18"/>
+          <w:lang w:val="el-GR" w:eastAsia="en-US" w:bidi="ar-SA"/>
+        </w:rPr>
+        <w:t>ίδευση</w:t>
+      </w:r>
+      <w:r>
+        <w:rPr>
+          <w:rFonts w:cs="DejaVu Sans Condensed" w:ascii="DejaVu Sans Condensed" w:hAnsi="DejaVu Sans Condensed"/>
+          <w:sz w:val="18"/>
+          <w:szCs w:val="18"/>
+        </w:rPr>
+        <w:t>.</w:t>
       </w:r>
     </w:p>
     <w:p>
@@ -4423,7 +4513,7 @@
           <w:sz w:val="18"/>
           <w:szCs w:val="18"/>
         </w:rPr>
-        <w:t xml:space="preserve">άρθρο 184 ΠΔ 802022 </w:t>
+        <w:t xml:space="preserve">άρθρο 184 ΠΔ 80/2022 </w:t>
       </w:r>
       <w:bookmarkEnd w:id="4"/>
       <w:r>
@@ -4464,7 +4554,7 @@
         </w:rPr>
         <w:t xml:space="preserve"> </w:t>
         <w:tab/>
-        <w:t>Η υπερωριακή απασχόληση λαμβάνουν χώρα ανάλογα με τις ανάγκες της επιχείρησης και αμείβονται κατά τα οριζόμενα στο άρθρο 74, του Ν.3863/2010 και άρθρο 184 ΠΔ 802022.</w:t>
+        <w:t>Η υπερωριακή απασχόληση λαμβάνουν χώρα ανάλογα με τις ανάγκες της επιχείρησης και αμείβονται κατά τα οριζόμενα στο άρθρο 74, του Ν.3863/2010 και άρθρο 184 ΠΔ 80/2022.</w:t>
       </w:r>
     </w:p>
     <w:p>
@@ -4629,7 +4719,61 @@
           <w:sz w:val="18"/>
           <w:szCs w:val="18"/>
         </w:rPr>
-        <w:t>} θα καταβάλλονται την τελευταία ημέρα εκάστου ημερολογιακού μηνός. Σε περίπτωση που αυτή η ημέρα είναι αργία, οι μηνιαίες αποδοχές θα καταβάλλονται την αμέσως επόμενη εργάσιμη ημέρα.</w:t>
+        <w:t xml:space="preserve">} θα καταβάλλονται </w:t>
+      </w:r>
+      <w:r>
+        <w:rPr>
+          <w:rFonts w:cs="DejaVu Sans Condensed" w:ascii="DejaVu Sans Condensed" w:hAnsi="DejaVu Sans Condensed"/>
+          <w:sz w:val="18"/>
+          <w:szCs w:val="18"/>
+        </w:rPr>
+        <w:t>εντ</w:t>
+      </w:r>
+      <w:r>
+        <w:rPr>
+          <w:rFonts w:eastAsia="Calibri" w:cs="DejaVu Sans Condensed" w:ascii="DejaVu Sans Condensed" w:hAnsi="DejaVu Sans Condensed" w:eastAsiaTheme="minorHAnsi"/>
+          <w:color w:val="auto"/>
+          <w:kern w:val="0"/>
+          <w:sz w:val="18"/>
+          <w:szCs w:val="18"/>
+          <w:lang w:val="el-GR" w:eastAsia="en-US" w:bidi="ar-SA"/>
+        </w:rPr>
+        <w:t>ός 20ημέρου</w:t>
+      </w:r>
+      <w:r>
+        <w:rPr>
+          <w:rFonts w:cs="DejaVu Sans Condensed" w:ascii="DejaVu Sans Condensed" w:hAnsi="DejaVu Sans Condensed"/>
+          <w:sz w:val="18"/>
+          <w:szCs w:val="18"/>
+        </w:rPr>
+        <w:t xml:space="preserve"> </w:t>
+      </w:r>
+      <w:r>
+        <w:rPr>
+          <w:rFonts w:cs="DejaVu Sans Condensed" w:ascii="DejaVu Sans Condensed" w:hAnsi="DejaVu Sans Condensed"/>
+          <w:sz w:val="18"/>
+          <w:szCs w:val="18"/>
+        </w:rPr>
+        <w:t>απ</w:t>
+      </w:r>
+      <w:r>
+        <w:rPr>
+          <w:rFonts w:eastAsia="Calibri" w:cs="DejaVu Sans Condensed" w:ascii="DejaVu Sans Condensed" w:hAnsi="DejaVu Sans Condensed" w:eastAsiaTheme="minorHAnsi"/>
+          <w:color w:val="auto"/>
+          <w:kern w:val="0"/>
+          <w:sz w:val="18"/>
+          <w:szCs w:val="18"/>
+          <w:lang w:val="el-GR" w:eastAsia="en-US" w:bidi="ar-SA"/>
+        </w:rPr>
+        <w:t xml:space="preserve">ό το πέρας </w:t>
+      </w:r>
+      <w:r>
+        <w:rPr>
+          <w:rFonts w:cs="DejaVu Sans Condensed" w:ascii="DejaVu Sans Condensed" w:hAnsi="DejaVu Sans Condensed"/>
+          <w:sz w:val="18"/>
+          <w:szCs w:val="18"/>
+        </w:rPr>
+        <w:t>εκάστου ημερολογιακού μηνός. Σε περίπτωση που αυτή η ημέρα είναι αργία, οι μηνιαίες αποδοχές θα καταβάλλονται την αμέσως επόμενη εργάσιμη ημέρα.</w:t>
       </w:r>
     </w:p>
     <w:p>
@@ -5418,7 +5562,17 @@
           <w:sz w:val="18"/>
           <w:szCs w:val="18"/>
         </w:rPr>
-        <w:t>ii</w:t>
+        <w:t>i</w:t>
+      </w:r>
+      <w:r>
+        <w:rPr>
+          <w:rFonts w:cs="DejaVu Sans Condensed" w:ascii="DejaVu Sans Condensed" w:hAnsi="DejaVu Sans Condensed"/>
+          <w:b/>
+          <w:bCs/>
+          <w:sz w:val="18"/>
+          <w:szCs w:val="18"/>
+        </w:rPr>
+        <w:t>v</w:t>
       </w:r>
       <w:r>
         <w:rPr>
@@ -5450,7 +5604,7 @@
           <w:sz w:val="18"/>
           <w:szCs w:val="18"/>
         </w:rPr>
-        <w:t>iii</w:t>
+        <w:t>v</w:t>
       </w:r>
       <w:r>
         <w:rPr>
@@ -7305,7 +7459,39 @@
           <w:sz w:val="18"/>
           <w:szCs w:val="18"/>
         </w:rPr>
-        <w:t>} καθορίζεται σύμφωνα με τα παραπάνω 9.1. – 9.4 ή η αυξημένη αποζημίωση βάσει ΣΣΕ, Κανονισμού Εργασίας, ατομικής σύμβασης εργασίας.</w:t>
+        <w:t xml:space="preserve">} καθορίζεται σύμφωνα με τα παραπάνω </w:t>
+      </w:r>
+      <w:r>
+        <w:rPr>
+          <w:rFonts w:cs="DejaVu Sans Condensed" w:ascii="DejaVu Sans Condensed" w:hAnsi="DejaVu Sans Condensed"/>
+          <w:sz w:val="18"/>
+          <w:szCs w:val="18"/>
+        </w:rPr>
+        <w:t>8</w:t>
+      </w:r>
+      <w:r>
+        <w:rPr>
+          <w:rFonts w:cs="DejaVu Sans Condensed" w:ascii="DejaVu Sans Condensed" w:hAnsi="DejaVu Sans Condensed"/>
+          <w:sz w:val="18"/>
+          <w:szCs w:val="18"/>
+        </w:rPr>
+        <w:t xml:space="preserve">.1. – </w:t>
+      </w:r>
+      <w:r>
+        <w:rPr>
+          <w:rFonts w:cs="DejaVu Sans Condensed" w:ascii="DejaVu Sans Condensed" w:hAnsi="DejaVu Sans Condensed"/>
+          <w:sz w:val="18"/>
+          <w:szCs w:val="18"/>
+        </w:rPr>
+        <w:t>8</w:t>
+      </w:r>
+      <w:r>
+        <w:rPr>
+          <w:rFonts w:cs="DejaVu Sans Condensed" w:ascii="DejaVu Sans Condensed" w:hAnsi="DejaVu Sans Condensed"/>
+          <w:sz w:val="18"/>
+          <w:szCs w:val="18"/>
+        </w:rPr>
+        <w:t>.4 ή η αυξημένη αποζημίωση βάσει ΣΣΕ, Κανονισμού Εργασίας, ατομικής σύμβασης εργασίας.</w:t>
       </w:r>
     </w:p>
     <w:p>
@@ -11158,7 +11344,27 @@
           <w:sz w:val="18"/>
           <w:szCs w:val="18"/>
         </w:rPr>
-        <w:t>}:</w:t>
+        <w:t xml:space="preserve">} – </w:t>
+      </w:r>
+      <w:r>
+        <w:rPr>
+          <w:rFonts w:cs="DejaVu Sans Condensed" w:ascii="DejaVu Sans Condensed" w:hAnsi="DejaVu Sans Condensed"/>
+          <w:b/>
+          <w:bCs/>
+          <w:sz w:val="18"/>
+          <w:szCs w:val="18"/>
+        </w:rPr>
+        <w:t>ΨΗΦΙΑΚΗ ΚΑΡΤΑ ΕΡΓΑΣΙΑΣ</w:t>
+      </w:r>
+      <w:r>
+        <w:rPr>
+          <w:rFonts w:cs="DejaVu Sans Condensed" w:ascii="DejaVu Sans Condensed" w:hAnsi="DejaVu Sans Condensed"/>
+          <w:b/>
+          <w:bCs/>
+          <w:sz w:val="18"/>
+          <w:szCs w:val="18"/>
+        </w:rPr>
+        <w:t>:</w:t>
       </w:r>
     </w:p>
     <w:p>
@@ -13395,7 +13601,87 @@
           <w:sz w:val="18"/>
           <w:szCs w:val="18"/>
         </w:rPr>
-        <w:t>Η παρούσα σύμβαση, πληρούσα και τις προϋποθέσεις του άρθρου 70 του Π.Δ. 80/2022, συντάχθηκε εις διπλούν, διαβάσθηκε, βεβαιώθηκε και υπογράφηκε από τα συμβαλλόμενα μέρη λαμβάνοντας έκαστος των συμβαλλομένων μερών από ένα (1) όμοιο αντίτυπο.</w:t>
+        <w:t>Η παρούσα σύμβαση, πληρούσα και τις προϋποθέσεις τ</w:t>
+      </w:r>
+      <w:r>
+        <w:rPr>
+          <w:rFonts w:cs="DejaVu Sans Condensed" w:ascii="DejaVu Sans Condensed" w:hAnsi="DejaVu Sans Condensed"/>
+          <w:sz w:val="18"/>
+          <w:szCs w:val="18"/>
+        </w:rPr>
+        <w:t>ων</w:t>
+      </w:r>
+      <w:r>
+        <w:rPr>
+          <w:rFonts w:cs="DejaVu Sans Condensed" w:ascii="DejaVu Sans Condensed" w:hAnsi="DejaVu Sans Condensed"/>
+          <w:sz w:val="18"/>
+          <w:szCs w:val="18"/>
+        </w:rPr>
+        <w:t xml:space="preserve"> άρθρ</w:t>
+      </w:r>
+      <w:r>
+        <w:rPr>
+          <w:rFonts w:cs="DejaVu Sans Condensed" w:ascii="DejaVu Sans Condensed" w:hAnsi="DejaVu Sans Condensed"/>
+          <w:sz w:val="18"/>
+          <w:szCs w:val="18"/>
+        </w:rPr>
+        <w:t>ων</w:t>
+      </w:r>
+      <w:r>
+        <w:rPr>
+          <w:rFonts w:cs="DejaVu Sans Condensed" w:ascii="DejaVu Sans Condensed" w:hAnsi="DejaVu Sans Condensed"/>
+          <w:sz w:val="18"/>
+          <w:szCs w:val="18"/>
+        </w:rPr>
+        <w:t xml:space="preserve"> </w:t>
+      </w:r>
+      <w:r>
+        <w:rPr>
+          <w:rFonts w:cs="DejaVu Sans Condensed" w:ascii="DejaVu Sans Condensed" w:hAnsi="DejaVu Sans Condensed"/>
+          <w:sz w:val="18"/>
+          <w:szCs w:val="18"/>
+        </w:rPr>
+        <w:t>69 -</w:t>
+      </w:r>
+      <w:r>
+        <w:rPr>
+          <w:rFonts w:cs="DejaVu Sans Condensed" w:ascii="DejaVu Sans Condensed" w:hAnsi="DejaVu Sans Condensed"/>
+          <w:sz w:val="18"/>
+          <w:szCs w:val="18"/>
+        </w:rPr>
+        <w:t>7</w:t>
+      </w:r>
+      <w:r>
+        <w:rPr>
+          <w:rFonts w:cs="DejaVu Sans Condensed" w:ascii="DejaVu Sans Condensed" w:hAnsi="DejaVu Sans Condensed"/>
+          <w:sz w:val="18"/>
+          <w:szCs w:val="18"/>
+        </w:rPr>
+        <w:t>4</w:t>
+      </w:r>
+      <w:r>
+        <w:rPr>
+          <w:rFonts w:cs="DejaVu Sans Condensed" w:ascii="DejaVu Sans Condensed" w:hAnsi="DejaVu Sans Condensed"/>
+          <w:sz w:val="18"/>
+          <w:szCs w:val="18"/>
+        </w:rPr>
+        <w:t xml:space="preserve"> του Π.Δ. 80/2022, συντάχθηκε εις διπλούν, διαβάσθηκε, βεβαιώθηκε και υπογράφηκε από τα συμβαλλόμενα μέρη λαμβάνοντας έκαστος των συμβαλλομένων μερών από </w:t>
+      </w:r>
+      <w:r>
+        <w:rPr>
+          <w:rFonts w:cs="DejaVu Sans Condensed" w:ascii="DejaVu Sans Condensed" w:hAnsi="DejaVu Sans Condensed"/>
+          <w:sz w:val="18"/>
+          <w:szCs w:val="18"/>
+        </w:rPr>
+        <w:t>1904</w:t>
+      </w:r>
+      <w:r>
+        <w:rPr>
+          <w:rFonts w:cs="DejaVu Sans Condensed" w:ascii="DejaVu Sans Condensed" w:hAnsi="DejaVu Sans Condensed"/>
+          <w:sz w:val="18"/>
+          <w:szCs w:val="18"/>
+        </w:rPr>
+        <w:t>ένα (1) όμοιο αντίτυπο.</w:t>
       </w:r>
     </w:p>
     <w:p>
@@ -13980,8 +14266,8 @@
       <w:tblLook w:val="04a0" w:noHBand="0" w:noVBand="1" w:firstColumn="1" w:lastRow="0" w:lastColumn="0" w:firstRow="1"/>
     </w:tblPr>
     <w:tblGrid>
-      <w:gridCol w:w="9020"/>
-      <w:gridCol w:w="1269"/>
+      <w:gridCol w:w="9021"/>
+      <w:gridCol w:w="1268"/>
     </w:tblGrid>
     <w:tr>
       <w:trPr>
@@ -13989,7 +14275,7 @@
       </w:trPr>
       <w:tc>
         <w:tcPr>
-          <w:tcW w:w="9020" w:type="dxa"/>
+          <w:tcW w:w="9021" w:type="dxa"/>
           <w:tcBorders>
             <w:top w:val="single" w:sz="4" w:space="0" w:color="B2B2B2"/>
             <w:left w:val="nil"/>
@@ -14026,7 +14312,7 @@
       </w:tc>
       <w:tc>
         <w:tcPr>
-          <w:tcW w:w="1269" w:type="dxa"/>
+          <w:tcW w:w="1268" w:type="dxa"/>
           <w:tcBorders>
             <w:top w:val="single" w:sz="4" w:space="0" w:color="B2B2B2"/>
             <w:left w:val="nil"/>
@@ -14064,7 +14350,7 @@
       </w:trPr>
       <w:tc>
         <w:tcPr>
-          <w:tcW w:w="9020" w:type="dxa"/>
+          <w:tcW w:w="9021" w:type="dxa"/>
           <w:tcBorders>
             <w:top w:val="nil"/>
             <w:left w:val="nil"/>
@@ -14197,7 +14483,7 @@
       </w:tc>
       <w:tc>
         <w:tcPr>
-          <w:tcW w:w="1269" w:type="dxa"/>
+          <w:tcW w:w="1268" w:type="dxa"/>
           <w:tcBorders>
             <w:top w:val="nil"/>
             <w:left w:val="nil"/>
@@ -14283,7 +14569,7 @@
               <w:color w:val="808080"/>
               <w:lang w:val="el-GR" w:eastAsia="en-US" w:bidi="ar-SA"/>
             </w:rPr>
-            <w:t>8</w:t>
+            <w:t>7</w:t>
           </w:r>
           <w:r>
             <w:rPr>
@@ -14411,8 +14697,8 @@
       <w:tblLook w:val="04a0" w:noHBand="0" w:noVBand="1" w:firstColumn="1" w:lastRow="0" w:lastColumn="0" w:firstRow="1"/>
     </w:tblPr>
     <w:tblGrid>
-      <w:gridCol w:w="9020"/>
-      <w:gridCol w:w="1269"/>
+      <w:gridCol w:w="9021"/>
+      <w:gridCol w:w="1268"/>
     </w:tblGrid>
     <w:tr>
       <w:trPr>
@@ -14420,7 +14706,7 @@
       </w:trPr>
       <w:tc>
         <w:tcPr>
-          <w:tcW w:w="9020" w:type="dxa"/>
+          <w:tcW w:w="9021" w:type="dxa"/>
           <w:tcBorders>
             <w:top w:val="single" w:sz="4" w:space="0" w:color="B2B2B2"/>
             <w:left w:val="nil"/>
@@ -14457,7 +14743,7 @@
       </w:tc>
       <w:tc>
         <w:tcPr>
-          <w:tcW w:w="1269" w:type="dxa"/>
+          <w:tcW w:w="1268" w:type="dxa"/>
           <w:tcBorders>
             <w:top w:val="single" w:sz="4" w:space="0" w:color="B2B2B2"/>
             <w:left w:val="nil"/>
@@ -14495,7 +14781,7 @@
       </w:trPr>
       <w:tc>
         <w:tcPr>
-          <w:tcW w:w="9020" w:type="dxa"/>
+          <w:tcW w:w="9021" w:type="dxa"/>
           <w:tcBorders>
             <w:top w:val="nil"/>
             <w:left w:val="nil"/>
@@ -14628,7 +14914,7 @@
       </w:tc>
       <w:tc>
         <w:tcPr>
-          <w:tcW w:w="1269" w:type="dxa"/>
+          <w:tcW w:w="1268" w:type="dxa"/>
           <w:tcBorders>
             <w:top w:val="nil"/>
             <w:left w:val="nil"/>
@@ -14714,7 +15000,7 @@
               <w:color w:val="808080"/>
               <w:lang w:val="el-GR" w:eastAsia="en-US" w:bidi="ar-SA"/>
             </w:rPr>
-            <w:t>8</w:t>
+            <w:t>7</w:t>
           </w:r>
           <w:r>
             <w:rPr>

--- a/public/templates/ΑΡΧΙΚΗ ΣΥΜΒΑΣΗ ΕΡΓΑΖΟΜΕΝΩΝ.docx
+++ b/public/templates/ΑΡΧΙΚΗ ΣΥΜΒΑΣΗ ΕΡΓΑΖΟΜΕΝΩΝ.docx
@@ -1735,7 +1735,49 @@
           <w:sz w:val="18"/>
           <w:szCs w:val="18"/>
         </w:rPr>
-        <w:t xml:space="preserve"> {_</w:t>
+        <w:t xml:space="preserve"> </w:t>
+      </w:r>
+      <w:r>
+        <w:rPr>
+          <w:rFonts w:cs="DejaVu Sans Condensed" w:ascii="DejaVu Sans Condensed" w:hAnsi="DejaVu Sans Condensed"/>
+          <w:i w:val="false"/>
+          <w:iCs w:val="false"/>
+          <w:sz w:val="18"/>
+          <w:szCs w:val="18"/>
+        </w:rPr>
+        <w:t>{_</w:t>
+      </w:r>
+      <w:r>
+        <w:rPr>
+          <w:rFonts w:cs="DejaVu Sans Condensed" w:ascii="DejaVu Sans Condensed" w:hAnsi="DejaVu Sans Condensed"/>
+          <w:i w:val="false"/>
+          <w:iCs w:val="false"/>
+          <w:sz w:val="18"/>
+          <w:szCs w:val="18"/>
+          <w:lang w:val="en-US"/>
+        </w:rPr>
+        <w:t>HOTEL_</w:t>
+      </w:r>
+      <w:r>
+        <w:rPr>
+          <w:rFonts w:cs="DejaVu Sans Condensed" w:ascii="DejaVu Sans Condensed" w:hAnsi="DejaVu Sans Condensed"/>
+          <w:i w:val="false"/>
+          <w:iCs w:val="false"/>
+          <w:sz w:val="18"/>
+          <w:szCs w:val="18"/>
+          <w:lang w:val="en-US"/>
+        </w:rPr>
+        <w:t>0001</w:t>
+      </w:r>
+      <w:r>
+        <w:rPr>
+          <w:rFonts w:cs="DejaVu Sans Condensed" w:ascii="DejaVu Sans Condensed" w:hAnsi="DejaVu Sans Condensed"/>
+          <w:i w:val="false"/>
+          <w:iCs w:val="false"/>
+          <w:sz w:val="18"/>
+          <w:szCs w:val="18"/>
+        </w:rPr>
+        <w:t>}</w:t>
       </w:r>
       <w:r>
         <w:rPr>
@@ -1744,19 +1786,8 @@
           <w:iCs/>
           <w:sz w:val="18"/>
           <w:szCs w:val="18"/>
-          <w:lang w:val="en-US"/>
-        </w:rPr>
-        <w:t>HOTEL</w:t>
-      </w:r>
-      <w:r>
-        <w:rPr>
-          <w:rFonts w:cs="DejaVu Sans Condensed" w:ascii="DejaVu Sans Condensed" w:hAnsi="DejaVu Sans Condensed"/>
-          <w:i/>
-          <w:iCs/>
-          <w:sz w:val="18"/>
-          <w:szCs w:val="18"/>
-        </w:rPr>
-        <w:t xml:space="preserve">} </w:t>
+        </w:rPr>
+        <w:t xml:space="preserve"> </w:t>
       </w:r>
     </w:p>
     <w:p>
@@ -2001,7 +2032,35 @@
           <w:sz w:val="18"/>
           <w:szCs w:val="18"/>
         </w:rPr>
-        <w:t>} θα ανέρχονται σε οκτώ (8), επί πενθημέρου ή στις έξι ώρες και σαράντα λεπτά (6:40) επί εξαήμερου κατά περίπτωση, σύμφωνα με ΕΓΣΣΕ και ΠΔ 80/2022 άρθρα181 και 182.</w:t>
+        <w:t>} θα ανέρχονται σε οκτώ (8), επί πενθημέρου ή στις έξι ώρες και σαράντα λεπτά (6:40) επί εξαήμερου</w:t>
+      </w:r>
+      <w:r>
+        <w:rPr>
+          <w:rFonts w:cs="DejaVu Sans Condensed" w:ascii="DejaVu Sans Condensed" w:hAnsi="DejaVu Sans Condensed"/>
+          <w:i/>
+          <w:iCs/>
+          <w:sz w:val="16"/>
+          <w:szCs w:val="16"/>
+        </w:rPr>
+        <w:t>{_HOTEL_0002}</w:t>
+      </w:r>
+      <w:r>
+        <w:rPr>
+          <w:rFonts w:cs="DejaVu Sans Condensed" w:ascii="DejaVu Sans Condensed" w:hAnsi="DejaVu Sans Condensed"/>
+          <w:i/>
+          <w:iCs/>
+          <w:sz w:val="18"/>
+          <w:szCs w:val="18"/>
+        </w:rPr>
+        <w:t xml:space="preserve"> </w:t>
+      </w:r>
+      <w:r>
+        <w:rPr>
+          <w:rFonts w:cs="DejaVu Sans Condensed" w:ascii="DejaVu Sans Condensed" w:hAnsi="DejaVu Sans Condensed"/>
+          <w:sz w:val="18"/>
+          <w:szCs w:val="18"/>
+        </w:rPr>
+        <w:t>κατά περίπτωση, σύμφωνα με ΕΓΣΣΕ και ΠΔ 80/2022 άρθρα 181 και 182.</w:t>
       </w:r>
     </w:p>
     <w:p>
@@ -2074,7 +2133,136 @@
           <w:sz w:val="18"/>
           <w:szCs w:val="18"/>
         </w:rPr>
-        <w:t xml:space="preserve">2.5. </w:t>
+        <w:t>2.5.</w:t>
+      </w:r>
+      <w:r>
+        <w:rPr>
+          <w:rFonts w:cs="DejaVu Sans Condensed" w:ascii="DejaVu Sans Condensed" w:hAnsi="DejaVu Sans Condensed"/>
+          <w:sz w:val="18"/>
+          <w:szCs w:val="18"/>
+        </w:rPr>
+        <w:t xml:space="preserve"> </w:t>
+        <w:tab/>
+      </w:r>
+      <w:r>
+        <w:rPr>
+          <w:rFonts w:cs="DejaVu Sans Condensed" w:ascii="DejaVu Sans Condensed" w:hAnsi="DejaVu Sans Condensed"/>
+          <w:b/>
+          <w:bCs/>
+          <w:i/>
+          <w:iCs/>
+          <w:sz w:val="18"/>
+          <w:szCs w:val="18"/>
+        </w:rPr>
+        <w:t>Εργασ</w:t>
+      </w:r>
+      <w:r>
+        <w:rPr>
+          <w:rFonts w:eastAsia="Calibri" w:cs="DejaVu Sans Condensed" w:ascii="DejaVu Sans Condensed" w:hAnsi="DejaVu Sans Condensed" w:eastAsiaTheme="minorHAnsi"/>
+          <w:b/>
+          <w:bCs/>
+          <w:i/>
+          <w:iCs/>
+          <w:color w:val="auto"/>
+          <w:kern w:val="0"/>
+          <w:sz w:val="18"/>
+          <w:szCs w:val="18"/>
+          <w:lang w:val="el-GR" w:eastAsia="en-US" w:bidi="ar-SA"/>
+        </w:rPr>
+        <w:t>ία 6</w:t>
+      </w:r>
+      <w:r>
+        <w:rPr>
+          <w:rFonts w:eastAsia="Calibri" w:cs="DejaVu Sans Condensed" w:ascii="DejaVu Sans Condensed" w:hAnsi="DejaVu Sans Condensed" w:eastAsiaTheme="minorHAnsi"/>
+          <w:b/>
+          <w:bCs/>
+          <w:i/>
+          <w:iCs/>
+          <w:color w:val="auto"/>
+          <w:kern w:val="0"/>
+          <w:sz w:val="18"/>
+          <w:szCs w:val="18"/>
+          <w:vertAlign w:val="superscript"/>
+          <w:lang w:val="el-GR" w:eastAsia="en-US" w:bidi="ar-SA"/>
+        </w:rPr>
+        <w:t xml:space="preserve">ης </w:t>
+      </w:r>
+      <w:r>
+        <w:rPr>
+          <w:rFonts w:cs="DejaVu Sans Condensed" w:ascii="DejaVu Sans Condensed" w:hAnsi="DejaVu Sans Condensed"/>
+          <w:b/>
+          <w:bCs/>
+          <w:i/>
+          <w:iCs/>
+          <w:sz w:val="18"/>
+          <w:szCs w:val="18"/>
+        </w:rPr>
+        <w:t>ημ</w:t>
+      </w:r>
+      <w:r>
+        <w:rPr>
+          <w:rFonts w:eastAsia="Calibri" w:cs="DejaVu Sans Condensed" w:ascii="DejaVu Sans Condensed" w:hAnsi="DejaVu Sans Condensed" w:eastAsiaTheme="minorHAnsi"/>
+          <w:b/>
+          <w:bCs/>
+          <w:i/>
+          <w:iCs/>
+          <w:color w:val="auto"/>
+          <w:kern w:val="0"/>
+          <w:sz w:val="18"/>
+          <w:szCs w:val="18"/>
+          <w:lang w:val="el-GR" w:eastAsia="en-US" w:bidi="ar-SA"/>
+        </w:rPr>
+        <w:t>έρας</w:t>
+      </w:r>
+      <w:r>
+        <w:rPr>
+          <w:rFonts w:cs="DejaVu Sans Condensed" w:ascii="DejaVu Sans Condensed" w:hAnsi="DejaVu Sans Condensed"/>
+          <w:sz w:val="18"/>
+          <w:szCs w:val="18"/>
+        </w:rPr>
+        <w:t>: {_HOTEL_0003}</w:t>
+      </w:r>
+    </w:p>
+    <w:p>
+      <w:pPr>
+        <w:pStyle w:val="Normal"/>
+        <w:ind w:left="-709" w:right="-1186" w:hanging="0"/>
+        <w:jc w:val="both"/>
+        <w:rPr>
+          <w:rFonts w:ascii="DejaVu Sans Condensed" w:hAnsi="DejaVu Sans Condensed" w:cs="DejaVu Sans Condensed"/>
+          <w:sz w:val="18"/>
+          <w:szCs w:val="18"/>
+        </w:rPr>
+      </w:pPr>
+      <w:r>
+        <w:rPr>
+          <w:rFonts w:cs="DejaVu Sans Condensed" w:ascii="DejaVu Sans Condensed" w:hAnsi="DejaVu Sans Condensed"/>
+          <w:b/>
+          <w:bCs/>
+          <w:sz w:val="18"/>
+          <w:szCs w:val="18"/>
+        </w:rPr>
+        <w:t>2.</w:t>
+      </w:r>
+      <w:r>
+        <w:rPr>
+          <w:rFonts w:cs="DejaVu Sans Condensed" w:ascii="DejaVu Sans Condensed" w:hAnsi="DejaVu Sans Condensed"/>
+          <w:b/>
+          <w:bCs/>
+          <w:sz w:val="18"/>
+          <w:szCs w:val="18"/>
+        </w:rPr>
+        <w:t>6</w:t>
+      </w:r>
+      <w:r>
+        <w:rPr>
+          <w:rFonts w:cs="DejaVu Sans Condensed" w:ascii="DejaVu Sans Condensed" w:hAnsi="DejaVu Sans Condensed"/>
+          <w:b/>
+          <w:bCs/>
+          <w:sz w:val="18"/>
+          <w:szCs w:val="18"/>
+        </w:rPr>
+        <w:t xml:space="preserve">. </w:t>
         <w:tab/>
       </w:r>
       <w:r>
@@ -2378,7 +2566,27 @@
           <w:sz w:val="18"/>
           <w:szCs w:val="18"/>
         </w:rPr>
-        <w:t xml:space="preserve">2.6. </w:t>
+        <w:t>2.</w:t>
+      </w:r>
+      <w:r>
+        <w:rPr>
+          <w:rFonts w:cs="DejaVu Sans Condensed" w:ascii="DejaVu Sans Condensed" w:hAnsi="DejaVu Sans Condensed"/>
+          <w:b/>
+          <w:bCs/>
+          <w:sz w:val="18"/>
+          <w:szCs w:val="18"/>
+        </w:rPr>
+        <w:t>7</w:t>
+      </w:r>
+      <w:r>
+        <w:rPr>
+          <w:rFonts w:cs="DejaVu Sans Condensed" w:ascii="DejaVu Sans Condensed" w:hAnsi="DejaVu Sans Condensed"/>
+          <w:b/>
+          <w:bCs/>
+          <w:sz w:val="18"/>
+          <w:szCs w:val="18"/>
+        </w:rPr>
+        <w:t xml:space="preserve">. </w:t>
         <w:tab/>
       </w:r>
       <w:r>
@@ -2413,7 +2621,27 @@
           <w:sz w:val="18"/>
           <w:szCs w:val="18"/>
         </w:rPr>
-        <w:t>2.6.1.</w:t>
+        <w:t>2.</w:t>
+      </w:r>
+      <w:r>
+        <w:rPr>
+          <w:rFonts w:cs="DejaVu Sans Condensed" w:ascii="DejaVu Sans Condensed" w:hAnsi="DejaVu Sans Condensed"/>
+          <w:b/>
+          <w:bCs/>
+          <w:sz w:val="18"/>
+          <w:szCs w:val="18"/>
+        </w:rPr>
+        <w:t>7</w:t>
+      </w:r>
+      <w:r>
+        <w:rPr>
+          <w:rFonts w:cs="DejaVu Sans Condensed" w:ascii="DejaVu Sans Condensed" w:hAnsi="DejaVu Sans Condensed"/>
+          <w:b/>
+          <w:bCs/>
+          <w:sz w:val="18"/>
+          <w:szCs w:val="18"/>
+        </w:rPr>
+        <w:t>.1.</w:t>
       </w:r>
       <w:r>
         <w:rPr>
@@ -2576,6 +2804,39 @@
           <w:szCs w:val="18"/>
         </w:rPr>
         <w:t xml:space="preserve">}. </w:t>
+      </w:r>
+      <w:r>
+        <w:rPr>
+          <w:rFonts w:cs="DejaVu Sans Condensed" w:ascii="DejaVu Sans Condensed" w:hAnsi="DejaVu Sans Condensed"/>
+          <w:i/>
+          <w:iCs/>
+          <w:sz w:val="16"/>
+          <w:szCs w:val="16"/>
+        </w:rPr>
+        <w:t>[ΣΣ  ΕΚΤΟΣ ΩΡΑΡΙΟΥ: Δεν αποτελε</w:t>
+      </w:r>
+      <w:r>
+        <w:rPr>
+          <w:rFonts w:eastAsia="Calibri" w:cs="DejaVu Sans Condensed" w:ascii="DejaVu Sans Condensed" w:hAnsi="DejaVu Sans Condensed" w:eastAsiaTheme="minorHAnsi"/>
+          <w:i/>
+          <w:iCs/>
+          <w:color w:val="auto"/>
+          <w:kern w:val="0"/>
+          <w:sz w:val="16"/>
+          <w:szCs w:val="16"/>
+          <w:lang w:val="el-GR" w:eastAsia="en-US" w:bidi="ar-SA"/>
+        </w:rPr>
+        <w:t>ί χρόνο εργασίας ήτοι επεκτείνει το ωράριο εργασίας</w:t>
+      </w:r>
+      <w:r>
+        <w:rPr>
+          <w:rFonts w:cs="DejaVu Sans Condensed" w:ascii="DejaVu Sans Condensed" w:hAnsi="DejaVu Sans Condensed"/>
+          <w:i/>
+          <w:iCs/>
+          <w:sz w:val="16"/>
+          <w:szCs w:val="16"/>
+        </w:rPr>
+        <w:t>]</w:t>
       </w:r>
     </w:p>
     <w:p>
@@ -2597,7 +2858,27 @@
           <w:sz w:val="18"/>
           <w:szCs w:val="18"/>
         </w:rPr>
-        <w:t>2.6.2.</w:t>
+        <w:t>2.</w:t>
+      </w:r>
+      <w:r>
+        <w:rPr>
+          <w:rFonts w:cs="DejaVu Sans Condensed" w:ascii="DejaVu Sans Condensed" w:hAnsi="DejaVu Sans Condensed"/>
+          <w:b/>
+          <w:bCs/>
+          <w:sz w:val="18"/>
+          <w:szCs w:val="18"/>
+        </w:rPr>
+        <w:t>7</w:t>
+      </w:r>
+      <w:r>
+        <w:rPr>
+          <w:rFonts w:cs="DejaVu Sans Condensed" w:ascii="DejaVu Sans Condensed" w:hAnsi="DejaVu Sans Condensed"/>
+          <w:b/>
+          <w:bCs/>
+          <w:sz w:val="18"/>
+          <w:szCs w:val="18"/>
+        </w:rPr>
+        <w:t>.2.</w:t>
       </w:r>
       <w:r>
         <w:rPr>
@@ -2683,7 +2964,27 @@
           <w:sz w:val="18"/>
           <w:szCs w:val="18"/>
         </w:rPr>
-        <w:t>2.6.</w:t>
+        <w:t>2.</w:t>
+      </w:r>
+      <w:r>
+        <w:rPr>
+          <w:rFonts w:cs="DejaVu Sans Condensed" w:ascii="DejaVu Sans Condensed" w:hAnsi="DejaVu Sans Condensed"/>
+          <w:b/>
+          <w:bCs/>
+          <w:sz w:val="18"/>
+          <w:szCs w:val="18"/>
+        </w:rPr>
+        <w:t>8</w:t>
+      </w:r>
+      <w:r>
+        <w:rPr>
+          <w:rFonts w:cs="DejaVu Sans Condensed" w:ascii="DejaVu Sans Condensed" w:hAnsi="DejaVu Sans Condensed"/>
+          <w:b/>
+          <w:bCs/>
+          <w:sz w:val="18"/>
+          <w:szCs w:val="18"/>
+        </w:rPr>
+        <w:t>.</w:t>
       </w:r>
       <w:r>
         <w:rPr>
@@ -3317,19 +3618,7 @@
           <w:shd w:fill="FFFF00" w:val="clear"/>
           <w:lang w:val="el-GR" w:eastAsia="en-US" w:bidi="ar-SA"/>
         </w:rPr>
-        <w:t xml:space="preserve">ή </w:t>
-      </w:r>
-      <w:r>
-        <w:rPr>
-          <w:rFonts w:eastAsia="Calibri" w:cs="DejaVu Sans Condensed" w:ascii="DejaVu Sans Condensed" w:hAnsi="DejaVu Sans Condensed" w:eastAsiaTheme="minorHAnsi"/>
-          <w:color w:val="000000"/>
-          <w:kern w:val="0"/>
-          <w:sz w:val="18"/>
-          <w:szCs w:val="18"/>
-          <w:shd w:fill="FFFF00" w:val="clear"/>
-          <w:lang w:val="el-GR" w:eastAsia="en-US" w:bidi="ar-SA"/>
-        </w:rPr>
-        <w:t>συμφερόντων</w:t>
+        <w:t>ή συμφερόντων</w:t>
       </w:r>
       <w:r>
         <w:rPr>
@@ -4155,15 +4444,7 @@
           <w:sz w:val="18"/>
           <w:szCs w:val="18"/>
         </w:rPr>
-        <w:t xml:space="preserve">} και η οικογενειακή τ{_GENIKH_A} κατάσταση </w:t>
-      </w:r>
-      <w:r>
-        <w:rPr>
-          <w:rFonts w:cs="DejaVu Sans Condensed" w:ascii="DejaVu Sans Condensed" w:hAnsi="DejaVu Sans Condensed"/>
-          <w:sz w:val="18"/>
-          <w:szCs w:val="18"/>
-        </w:rPr>
-        <w:t>και εκπα</w:t>
+        <w:t>} και η οικογενειακή τ{_GENIKH_A} κατάσταση και εκπα</w:t>
       </w:r>
       <w:r>
         <w:rPr>
@@ -4719,15 +5000,7 @@
           <w:sz w:val="18"/>
           <w:szCs w:val="18"/>
         </w:rPr>
-        <w:t xml:space="preserve">} θα καταβάλλονται </w:t>
-      </w:r>
-      <w:r>
-        <w:rPr>
-          <w:rFonts w:cs="DejaVu Sans Condensed" w:ascii="DejaVu Sans Condensed" w:hAnsi="DejaVu Sans Condensed"/>
-          <w:sz w:val="18"/>
-          <w:szCs w:val="18"/>
-        </w:rPr>
-        <w:t>εντ</w:t>
+        <w:t>} θα καταβάλλονται εντ</w:t>
       </w:r>
       <w:r>
         <w:rPr>
@@ -4746,15 +5019,7 @@
           <w:sz w:val="18"/>
           <w:szCs w:val="18"/>
         </w:rPr>
-        <w:t xml:space="preserve"> </w:t>
-      </w:r>
-      <w:r>
-        <w:rPr>
-          <w:rFonts w:cs="DejaVu Sans Condensed" w:ascii="DejaVu Sans Condensed" w:hAnsi="DejaVu Sans Condensed"/>
-          <w:sz w:val="18"/>
-          <w:szCs w:val="18"/>
-        </w:rPr>
-        <w:t>απ</w:t>
+        <w:t xml:space="preserve"> απ</w:t>
       </w:r>
       <w:r>
         <w:rPr>
@@ -5562,17 +5827,7 @@
           <w:sz w:val="18"/>
           <w:szCs w:val="18"/>
         </w:rPr>
-        <w:t>i</w:t>
-      </w:r>
-      <w:r>
-        <w:rPr>
-          <w:rFonts w:cs="DejaVu Sans Condensed" w:ascii="DejaVu Sans Condensed" w:hAnsi="DejaVu Sans Condensed"/>
-          <w:b/>
-          <w:bCs/>
-          <w:sz w:val="18"/>
-          <w:szCs w:val="18"/>
-        </w:rPr>
-        <w:t>v</w:t>
+        <w:t>iv</w:t>
       </w:r>
       <w:r>
         <w:rPr>
@@ -7459,39 +7714,7 @@
           <w:sz w:val="18"/>
           <w:szCs w:val="18"/>
         </w:rPr>
-        <w:t xml:space="preserve">} καθορίζεται σύμφωνα με τα παραπάνω </w:t>
-      </w:r>
-      <w:r>
-        <w:rPr>
-          <w:rFonts w:cs="DejaVu Sans Condensed" w:ascii="DejaVu Sans Condensed" w:hAnsi="DejaVu Sans Condensed"/>
-          <w:sz w:val="18"/>
-          <w:szCs w:val="18"/>
-        </w:rPr>
-        <w:t>8</w:t>
-      </w:r>
-      <w:r>
-        <w:rPr>
-          <w:rFonts w:cs="DejaVu Sans Condensed" w:ascii="DejaVu Sans Condensed" w:hAnsi="DejaVu Sans Condensed"/>
-          <w:sz w:val="18"/>
-          <w:szCs w:val="18"/>
-        </w:rPr>
-        <w:t xml:space="preserve">.1. – </w:t>
-      </w:r>
-      <w:r>
-        <w:rPr>
-          <w:rFonts w:cs="DejaVu Sans Condensed" w:ascii="DejaVu Sans Condensed" w:hAnsi="DejaVu Sans Condensed"/>
-          <w:sz w:val="18"/>
-          <w:szCs w:val="18"/>
-        </w:rPr>
-        <w:t>8</w:t>
-      </w:r>
-      <w:r>
-        <w:rPr>
-          <w:rFonts w:cs="DejaVu Sans Condensed" w:ascii="DejaVu Sans Condensed" w:hAnsi="DejaVu Sans Condensed"/>
-          <w:sz w:val="18"/>
-          <w:szCs w:val="18"/>
-        </w:rPr>
-        <w:t>.4 ή η αυξημένη αποζημίωση βάσει ΣΣΕ, Κανονισμού Εργασίας, ατομικής σύμβασης εργασίας.</w:t>
+        <w:t>} καθορίζεται σύμφωνα με τα παραπάνω 8.1. – 8.4 ή η αυξημένη αποζημίωση βάσει ΣΣΕ, Κανονισμού Εργασίας, ατομικής σύμβασης εργασίας.</w:t>
       </w:r>
     </w:p>
     <w:p>
@@ -11344,27 +11567,7 @@
           <w:sz w:val="18"/>
           <w:szCs w:val="18"/>
         </w:rPr>
-        <w:t xml:space="preserve">} – </w:t>
-      </w:r>
-      <w:r>
-        <w:rPr>
-          <w:rFonts w:cs="DejaVu Sans Condensed" w:ascii="DejaVu Sans Condensed" w:hAnsi="DejaVu Sans Condensed"/>
-          <w:b/>
-          <w:bCs/>
-          <w:sz w:val="18"/>
-          <w:szCs w:val="18"/>
-        </w:rPr>
-        <w:t>ΨΗΦΙΑΚΗ ΚΑΡΤΑ ΕΡΓΑΣΙΑΣ</w:t>
-      </w:r>
-      <w:r>
-        <w:rPr>
-          <w:rFonts w:cs="DejaVu Sans Condensed" w:ascii="DejaVu Sans Condensed" w:hAnsi="DejaVu Sans Condensed"/>
-          <w:b/>
-          <w:bCs/>
-          <w:sz w:val="18"/>
-          <w:szCs w:val="18"/>
-        </w:rPr>
-        <w:t>:</w:t>
+        <w:t>} – ΨΗΦΙΑΚΗ ΚΑΡΤΑ ΕΡΓΑΣΙΑΣ:</w:t>
       </w:r>
     </w:p>
     <w:p>
@@ -13601,87 +13804,7 @@
           <w:sz w:val="18"/>
           <w:szCs w:val="18"/>
         </w:rPr>
-        <w:t>Η παρούσα σύμβαση, πληρούσα και τις προϋποθέσεις τ</w:t>
-      </w:r>
-      <w:r>
-        <w:rPr>
-          <w:rFonts w:cs="DejaVu Sans Condensed" w:ascii="DejaVu Sans Condensed" w:hAnsi="DejaVu Sans Condensed"/>
-          <w:sz w:val="18"/>
-          <w:szCs w:val="18"/>
-        </w:rPr>
-        <w:t>ων</w:t>
-      </w:r>
-      <w:r>
-        <w:rPr>
-          <w:rFonts w:cs="DejaVu Sans Condensed" w:ascii="DejaVu Sans Condensed" w:hAnsi="DejaVu Sans Condensed"/>
-          <w:sz w:val="18"/>
-          <w:szCs w:val="18"/>
-        </w:rPr>
-        <w:t xml:space="preserve"> άρθρ</w:t>
-      </w:r>
-      <w:r>
-        <w:rPr>
-          <w:rFonts w:cs="DejaVu Sans Condensed" w:ascii="DejaVu Sans Condensed" w:hAnsi="DejaVu Sans Condensed"/>
-          <w:sz w:val="18"/>
-          <w:szCs w:val="18"/>
-        </w:rPr>
-        <w:t>ων</w:t>
-      </w:r>
-      <w:r>
-        <w:rPr>
-          <w:rFonts w:cs="DejaVu Sans Condensed" w:ascii="DejaVu Sans Condensed" w:hAnsi="DejaVu Sans Condensed"/>
-          <w:sz w:val="18"/>
-          <w:szCs w:val="18"/>
-        </w:rPr>
-        <w:t xml:space="preserve"> </w:t>
-      </w:r>
-      <w:r>
-        <w:rPr>
-          <w:rFonts w:cs="DejaVu Sans Condensed" w:ascii="DejaVu Sans Condensed" w:hAnsi="DejaVu Sans Condensed"/>
-          <w:sz w:val="18"/>
-          <w:szCs w:val="18"/>
-        </w:rPr>
-        <w:t>69 -</w:t>
-      </w:r>
-      <w:r>
-        <w:rPr>
-          <w:rFonts w:cs="DejaVu Sans Condensed" w:ascii="DejaVu Sans Condensed" w:hAnsi="DejaVu Sans Condensed"/>
-          <w:sz w:val="18"/>
-          <w:szCs w:val="18"/>
-        </w:rPr>
-        <w:t>7</w:t>
-      </w:r>
-      <w:r>
-        <w:rPr>
-          <w:rFonts w:cs="DejaVu Sans Condensed" w:ascii="DejaVu Sans Condensed" w:hAnsi="DejaVu Sans Condensed"/>
-          <w:sz w:val="18"/>
-          <w:szCs w:val="18"/>
-        </w:rPr>
-        <w:t>4</w:t>
-      </w:r>
-      <w:r>
-        <w:rPr>
-          <w:rFonts w:cs="DejaVu Sans Condensed" w:ascii="DejaVu Sans Condensed" w:hAnsi="DejaVu Sans Condensed"/>
-          <w:sz w:val="18"/>
-          <w:szCs w:val="18"/>
-        </w:rPr>
-        <w:t xml:space="preserve"> του Π.Δ. 80/2022, συντάχθηκε εις διπλούν, διαβάσθηκε, βεβαιώθηκε και υπογράφηκε από τα συμβαλλόμενα μέρη λαμβάνοντας έκαστος των συμβαλλομένων μερών από </w:t>
-      </w:r>
-      <w:r>
-        <w:rPr>
-          <w:rFonts w:cs="DejaVu Sans Condensed" w:ascii="DejaVu Sans Condensed" w:hAnsi="DejaVu Sans Condensed"/>
-          <w:sz w:val="18"/>
-          <w:szCs w:val="18"/>
-        </w:rPr>
-        <w:t>1904</w:t>
-      </w:r>
-      <w:r>
-        <w:rPr>
-          <w:rFonts w:cs="DejaVu Sans Condensed" w:ascii="DejaVu Sans Condensed" w:hAnsi="DejaVu Sans Condensed"/>
-          <w:sz w:val="18"/>
-          <w:szCs w:val="18"/>
-        </w:rPr>
-        <w:t>ένα (1) όμοιο αντίτυπο.</w:t>
+        <w:t>Η παρούσα σύμβαση, πληρούσα και τις προϋποθέσεις των άρθρων 69 -74 του Π.Δ. 80/2022, συντάχθηκε εις διπλούν, διαβάσθηκε, βεβαιώθηκε και υπογράφηκε από τα συμβαλλόμενα μέρη λαμβάνοντας έκαστος των συμβαλλομένων μερών από 1904ένα (1) όμοιο αντίτυπο.</w:t>
       </w:r>
     </w:p>
     <w:p>
@@ -14266,8 +14389,8 @@
       <w:tblLook w:val="04a0" w:noHBand="0" w:noVBand="1" w:firstColumn="1" w:lastRow="0" w:lastColumn="0" w:firstRow="1"/>
     </w:tblPr>
     <w:tblGrid>
-      <w:gridCol w:w="9021"/>
-      <w:gridCol w:w="1268"/>
+      <w:gridCol w:w="9022"/>
+      <w:gridCol w:w="1267"/>
     </w:tblGrid>
     <w:tr>
       <w:trPr>
@@ -14275,7 +14398,7 @@
       </w:trPr>
       <w:tc>
         <w:tcPr>
-          <w:tcW w:w="9021" w:type="dxa"/>
+          <w:tcW w:w="9022" w:type="dxa"/>
           <w:tcBorders>
             <w:top w:val="single" w:sz="4" w:space="0" w:color="B2B2B2"/>
             <w:left w:val="nil"/>
@@ -14312,7 +14435,7 @@
       </w:tc>
       <w:tc>
         <w:tcPr>
-          <w:tcW w:w="1268" w:type="dxa"/>
+          <w:tcW w:w="1267" w:type="dxa"/>
           <w:tcBorders>
             <w:top w:val="single" w:sz="4" w:space="0" w:color="B2B2B2"/>
             <w:left w:val="nil"/>
@@ -14350,7 +14473,7 @@
       </w:trPr>
       <w:tc>
         <w:tcPr>
-          <w:tcW w:w="9021" w:type="dxa"/>
+          <w:tcW w:w="9022" w:type="dxa"/>
           <w:tcBorders>
             <w:top w:val="nil"/>
             <w:left w:val="nil"/>
@@ -14483,7 +14606,7 @@
       </w:tc>
       <w:tc>
         <w:tcPr>
-          <w:tcW w:w="1268" w:type="dxa"/>
+          <w:tcW w:w="1267" w:type="dxa"/>
           <w:tcBorders>
             <w:top w:val="nil"/>
             <w:left w:val="nil"/>
@@ -14569,7 +14692,7 @@
               <w:color w:val="808080"/>
               <w:lang w:val="el-GR" w:eastAsia="en-US" w:bidi="ar-SA"/>
             </w:rPr>
-            <w:t>7</w:t>
+            <w:t>8</w:t>
           </w:r>
           <w:r>
             <w:rPr>
@@ -14697,8 +14820,8 @@
       <w:tblLook w:val="04a0" w:noHBand="0" w:noVBand="1" w:firstColumn="1" w:lastRow="0" w:lastColumn="0" w:firstRow="1"/>
     </w:tblPr>
     <w:tblGrid>
-      <w:gridCol w:w="9021"/>
-      <w:gridCol w:w="1268"/>
+      <w:gridCol w:w="9022"/>
+      <w:gridCol w:w="1267"/>
     </w:tblGrid>
     <w:tr>
       <w:trPr>
@@ -14706,7 +14829,7 @@
       </w:trPr>
       <w:tc>
         <w:tcPr>
-          <w:tcW w:w="9021" w:type="dxa"/>
+          <w:tcW w:w="9022" w:type="dxa"/>
           <w:tcBorders>
             <w:top w:val="single" w:sz="4" w:space="0" w:color="B2B2B2"/>
             <w:left w:val="nil"/>
@@ -14743,7 +14866,7 @@
       </w:tc>
       <w:tc>
         <w:tcPr>
-          <w:tcW w:w="1268" w:type="dxa"/>
+          <w:tcW w:w="1267" w:type="dxa"/>
           <w:tcBorders>
             <w:top w:val="single" w:sz="4" w:space="0" w:color="B2B2B2"/>
             <w:left w:val="nil"/>
@@ -14781,7 +14904,7 @@
       </w:trPr>
       <w:tc>
         <w:tcPr>
-          <w:tcW w:w="9021" w:type="dxa"/>
+          <w:tcW w:w="9022" w:type="dxa"/>
           <w:tcBorders>
             <w:top w:val="nil"/>
             <w:left w:val="nil"/>
@@ -14914,7 +15037,7 @@
       </w:tc>
       <w:tc>
         <w:tcPr>
-          <w:tcW w:w="1268" w:type="dxa"/>
+          <w:tcW w:w="1267" w:type="dxa"/>
           <w:tcBorders>
             <w:top w:val="nil"/>
             <w:left w:val="nil"/>
@@ -15000,7 +15123,7 @@
               <w:color w:val="808080"/>
               <w:lang w:val="el-GR" w:eastAsia="en-US" w:bidi="ar-SA"/>
             </w:rPr>
-            <w:t>7</w:t>
+            <w:t>8</w:t>
           </w:r>
           <w:r>
             <w:rPr>

--- a/public/templates/ΑΡΧΙΚΗ ΣΥΜΒΑΣΗ ΕΡΓΑΖΟΜΕΝΩΝ.docx
+++ b/public/templates/ΑΡΧΙΚΗ ΣΥΜΒΑΣΗ ΕΡΓΑΖΟΜΕΝΩΝ.docx
@@ -271,11 +271,23 @@
           <w:sz w:val="18"/>
           <w:szCs w:val="18"/>
         </w:rPr>
-        <w:t>», που εδρεύει στο Δ.Δ. {_</w:t>
-      </w:r>
-      <w:r>
-        <w:rPr>
-          <w:rFonts w:cs="DejaVu Sans Condensed" w:ascii="DejaVu Sans Condensed" w:hAnsi="DejaVu Sans Condensed"/>
+        <w:t xml:space="preserve">», που εδρεύει στο Δ.Δ. </w:t>
+      </w:r>
+      <w:r>
+        <w:rPr>
+          <w:rFonts w:cs="DejaVu Sans Condensed" w:ascii="DejaVu Sans Condensed" w:hAnsi="DejaVu Sans Condensed"/>
+          <w:b/>
+          <w:bCs/>
+          <w:sz w:val="18"/>
+          <w:szCs w:val="18"/>
+        </w:rPr>
+        <w:t>{_</w:t>
+      </w:r>
+      <w:r>
+        <w:rPr>
+          <w:rFonts w:cs="DejaVu Sans Condensed" w:ascii="DejaVu Sans Condensed" w:hAnsi="DejaVu Sans Condensed"/>
+          <w:b/>
+          <w:bCs/>
           <w:sz w:val="18"/>
           <w:szCs w:val="18"/>
           <w:lang w:val="en-US"/>
@@ -285,15 +297,27 @@
       <w:r>
         <w:rPr>
           <w:rFonts w:cs="DejaVu Sans Condensed" w:ascii="DejaVu Sans Condensed" w:hAnsi="DejaVu Sans Condensed"/>
-          <w:sz w:val="18"/>
-          <w:szCs w:val="18"/>
-        </w:rPr>
-        <w:t xml:space="preserve">}, (οδός </w:t>
+          <w:b/>
+          <w:bCs/>
+          <w:sz w:val="18"/>
+          <w:szCs w:val="18"/>
+        </w:rPr>
+        <w:t>}</w:t>
+      </w:r>
+      <w:r>
+        <w:rPr>
+          <w:rFonts w:cs="DejaVu Sans Condensed" w:ascii="DejaVu Sans Condensed" w:hAnsi="DejaVu Sans Condensed"/>
+          <w:sz w:val="18"/>
+          <w:szCs w:val="18"/>
+        </w:rPr>
+        <w:t xml:space="preserve">, (οδός </w:t>
       </w:r>
       <w:bookmarkEnd w:id="0"/>
       <w:r>
         <w:rPr>
           <w:rFonts w:cs="DejaVu Sans Condensed" w:ascii="DejaVu Sans Condensed" w:hAnsi="DejaVu Sans Condensed"/>
+          <w:b/>
+          <w:bCs/>
           <w:sz w:val="18"/>
           <w:szCs w:val="18"/>
         </w:rPr>
@@ -302,6 +326,8 @@
       <w:r>
         <w:rPr>
           <w:rFonts w:cs="DejaVu Sans Condensed" w:ascii="DejaVu Sans Condensed" w:hAnsi="DejaVu Sans Condensed"/>
+          <w:b/>
+          <w:bCs/>
           <w:sz w:val="18"/>
           <w:szCs w:val="18"/>
           <w:lang w:val="en-US"/>
@@ -311,14 +337,36 @@
       <w:r>
         <w:rPr>
           <w:rFonts w:cs="DejaVu Sans Condensed" w:ascii="DejaVu Sans Condensed" w:hAnsi="DejaVu Sans Condensed"/>
-          <w:sz w:val="18"/>
-          <w:szCs w:val="18"/>
-        </w:rPr>
-        <w:t>}, αρ. {_</w:t>
-      </w:r>
-      <w:r>
-        <w:rPr>
-          <w:rFonts w:cs="DejaVu Sans Condensed" w:ascii="DejaVu Sans Condensed" w:hAnsi="DejaVu Sans Condensed"/>
+          <w:b/>
+          <w:bCs/>
+          <w:sz w:val="18"/>
+          <w:szCs w:val="18"/>
+        </w:rPr>
+        <w:t>}</w:t>
+      </w:r>
+      <w:r>
+        <w:rPr>
+          <w:rFonts w:cs="DejaVu Sans Condensed" w:ascii="DejaVu Sans Condensed" w:hAnsi="DejaVu Sans Condensed"/>
+          <w:sz w:val="18"/>
+          <w:szCs w:val="18"/>
+        </w:rPr>
+        <w:t xml:space="preserve">, αρ. </w:t>
+      </w:r>
+      <w:r>
+        <w:rPr>
+          <w:rFonts w:cs="DejaVu Sans Condensed" w:ascii="DejaVu Sans Condensed" w:hAnsi="DejaVu Sans Condensed"/>
+          <w:b/>
+          <w:bCs/>
+          <w:sz w:val="18"/>
+          <w:szCs w:val="18"/>
+        </w:rPr>
+        <w:t>{_</w:t>
+      </w:r>
+      <w:r>
+        <w:rPr>
+          <w:rFonts w:cs="DejaVu Sans Condensed" w:ascii="DejaVu Sans Condensed" w:hAnsi="DejaVu Sans Condensed"/>
+          <w:b/>
+          <w:bCs/>
           <w:sz w:val="18"/>
           <w:szCs w:val="18"/>
           <w:lang w:val="en-US"/>
@@ -328,14 +376,381 @@
       <w:r>
         <w:rPr>
           <w:rFonts w:cs="DejaVu Sans Condensed" w:ascii="DejaVu Sans Condensed" w:hAnsi="DejaVu Sans Condensed"/>
-          <w:sz w:val="18"/>
-          <w:szCs w:val="18"/>
-        </w:rPr>
-        <w:t>}), με ΑΦΜ {_</w:t>
-      </w:r>
-      <w:r>
-        <w:rPr>
-          <w:rFonts w:cs="DejaVu Sans Condensed" w:ascii="DejaVu Sans Condensed" w:hAnsi="DejaVu Sans Condensed"/>
+          <w:b/>
+          <w:bCs/>
+          <w:sz w:val="18"/>
+          <w:szCs w:val="18"/>
+        </w:rPr>
+        <w:t>}</w:t>
+      </w:r>
+      <w:r>
+        <w:rPr>
+          <w:rFonts w:cs="DejaVu Sans Condensed" w:ascii="DejaVu Sans Condensed" w:hAnsi="DejaVu Sans Condensed"/>
+          <w:sz w:val="18"/>
+          <w:szCs w:val="18"/>
+        </w:rPr>
+        <w:t xml:space="preserve">), με ΑΦΜ </w:t>
+      </w:r>
+      <w:r>
+        <w:rPr>
+          <w:rFonts w:cs="DejaVu Sans Condensed" w:ascii="DejaVu Sans Condensed" w:hAnsi="DejaVu Sans Condensed"/>
+          <w:b/>
+          <w:bCs/>
+          <w:sz w:val="18"/>
+          <w:szCs w:val="18"/>
+        </w:rPr>
+        <w:t>{_</w:t>
+      </w:r>
+      <w:r>
+        <w:rPr>
+          <w:rFonts w:cs="DejaVu Sans Condensed" w:ascii="DejaVu Sans Condensed" w:hAnsi="DejaVu Sans Condensed"/>
+          <w:b/>
+          <w:bCs/>
+          <w:sz w:val="18"/>
+          <w:szCs w:val="18"/>
+          <w:lang w:val="en-US"/>
+        </w:rPr>
+        <w:t>AFM_ETAIREIAS</w:t>
+      </w:r>
+      <w:r>
+        <w:rPr>
+          <w:rFonts w:cs="DejaVu Sans Condensed" w:ascii="DejaVu Sans Condensed" w:hAnsi="DejaVu Sans Condensed"/>
+          <w:b/>
+          <w:bCs/>
+          <w:sz w:val="18"/>
+          <w:szCs w:val="18"/>
+        </w:rPr>
+        <w:t>}</w:t>
+      </w:r>
+      <w:r>
+        <w:rPr>
+          <w:rFonts w:cs="DejaVu Sans Condensed" w:ascii="DejaVu Sans Condensed" w:hAnsi="DejaVu Sans Condensed"/>
+          <w:sz w:val="18"/>
+          <w:szCs w:val="18"/>
+        </w:rPr>
+        <w:t xml:space="preserve"> (ΔΟΥ </w:t>
+      </w:r>
+      <w:r>
+        <w:rPr>
+          <w:rFonts w:cs="DejaVu Sans Condensed" w:ascii="DejaVu Sans Condensed" w:hAnsi="DejaVu Sans Condensed"/>
+          <w:b/>
+          <w:bCs/>
+          <w:sz w:val="18"/>
+          <w:szCs w:val="18"/>
+        </w:rPr>
+        <w:t>{_</w:t>
+      </w:r>
+      <w:r>
+        <w:rPr>
+          <w:rFonts w:cs="DejaVu Sans Condensed" w:ascii="DejaVu Sans Condensed" w:hAnsi="DejaVu Sans Condensed"/>
+          <w:b/>
+          <w:bCs/>
+          <w:sz w:val="18"/>
+          <w:szCs w:val="18"/>
+          <w:lang w:val="en-US"/>
+        </w:rPr>
+        <w:t>DOY_ETAIREIAS</w:t>
+      </w:r>
+      <w:r>
+        <w:rPr>
+          <w:rFonts w:cs="DejaVu Sans Condensed" w:ascii="DejaVu Sans Condensed" w:hAnsi="DejaVu Sans Condensed"/>
+          <w:b/>
+          <w:bCs/>
+          <w:sz w:val="18"/>
+          <w:szCs w:val="18"/>
+        </w:rPr>
+        <w:t>}</w:t>
+      </w:r>
+      <w:r>
+        <w:rPr>
+          <w:rFonts w:cs="DejaVu Sans Condensed" w:ascii="DejaVu Sans Condensed" w:hAnsi="DejaVu Sans Condensed"/>
+          <w:sz w:val="18"/>
+          <w:szCs w:val="18"/>
+        </w:rPr>
+        <w:t xml:space="preserve">), η οποία εκπροσωπείται νομίμως από τον/την </w:t>
+      </w:r>
+      <w:r>
+        <w:rPr>
+          <w:rFonts w:cs="DejaVu Sans Condensed" w:ascii="DejaVu Sans Condensed" w:hAnsi="DejaVu Sans Condensed"/>
+          <w:b/>
+          <w:bCs/>
+          <w:sz w:val="18"/>
+          <w:szCs w:val="18"/>
+        </w:rPr>
+        <w:t>{_</w:t>
+      </w:r>
+      <w:r>
+        <w:rPr>
+          <w:rFonts w:cs="DejaVu Sans Condensed" w:ascii="DejaVu Sans Condensed" w:hAnsi="DejaVu Sans Condensed"/>
+          <w:b/>
+          <w:bCs/>
+          <w:sz w:val="18"/>
+          <w:szCs w:val="18"/>
+          <w:lang w:val="en-US"/>
+        </w:rPr>
+        <w:t>EPONYMO</w:t>
+      </w:r>
+      <w:r>
+        <w:rPr>
+          <w:rFonts w:cs="DejaVu Sans Condensed" w:ascii="DejaVu Sans Condensed" w:hAnsi="DejaVu Sans Condensed"/>
+          <w:b/>
+          <w:bCs/>
+          <w:sz w:val="18"/>
+          <w:szCs w:val="18"/>
+        </w:rPr>
+        <w:t>_</w:t>
+      </w:r>
+      <w:r>
+        <w:rPr>
+          <w:rFonts w:cs="DejaVu Sans Condensed" w:ascii="DejaVu Sans Condensed" w:hAnsi="DejaVu Sans Condensed"/>
+          <w:b/>
+          <w:bCs/>
+          <w:sz w:val="18"/>
+          <w:szCs w:val="18"/>
+          <w:lang w:val="en-US"/>
+        </w:rPr>
+        <w:t>EKPROSOPOY</w:t>
+      </w:r>
+      <w:r>
+        <w:rPr>
+          <w:rFonts w:cs="DejaVu Sans Condensed" w:ascii="DejaVu Sans Condensed" w:hAnsi="DejaVu Sans Condensed"/>
+          <w:b/>
+          <w:bCs/>
+          <w:sz w:val="18"/>
+          <w:szCs w:val="18"/>
+        </w:rPr>
+        <w:t>}</w:t>
+      </w:r>
+      <w:r>
+        <w:rPr>
+          <w:rFonts w:cs="DejaVu Sans Condensed" w:ascii="DejaVu Sans Condensed" w:hAnsi="DejaVu Sans Condensed"/>
+          <w:sz w:val="18"/>
+          <w:szCs w:val="18"/>
+        </w:rPr>
+        <w:t xml:space="preserve"> </w:t>
+      </w:r>
+      <w:r>
+        <w:rPr>
+          <w:rFonts w:cs="DejaVu Sans Condensed" w:ascii="DejaVu Sans Condensed" w:hAnsi="DejaVu Sans Condensed"/>
+          <w:b/>
+          <w:bCs/>
+          <w:sz w:val="18"/>
+          <w:szCs w:val="18"/>
+        </w:rPr>
+        <w:t>{_</w:t>
+      </w:r>
+      <w:r>
+        <w:rPr>
+          <w:rFonts w:cs="DejaVu Sans Condensed" w:ascii="DejaVu Sans Condensed" w:hAnsi="DejaVu Sans Condensed"/>
+          <w:b/>
+          <w:bCs/>
+          <w:sz w:val="18"/>
+          <w:szCs w:val="18"/>
+          <w:lang w:val="en-US"/>
+        </w:rPr>
+        <w:t>ONOMA</w:t>
+      </w:r>
+      <w:r>
+        <w:rPr>
+          <w:rFonts w:cs="DejaVu Sans Condensed" w:ascii="DejaVu Sans Condensed" w:hAnsi="DejaVu Sans Condensed"/>
+          <w:b/>
+          <w:bCs/>
+          <w:sz w:val="18"/>
+          <w:szCs w:val="18"/>
+        </w:rPr>
+        <w:t>_</w:t>
+      </w:r>
+      <w:r>
+        <w:rPr>
+          <w:rFonts w:cs="DejaVu Sans Condensed" w:ascii="DejaVu Sans Condensed" w:hAnsi="DejaVu Sans Condensed"/>
+          <w:b/>
+          <w:bCs/>
+          <w:sz w:val="18"/>
+          <w:szCs w:val="18"/>
+          <w:lang w:val="en-US"/>
+        </w:rPr>
+        <w:t>EKPROSOPOY</w:t>
+      </w:r>
+      <w:r>
+        <w:rPr>
+          <w:rFonts w:cs="DejaVu Sans Condensed" w:ascii="DejaVu Sans Condensed" w:hAnsi="DejaVu Sans Condensed"/>
+          <w:b/>
+          <w:bCs/>
+          <w:sz w:val="18"/>
+          <w:szCs w:val="18"/>
+        </w:rPr>
+        <w:t>}</w:t>
+      </w:r>
+      <w:r>
+        <w:rPr>
+          <w:rFonts w:cs="DejaVu Sans Condensed" w:ascii="DejaVu Sans Condensed" w:hAnsi="DejaVu Sans Condensed"/>
+          <w:sz w:val="18"/>
+          <w:szCs w:val="18"/>
+        </w:rPr>
+        <w:t xml:space="preserve"> του </w:t>
+      </w:r>
+      <w:r>
+        <w:rPr>
+          <w:rFonts w:cs="DejaVu Sans Condensed" w:ascii="DejaVu Sans Condensed" w:hAnsi="DejaVu Sans Condensed"/>
+          <w:b/>
+          <w:bCs/>
+          <w:sz w:val="18"/>
+          <w:szCs w:val="18"/>
+        </w:rPr>
+        <w:t>{_PATRONYMO_EKPROSOPOY}</w:t>
+      </w:r>
+      <w:r>
+        <w:rPr>
+          <w:rFonts w:cs="DejaVu Sans Condensed" w:ascii="DejaVu Sans Condensed" w:hAnsi="DejaVu Sans Condensed"/>
+          <w:sz w:val="18"/>
+          <w:szCs w:val="18"/>
+        </w:rPr>
+        <w:t xml:space="preserve">, κάτοχο του </w:t>
+      </w:r>
+      <w:r>
+        <w:rPr>
+          <w:rFonts w:cs="DejaVu Sans Condensed" w:ascii="DejaVu Sans Condensed" w:hAnsi="DejaVu Sans Condensed"/>
+          <w:b/>
+          <w:bCs/>
+          <w:sz w:val="18"/>
+          <w:szCs w:val="18"/>
+        </w:rPr>
+        <w:t>{_</w:t>
+      </w:r>
+      <w:r>
+        <w:rPr>
+          <w:rFonts w:cs="DejaVu Sans Condensed" w:ascii="DejaVu Sans Condensed" w:hAnsi="DejaVu Sans Condensed"/>
+          <w:b/>
+          <w:bCs/>
+          <w:sz w:val="18"/>
+          <w:szCs w:val="18"/>
+          <w:lang w:val="en-US"/>
+        </w:rPr>
+        <w:t>DT</w:t>
+      </w:r>
+      <w:r>
+        <w:rPr>
+          <w:rFonts w:cs="DejaVu Sans Condensed" w:ascii="DejaVu Sans Condensed" w:hAnsi="DejaVu Sans Condensed"/>
+          <w:b/>
+          <w:bCs/>
+          <w:sz w:val="18"/>
+          <w:szCs w:val="18"/>
+        </w:rPr>
+        <w:t>_</w:t>
+      </w:r>
+      <w:r>
+        <w:rPr>
+          <w:rFonts w:cs="DejaVu Sans Condensed" w:ascii="DejaVu Sans Condensed" w:hAnsi="DejaVu Sans Condensed"/>
+          <w:b/>
+          <w:bCs/>
+          <w:sz w:val="18"/>
+          <w:szCs w:val="18"/>
+          <w:lang w:val="en-US"/>
+        </w:rPr>
+        <w:t>EKPROSOPOY</w:t>
+      </w:r>
+      <w:r>
+        <w:rPr>
+          <w:rFonts w:cs="DejaVu Sans Condensed" w:ascii="DejaVu Sans Condensed" w:hAnsi="DejaVu Sans Condensed"/>
+          <w:b/>
+          <w:bCs/>
+          <w:sz w:val="18"/>
+          <w:szCs w:val="18"/>
+        </w:rPr>
+        <w:t>}</w:t>
+      </w:r>
+      <w:r>
+        <w:rPr>
+          <w:rFonts w:cs="DejaVu Sans Condensed" w:ascii="DejaVu Sans Condensed" w:hAnsi="DejaVu Sans Condensed"/>
+          <w:sz w:val="18"/>
+          <w:szCs w:val="18"/>
+        </w:rPr>
+        <w:t xml:space="preserve"> με αριθμό </w:t>
+      </w:r>
+      <w:r>
+        <w:rPr>
+          <w:rFonts w:cs="DejaVu Sans Condensed" w:ascii="DejaVu Sans Condensed" w:hAnsi="DejaVu Sans Condensed"/>
+          <w:b/>
+          <w:bCs/>
+          <w:sz w:val="18"/>
+          <w:szCs w:val="18"/>
+        </w:rPr>
+        <w:t>{_</w:t>
+      </w:r>
+      <w:r>
+        <w:rPr>
+          <w:rFonts w:cs="DejaVu Sans Condensed" w:ascii="DejaVu Sans Condensed" w:hAnsi="DejaVu Sans Condensed"/>
+          <w:b/>
+          <w:bCs/>
+          <w:sz w:val="18"/>
+          <w:szCs w:val="18"/>
+          <w:lang w:val="en-US"/>
+        </w:rPr>
+        <w:t>ADT</w:t>
+      </w:r>
+      <w:r>
+        <w:rPr>
+          <w:rFonts w:cs="DejaVu Sans Condensed" w:ascii="DejaVu Sans Condensed" w:hAnsi="DejaVu Sans Condensed"/>
+          <w:b/>
+          <w:bCs/>
+          <w:sz w:val="18"/>
+          <w:szCs w:val="18"/>
+        </w:rPr>
+        <w:t>_</w:t>
+      </w:r>
+      <w:r>
+        <w:rPr>
+          <w:rFonts w:cs="DejaVu Sans Condensed" w:ascii="DejaVu Sans Condensed" w:hAnsi="DejaVu Sans Condensed"/>
+          <w:b/>
+          <w:bCs/>
+          <w:sz w:val="18"/>
+          <w:szCs w:val="18"/>
+          <w:lang w:val="en-US"/>
+        </w:rPr>
+        <w:t>EKPROSOPOY</w:t>
+      </w:r>
+      <w:r>
+        <w:rPr>
+          <w:rFonts w:cs="DejaVu Sans Condensed" w:ascii="DejaVu Sans Condensed" w:hAnsi="DejaVu Sans Condensed"/>
+          <w:b/>
+          <w:bCs/>
+          <w:sz w:val="18"/>
+          <w:szCs w:val="18"/>
+        </w:rPr>
+        <w:t>}</w:t>
+      </w:r>
+      <w:r>
+        <w:rPr>
+          <w:rFonts w:cs="DejaVu Sans Condensed" w:ascii="DejaVu Sans Condensed" w:hAnsi="DejaVu Sans Condensed"/>
+          <w:sz w:val="18"/>
+          <w:szCs w:val="18"/>
+        </w:rPr>
+        <w:t xml:space="preserve">,  </w:t>
+      </w:r>
+      <w:bookmarkStart w:id="1" w:name="_Hlk161056572"/>
+      <w:r>
+        <w:rPr>
+          <w:rFonts w:cs="DejaVu Sans Condensed" w:ascii="DejaVu Sans Condensed" w:hAnsi="DejaVu Sans Condensed"/>
+          <w:sz w:val="18"/>
+          <w:szCs w:val="18"/>
+        </w:rPr>
+        <w:t xml:space="preserve">ΑΦΜ </w:t>
+      </w:r>
+      <w:r>
+        <w:rPr>
+          <w:rFonts w:cs="DejaVu Sans Condensed" w:ascii="DejaVu Sans Condensed" w:hAnsi="DejaVu Sans Condensed"/>
+          <w:b/>
+          <w:bCs/>
+          <w:sz w:val="18"/>
+          <w:szCs w:val="18"/>
+        </w:rPr>
+        <w:t>{_</w:t>
+      </w:r>
+      <w:r>
+        <w:rPr>
+          <w:rFonts w:cs="DejaVu Sans Condensed" w:ascii="DejaVu Sans Condensed" w:hAnsi="DejaVu Sans Condensed"/>
+          <w:b/>
+          <w:bCs/>
           <w:sz w:val="18"/>
           <w:szCs w:val="18"/>
           <w:lang w:val="en-US"/>
@@ -345,48 +760,18 @@
       <w:r>
         <w:rPr>
           <w:rFonts w:cs="DejaVu Sans Condensed" w:ascii="DejaVu Sans Condensed" w:hAnsi="DejaVu Sans Condensed"/>
-          <w:sz w:val="18"/>
-          <w:szCs w:val="18"/>
-        </w:rPr>
-        <w:t>} (ΔΟΥ {_</w:t>
-      </w:r>
-      <w:r>
-        <w:rPr>
-          <w:rFonts w:cs="DejaVu Sans Condensed" w:ascii="DejaVu Sans Condensed" w:hAnsi="DejaVu Sans Condensed"/>
-          <w:sz w:val="18"/>
-          <w:szCs w:val="18"/>
-          <w:lang w:val="en-US"/>
-        </w:rPr>
-        <w:t>DOY</w:t>
-      </w:r>
-      <w:r>
-        <w:rPr>
-          <w:rFonts w:cs="DejaVu Sans Condensed" w:ascii="DejaVu Sans Condensed" w:hAnsi="DejaVu Sans Condensed"/>
-          <w:sz w:val="18"/>
-          <w:szCs w:val="18"/>
-        </w:rPr>
-        <w:t>}), η οποία εκπροσωπείται νομίμως από τον/την {_</w:t>
-      </w:r>
-      <w:r>
-        <w:rPr>
-          <w:rFonts w:cs="DejaVu Sans Condensed" w:ascii="DejaVu Sans Condensed" w:hAnsi="DejaVu Sans Condensed"/>
-          <w:sz w:val="18"/>
-          <w:szCs w:val="18"/>
-          <w:lang w:val="en-US"/>
-        </w:rPr>
-        <w:t>EPONYMO</w:t>
-      </w:r>
-      <w:r>
-        <w:rPr>
-          <w:rFonts w:cs="DejaVu Sans Condensed" w:ascii="DejaVu Sans Condensed" w:hAnsi="DejaVu Sans Condensed"/>
-          <w:sz w:val="18"/>
-          <w:szCs w:val="18"/>
-        </w:rPr>
-        <w:t>_</w:t>
-      </w:r>
-      <w:r>
-        <w:rPr>
-          <w:rFonts w:cs="DejaVu Sans Condensed" w:ascii="DejaVu Sans Condensed" w:hAnsi="DejaVu Sans Condensed"/>
+          <w:b/>
+          <w:bCs/>
+          <w:sz w:val="18"/>
+          <w:szCs w:val="18"/>
+        </w:rPr>
+        <w:t>_</w:t>
+      </w:r>
+      <w:r>
+        <w:rPr>
+          <w:rFonts w:cs="DejaVu Sans Condensed" w:ascii="DejaVu Sans Condensed" w:hAnsi="DejaVu Sans Condensed"/>
+          <w:b/>
+          <w:bCs/>
           <w:sz w:val="18"/>
           <w:szCs w:val="18"/>
           <w:lang w:val="en-US"/>
@@ -396,155 +781,20 @@
       <w:r>
         <w:rPr>
           <w:rFonts w:cs="DejaVu Sans Condensed" w:ascii="DejaVu Sans Condensed" w:hAnsi="DejaVu Sans Condensed"/>
-          <w:sz w:val="18"/>
-          <w:szCs w:val="18"/>
-        </w:rPr>
-        <w:t>} {_</w:t>
-      </w:r>
-      <w:r>
-        <w:rPr>
-          <w:rFonts w:cs="DejaVu Sans Condensed" w:ascii="DejaVu Sans Condensed" w:hAnsi="DejaVu Sans Condensed"/>
-          <w:sz w:val="18"/>
-          <w:szCs w:val="18"/>
-          <w:lang w:val="en-US"/>
-        </w:rPr>
-        <w:t>ONOMA</w:t>
-      </w:r>
-      <w:r>
-        <w:rPr>
-          <w:rFonts w:cs="DejaVu Sans Condensed" w:ascii="DejaVu Sans Condensed" w:hAnsi="DejaVu Sans Condensed"/>
-          <w:sz w:val="18"/>
-          <w:szCs w:val="18"/>
-        </w:rPr>
-        <w:t>_</w:t>
-      </w:r>
-      <w:r>
-        <w:rPr>
-          <w:rFonts w:cs="DejaVu Sans Condensed" w:ascii="DejaVu Sans Condensed" w:hAnsi="DejaVu Sans Condensed"/>
-          <w:sz w:val="18"/>
-          <w:szCs w:val="18"/>
-          <w:lang w:val="en-US"/>
-        </w:rPr>
-        <w:t>EKPROSOPOY</w:t>
-      </w:r>
-      <w:r>
-        <w:rPr>
-          <w:rFonts w:cs="DejaVu Sans Condensed" w:ascii="DejaVu Sans Condensed" w:hAnsi="DejaVu Sans Condensed"/>
-          <w:sz w:val="18"/>
-          <w:szCs w:val="18"/>
-        </w:rPr>
-        <w:t>}, κάτοχο του {_</w:t>
-      </w:r>
-      <w:r>
-        <w:rPr>
-          <w:rFonts w:cs="DejaVu Sans Condensed" w:ascii="DejaVu Sans Condensed" w:hAnsi="DejaVu Sans Condensed"/>
-          <w:sz w:val="18"/>
-          <w:szCs w:val="18"/>
-          <w:lang w:val="en-US"/>
-        </w:rPr>
-        <w:t>DT</w:t>
-      </w:r>
-      <w:r>
-        <w:rPr>
-          <w:rFonts w:cs="DejaVu Sans Condensed" w:ascii="DejaVu Sans Condensed" w:hAnsi="DejaVu Sans Condensed"/>
-          <w:sz w:val="18"/>
-          <w:szCs w:val="18"/>
-        </w:rPr>
-        <w:t>_</w:t>
-      </w:r>
-      <w:r>
-        <w:rPr>
-          <w:rFonts w:cs="DejaVu Sans Condensed" w:ascii="DejaVu Sans Condensed" w:hAnsi="DejaVu Sans Condensed"/>
-          <w:sz w:val="18"/>
-          <w:szCs w:val="18"/>
-          <w:lang w:val="en-US"/>
-        </w:rPr>
-        <w:t>EKPROSOPOY</w:t>
-      </w:r>
-      <w:r>
-        <w:rPr>
-          <w:rFonts w:cs="DejaVu Sans Condensed" w:ascii="DejaVu Sans Condensed" w:hAnsi="DejaVu Sans Condensed"/>
-          <w:sz w:val="18"/>
-          <w:szCs w:val="18"/>
-        </w:rPr>
-        <w:t>} με αριθμό {_</w:t>
-      </w:r>
-      <w:r>
-        <w:rPr>
-          <w:rFonts w:cs="DejaVu Sans Condensed" w:ascii="DejaVu Sans Condensed" w:hAnsi="DejaVu Sans Condensed"/>
-          <w:sz w:val="18"/>
-          <w:szCs w:val="18"/>
-          <w:lang w:val="en-US"/>
-        </w:rPr>
-        <w:t>ADT</w:t>
-      </w:r>
-      <w:r>
-        <w:rPr>
-          <w:rFonts w:cs="DejaVu Sans Condensed" w:ascii="DejaVu Sans Condensed" w:hAnsi="DejaVu Sans Condensed"/>
-          <w:sz w:val="18"/>
-          <w:szCs w:val="18"/>
-        </w:rPr>
-        <w:t>_</w:t>
-      </w:r>
-      <w:r>
-        <w:rPr>
-          <w:rFonts w:cs="DejaVu Sans Condensed" w:ascii="DejaVu Sans Condensed" w:hAnsi="DejaVu Sans Condensed"/>
-          <w:sz w:val="18"/>
-          <w:szCs w:val="18"/>
-          <w:lang w:val="en-US"/>
-        </w:rPr>
-        <w:t>EKPROSOPOY</w:t>
-      </w:r>
-      <w:r>
-        <w:rPr>
-          <w:rFonts w:cs="DejaVu Sans Condensed" w:ascii="DejaVu Sans Condensed" w:hAnsi="DejaVu Sans Condensed"/>
-          <w:sz w:val="18"/>
-          <w:szCs w:val="18"/>
-        </w:rPr>
-        <w:t xml:space="preserve">},  </w:t>
-      </w:r>
-      <w:bookmarkStart w:id="1" w:name="_Hlk161056572"/>
-      <w:r>
-        <w:rPr>
-          <w:rFonts w:cs="DejaVu Sans Condensed" w:ascii="DejaVu Sans Condensed" w:hAnsi="DejaVu Sans Condensed"/>
-          <w:sz w:val="18"/>
-          <w:szCs w:val="18"/>
-        </w:rPr>
-        <w:t>ΑΦΜ {_</w:t>
-      </w:r>
-      <w:r>
-        <w:rPr>
-          <w:rFonts w:cs="DejaVu Sans Condensed" w:ascii="DejaVu Sans Condensed" w:hAnsi="DejaVu Sans Condensed"/>
-          <w:sz w:val="18"/>
-          <w:szCs w:val="18"/>
-          <w:lang w:val="en-US"/>
-        </w:rPr>
-        <w:t>AFM</w:t>
-      </w:r>
-      <w:r>
-        <w:rPr>
-          <w:rFonts w:cs="DejaVu Sans Condensed" w:ascii="DejaVu Sans Condensed" w:hAnsi="DejaVu Sans Condensed"/>
-          <w:sz w:val="18"/>
-          <w:szCs w:val="18"/>
-        </w:rPr>
-        <w:t>_</w:t>
-      </w:r>
-      <w:r>
-        <w:rPr>
-          <w:rFonts w:cs="DejaVu Sans Condensed" w:ascii="DejaVu Sans Condensed" w:hAnsi="DejaVu Sans Condensed"/>
-          <w:sz w:val="18"/>
-          <w:szCs w:val="18"/>
-          <w:lang w:val="en-US"/>
-        </w:rPr>
-        <w:t>EKPROSOPOY</w:t>
-      </w:r>
-      <w:r>
-        <w:rPr>
-          <w:rFonts w:cs="DejaVu Sans Condensed" w:ascii="DejaVu Sans Condensed" w:hAnsi="DejaVu Sans Condensed"/>
-          <w:sz w:val="18"/>
-          <w:szCs w:val="18"/>
-        </w:rPr>
-        <w:t>} τηλ. {_</w:t>
+          <w:b/>
+          <w:bCs/>
+          <w:sz w:val="18"/>
+          <w:szCs w:val="18"/>
+        </w:rPr>
+        <w:t>}</w:t>
+      </w:r>
+      <w:r>
+        <w:rPr>
+          <w:rFonts w:cs="DejaVu Sans Condensed" w:ascii="DejaVu Sans Condensed" w:hAnsi="DejaVu Sans Condensed"/>
+          <w:sz w:val="18"/>
+          <w:szCs w:val="18"/>
+        </w:rPr>
+        <w:t xml:space="preserve"> τηλ. {_</w:t>
       </w:r>
       <w:r>
         <w:rPr>
@@ -801,11 +1051,23 @@
           <w:sz w:val="18"/>
           <w:szCs w:val="18"/>
         </w:rPr>
-        <w:t>}, του {_</w:t>
-      </w:r>
-      <w:r>
-        <w:rPr>
-          <w:rFonts w:cs="DejaVu Sans Condensed" w:ascii="DejaVu Sans Condensed" w:hAnsi="DejaVu Sans Condensed"/>
+        <w:t xml:space="preserve">}, του </w:t>
+      </w:r>
+      <w:r>
+        <w:rPr>
+          <w:rFonts w:cs="DejaVu Sans Condensed" w:ascii="DejaVu Sans Condensed" w:hAnsi="DejaVu Sans Condensed"/>
+          <w:b/>
+          <w:bCs/>
+          <w:sz w:val="18"/>
+          <w:szCs w:val="18"/>
+        </w:rPr>
+        <w:t>{_</w:t>
+      </w:r>
+      <w:r>
+        <w:rPr>
+          <w:rFonts w:cs="DejaVu Sans Condensed" w:ascii="DejaVu Sans Condensed" w:hAnsi="DejaVu Sans Condensed"/>
+          <w:b/>
+          <w:bCs/>
           <w:sz w:val="18"/>
           <w:szCs w:val="18"/>
           <w:lang w:val="en-US"/>
@@ -815,14 +1077,18 @@
       <w:r>
         <w:rPr>
           <w:rFonts w:cs="DejaVu Sans Condensed" w:ascii="DejaVu Sans Condensed" w:hAnsi="DejaVu Sans Condensed"/>
-          <w:sz w:val="18"/>
-          <w:szCs w:val="18"/>
-        </w:rPr>
-        <w:t>_</w:t>
-      </w:r>
-      <w:r>
-        <w:rPr>
-          <w:rFonts w:cs="DejaVu Sans Condensed" w:ascii="DejaVu Sans Condensed" w:hAnsi="DejaVu Sans Condensed"/>
+          <w:b/>
+          <w:bCs/>
+          <w:sz w:val="18"/>
+          <w:szCs w:val="18"/>
+        </w:rPr>
+        <w:t>_</w:t>
+      </w:r>
+      <w:r>
+        <w:rPr>
+          <w:rFonts w:cs="DejaVu Sans Condensed" w:ascii="DejaVu Sans Condensed" w:hAnsi="DejaVu Sans Condensed"/>
+          <w:b/>
+          <w:bCs/>
           <w:sz w:val="18"/>
           <w:szCs w:val="18"/>
           <w:lang w:val="en-US"/>
@@ -832,14 +1098,36 @@
       <w:r>
         <w:rPr>
           <w:rFonts w:cs="DejaVu Sans Condensed" w:ascii="DejaVu Sans Condensed" w:hAnsi="DejaVu Sans Condensed"/>
-          <w:sz w:val="18"/>
-          <w:szCs w:val="18"/>
-        </w:rPr>
-        <w:t>}, κάτοικος Δ.Δ. {_</w:t>
-      </w:r>
-      <w:r>
-        <w:rPr>
-          <w:rFonts w:cs="DejaVu Sans Condensed" w:ascii="DejaVu Sans Condensed" w:hAnsi="DejaVu Sans Condensed"/>
+          <w:b/>
+          <w:bCs/>
+          <w:sz w:val="18"/>
+          <w:szCs w:val="18"/>
+        </w:rPr>
+        <w:t>}</w:t>
+      </w:r>
+      <w:r>
+        <w:rPr>
+          <w:rFonts w:cs="DejaVu Sans Condensed" w:ascii="DejaVu Sans Condensed" w:hAnsi="DejaVu Sans Condensed"/>
+          <w:sz w:val="18"/>
+          <w:szCs w:val="18"/>
+        </w:rPr>
+        <w:t xml:space="preserve">, κάτοικος Δ.Δ. </w:t>
+      </w:r>
+      <w:r>
+        <w:rPr>
+          <w:rFonts w:cs="DejaVu Sans Condensed" w:ascii="DejaVu Sans Condensed" w:hAnsi="DejaVu Sans Condensed"/>
+          <w:b/>
+          <w:bCs/>
+          <w:sz w:val="18"/>
+          <w:szCs w:val="18"/>
+        </w:rPr>
+        <w:t>{_</w:t>
+      </w:r>
+      <w:r>
+        <w:rPr>
+          <w:rFonts w:cs="DejaVu Sans Condensed" w:ascii="DejaVu Sans Condensed" w:hAnsi="DejaVu Sans Condensed"/>
+          <w:b/>
+          <w:bCs/>
           <w:sz w:val="18"/>
           <w:szCs w:val="18"/>
           <w:lang w:val="en-US"/>
@@ -849,14 +1137,18 @@
       <w:r>
         <w:rPr>
           <w:rFonts w:cs="DejaVu Sans Condensed" w:ascii="DejaVu Sans Condensed" w:hAnsi="DejaVu Sans Condensed"/>
-          <w:sz w:val="18"/>
-          <w:szCs w:val="18"/>
-        </w:rPr>
-        <w:t>_</w:t>
-      </w:r>
-      <w:r>
-        <w:rPr>
-          <w:rFonts w:cs="DejaVu Sans Condensed" w:ascii="DejaVu Sans Condensed" w:hAnsi="DejaVu Sans Condensed"/>
+          <w:b/>
+          <w:bCs/>
+          <w:sz w:val="18"/>
+          <w:szCs w:val="18"/>
+        </w:rPr>
+        <w:t>_</w:t>
+      </w:r>
+      <w:r>
+        <w:rPr>
+          <w:rFonts w:cs="DejaVu Sans Condensed" w:ascii="DejaVu Sans Condensed" w:hAnsi="DejaVu Sans Condensed"/>
+          <w:b/>
+          <w:bCs/>
           <w:sz w:val="18"/>
           <w:szCs w:val="18"/>
           <w:lang w:val="en-US"/>
@@ -866,14 +1158,40 @@
       <w:r>
         <w:rPr>
           <w:rFonts w:cs="DejaVu Sans Condensed" w:ascii="DejaVu Sans Condensed" w:hAnsi="DejaVu Sans Condensed"/>
-          <w:sz w:val="18"/>
-          <w:szCs w:val="18"/>
-        </w:rPr>
-        <w:t>} (οδός {_</w:t>
-      </w:r>
-      <w:r>
-        <w:rPr>
-          <w:rFonts w:cs="DejaVu Sans Condensed" w:ascii="DejaVu Sans Condensed" w:hAnsi="DejaVu Sans Condensed"/>
+          <w:b/>
+          <w:bCs/>
+          <w:sz w:val="18"/>
+          <w:szCs w:val="18"/>
+        </w:rPr>
+        <w:t>}</w:t>
+      </w:r>
+      <w:r>
+        <w:rPr>
+          <w:rFonts w:cs="DejaVu Sans Condensed" w:ascii="DejaVu Sans Condensed" w:hAnsi="DejaVu Sans Condensed"/>
+          <w:sz w:val="18"/>
+          <w:szCs w:val="18"/>
+        </w:rPr>
+        <w:t xml:space="preserve"> (οδός </w:t>
+      </w:r>
+      <w:r>
+        <w:rPr>
+          <w:rFonts w:cs="DejaVu Sans Condensed" w:ascii="DejaVu Sans Condensed" w:hAnsi="DejaVu Sans Condensed"/>
+          <w:b/>
+          <w:bCs/>
+          <w:i/>
+          <w:iCs/>
+          <w:sz w:val="18"/>
+          <w:szCs w:val="18"/>
+        </w:rPr>
+        <w:t>{_</w:t>
+      </w:r>
+      <w:r>
+        <w:rPr>
+          <w:rFonts w:cs="DejaVu Sans Condensed" w:ascii="DejaVu Sans Condensed" w:hAnsi="DejaVu Sans Condensed"/>
+          <w:b/>
+          <w:bCs/>
+          <w:i/>
+          <w:iCs/>
           <w:sz w:val="18"/>
           <w:szCs w:val="18"/>
           <w:lang w:val="en-US"/>
@@ -883,14 +1201,22 @@
       <w:r>
         <w:rPr>
           <w:rFonts w:cs="DejaVu Sans Condensed" w:ascii="DejaVu Sans Condensed" w:hAnsi="DejaVu Sans Condensed"/>
-          <w:sz w:val="18"/>
-          <w:szCs w:val="18"/>
-        </w:rPr>
-        <w:t>_</w:t>
-      </w:r>
-      <w:r>
-        <w:rPr>
-          <w:rFonts w:cs="DejaVu Sans Condensed" w:ascii="DejaVu Sans Condensed" w:hAnsi="DejaVu Sans Condensed"/>
+          <w:b/>
+          <w:bCs/>
+          <w:i/>
+          <w:iCs/>
+          <w:sz w:val="18"/>
+          <w:szCs w:val="18"/>
+        </w:rPr>
+        <w:t>_</w:t>
+      </w:r>
+      <w:r>
+        <w:rPr>
+          <w:rFonts w:cs="DejaVu Sans Condensed" w:ascii="DejaVu Sans Condensed" w:hAnsi="DejaVu Sans Condensed"/>
+          <w:b/>
+          <w:bCs/>
+          <w:i/>
+          <w:iCs/>
           <w:sz w:val="18"/>
           <w:szCs w:val="18"/>
           <w:lang w:val="en-US"/>
@@ -900,14 +1226,38 @@
       <w:r>
         <w:rPr>
           <w:rFonts w:cs="DejaVu Sans Condensed" w:ascii="DejaVu Sans Condensed" w:hAnsi="DejaVu Sans Condensed"/>
-          <w:sz w:val="18"/>
-          <w:szCs w:val="18"/>
-        </w:rPr>
-        <w:t>} αρ. {_</w:t>
-      </w:r>
-      <w:r>
-        <w:rPr>
-          <w:rFonts w:cs="DejaVu Sans Condensed" w:ascii="DejaVu Sans Condensed" w:hAnsi="DejaVu Sans Condensed"/>
+          <w:b/>
+          <w:bCs/>
+          <w:i/>
+          <w:iCs/>
+          <w:sz w:val="18"/>
+          <w:szCs w:val="18"/>
+        </w:rPr>
+        <w:t>}</w:t>
+      </w:r>
+      <w:r>
+        <w:rPr>
+          <w:rFonts w:cs="DejaVu Sans Condensed" w:ascii="DejaVu Sans Condensed" w:hAnsi="DejaVu Sans Condensed"/>
+          <w:sz w:val="18"/>
+          <w:szCs w:val="18"/>
+        </w:rPr>
+        <w:t xml:space="preserve"> αρ. </w:t>
+      </w:r>
+      <w:r>
+        <w:rPr>
+          <w:rFonts w:cs="DejaVu Sans Condensed" w:ascii="DejaVu Sans Condensed" w:hAnsi="DejaVu Sans Condensed"/>
+          <w:b/>
+          <w:bCs/>
+          <w:sz w:val="18"/>
+          <w:szCs w:val="18"/>
+        </w:rPr>
+        <w:t>{_</w:t>
+      </w:r>
+      <w:r>
+        <w:rPr>
+          <w:rFonts w:cs="DejaVu Sans Condensed" w:ascii="DejaVu Sans Condensed" w:hAnsi="DejaVu Sans Condensed"/>
+          <w:b/>
+          <w:bCs/>
           <w:sz w:val="18"/>
           <w:szCs w:val="18"/>
           <w:lang w:val="en-US"/>
@@ -917,14 +1267,18 @@
       <w:r>
         <w:rPr>
           <w:rFonts w:cs="DejaVu Sans Condensed" w:ascii="DejaVu Sans Condensed" w:hAnsi="DejaVu Sans Condensed"/>
-          <w:sz w:val="18"/>
-          <w:szCs w:val="18"/>
-        </w:rPr>
-        <w:t>_</w:t>
-      </w:r>
-      <w:r>
-        <w:rPr>
-          <w:rFonts w:cs="DejaVu Sans Condensed" w:ascii="DejaVu Sans Condensed" w:hAnsi="DejaVu Sans Condensed"/>
+          <w:b/>
+          <w:bCs/>
+          <w:sz w:val="18"/>
+          <w:szCs w:val="18"/>
+        </w:rPr>
+        <w:t>_</w:t>
+      </w:r>
+      <w:r>
+        <w:rPr>
+          <w:rFonts w:cs="DejaVu Sans Condensed" w:ascii="DejaVu Sans Condensed" w:hAnsi="DejaVu Sans Condensed"/>
+          <w:b/>
+          <w:bCs/>
           <w:sz w:val="18"/>
           <w:szCs w:val="18"/>
           <w:lang w:val="en-US"/>
@@ -934,14 +1288,36 @@
       <w:r>
         <w:rPr>
           <w:rFonts w:cs="DejaVu Sans Condensed" w:ascii="DejaVu Sans Condensed" w:hAnsi="DejaVu Sans Condensed"/>
-          <w:sz w:val="18"/>
-          <w:szCs w:val="18"/>
-        </w:rPr>
-        <w:t>}, κάτοχος του {_</w:t>
-      </w:r>
-      <w:r>
-        <w:rPr>
-          <w:rFonts w:cs="DejaVu Sans Condensed" w:ascii="DejaVu Sans Condensed" w:hAnsi="DejaVu Sans Condensed"/>
+          <w:b/>
+          <w:bCs/>
+          <w:sz w:val="18"/>
+          <w:szCs w:val="18"/>
+        </w:rPr>
+        <w:t>}</w:t>
+      </w:r>
+      <w:r>
+        <w:rPr>
+          <w:rFonts w:cs="DejaVu Sans Condensed" w:ascii="DejaVu Sans Condensed" w:hAnsi="DejaVu Sans Condensed"/>
+          <w:sz w:val="18"/>
+          <w:szCs w:val="18"/>
+        </w:rPr>
+        <w:t xml:space="preserve">), κάτοχος του </w:t>
+      </w:r>
+      <w:r>
+        <w:rPr>
+          <w:rFonts w:cs="DejaVu Sans Condensed" w:ascii="DejaVu Sans Condensed" w:hAnsi="DejaVu Sans Condensed"/>
+          <w:b/>
+          <w:bCs/>
+          <w:sz w:val="18"/>
+          <w:szCs w:val="18"/>
+        </w:rPr>
+        <w:t>{_</w:t>
+      </w:r>
+      <w:r>
+        <w:rPr>
+          <w:rFonts w:cs="DejaVu Sans Condensed" w:ascii="DejaVu Sans Condensed" w:hAnsi="DejaVu Sans Condensed"/>
+          <w:b/>
+          <w:bCs/>
           <w:sz w:val="18"/>
           <w:szCs w:val="18"/>
           <w:lang w:val="en-US"/>
@@ -951,14 +1327,18 @@
       <w:r>
         <w:rPr>
           <w:rFonts w:cs="DejaVu Sans Condensed" w:ascii="DejaVu Sans Condensed" w:hAnsi="DejaVu Sans Condensed"/>
-          <w:sz w:val="18"/>
-          <w:szCs w:val="18"/>
-        </w:rPr>
-        <w:t>_</w:t>
-      </w:r>
-      <w:r>
-        <w:rPr>
-          <w:rFonts w:cs="DejaVu Sans Condensed" w:ascii="DejaVu Sans Condensed" w:hAnsi="DejaVu Sans Condensed"/>
+          <w:b/>
+          <w:bCs/>
+          <w:sz w:val="18"/>
+          <w:szCs w:val="18"/>
+        </w:rPr>
+        <w:t>_</w:t>
+      </w:r>
+      <w:r>
+        <w:rPr>
+          <w:rFonts w:cs="DejaVu Sans Condensed" w:ascii="DejaVu Sans Condensed" w:hAnsi="DejaVu Sans Condensed"/>
+          <w:b/>
+          <w:bCs/>
           <w:sz w:val="18"/>
           <w:szCs w:val="18"/>
           <w:lang w:val="en-US"/>
@@ -968,14 +1348,36 @@
       <w:r>
         <w:rPr>
           <w:rFonts w:cs="DejaVu Sans Condensed" w:ascii="DejaVu Sans Condensed" w:hAnsi="DejaVu Sans Condensed"/>
-          <w:sz w:val="18"/>
-          <w:szCs w:val="18"/>
-        </w:rPr>
-        <w:t>} με αριθμό {_</w:t>
-      </w:r>
-      <w:r>
-        <w:rPr>
-          <w:rFonts w:cs="DejaVu Sans Condensed" w:ascii="DejaVu Sans Condensed" w:hAnsi="DejaVu Sans Condensed"/>
+          <w:b/>
+          <w:bCs/>
+          <w:sz w:val="18"/>
+          <w:szCs w:val="18"/>
+        </w:rPr>
+        <w:t>}</w:t>
+      </w:r>
+      <w:r>
+        <w:rPr>
+          <w:rFonts w:cs="DejaVu Sans Condensed" w:ascii="DejaVu Sans Condensed" w:hAnsi="DejaVu Sans Condensed"/>
+          <w:sz w:val="18"/>
+          <w:szCs w:val="18"/>
+        </w:rPr>
+        <w:t xml:space="preserve"> με αριθμό </w:t>
+      </w:r>
+      <w:r>
+        <w:rPr>
+          <w:rFonts w:cs="DejaVu Sans Condensed" w:ascii="DejaVu Sans Condensed" w:hAnsi="DejaVu Sans Condensed"/>
+          <w:b/>
+          <w:bCs/>
+          <w:sz w:val="18"/>
+          <w:szCs w:val="18"/>
+        </w:rPr>
+        <w:t>{_</w:t>
+      </w:r>
+      <w:r>
+        <w:rPr>
+          <w:rFonts w:cs="DejaVu Sans Condensed" w:ascii="DejaVu Sans Condensed" w:hAnsi="DejaVu Sans Condensed"/>
+          <w:b/>
+          <w:bCs/>
           <w:sz w:val="18"/>
           <w:szCs w:val="18"/>
           <w:lang w:val="en-US"/>
@@ -985,14 +1387,18 @@
       <w:r>
         <w:rPr>
           <w:rFonts w:cs="DejaVu Sans Condensed" w:ascii="DejaVu Sans Condensed" w:hAnsi="DejaVu Sans Condensed"/>
-          <w:sz w:val="18"/>
-          <w:szCs w:val="18"/>
-        </w:rPr>
-        <w:t>_</w:t>
-      </w:r>
-      <w:r>
-        <w:rPr>
-          <w:rFonts w:cs="DejaVu Sans Condensed" w:ascii="DejaVu Sans Condensed" w:hAnsi="DejaVu Sans Condensed"/>
+          <w:b/>
+          <w:bCs/>
+          <w:sz w:val="18"/>
+          <w:szCs w:val="18"/>
+        </w:rPr>
+        <w:t>_</w:t>
+      </w:r>
+      <w:r>
+        <w:rPr>
+          <w:rFonts w:cs="DejaVu Sans Condensed" w:ascii="DejaVu Sans Condensed" w:hAnsi="DejaVu Sans Condensed"/>
+          <w:b/>
+          <w:bCs/>
           <w:sz w:val="18"/>
           <w:szCs w:val="18"/>
           <w:lang w:val="en-US"/>
@@ -1002,14 +1408,36 @@
       <w:r>
         <w:rPr>
           <w:rFonts w:cs="DejaVu Sans Condensed" w:ascii="DejaVu Sans Condensed" w:hAnsi="DejaVu Sans Condensed"/>
-          <w:sz w:val="18"/>
-          <w:szCs w:val="18"/>
-        </w:rPr>
-        <w:t>}, ΑΦΜ {_</w:t>
-      </w:r>
-      <w:r>
-        <w:rPr>
-          <w:rFonts w:cs="DejaVu Sans Condensed" w:ascii="DejaVu Sans Condensed" w:hAnsi="DejaVu Sans Condensed"/>
+          <w:b/>
+          <w:bCs/>
+          <w:sz w:val="18"/>
+          <w:szCs w:val="18"/>
+        </w:rPr>
+        <w:t>}</w:t>
+      </w:r>
+      <w:r>
+        <w:rPr>
+          <w:rFonts w:cs="DejaVu Sans Condensed" w:ascii="DejaVu Sans Condensed" w:hAnsi="DejaVu Sans Condensed"/>
+          <w:sz w:val="18"/>
+          <w:szCs w:val="18"/>
+        </w:rPr>
+        <w:t xml:space="preserve">, ΑΦΜ </w:t>
+      </w:r>
+      <w:r>
+        <w:rPr>
+          <w:rFonts w:cs="DejaVu Sans Condensed" w:ascii="DejaVu Sans Condensed" w:hAnsi="DejaVu Sans Condensed"/>
+          <w:b/>
+          <w:bCs/>
+          <w:sz w:val="18"/>
+          <w:szCs w:val="18"/>
+        </w:rPr>
+        <w:t>{_</w:t>
+      </w:r>
+      <w:r>
+        <w:rPr>
+          <w:rFonts w:cs="DejaVu Sans Condensed" w:ascii="DejaVu Sans Condensed" w:hAnsi="DejaVu Sans Condensed"/>
+          <w:b/>
+          <w:bCs/>
           <w:sz w:val="18"/>
           <w:szCs w:val="18"/>
           <w:lang w:val="en-US"/>
@@ -1019,14 +1447,18 @@
       <w:r>
         <w:rPr>
           <w:rFonts w:cs="DejaVu Sans Condensed" w:ascii="DejaVu Sans Condensed" w:hAnsi="DejaVu Sans Condensed"/>
-          <w:sz w:val="18"/>
-          <w:szCs w:val="18"/>
-        </w:rPr>
-        <w:t>_</w:t>
-      </w:r>
-      <w:r>
-        <w:rPr>
-          <w:rFonts w:cs="DejaVu Sans Condensed" w:ascii="DejaVu Sans Condensed" w:hAnsi="DejaVu Sans Condensed"/>
+          <w:b/>
+          <w:bCs/>
+          <w:sz w:val="18"/>
+          <w:szCs w:val="18"/>
+        </w:rPr>
+        <w:t>_</w:t>
+      </w:r>
+      <w:r>
+        <w:rPr>
+          <w:rFonts w:cs="DejaVu Sans Condensed" w:ascii="DejaVu Sans Condensed" w:hAnsi="DejaVu Sans Condensed"/>
+          <w:b/>
+          <w:bCs/>
           <w:sz w:val="18"/>
           <w:szCs w:val="18"/>
           <w:lang w:val="en-US"/>
@@ -1036,10 +1468,20 @@
       <w:r>
         <w:rPr>
           <w:rFonts w:cs="DejaVu Sans Condensed" w:ascii="DejaVu Sans Condensed" w:hAnsi="DejaVu Sans Condensed"/>
-          <w:sz w:val="18"/>
-          <w:szCs w:val="18"/>
-        </w:rPr>
-        <w:t xml:space="preserve">} </w:t>
+          <w:b/>
+          <w:bCs/>
+          <w:sz w:val="18"/>
+          <w:szCs w:val="18"/>
+        </w:rPr>
+        <w:t>}</w:t>
+      </w:r>
+      <w:r>
+        <w:rPr>
+          <w:rFonts w:cs="DejaVu Sans Condensed" w:ascii="DejaVu Sans Condensed" w:hAnsi="DejaVu Sans Condensed"/>
+          <w:sz w:val="18"/>
+          <w:szCs w:val="18"/>
+        </w:rPr>
+        <w:t xml:space="preserve"> </w:t>
       </w:r>
       <w:bookmarkStart w:id="2" w:name="_Hlk161056600"/>
       <w:r>
@@ -1220,7 +1662,25 @@
         </w:rPr>
         <w:t>1.</w:t>
         <w:tab/>
-        <w:t xml:space="preserve">ΕΙΔΟΣ ΣΥΜΒΑΣΗΣ - ΔΙΑΡΚΕΙΑ ΣΥΜΒΑΣΗΣ: </w:t>
+      </w:r>
+      <w:r>
+        <w:rPr>
+          <w:rFonts w:cs="DejaVu Sans Condensed" w:ascii="DejaVu Sans Condensed" w:hAnsi="DejaVu Sans Condensed"/>
+          <w:b/>
+          <w:sz w:val="18"/>
+          <w:szCs w:val="18"/>
+          <w:u w:val="single"/>
+        </w:rPr>
+        <w:t>ΕΙΔΟΣ ΣΥΜΒΑΣΗΣ - ΔΙΑΡΚΕΙΑ ΣΥΜΒΑΣΗΣ:</w:t>
+      </w:r>
+      <w:r>
+        <w:rPr>
+          <w:rFonts w:cs="DejaVu Sans Condensed" w:ascii="DejaVu Sans Condensed" w:hAnsi="DejaVu Sans Condensed"/>
+          <w:b/>
+          <w:sz w:val="18"/>
+          <w:szCs w:val="18"/>
+        </w:rPr>
+        <w:t xml:space="preserve"> </w:t>
       </w:r>
     </w:p>
     <w:p>
@@ -1519,7 +1979,16 @@
         </w:rPr>
         <w:t>2.</w:t>
         <w:tab/>
-        <w:t>XΡΟΝΟΣ ΑΠΑΣΧΟΛΗΣΕΩΣ:</w:t>
+      </w:r>
+      <w:r>
+        <w:rPr>
+          <w:rFonts w:cs="DejaVu Sans Condensed" w:ascii="DejaVu Sans Condensed" w:hAnsi="DejaVu Sans Condensed"/>
+          <w:b/>
+          <w:sz w:val="18"/>
+          <w:szCs w:val="18"/>
+          <w:u w:val="single"/>
+        </w:rPr>
+        <w:t>XΡΟΝΟΣ ΑΠΑΣΧΟΛΗΣΗΣ:</w:t>
       </w:r>
     </w:p>
     <w:p>
@@ -1563,6 +2032,7 @@
           <w:iCs/>
           <w:sz w:val="18"/>
           <w:szCs w:val="18"/>
+          <w:u w:val="single"/>
         </w:rPr>
         <w:t>Ημέρες εβδομαδιαίας απασχόλησης</w:t>
       </w:r>
@@ -1571,8 +2041,17 @@
           <w:rFonts w:cs="DejaVu Sans Condensed" w:ascii="DejaVu Sans Condensed" w:hAnsi="DejaVu Sans Condensed"/>
           <w:sz w:val="18"/>
           <w:szCs w:val="18"/>
-        </w:rPr>
-        <w:t>: {_</w:t>
+          <w:u w:val="single"/>
+        </w:rPr>
+        <w:t>:</w:t>
+      </w:r>
+      <w:r>
+        <w:rPr>
+          <w:rFonts w:cs="DejaVu Sans Condensed" w:ascii="DejaVu Sans Condensed" w:hAnsi="DejaVu Sans Condensed"/>
+          <w:sz w:val="18"/>
+          <w:szCs w:val="18"/>
+        </w:rPr>
+        <w:t xml:space="preserve"> {_</w:t>
       </w:r>
       <w:r>
         <w:rPr>
@@ -1657,11 +2136,23 @@
           <w:sz w:val="18"/>
           <w:szCs w:val="18"/>
         </w:rPr>
-        <w:t>} θα παρέχει τις υπηρεσίες τ{_GENIKH_A} απασχολούμεν{_ONOMASTIKH_K} {_</w:t>
-      </w:r>
-      <w:r>
-        <w:rPr>
-          <w:rFonts w:cs="DejaVu Sans Condensed" w:ascii="DejaVu Sans Condensed" w:hAnsi="DejaVu Sans Condensed"/>
+        <w:t xml:space="preserve">} θα παρέχει τις υπηρεσίες τ{_GENIKH_A} απασχολούμεν{_ONOMASTIKH_K} </w:t>
+      </w:r>
+      <w:r>
+        <w:rPr>
+          <w:rFonts w:cs="DejaVu Sans Condensed" w:ascii="DejaVu Sans Condensed" w:hAnsi="DejaVu Sans Condensed"/>
+          <w:b/>
+          <w:bCs/>
+          <w:sz w:val="18"/>
+          <w:szCs w:val="18"/>
+        </w:rPr>
+        <w:t>{_</w:t>
+      </w:r>
+      <w:r>
+        <w:rPr>
+          <w:rFonts w:cs="DejaVu Sans Condensed" w:ascii="DejaVu Sans Condensed" w:hAnsi="DejaVu Sans Condensed"/>
+          <w:b/>
+          <w:bCs/>
           <w:sz w:val="18"/>
           <w:szCs w:val="18"/>
           <w:lang w:val="en-US"/>
@@ -1671,14 +2162,18 @@
       <w:r>
         <w:rPr>
           <w:rFonts w:cs="DejaVu Sans Condensed" w:ascii="DejaVu Sans Condensed" w:hAnsi="DejaVu Sans Condensed"/>
-          <w:sz w:val="18"/>
-          <w:szCs w:val="18"/>
-        </w:rPr>
-        <w:t>_</w:t>
-      </w:r>
-      <w:r>
-        <w:rPr>
-          <w:rFonts w:cs="DejaVu Sans Condensed" w:ascii="DejaVu Sans Condensed" w:hAnsi="DejaVu Sans Condensed"/>
+          <w:b/>
+          <w:bCs/>
+          <w:sz w:val="18"/>
+          <w:szCs w:val="18"/>
+        </w:rPr>
+        <w:t>_</w:t>
+      </w:r>
+      <w:r>
+        <w:rPr>
+          <w:rFonts w:cs="DejaVu Sans Condensed" w:ascii="DejaVu Sans Condensed" w:hAnsi="DejaVu Sans Condensed"/>
+          <w:b/>
+          <w:bCs/>
           <w:sz w:val="18"/>
           <w:szCs w:val="18"/>
           <w:lang w:val="en-US"/>
@@ -1688,14 +2183,36 @@
       <w:r>
         <w:rPr>
           <w:rFonts w:cs="DejaVu Sans Condensed" w:ascii="DejaVu Sans Condensed" w:hAnsi="DejaVu Sans Condensed"/>
-          <w:sz w:val="18"/>
-          <w:szCs w:val="18"/>
-        </w:rPr>
-        <w:t>} ({_</w:t>
-      </w:r>
-      <w:r>
-        <w:rPr>
-          <w:rFonts w:cs="DejaVu Sans Condensed" w:ascii="DejaVu Sans Condensed" w:hAnsi="DejaVu Sans Condensed"/>
+          <w:b/>
+          <w:bCs/>
+          <w:sz w:val="18"/>
+          <w:szCs w:val="18"/>
+        </w:rPr>
+        <w:t>}</w:t>
+      </w:r>
+      <w:r>
+        <w:rPr>
+          <w:rFonts w:cs="DejaVu Sans Condensed" w:ascii="DejaVu Sans Condensed" w:hAnsi="DejaVu Sans Condensed"/>
+          <w:sz w:val="18"/>
+          <w:szCs w:val="18"/>
+        </w:rPr>
+        <w:t xml:space="preserve"> (</w:t>
+      </w:r>
+      <w:r>
+        <w:rPr>
+          <w:rFonts w:cs="DejaVu Sans Condensed" w:ascii="DejaVu Sans Condensed" w:hAnsi="DejaVu Sans Condensed"/>
+          <w:b/>
+          <w:bCs/>
+          <w:sz w:val="18"/>
+          <w:szCs w:val="18"/>
+        </w:rPr>
+        <w:t>{_</w:t>
+      </w:r>
+      <w:r>
+        <w:rPr>
+          <w:rFonts w:cs="DejaVu Sans Condensed" w:ascii="DejaVu Sans Condensed" w:hAnsi="DejaVu Sans Condensed"/>
+          <w:b/>
+          <w:bCs/>
           <w:sz w:val="18"/>
           <w:szCs w:val="18"/>
           <w:lang w:val="en-US"/>
@@ -1705,14 +2222,18 @@
       <w:r>
         <w:rPr>
           <w:rFonts w:cs="DejaVu Sans Condensed" w:ascii="DejaVu Sans Condensed" w:hAnsi="DejaVu Sans Condensed"/>
-          <w:sz w:val="18"/>
-          <w:szCs w:val="18"/>
-        </w:rPr>
-        <w:t>_</w:t>
-      </w:r>
-      <w:r>
-        <w:rPr>
-          <w:rFonts w:cs="DejaVu Sans Condensed" w:ascii="DejaVu Sans Condensed" w:hAnsi="DejaVu Sans Condensed"/>
+          <w:b/>
+          <w:bCs/>
+          <w:sz w:val="18"/>
+          <w:szCs w:val="18"/>
+        </w:rPr>
+        <w:t>_</w:t>
+      </w:r>
+      <w:r>
+        <w:rPr>
+          <w:rFonts w:cs="DejaVu Sans Condensed" w:ascii="DejaVu Sans Condensed" w:hAnsi="DejaVu Sans Condensed"/>
+          <w:b/>
+          <w:bCs/>
           <w:sz w:val="18"/>
           <w:szCs w:val="18"/>
           <w:lang w:val="en-US"/>
@@ -1722,10 +2243,20 @@
       <w:r>
         <w:rPr>
           <w:rFonts w:cs="DejaVu Sans Condensed" w:ascii="DejaVu Sans Condensed" w:hAnsi="DejaVu Sans Condensed"/>
-          <w:sz w:val="18"/>
-          <w:szCs w:val="18"/>
-        </w:rPr>
-        <w:t>}) ημέρες την εβδομάδα, λαμβάνοντας υπόψη τις ρυθμίσεις της ισχύουσας κλαδικής εθνικής ή τοπικής ΣΣΕ.</w:t>
+          <w:b/>
+          <w:bCs/>
+          <w:sz w:val="18"/>
+          <w:szCs w:val="18"/>
+        </w:rPr>
+        <w:t>}</w:t>
+      </w:r>
+      <w:r>
+        <w:rPr>
+          <w:rFonts w:cs="DejaVu Sans Condensed" w:ascii="DejaVu Sans Condensed" w:hAnsi="DejaVu Sans Condensed"/>
+          <w:sz w:val="18"/>
+          <w:szCs w:val="18"/>
+        </w:rPr>
+        <w:t>) ημέρες την εβδομάδα, λαμβάνοντας υπόψη τις ρυθμίσεις της ισχύουσας κλαδικής εθνικής ή τοπικής ΣΣΕ.</w:t>
       </w:r>
       <w:r>
         <w:rPr>
@@ -1756,18 +2287,7 @@
           <w:szCs w:val="18"/>
           <w:lang w:val="en-US"/>
         </w:rPr>
-        <w:t>HOTEL_</w:t>
-      </w:r>
-      <w:r>
-        <w:rPr>
-          <w:rFonts w:cs="DejaVu Sans Condensed" w:ascii="DejaVu Sans Condensed" w:hAnsi="DejaVu Sans Condensed"/>
-          <w:i w:val="false"/>
-          <w:iCs w:val="false"/>
-          <w:sz w:val="18"/>
-          <w:szCs w:val="18"/>
-          <w:lang w:val="en-US"/>
-        </w:rPr>
-        <w:t>0001</w:t>
+        <w:t>HOTEL_0001</w:t>
       </w:r>
       <w:r>
         <w:rPr>
@@ -1828,6 +2348,7 @@
           <w:iCs/>
           <w:sz w:val="18"/>
           <w:szCs w:val="18"/>
+          <w:u w:val="single"/>
         </w:rPr>
         <w:t>Ώρες εβδομαδιαίας απασχόλησης</w:t>
       </w:r>
@@ -1836,8 +2357,17 @@
           <w:rFonts w:cs="DejaVu Sans Condensed" w:ascii="DejaVu Sans Condensed" w:hAnsi="DejaVu Sans Condensed"/>
           <w:sz w:val="18"/>
           <w:szCs w:val="18"/>
-        </w:rPr>
-        <w:t>: Οι ώρες εβδομαδιαίας απασχόλησής τ{_</w:t>
+          <w:u w:val="single"/>
+        </w:rPr>
+        <w:t>:</w:t>
+      </w:r>
+      <w:r>
+        <w:rPr>
+          <w:rFonts w:cs="DejaVu Sans Condensed" w:ascii="DejaVu Sans Condensed" w:hAnsi="DejaVu Sans Condensed"/>
+          <w:sz w:val="18"/>
+          <w:szCs w:val="18"/>
+        </w:rPr>
+        <w:t xml:space="preserve"> Οι ώρες εβδομαδιαίας απασχόλησής τ{_</w:t>
       </w:r>
       <w:r>
         <w:rPr>
@@ -1871,11 +2401,23 @@
           <w:sz w:val="18"/>
           <w:szCs w:val="18"/>
         </w:rPr>
-        <w:t>} θα ανέρχονται σε {_</w:t>
-      </w:r>
-      <w:r>
-        <w:rPr>
-          <w:rFonts w:cs="DejaVu Sans Condensed" w:ascii="DejaVu Sans Condensed" w:hAnsi="DejaVu Sans Condensed"/>
+        <w:t xml:space="preserve">} θα ανέρχονται σε </w:t>
+      </w:r>
+      <w:r>
+        <w:rPr>
+          <w:rFonts w:cs="DejaVu Sans Condensed" w:ascii="DejaVu Sans Condensed" w:hAnsi="DejaVu Sans Condensed"/>
+          <w:b/>
+          <w:bCs/>
+          <w:sz w:val="18"/>
+          <w:szCs w:val="18"/>
+        </w:rPr>
+        <w:t>{_</w:t>
+      </w:r>
+      <w:r>
+        <w:rPr>
+          <w:rFonts w:cs="DejaVu Sans Condensed" w:ascii="DejaVu Sans Condensed" w:hAnsi="DejaVu Sans Condensed"/>
+          <w:b/>
+          <w:bCs/>
           <w:sz w:val="18"/>
           <w:szCs w:val="18"/>
           <w:lang w:val="en-US"/>
@@ -1885,14 +2427,18 @@
       <w:r>
         <w:rPr>
           <w:rFonts w:cs="DejaVu Sans Condensed" w:ascii="DejaVu Sans Condensed" w:hAnsi="DejaVu Sans Condensed"/>
-          <w:sz w:val="18"/>
-          <w:szCs w:val="18"/>
-        </w:rPr>
-        <w:t>_</w:t>
-      </w:r>
-      <w:r>
-        <w:rPr>
-          <w:rFonts w:cs="DejaVu Sans Condensed" w:ascii="DejaVu Sans Condensed" w:hAnsi="DejaVu Sans Condensed"/>
+          <w:b/>
+          <w:bCs/>
+          <w:sz w:val="18"/>
+          <w:szCs w:val="18"/>
+        </w:rPr>
+        <w:t>_</w:t>
+      </w:r>
+      <w:r>
+        <w:rPr>
+          <w:rFonts w:cs="DejaVu Sans Condensed" w:ascii="DejaVu Sans Condensed" w:hAnsi="DejaVu Sans Condensed"/>
+          <w:b/>
+          <w:bCs/>
           <w:sz w:val="18"/>
           <w:szCs w:val="18"/>
           <w:lang w:val="en-US"/>
@@ -1902,14 +2448,36 @@
       <w:r>
         <w:rPr>
           <w:rFonts w:cs="DejaVu Sans Condensed" w:ascii="DejaVu Sans Condensed" w:hAnsi="DejaVu Sans Condensed"/>
-          <w:sz w:val="18"/>
-          <w:szCs w:val="18"/>
-        </w:rPr>
-        <w:t>} ({_</w:t>
-      </w:r>
-      <w:r>
-        <w:rPr>
-          <w:rFonts w:cs="DejaVu Sans Condensed" w:ascii="DejaVu Sans Condensed" w:hAnsi="DejaVu Sans Condensed"/>
+          <w:b/>
+          <w:bCs/>
+          <w:sz w:val="18"/>
+          <w:szCs w:val="18"/>
+        </w:rPr>
+        <w:t>}</w:t>
+      </w:r>
+      <w:r>
+        <w:rPr>
+          <w:rFonts w:cs="DejaVu Sans Condensed" w:ascii="DejaVu Sans Condensed" w:hAnsi="DejaVu Sans Condensed"/>
+          <w:sz w:val="18"/>
+          <w:szCs w:val="18"/>
+        </w:rPr>
+        <w:t xml:space="preserve"> (</w:t>
+      </w:r>
+      <w:r>
+        <w:rPr>
+          <w:rFonts w:cs="DejaVu Sans Condensed" w:ascii="DejaVu Sans Condensed" w:hAnsi="DejaVu Sans Condensed"/>
+          <w:b/>
+          <w:bCs/>
+          <w:sz w:val="18"/>
+          <w:szCs w:val="18"/>
+        </w:rPr>
+        <w:t>{_</w:t>
+      </w:r>
+      <w:r>
+        <w:rPr>
+          <w:rFonts w:cs="DejaVu Sans Condensed" w:ascii="DejaVu Sans Condensed" w:hAnsi="DejaVu Sans Condensed"/>
+          <w:b/>
+          <w:bCs/>
           <w:sz w:val="18"/>
           <w:szCs w:val="18"/>
           <w:lang w:val="en-US"/>
@@ -1919,14 +2487,18 @@
       <w:r>
         <w:rPr>
           <w:rFonts w:cs="DejaVu Sans Condensed" w:ascii="DejaVu Sans Condensed" w:hAnsi="DejaVu Sans Condensed"/>
-          <w:sz w:val="18"/>
-          <w:szCs w:val="18"/>
-        </w:rPr>
-        <w:t>_</w:t>
-      </w:r>
-      <w:r>
-        <w:rPr>
-          <w:rFonts w:cs="DejaVu Sans Condensed" w:ascii="DejaVu Sans Condensed" w:hAnsi="DejaVu Sans Condensed"/>
+          <w:b/>
+          <w:bCs/>
+          <w:sz w:val="18"/>
+          <w:szCs w:val="18"/>
+        </w:rPr>
+        <w:t>_</w:t>
+      </w:r>
+      <w:r>
+        <w:rPr>
+          <w:rFonts w:cs="DejaVu Sans Condensed" w:ascii="DejaVu Sans Condensed" w:hAnsi="DejaVu Sans Condensed"/>
+          <w:b/>
+          <w:bCs/>
           <w:sz w:val="18"/>
           <w:szCs w:val="18"/>
           <w:lang w:val="en-US"/>
@@ -1936,10 +2508,20 @@
       <w:r>
         <w:rPr>
           <w:rFonts w:cs="DejaVu Sans Condensed" w:ascii="DejaVu Sans Condensed" w:hAnsi="DejaVu Sans Condensed"/>
-          <w:sz w:val="18"/>
-          <w:szCs w:val="18"/>
-        </w:rPr>
-        <w:t>}), σύμφωνα με ΕΓΣΣΕ και ΠΔ 80/2022 άρθρο 180</w:t>
+          <w:b/>
+          <w:bCs/>
+          <w:sz w:val="18"/>
+          <w:szCs w:val="18"/>
+        </w:rPr>
+        <w:t>}</w:t>
+      </w:r>
+      <w:r>
+        <w:rPr>
+          <w:rFonts w:cs="DejaVu Sans Condensed" w:ascii="DejaVu Sans Condensed" w:hAnsi="DejaVu Sans Condensed"/>
+          <w:sz w:val="18"/>
+          <w:szCs w:val="18"/>
+        </w:rPr>
+        <w:t>), σύμφωνα με ΕΓΣΣΕ και ΠΔ 80/2022 άρθρο 180</w:t>
       </w:r>
       <w:r>
         <w:rPr>
@@ -1989,6 +2571,7 @@
           <w:iCs/>
           <w:sz w:val="18"/>
           <w:szCs w:val="18"/>
+          <w:u w:val="single"/>
         </w:rPr>
         <w:t>Ώρες ημερήσιας απασχόλησης</w:t>
       </w:r>
@@ -1997,8 +2580,17 @@
           <w:rFonts w:cs="DejaVu Sans Condensed" w:ascii="DejaVu Sans Condensed" w:hAnsi="DejaVu Sans Condensed"/>
           <w:sz w:val="18"/>
           <w:szCs w:val="18"/>
-        </w:rPr>
-        <w:t>: Οι ώρες ημερήσιας απασχόλησής τ{_</w:t>
+          <w:u w:val="single"/>
+        </w:rPr>
+        <w:t>:</w:t>
+      </w:r>
+      <w:r>
+        <w:rPr>
+          <w:rFonts w:cs="DejaVu Sans Condensed" w:ascii="DejaVu Sans Condensed" w:hAnsi="DejaVu Sans Condensed"/>
+          <w:sz w:val="18"/>
+          <w:szCs w:val="18"/>
+        </w:rPr>
+        <w:t xml:space="preserve"> Οι ώρες ημερήσιας απασχόλησής τ{_</w:t>
       </w:r>
       <w:r>
         <w:rPr>
@@ -2102,6 +2694,7 @@
           <w:iCs/>
           <w:sz w:val="18"/>
           <w:szCs w:val="18"/>
+          <w:u w:val="single"/>
         </w:rPr>
         <w:t>Σύστημα Βαρδιών</w:t>
       </w:r>
@@ -2110,8 +2703,17 @@
           <w:rFonts w:cs="DejaVu Sans Condensed" w:ascii="DejaVu Sans Condensed" w:hAnsi="DejaVu Sans Condensed"/>
           <w:sz w:val="18"/>
           <w:szCs w:val="18"/>
-        </w:rPr>
-        <w:t>: Βάσει του κατατεθειμένου προγράμματος στο πληροφοριακό σύστημα ΕΡΓΑΝΗ σύμφωνα με τις διατάξεις του Ν. 2874/1990, Ν. 3385/2005, Ν. 3518/2006 άρθρο 68 της ΕΓΣΣΕ 1975, των Ν. 1892/1990, 2639/1998, 1957/1991, της υπ’ αριθμ. 25/183 απόφασης του ΔΔΔΔ Αθηνών, λαμβάνοντας υπόψη και τις διατάξεις των άρθρων 164, 165,166, 167, 168, 169 και 175 του ΠΔ 80/2022 και την τυχόν σε ισχύ κλαδική εθνική ή τοπική ΣΣΕ.</w:t>
+          <w:u w:val="single"/>
+        </w:rPr>
+        <w:t>:</w:t>
+      </w:r>
+      <w:r>
+        <w:rPr>
+          <w:rFonts w:cs="DejaVu Sans Condensed" w:ascii="DejaVu Sans Condensed" w:hAnsi="DejaVu Sans Condensed"/>
+          <w:sz w:val="18"/>
+          <w:szCs w:val="18"/>
+        </w:rPr>
+        <w:t xml:space="preserve"> Βάσει του κατατεθειμένου προγράμματος στο πληροφοριακό σύστημα ΕΡΓΑΝΗ σύμφωνα με τις διατάξεις του Ν. 2874/1990, Ν. 3385/2005, Ν. 3518/2006 άρθρο 68 της ΕΓΣΣΕ 1975, των Ν. 1892/1990, 2639/1998, 1957/1991, της υπ’ αριθμ. 25/183 απόφασης του ΔΔΔΔ Αθηνών, λαμβάνοντας υπόψη και τις διατάξεις των άρθρων 164, 165,166, 167, 168, 169 και 175 του ΠΔ 80/2022 και την τυχόν σε ισχύ κλαδική εθνική ή τοπική ΣΣΕ.</w:t>
       </w:r>
     </w:p>
     <w:p>
@@ -2153,6 +2755,7 @@
           <w:iCs/>
           <w:sz w:val="18"/>
           <w:szCs w:val="18"/>
+          <w:u w:val="single"/>
         </w:rPr>
         <w:t>Εργασ</w:t>
       </w:r>
@@ -2167,6 +2770,7 @@
           <w:kern w:val="0"/>
           <w:sz w:val="18"/>
           <w:szCs w:val="18"/>
+          <w:u w:val="single"/>
           <w:lang w:val="el-GR" w:eastAsia="en-US" w:bidi="ar-SA"/>
         </w:rPr>
         <w:t>ία 6</w:t>
@@ -2182,6 +2786,7 @@
           <w:kern w:val="0"/>
           <w:sz w:val="18"/>
           <w:szCs w:val="18"/>
+          <w:u w:val="single"/>
           <w:vertAlign w:val="superscript"/>
           <w:lang w:val="el-GR" w:eastAsia="en-US" w:bidi="ar-SA"/>
         </w:rPr>
@@ -2196,6 +2801,7 @@
           <w:iCs/>
           <w:sz w:val="18"/>
           <w:szCs w:val="18"/>
+          <w:u w:val="single"/>
         </w:rPr>
         <w:t>ημ</w:t>
       </w:r>
@@ -2210,6 +2816,7 @@
           <w:kern w:val="0"/>
           <w:sz w:val="18"/>
           <w:szCs w:val="18"/>
+          <w:u w:val="single"/>
           <w:lang w:val="el-GR" w:eastAsia="en-US" w:bidi="ar-SA"/>
         </w:rPr>
         <w:t>έρας</w:t>
@@ -2219,8 +2826,17 @@
           <w:rFonts w:cs="DejaVu Sans Condensed" w:ascii="DejaVu Sans Condensed" w:hAnsi="DejaVu Sans Condensed"/>
           <w:sz w:val="18"/>
           <w:szCs w:val="18"/>
-        </w:rPr>
-        <w:t>: {_HOTEL_0003}</w:t>
+          <w:u w:val="single"/>
+        </w:rPr>
+        <w:t>:</w:t>
+      </w:r>
+      <w:r>
+        <w:rPr>
+          <w:rFonts w:cs="DejaVu Sans Condensed" w:ascii="DejaVu Sans Condensed" w:hAnsi="DejaVu Sans Condensed"/>
+          <w:sz w:val="18"/>
+          <w:szCs w:val="18"/>
+        </w:rPr>
+        <w:t xml:space="preserve"> {_HOTEL_0003}</w:t>
       </w:r>
     </w:p>
     <w:p>
@@ -2242,27 +2858,7 @@
           <w:sz w:val="18"/>
           <w:szCs w:val="18"/>
         </w:rPr>
-        <w:t>2.</w:t>
-      </w:r>
-      <w:r>
-        <w:rPr>
-          <w:rFonts w:cs="DejaVu Sans Condensed" w:ascii="DejaVu Sans Condensed" w:hAnsi="DejaVu Sans Condensed"/>
-          <w:b/>
-          <w:bCs/>
-          <w:sz w:val="18"/>
-          <w:szCs w:val="18"/>
-        </w:rPr>
-        <w:t>6</w:t>
-      </w:r>
-      <w:r>
-        <w:rPr>
-          <w:rFonts w:cs="DejaVu Sans Condensed" w:ascii="DejaVu Sans Condensed" w:hAnsi="DejaVu Sans Condensed"/>
-          <w:b/>
-          <w:bCs/>
-          <w:sz w:val="18"/>
-          <w:szCs w:val="18"/>
-        </w:rPr>
-        <w:t xml:space="preserve">. </w:t>
+        <w:t xml:space="preserve">2.6. </w:t>
         <w:tab/>
       </w:r>
       <w:r>
@@ -2274,6 +2870,7 @@
           <w:iCs/>
           <w:sz w:val="18"/>
           <w:szCs w:val="18"/>
+          <w:u w:val="single"/>
         </w:rPr>
         <w:t>Συνεχές ή σε διακεκομμένο</w:t>
       </w:r>
@@ -2284,8 +2881,19 @@
           <w:iCs/>
           <w:sz w:val="18"/>
           <w:szCs w:val="18"/>
-        </w:rPr>
-        <w:t xml:space="preserve">: </w:t>
+          <w:u w:val="single"/>
+        </w:rPr>
+        <w:t>:</w:t>
+      </w:r>
+      <w:r>
+        <w:rPr>
+          <w:rFonts w:cs="DejaVu Sans Condensed" w:ascii="DejaVu Sans Condensed" w:hAnsi="DejaVu Sans Condensed"/>
+          <w:i/>
+          <w:iCs/>
+          <w:sz w:val="18"/>
+          <w:szCs w:val="18"/>
+        </w:rPr>
+        <w:t xml:space="preserve"> </w:t>
       </w:r>
       <w:r>
         <w:rPr>
@@ -2566,27 +3174,7 @@
           <w:sz w:val="18"/>
           <w:szCs w:val="18"/>
         </w:rPr>
-        <w:t>2.</w:t>
-      </w:r>
-      <w:r>
-        <w:rPr>
-          <w:rFonts w:cs="DejaVu Sans Condensed" w:ascii="DejaVu Sans Condensed" w:hAnsi="DejaVu Sans Condensed"/>
-          <w:b/>
-          <w:bCs/>
-          <w:sz w:val="18"/>
-          <w:szCs w:val="18"/>
-        </w:rPr>
-        <w:t>7</w:t>
-      </w:r>
-      <w:r>
-        <w:rPr>
-          <w:rFonts w:cs="DejaVu Sans Condensed" w:ascii="DejaVu Sans Condensed" w:hAnsi="DejaVu Sans Condensed"/>
-          <w:b/>
-          <w:bCs/>
-          <w:sz w:val="18"/>
-          <w:szCs w:val="18"/>
-        </w:rPr>
-        <w:t xml:space="preserve">. </w:t>
+        <w:t xml:space="preserve">2.7. </w:t>
         <w:tab/>
       </w:r>
       <w:r>
@@ -2598,6 +3186,7 @@
           <w:iCs/>
           <w:sz w:val="18"/>
           <w:szCs w:val="18"/>
+          <w:u w:val="single"/>
         </w:rPr>
         <w:t>Διάλειμμα – Ευέλικτη προσέλευση</w:t>
       </w:r>
@@ -2621,27 +3210,7 @@
           <w:sz w:val="18"/>
           <w:szCs w:val="18"/>
         </w:rPr>
-        <w:t>2.</w:t>
-      </w:r>
-      <w:r>
-        <w:rPr>
-          <w:rFonts w:cs="DejaVu Sans Condensed" w:ascii="DejaVu Sans Condensed" w:hAnsi="DejaVu Sans Condensed"/>
-          <w:b/>
-          <w:bCs/>
-          <w:sz w:val="18"/>
-          <w:szCs w:val="18"/>
-        </w:rPr>
-        <w:t>7</w:t>
-      </w:r>
-      <w:r>
-        <w:rPr>
-          <w:rFonts w:cs="DejaVu Sans Condensed" w:ascii="DejaVu Sans Condensed" w:hAnsi="DejaVu Sans Condensed"/>
-          <w:b/>
-          <w:bCs/>
-          <w:sz w:val="18"/>
-          <w:szCs w:val="18"/>
-        </w:rPr>
-        <w:t>.1.</w:t>
+        <w:t>2.7.1.</w:t>
       </w:r>
       <w:r>
         <w:rPr>
@@ -2701,11 +3270,23 @@
           <w:sz w:val="18"/>
           <w:szCs w:val="18"/>
         </w:rPr>
-        <w:t>σε {_</w:t>
-      </w:r>
-      <w:r>
-        <w:rPr>
-          <w:rFonts w:cs="DejaVu Sans Condensed" w:ascii="DejaVu Sans Condensed" w:hAnsi="DejaVu Sans Condensed"/>
+        <w:t xml:space="preserve">σε </w:t>
+      </w:r>
+      <w:r>
+        <w:rPr>
+          <w:rFonts w:cs="DejaVu Sans Condensed" w:ascii="DejaVu Sans Condensed" w:hAnsi="DejaVu Sans Condensed"/>
+          <w:b/>
+          <w:bCs/>
+          <w:sz w:val="18"/>
+          <w:szCs w:val="18"/>
+        </w:rPr>
+        <w:t>{_</w:t>
+      </w:r>
+      <w:r>
+        <w:rPr>
+          <w:rFonts w:cs="DejaVu Sans Condensed" w:ascii="DejaVu Sans Condensed" w:hAnsi="DejaVu Sans Condensed"/>
+          <w:b/>
+          <w:bCs/>
           <w:sz w:val="18"/>
           <w:szCs w:val="18"/>
           <w:lang w:val="en-US"/>
@@ -2715,14 +3296,18 @@
       <w:r>
         <w:rPr>
           <w:rFonts w:cs="DejaVu Sans Condensed" w:ascii="DejaVu Sans Condensed" w:hAnsi="DejaVu Sans Condensed"/>
-          <w:sz w:val="18"/>
-          <w:szCs w:val="18"/>
-        </w:rPr>
-        <w:t>_</w:t>
-      </w:r>
-      <w:r>
-        <w:rPr>
-          <w:rFonts w:cs="DejaVu Sans Condensed" w:ascii="DejaVu Sans Condensed" w:hAnsi="DejaVu Sans Condensed"/>
+          <w:b/>
+          <w:bCs/>
+          <w:sz w:val="18"/>
+          <w:szCs w:val="18"/>
+        </w:rPr>
+        <w:t>_</w:t>
+      </w:r>
+      <w:r>
+        <w:rPr>
+          <w:rFonts w:cs="DejaVu Sans Condensed" w:ascii="DejaVu Sans Condensed" w:hAnsi="DejaVu Sans Condensed"/>
+          <w:b/>
+          <w:bCs/>
           <w:sz w:val="18"/>
           <w:szCs w:val="18"/>
           <w:lang w:val="en-US"/>
@@ -2732,14 +3317,36 @@
       <w:r>
         <w:rPr>
           <w:rFonts w:cs="DejaVu Sans Condensed" w:ascii="DejaVu Sans Condensed" w:hAnsi="DejaVu Sans Condensed"/>
-          <w:sz w:val="18"/>
-          <w:szCs w:val="18"/>
-        </w:rPr>
-        <w:t>} ({_</w:t>
-      </w:r>
-      <w:r>
-        <w:rPr>
-          <w:rFonts w:cs="DejaVu Sans Condensed" w:ascii="DejaVu Sans Condensed" w:hAnsi="DejaVu Sans Condensed"/>
+          <w:b/>
+          <w:bCs/>
+          <w:sz w:val="18"/>
+          <w:szCs w:val="18"/>
+        </w:rPr>
+        <w:t>}</w:t>
+      </w:r>
+      <w:r>
+        <w:rPr>
+          <w:rFonts w:cs="DejaVu Sans Condensed" w:ascii="DejaVu Sans Condensed" w:hAnsi="DejaVu Sans Condensed"/>
+          <w:sz w:val="18"/>
+          <w:szCs w:val="18"/>
+        </w:rPr>
+        <w:t xml:space="preserve"> (</w:t>
+      </w:r>
+      <w:r>
+        <w:rPr>
+          <w:rFonts w:cs="DejaVu Sans Condensed" w:ascii="DejaVu Sans Condensed" w:hAnsi="DejaVu Sans Condensed"/>
+          <w:b/>
+          <w:bCs/>
+          <w:sz w:val="18"/>
+          <w:szCs w:val="18"/>
+        </w:rPr>
+        <w:t>{_</w:t>
+      </w:r>
+      <w:r>
+        <w:rPr>
+          <w:rFonts w:cs="DejaVu Sans Condensed" w:ascii="DejaVu Sans Condensed" w:hAnsi="DejaVu Sans Condensed"/>
+          <w:b/>
+          <w:bCs/>
           <w:sz w:val="18"/>
           <w:szCs w:val="18"/>
           <w:lang w:val="en-US"/>
@@ -2749,14 +3356,36 @@
       <w:r>
         <w:rPr>
           <w:rFonts w:cs="DejaVu Sans Condensed" w:ascii="DejaVu Sans Condensed" w:hAnsi="DejaVu Sans Condensed"/>
-          <w:sz w:val="18"/>
-          <w:szCs w:val="18"/>
-        </w:rPr>
-        <w:t>}) λεπτά και {_</w:t>
-      </w:r>
-      <w:r>
-        <w:rPr>
-          <w:rFonts w:cs="DejaVu Sans Condensed" w:ascii="DejaVu Sans Condensed" w:hAnsi="DejaVu Sans Condensed"/>
+          <w:b/>
+          <w:bCs/>
+          <w:sz w:val="18"/>
+          <w:szCs w:val="18"/>
+        </w:rPr>
+        <w:t>}</w:t>
+      </w:r>
+      <w:r>
+        <w:rPr>
+          <w:rFonts w:cs="DejaVu Sans Condensed" w:ascii="DejaVu Sans Condensed" w:hAnsi="DejaVu Sans Condensed"/>
+          <w:sz w:val="18"/>
+          <w:szCs w:val="18"/>
+        </w:rPr>
+        <w:t xml:space="preserve">) λεπτά και </w:t>
+      </w:r>
+      <w:r>
+        <w:rPr>
+          <w:rFonts w:cs="DejaVu Sans Condensed" w:ascii="DejaVu Sans Condensed" w:hAnsi="DejaVu Sans Condensed"/>
+          <w:b/>
+          <w:bCs/>
+          <w:sz w:val="18"/>
+          <w:szCs w:val="18"/>
+        </w:rPr>
+        <w:t>{_</w:t>
+      </w:r>
+      <w:r>
+        <w:rPr>
+          <w:rFonts w:cs="DejaVu Sans Condensed" w:ascii="DejaVu Sans Condensed" w:hAnsi="DejaVu Sans Condensed"/>
+          <w:b/>
+          <w:bCs/>
           <w:sz w:val="18"/>
           <w:szCs w:val="18"/>
           <w:lang w:val="en-US"/>
@@ -2766,14 +3395,18 @@
       <w:r>
         <w:rPr>
           <w:rFonts w:cs="DejaVu Sans Condensed" w:ascii="DejaVu Sans Condensed" w:hAnsi="DejaVu Sans Condensed"/>
-          <w:sz w:val="18"/>
-          <w:szCs w:val="18"/>
-        </w:rPr>
-        <w:t>_</w:t>
-      </w:r>
-      <w:r>
-        <w:rPr>
-          <w:rFonts w:cs="DejaVu Sans Condensed" w:ascii="DejaVu Sans Condensed" w:hAnsi="DejaVu Sans Condensed"/>
+          <w:b/>
+          <w:bCs/>
+          <w:sz w:val="18"/>
+          <w:szCs w:val="18"/>
+        </w:rPr>
+        <w:t>_</w:t>
+      </w:r>
+      <w:r>
+        <w:rPr>
+          <w:rFonts w:cs="DejaVu Sans Condensed" w:ascii="DejaVu Sans Condensed" w:hAnsi="DejaVu Sans Condensed"/>
+          <w:b/>
+          <w:bCs/>
           <w:sz w:val="18"/>
           <w:szCs w:val="18"/>
           <w:lang w:val="en-US"/>
@@ -2783,14 +3416,18 @@
       <w:r>
         <w:rPr>
           <w:rFonts w:cs="DejaVu Sans Condensed" w:ascii="DejaVu Sans Condensed" w:hAnsi="DejaVu Sans Condensed"/>
-          <w:sz w:val="18"/>
-          <w:szCs w:val="18"/>
-        </w:rPr>
-        <w:t>_</w:t>
-      </w:r>
-      <w:r>
-        <w:rPr>
-          <w:rFonts w:cs="DejaVu Sans Condensed" w:ascii="DejaVu Sans Condensed" w:hAnsi="DejaVu Sans Condensed"/>
+          <w:b/>
+          <w:bCs/>
+          <w:sz w:val="18"/>
+          <w:szCs w:val="18"/>
+        </w:rPr>
+        <w:t>_</w:t>
+      </w:r>
+      <w:r>
+        <w:rPr>
+          <w:rFonts w:cs="DejaVu Sans Condensed" w:ascii="DejaVu Sans Condensed" w:hAnsi="DejaVu Sans Condensed"/>
+          <w:b/>
+          <w:bCs/>
           <w:sz w:val="18"/>
           <w:szCs w:val="18"/>
           <w:lang w:val="en-US"/>
@@ -2800,10 +3437,20 @@
       <w:r>
         <w:rPr>
           <w:rFonts w:cs="DejaVu Sans Condensed" w:ascii="DejaVu Sans Condensed" w:hAnsi="DejaVu Sans Condensed"/>
-          <w:sz w:val="18"/>
-          <w:szCs w:val="18"/>
-        </w:rPr>
-        <w:t xml:space="preserve">}. </w:t>
+          <w:b/>
+          <w:bCs/>
+          <w:sz w:val="18"/>
+          <w:szCs w:val="18"/>
+        </w:rPr>
+        <w:t>}</w:t>
+      </w:r>
+      <w:r>
+        <w:rPr>
+          <w:rFonts w:cs="DejaVu Sans Condensed" w:ascii="DejaVu Sans Condensed" w:hAnsi="DejaVu Sans Condensed"/>
+          <w:sz w:val="18"/>
+          <w:szCs w:val="18"/>
+        </w:rPr>
+        <w:t xml:space="preserve"> </w:t>
       </w:r>
       <w:r>
         <w:rPr>
@@ -2813,30 +3460,7 @@
           <w:sz w:val="16"/>
           <w:szCs w:val="16"/>
         </w:rPr>
-        <w:t>[ΣΣ  ΕΚΤΟΣ ΩΡΑΡΙΟΥ: Δεν αποτελε</w:t>
-      </w:r>
-      <w:r>
-        <w:rPr>
-          <w:rFonts w:eastAsia="Calibri" w:cs="DejaVu Sans Condensed" w:ascii="DejaVu Sans Condensed" w:hAnsi="DejaVu Sans Condensed" w:eastAsiaTheme="minorHAnsi"/>
-          <w:i/>
-          <w:iCs/>
-          <w:color w:val="auto"/>
-          <w:kern w:val="0"/>
-          <w:sz w:val="16"/>
-          <w:szCs w:val="16"/>
-          <w:lang w:val="el-GR" w:eastAsia="en-US" w:bidi="ar-SA"/>
-        </w:rPr>
-        <w:t>ί χρόνο εργασίας ήτοι επεκτείνει το ωράριο εργασίας</w:t>
-      </w:r>
-      <w:r>
-        <w:rPr>
-          <w:rFonts w:cs="DejaVu Sans Condensed" w:ascii="DejaVu Sans Condensed" w:hAnsi="DejaVu Sans Condensed"/>
-          <w:i/>
-          <w:iCs/>
-          <w:sz w:val="16"/>
-          <w:szCs w:val="16"/>
-        </w:rPr>
-        <w:t>]</w:t>
+        <w:t>{_HOTEL_0005}{_HOTEL_0006}</w:t>
       </w:r>
     </w:p>
     <w:p>
@@ -2858,27 +3482,7 @@
           <w:sz w:val="18"/>
           <w:szCs w:val="18"/>
         </w:rPr>
-        <w:t>2.</w:t>
-      </w:r>
-      <w:r>
-        <w:rPr>
-          <w:rFonts w:cs="DejaVu Sans Condensed" w:ascii="DejaVu Sans Condensed" w:hAnsi="DejaVu Sans Condensed"/>
-          <w:b/>
-          <w:bCs/>
-          <w:sz w:val="18"/>
-          <w:szCs w:val="18"/>
-        </w:rPr>
-        <w:t>7</w:t>
-      </w:r>
-      <w:r>
-        <w:rPr>
-          <w:rFonts w:cs="DejaVu Sans Condensed" w:ascii="DejaVu Sans Condensed" w:hAnsi="DejaVu Sans Condensed"/>
-          <w:b/>
-          <w:bCs/>
-          <w:sz w:val="18"/>
-          <w:szCs w:val="18"/>
-        </w:rPr>
-        <w:t>.2.</w:t>
+        <w:t>2.7.2.</w:t>
       </w:r>
       <w:r>
         <w:rPr>
@@ -2908,11 +3512,23 @@
           <w:sz w:val="18"/>
           <w:szCs w:val="18"/>
         </w:rPr>
-        <w:t xml:space="preserve"> ορίζεται σε {_</w:t>
-      </w:r>
-      <w:r>
-        <w:rPr>
-          <w:rFonts w:cs="DejaVu Sans Condensed" w:ascii="DejaVu Sans Condensed" w:hAnsi="DejaVu Sans Condensed"/>
+        <w:t xml:space="preserve"> ορίζεται σε </w:t>
+      </w:r>
+      <w:r>
+        <w:rPr>
+          <w:rFonts w:cs="DejaVu Sans Condensed" w:ascii="DejaVu Sans Condensed" w:hAnsi="DejaVu Sans Condensed"/>
+          <w:b/>
+          <w:bCs/>
+          <w:sz w:val="18"/>
+          <w:szCs w:val="18"/>
+        </w:rPr>
+        <w:t>{_</w:t>
+      </w:r>
+      <w:r>
+        <w:rPr>
+          <w:rFonts w:cs="DejaVu Sans Condensed" w:ascii="DejaVu Sans Condensed" w:hAnsi="DejaVu Sans Condensed"/>
+          <w:b/>
+          <w:bCs/>
           <w:sz w:val="18"/>
           <w:szCs w:val="18"/>
           <w:lang w:val="en-US"/>
@@ -2922,14 +3538,18 @@
       <w:r>
         <w:rPr>
           <w:rFonts w:cs="DejaVu Sans Condensed" w:ascii="DejaVu Sans Condensed" w:hAnsi="DejaVu Sans Condensed"/>
-          <w:sz w:val="18"/>
-          <w:szCs w:val="18"/>
-        </w:rPr>
-        <w:t>_</w:t>
-      </w:r>
-      <w:r>
-        <w:rPr>
-          <w:rFonts w:cs="DejaVu Sans Condensed" w:ascii="DejaVu Sans Condensed" w:hAnsi="DejaVu Sans Condensed"/>
+          <w:b/>
+          <w:bCs/>
+          <w:sz w:val="18"/>
+          <w:szCs w:val="18"/>
+        </w:rPr>
+        <w:t>_</w:t>
+      </w:r>
+      <w:r>
+        <w:rPr>
+          <w:rFonts w:cs="DejaVu Sans Condensed" w:ascii="DejaVu Sans Condensed" w:hAnsi="DejaVu Sans Condensed"/>
+          <w:b/>
+          <w:bCs/>
           <w:sz w:val="18"/>
           <w:szCs w:val="18"/>
           <w:lang w:val="en-US"/>
@@ -2939,10 +3559,20 @@
       <w:r>
         <w:rPr>
           <w:rFonts w:cs="DejaVu Sans Condensed" w:ascii="DejaVu Sans Condensed" w:hAnsi="DejaVu Sans Condensed"/>
-          <w:sz w:val="18"/>
-          <w:szCs w:val="18"/>
-        </w:rPr>
-        <w:t>} λεπτά</w:t>
+          <w:b/>
+          <w:bCs/>
+          <w:sz w:val="18"/>
+          <w:szCs w:val="18"/>
+        </w:rPr>
+        <w:t>}</w:t>
+      </w:r>
+      <w:r>
+        <w:rPr>
+          <w:rFonts w:cs="DejaVu Sans Condensed" w:ascii="DejaVu Sans Condensed" w:hAnsi="DejaVu Sans Condensed"/>
+          <w:sz w:val="18"/>
+          <w:szCs w:val="18"/>
+        </w:rPr>
+        <w:t xml:space="preserve"> λεπτά</w:t>
       </w:r>
     </w:p>
     <w:p>
@@ -2964,27 +3594,7 @@
           <w:sz w:val="18"/>
           <w:szCs w:val="18"/>
         </w:rPr>
-        <w:t>2.</w:t>
-      </w:r>
-      <w:r>
-        <w:rPr>
-          <w:rFonts w:cs="DejaVu Sans Condensed" w:ascii="DejaVu Sans Condensed" w:hAnsi="DejaVu Sans Condensed"/>
-          <w:b/>
-          <w:bCs/>
-          <w:sz w:val="18"/>
-          <w:szCs w:val="18"/>
-        </w:rPr>
-        <w:t>8</w:t>
-      </w:r>
-      <w:r>
-        <w:rPr>
-          <w:rFonts w:cs="DejaVu Sans Condensed" w:ascii="DejaVu Sans Condensed" w:hAnsi="DejaVu Sans Condensed"/>
-          <w:b/>
-          <w:bCs/>
-          <w:sz w:val="18"/>
-          <w:szCs w:val="18"/>
-        </w:rPr>
-        <w:t>.</w:t>
+        <w:t>2.8.</w:t>
       </w:r>
       <w:r>
         <w:rPr>
@@ -3041,7 +3651,17 @@
         </w:rPr>
         <w:t>3.</w:t>
         <w:tab/>
-        <w:t>ΤΟΠΟΣ ΠΑΡΟΧΗΣ ΕΡΓΑΣΙΑΣ:</w:t>
+        <w:t>Τ</w:t>
+      </w:r>
+      <w:r>
+        <w:rPr>
+          <w:rFonts w:cs="DejaVu Sans Condensed" w:ascii="DejaVu Sans Condensed" w:hAnsi="DejaVu Sans Condensed"/>
+          <w:b/>
+          <w:sz w:val="18"/>
+          <w:szCs w:val="18"/>
+          <w:u w:val="single"/>
+        </w:rPr>
+        <w:t>ΟΠΟΣ ΠΑΡΟΧΗΣ ΕΡΓΑΣΙΑΣ:</w:t>
       </w:r>
     </w:p>
     <w:p>
@@ -3174,7 +3794,72 @@
           <w:sz w:val="18"/>
           <w:szCs w:val="18"/>
         </w:rPr>
-        <w:t xml:space="preserve">}  διατηρεί ή θα διατηρεί στο μέλλον εγκαταστάσεις. </w:t>
+        <w:t xml:space="preserve">}  διατηρεί ή θα διατηρεί στο μέλλον εγκαταστάσεις.  </w:t>
+      </w:r>
+    </w:p>
+    <w:tbl>
+      <w:tblPr>
+        <w:tblW w:w="5000" w:type="pct"/>
+        <w:jc w:val="left"/>
+        <w:tblInd w:w="-5" w:type="dxa"/>
+        <w:tblLayout w:type="fixed"/>
+        <w:tblCellMar>
+          <w:top w:w="55" w:type="dxa"/>
+          <w:left w:w="55" w:type="dxa"/>
+          <w:bottom w:w="55" w:type="dxa"/>
+          <w:right w:w="55" w:type="dxa"/>
+        </w:tblCellMar>
+      </w:tblPr>
+      <w:tblGrid>
+        <w:gridCol w:w="8312"/>
+      </w:tblGrid>
+      <w:tr>
+        <w:trPr/>
+        <w:tc>
+          <w:tcPr>
+            <w:tcW w:w="8312" w:type="dxa"/>
+            <w:tcBorders>
+              <w:top w:val="single" w:sz="4" w:space="0" w:color="000000"/>
+              <w:left w:val="single" w:sz="4" w:space="0" w:color="000000"/>
+              <w:bottom w:val="single" w:sz="4" w:space="0" w:color="000000"/>
+              <w:right w:val="single" w:sz="4" w:space="0" w:color="000000"/>
+            </w:tcBorders>
+          </w:tcPr>
+          <w:p>
+            <w:pPr>
+              <w:pStyle w:val="TableContents"/>
+              <w:spacing w:before="0" w:after="160"/>
+              <w:rPr>
+                <w:rFonts w:ascii="DejaVu Sans Mono" w:hAnsi="DejaVu Sans Mono"/>
+                <w:sz w:val="16"/>
+                <w:szCs w:val="16"/>
+              </w:rPr>
+            </w:pPr>
+            <w:r>
+              <w:rPr>
+                <w:rFonts w:ascii="DejaVu Sans Mono" w:hAnsi="DejaVu Sans Mono"/>
+                <w:sz w:val="16"/>
+                <w:szCs w:val="16"/>
+              </w:rPr>
+              <w:t>{_HOTEL_0004}</w:t>
+            </w:r>
+          </w:p>
+        </w:tc>
+      </w:tr>
+    </w:tbl>
+    <w:p>
+      <w:pPr>
+        <w:pStyle w:val="Normal"/>
+        <w:ind w:left="-709" w:right="-1186" w:hanging="0"/>
+        <w:jc w:val="both"/>
+        <w:rPr>
+          <w:rFonts w:ascii="DejaVu Sans Condensed" w:hAnsi="DejaVu Sans Condensed" w:cs="DejaVu Sans Condensed"/>
+          <w:sz w:val="18"/>
+          <w:szCs w:val="18"/>
+        </w:rPr>
+      </w:pPr>
+      <w:r>
+        <w:rPr/>
       </w:r>
     </w:p>
     <w:p>
@@ -3311,7 +3996,7 @@
           <w:kern w:val="0"/>
           <w:sz w:val="18"/>
           <w:szCs w:val="18"/>
-          <w:shd w:fill="FFFF00" w:val="clear"/>
+          <w:shd w:fill="auto" w:val="clear"/>
           <w:lang w:val="el-GR" w:eastAsia="en-US" w:bidi="ar-SA"/>
         </w:rPr>
         <w:t xml:space="preserve"> συμφερόντων της</w:t>
@@ -3615,7 +4300,7 @@
           <w:kern w:val="0"/>
           <w:sz w:val="18"/>
           <w:szCs w:val="18"/>
-          <w:shd w:fill="FFFF00" w:val="clear"/>
+          <w:shd w:fill="auto" w:val="clear"/>
           <w:lang w:val="el-GR" w:eastAsia="en-US" w:bidi="ar-SA"/>
         </w:rPr>
         <w:t>ή συμφερόντων</w:t>
@@ -14389,8 +15074,8 @@
       <w:tblLook w:val="04a0" w:noHBand="0" w:noVBand="1" w:firstColumn="1" w:lastRow="0" w:lastColumn="0" w:firstRow="1"/>
     </w:tblPr>
     <w:tblGrid>
-      <w:gridCol w:w="9022"/>
-      <w:gridCol w:w="1267"/>
+      <w:gridCol w:w="9026"/>
+      <w:gridCol w:w="1263"/>
     </w:tblGrid>
     <w:tr>
       <w:trPr>
@@ -14398,7 +15083,7 @@
       </w:trPr>
       <w:tc>
         <w:tcPr>
-          <w:tcW w:w="9022" w:type="dxa"/>
+          <w:tcW w:w="9026" w:type="dxa"/>
           <w:tcBorders>
             <w:top w:val="single" w:sz="4" w:space="0" w:color="B2B2B2"/>
             <w:left w:val="nil"/>
@@ -14435,7 +15120,7 @@
       </w:tc>
       <w:tc>
         <w:tcPr>
-          <w:tcW w:w="1267" w:type="dxa"/>
+          <w:tcW w:w="1263" w:type="dxa"/>
           <w:tcBorders>
             <w:top w:val="single" w:sz="4" w:space="0" w:color="B2B2B2"/>
             <w:left w:val="nil"/>
@@ -14473,7 +15158,7 @@
       </w:trPr>
       <w:tc>
         <w:tcPr>
-          <w:tcW w:w="9022" w:type="dxa"/>
+          <w:tcW w:w="9026" w:type="dxa"/>
           <w:tcBorders>
             <w:top w:val="nil"/>
             <w:left w:val="nil"/>
@@ -14606,7 +15291,7 @@
       </w:tc>
       <w:tc>
         <w:tcPr>
-          <w:tcW w:w="1267" w:type="dxa"/>
+          <w:tcW w:w="1263" w:type="dxa"/>
           <w:tcBorders>
             <w:top w:val="nil"/>
             <w:left w:val="nil"/>
@@ -14692,7 +15377,7 @@
               <w:color w:val="808080"/>
               <w:lang w:val="el-GR" w:eastAsia="en-US" w:bidi="ar-SA"/>
             </w:rPr>
-            <w:t>8</w:t>
+            <w:t>9</w:t>
           </w:r>
           <w:r>
             <w:rPr>
@@ -14758,7 +15443,7 @@
               <w:color w:val="808080"/>
               <w:lang w:val="el-GR" w:eastAsia="en-US" w:bidi="ar-SA"/>
             </w:rPr>
-            <w:t>8</w:t>
+            <w:t>9</w:t>
           </w:r>
           <w:r>
             <w:rPr>
@@ -14820,8 +15505,8 @@
       <w:tblLook w:val="04a0" w:noHBand="0" w:noVBand="1" w:firstColumn="1" w:lastRow="0" w:lastColumn="0" w:firstRow="1"/>
     </w:tblPr>
     <w:tblGrid>
-      <w:gridCol w:w="9022"/>
-      <w:gridCol w:w="1267"/>
+      <w:gridCol w:w="9026"/>
+      <w:gridCol w:w="1263"/>
     </w:tblGrid>
     <w:tr>
       <w:trPr>
@@ -14829,7 +15514,7 @@
       </w:trPr>
       <w:tc>
         <w:tcPr>
-          <w:tcW w:w="9022" w:type="dxa"/>
+          <w:tcW w:w="9026" w:type="dxa"/>
           <w:tcBorders>
             <w:top w:val="single" w:sz="4" w:space="0" w:color="B2B2B2"/>
             <w:left w:val="nil"/>
@@ -14866,7 +15551,7 @@
       </w:tc>
       <w:tc>
         <w:tcPr>
-          <w:tcW w:w="1267" w:type="dxa"/>
+          <w:tcW w:w="1263" w:type="dxa"/>
           <w:tcBorders>
             <w:top w:val="single" w:sz="4" w:space="0" w:color="B2B2B2"/>
             <w:left w:val="nil"/>
@@ -14904,7 +15589,7 @@
       </w:trPr>
       <w:tc>
         <w:tcPr>
-          <w:tcW w:w="9022" w:type="dxa"/>
+          <w:tcW w:w="9026" w:type="dxa"/>
           <w:tcBorders>
             <w:top w:val="nil"/>
             <w:left w:val="nil"/>
@@ -15037,7 +15722,7 @@
       </w:tc>
       <w:tc>
         <w:tcPr>
-          <w:tcW w:w="1267" w:type="dxa"/>
+          <w:tcW w:w="1263" w:type="dxa"/>
           <w:tcBorders>
             <w:top w:val="nil"/>
             <w:left w:val="nil"/>
@@ -15123,7 +15808,7 @@
               <w:color w:val="808080"/>
               <w:lang w:val="el-GR" w:eastAsia="en-US" w:bidi="ar-SA"/>
             </w:rPr>
-            <w:t>8</w:t>
+            <w:t>9</w:t>
           </w:r>
           <w:r>
             <w:rPr>
@@ -15189,7 +15874,7 @@
               <w:color w:val="808080"/>
               <w:lang w:val="el-GR" w:eastAsia="en-US" w:bidi="ar-SA"/>
             </w:rPr>
-            <w:t>8</w:t>
+            <w:t>9</w:t>
           </w:r>
           <w:r>
             <w:rPr>
@@ -16458,6 +17143,13 @@
     </w:pPr>
     <w:rPr/>
   </w:style>
+  <w:style w:type="paragraph" w:styleId="FrameContents">
+    <w:name w:val="Frame Contents"/>
+    <w:basedOn w:val="Normal"/>
+    <w:qFormat/>
+    <w:pPr/>
+    <w:rPr/>
+  </w:style>
   <w:style w:type="numbering" w:styleId="NoList" w:default="1">
     <w:name w:val="No List"/>
     <w:uiPriority w:val="99"/>

--- a/public/templates/ΑΡΧΙΚΗ ΣΥΜΒΑΣΗ ΕΡΓΑΖΟΜΕΝΩΝ.docx
+++ b/public/templates/ΑΡΧΙΚΗ ΣΥΜΒΑΣΗ ΕΡΓΑΖΟΜΕΝΩΝ.docx
@@ -3186,7 +3186,7 @@
           <w:iCs/>
           <w:sz w:val="18"/>
           <w:szCs w:val="18"/>
-          <w:u w:val="single"/>
+          <w:u w:val="thick"/>
         </w:rPr>
         <w:t>Διάλειμμα – Ευέλικτη προσέλευση</w:t>
       </w:r>
@@ -3651,17 +3651,18 @@
         </w:rPr>
         <w:t>3.</w:t>
         <w:tab/>
-        <w:t>Τ</w:t>
-      </w:r>
-      <w:r>
-        <w:rPr>
-          <w:rFonts w:cs="DejaVu Sans Condensed" w:ascii="DejaVu Sans Condensed" w:hAnsi="DejaVu Sans Condensed"/>
-          <w:b/>
-          <w:sz w:val="18"/>
-          <w:szCs w:val="18"/>
-          <w:u w:val="single"/>
-        </w:rPr>
-        <w:t>ΟΠΟΣ ΠΑΡΟΧΗΣ ΕΡΓΑΣΙΑΣ:</w:t>
+      </w:r>
+      <w:r>
+        <w:rPr>
+          <w:rFonts w:cs="DejaVu Sans Condensed" w:ascii="DejaVu Sans Condensed" w:hAnsi="DejaVu Sans Condensed"/>
+          <w:b/>
+          <w:i/>
+          <w:iCs/>
+          <w:sz w:val="18"/>
+          <w:szCs w:val="18"/>
+          <w:u w:val="thick" w:color="000000"/>
+        </w:rPr>
+        <w:t>ΤΟΠΟΣ ΠΑΡΟΧΗΣ ΕΡΓΑΣΙΑΣ:</w:t>
       </w:r>
     </w:p>
     <w:p>
@@ -3794,14 +3795,14 @@
           <w:sz w:val="18"/>
           <w:szCs w:val="18"/>
         </w:rPr>
-        <w:t xml:space="preserve">}  διατηρεί ή θα διατηρεί στο μέλλον εγκαταστάσεις.  </w:t>
+        <w:t>}  διατηρεί ή θα διατηρεί στο μέλλον εγκαταστάσεις.  {_HOTEL_0007}</w:t>
       </w:r>
     </w:p>
     <w:tbl>
       <w:tblPr>
-        <w:tblW w:w="5000" w:type="pct"/>
+        <w:tblW w:w="10244" w:type="dxa"/>
         <w:jc w:val="left"/>
-        <w:tblInd w:w="-5" w:type="dxa"/>
+        <w:tblInd w:w="-747" w:type="dxa"/>
         <w:tblLayout w:type="fixed"/>
         <w:tblCellMar>
           <w:top w:w="55" w:type="dxa"/>
@@ -3811,37 +3812,136 @@
         </w:tblCellMar>
       </w:tblPr>
       <w:tblGrid>
-        <w:gridCol w:w="8312"/>
+        <w:gridCol w:w="5314"/>
+        <w:gridCol w:w="1811"/>
+        <w:gridCol w:w="1136"/>
+        <w:gridCol w:w="1983"/>
       </w:tblGrid>
       <w:tr>
         <w:trPr/>
         <w:tc>
           <w:tcPr>
-            <w:tcW w:w="8312" w:type="dxa"/>
-            <w:tcBorders>
-              <w:top w:val="single" w:sz="4" w:space="0" w:color="000000"/>
-              <w:left w:val="single" w:sz="4" w:space="0" w:color="000000"/>
-              <w:bottom w:val="single" w:sz="4" w:space="0" w:color="000000"/>
-              <w:right w:val="single" w:sz="4" w:space="0" w:color="000000"/>
-            </w:tcBorders>
+            <w:tcW w:w="5314" w:type="dxa"/>
+            <w:tcBorders/>
           </w:tcPr>
           <w:p>
             <w:pPr>
               <w:pStyle w:val="TableContents"/>
               <w:spacing w:before="0" w:after="160"/>
               <w:rPr>
-                <w:rFonts w:ascii="DejaVu Sans Mono" w:hAnsi="DejaVu Sans Mono"/>
+                <w:rFonts w:ascii="DejaVu Sans Condensed" w:hAnsi="DejaVu Sans Condensed" w:eastAsia="Calibri" w:cs="DejaVu Sans Condensed" w:eastAsiaTheme="minorHAnsi"/>
+                <w:color w:val="auto"/>
+                <w:kern w:val="0"/>
                 <w:sz w:val="16"/>
                 <w:szCs w:val="16"/>
+                <w:lang w:val="el-GR" w:eastAsia="en-US" w:bidi="ar-SA"/>
               </w:rPr>
             </w:pPr>
             <w:r>
               <w:rPr>
-                <w:rFonts w:ascii="DejaVu Sans Mono" w:hAnsi="DejaVu Sans Mono"/>
+                <w:rFonts w:eastAsia="Calibri" w:cs="DejaVu Sans Condensed" w:eastAsiaTheme="minorHAnsi" w:ascii="DejaVu Sans Condensed" w:hAnsi="DejaVu Sans Condensed"/>
+                <w:color w:val="auto"/>
+                <w:kern w:val="0"/>
                 <w:sz w:val="16"/>
                 <w:szCs w:val="16"/>
+                <w:lang w:val="el-GR" w:eastAsia="en-US" w:bidi="ar-SA"/>
               </w:rPr>
-              <w:t>{_HOTEL_0004}</w:t>
+              <w:t>{_HOTEL_0004_COL1}</w:t>
+            </w:r>
+          </w:p>
+        </w:tc>
+        <w:tc>
+          <w:tcPr>
+            <w:tcW w:w="1811" w:type="dxa"/>
+            <w:tcBorders/>
+          </w:tcPr>
+          <w:p>
+            <w:pPr>
+              <w:pStyle w:val="TableContents"/>
+              <w:spacing w:before="0" w:after="160"/>
+              <w:rPr>
+                <w:rFonts w:ascii="DejaVu Sans Condensed" w:hAnsi="DejaVu Sans Condensed" w:eastAsia="Calibri" w:cs="DejaVu Sans Condensed" w:eastAsiaTheme="minorHAnsi"/>
+                <w:color w:val="auto"/>
+                <w:kern w:val="0"/>
+                <w:sz w:val="16"/>
+                <w:szCs w:val="16"/>
+                <w:lang w:val="el-GR" w:eastAsia="en-US" w:bidi="ar-SA"/>
+              </w:rPr>
+            </w:pPr>
+            <w:r>
+              <w:rPr>
+                <w:rFonts w:eastAsia="Calibri" w:cs="DejaVu Sans Condensed" w:eastAsiaTheme="minorHAnsi" w:ascii="DejaVu Sans Condensed" w:hAnsi="DejaVu Sans Condensed"/>
+                <w:color w:val="auto"/>
+                <w:kern w:val="0"/>
+                <w:sz w:val="16"/>
+                <w:szCs w:val="16"/>
+                <w:lang w:val="el-GR" w:eastAsia="en-US" w:bidi="ar-SA"/>
+              </w:rPr>
+              <w:t>{_HOTEL_0004_COL2}</w:t>
+            </w:r>
+          </w:p>
+        </w:tc>
+        <w:tc>
+          <w:tcPr>
+            <w:tcW w:w="1136" w:type="dxa"/>
+            <w:tcBorders/>
+          </w:tcPr>
+          <w:p>
+            <w:pPr>
+              <w:pStyle w:val="TableContents"/>
+              <w:spacing w:before="0" w:after="160"/>
+              <w:jc w:val="center"/>
+              <w:rPr>
+                <w:rFonts w:ascii="DejaVu Sans Condensed" w:hAnsi="DejaVu Sans Condensed" w:eastAsia="Calibri" w:cs="DejaVu Sans Condensed" w:eastAsiaTheme="minorHAnsi"/>
+                <w:color w:val="auto"/>
+                <w:kern w:val="0"/>
+                <w:sz w:val="16"/>
+                <w:szCs w:val="16"/>
+                <w:lang w:val="el-GR" w:eastAsia="en-US" w:bidi="ar-SA"/>
+              </w:rPr>
+            </w:pPr>
+            <w:r>
+              <w:rPr>
+                <w:rFonts w:eastAsia="Calibri" w:cs="DejaVu Sans Condensed" w:eastAsiaTheme="minorHAnsi" w:ascii="DejaVu Sans Condensed" w:hAnsi="DejaVu Sans Condensed"/>
+                <w:color w:val="auto"/>
+                <w:kern w:val="0"/>
+                <w:sz w:val="16"/>
+                <w:szCs w:val="16"/>
+                <w:lang w:val="el-GR" w:eastAsia="en-US" w:bidi="ar-SA"/>
+              </w:rPr>
+              <w:t>{_HOTEL_0004_COL3}</w:t>
+            </w:r>
+          </w:p>
+        </w:tc>
+        <w:tc>
+          <w:tcPr>
+            <w:tcW w:w="1983" w:type="dxa"/>
+            <w:tcBorders/>
+          </w:tcPr>
+          <w:p>
+            <w:pPr>
+              <w:pStyle w:val="TableContents"/>
+              <w:spacing w:before="0" w:after="160"/>
+              <w:jc w:val="right"/>
+              <w:rPr>
+                <w:rFonts w:ascii="DejaVu Sans Condensed" w:hAnsi="DejaVu Sans Condensed" w:eastAsia="Calibri" w:cs="DejaVu Sans Condensed" w:eastAsiaTheme="minorHAnsi"/>
+                <w:color w:val="auto"/>
+                <w:kern w:val="0"/>
+                <w:sz w:val="16"/>
+                <w:szCs w:val="16"/>
+                <w:lang w:val="el-GR" w:eastAsia="en-US" w:bidi="ar-SA"/>
+              </w:rPr>
+            </w:pPr>
+            <w:r>
+              <w:rPr>
+                <w:rFonts w:eastAsia="Calibri" w:cs="DejaVu Sans Condensed" w:eastAsiaTheme="minorHAnsi" w:ascii="DejaVu Sans Condensed" w:hAnsi="DejaVu Sans Condensed"/>
+                <w:color w:val="auto"/>
+                <w:kern w:val="0"/>
+                <w:sz w:val="16"/>
+                <w:szCs w:val="16"/>
+                <w:lang w:val="el-GR" w:eastAsia="en-US" w:bidi="ar-SA"/>
+              </w:rPr>
+              <w:t>{_HOTEL_0004_COL4}</w:t>
             </w:r>
           </w:p>
         </w:tc>
@@ -3859,7 +3959,11 @@
         </w:rPr>
       </w:pPr>
       <w:r>
-        <w:rPr/>
+        <w:rPr>
+          <w:rFonts w:cs="DejaVu Sans Condensed" w:ascii="DejaVu Sans Condensed" w:hAnsi="DejaVu Sans Condensed"/>
+          <w:sz w:val="18"/>
+          <w:szCs w:val="18"/>
+        </w:rPr>
       </w:r>
     </w:p>
     <w:p>
@@ -4457,6 +4561,15 @@
         </w:rPr>
         <w:t>4.</w:t>
         <w:tab/>
+      </w:r>
+      <w:r>
+        <w:rPr>
+          <w:rFonts w:cs="DejaVu Sans Condensed" w:ascii="DejaVu Sans Condensed" w:hAnsi="DejaVu Sans Condensed"/>
+          <w:b/>
+          <w:sz w:val="18"/>
+          <w:szCs w:val="18"/>
+          <w:u w:val="thick"/>
+        </w:rPr>
         <w:t>ΕΙΔΙΚΟΤΗΤΑ {</w:t>
       </w:r>
       <w:r>
@@ -4466,16 +4579,18 @@
           <w:bCs/>
           <w:sz w:val="18"/>
           <w:szCs w:val="18"/>
-        </w:rPr>
-        <w:t>_</w:t>
-      </w:r>
-      <w:r>
-        <w:rPr>
-          <w:rFonts w:cs="DejaVu Sans Condensed" w:ascii="DejaVu Sans Condensed" w:hAnsi="DejaVu Sans Condensed"/>
-          <w:b/>
-          <w:bCs/>
-          <w:sz w:val="18"/>
-          <w:szCs w:val="18"/>
+          <w:u w:val="thick"/>
+        </w:rPr>
+        <w:t>_</w:t>
+      </w:r>
+      <w:r>
+        <w:rPr>
+          <w:rFonts w:cs="DejaVu Sans Condensed" w:ascii="DejaVu Sans Condensed" w:hAnsi="DejaVu Sans Condensed"/>
+          <w:b/>
+          <w:bCs/>
+          <w:sz w:val="18"/>
+          <w:szCs w:val="18"/>
+          <w:u w:val="thick"/>
           <w:lang w:val="en-US"/>
         </w:rPr>
         <w:t>TYPOS</w:t>
@@ -4487,16 +4602,18 @@
           <w:bCs/>
           <w:sz w:val="18"/>
           <w:szCs w:val="18"/>
-        </w:rPr>
-        <w:t>_</w:t>
-      </w:r>
-      <w:r>
-        <w:rPr>
-          <w:rFonts w:cs="DejaVu Sans Condensed" w:ascii="DejaVu Sans Condensed" w:hAnsi="DejaVu Sans Condensed"/>
-          <w:b/>
-          <w:bCs/>
-          <w:sz w:val="18"/>
-          <w:szCs w:val="18"/>
+          <w:u w:val="thick"/>
+        </w:rPr>
+        <w:t>_</w:t>
+      </w:r>
+      <w:r>
+        <w:rPr>
+          <w:rFonts w:cs="DejaVu Sans Condensed" w:ascii="DejaVu Sans Condensed" w:hAnsi="DejaVu Sans Condensed"/>
+          <w:b/>
+          <w:bCs/>
+          <w:sz w:val="18"/>
+          <w:szCs w:val="18"/>
+          <w:u w:val="thick"/>
           <w:lang w:val="en-US"/>
         </w:rPr>
         <w:t>ERG</w:t>
@@ -4508,16 +4625,18 @@
           <w:bCs/>
           <w:sz w:val="18"/>
           <w:szCs w:val="18"/>
-        </w:rPr>
-        <w:t>_</w:t>
-      </w:r>
-      <w:r>
-        <w:rPr>
-          <w:rFonts w:cs="DejaVu Sans Condensed" w:ascii="DejaVu Sans Condensed" w:hAnsi="DejaVu Sans Condensed"/>
-          <w:b/>
-          <w:bCs/>
-          <w:sz w:val="18"/>
-          <w:szCs w:val="18"/>
+          <w:u w:val="thick"/>
+        </w:rPr>
+        <w:t>_</w:t>
+      </w:r>
+      <w:r>
+        <w:rPr>
+          <w:rFonts w:cs="DejaVu Sans Condensed" w:ascii="DejaVu Sans Condensed" w:hAnsi="DejaVu Sans Condensed"/>
+          <w:b/>
+          <w:bCs/>
+          <w:sz w:val="18"/>
+          <w:szCs w:val="18"/>
+          <w:u w:val="thick"/>
           <w:lang w:val="en-US"/>
         </w:rPr>
         <w:t>GENIKH</w:t>
@@ -4528,15 +4647,17 @@
           <w:b/>
           <w:sz w:val="18"/>
           <w:szCs w:val="18"/>
-        </w:rPr>
-        <w:t>_</w:t>
-      </w:r>
-      <w:r>
-        <w:rPr>
-          <w:rFonts w:cs="DejaVu Sans Condensed" w:ascii="DejaVu Sans Condensed" w:hAnsi="DejaVu Sans Condensed"/>
-          <w:b/>
-          <w:sz w:val="18"/>
-          <w:szCs w:val="18"/>
+          <w:u w:val="thick"/>
+        </w:rPr>
+        <w:t>_</w:t>
+      </w:r>
+      <w:r>
+        <w:rPr>
+          <w:rFonts w:cs="DejaVu Sans Condensed" w:ascii="DejaVu Sans Condensed" w:hAnsi="DejaVu Sans Condensed"/>
+          <w:b/>
+          <w:sz w:val="18"/>
+          <w:szCs w:val="18"/>
+          <w:u w:val="thick"/>
           <w:lang w:val="en-US"/>
         </w:rPr>
         <w:t>CAPITAL</w:t>
@@ -4547,6 +4668,7 @@
           <w:b/>
           <w:sz w:val="18"/>
           <w:szCs w:val="18"/>
+          <w:u w:val="thick"/>
         </w:rPr>
         <w:t>}:</w:t>
       </w:r>
@@ -4631,7 +4753,18 @@
           <w:sz w:val="18"/>
           <w:szCs w:val="18"/>
         </w:rPr>
-        <w:t>}</w:t>
+        <w:t>} με αντικε</w:t>
+      </w:r>
+      <w:r>
+        <w:rPr>
+          <w:rFonts w:eastAsia="Calibri" w:cs="DejaVu Sans Condensed" w:ascii="DejaVu Sans Condensed" w:hAnsi="DejaVu Sans Condensed" w:eastAsiaTheme="minorHAnsi"/>
+          <w:color w:val="auto"/>
+          <w:kern w:val="0"/>
+          <w:sz w:val="18"/>
+          <w:szCs w:val="18"/>
+          <w:lang w:val="el-GR" w:eastAsia="en-US" w:bidi="ar-SA"/>
+        </w:rPr>
+        <w:t>ίμενο {_ANTIKEIMENO}.</w:t>
       </w:r>
     </w:p>
     <w:p>
@@ -4739,17 +4872,43 @@
         <w:ind w:left="-709" w:right="-1186" w:hanging="0"/>
         <w:jc w:val="both"/>
         <w:rPr>
-          <w:rFonts w:ascii="DejaVu Sans Condensed" w:hAnsi="DejaVu Sans Condensed" w:cs="DejaVu Sans Condensed"/>
-          <w:sz w:val="18"/>
-          <w:szCs w:val="18"/>
+          <w:sz w:val="24"/>
         </w:rPr>
       </w:pPr>
       <w:r>
         <w:rPr>
-          <w:rFonts w:cs="DejaVu Sans Condensed" w:ascii="DejaVu Sans Condensed" w:hAnsi="DejaVu Sans Condensed"/>
-          <w:sz w:val="18"/>
-          <w:szCs w:val="18"/>
-        </w:rPr>
+          <w:rFonts w:eastAsia="Calibri" w:cs="DejaVu Sans Condensed" w:ascii="DejaVu Sans Condensed" w:hAnsi="DejaVu Sans Condensed" w:eastAsiaTheme="minorHAnsi"/>
+          <w:b/>
+          <w:bCs/>
+          <w:color w:val="auto"/>
+          <w:kern w:val="0"/>
+          <w:sz w:val="18"/>
+          <w:szCs w:val="18"/>
+          <w:lang w:val="el-GR" w:eastAsia="en-US" w:bidi="ar-SA"/>
+        </w:rPr>
+        <w:t>4.3.</w:t>
+      </w:r>
+      <w:r>
+        <w:rPr>
+          <w:rFonts w:eastAsia="Aptos" w:cs="Calibri"/>
+          <w:kern w:val="2"/>
+          <w:sz w:val="24"/>
+          <w:szCs w:val="24"/>
+          <w14:ligatures w14:val="standardContextual"/>
+        </w:rPr>
+        <w:t xml:space="preserve"> </w:t>
+      </w:r>
+      <w:r>
+        <w:rPr>
+          <w:rFonts w:eastAsia="Calibri" w:cs="DejaVu Sans Condensed" w:ascii="DejaVu Sans Condensed" w:hAnsi="DejaVu Sans Condensed" w:eastAsiaTheme="minorHAnsi"/>
+          <w:color w:val="000000"/>
+          <w:kern w:val="0"/>
+          <w:sz w:val="18"/>
+          <w:szCs w:val="18"/>
+          <w:shd w:fill="auto" w:val="clear"/>
+          <w:lang w:val="el-GR" w:eastAsia="en-US" w:bidi="ar-SA"/>
+        </w:rPr>
+        <w:t>Ρητά συμφωνείται ότι ο εργαζόμενος θα εκτελεί και καθήκοντα ανάλογα με τις ανάγκες της επιχείρησης, στα πλαίσια εύρυθμης λειτουργίας σε περιόδους που δεν υπάρχει πληρότητα της μονάδας.</w:t>
       </w:r>
     </w:p>
     <w:p>
@@ -4759,9 +4918,6 @@
         <w:jc w:val="both"/>
         <w:rPr>
           <w:rFonts w:ascii="DejaVu Sans Condensed" w:hAnsi="DejaVu Sans Condensed" w:cs="DejaVu Sans Condensed"/>
-          <w:b/>
-          <w:b/>
-          <w:bCs/>
           <w:sz w:val="18"/>
           <w:szCs w:val="18"/>
         </w:rPr>
@@ -4769,14 +4925,9 @@
       <w:r>
         <w:rPr>
           <w:rFonts w:cs="DejaVu Sans Condensed" w:ascii="DejaVu Sans Condensed" w:hAnsi="DejaVu Sans Condensed"/>
-          <w:b/>
-          <w:bCs/>
-          <w:sz w:val="18"/>
-          <w:szCs w:val="18"/>
-        </w:rPr>
-        <w:t xml:space="preserve">5. </w:t>
-        <w:tab/>
-        <w:t>ΔΟΚΙΜΑΣΤΙΚΗ ΠΕΡΙΟΔΟΣ:</w:t>
+          <w:sz w:val="18"/>
+          <w:szCs w:val="18"/>
+        </w:rPr>
       </w:r>
     </w:p>
     <w:p>
@@ -4786,6 +4937,9 @@
         <w:jc w:val="both"/>
         <w:rPr>
           <w:rFonts w:ascii="DejaVu Sans Condensed" w:hAnsi="DejaVu Sans Condensed" w:cs="DejaVu Sans Condensed"/>
+          <w:b/>
+          <w:b/>
+          <w:bCs/>
           <w:sz w:val="18"/>
           <w:szCs w:val="18"/>
         </w:rPr>
@@ -4793,10 +4947,24 @@
       <w:r>
         <w:rPr>
           <w:rFonts w:cs="DejaVu Sans Condensed" w:ascii="DejaVu Sans Condensed" w:hAnsi="DejaVu Sans Condensed"/>
-          <w:sz w:val="18"/>
-          <w:szCs w:val="18"/>
-        </w:rPr>
-        <w:t xml:space="preserve">Μεταξύ των συμβαλλομένων συμφωνείται δοκιμαστική περίοδος έως έξι (6) μήνες, για τις συμβάσεις αορίστου χρόνου και έως το ¼ του χρόνου της σύμβασης ορισμένου χρόνου,  όπως ρυθμίζει το άρθρο 1Α του  Π.Δ. 80/2022. </w:t>
+          <w:b/>
+          <w:bCs/>
+          <w:sz w:val="18"/>
+          <w:szCs w:val="18"/>
+        </w:rPr>
+        <w:t xml:space="preserve">5. </w:t>
+        <w:tab/>
+      </w:r>
+      <w:r>
+        <w:rPr>
+          <w:rFonts w:cs="DejaVu Sans Condensed" w:ascii="DejaVu Sans Condensed" w:hAnsi="DejaVu Sans Condensed"/>
+          <w:b/>
+          <w:bCs/>
+          <w:sz w:val="18"/>
+          <w:szCs w:val="18"/>
+          <w:u w:val="thick"/>
+        </w:rPr>
+        <w:t>ΔΟΚΙΜΑΣΤΙΚΗ ΠΕΡΙΟΔΟΣ:</w:t>
       </w:r>
     </w:p>
     <w:p>
@@ -4816,75 +4984,7 @@
           <w:sz w:val="18"/>
           <w:szCs w:val="18"/>
         </w:rPr>
-        <w:t>Η χρονική αυτή διάρκεια που αρχίζει από την πιο πάνω ({_</w:t>
-      </w:r>
-      <w:r>
-        <w:rPr>
-          <w:rFonts w:cs="DejaVu Sans Condensed" w:ascii="DejaVu Sans Condensed" w:hAnsi="DejaVu Sans Condensed"/>
-          <w:sz w:val="18"/>
-          <w:szCs w:val="18"/>
-          <w:lang w:val="en-US"/>
-        </w:rPr>
-        <w:t>HMEROMHNIA</w:t>
-      </w:r>
-      <w:r>
-        <w:rPr>
-          <w:rFonts w:cs="DejaVu Sans Condensed" w:ascii="DejaVu Sans Condensed" w:hAnsi="DejaVu Sans Condensed"/>
-          <w:sz w:val="18"/>
-          <w:szCs w:val="18"/>
-        </w:rPr>
-        <w:t>_</w:t>
-      </w:r>
-      <w:r>
-        <w:rPr>
-          <w:rFonts w:cs="DejaVu Sans Condensed" w:ascii="DejaVu Sans Condensed" w:hAnsi="DejaVu Sans Condensed"/>
-          <w:sz w:val="18"/>
-          <w:szCs w:val="18"/>
-          <w:lang w:val="en-US"/>
-        </w:rPr>
-        <w:t>PROSLHPSHS</w:t>
-      </w:r>
-      <w:r>
-        <w:rPr>
-          <w:rFonts w:cs="DejaVu Sans Condensed" w:ascii="DejaVu Sans Condensed" w:hAnsi="DejaVu Sans Condensed"/>
-          <w:sz w:val="18"/>
-          <w:szCs w:val="18"/>
-        </w:rPr>
-        <w:t>}) πρώτη ημέρα εργασίας τ{_GENIKH_A} {_</w:t>
-      </w:r>
-      <w:r>
-        <w:rPr>
-          <w:rFonts w:cs="DejaVu Sans Condensed" w:ascii="DejaVu Sans Condensed" w:hAnsi="DejaVu Sans Condensed"/>
-          <w:sz w:val="18"/>
-          <w:szCs w:val="18"/>
-          <w:lang w:val="en-US"/>
-        </w:rPr>
-        <w:t>TYPOS</w:t>
-      </w:r>
-      <w:r>
-        <w:rPr>
-          <w:rFonts w:cs="DejaVu Sans Condensed" w:ascii="DejaVu Sans Condensed" w:hAnsi="DejaVu Sans Condensed"/>
-          <w:sz w:val="18"/>
-          <w:szCs w:val="18"/>
-        </w:rPr>
-        <w:t>_</w:t>
-      </w:r>
-      <w:r>
-        <w:rPr>
-          <w:rFonts w:cs="DejaVu Sans Condensed" w:ascii="DejaVu Sans Condensed" w:hAnsi="DejaVu Sans Condensed"/>
-          <w:sz w:val="18"/>
-          <w:szCs w:val="18"/>
-          <w:lang w:val="en-US"/>
-        </w:rPr>
-        <w:t>ERG</w:t>
-      </w:r>
-      <w:r>
-        <w:rPr>
-          <w:rFonts w:cs="DejaVu Sans Condensed" w:ascii="DejaVu Sans Condensed" w:hAnsi="DejaVu Sans Condensed"/>
-          <w:sz w:val="18"/>
-          <w:szCs w:val="18"/>
-        </w:rPr>
-        <w:t>} και λήγει με την συμπλήρωση έξι (6) μηνών, ή του ¼ του χρόνου ισχύος της σύμβασης για αορίστου και ορισμένου χρόνου αντίστοιχα.</w:t>
+        <w:t xml:space="preserve">Μεταξύ των συμβαλλομένων συμφωνείται δοκιμαστική περίοδος έως έξι (6) μήνες, για τις συμβάσεις αορίστου χρόνου και έως το ¼ του χρόνου της σύμβασης ορισμένου χρόνου,  όπως ρυθμίζει το άρθρο 1Α του  Π.Δ. 80/2022. </w:t>
       </w:r>
     </w:p>
     <w:p>
@@ -4904,6 +5004,94 @@
           <w:sz w:val="18"/>
           <w:szCs w:val="18"/>
         </w:rPr>
+        <w:t>Η χρονική αυτή διάρκεια. που αρχίζει από την πιο πάνω ({_</w:t>
+      </w:r>
+      <w:r>
+        <w:rPr>
+          <w:rFonts w:cs="DejaVu Sans Condensed" w:ascii="DejaVu Sans Condensed" w:hAnsi="DejaVu Sans Condensed"/>
+          <w:sz w:val="18"/>
+          <w:szCs w:val="18"/>
+          <w:lang w:val="en-US"/>
+        </w:rPr>
+        <w:t>HMEROMHNIA</w:t>
+      </w:r>
+      <w:r>
+        <w:rPr>
+          <w:rFonts w:cs="DejaVu Sans Condensed" w:ascii="DejaVu Sans Condensed" w:hAnsi="DejaVu Sans Condensed"/>
+          <w:sz w:val="18"/>
+          <w:szCs w:val="18"/>
+        </w:rPr>
+        <w:t>_</w:t>
+      </w:r>
+      <w:r>
+        <w:rPr>
+          <w:rFonts w:cs="DejaVu Sans Condensed" w:ascii="DejaVu Sans Condensed" w:hAnsi="DejaVu Sans Condensed"/>
+          <w:sz w:val="18"/>
+          <w:szCs w:val="18"/>
+          <w:lang w:val="en-US"/>
+        </w:rPr>
+        <w:t>PROSLHPSHS</w:t>
+      </w:r>
+      <w:r>
+        <w:rPr>
+          <w:rFonts w:cs="DejaVu Sans Condensed" w:ascii="DejaVu Sans Condensed" w:hAnsi="DejaVu Sans Condensed"/>
+          <w:sz w:val="18"/>
+          <w:szCs w:val="18"/>
+        </w:rPr>
+        <w:t>}), πρώτη ημέρα εργασίας τ{_GENIKH_A} {_</w:t>
+      </w:r>
+      <w:r>
+        <w:rPr>
+          <w:rFonts w:cs="DejaVu Sans Condensed" w:ascii="DejaVu Sans Condensed" w:hAnsi="DejaVu Sans Condensed"/>
+          <w:sz w:val="18"/>
+          <w:szCs w:val="18"/>
+          <w:lang w:val="en-US"/>
+        </w:rPr>
+        <w:t>TYPOS</w:t>
+      </w:r>
+      <w:r>
+        <w:rPr>
+          <w:rFonts w:cs="DejaVu Sans Condensed" w:ascii="DejaVu Sans Condensed" w:hAnsi="DejaVu Sans Condensed"/>
+          <w:sz w:val="18"/>
+          <w:szCs w:val="18"/>
+        </w:rPr>
+        <w:t>_</w:t>
+      </w:r>
+      <w:r>
+        <w:rPr>
+          <w:rFonts w:cs="DejaVu Sans Condensed" w:ascii="DejaVu Sans Condensed" w:hAnsi="DejaVu Sans Condensed"/>
+          <w:sz w:val="18"/>
+          <w:szCs w:val="18"/>
+          <w:lang w:val="en-US"/>
+        </w:rPr>
+        <w:t>ERG</w:t>
+      </w:r>
+      <w:r>
+        <w:rPr>
+          <w:rFonts w:cs="DejaVu Sans Condensed" w:ascii="DejaVu Sans Condensed" w:hAnsi="DejaVu Sans Condensed"/>
+          <w:sz w:val="18"/>
+          <w:szCs w:val="18"/>
+        </w:rPr>
+        <w:t>}, θα λήγει με την συμπλήρωση έξι (6) μηνών, ή του ¼ του χρόνου ισχύος της σύμβασης για αορίστου και ορισμένου χρόνου αντίστοιχα και συγκεκριμ</w:t>
+      </w:r>
+      <w:r>
+        <w:rPr>
+          <w:rFonts w:eastAsia="Calibri" w:cs="DejaVu Sans Condensed" w:ascii="DejaVu Sans Condensed" w:hAnsi="DejaVu Sans Condensed" w:eastAsiaTheme="minorHAnsi"/>
+          <w:color w:val="auto"/>
+          <w:kern w:val="0"/>
+          <w:sz w:val="18"/>
+          <w:szCs w:val="18"/>
+          <w:lang w:val="el-GR" w:eastAsia="en-US" w:bidi="ar-SA"/>
+        </w:rPr>
+        <w:t>ένα την {_HMEROMHNIA_LHXHS_SYMBASHS}</w:t>
+      </w:r>
+      <w:r>
+        <w:rPr>
+          <w:rFonts w:cs="DejaVu Sans Condensed" w:ascii="DejaVu Sans Condensed" w:hAnsi="DejaVu Sans Condensed"/>
+          <w:sz w:val="18"/>
+          <w:szCs w:val="18"/>
+        </w:rPr>
+        <w:t>.</w:t>
       </w:r>
     </w:p>
     <w:p>
@@ -4913,8 +5101,6 @@
         <w:jc w:val="both"/>
         <w:rPr>
           <w:rFonts w:ascii="DejaVu Sans Condensed" w:hAnsi="DejaVu Sans Condensed" w:cs="DejaVu Sans Condensed"/>
-          <w:b/>
-          <w:b/>
           <w:sz w:val="18"/>
           <w:szCs w:val="18"/>
         </w:rPr>
@@ -4922,13 +5108,9 @@
       <w:r>
         <w:rPr>
           <w:rFonts w:cs="DejaVu Sans Condensed" w:ascii="DejaVu Sans Condensed" w:hAnsi="DejaVu Sans Condensed"/>
-          <w:b/>
-          <w:sz w:val="18"/>
-          <w:szCs w:val="18"/>
-        </w:rPr>
-        <w:t xml:space="preserve">6. </w:t>
-        <w:tab/>
-        <w:t>ΑΠΟΔΟΧΕΣ:</w:t>
+          <w:sz w:val="18"/>
+          <w:szCs w:val="18"/>
+        </w:rPr>
       </w:r>
     </w:p>
     <w:p>
@@ -4938,6 +5120,8 @@
         <w:jc w:val="both"/>
         <w:rPr>
           <w:rFonts w:ascii="DejaVu Sans Condensed" w:hAnsi="DejaVu Sans Condensed" w:cs="DejaVu Sans Condensed"/>
+          <w:b/>
+          <w:b/>
           <w:sz w:val="18"/>
           <w:szCs w:val="18"/>
         </w:rPr>
@@ -4946,209 +5130,21 @@
         <w:rPr>
           <w:rFonts w:cs="DejaVu Sans Condensed" w:ascii="DejaVu Sans Condensed" w:hAnsi="DejaVu Sans Condensed"/>
           <w:b/>
-          <w:bCs/>
-          <w:sz w:val="18"/>
-          <w:szCs w:val="18"/>
-        </w:rPr>
-        <w:t>6.1.</w:t>
-      </w:r>
-      <w:r>
-        <w:rPr>
-          <w:rFonts w:cs="DejaVu Sans Condensed" w:ascii="DejaVu Sans Condensed" w:hAnsi="DejaVu Sans Condensed"/>
-          <w:sz w:val="18"/>
-          <w:szCs w:val="18"/>
-        </w:rPr>
+          <w:sz w:val="18"/>
+          <w:szCs w:val="18"/>
+        </w:rPr>
+        <w:t xml:space="preserve">6. </w:t>
         <w:tab/>
-        <w:t>Ως αντάλλαγμα της παρεχόμενης, από τ{_</w:t>
-      </w:r>
-      <w:r>
-        <w:rPr>
-          <w:rFonts w:cs="DejaVu Sans Condensed" w:ascii="DejaVu Sans Condensed" w:hAnsi="DejaVu Sans Condensed"/>
-          <w:sz w:val="18"/>
-          <w:szCs w:val="18"/>
-          <w:lang w:val="en-US"/>
-        </w:rPr>
-        <w:t>AITIATIKH</w:t>
-      </w:r>
-      <w:r>
-        <w:rPr>
-          <w:rFonts w:cs="DejaVu Sans Condensed" w:ascii="DejaVu Sans Condensed" w:hAnsi="DejaVu Sans Condensed"/>
-          <w:sz w:val="18"/>
-          <w:szCs w:val="18"/>
-        </w:rPr>
-        <w:t>_</w:t>
-      </w:r>
-      <w:r>
-        <w:rPr>
-          <w:rFonts w:cs="DejaVu Sans Condensed" w:ascii="DejaVu Sans Condensed" w:hAnsi="DejaVu Sans Condensed"/>
-          <w:sz w:val="18"/>
-          <w:szCs w:val="18"/>
-          <w:lang w:val="en-US"/>
-        </w:rPr>
-        <w:t>A</w:t>
-      </w:r>
-      <w:r>
-        <w:rPr>
-          <w:rFonts w:cs="DejaVu Sans Condensed" w:ascii="DejaVu Sans Condensed" w:hAnsi="DejaVu Sans Condensed"/>
-          <w:sz w:val="18"/>
-          <w:szCs w:val="18"/>
-        </w:rPr>
-        <w:t>} {_TYPOS_ERG_AITIATIKH}, εργασίας συμφωνείται το μικτό ποσό των {_</w:t>
-      </w:r>
-      <w:r>
-        <w:rPr>
-          <w:rFonts w:cs="DejaVu Sans Condensed" w:ascii="DejaVu Sans Condensed" w:hAnsi="DejaVu Sans Condensed"/>
-          <w:sz w:val="18"/>
-          <w:szCs w:val="18"/>
-          <w:lang w:val="en-US"/>
-        </w:rPr>
-        <w:t>MIKTES</w:t>
-      </w:r>
-      <w:r>
-        <w:rPr>
-          <w:rFonts w:cs="DejaVu Sans Condensed" w:ascii="DejaVu Sans Condensed" w:hAnsi="DejaVu Sans Condensed"/>
-          <w:sz w:val="18"/>
-          <w:szCs w:val="18"/>
-        </w:rPr>
-        <w:t>_</w:t>
-      </w:r>
-      <w:r>
-        <w:rPr>
-          <w:rFonts w:cs="DejaVu Sans Condensed" w:ascii="DejaVu Sans Condensed" w:hAnsi="DejaVu Sans Condensed"/>
-          <w:sz w:val="18"/>
-          <w:szCs w:val="18"/>
-          <w:lang w:val="en-US"/>
-        </w:rPr>
-        <w:t>APODOXES</w:t>
-      </w:r>
-      <w:r>
-        <w:rPr>
-          <w:rFonts w:cs="DejaVu Sans Condensed" w:ascii="DejaVu Sans Condensed" w:hAnsi="DejaVu Sans Condensed"/>
-          <w:sz w:val="18"/>
-          <w:szCs w:val="18"/>
-        </w:rPr>
-        <w:t>} ({_</w:t>
-      </w:r>
-      <w:r>
-        <w:rPr>
-          <w:rFonts w:cs="DejaVu Sans Condensed" w:ascii="DejaVu Sans Condensed" w:hAnsi="DejaVu Sans Condensed"/>
-          <w:sz w:val="18"/>
-          <w:szCs w:val="18"/>
-          <w:lang w:val="en-US"/>
-        </w:rPr>
-        <w:t>MIKTES</w:t>
-      </w:r>
-      <w:r>
-        <w:rPr>
-          <w:rFonts w:cs="DejaVu Sans Condensed" w:ascii="DejaVu Sans Condensed" w:hAnsi="DejaVu Sans Condensed"/>
-          <w:sz w:val="18"/>
-          <w:szCs w:val="18"/>
-        </w:rPr>
-        <w:t>_</w:t>
-      </w:r>
-      <w:r>
-        <w:rPr>
-          <w:rFonts w:cs="DejaVu Sans Condensed" w:ascii="DejaVu Sans Condensed" w:hAnsi="DejaVu Sans Condensed"/>
-          <w:sz w:val="18"/>
-          <w:szCs w:val="18"/>
-          <w:lang w:val="en-US"/>
-        </w:rPr>
-        <w:t>APODOXES</w:t>
-      </w:r>
-      <w:r>
-        <w:rPr>
-          <w:rFonts w:cs="DejaVu Sans Condensed" w:ascii="DejaVu Sans Condensed" w:hAnsi="DejaVu Sans Condensed"/>
-          <w:sz w:val="18"/>
-          <w:szCs w:val="18"/>
-        </w:rPr>
-        <w:t>_</w:t>
-      </w:r>
-      <w:r>
-        <w:rPr>
-          <w:rFonts w:cs="DejaVu Sans Condensed" w:ascii="DejaVu Sans Condensed" w:hAnsi="DejaVu Sans Condensed"/>
-          <w:sz w:val="18"/>
-          <w:szCs w:val="18"/>
-          <w:lang w:val="en-US"/>
-        </w:rPr>
-        <w:t>LEKTIKA</w:t>
-      </w:r>
-      <w:r>
-        <w:rPr>
-          <w:rFonts w:cs="DejaVu Sans Condensed" w:ascii="DejaVu Sans Condensed" w:hAnsi="DejaVu Sans Condensed"/>
-          <w:sz w:val="18"/>
-          <w:szCs w:val="18"/>
-        </w:rPr>
-        <w:t>}) ευρώ μηνιαίως.  Το μικτό ποσό αυτό καθορίζεται αφού ελήφθησαν υπόψη η προϋπηρεσία τ{_GENIKH_A} {_</w:t>
-      </w:r>
-      <w:r>
-        <w:rPr>
-          <w:rFonts w:cs="DejaVu Sans Condensed" w:ascii="DejaVu Sans Condensed" w:hAnsi="DejaVu Sans Condensed"/>
-          <w:sz w:val="18"/>
-          <w:szCs w:val="18"/>
-          <w:lang w:val="en-US"/>
-        </w:rPr>
-        <w:t>TYPOS</w:t>
-      </w:r>
-      <w:r>
-        <w:rPr>
-          <w:rFonts w:cs="DejaVu Sans Condensed" w:ascii="DejaVu Sans Condensed" w:hAnsi="DejaVu Sans Condensed"/>
-          <w:sz w:val="18"/>
-          <w:szCs w:val="18"/>
-        </w:rPr>
-        <w:t>_</w:t>
-      </w:r>
-      <w:r>
-        <w:rPr>
-          <w:rFonts w:cs="DejaVu Sans Condensed" w:ascii="DejaVu Sans Condensed" w:hAnsi="DejaVu Sans Condensed"/>
-          <w:sz w:val="18"/>
-          <w:szCs w:val="18"/>
-          <w:lang w:val="en-US"/>
-        </w:rPr>
-        <w:t>ERG</w:t>
-      </w:r>
-      <w:r>
-        <w:rPr>
-          <w:rFonts w:cs="DejaVu Sans Condensed" w:ascii="DejaVu Sans Condensed" w:hAnsi="DejaVu Sans Condensed"/>
-          <w:sz w:val="18"/>
-          <w:szCs w:val="18"/>
-        </w:rPr>
-        <w:t>_</w:t>
-      </w:r>
-      <w:r>
-        <w:rPr>
-          <w:rFonts w:cs="DejaVu Sans Condensed" w:ascii="DejaVu Sans Condensed" w:hAnsi="DejaVu Sans Condensed"/>
-          <w:sz w:val="18"/>
-          <w:szCs w:val="18"/>
-          <w:lang w:val="en-US"/>
-        </w:rPr>
-        <w:t>GENIKH</w:t>
-      </w:r>
-      <w:r>
-        <w:rPr>
-          <w:rFonts w:cs="DejaVu Sans Condensed" w:ascii="DejaVu Sans Condensed" w:hAnsi="DejaVu Sans Condensed"/>
-          <w:sz w:val="18"/>
-          <w:szCs w:val="18"/>
-        </w:rPr>
-        <w:t>} και η οικογενειακή τ{_GENIKH_A} κατάσταση και εκπα</w:t>
-      </w:r>
-      <w:r>
-        <w:rPr>
-          <w:rFonts w:eastAsia="Calibri" w:cs="DejaVu Sans Condensed" w:ascii="DejaVu Sans Condensed" w:hAnsi="DejaVu Sans Condensed" w:eastAsiaTheme="minorHAnsi"/>
-          <w:color w:val="auto"/>
-          <w:kern w:val="0"/>
-          <w:sz w:val="18"/>
-          <w:szCs w:val="18"/>
-          <w:lang w:val="el-GR" w:eastAsia="en-US" w:bidi="ar-SA"/>
-        </w:rPr>
-        <w:t>ίδευση</w:t>
-      </w:r>
-      <w:r>
-        <w:rPr>
-          <w:rFonts w:cs="DejaVu Sans Condensed" w:ascii="DejaVu Sans Condensed" w:hAnsi="DejaVu Sans Condensed"/>
-          <w:sz w:val="18"/>
-          <w:szCs w:val="18"/>
-        </w:rPr>
-        <w:t>.</w:t>
+      </w:r>
+      <w:r>
+        <w:rPr>
+          <w:rFonts w:cs="DejaVu Sans Condensed" w:ascii="DejaVu Sans Condensed" w:hAnsi="DejaVu Sans Condensed"/>
+          <w:b/>
+          <w:sz w:val="18"/>
+          <w:szCs w:val="18"/>
+          <w:u w:val="thick"/>
+        </w:rPr>
+        <w:t>ΑΠΟΔΟΧΕΣ:</w:t>
       </w:r>
     </w:p>
     <w:p>
@@ -5170,7 +5166,7 @@
           <w:sz w:val="18"/>
           <w:szCs w:val="18"/>
         </w:rPr>
-        <w:t>6.2.</w:t>
+        <w:t>6.1.</w:t>
       </w:r>
       <w:r>
         <w:rPr>
@@ -5179,26 +5175,196 @@
           <w:szCs w:val="18"/>
         </w:rPr>
         <w:tab/>
-      </w:r>
-      <w:r>
-        <w:rPr>
-          <w:rFonts w:cs="DejaVu Sans Condensed" w:ascii="DejaVu Sans Condensed" w:hAnsi="DejaVu Sans Condensed"/>
-          <w:b/>
-          <w:bCs/>
-          <w:i/>
-          <w:iCs/>
-          <w:sz w:val="18"/>
-          <w:szCs w:val="18"/>
-        </w:rPr>
-        <w:t>Επιμίσθιο - Καταλογισμός (συμψηφισμός)</w:t>
-      </w:r>
-      <w:r>
-        <w:rPr>
-          <w:rFonts w:cs="DejaVu Sans Condensed" w:ascii="DejaVu Sans Condensed" w:hAnsi="DejaVu Sans Condensed"/>
-          <w:sz w:val="18"/>
-          <w:szCs w:val="18"/>
-        </w:rPr>
-        <w:t xml:space="preserve"> </w:t>
+        <w:t>Ως αντάλλαγμα της παρεχόμενης, από τ{_</w:t>
+      </w:r>
+      <w:r>
+        <w:rPr>
+          <w:rFonts w:cs="DejaVu Sans Condensed" w:ascii="DejaVu Sans Condensed" w:hAnsi="DejaVu Sans Condensed"/>
+          <w:sz w:val="18"/>
+          <w:szCs w:val="18"/>
+          <w:lang w:val="en-US"/>
+        </w:rPr>
+        <w:t>AITIATIKH</w:t>
+      </w:r>
+      <w:r>
+        <w:rPr>
+          <w:rFonts w:cs="DejaVu Sans Condensed" w:ascii="DejaVu Sans Condensed" w:hAnsi="DejaVu Sans Condensed"/>
+          <w:sz w:val="18"/>
+          <w:szCs w:val="18"/>
+        </w:rPr>
+        <w:t>_</w:t>
+      </w:r>
+      <w:r>
+        <w:rPr>
+          <w:rFonts w:cs="DejaVu Sans Condensed" w:ascii="DejaVu Sans Condensed" w:hAnsi="DejaVu Sans Condensed"/>
+          <w:sz w:val="18"/>
+          <w:szCs w:val="18"/>
+          <w:lang w:val="en-US"/>
+        </w:rPr>
+        <w:t>A</w:t>
+      </w:r>
+      <w:r>
+        <w:rPr>
+          <w:rFonts w:cs="DejaVu Sans Condensed" w:ascii="DejaVu Sans Condensed" w:hAnsi="DejaVu Sans Condensed"/>
+          <w:sz w:val="18"/>
+          <w:szCs w:val="18"/>
+        </w:rPr>
+        <w:t>} {_TYPOS_ERG_AITIATIKH}, εργασίας συμφωνείται το μικτό ποσό των {_</w:t>
+      </w:r>
+      <w:r>
+        <w:rPr>
+          <w:rFonts w:cs="DejaVu Sans Condensed" w:ascii="DejaVu Sans Condensed" w:hAnsi="DejaVu Sans Condensed"/>
+          <w:sz w:val="18"/>
+          <w:szCs w:val="18"/>
+          <w:lang w:val="en-US"/>
+        </w:rPr>
+        <w:t>MIKTES</w:t>
+      </w:r>
+      <w:r>
+        <w:rPr>
+          <w:rFonts w:cs="DejaVu Sans Condensed" w:ascii="DejaVu Sans Condensed" w:hAnsi="DejaVu Sans Condensed"/>
+          <w:sz w:val="18"/>
+          <w:szCs w:val="18"/>
+        </w:rPr>
+        <w:t>_</w:t>
+      </w:r>
+      <w:r>
+        <w:rPr>
+          <w:rFonts w:cs="DejaVu Sans Condensed" w:ascii="DejaVu Sans Condensed" w:hAnsi="DejaVu Sans Condensed"/>
+          <w:sz w:val="18"/>
+          <w:szCs w:val="18"/>
+          <w:lang w:val="en-US"/>
+        </w:rPr>
+        <w:t>APODOXES</w:t>
+      </w:r>
+      <w:r>
+        <w:rPr>
+          <w:rFonts w:cs="DejaVu Sans Condensed" w:ascii="DejaVu Sans Condensed" w:hAnsi="DejaVu Sans Condensed"/>
+          <w:sz w:val="18"/>
+          <w:szCs w:val="18"/>
+        </w:rPr>
+        <w:t>} ({_</w:t>
+      </w:r>
+      <w:r>
+        <w:rPr>
+          <w:rFonts w:cs="DejaVu Sans Condensed" w:ascii="DejaVu Sans Condensed" w:hAnsi="DejaVu Sans Condensed"/>
+          <w:sz w:val="18"/>
+          <w:szCs w:val="18"/>
+          <w:lang w:val="en-US"/>
+        </w:rPr>
+        <w:t>MIKTES</w:t>
+      </w:r>
+      <w:r>
+        <w:rPr>
+          <w:rFonts w:cs="DejaVu Sans Condensed" w:ascii="DejaVu Sans Condensed" w:hAnsi="DejaVu Sans Condensed"/>
+          <w:sz w:val="18"/>
+          <w:szCs w:val="18"/>
+        </w:rPr>
+        <w:t>_</w:t>
+      </w:r>
+      <w:r>
+        <w:rPr>
+          <w:rFonts w:cs="DejaVu Sans Condensed" w:ascii="DejaVu Sans Condensed" w:hAnsi="DejaVu Sans Condensed"/>
+          <w:sz w:val="18"/>
+          <w:szCs w:val="18"/>
+          <w:lang w:val="en-US"/>
+        </w:rPr>
+        <w:t>APODOXES</w:t>
+      </w:r>
+      <w:r>
+        <w:rPr>
+          <w:rFonts w:cs="DejaVu Sans Condensed" w:ascii="DejaVu Sans Condensed" w:hAnsi="DejaVu Sans Condensed"/>
+          <w:sz w:val="18"/>
+          <w:szCs w:val="18"/>
+        </w:rPr>
+        <w:t>_</w:t>
+      </w:r>
+      <w:r>
+        <w:rPr>
+          <w:rFonts w:cs="DejaVu Sans Condensed" w:ascii="DejaVu Sans Condensed" w:hAnsi="DejaVu Sans Condensed"/>
+          <w:sz w:val="18"/>
+          <w:szCs w:val="18"/>
+          <w:lang w:val="en-US"/>
+        </w:rPr>
+        <w:t>LEKTIKA</w:t>
+      </w:r>
+      <w:r>
+        <w:rPr>
+          <w:rFonts w:cs="DejaVu Sans Condensed" w:ascii="DejaVu Sans Condensed" w:hAnsi="DejaVu Sans Condensed"/>
+          <w:sz w:val="18"/>
+          <w:szCs w:val="18"/>
+        </w:rPr>
+        <w:t>}) ευρώ μηνιαίως.  Το μικτό ποσό αυτό καθορίζεται αφού ελήφθησαν υπόψη η προϋπηρεσία τ{_GENIKH_A} {_</w:t>
+      </w:r>
+      <w:r>
+        <w:rPr>
+          <w:rFonts w:cs="DejaVu Sans Condensed" w:ascii="DejaVu Sans Condensed" w:hAnsi="DejaVu Sans Condensed"/>
+          <w:sz w:val="18"/>
+          <w:szCs w:val="18"/>
+          <w:lang w:val="en-US"/>
+        </w:rPr>
+        <w:t>TYPOS</w:t>
+      </w:r>
+      <w:r>
+        <w:rPr>
+          <w:rFonts w:cs="DejaVu Sans Condensed" w:ascii="DejaVu Sans Condensed" w:hAnsi="DejaVu Sans Condensed"/>
+          <w:sz w:val="18"/>
+          <w:szCs w:val="18"/>
+        </w:rPr>
+        <w:t>_</w:t>
+      </w:r>
+      <w:r>
+        <w:rPr>
+          <w:rFonts w:cs="DejaVu Sans Condensed" w:ascii="DejaVu Sans Condensed" w:hAnsi="DejaVu Sans Condensed"/>
+          <w:sz w:val="18"/>
+          <w:szCs w:val="18"/>
+          <w:lang w:val="en-US"/>
+        </w:rPr>
+        <w:t>ERG</w:t>
+      </w:r>
+      <w:r>
+        <w:rPr>
+          <w:rFonts w:cs="DejaVu Sans Condensed" w:ascii="DejaVu Sans Condensed" w:hAnsi="DejaVu Sans Condensed"/>
+          <w:sz w:val="18"/>
+          <w:szCs w:val="18"/>
+        </w:rPr>
+        <w:t>_</w:t>
+      </w:r>
+      <w:r>
+        <w:rPr>
+          <w:rFonts w:cs="DejaVu Sans Condensed" w:ascii="DejaVu Sans Condensed" w:hAnsi="DejaVu Sans Condensed"/>
+          <w:sz w:val="18"/>
+          <w:szCs w:val="18"/>
+          <w:lang w:val="en-US"/>
+        </w:rPr>
+        <w:t>GENIKH</w:t>
+      </w:r>
+      <w:r>
+        <w:rPr>
+          <w:rFonts w:cs="DejaVu Sans Condensed" w:ascii="DejaVu Sans Condensed" w:hAnsi="DejaVu Sans Condensed"/>
+          <w:sz w:val="18"/>
+          <w:szCs w:val="18"/>
+        </w:rPr>
+        <w:t>} και η οικογενειακή τ{_GENIKH_A} κατάσταση και εκπα</w:t>
+      </w:r>
+      <w:r>
+        <w:rPr>
+          <w:rFonts w:eastAsia="Calibri" w:cs="DejaVu Sans Condensed" w:ascii="DejaVu Sans Condensed" w:hAnsi="DejaVu Sans Condensed" w:eastAsiaTheme="minorHAnsi"/>
+          <w:color w:val="auto"/>
+          <w:kern w:val="0"/>
+          <w:sz w:val="18"/>
+          <w:szCs w:val="18"/>
+          <w:lang w:val="el-GR" w:eastAsia="en-US" w:bidi="ar-SA"/>
+        </w:rPr>
+        <w:t>ίδευση</w:t>
+      </w:r>
+      <w:r>
+        <w:rPr>
+          <w:rFonts w:cs="DejaVu Sans Condensed" w:ascii="DejaVu Sans Condensed" w:hAnsi="DejaVu Sans Condensed"/>
+          <w:sz w:val="18"/>
+          <w:szCs w:val="18"/>
+        </w:rPr>
+        <w:t>.</w:t>
       </w:r>
     </w:p>
     <w:p>
@@ -5215,28 +5381,42 @@
       <w:r>
         <w:rPr>
           <w:rFonts w:cs="DejaVu Sans Condensed" w:ascii="DejaVu Sans Condensed" w:hAnsi="DejaVu Sans Condensed"/>
-          <w:sz w:val="18"/>
-          <w:szCs w:val="18"/>
-        </w:rPr>
-        <w:t xml:space="preserve">Επιμίσθιο ορίζεται η  διαφορά μεταξύ νομίμων και καταβαλλομένων αποδοχών σε περίπτωση που οι συμφωνημένες και καταβαλλόμενες αποδοχές (6.1) </w:t>
-      </w:r>
-      <w:r>
-        <w:rPr>
-          <w:rFonts w:cs="DejaVu Sans Condensed" w:ascii="DejaVu Sans Condensed" w:hAnsi="DejaVu Sans Condensed"/>
+          <w:b/>
+          <w:bCs/>
+          <w:sz w:val="18"/>
+          <w:szCs w:val="18"/>
+        </w:rPr>
+        <w:t>6.2.</w:t>
+      </w:r>
+      <w:r>
+        <w:rPr>
+          <w:rFonts w:cs="DejaVu Sans Condensed" w:ascii="DejaVu Sans Condensed" w:hAnsi="DejaVu Sans Condensed"/>
+          <w:sz w:val="18"/>
+          <w:szCs w:val="18"/>
+        </w:rPr>
+        <w:tab/>
+      </w:r>
+      <w:r>
+        <w:rPr>
+          <w:rFonts w:cs="DejaVu Sans Condensed" w:ascii="DejaVu Sans Condensed" w:hAnsi="DejaVu Sans Condensed"/>
+          <w:b/>
+          <w:bCs/>
           <w:i/>
           <w:iCs/>
           <w:sz w:val="18"/>
           <w:szCs w:val="18"/>
-        </w:rPr>
-        <w:t>είναι υπέρτερες (ανώτερες) των νομίμων</w:t>
-      </w:r>
-      <w:r>
-        <w:rPr>
-          <w:rFonts w:cs="DejaVu Sans Condensed" w:ascii="DejaVu Sans Condensed" w:hAnsi="DejaVu Sans Condensed"/>
-          <w:sz w:val="18"/>
-          <w:szCs w:val="18"/>
-        </w:rPr>
-        <w:t xml:space="preserve">. </w:t>
+          <w:u w:val="thick"/>
+        </w:rPr>
+        <w:t>Επιμίσθιο - Καταλογισμός (συμψηφισμός)</w:t>
+      </w:r>
+      <w:r>
+        <w:rPr>
+          <w:rFonts w:cs="DejaVu Sans Condensed" w:ascii="DejaVu Sans Condensed" w:hAnsi="DejaVu Sans Condensed"/>
+          <w:sz w:val="18"/>
+          <w:szCs w:val="18"/>
+          <w:u w:val="thick"/>
+        </w:rPr>
+        <w:t xml:space="preserve"> </w:t>
       </w:r>
     </w:p>
     <w:p>
@@ -5256,75 +5436,25 @@
           <w:sz w:val="18"/>
           <w:szCs w:val="18"/>
         </w:rPr>
-        <w:t>Συμφωνείται ότι θα καταλογίζονται (συμψηφίζονται) όλα τα επιδόματα που τυχόν δικαιούται {_ONOMASTIKH_A}  {_</w:t>
-      </w:r>
-      <w:r>
-        <w:rPr>
-          <w:rFonts w:cs="DejaVu Sans Condensed" w:ascii="DejaVu Sans Condensed" w:hAnsi="DejaVu Sans Condensed"/>
-          <w:sz w:val="18"/>
-          <w:szCs w:val="18"/>
-          <w:lang w:val="en-US"/>
-        </w:rPr>
-        <w:t>TYPOS</w:t>
-      </w:r>
-      <w:r>
-        <w:rPr>
-          <w:rFonts w:cs="DejaVu Sans Condensed" w:ascii="DejaVu Sans Condensed" w:hAnsi="DejaVu Sans Condensed"/>
-          <w:sz w:val="18"/>
-          <w:szCs w:val="18"/>
-        </w:rPr>
-        <w:t>_</w:t>
-      </w:r>
-      <w:r>
-        <w:rPr>
-          <w:rFonts w:cs="DejaVu Sans Condensed" w:ascii="DejaVu Sans Condensed" w:hAnsi="DejaVu Sans Condensed"/>
-          <w:sz w:val="18"/>
-          <w:szCs w:val="18"/>
-          <w:lang w:val="en-US"/>
-        </w:rPr>
-        <w:t>ERG</w:t>
-      </w:r>
-      <w:r>
-        <w:rPr>
-          <w:rFonts w:cs="DejaVu Sans Condensed" w:ascii="DejaVu Sans Condensed" w:hAnsi="DejaVu Sans Condensed"/>
-          <w:sz w:val="18"/>
-          <w:szCs w:val="18"/>
-        </w:rPr>
-        <w:t>} (ενδεικτικά τα επιδόματα γάμου και τριετιών), καθώς και τα ποσά επιδομάτων που ενδέχεται να θεσπιστούν μελλοντικώς ή τα ποσά επιδομάτων, που {_ONOMASTIKH_A}  {_</w:t>
-      </w:r>
-      <w:r>
-        <w:rPr>
-          <w:rFonts w:cs="DejaVu Sans Condensed" w:ascii="DejaVu Sans Condensed" w:hAnsi="DejaVu Sans Condensed"/>
-          <w:sz w:val="18"/>
-          <w:szCs w:val="18"/>
-          <w:lang w:val="en-US"/>
-        </w:rPr>
-        <w:t>TYPOS</w:t>
-      </w:r>
-      <w:r>
-        <w:rPr>
-          <w:rFonts w:cs="DejaVu Sans Condensed" w:ascii="DejaVu Sans Condensed" w:hAnsi="DejaVu Sans Condensed"/>
-          <w:sz w:val="18"/>
-          <w:szCs w:val="18"/>
-        </w:rPr>
-        <w:t>_</w:t>
-      </w:r>
-      <w:r>
-        <w:rPr>
-          <w:rFonts w:cs="DejaVu Sans Condensed" w:ascii="DejaVu Sans Condensed" w:hAnsi="DejaVu Sans Condensed"/>
-          <w:sz w:val="18"/>
-          <w:szCs w:val="18"/>
-          <w:lang w:val="en-US"/>
-        </w:rPr>
-        <w:t>ERG</w:t>
-      </w:r>
-      <w:r>
-        <w:rPr>
-          <w:rFonts w:cs="DejaVu Sans Condensed" w:ascii="DejaVu Sans Condensed" w:hAnsi="DejaVu Sans Condensed"/>
-          <w:sz w:val="18"/>
-          <w:szCs w:val="18"/>
-        </w:rPr>
-        <w:t>}, τυχόν θα δικαιούται στο μέλλον (συμπεριλαμβανομένων ενδεικτικά των επιδομάτων γάμου και τέκνων), που προβλέπονται ή θα προβλεφθούν από υποχρεωτικές διατάξεις ΣΣΕ, Δ.Α., διατάξεις νόμων, υπουργικών αποφάσεων κλπ.</w:t>
+        <w:t xml:space="preserve">Επιμίσθιο ορίζεται η  διαφορά μεταξύ νομίμων και καταβαλλομένων αποδοχών σε περίπτωση που οι συμφωνημένες και καταβαλλόμενες αποδοχές (6.1) </w:t>
+      </w:r>
+      <w:r>
+        <w:rPr>
+          <w:rFonts w:cs="DejaVu Sans Condensed" w:ascii="DejaVu Sans Condensed" w:hAnsi="DejaVu Sans Condensed"/>
+          <w:i w:val="false"/>
+          <w:iCs w:val="false"/>
+          <w:sz w:val="18"/>
+          <w:szCs w:val="18"/>
+        </w:rPr>
+        <w:t>είναι υπέρτερες (ανώτερες) των νομίμων.</w:t>
+      </w:r>
+      <w:r>
+        <w:rPr>
+          <w:rFonts w:cs="DejaVu Sans Condensed" w:ascii="DejaVu Sans Condensed" w:hAnsi="DejaVu Sans Condensed"/>
+          <w:sz w:val="18"/>
+          <w:szCs w:val="18"/>
+        </w:rPr>
+        <w:t xml:space="preserve"> </w:t>
       </w:r>
     </w:p>
     <w:p>
@@ -5341,21 +5471,10 @@
       <w:r>
         <w:rPr>
           <w:rFonts w:cs="DejaVu Sans Condensed" w:ascii="DejaVu Sans Condensed" w:hAnsi="DejaVu Sans Condensed"/>
-          <w:b/>
-          <w:bCs/>
-          <w:sz w:val="18"/>
-          <w:szCs w:val="18"/>
-        </w:rPr>
-        <w:t>6.3.</w:t>
-      </w:r>
-      <w:r>
-        <w:rPr>
-          <w:rFonts w:cs="DejaVu Sans Condensed" w:ascii="DejaVu Sans Condensed" w:hAnsi="DejaVu Sans Condensed"/>
-          <w:sz w:val="18"/>
-          <w:szCs w:val="18"/>
-        </w:rPr>
-        <w:tab/>
-        <w:t>Οι μικτές αποδοχές τ{_GENIKH_A} {_</w:t>
+          <w:sz w:val="18"/>
+          <w:szCs w:val="18"/>
+        </w:rPr>
+        <w:t>Συμφωνείται ότι θα καταλογίζονται (συμψηφίζονται) όλα τα επιδόματα που τυχόν δικαιούται {_ONOMASTIKH_A}  {_</w:t>
       </w:r>
       <w:r>
         <w:rPr>
@@ -5389,24 +5508,41 @@
           <w:sz w:val="18"/>
           <w:szCs w:val="18"/>
         </w:rPr>
-        <w:t>_</w:t>
-      </w:r>
-      <w:r>
-        <w:rPr>
-          <w:rFonts w:cs="DejaVu Sans Condensed" w:ascii="DejaVu Sans Condensed" w:hAnsi="DejaVu Sans Condensed"/>
-          <w:sz w:val="18"/>
-          <w:szCs w:val="18"/>
-          <w:lang w:val="en-US"/>
-        </w:rPr>
-        <w:t>GENIKH</w:t>
-      </w:r>
-      <w:r>
-        <w:rPr>
-          <w:rFonts w:cs="DejaVu Sans Condensed" w:ascii="DejaVu Sans Condensed" w:hAnsi="DejaVu Sans Condensed"/>
-          <w:sz w:val="18"/>
-          <w:szCs w:val="18"/>
-        </w:rPr>
-        <w:t>} (υπό 6.1) θα υπόκεινται στις εκάστοτε ισχύουσες νόμιμες κρατήσεις.</w:t>
+        <w:t>} (ενδεικτικά τα επιδόματα γάμου και τριετιών), καθώς και τα ποσά επιδομάτων που ενδέχεται να θεσπιστούν μελλοντικώς ή τα ποσά επιδομάτων, που {_ONOMASTIKH_A}  {_</w:t>
+      </w:r>
+      <w:r>
+        <w:rPr>
+          <w:rFonts w:cs="DejaVu Sans Condensed" w:ascii="DejaVu Sans Condensed" w:hAnsi="DejaVu Sans Condensed"/>
+          <w:sz w:val="18"/>
+          <w:szCs w:val="18"/>
+          <w:lang w:val="en-US"/>
+        </w:rPr>
+        <w:t>TYPOS</w:t>
+      </w:r>
+      <w:r>
+        <w:rPr>
+          <w:rFonts w:cs="DejaVu Sans Condensed" w:ascii="DejaVu Sans Condensed" w:hAnsi="DejaVu Sans Condensed"/>
+          <w:sz w:val="18"/>
+          <w:szCs w:val="18"/>
+        </w:rPr>
+        <w:t>_</w:t>
+      </w:r>
+      <w:r>
+        <w:rPr>
+          <w:rFonts w:cs="DejaVu Sans Condensed" w:ascii="DejaVu Sans Condensed" w:hAnsi="DejaVu Sans Condensed"/>
+          <w:sz w:val="18"/>
+          <w:szCs w:val="18"/>
+          <w:lang w:val="en-US"/>
+        </w:rPr>
+        <w:t>ERG</w:t>
+      </w:r>
+      <w:r>
+        <w:rPr>
+          <w:rFonts w:cs="DejaVu Sans Condensed" w:ascii="DejaVu Sans Condensed" w:hAnsi="DejaVu Sans Condensed"/>
+          <w:sz w:val="18"/>
+          <w:szCs w:val="18"/>
+        </w:rPr>
+        <w:t>}, τυχόν θα δικαιούται στο μέλλον (συμπεριλαμβανομένων ενδεικτικά των επιδομάτων γάμου και τέκνων), που προβλέπονται ή θα προβλεφθούν από υποχρεωτικές διατάξεις ΣΣΕ, Δ.Α., διατάξεις νόμων, υπουργικών αποφάσεων κλπ.</w:t>
       </w:r>
     </w:p>
     <w:p>
@@ -5428,17 +5564,67 @@
           <w:sz w:val="18"/>
           <w:szCs w:val="18"/>
         </w:rPr>
-        <w:t>6.4.</w:t>
-      </w:r>
-      <w:r>
-        <w:rPr>
-          <w:rFonts w:cs="DejaVu Sans Condensed" w:ascii="DejaVu Sans Condensed" w:hAnsi="DejaVu Sans Condensed"/>
-          <w:sz w:val="18"/>
-          <w:szCs w:val="18"/>
-        </w:rPr>
-        <w:t xml:space="preserve"> </w:t>
+        <w:t>6.3.</w:t>
+      </w:r>
+      <w:r>
+        <w:rPr>
+          <w:rFonts w:cs="DejaVu Sans Condensed" w:ascii="DejaVu Sans Condensed" w:hAnsi="DejaVu Sans Condensed"/>
+          <w:sz w:val="18"/>
+          <w:szCs w:val="18"/>
+        </w:rPr>
         <w:tab/>
-        <w:t>Οι προσαυξήσεις για εργασία κατά τις Κυριακές, τις εξαιρέσιμες αργίες και κατά τη νύχτα καθορίζονται από το Β.Δ.748/1966, το Ν.3755/1977, το Ν.Δ.147/1973, ΠΔ 80/2022 άρθρο 209 και την υπ’ αριθ. 25825/1951 απόφαση των Υπουργείων Οικονομικών και Εργασίας και την σε ισχύ κλαδική εθνική ή/και τοπική ΣΣΕ.</w:t>
+        <w:t>Οι μικτές αποδοχές τ{_GENIKH_A} {_</w:t>
+      </w:r>
+      <w:r>
+        <w:rPr>
+          <w:rFonts w:cs="DejaVu Sans Condensed" w:ascii="DejaVu Sans Condensed" w:hAnsi="DejaVu Sans Condensed"/>
+          <w:sz w:val="18"/>
+          <w:szCs w:val="18"/>
+          <w:lang w:val="en-US"/>
+        </w:rPr>
+        <w:t>TYPOS</w:t>
+      </w:r>
+      <w:r>
+        <w:rPr>
+          <w:rFonts w:cs="DejaVu Sans Condensed" w:ascii="DejaVu Sans Condensed" w:hAnsi="DejaVu Sans Condensed"/>
+          <w:sz w:val="18"/>
+          <w:szCs w:val="18"/>
+        </w:rPr>
+        <w:t>_</w:t>
+      </w:r>
+      <w:r>
+        <w:rPr>
+          <w:rFonts w:cs="DejaVu Sans Condensed" w:ascii="DejaVu Sans Condensed" w:hAnsi="DejaVu Sans Condensed"/>
+          <w:sz w:val="18"/>
+          <w:szCs w:val="18"/>
+          <w:lang w:val="en-US"/>
+        </w:rPr>
+        <w:t>ERG</w:t>
+      </w:r>
+      <w:r>
+        <w:rPr>
+          <w:rFonts w:cs="DejaVu Sans Condensed" w:ascii="DejaVu Sans Condensed" w:hAnsi="DejaVu Sans Condensed"/>
+          <w:sz w:val="18"/>
+          <w:szCs w:val="18"/>
+        </w:rPr>
+        <w:t>_</w:t>
+      </w:r>
+      <w:r>
+        <w:rPr>
+          <w:rFonts w:cs="DejaVu Sans Condensed" w:ascii="DejaVu Sans Condensed" w:hAnsi="DejaVu Sans Condensed"/>
+          <w:sz w:val="18"/>
+          <w:szCs w:val="18"/>
+          <w:lang w:val="en-US"/>
+        </w:rPr>
+        <w:t>GENIKH</w:t>
+      </w:r>
+      <w:r>
+        <w:rPr>
+          <w:rFonts w:cs="DejaVu Sans Condensed" w:ascii="DejaVu Sans Condensed" w:hAnsi="DejaVu Sans Condensed"/>
+          <w:sz w:val="18"/>
+          <w:szCs w:val="18"/>
+        </w:rPr>
+        <w:t>} (υπό 6.1) θα υπόκεινται στις εκάστοτε ισχύουσες νόμιμες κρατήσεις.</w:t>
       </w:r>
     </w:p>
     <w:p>
@@ -5460,7 +5646,7 @@
           <w:sz w:val="18"/>
           <w:szCs w:val="18"/>
         </w:rPr>
-        <w:t>6.5.</w:t>
+        <w:t>6.4.</w:t>
       </w:r>
       <w:r>
         <w:rPr>
@@ -5470,25 +5656,7 @@
         </w:rPr>
         <w:t xml:space="preserve"> </w:t>
         <w:tab/>
-        <w:t xml:space="preserve">Η υπερεργασιακή απασχόληση λαμβάνουν χώρα ανάλογα με τις ανάγκες της επιχείρησης και αμείβονται κατά τα οριζόμενα στο άρθρο 74, του Ν.3863/2010, </w:t>
-      </w:r>
-      <w:bookmarkStart w:id="4" w:name="_Hlk161042483"/>
-      <w:r>
-        <w:rPr>
-          <w:rFonts w:cs="DejaVu Sans Condensed" w:ascii="DejaVu Sans Condensed" w:hAnsi="DejaVu Sans Condensed"/>
-          <w:sz w:val="18"/>
-          <w:szCs w:val="18"/>
-        </w:rPr>
-        <w:t xml:space="preserve">άρθρο 184 ΠΔ 80/2022 </w:t>
-      </w:r>
-      <w:bookmarkEnd w:id="4"/>
-      <w:r>
-        <w:rPr>
-          <w:rFonts w:cs="DejaVu Sans Condensed" w:ascii="DejaVu Sans Condensed" w:hAnsi="DejaVu Sans Condensed"/>
-          <w:sz w:val="18"/>
-          <w:szCs w:val="18"/>
-        </w:rPr>
-        <w:t>και δύναται να γίνει καταλογισμός (συμψηφισμός) με το επιμίσθιο της 6.2.</w:t>
+        <w:t>Οι προσαυξήσεις για εργασία κατά τις Κυριακές, τις εξαιρέσιμες αργίες και κατά τη νύχτα καθορίζονται από το Β.Δ.748/1966, το Ν.3755/1977, το Ν.Δ.147/1973, ΠΔ 80/2022 άρθρο 209 και την υπ’ αριθ. 25825/1951 απόφαση των Υπουργείων Οικονομικών και Εργασίας και την σε ισχύ κλαδική εθνική ή/και τοπική ΣΣΕ.</w:t>
       </w:r>
     </w:p>
     <w:p>
@@ -5510,7 +5678,7 @@
           <w:sz w:val="18"/>
           <w:szCs w:val="18"/>
         </w:rPr>
-        <w:t>6.6.</w:t>
+        <w:t>6.5.</w:t>
       </w:r>
       <w:r>
         <w:rPr>
@@ -5520,7 +5688,25 @@
         </w:rPr>
         <w:t xml:space="preserve"> </w:t>
         <w:tab/>
-        <w:t>Η υπερωριακή απασχόληση λαμβάνουν χώρα ανάλογα με τις ανάγκες της επιχείρησης και αμείβονται κατά τα οριζόμενα στο άρθρο 74, του Ν.3863/2010 και άρθρο 184 ΠΔ 80/2022.</w:t>
+        <w:t xml:space="preserve">Η υπερεργασιακή απασχόληση λαμβάνει χώρα ανάλογα με τις ανάγκες της επιχείρησης και αμείβεται κατά τα οριζόμενα στο άρθρο 74, του Ν.3863/2010, </w:t>
+      </w:r>
+      <w:bookmarkStart w:id="4" w:name="_Hlk161042483"/>
+      <w:r>
+        <w:rPr>
+          <w:rFonts w:cs="DejaVu Sans Condensed" w:ascii="DejaVu Sans Condensed" w:hAnsi="DejaVu Sans Condensed"/>
+          <w:sz w:val="18"/>
+          <w:szCs w:val="18"/>
+        </w:rPr>
+        <w:t xml:space="preserve">άρθρο 184 ΠΔ 80/2022 </w:t>
+      </w:r>
+      <w:bookmarkEnd w:id="4"/>
+      <w:r>
+        <w:rPr>
+          <w:rFonts w:cs="DejaVu Sans Condensed" w:ascii="DejaVu Sans Condensed" w:hAnsi="DejaVu Sans Condensed"/>
+          <w:sz w:val="18"/>
+          <w:szCs w:val="18"/>
+        </w:rPr>
+        <w:t>και δύναται να γίνει καταλογισμός (συμψηφισμός) με το επιμίσθιο της 6.2.</w:t>
       </w:r>
     </w:p>
     <w:p>
@@ -5542,7 +5728,7 @@
           <w:sz w:val="18"/>
           <w:szCs w:val="18"/>
         </w:rPr>
-        <w:t>6.7.</w:t>
+        <w:t>6.6.</w:t>
       </w:r>
       <w:r>
         <w:rPr>
@@ -5552,58 +5738,7 @@
         </w:rPr>
         <w:t xml:space="preserve"> </w:t>
         <w:tab/>
-        <w:t>Κάθε εργασία παρεμφερής με την άνω κύρια απασχόληση τ{_GENIKH_A} {_</w:t>
-      </w:r>
-      <w:r>
-        <w:rPr>
-          <w:rFonts w:cs="DejaVu Sans Condensed" w:ascii="DejaVu Sans Condensed" w:hAnsi="DejaVu Sans Condensed"/>
-          <w:sz w:val="18"/>
-          <w:szCs w:val="18"/>
-          <w:lang w:val="en-US"/>
-        </w:rPr>
-        <w:t>TYPOS</w:t>
-      </w:r>
-      <w:r>
-        <w:rPr>
-          <w:rFonts w:cs="DejaVu Sans Condensed" w:ascii="DejaVu Sans Condensed" w:hAnsi="DejaVu Sans Condensed"/>
-          <w:sz w:val="18"/>
-          <w:szCs w:val="18"/>
-        </w:rPr>
-        <w:t>_</w:t>
-      </w:r>
-      <w:r>
-        <w:rPr>
-          <w:rFonts w:cs="DejaVu Sans Condensed" w:ascii="DejaVu Sans Condensed" w:hAnsi="DejaVu Sans Condensed"/>
-          <w:sz w:val="18"/>
-          <w:szCs w:val="18"/>
-          <w:lang w:val="en-US"/>
-        </w:rPr>
-        <w:t>ERG</w:t>
-      </w:r>
-      <w:r>
-        <w:rPr>
-          <w:rFonts w:cs="DejaVu Sans Condensed" w:ascii="DejaVu Sans Condensed" w:hAnsi="DejaVu Sans Condensed"/>
-          <w:sz w:val="18"/>
-          <w:szCs w:val="18"/>
-        </w:rPr>
-        <w:t>_</w:t>
-      </w:r>
-      <w:r>
-        <w:rPr>
-          <w:rFonts w:cs="DejaVu Sans Condensed" w:ascii="DejaVu Sans Condensed" w:hAnsi="DejaVu Sans Condensed"/>
-          <w:sz w:val="18"/>
-          <w:szCs w:val="18"/>
-          <w:lang w:val="en-US"/>
-        </w:rPr>
-        <w:t>GENIKH</w:t>
-      </w:r>
-      <w:r>
-        <w:rPr>
-          <w:rFonts w:cs="DejaVu Sans Condensed" w:ascii="DejaVu Sans Condensed" w:hAnsi="DejaVu Sans Condensed"/>
-          <w:sz w:val="18"/>
-          <w:szCs w:val="18"/>
-        </w:rPr>
-        <w:t>} ή και εν γένει κάθε απασχόλησή τ{_GENIKH_A} σε εργασία εντός του συμφωνηθέντος ωραρίου απασχόλησης τ{_GENIKH_A} που κατατείνει στην ομαλή λειτουργία {_ERGODOTHS_GENIKH} στο πλαίσιο των αναγκών αυτής, όπως αυτή εξειδικεύεται εκάστοτε από τους εντεταλμένους {_ERGODOTHS_GENIKH}, δεν θεωρείται πρόσθετη εργασία και ρητά συμφωνείται ότι δεν θα οφείλεται γι’ αυτήν περαιτέρω αμοιβή για πρόσθετη εργασία, αλλά η αμοιβή τ{_GENIKH_A} για την εργασία αυτή περιλαμβάνεται στον συμφωνηθέντα στην παρούσα μισθό τ{_GENIKH_A} (τακτικές αποδοχές).</w:t>
+        <w:t>Η υπερωριακή απασχόληση λαμβάνει χώρα ανάλογα με τις ανάγκες της επιχείρησης και αμείβεται κατά τα οριζόμενα στο άρθρο 74, του Ν.3863/2010 και άρθρο 184 ΠΔ 80/2022.</w:t>
       </w:r>
     </w:p>
     <w:p>
@@ -5625,16 +5760,17 @@
           <w:sz w:val="18"/>
           <w:szCs w:val="18"/>
         </w:rPr>
-        <w:t>6.8.</w:t>
-      </w:r>
-      <w:r>
-        <w:rPr>
-          <w:rFonts w:cs="DejaVu Sans Condensed" w:ascii="DejaVu Sans Condensed" w:hAnsi="DejaVu Sans Condensed"/>
-          <w:sz w:val="18"/>
-          <w:szCs w:val="18"/>
-        </w:rPr>
+        <w:t>6.7.</w:t>
+      </w:r>
+      <w:r>
+        <w:rPr>
+          <w:rFonts w:cs="DejaVu Sans Condensed" w:ascii="DejaVu Sans Condensed" w:hAnsi="DejaVu Sans Condensed"/>
+          <w:sz w:val="18"/>
+          <w:szCs w:val="18"/>
+        </w:rPr>
+        <w:t xml:space="preserve"> </w:t>
         <w:tab/>
-        <w:t>Οι μηνιαίες αποδοχές τ{_GENIKH_A} {_</w:t>
+        <w:t>Κάθε εργασία παρεμφερής με την άνω κύρια απασχόληση τ{_GENIKH_A} {_</w:t>
       </w:r>
       <w:r>
         <w:rPr>
@@ -5685,45 +5821,7 @@
           <w:sz w:val="18"/>
           <w:szCs w:val="18"/>
         </w:rPr>
-        <w:t>} θα καταβάλλονται εντ</w:t>
-      </w:r>
-      <w:r>
-        <w:rPr>
-          <w:rFonts w:eastAsia="Calibri" w:cs="DejaVu Sans Condensed" w:ascii="DejaVu Sans Condensed" w:hAnsi="DejaVu Sans Condensed" w:eastAsiaTheme="minorHAnsi"/>
-          <w:color w:val="auto"/>
-          <w:kern w:val="0"/>
-          <w:sz w:val="18"/>
-          <w:szCs w:val="18"/>
-          <w:lang w:val="el-GR" w:eastAsia="en-US" w:bidi="ar-SA"/>
-        </w:rPr>
-        <w:t>ός 20ημέρου</w:t>
-      </w:r>
-      <w:r>
-        <w:rPr>
-          <w:rFonts w:cs="DejaVu Sans Condensed" w:ascii="DejaVu Sans Condensed" w:hAnsi="DejaVu Sans Condensed"/>
-          <w:sz w:val="18"/>
-          <w:szCs w:val="18"/>
-        </w:rPr>
-        <w:t xml:space="preserve"> απ</w:t>
-      </w:r>
-      <w:r>
-        <w:rPr>
-          <w:rFonts w:eastAsia="Calibri" w:cs="DejaVu Sans Condensed" w:ascii="DejaVu Sans Condensed" w:hAnsi="DejaVu Sans Condensed" w:eastAsiaTheme="minorHAnsi"/>
-          <w:color w:val="auto"/>
-          <w:kern w:val="0"/>
-          <w:sz w:val="18"/>
-          <w:szCs w:val="18"/>
-          <w:lang w:val="el-GR" w:eastAsia="en-US" w:bidi="ar-SA"/>
-        </w:rPr>
-        <w:t xml:space="preserve">ό το πέρας </w:t>
-      </w:r>
-      <w:r>
-        <w:rPr>
-          <w:rFonts w:cs="DejaVu Sans Condensed" w:ascii="DejaVu Sans Condensed" w:hAnsi="DejaVu Sans Condensed"/>
-          <w:sz w:val="18"/>
-          <w:szCs w:val="18"/>
-        </w:rPr>
-        <w:t>εκάστου ημερολογιακού μηνός. Σε περίπτωση που αυτή η ημέρα είναι αργία, οι μηνιαίες αποδοχές θα καταβάλλονται την αμέσως επόμενη εργάσιμη ημέρα.</w:t>
+        <w:t>} ή και εν γένει κάθε απασχόλησή τ{_GENIKH_A} σε εργασία εντός του συμφωνηθέντος ωραρίου απασχόλησης τ{_GENIKH_A} που κατατείνει στην ομαλή λειτουργία {_ERGODOTHS_GENIKH} στο πλαίσιο των αναγκών αυτής, όπως αυτή εξειδικεύεται εκάστοτε από τους εντεταλμένους {_ERGODOTHS_GENIKH}, δεν θεωρείται πρόσθετη εργασία και ρητά συμφωνείται ότι δεν θα οφείλεται γι’ αυτήν περαιτέρω αμοιβή για πρόσθετη εργασία, αλλά η αμοιβή τ{_GENIKH_A} για την εργασία αυτή περιλαμβάνεται στον συμφωνηθέντα στην παρούσα μισθό τ{_GENIKH_A} (τακτικές αποδοχές).</w:t>
       </w:r>
     </w:p>
     <w:p>
@@ -5740,9 +5838,110 @@
       <w:r>
         <w:rPr>
           <w:rFonts w:cs="DejaVu Sans Condensed" w:ascii="DejaVu Sans Condensed" w:hAnsi="DejaVu Sans Condensed"/>
-          <w:sz w:val="18"/>
-          <w:szCs w:val="18"/>
-        </w:rPr>
+          <w:b/>
+          <w:bCs/>
+          <w:sz w:val="18"/>
+          <w:szCs w:val="18"/>
+        </w:rPr>
+        <w:t>6.8.</w:t>
+      </w:r>
+      <w:r>
+        <w:rPr>
+          <w:rFonts w:cs="DejaVu Sans Condensed" w:ascii="DejaVu Sans Condensed" w:hAnsi="DejaVu Sans Condensed"/>
+          <w:sz w:val="18"/>
+          <w:szCs w:val="18"/>
+        </w:rPr>
+        <w:tab/>
+        <w:t>Οι μηνιαίες αποδοχές τ{_GENIKH_A} {_</w:t>
+      </w:r>
+      <w:r>
+        <w:rPr>
+          <w:rFonts w:cs="DejaVu Sans Condensed" w:ascii="DejaVu Sans Condensed" w:hAnsi="DejaVu Sans Condensed"/>
+          <w:sz w:val="18"/>
+          <w:szCs w:val="18"/>
+          <w:lang w:val="en-US"/>
+        </w:rPr>
+        <w:t>TYPOS</w:t>
+      </w:r>
+      <w:r>
+        <w:rPr>
+          <w:rFonts w:cs="DejaVu Sans Condensed" w:ascii="DejaVu Sans Condensed" w:hAnsi="DejaVu Sans Condensed"/>
+          <w:sz w:val="18"/>
+          <w:szCs w:val="18"/>
+        </w:rPr>
+        <w:t>_</w:t>
+      </w:r>
+      <w:r>
+        <w:rPr>
+          <w:rFonts w:cs="DejaVu Sans Condensed" w:ascii="DejaVu Sans Condensed" w:hAnsi="DejaVu Sans Condensed"/>
+          <w:sz w:val="18"/>
+          <w:szCs w:val="18"/>
+          <w:lang w:val="en-US"/>
+        </w:rPr>
+        <w:t>ERG</w:t>
+      </w:r>
+      <w:r>
+        <w:rPr>
+          <w:rFonts w:cs="DejaVu Sans Condensed" w:ascii="DejaVu Sans Condensed" w:hAnsi="DejaVu Sans Condensed"/>
+          <w:sz w:val="18"/>
+          <w:szCs w:val="18"/>
+        </w:rPr>
+        <w:t>_</w:t>
+      </w:r>
+      <w:r>
+        <w:rPr>
+          <w:rFonts w:cs="DejaVu Sans Condensed" w:ascii="DejaVu Sans Condensed" w:hAnsi="DejaVu Sans Condensed"/>
+          <w:sz w:val="18"/>
+          <w:szCs w:val="18"/>
+          <w:lang w:val="en-US"/>
+        </w:rPr>
+        <w:t>GENIKH</w:t>
+      </w:r>
+      <w:r>
+        <w:rPr>
+          <w:rFonts w:cs="DejaVu Sans Condensed" w:ascii="DejaVu Sans Condensed" w:hAnsi="DejaVu Sans Condensed"/>
+          <w:sz w:val="18"/>
+          <w:szCs w:val="18"/>
+        </w:rPr>
+        <w:t>} θα καταβάλλονται εντ</w:t>
+      </w:r>
+      <w:r>
+        <w:rPr>
+          <w:rFonts w:eastAsia="Calibri" w:cs="DejaVu Sans Condensed" w:ascii="DejaVu Sans Condensed" w:hAnsi="DejaVu Sans Condensed" w:eastAsiaTheme="minorHAnsi"/>
+          <w:color w:val="auto"/>
+          <w:kern w:val="0"/>
+          <w:sz w:val="18"/>
+          <w:szCs w:val="18"/>
+          <w:lang w:val="el-GR" w:eastAsia="en-US" w:bidi="ar-SA"/>
+        </w:rPr>
+        <w:t>ός {_XRONOS_KATABOLHS_APODOXON}</w:t>
+      </w:r>
+      <w:r>
+        <w:rPr>
+          <w:rFonts w:cs="DejaVu Sans Condensed" w:ascii="DejaVu Sans Condensed" w:hAnsi="DejaVu Sans Condensed"/>
+          <w:sz w:val="18"/>
+          <w:szCs w:val="18"/>
+        </w:rPr>
+        <w:t xml:space="preserve"> απ</w:t>
+      </w:r>
+      <w:r>
+        <w:rPr>
+          <w:rFonts w:eastAsia="Calibri" w:cs="DejaVu Sans Condensed" w:ascii="DejaVu Sans Condensed" w:hAnsi="DejaVu Sans Condensed" w:eastAsiaTheme="minorHAnsi"/>
+          <w:color w:val="auto"/>
+          <w:kern w:val="0"/>
+          <w:sz w:val="18"/>
+          <w:szCs w:val="18"/>
+          <w:lang w:val="el-GR" w:eastAsia="en-US" w:bidi="ar-SA"/>
+        </w:rPr>
+        <w:t xml:space="preserve">ό το πέρας </w:t>
+      </w:r>
+      <w:r>
+        <w:rPr>
+          <w:rFonts w:cs="DejaVu Sans Condensed" w:ascii="DejaVu Sans Condensed" w:hAnsi="DejaVu Sans Condensed"/>
+          <w:sz w:val="18"/>
+          <w:szCs w:val="18"/>
+        </w:rPr>
+        <w:t>εκάστου ημερολογιακού μηνός. Σε περίπτωση που αυτή η ημέρα είναι αργία, οι μηνιαίες αποδοχές θα καταβάλλονται την αμέσως επόμενη εργάσιμη ημέρα.</w:t>
       </w:r>
     </w:p>
     <w:p>
@@ -5752,8 +5951,6 @@
         <w:jc w:val="both"/>
         <w:rPr>
           <w:rFonts w:ascii="DejaVu Sans Condensed" w:hAnsi="DejaVu Sans Condensed" w:cs="DejaVu Sans Condensed"/>
-          <w:b/>
-          <w:b/>
           <w:sz w:val="18"/>
           <w:szCs w:val="18"/>
         </w:rPr>
@@ -5761,13 +5958,9 @@
       <w:r>
         <w:rPr>
           <w:rFonts w:cs="DejaVu Sans Condensed" w:ascii="DejaVu Sans Condensed" w:hAnsi="DejaVu Sans Condensed"/>
-          <w:b/>
-          <w:sz w:val="18"/>
-          <w:szCs w:val="18"/>
-        </w:rPr>
-        <w:t>7.</w:t>
-        <w:tab/>
-        <w:t>ΠΑΡΟΧΕΣ ΑΠΟ ΕΛΕΥΘΕΡΙΟΤΗΤΑ</w:t>
+          <w:sz w:val="18"/>
+          <w:szCs w:val="18"/>
+        </w:rPr>
       </w:r>
     </w:p>
     <w:p>
@@ -5777,6 +5970,8 @@
         <w:jc w:val="both"/>
         <w:rPr>
           <w:rFonts w:ascii="DejaVu Sans Condensed" w:hAnsi="DejaVu Sans Condensed" w:cs="DejaVu Sans Condensed"/>
+          <w:b/>
+          <w:b/>
           <w:sz w:val="18"/>
           <w:szCs w:val="18"/>
         </w:rPr>
@@ -5785,105 +5980,21 @@
         <w:rPr>
           <w:rFonts w:cs="DejaVu Sans Condensed" w:ascii="DejaVu Sans Condensed" w:hAnsi="DejaVu Sans Condensed"/>
           <w:b/>
-          <w:bCs/>
-          <w:sz w:val="18"/>
-          <w:szCs w:val="18"/>
-        </w:rPr>
-        <w:t>7.1.</w:t>
-      </w:r>
-      <w:r>
-        <w:rPr>
-          <w:rFonts w:cs="DejaVu Sans Condensed" w:ascii="DejaVu Sans Condensed" w:hAnsi="DejaVu Sans Condensed"/>
-          <w:sz w:val="18"/>
-          <w:szCs w:val="18"/>
-        </w:rPr>
+          <w:sz w:val="18"/>
+          <w:szCs w:val="18"/>
+        </w:rPr>
+        <w:t>7.</w:t>
         <w:tab/>
-        <w:t>Στ{_</w:t>
-      </w:r>
-      <w:r>
-        <w:rPr>
-          <w:rFonts w:cs="DejaVu Sans Condensed" w:ascii="DejaVu Sans Condensed" w:hAnsi="DejaVu Sans Condensed"/>
-          <w:sz w:val="18"/>
-          <w:szCs w:val="18"/>
-          <w:lang w:val="en-US"/>
-        </w:rPr>
-        <w:t>AITIATIKH</w:t>
-      </w:r>
-      <w:r>
-        <w:rPr>
-          <w:rFonts w:cs="DejaVu Sans Condensed" w:ascii="DejaVu Sans Condensed" w:hAnsi="DejaVu Sans Condensed"/>
-          <w:sz w:val="18"/>
-          <w:szCs w:val="18"/>
-        </w:rPr>
-        <w:t>_</w:t>
-      </w:r>
-      <w:r>
-        <w:rPr>
-          <w:rFonts w:cs="DejaVu Sans Condensed" w:ascii="DejaVu Sans Condensed" w:hAnsi="DejaVu Sans Condensed"/>
-          <w:sz w:val="18"/>
-          <w:szCs w:val="18"/>
-          <w:lang w:val="en-US"/>
-        </w:rPr>
-        <w:t>A</w:t>
-      </w:r>
-      <w:r>
-        <w:rPr>
-          <w:rFonts w:cs="DejaVu Sans Condensed" w:ascii="DejaVu Sans Condensed" w:hAnsi="DejaVu Sans Condensed"/>
-          <w:sz w:val="18"/>
-          <w:szCs w:val="18"/>
-        </w:rPr>
-        <w:t>} {_</w:t>
-      </w:r>
-      <w:r>
-        <w:rPr>
-          <w:rFonts w:cs="DejaVu Sans Condensed" w:ascii="DejaVu Sans Condensed" w:hAnsi="DejaVu Sans Condensed"/>
-          <w:sz w:val="18"/>
-          <w:szCs w:val="18"/>
-          <w:lang w:val="en-US"/>
-        </w:rPr>
-        <w:t>TYPOS</w:t>
-      </w:r>
-      <w:r>
-        <w:rPr>
-          <w:rFonts w:cs="DejaVu Sans Condensed" w:ascii="DejaVu Sans Condensed" w:hAnsi="DejaVu Sans Condensed"/>
-          <w:sz w:val="18"/>
-          <w:szCs w:val="18"/>
-        </w:rPr>
-        <w:t>_</w:t>
-      </w:r>
-      <w:r>
-        <w:rPr>
-          <w:rFonts w:cs="DejaVu Sans Condensed" w:ascii="DejaVu Sans Condensed" w:hAnsi="DejaVu Sans Condensed"/>
-          <w:sz w:val="18"/>
-          <w:szCs w:val="18"/>
-          <w:lang w:val="en-US"/>
-        </w:rPr>
-        <w:t>ERG</w:t>
-      </w:r>
-      <w:r>
-        <w:rPr>
-          <w:rFonts w:cs="DejaVu Sans Condensed" w:ascii="DejaVu Sans Condensed" w:hAnsi="DejaVu Sans Condensed"/>
-          <w:sz w:val="18"/>
-          <w:szCs w:val="18"/>
-        </w:rPr>
-        <w:t>_</w:t>
-      </w:r>
-      <w:r>
-        <w:rPr>
-          <w:rFonts w:cs="DejaVu Sans Condensed" w:ascii="DejaVu Sans Condensed" w:hAnsi="DejaVu Sans Condensed"/>
-          <w:sz w:val="18"/>
-          <w:szCs w:val="18"/>
-          <w:lang w:val="en-US"/>
-        </w:rPr>
-        <w:t>AITIATIKH</w:t>
-      </w:r>
-      <w:r>
-        <w:rPr>
-          <w:rFonts w:cs="DejaVu Sans Condensed" w:ascii="DejaVu Sans Condensed" w:hAnsi="DejaVu Sans Condensed"/>
-          <w:sz w:val="18"/>
-          <w:szCs w:val="18"/>
-        </w:rPr>
-        <w:t xml:space="preserve">} είναι δυνατόν να χορηγούνται, εις χρήμα ή/και εις είδος, παροχές πέραν των ανωτέρω (υπό 6) καθοριζομένων αποδοχών τ{_GENIKH_A} (όπως π.χ. κάρτα σίτισης, διαμονή, ακτοπλοϊκά εισιτήρια, μπόνους, επίδομα παραγωγικότητας, συμμετοχή σε πρόγραμμα ιατροφαρμακευτικής περίθαλψης, κ.α), σύμφωνα με την εκάστοτε ισχύουσα σχετική πολιτική {_ERGODOTHS_GENIKH}. </w:t>
+      </w:r>
+      <w:r>
+        <w:rPr>
+          <w:rFonts w:cs="DejaVu Sans Condensed" w:ascii="DejaVu Sans Condensed" w:hAnsi="DejaVu Sans Condensed"/>
+          <w:b/>
+          <w:sz w:val="18"/>
+          <w:szCs w:val="18"/>
+          <w:u w:val="thick"/>
+        </w:rPr>
+        <w:t>ΠΑΡΟΧΕΣ ΑΠΟ ΕΛΕΥΘΕΡΙΟΤΗΤΑ</w:t>
       </w:r>
     </w:p>
     <w:p>
@@ -5900,36 +6011,30 @@
       <w:r>
         <w:rPr>
           <w:rFonts w:cs="DejaVu Sans Condensed" w:ascii="DejaVu Sans Condensed" w:hAnsi="DejaVu Sans Condensed"/>
-          <w:sz w:val="18"/>
-          <w:szCs w:val="18"/>
-        </w:rPr>
-        <w:t>Ακόμα η τυχόν παροχή της χρήσης κινητών τηλεφώνων καθώς και της χρήσης αυτοκινήτων εκ μέρους του προσωπικού {_ERGODOTHS_GENIKH} γίνεται αποκλειστικά και μόνο για την κάλυψη λειτουργικών αναγκών {_ERGODOTHS_GENIKH} και δεν αποτελεί αντάλλαγμα εξαρτημένης εργασίας. {_</w:t>
-      </w:r>
-      <w:r>
-        <w:rPr>
-          <w:rFonts w:cs="DejaVu Sans Condensed" w:ascii="DejaVu Sans Condensed" w:hAnsi="DejaVu Sans Condensed"/>
-          <w:sz w:val="18"/>
-          <w:szCs w:val="18"/>
-          <w:lang w:val="en-US"/>
-        </w:rPr>
-        <w:t>CAPITAL</w:t>
-      </w:r>
-      <w:r>
-        <w:rPr>
-          <w:rFonts w:cs="DejaVu Sans Condensed" w:ascii="DejaVu Sans Condensed" w:hAnsi="DejaVu Sans Condensed"/>
-          <w:sz w:val="18"/>
-          <w:szCs w:val="18"/>
-        </w:rPr>
-        <w:t>_</w:t>
-      </w:r>
-      <w:r>
-        <w:rPr>
-          <w:rFonts w:cs="DejaVu Sans Condensed" w:ascii="DejaVu Sans Condensed" w:hAnsi="DejaVu Sans Condensed"/>
-          <w:sz w:val="18"/>
-          <w:szCs w:val="18"/>
-          <w:lang w:val="en-US"/>
-        </w:rPr>
-        <w:t>ONOMASTIKH</w:t>
+          <w:b/>
+          <w:bCs/>
+          <w:sz w:val="18"/>
+          <w:szCs w:val="18"/>
+        </w:rPr>
+        <w:t>7.1.</w:t>
+      </w:r>
+      <w:r>
+        <w:rPr>
+          <w:rFonts w:cs="DejaVu Sans Condensed" w:ascii="DejaVu Sans Condensed" w:hAnsi="DejaVu Sans Condensed"/>
+          <w:sz w:val="18"/>
+          <w:szCs w:val="18"/>
+        </w:rPr>
+        <w:tab/>
+        <w:t>Στ{_</w:t>
+      </w:r>
+      <w:r>
+        <w:rPr>
+          <w:rFonts w:cs="DejaVu Sans Condensed" w:ascii="DejaVu Sans Condensed" w:hAnsi="DejaVu Sans Condensed"/>
+          <w:sz w:val="18"/>
+          <w:szCs w:val="18"/>
+          <w:lang w:val="en-US"/>
+        </w:rPr>
+        <w:t>AITIATIKH</w:t>
       </w:r>
       <w:r>
         <w:rPr>
@@ -5980,49 +6085,15 @@
           <w:szCs w:val="18"/>
           <w:lang w:val="en-US"/>
         </w:rPr>
-        <w:t>ERGAZOMENOY</w:t>
-      </w:r>
-      <w:r>
-        <w:rPr>
-          <w:rFonts w:cs="DejaVu Sans Condensed" w:ascii="DejaVu Sans Condensed" w:hAnsi="DejaVu Sans Condensed"/>
-          <w:sz w:val="18"/>
-          <w:szCs w:val="18"/>
-        </w:rPr>
-        <w:t>}, θα είναι υπεύθυν{_</w:t>
-      </w:r>
-      <w:r>
-        <w:rPr>
-          <w:rFonts w:cs="DejaVu Sans Condensed" w:ascii="DejaVu Sans Condensed" w:hAnsi="DejaVu Sans Condensed"/>
-          <w:sz w:val="18"/>
-          <w:szCs w:val="18"/>
-          <w:lang w:val="en-US"/>
-        </w:rPr>
-        <w:t>ONOMASTIKH</w:t>
-      </w:r>
-      <w:r>
-        <w:rPr>
-          <w:rFonts w:cs="DejaVu Sans Condensed" w:ascii="DejaVu Sans Condensed" w:hAnsi="DejaVu Sans Condensed"/>
-          <w:sz w:val="18"/>
-          <w:szCs w:val="18"/>
-        </w:rPr>
-        <w:t>_</w:t>
-      </w:r>
-      <w:r>
-        <w:rPr>
-          <w:rFonts w:cs="DejaVu Sans Condensed" w:ascii="DejaVu Sans Condensed" w:hAnsi="DejaVu Sans Condensed"/>
-          <w:sz w:val="18"/>
-          <w:szCs w:val="18"/>
-          <w:lang w:val="en-US"/>
-        </w:rPr>
-        <w:t>K</w:t>
-      </w:r>
-      <w:r>
-        <w:rPr>
-          <w:rFonts w:cs="DejaVu Sans Condensed" w:ascii="DejaVu Sans Condensed" w:hAnsi="DejaVu Sans Condensed"/>
-          <w:sz w:val="18"/>
-          <w:szCs w:val="18"/>
-        </w:rPr>
-        <w:t>} για όλα τα είδη που ανήκουν σ{_ERGODOTHS_</w:t>
+        <w:t>ERG</w:t>
+      </w:r>
+      <w:r>
+        <w:rPr>
+          <w:rFonts w:cs="DejaVu Sans Condensed" w:ascii="DejaVu Sans Condensed" w:hAnsi="DejaVu Sans Condensed"/>
+          <w:sz w:val="18"/>
+          <w:szCs w:val="18"/>
+        </w:rPr>
+        <w:t>_</w:t>
       </w:r>
       <w:r>
         <w:rPr>
@@ -6039,7 +6110,7 @@
           <w:sz w:val="18"/>
           <w:szCs w:val="18"/>
         </w:rPr>
-        <w:t>} και τα οποία χρησιμοποιεί κατά την εργασία τ{_GENIKH_A} και αναλαμβάνει την υποχρέωση να τα επιστρέψει κατά τη διακοπή της εργασίας τ{_GENIKH_A} για οποιοδήποτε λόγο.</w:t>
+        <w:t xml:space="preserve">} είναι δυνατόν να χορηγούνται, εις χρήμα ή/και εις είδος, παροχές πέραν των ανωτέρω (υπό 6) καθοριζομένων αποδοχών τ{_GENIKH_A} (όπως π.χ. κάρτα σίτισης, διαμονή, ακτοπλοϊκά εισιτήρια, μπόνους, επίδομα παραγωγικότητας, συμμετοχή σε πρόγραμμα ιατροφαρμακευτικής περίθαλψης, κ.α), σύμφωνα με την εκάστοτε ισχύουσα σχετική πολιτική {_ERGODOTHS_GENIKH}. </w:t>
       </w:r>
     </w:p>
     <w:p>
@@ -6056,21 +6127,10 @@
       <w:r>
         <w:rPr>
           <w:rFonts w:cs="DejaVu Sans Condensed" w:ascii="DejaVu Sans Condensed" w:hAnsi="DejaVu Sans Condensed"/>
-          <w:b/>
-          <w:bCs/>
-          <w:sz w:val="18"/>
-          <w:szCs w:val="18"/>
-        </w:rPr>
-        <w:t>7.2.</w:t>
-        <w:tab/>
-      </w:r>
-      <w:r>
-        <w:rPr>
-          <w:rFonts w:cs="DejaVu Sans Condensed" w:ascii="DejaVu Sans Condensed" w:hAnsi="DejaVu Sans Condensed"/>
-          <w:sz w:val="18"/>
-          <w:szCs w:val="18"/>
-        </w:rPr>
-        <w:t>{_</w:t>
+          <w:sz w:val="18"/>
+          <w:szCs w:val="18"/>
+        </w:rPr>
+        <w:t>Ακόμα η τυχόν παροχή της χρήσης κινητών τηλεφώνων καθώς και της χρήσης αυτοκινήτων εκ μέρους του προσωπικού {_ERGODOTHS_GENIKH} γίνεται αποκλειστικά και μόνο για την κάλυψη λειτουργικών αναγκών {_ERGODOTHS_GENIKH} και δεν αποτελεί αντάλλαγμα εξαρτημένης εργασίας. {_</w:t>
       </w:r>
       <w:r>
         <w:rPr>
@@ -6121,41 +6181,92 @@
           <w:sz w:val="18"/>
           <w:szCs w:val="18"/>
         </w:rPr>
-        <w:t>} {_ERGODOTHS_</w:t>
-      </w:r>
-      <w:r>
-        <w:rPr>
-          <w:rFonts w:cs="DejaVu Sans Condensed" w:ascii="DejaVu Sans Condensed" w:hAnsi="DejaVu Sans Condensed"/>
-          <w:sz w:val="18"/>
-          <w:szCs w:val="18"/>
-          <w:lang w:val="en-US"/>
-        </w:rPr>
-        <w:t>XORIS</w:t>
-      </w:r>
-      <w:r>
-        <w:rPr>
-          <w:rFonts w:cs="DejaVu Sans Condensed" w:ascii="DejaVu Sans Condensed" w:hAnsi="DejaVu Sans Condensed"/>
-          <w:sz w:val="18"/>
-          <w:szCs w:val="18"/>
-        </w:rPr>
-        <w:t>_</w:t>
-      </w:r>
-      <w:r>
-        <w:rPr>
-          <w:rFonts w:cs="DejaVu Sans Condensed" w:ascii="DejaVu Sans Condensed" w:hAnsi="DejaVu Sans Condensed"/>
-          <w:sz w:val="18"/>
-          <w:szCs w:val="18"/>
-          <w:lang w:val="en-US"/>
-        </w:rPr>
-        <w:t>ARTHRO</w:t>
-      </w:r>
-      <w:r>
-        <w:rPr>
-          <w:rFonts w:cs="DejaVu Sans Condensed" w:ascii="DejaVu Sans Condensed" w:hAnsi="DejaVu Sans Condensed"/>
-          <w:sz w:val="18"/>
-          <w:szCs w:val="18"/>
-        </w:rPr>
-        <w:t xml:space="preserve">} επιφυλάσσεται ρητώς τού δικαιώματος μονομερούς ανάκλησης των παροχών αυτών, σε χρήμα ή είδος ή επιδόματος που έχουν χορηγηθεί υπό την αίρεση της άρσης χορήγησης του κατά την κρίση {_ERGODOTHS_GENIKH}. </w:t>
+        <w:t>} {_</w:t>
+      </w:r>
+      <w:r>
+        <w:rPr>
+          <w:rFonts w:cs="DejaVu Sans Condensed" w:ascii="DejaVu Sans Condensed" w:hAnsi="DejaVu Sans Condensed"/>
+          <w:sz w:val="18"/>
+          <w:szCs w:val="18"/>
+          <w:lang w:val="en-US"/>
+        </w:rPr>
+        <w:t>TYPOS</w:t>
+      </w:r>
+      <w:r>
+        <w:rPr>
+          <w:rFonts w:cs="DejaVu Sans Condensed" w:ascii="DejaVu Sans Condensed" w:hAnsi="DejaVu Sans Condensed"/>
+          <w:sz w:val="18"/>
+          <w:szCs w:val="18"/>
+        </w:rPr>
+        <w:t>_</w:t>
+      </w:r>
+      <w:r>
+        <w:rPr>
+          <w:rFonts w:cs="DejaVu Sans Condensed" w:ascii="DejaVu Sans Condensed" w:hAnsi="DejaVu Sans Condensed"/>
+          <w:sz w:val="18"/>
+          <w:szCs w:val="18"/>
+          <w:lang w:val="en-US"/>
+        </w:rPr>
+        <w:t>ERGAZOMENOY</w:t>
+      </w:r>
+      <w:r>
+        <w:rPr>
+          <w:rFonts w:cs="DejaVu Sans Condensed" w:ascii="DejaVu Sans Condensed" w:hAnsi="DejaVu Sans Condensed"/>
+          <w:sz w:val="18"/>
+          <w:szCs w:val="18"/>
+        </w:rPr>
+        <w:t>}, θα είναι υπεύθυν{_</w:t>
+      </w:r>
+      <w:r>
+        <w:rPr>
+          <w:rFonts w:cs="DejaVu Sans Condensed" w:ascii="DejaVu Sans Condensed" w:hAnsi="DejaVu Sans Condensed"/>
+          <w:sz w:val="18"/>
+          <w:szCs w:val="18"/>
+          <w:lang w:val="en-US"/>
+        </w:rPr>
+        <w:t>ONOMASTIKH</w:t>
+      </w:r>
+      <w:r>
+        <w:rPr>
+          <w:rFonts w:cs="DejaVu Sans Condensed" w:ascii="DejaVu Sans Condensed" w:hAnsi="DejaVu Sans Condensed"/>
+          <w:sz w:val="18"/>
+          <w:szCs w:val="18"/>
+        </w:rPr>
+        <w:t>_</w:t>
+      </w:r>
+      <w:r>
+        <w:rPr>
+          <w:rFonts w:cs="DejaVu Sans Condensed" w:ascii="DejaVu Sans Condensed" w:hAnsi="DejaVu Sans Condensed"/>
+          <w:sz w:val="18"/>
+          <w:szCs w:val="18"/>
+          <w:lang w:val="en-US"/>
+        </w:rPr>
+        <w:t>K</w:t>
+      </w:r>
+      <w:r>
+        <w:rPr>
+          <w:rFonts w:cs="DejaVu Sans Condensed" w:ascii="DejaVu Sans Condensed" w:hAnsi="DejaVu Sans Condensed"/>
+          <w:sz w:val="18"/>
+          <w:szCs w:val="18"/>
+        </w:rPr>
+        <w:t>} για όλα τα είδη που ανήκουν σ{_ERGODOTHS_</w:t>
+      </w:r>
+      <w:r>
+        <w:rPr>
+          <w:rFonts w:cs="DejaVu Sans Condensed" w:ascii="DejaVu Sans Condensed" w:hAnsi="DejaVu Sans Condensed"/>
+          <w:sz w:val="18"/>
+          <w:szCs w:val="18"/>
+          <w:lang w:val="en-US"/>
+        </w:rPr>
+        <w:t>AITIATIKH</w:t>
+      </w:r>
+      <w:r>
+        <w:rPr>
+          <w:rFonts w:cs="DejaVu Sans Condensed" w:ascii="DejaVu Sans Condensed" w:hAnsi="DejaVu Sans Condensed"/>
+          <w:sz w:val="18"/>
+          <w:szCs w:val="18"/>
+        </w:rPr>
+        <w:t>} και τα οποία χρησιμοποιεί κατά την εργασία τ{_GENIKH_A} και αναλαμβάνει την υποχρέωση να τα επιστρέψει κατά τη διακοπή της εργασίας τ{_GENIKH_A} για οποιοδήποτε λόγο.</w:t>
       </w:r>
     </w:p>
     <w:p>
@@ -6172,10 +6283,106 @@
       <w:r>
         <w:rPr>
           <w:rFonts w:cs="DejaVu Sans Condensed" w:ascii="DejaVu Sans Condensed" w:hAnsi="DejaVu Sans Condensed"/>
-          <w:sz w:val="18"/>
-          <w:szCs w:val="18"/>
-        </w:rPr>
-        <w:t xml:space="preserve">Ειδικότερα επιφυλάσσεται τού δικαιώματος να περικόπτει μερικώς ή ολικώς τις παροχές αυτές καθώς και να τροποποιεί τον τρόπο και τις προϋποθέσεις χορηγήσεώς τους. </w:t>
+          <w:b/>
+          <w:bCs/>
+          <w:sz w:val="18"/>
+          <w:szCs w:val="18"/>
+        </w:rPr>
+        <w:t>7.2.</w:t>
+        <w:tab/>
+      </w:r>
+      <w:r>
+        <w:rPr>
+          <w:rFonts w:cs="DejaVu Sans Condensed" w:ascii="DejaVu Sans Condensed" w:hAnsi="DejaVu Sans Condensed"/>
+          <w:sz w:val="18"/>
+          <w:szCs w:val="18"/>
+        </w:rPr>
+        <w:t>{_</w:t>
+      </w:r>
+      <w:r>
+        <w:rPr>
+          <w:rFonts w:cs="DejaVu Sans Condensed" w:ascii="DejaVu Sans Condensed" w:hAnsi="DejaVu Sans Condensed"/>
+          <w:sz w:val="18"/>
+          <w:szCs w:val="18"/>
+          <w:lang w:val="en-US"/>
+        </w:rPr>
+        <w:t>CAPITAL</w:t>
+      </w:r>
+      <w:r>
+        <w:rPr>
+          <w:rFonts w:cs="DejaVu Sans Condensed" w:ascii="DejaVu Sans Condensed" w:hAnsi="DejaVu Sans Condensed"/>
+          <w:sz w:val="18"/>
+          <w:szCs w:val="18"/>
+        </w:rPr>
+        <w:t>_</w:t>
+      </w:r>
+      <w:r>
+        <w:rPr>
+          <w:rFonts w:cs="DejaVu Sans Condensed" w:ascii="DejaVu Sans Condensed" w:hAnsi="DejaVu Sans Condensed"/>
+          <w:sz w:val="18"/>
+          <w:szCs w:val="18"/>
+          <w:lang w:val="en-US"/>
+        </w:rPr>
+        <w:t>ONOMASTIKH</w:t>
+      </w:r>
+      <w:r>
+        <w:rPr>
+          <w:rFonts w:cs="DejaVu Sans Condensed" w:ascii="DejaVu Sans Condensed" w:hAnsi="DejaVu Sans Condensed"/>
+          <w:sz w:val="18"/>
+          <w:szCs w:val="18"/>
+        </w:rPr>
+        <w:t>_</w:t>
+      </w:r>
+      <w:r>
+        <w:rPr>
+          <w:rFonts w:cs="DejaVu Sans Condensed" w:ascii="DejaVu Sans Condensed" w:hAnsi="DejaVu Sans Condensed"/>
+          <w:sz w:val="18"/>
+          <w:szCs w:val="18"/>
+          <w:lang w:val="en-US"/>
+        </w:rPr>
+        <w:t>A</w:t>
+      </w:r>
+      <w:r>
+        <w:rPr>
+          <w:rFonts w:cs="DejaVu Sans Condensed" w:ascii="DejaVu Sans Condensed" w:hAnsi="DejaVu Sans Condensed"/>
+          <w:sz w:val="18"/>
+          <w:szCs w:val="18"/>
+        </w:rPr>
+        <w:t>} {_ERGODOTHS_</w:t>
+      </w:r>
+      <w:r>
+        <w:rPr>
+          <w:rFonts w:cs="DejaVu Sans Condensed" w:ascii="DejaVu Sans Condensed" w:hAnsi="DejaVu Sans Condensed"/>
+          <w:sz w:val="18"/>
+          <w:szCs w:val="18"/>
+          <w:lang w:val="en-US"/>
+        </w:rPr>
+        <w:t>XORIS</w:t>
+      </w:r>
+      <w:r>
+        <w:rPr>
+          <w:rFonts w:cs="DejaVu Sans Condensed" w:ascii="DejaVu Sans Condensed" w:hAnsi="DejaVu Sans Condensed"/>
+          <w:sz w:val="18"/>
+          <w:szCs w:val="18"/>
+        </w:rPr>
+        <w:t>_</w:t>
+      </w:r>
+      <w:r>
+        <w:rPr>
+          <w:rFonts w:cs="DejaVu Sans Condensed" w:ascii="DejaVu Sans Condensed" w:hAnsi="DejaVu Sans Condensed"/>
+          <w:sz w:val="18"/>
+          <w:szCs w:val="18"/>
+          <w:lang w:val="en-US"/>
+        </w:rPr>
+        <w:t>ARTHRO</w:t>
+      </w:r>
+      <w:r>
+        <w:rPr>
+          <w:rFonts w:cs="DejaVu Sans Condensed" w:ascii="DejaVu Sans Condensed" w:hAnsi="DejaVu Sans Condensed"/>
+          <w:sz w:val="18"/>
+          <w:szCs w:val="18"/>
+        </w:rPr>
+        <w:t xml:space="preserve">} επιφυλάσσεται ρητώς τού δικαιώματος μονομερούς ανάκλησης των παροχών αυτών, σε χρήμα ή είδος ή επιδόματος που έχουν χορηγηθεί υπό την αίρεση της άρσης χορήγησης του κατά την κρίση {_ERGODOTHS_GENIKH}. </w:t>
       </w:r>
     </w:p>
     <w:p>
@@ -6195,92 +6402,7 @@
           <w:sz w:val="18"/>
           <w:szCs w:val="18"/>
         </w:rPr>
-        <w:t>Ως εκ τούτου, οι εν λόγω παροχές δεν έχουν μισθολογικό χαρακτήρα (δεν θεωρούνται μισθός) και η περικοπή τους δεν συνιστά μονομερή βλαπτική μεταβολή των όρων εργασίας τ{_</w:t>
-      </w:r>
-      <w:r>
-        <w:rPr>
-          <w:rFonts w:cs="DejaVu Sans Condensed" w:ascii="DejaVu Sans Condensed" w:hAnsi="DejaVu Sans Condensed"/>
-          <w:sz w:val="18"/>
-          <w:szCs w:val="18"/>
-          <w:lang w:val="en-US"/>
-        </w:rPr>
-        <w:t>GENIKH</w:t>
-      </w:r>
-      <w:r>
-        <w:rPr>
-          <w:rFonts w:cs="DejaVu Sans Condensed" w:ascii="DejaVu Sans Condensed" w:hAnsi="DejaVu Sans Condensed"/>
-          <w:sz w:val="18"/>
-          <w:szCs w:val="18"/>
-        </w:rPr>
-        <w:t>_</w:t>
-      </w:r>
-      <w:r>
-        <w:rPr>
-          <w:rFonts w:cs="DejaVu Sans Condensed" w:ascii="DejaVu Sans Condensed" w:hAnsi="DejaVu Sans Condensed"/>
-          <w:sz w:val="18"/>
-          <w:szCs w:val="18"/>
-          <w:lang w:val="en-US"/>
-        </w:rPr>
-        <w:t>A</w:t>
-      </w:r>
-      <w:r>
-        <w:rPr>
-          <w:rFonts w:cs="DejaVu Sans Condensed" w:ascii="DejaVu Sans Condensed" w:hAnsi="DejaVu Sans Condensed"/>
-          <w:sz w:val="18"/>
-          <w:szCs w:val="18"/>
-        </w:rPr>
-        <w:t>} {_</w:t>
-      </w:r>
-      <w:r>
-        <w:rPr>
-          <w:rFonts w:cs="DejaVu Sans Condensed" w:ascii="DejaVu Sans Condensed" w:hAnsi="DejaVu Sans Condensed"/>
-          <w:sz w:val="18"/>
-          <w:szCs w:val="18"/>
-          <w:lang w:val="en-US"/>
-        </w:rPr>
-        <w:t>TYPOS</w:t>
-      </w:r>
-      <w:r>
-        <w:rPr>
-          <w:rFonts w:cs="DejaVu Sans Condensed" w:ascii="DejaVu Sans Condensed" w:hAnsi="DejaVu Sans Condensed"/>
-          <w:sz w:val="18"/>
-          <w:szCs w:val="18"/>
-        </w:rPr>
-        <w:t>_</w:t>
-      </w:r>
-      <w:r>
-        <w:rPr>
-          <w:rFonts w:cs="DejaVu Sans Condensed" w:ascii="DejaVu Sans Condensed" w:hAnsi="DejaVu Sans Condensed"/>
-          <w:sz w:val="18"/>
-          <w:szCs w:val="18"/>
-          <w:lang w:val="en-US"/>
-        </w:rPr>
-        <w:t>ERG</w:t>
-      </w:r>
-      <w:r>
-        <w:rPr>
-          <w:rFonts w:cs="DejaVu Sans Condensed" w:ascii="DejaVu Sans Condensed" w:hAnsi="DejaVu Sans Condensed"/>
-          <w:sz w:val="18"/>
-          <w:szCs w:val="18"/>
-        </w:rPr>
-        <w:t>_</w:t>
-      </w:r>
-      <w:r>
-        <w:rPr>
-          <w:rFonts w:cs="DejaVu Sans Condensed" w:ascii="DejaVu Sans Condensed" w:hAnsi="DejaVu Sans Condensed"/>
-          <w:sz w:val="18"/>
-          <w:szCs w:val="18"/>
-          <w:lang w:val="en-US"/>
-        </w:rPr>
-        <w:t>GENIKH</w:t>
-      </w:r>
-      <w:r>
-        <w:rPr>
-          <w:rFonts w:cs="DejaVu Sans Condensed" w:ascii="DejaVu Sans Condensed" w:hAnsi="DejaVu Sans Condensed"/>
-          <w:sz w:val="18"/>
-          <w:szCs w:val="18"/>
-        </w:rPr>
-        <w:t xml:space="preserve">}. Τυχόν δε συνυπολογισμός τους, άπαξ ή κατ’ επανάληψη, σε δώρα Χριστουγέννων ή Πάσχα ή στο επίδομα αδείας δεν αναιρεί αυτόν τους τον χαρακτήρα. </w:t>
+        <w:t xml:space="preserve">Ειδικότερα επιφυλάσσεται τού δικαιώματος να περικόπτει μερικώς ή ολικώς τις παροχές αυτές καθώς και να τροποποιεί τον τρόπο και τις προϋποθέσεις χορηγήσεώς τους. </w:t>
       </w:r>
     </w:p>
     <w:p>
@@ -6300,6 +6422,92 @@
           <w:sz w:val="18"/>
           <w:szCs w:val="18"/>
         </w:rPr>
+        <w:t>Ως εκ τούτου, οι εν λόγω παροχές δεν έχουν μισθολογικό χαρακτήρα (δεν θεωρούνται μισθός) και η περικοπή τους δεν συνιστά μονομερή βλαπτική μεταβολή των όρων εργασίας τ{_</w:t>
+      </w:r>
+      <w:r>
+        <w:rPr>
+          <w:rFonts w:cs="DejaVu Sans Condensed" w:ascii="DejaVu Sans Condensed" w:hAnsi="DejaVu Sans Condensed"/>
+          <w:sz w:val="18"/>
+          <w:szCs w:val="18"/>
+          <w:lang w:val="en-US"/>
+        </w:rPr>
+        <w:t>GENIKH</w:t>
+      </w:r>
+      <w:r>
+        <w:rPr>
+          <w:rFonts w:cs="DejaVu Sans Condensed" w:ascii="DejaVu Sans Condensed" w:hAnsi="DejaVu Sans Condensed"/>
+          <w:sz w:val="18"/>
+          <w:szCs w:val="18"/>
+        </w:rPr>
+        <w:t>_</w:t>
+      </w:r>
+      <w:r>
+        <w:rPr>
+          <w:rFonts w:cs="DejaVu Sans Condensed" w:ascii="DejaVu Sans Condensed" w:hAnsi="DejaVu Sans Condensed"/>
+          <w:sz w:val="18"/>
+          <w:szCs w:val="18"/>
+          <w:lang w:val="en-US"/>
+        </w:rPr>
+        <w:t>A</w:t>
+      </w:r>
+      <w:r>
+        <w:rPr>
+          <w:rFonts w:cs="DejaVu Sans Condensed" w:ascii="DejaVu Sans Condensed" w:hAnsi="DejaVu Sans Condensed"/>
+          <w:sz w:val="18"/>
+          <w:szCs w:val="18"/>
+        </w:rPr>
+        <w:t>} {_</w:t>
+      </w:r>
+      <w:r>
+        <w:rPr>
+          <w:rFonts w:cs="DejaVu Sans Condensed" w:ascii="DejaVu Sans Condensed" w:hAnsi="DejaVu Sans Condensed"/>
+          <w:sz w:val="18"/>
+          <w:szCs w:val="18"/>
+          <w:lang w:val="en-US"/>
+        </w:rPr>
+        <w:t>TYPOS</w:t>
+      </w:r>
+      <w:r>
+        <w:rPr>
+          <w:rFonts w:cs="DejaVu Sans Condensed" w:ascii="DejaVu Sans Condensed" w:hAnsi="DejaVu Sans Condensed"/>
+          <w:sz w:val="18"/>
+          <w:szCs w:val="18"/>
+        </w:rPr>
+        <w:t>_</w:t>
+      </w:r>
+      <w:r>
+        <w:rPr>
+          <w:rFonts w:cs="DejaVu Sans Condensed" w:ascii="DejaVu Sans Condensed" w:hAnsi="DejaVu Sans Condensed"/>
+          <w:sz w:val="18"/>
+          <w:szCs w:val="18"/>
+          <w:lang w:val="en-US"/>
+        </w:rPr>
+        <w:t>ERG</w:t>
+      </w:r>
+      <w:r>
+        <w:rPr>
+          <w:rFonts w:cs="DejaVu Sans Condensed" w:ascii="DejaVu Sans Condensed" w:hAnsi="DejaVu Sans Condensed"/>
+          <w:sz w:val="18"/>
+          <w:szCs w:val="18"/>
+        </w:rPr>
+        <w:t>_</w:t>
+      </w:r>
+      <w:r>
+        <w:rPr>
+          <w:rFonts w:cs="DejaVu Sans Condensed" w:ascii="DejaVu Sans Condensed" w:hAnsi="DejaVu Sans Condensed"/>
+          <w:sz w:val="18"/>
+          <w:szCs w:val="18"/>
+          <w:lang w:val="en-US"/>
+        </w:rPr>
+        <w:t>GENIKH</w:t>
+      </w:r>
+      <w:r>
+        <w:rPr>
+          <w:rFonts w:cs="DejaVu Sans Condensed" w:ascii="DejaVu Sans Condensed" w:hAnsi="DejaVu Sans Condensed"/>
+          <w:sz w:val="18"/>
+          <w:szCs w:val="18"/>
+        </w:rPr>
+        <w:t xml:space="preserve">}. Τυχόν δε συνυπολογισμός τους, άπαξ ή κατ’ επανάληψη, σε δώρα Χριστουγέννων ή Πάσχα ή στο επίδομα αδείας δεν αναιρεί αυτόν τους τον χαρακτήρα. </w:t>
       </w:r>
     </w:p>
     <w:p>
@@ -6309,9 +6517,6 @@
         <w:jc w:val="both"/>
         <w:rPr>
           <w:rFonts w:ascii="DejaVu Sans Condensed" w:hAnsi="DejaVu Sans Condensed" w:cs="DejaVu Sans Condensed"/>
-          <w:b/>
-          <w:b/>
-          <w:bCs/>
           <w:sz w:val="18"/>
           <w:szCs w:val="18"/>
         </w:rPr>
@@ -6319,14 +6524,9 @@
       <w:r>
         <w:rPr>
           <w:rFonts w:cs="DejaVu Sans Condensed" w:ascii="DejaVu Sans Condensed" w:hAnsi="DejaVu Sans Condensed"/>
-          <w:b/>
-          <w:bCs/>
-          <w:sz w:val="18"/>
-          <w:szCs w:val="18"/>
-        </w:rPr>
-        <w:t xml:space="preserve">8. </w:t>
-        <w:tab/>
-        <w:t>ΔΙΑΔΙΚΑΣΙΑ ΛΥΣΗΣ ΤΗΣ ΣΥΜΒΑΣΗΣ ή ΣΧΕΣΗΣ ΕΡΓΑΣΙΑΣ – ΑΠΟΖΗΜΙΩΣΗ ΑΠΟΛΥΣΗΣ</w:t>
+          <w:sz w:val="18"/>
+          <w:szCs w:val="18"/>
+        </w:rPr>
       </w:r>
     </w:p>
     <w:p>
@@ -6336,6 +6536,9 @@
         <w:jc w:val="both"/>
         <w:rPr>
           <w:rFonts w:ascii="DejaVu Sans Condensed" w:hAnsi="DejaVu Sans Condensed" w:cs="DejaVu Sans Condensed"/>
+          <w:b/>
+          <w:b/>
+          <w:bCs/>
           <w:sz w:val="18"/>
           <w:szCs w:val="18"/>
         </w:rPr>
@@ -6348,16 +6551,19 @@
           <w:sz w:val="18"/>
           <w:szCs w:val="18"/>
         </w:rPr>
-        <w:t>8.1.</w:t>
-      </w:r>
-      <w:r>
-        <w:rPr>
-          <w:rFonts w:cs="DejaVu Sans Condensed" w:ascii="DejaVu Sans Condensed" w:hAnsi="DejaVu Sans Condensed"/>
-          <w:sz w:val="18"/>
-          <w:szCs w:val="18"/>
-        </w:rPr>
+        <w:t xml:space="preserve">8. </w:t>
         <w:tab/>
-        <w:t>Η παρούσα σύμβαση λύεται ιδίως με καταγγελία της, από κάθε συμβαλλόμενο μέρος, διεπόμενη από τις εκάστοτε ισχύουσες διατάξεις της εργατικής νομοθεσίας.</w:t>
+      </w:r>
+      <w:r>
+        <w:rPr>
+          <w:rFonts w:cs="DejaVu Sans Condensed" w:ascii="DejaVu Sans Condensed" w:hAnsi="DejaVu Sans Condensed"/>
+          <w:b/>
+          <w:bCs/>
+          <w:sz w:val="18"/>
+          <w:szCs w:val="18"/>
+          <w:u w:val="thick"/>
+        </w:rPr>
+        <w:t>ΔΙΑΔΙΚΑΣΙΑ ΛΥΣΗΣ ΤΗΣ ΣΥΜΒΑΣΗΣ ή ΣΧΕΣΗΣ ΕΡΓΑΣΙΑΣ – ΑΠΟΖΗΜΙΩΣΗ ΑΠΟΛΥΣΗΣ</w:t>
       </w:r>
     </w:p>
     <w:p>
@@ -6367,57 +6573,62 @@
         <w:jc w:val="both"/>
         <w:rPr>
           <w:rFonts w:ascii="DejaVu Sans Condensed" w:hAnsi="DejaVu Sans Condensed" w:cs="DejaVu Sans Condensed"/>
-          <w:i/>
+          <w:sz w:val="18"/>
+          <w:szCs w:val="18"/>
+        </w:rPr>
+      </w:pPr>
+      <w:r>
+        <w:rPr>
+          <w:rFonts w:cs="DejaVu Sans Condensed" w:ascii="DejaVu Sans Condensed" w:hAnsi="DejaVu Sans Condensed"/>
+          <w:b/>
+          <w:bCs/>
+          <w:sz w:val="18"/>
+          <w:szCs w:val="18"/>
+        </w:rPr>
+        <w:t>8.1.</w:t>
+      </w:r>
+      <w:r>
+        <w:rPr>
+          <w:rFonts w:cs="DejaVu Sans Condensed" w:ascii="DejaVu Sans Condensed" w:hAnsi="DejaVu Sans Condensed"/>
+          <w:sz w:val="18"/>
+          <w:szCs w:val="18"/>
+        </w:rPr>
+        <w:tab/>
+        <w:t>Η παρούσα σύμβαση λύεται αυτοδ</w:t>
+      </w:r>
+      <w:r>
+        <w:rPr>
+          <w:rFonts w:eastAsia="Calibri" w:cs="DejaVu Sans Condensed" w:ascii="DejaVu Sans Condensed" w:hAnsi="DejaVu Sans Condensed" w:eastAsiaTheme="minorHAnsi"/>
+          <w:color w:val="auto"/>
+          <w:kern w:val="0"/>
+          <w:sz w:val="18"/>
+          <w:szCs w:val="18"/>
+          <w:lang w:val="el-GR" w:eastAsia="en-US" w:bidi="ar-SA"/>
+        </w:rPr>
+        <w:t xml:space="preserve">ίκαια με την ημερομηνία λήξης και </w:t>
+      </w:r>
+      <w:r>
+        <w:rPr>
+          <w:rFonts w:cs="DejaVu Sans Condensed" w:ascii="DejaVu Sans Condensed" w:hAnsi="DejaVu Sans Condensed"/>
+          <w:sz w:val="18"/>
+          <w:szCs w:val="18"/>
+        </w:rPr>
+        <w:t>ιδίως με καταγγελία της, από κάθε συμβαλλόμενο μέρος, διεπόμενη από τις εκάστοτε ισχύουσες διατάξεις της εργατικής νομοθεσίας, {_HOTEL_0008_1} {</w:t>
+      </w:r>
+      <w:r>
+        <w:rPr>
+          <w:rFonts w:cs="DejaVu Sans Condensed" w:ascii="DejaVu Sans Condensed" w:hAnsi="DejaVu Sans Condensed"/>
           <w:i/>
           <w:iCs/>
           <w:sz w:val="18"/>
           <w:szCs w:val="18"/>
           <w:u w:val="single"/>
         </w:rPr>
-      </w:pPr>
-      <w:r>
-        <w:rPr>
-          <w:rFonts w:cs="DejaVu Sans Condensed" w:ascii="DejaVu Sans Condensed" w:hAnsi="DejaVu Sans Condensed"/>
-          <w:b/>
-          <w:bCs/>
-          <w:sz w:val="18"/>
-          <w:szCs w:val="18"/>
-        </w:rPr>
-        <w:t xml:space="preserve">8.2. </w:t>
-        <w:tab/>
-      </w:r>
-      <w:r>
-        <w:rPr>
-          <w:rFonts w:cs="DejaVu Sans Condensed" w:ascii="DejaVu Sans Condensed" w:hAnsi="DejaVu Sans Condensed"/>
-          <w:b/>
-          <w:bCs/>
-          <w:i/>
-          <w:iCs/>
-          <w:sz w:val="18"/>
-          <w:szCs w:val="18"/>
-        </w:rPr>
-        <w:t>Καταγγελία της σύμβασης από την {_</w:t>
-      </w:r>
-      <w:r>
-        <w:rPr>
-          <w:rFonts w:cs="DejaVu Sans Condensed" w:ascii="DejaVu Sans Condensed" w:hAnsi="DejaVu Sans Condensed"/>
-          <w:b/>
-          <w:bCs/>
-          <w:i/>
-          <w:iCs/>
-          <w:sz w:val="18"/>
-          <w:szCs w:val="18"/>
-          <w:lang w:val="en-US"/>
-        </w:rPr>
-        <w:t>ETAIREIA</w:t>
-      </w:r>
-      <w:r>
-        <w:rPr>
-          <w:rFonts w:cs="DejaVu Sans Condensed" w:ascii="DejaVu Sans Condensed" w:hAnsi="DejaVu Sans Condensed"/>
-          <w:b/>
-          <w:bCs/>
-          <w:i/>
-          <w:iCs/>
+        <w:t>_HOTEL_0008_2</w:t>
+      </w:r>
+      <w:r>
+        <w:rPr>
+          <w:rFonts w:cs="DejaVu Sans Condensed" w:ascii="DejaVu Sans Condensed" w:hAnsi="DejaVu Sans Condensed"/>
           <w:sz w:val="18"/>
           <w:szCs w:val="18"/>
         </w:rPr>
@@ -6431,23 +6642,48 @@
         <w:jc w:val="both"/>
         <w:rPr>
           <w:rFonts w:ascii="DejaVu Sans Condensed" w:hAnsi="DejaVu Sans Condensed" w:cs="DejaVu Sans Condensed"/>
-          <w:sz w:val="18"/>
-          <w:szCs w:val="18"/>
+          <w:i/>
+          <w:i/>
+          <w:iCs/>
+          <w:sz w:val="18"/>
+          <w:szCs w:val="18"/>
+          <w:u w:val="single"/>
         </w:rPr>
       </w:pPr>
       <w:r>
         <w:rPr>
           <w:rFonts w:cs="DejaVu Sans Condensed" w:ascii="DejaVu Sans Condensed" w:hAnsi="DejaVu Sans Condensed"/>
-          <w:sz w:val="18"/>
-          <w:szCs w:val="18"/>
-        </w:rPr>
-        <w:t>Για την {_</w:t>
-      </w:r>
-      <w:r>
-        <w:rPr>
-          <w:rFonts w:cs="DejaVu Sans Condensed" w:ascii="DejaVu Sans Condensed" w:hAnsi="DejaVu Sans Condensed"/>
-          <w:sz w:val="18"/>
-          <w:szCs w:val="18"/>
+          <w:b/>
+          <w:bCs/>
+          <w:sz w:val="18"/>
+          <w:szCs w:val="18"/>
+        </w:rPr>
+        <w:t xml:space="preserve">8.2. </w:t>
+        <w:tab/>
+      </w:r>
+      <w:r>
+        <w:rPr>
+          <w:rFonts w:cs="DejaVu Sans Condensed" w:ascii="DejaVu Sans Condensed" w:hAnsi="DejaVu Sans Condensed"/>
+          <w:b/>
+          <w:bCs/>
+          <w:i/>
+          <w:iCs/>
+          <w:sz w:val="18"/>
+          <w:szCs w:val="18"/>
+          <w:u w:val="thick"/>
+        </w:rPr>
+        <w:t>Καταγγελία της σύμβασης από την {_</w:t>
+      </w:r>
+      <w:r>
+        <w:rPr>
+          <w:rFonts w:cs="DejaVu Sans Condensed" w:ascii="DejaVu Sans Condensed" w:hAnsi="DejaVu Sans Condensed"/>
+          <w:b/>
+          <w:bCs/>
+          <w:i/>
+          <w:iCs/>
+          <w:sz w:val="18"/>
+          <w:szCs w:val="18"/>
+          <w:u w:val="thick"/>
           <w:lang w:val="en-US"/>
         </w:rPr>
         <w:t>ETAIREIA</w:t>
@@ -6455,10 +6691,15 @@
       <w:r>
         <w:rPr>
           <w:rFonts w:cs="DejaVu Sans Condensed" w:ascii="DejaVu Sans Condensed" w:hAnsi="DejaVu Sans Condensed"/>
-          <w:sz w:val="18"/>
-          <w:szCs w:val="18"/>
-        </w:rPr>
-        <w:t>}, υφίσταται υποχρέωση έγγραφης καταγγελίας εκ μέρους της:</w:t>
+          <w:b/>
+          <w:bCs/>
+          <w:i/>
+          <w:iCs/>
+          <w:sz w:val="18"/>
+          <w:szCs w:val="18"/>
+          <w:u w:val="thick"/>
+        </w:rPr>
+        <w:t>}</w:t>
       </w:r>
     </w:p>
     <w:p>
@@ -6475,22 +6716,27 @@
       <w:r>
         <w:rPr>
           <w:rFonts w:cs="DejaVu Sans Condensed" w:ascii="DejaVu Sans Condensed" w:hAnsi="DejaVu Sans Condensed"/>
-          <w:b/>
-          <w:bCs/>
-          <w:sz w:val="18"/>
-          <w:szCs w:val="18"/>
-        </w:rPr>
-        <w:t>i</w:t>
-      </w:r>
-      <w:r>
-        <w:rPr>
-          <w:rFonts w:cs="DejaVu Sans Condensed" w:ascii="DejaVu Sans Condensed" w:hAnsi="DejaVu Sans Condensed"/>
-          <w:sz w:val="18"/>
-          <w:szCs w:val="18"/>
-        </w:rPr>
-        <w:t xml:space="preserve">) </w:t>
-        <w:tab/>
-        <w:t>με προθεσμίες προειδοποίησης όπως ορίζει το ΠΔ 80/2022 (Κώδικας Ατομικού Εργατικού Δικαίου) στα άρθρα 314, 321, 322 και άρθρο 670 ΑΚ, άρθρο 1 Ν. 2112/1920, άρθρο 65 Ν. 4808/2021, αντίστοιχα, όπως οι εν λόγω διατάξεις ισχύουν</w:t>
+          <w:sz w:val="18"/>
+          <w:szCs w:val="18"/>
+        </w:rPr>
+        <w:t>Για την {_</w:t>
+      </w:r>
+      <w:r>
+        <w:rPr>
+          <w:rFonts w:cs="DejaVu Sans Condensed" w:ascii="DejaVu Sans Condensed" w:hAnsi="DejaVu Sans Condensed"/>
+          <w:sz w:val="18"/>
+          <w:szCs w:val="18"/>
+          <w:lang w:val="en-US"/>
+        </w:rPr>
+        <w:t>ETAIREIA</w:t>
+      </w:r>
+      <w:r>
+        <w:rPr>
+          <w:rFonts w:cs="DejaVu Sans Condensed" w:ascii="DejaVu Sans Condensed" w:hAnsi="DejaVu Sans Condensed"/>
+          <w:sz w:val="18"/>
+          <w:szCs w:val="18"/>
+        </w:rPr>
+        <w:t>}, υφίσταται υποχρέωση έγγραφης καταγγελίας εκ μέρους της:</w:t>
       </w:r>
     </w:p>
     <w:p>
@@ -6512,7 +6758,7 @@
           <w:sz w:val="18"/>
           <w:szCs w:val="18"/>
         </w:rPr>
-        <w:t>iv</w:t>
+        <w:t>i</w:t>
       </w:r>
       <w:r>
         <w:rPr>
@@ -6522,7 +6768,7 @@
         </w:rPr>
         <w:t xml:space="preserve">) </w:t>
         <w:tab/>
-        <w:t>ύψος αποζημίωσης όπως ορίζει το ΠΔ 80/2022 (Κώδικας Ατομικού Εργατικού Δικαίου) στα άρθρα 316, 317, 323, 324, 325, 326, 327 και άρθρα 673, 674 ΑΚ, άρθρα 3 &amp; 4 Ν. 2112/1920, άρθρο 8 Ν. 3198/1955 &amp; άρθρο 6 παρ. 2 Ν. 2112/1920, άρθρο 74 παρ. 3 Ν. 3863/2010 άρθρο 5 παρ 1,2 Ν. 3198/1955 &amp; άρθρο 64 παρ 3 Ν. 4808/2021, αντίστοιχα, όπως οι εν λόγω διατάξεις ισχύουν</w:t>
+        <w:t>με προθεσμίες προειδοποίησης όπως ορίζει το ΠΔ 80/2022 (Κώδικας Ατομικού Εργατικού Δικαίου) στα άρθρα 314, 321, 322 και άρθρο 670 ΑΚ, άρθρο 1 Ν. 2112/1920, άρθρο 65 Ν. 4808/2021, αντίστοιχα, όπως οι εν λόγω διατάξεις ισχύουν.</w:t>
       </w:r>
     </w:p>
     <w:p>
@@ -6544,17 +6790,201 @@
           <w:sz w:val="18"/>
           <w:szCs w:val="18"/>
         </w:rPr>
-        <w:t>v</w:t>
-      </w:r>
-      <w:r>
-        <w:rPr>
-          <w:rFonts w:cs="DejaVu Sans Condensed" w:ascii="DejaVu Sans Condensed" w:hAnsi="DejaVu Sans Condensed"/>
-          <w:sz w:val="18"/>
-          <w:szCs w:val="18"/>
-        </w:rPr>
-        <w:t xml:space="preserve">) </w:t>
+        <w:t>ii</w:t>
+      </w:r>
+      <w:r>
+        <w:rPr>
+          <w:rFonts w:cs="DejaVu Sans Condensed" w:ascii="DejaVu Sans Condensed" w:hAnsi="DejaVu Sans Condensed"/>
+          <w:sz w:val="18"/>
+          <w:szCs w:val="18"/>
+        </w:rPr>
+        <w:t>)</w:t>
         <w:tab/>
-        <w:t>ύπαρξη σπουδαίου λόγου όπως ορίζει το ΠΔ 80/2022 (Κώδικας Ατομικού Εργατικού Δικαίου) στo άρθρo 315 και άρθρο 672 ΑΚ όπως οι εν λόγω διατάξεις ισχύουν</w:t>
+        <w:t>Ειδικ</w:t>
+      </w:r>
+      <w:r>
+        <w:rPr>
+          <w:rFonts w:eastAsia="Calibri" w:cs="DejaVu Sans Condensed" w:ascii="DejaVu Sans Condensed" w:hAnsi="DejaVu Sans Condensed" w:eastAsiaTheme="minorHAnsi"/>
+          <w:color w:val="auto"/>
+          <w:kern w:val="0"/>
+          <w:sz w:val="18"/>
+          <w:szCs w:val="18"/>
+          <w:lang w:val="el-GR" w:eastAsia="en-US" w:bidi="ar-SA"/>
+        </w:rPr>
+        <w:t>ότερα συμφωνείται:</w:t>
+      </w:r>
+    </w:p>
+    <w:p>
+      <w:pPr>
+        <w:pStyle w:val="Normal"/>
+        <w:widowControl/>
+        <w:suppressAutoHyphens w:val="true"/>
+        <w:bidi w:val="0"/>
+        <w:spacing w:lineRule="auto" w:line="259" w:before="0" w:after="160"/>
+        <w:ind w:left="0" w:right="-1191" w:hanging="0"/>
+        <w:jc w:val="both"/>
+        <w:rPr>
+          <w:rFonts w:ascii="DejaVu Sans Condensed" w:hAnsi="DejaVu Sans Condensed" w:cs="DejaVu Sans Condensed"/>
+          <w:sz w:val="18"/>
+          <w:szCs w:val="18"/>
+        </w:rPr>
+      </w:pPr>
+      <w:r>
+        <w:rPr>
+          <w:rFonts w:eastAsia="Calibri" w:cs="DejaVu Sans Condensed" w:ascii="DejaVu Sans Condensed" w:hAnsi="DejaVu Sans Condensed" w:eastAsiaTheme="minorHAnsi"/>
+          <w:b/>
+          <w:bCs/>
+          <w:i/>
+          <w:iCs/>
+          <w:color w:val="auto"/>
+          <w:kern w:val="0"/>
+          <w:sz w:val="18"/>
+          <w:szCs w:val="18"/>
+          <w:lang w:val="el-GR" w:eastAsia="en-US" w:bidi="ar-SA"/>
+        </w:rPr>
+        <w:t>α</w:t>
+      </w:r>
+      <w:r>
+        <w:rPr>
+          <w:rFonts w:eastAsia="Calibri" w:cs="DejaVu Sans Condensed" w:ascii="DejaVu Sans Condensed" w:hAnsi="DejaVu Sans Condensed" w:eastAsiaTheme="minorHAnsi"/>
+          <w:b w:val="false"/>
+          <w:bCs w:val="false"/>
+          <w:i/>
+          <w:iCs/>
+          <w:color w:val="auto"/>
+          <w:kern w:val="0"/>
+          <w:sz w:val="18"/>
+          <w:szCs w:val="18"/>
+          <w:lang w:val="el-GR" w:eastAsia="en-US" w:bidi="ar-SA"/>
+        </w:rPr>
+        <w:t>)</w:t>
+      </w:r>
+      <w:r>
+        <w:rPr>
+          <w:rFonts w:eastAsia="Calibri" w:cs="DejaVu Sans Condensed" w:ascii="DejaVu Sans Condensed" w:hAnsi="DejaVu Sans Condensed" w:eastAsiaTheme="minorHAnsi"/>
+          <w:b w:val="false"/>
+          <w:bCs w:val="false"/>
+          <w:color w:val="auto"/>
+          <w:kern w:val="0"/>
+          <w:sz w:val="18"/>
+          <w:szCs w:val="18"/>
+          <w:lang w:val="el-GR" w:eastAsia="en-US" w:bidi="ar-SA"/>
+        </w:rPr>
+        <w:t xml:space="preserve"> </w:t>
+      </w:r>
+      <w:r>
+        <w:rPr>
+          <w:rFonts w:eastAsia="Calibri" w:cs="DejaVu Sans Condensed" w:ascii="DejaVu Sans Condensed" w:hAnsi="DejaVu Sans Condensed" w:eastAsiaTheme="minorHAnsi"/>
+          <w:color w:val="auto"/>
+          <w:kern w:val="0"/>
+          <w:sz w:val="18"/>
+          <w:szCs w:val="18"/>
+          <w:lang w:val="el-GR" w:eastAsia="en-US" w:bidi="ar-SA"/>
+        </w:rPr>
+        <w:t xml:space="preserve">Κατά την διάρκεια έως τριών  (3) πρώτων μηνών της εργασιακής σχέσης, σε συνδυασμό με τον όρο περί δοκιμαστικής περιόδου και το άρθρο 70Α του ΚΑΕΔ (ΠΔ 80/2022) για τους εποχικούς εργαζόμενους, αυτή δύναται να λυθεί χωρίς αποζημίωση, εκ μέρους του καταγγέλλοντος, με την προϋπόθεση έγγραφης προειδοποίησης   ενός (1) μηνός  είτε εκ μέρους {_ERGODOTHS_GENIKH} είτε εκ μέρους τ{_GENIKH_A} {_TYPOS_ERG_GENIKH}. </w:t>
+      </w:r>
+    </w:p>
+    <w:p>
+      <w:pPr>
+        <w:pStyle w:val="Normal"/>
+        <w:widowControl/>
+        <w:suppressAutoHyphens w:val="true"/>
+        <w:bidi w:val="0"/>
+        <w:spacing w:lineRule="auto" w:line="259" w:before="0" w:after="160"/>
+        <w:ind w:left="0" w:right="-1191" w:hanging="0"/>
+        <w:jc w:val="both"/>
+        <w:rPr>
+          <w:rFonts w:ascii="DejaVu Sans Condensed" w:hAnsi="DejaVu Sans Condensed" w:eastAsia="Calibri" w:cs="DejaVu Sans Condensed" w:eastAsiaTheme="minorHAnsi"/>
+          <w:color w:val="auto"/>
+          <w:kern w:val="0"/>
+          <w:sz w:val="18"/>
+          <w:szCs w:val="18"/>
+          <w:lang w:val="el-GR" w:eastAsia="en-US" w:bidi="ar-SA"/>
+        </w:rPr>
+      </w:pPr>
+      <w:r>
+        <w:rPr>
+          <w:rFonts w:eastAsia="Calibri" w:cs="DejaVu Sans Condensed" w:ascii="DejaVu Sans Condensed" w:hAnsi="DejaVu Sans Condensed" w:eastAsiaTheme="minorHAnsi"/>
+          <w:b/>
+          <w:bCs/>
+          <w:i/>
+          <w:iCs/>
+          <w:color w:val="auto"/>
+          <w:kern w:val="0"/>
+          <w:sz w:val="18"/>
+          <w:szCs w:val="18"/>
+          <w:lang w:val="el-GR" w:eastAsia="en-US" w:bidi="ar-SA"/>
+        </w:rPr>
+        <w:t>β</w:t>
+      </w:r>
+      <w:r>
+        <w:rPr>
+          <w:rFonts w:eastAsia="Calibri" w:cs="DejaVu Sans Condensed" w:ascii="DejaVu Sans Condensed" w:hAnsi="DejaVu Sans Condensed" w:eastAsiaTheme="minorHAnsi"/>
+          <w:i/>
+          <w:iCs/>
+          <w:color w:val="auto"/>
+          <w:kern w:val="0"/>
+          <w:sz w:val="18"/>
+          <w:szCs w:val="18"/>
+          <w:lang w:val="el-GR" w:eastAsia="en-US" w:bidi="ar-SA"/>
+        </w:rPr>
+        <w:t>)</w:t>
+      </w:r>
+      <w:r>
+        <w:rPr>
+          <w:rFonts w:eastAsia="Calibri" w:cs="DejaVu Sans Condensed" w:ascii="DejaVu Sans Condensed" w:hAnsi="DejaVu Sans Condensed" w:eastAsiaTheme="minorHAnsi"/>
+          <w:color w:val="auto"/>
+          <w:kern w:val="0"/>
+          <w:sz w:val="18"/>
+          <w:szCs w:val="18"/>
+          <w:lang w:val="el-GR" w:eastAsia="en-US" w:bidi="ar-SA"/>
+        </w:rPr>
+        <w:t xml:space="preserve"> μετά την συμπλήρωση έξη (6) μηνών της εργασιακής σχέσης, σε συνδυασμό με τον όρο περί δοκιμαστικής περιόδου και το άρθρο 70Α του ΚΑΕΔ (ΠΔ 80/2022)  και τα πιο πάνω i) του παρόντος όρου 8, για τους εργαζόμενους συμβάσεις ορισμένου χρόνου μεγαλύτερης διάρκειας μέχρι 3 έτη, αυτή δύναται να λυθεί χωρίς αποζημίωση, εκ μέρους του καταγγέλλοντος, με την προϋπόθεση έγγραφης προειδοποίησης   τριών (3) μηνών  είτε εκ μέρους {_ERGODOTHS_GENIKH} είτε εκ μέρους τ{_GENIKH_A} {_TYPOS_ERG_GENIKH}. </w:t>
+      </w:r>
+    </w:p>
+    <w:p>
+      <w:pPr>
+        <w:pStyle w:val="Normal"/>
+        <w:widowControl/>
+        <w:suppressAutoHyphens w:val="true"/>
+        <w:bidi w:val="0"/>
+        <w:spacing w:lineRule="auto" w:line="259" w:before="0" w:after="160"/>
+        <w:ind w:left="-737" w:right="-1191" w:hanging="0"/>
+        <w:jc w:val="both"/>
+        <w:rPr>
+          <w:rFonts w:ascii="DejaVu Sans Condensed" w:hAnsi="DejaVu Sans Condensed" w:eastAsia="Calibri" w:cs="DejaVu Sans Condensed" w:eastAsiaTheme="minorHAnsi"/>
+          <w:color w:val="auto"/>
+          <w:kern w:val="0"/>
+          <w:sz w:val="18"/>
+          <w:szCs w:val="18"/>
+          <w:lang w:val="el-GR" w:eastAsia="en-US" w:bidi="ar-SA"/>
+        </w:rPr>
+      </w:pPr>
+      <w:r>
+        <w:rPr>
+          <w:rFonts w:eastAsia="Calibri" w:cs="DejaVu Sans Condensed" w:ascii="DejaVu Sans Condensed" w:hAnsi="DejaVu Sans Condensed" w:eastAsiaTheme="minorHAnsi"/>
+          <w:b/>
+          <w:bCs/>
+          <w:color w:val="auto"/>
+          <w:kern w:val="0"/>
+          <w:sz w:val="18"/>
+          <w:szCs w:val="18"/>
+          <w:lang w:val="el-GR" w:eastAsia="en-US" w:bidi="ar-SA"/>
+        </w:rPr>
+        <w:t>Iii</w:t>
+      </w:r>
+      <w:r>
+        <w:rPr>
+          <w:rFonts w:eastAsia="Calibri" w:cs="DejaVu Sans Condensed" w:ascii="DejaVu Sans Condensed" w:hAnsi="DejaVu Sans Condensed" w:eastAsiaTheme="minorHAnsi"/>
+          <w:color w:val="auto"/>
+          <w:kern w:val="0"/>
+          <w:sz w:val="18"/>
+          <w:szCs w:val="18"/>
+          <w:lang w:val="el-GR" w:eastAsia="en-US" w:bidi="ar-SA"/>
+        </w:rPr>
+        <w:t>)</w:t>
+        <w:tab/>
+        <w:t>Ρητά συμφωνείται ότι σε περίπτωση πρόωρης καταγγελίας της σύμβασης ορισμένου χρόνου έχει εφαρμογή το άρθρο 40 του Ν. 3986/2011, σύμφωνα με το οποίο η σύμβαση εργασίας ορισμένου χρόνου, ως προς την αποζημίωση απόλυσης για τις συμβάσεις εργασίας αορίστου χρόνου, μετατρέπεται αυτοδικαίως σε σύμβαση εργασίας αορίστου χρόνου κατά την καταγγελία.</w:t>
       </w:r>
     </w:p>
     <w:p>
@@ -6571,214 +7001,40 @@
       <w:r>
         <w:rPr>
           <w:rFonts w:cs="DejaVu Sans Condensed" w:ascii="DejaVu Sans Condensed" w:hAnsi="DejaVu Sans Condensed"/>
-          <w:sz w:val="18"/>
-          <w:szCs w:val="18"/>
-        </w:rPr>
-        <w:t>Ως λόγος καταγγελίας της παρούσας θεωρείται και συμφωνείται η αδικαιολόγητη απουσία τ{_</w:t>
-      </w:r>
-      <w:r>
-        <w:rPr>
-          <w:rFonts w:cs="DejaVu Sans Condensed" w:ascii="DejaVu Sans Condensed" w:hAnsi="DejaVu Sans Condensed"/>
-          <w:sz w:val="18"/>
-          <w:szCs w:val="18"/>
-          <w:lang w:val="en-US"/>
-        </w:rPr>
-        <w:t>GENIKH</w:t>
-      </w:r>
-      <w:r>
-        <w:rPr>
-          <w:rFonts w:cs="DejaVu Sans Condensed" w:ascii="DejaVu Sans Condensed" w:hAnsi="DejaVu Sans Condensed"/>
-          <w:sz w:val="18"/>
-          <w:szCs w:val="18"/>
-        </w:rPr>
-        <w:t>_</w:t>
-      </w:r>
-      <w:r>
-        <w:rPr>
-          <w:rFonts w:cs="DejaVu Sans Condensed" w:ascii="DejaVu Sans Condensed" w:hAnsi="DejaVu Sans Condensed"/>
-          <w:sz w:val="18"/>
-          <w:szCs w:val="18"/>
-          <w:lang w:val="en-US"/>
-        </w:rPr>
-        <w:t>A</w:t>
-      </w:r>
-      <w:r>
-        <w:rPr>
-          <w:rFonts w:cs="DejaVu Sans Condensed" w:ascii="DejaVu Sans Condensed" w:hAnsi="DejaVu Sans Condensed"/>
-          <w:sz w:val="18"/>
-          <w:szCs w:val="18"/>
-        </w:rPr>
-        <w:t>} {_</w:t>
-      </w:r>
-      <w:r>
-        <w:rPr>
-          <w:rFonts w:cs="DejaVu Sans Condensed" w:ascii="DejaVu Sans Condensed" w:hAnsi="DejaVu Sans Condensed"/>
-          <w:sz w:val="18"/>
-          <w:szCs w:val="18"/>
-          <w:lang w:val="en-US"/>
-        </w:rPr>
-        <w:t>TYPOS</w:t>
-      </w:r>
-      <w:r>
-        <w:rPr>
-          <w:rFonts w:cs="DejaVu Sans Condensed" w:ascii="DejaVu Sans Condensed" w:hAnsi="DejaVu Sans Condensed"/>
-          <w:sz w:val="18"/>
-          <w:szCs w:val="18"/>
-        </w:rPr>
-        <w:t>_</w:t>
-      </w:r>
-      <w:r>
-        <w:rPr>
-          <w:rFonts w:cs="DejaVu Sans Condensed" w:ascii="DejaVu Sans Condensed" w:hAnsi="DejaVu Sans Condensed"/>
-          <w:sz w:val="18"/>
-          <w:szCs w:val="18"/>
-          <w:lang w:val="en-US"/>
-        </w:rPr>
-        <w:t>ERG</w:t>
-      </w:r>
-      <w:r>
-        <w:rPr>
-          <w:rFonts w:cs="DejaVu Sans Condensed" w:ascii="DejaVu Sans Condensed" w:hAnsi="DejaVu Sans Condensed"/>
-          <w:sz w:val="18"/>
-          <w:szCs w:val="18"/>
-        </w:rPr>
-        <w:t>_</w:t>
-      </w:r>
-      <w:r>
-        <w:rPr>
-          <w:rFonts w:cs="DejaVu Sans Condensed" w:ascii="DejaVu Sans Condensed" w:hAnsi="DejaVu Sans Condensed"/>
-          <w:sz w:val="18"/>
-          <w:szCs w:val="18"/>
-          <w:lang w:val="en-US"/>
-        </w:rPr>
-        <w:t>GENIKH</w:t>
-      </w:r>
-      <w:r>
-        <w:rPr>
-          <w:rFonts w:cs="DejaVu Sans Condensed" w:ascii="DejaVu Sans Condensed" w:hAnsi="DejaVu Sans Condensed"/>
-          <w:sz w:val="18"/>
-          <w:szCs w:val="18"/>
-        </w:rPr>
-        <w:t>} από την εργασία τ{_</w:t>
-      </w:r>
-      <w:r>
-        <w:rPr>
-          <w:rFonts w:cs="DejaVu Sans Condensed" w:ascii="DejaVu Sans Condensed" w:hAnsi="DejaVu Sans Condensed"/>
-          <w:sz w:val="18"/>
-          <w:szCs w:val="18"/>
-          <w:lang w:val="en-US"/>
-        </w:rPr>
-        <w:t>GENIKH</w:t>
-      </w:r>
-      <w:r>
-        <w:rPr>
-          <w:rFonts w:cs="DejaVu Sans Condensed" w:ascii="DejaVu Sans Condensed" w:hAnsi="DejaVu Sans Condensed"/>
-          <w:sz w:val="18"/>
-          <w:szCs w:val="18"/>
-        </w:rPr>
-        <w:t>_</w:t>
-      </w:r>
-      <w:r>
-        <w:rPr>
-          <w:rFonts w:cs="DejaVu Sans Condensed" w:ascii="DejaVu Sans Condensed" w:hAnsi="DejaVu Sans Condensed"/>
-          <w:sz w:val="18"/>
-          <w:szCs w:val="18"/>
-          <w:lang w:val="en-US"/>
-        </w:rPr>
-        <w:t>A</w:t>
-      </w:r>
-      <w:r>
-        <w:rPr>
-          <w:rFonts w:cs="DejaVu Sans Condensed" w:ascii="DejaVu Sans Condensed" w:hAnsi="DejaVu Sans Condensed"/>
-          <w:sz w:val="18"/>
-          <w:szCs w:val="18"/>
-        </w:rPr>
-        <w:t>} κατά τις διατάξεις των άρθρων 657,658 ΑΚ., η και οποιοσδήποτε άλλος συνιστά σπουδαίο λόγο καταγγελίας της σύμβασης εργασίας, εξ υπαιτιότητας τ{_</w:t>
-      </w:r>
-      <w:r>
-        <w:rPr>
-          <w:rFonts w:cs="DejaVu Sans Condensed" w:ascii="DejaVu Sans Condensed" w:hAnsi="DejaVu Sans Condensed"/>
-          <w:sz w:val="18"/>
-          <w:szCs w:val="18"/>
-          <w:lang w:val="en-US"/>
-        </w:rPr>
-        <w:t>GENIKH</w:t>
-      </w:r>
-      <w:r>
-        <w:rPr>
-          <w:rFonts w:cs="DejaVu Sans Condensed" w:ascii="DejaVu Sans Condensed" w:hAnsi="DejaVu Sans Condensed"/>
-          <w:sz w:val="18"/>
-          <w:szCs w:val="18"/>
-        </w:rPr>
-        <w:t>_</w:t>
-      </w:r>
-      <w:r>
-        <w:rPr>
-          <w:rFonts w:cs="DejaVu Sans Condensed" w:ascii="DejaVu Sans Condensed" w:hAnsi="DejaVu Sans Condensed"/>
-          <w:sz w:val="18"/>
-          <w:szCs w:val="18"/>
-          <w:lang w:val="en-US"/>
-        </w:rPr>
-        <w:t>A</w:t>
-      </w:r>
-      <w:r>
-        <w:rPr>
-          <w:rFonts w:cs="DejaVu Sans Condensed" w:ascii="DejaVu Sans Condensed" w:hAnsi="DejaVu Sans Condensed"/>
-          <w:sz w:val="18"/>
-          <w:szCs w:val="18"/>
-        </w:rPr>
-        <w:t>} {_</w:t>
-      </w:r>
-      <w:r>
-        <w:rPr>
-          <w:rFonts w:cs="DejaVu Sans Condensed" w:ascii="DejaVu Sans Condensed" w:hAnsi="DejaVu Sans Condensed"/>
-          <w:sz w:val="18"/>
-          <w:szCs w:val="18"/>
-          <w:lang w:val="en-US"/>
-        </w:rPr>
-        <w:t>TYPOS</w:t>
-      </w:r>
-      <w:r>
-        <w:rPr>
-          <w:rFonts w:cs="DejaVu Sans Condensed" w:ascii="DejaVu Sans Condensed" w:hAnsi="DejaVu Sans Condensed"/>
-          <w:sz w:val="18"/>
-          <w:szCs w:val="18"/>
-        </w:rPr>
-        <w:t>_</w:t>
-      </w:r>
-      <w:r>
-        <w:rPr>
-          <w:rFonts w:cs="DejaVu Sans Condensed" w:ascii="DejaVu Sans Condensed" w:hAnsi="DejaVu Sans Condensed"/>
-          <w:sz w:val="18"/>
-          <w:szCs w:val="18"/>
-          <w:lang w:val="en-US"/>
-        </w:rPr>
-        <w:t>ERG</w:t>
-      </w:r>
-      <w:r>
-        <w:rPr>
-          <w:rFonts w:cs="DejaVu Sans Condensed" w:ascii="DejaVu Sans Condensed" w:hAnsi="DejaVu Sans Condensed"/>
-          <w:sz w:val="18"/>
-          <w:szCs w:val="18"/>
-        </w:rPr>
-        <w:t>_</w:t>
-      </w:r>
-      <w:r>
-        <w:rPr>
-          <w:rFonts w:cs="DejaVu Sans Condensed" w:ascii="DejaVu Sans Condensed" w:hAnsi="DejaVu Sans Condensed"/>
-          <w:sz w:val="18"/>
-          <w:szCs w:val="18"/>
-          <w:lang w:val="en-US"/>
-        </w:rPr>
-        <w:t>GENIKH</w:t>
-      </w:r>
-      <w:r>
-        <w:rPr>
-          <w:rFonts w:cs="DejaVu Sans Condensed" w:ascii="DejaVu Sans Condensed" w:hAnsi="DejaVu Sans Condensed"/>
-          <w:sz w:val="18"/>
-          <w:szCs w:val="18"/>
-        </w:rPr>
-        <w:t>}.</w:t>
+          <w:b/>
+          <w:bCs/>
+          <w:sz w:val="18"/>
+          <w:szCs w:val="18"/>
+        </w:rPr>
+        <w:t>iv</w:t>
+      </w:r>
+      <w:r>
+        <w:rPr>
+          <w:rFonts w:cs="DejaVu Sans Condensed" w:ascii="DejaVu Sans Condensed" w:hAnsi="DejaVu Sans Condensed"/>
+          <w:sz w:val="18"/>
+          <w:szCs w:val="18"/>
+        </w:rPr>
+        <w:t xml:space="preserve">) </w:t>
+        <w:tab/>
+      </w:r>
+      <w:r>
+        <w:rPr>
+          <w:rFonts w:eastAsia="Calibri" w:cs="DejaVu Sans Condensed" w:ascii="DejaVu Sans Condensed" w:hAnsi="DejaVu Sans Condensed" w:eastAsiaTheme="minorHAnsi"/>
+          <w:color w:val="auto"/>
+          <w:kern w:val="0"/>
+          <w:sz w:val="18"/>
+          <w:szCs w:val="18"/>
+          <w:lang w:val="el-GR" w:eastAsia="en-US" w:bidi="ar-SA"/>
+        </w:rPr>
+        <w:t>Ύ</w:t>
+      </w:r>
+      <w:r>
+        <w:rPr>
+          <w:rFonts w:cs="DejaVu Sans Condensed" w:ascii="DejaVu Sans Condensed" w:hAnsi="DejaVu Sans Condensed"/>
+          <w:sz w:val="18"/>
+          <w:szCs w:val="18"/>
+        </w:rPr>
+        <w:t>ψος αποζημίωσης όπως ορίζει το ΠΔ 80/2022 (Κώδικας Ατομικού Εργατικού Δικαίου) στα άρθρα 316, 317, 323, 324, 325, 326, 327 και άρθρα 673, 674 ΑΚ, άρθρα 3 &amp; 4 Ν. 2112/1920, άρθρο 8 Ν. 3198/1955 &amp; άρθρο 6 παρ. 2 Ν. 2112/1920, άρθρο 74 παρ. 3 Ν. 3863/2010 άρθρο 5 παρ 1,2 Ν. 3198/1955 &amp; άρθρο 64 παρ 3 Ν. 4808/2021, αντίστοιχα, όπως οι εν λόγω διατάξεις ισχύουν.</w:t>
       </w:r>
     </w:p>
     <w:p>
@@ -6795,95 +7051,40 @@
       <w:r>
         <w:rPr>
           <w:rFonts w:cs="DejaVu Sans Condensed" w:ascii="DejaVu Sans Condensed" w:hAnsi="DejaVu Sans Condensed"/>
-          <w:sz w:val="18"/>
-          <w:szCs w:val="18"/>
-        </w:rPr>
-        <w:t>Ρητά επίσης συμφωνείται ότι {_ERGODOTHS} θα έχει το δικαίωμα να καταγγείλει την παρούσα σύμβαση χωρίς προειδοποίηση και άνευ υποχρέωσης καταβολής αποζημίωσης στ{_</w:t>
-      </w:r>
-      <w:r>
-        <w:rPr>
-          <w:rFonts w:cs="DejaVu Sans Condensed" w:ascii="DejaVu Sans Condensed" w:hAnsi="DejaVu Sans Condensed"/>
-          <w:sz w:val="18"/>
-          <w:szCs w:val="18"/>
-          <w:lang w:val="en-US"/>
-        </w:rPr>
-        <w:t>AITIATIKH</w:t>
-      </w:r>
-      <w:r>
-        <w:rPr>
-          <w:rFonts w:cs="DejaVu Sans Condensed" w:ascii="DejaVu Sans Condensed" w:hAnsi="DejaVu Sans Condensed"/>
-          <w:sz w:val="18"/>
-          <w:szCs w:val="18"/>
-        </w:rPr>
-        <w:t>_</w:t>
-      </w:r>
-      <w:r>
-        <w:rPr>
-          <w:rFonts w:cs="DejaVu Sans Condensed" w:ascii="DejaVu Sans Condensed" w:hAnsi="DejaVu Sans Condensed"/>
-          <w:sz w:val="18"/>
-          <w:szCs w:val="18"/>
-          <w:lang w:val="en-US"/>
-        </w:rPr>
-        <w:t>A</w:t>
-      </w:r>
-      <w:r>
-        <w:rPr>
-          <w:rFonts w:cs="DejaVu Sans Condensed" w:ascii="DejaVu Sans Condensed" w:hAnsi="DejaVu Sans Condensed"/>
-          <w:sz w:val="18"/>
-          <w:szCs w:val="18"/>
-        </w:rPr>
-        <w:t>} {_</w:t>
-      </w:r>
-      <w:r>
-        <w:rPr>
-          <w:rFonts w:cs="DejaVu Sans Condensed" w:ascii="DejaVu Sans Condensed" w:hAnsi="DejaVu Sans Condensed"/>
-          <w:sz w:val="18"/>
-          <w:szCs w:val="18"/>
-          <w:lang w:val="en-US"/>
-        </w:rPr>
-        <w:t>TYPOS</w:t>
-      </w:r>
-      <w:r>
-        <w:rPr>
-          <w:rFonts w:cs="DejaVu Sans Condensed" w:ascii="DejaVu Sans Condensed" w:hAnsi="DejaVu Sans Condensed"/>
-          <w:sz w:val="18"/>
-          <w:szCs w:val="18"/>
-        </w:rPr>
-        <w:t>_</w:t>
-      </w:r>
-      <w:r>
-        <w:rPr>
-          <w:rFonts w:cs="DejaVu Sans Condensed" w:ascii="DejaVu Sans Condensed" w:hAnsi="DejaVu Sans Condensed"/>
-          <w:sz w:val="18"/>
-          <w:szCs w:val="18"/>
-          <w:lang w:val="en-US"/>
-        </w:rPr>
-        <w:t>ERG</w:t>
-      </w:r>
-      <w:r>
-        <w:rPr>
-          <w:rFonts w:cs="DejaVu Sans Condensed" w:ascii="DejaVu Sans Condensed" w:hAnsi="DejaVu Sans Condensed"/>
-          <w:sz w:val="18"/>
-          <w:szCs w:val="18"/>
-        </w:rPr>
-        <w:t>_</w:t>
-      </w:r>
-      <w:r>
-        <w:rPr>
-          <w:rFonts w:cs="DejaVu Sans Condensed" w:ascii="DejaVu Sans Condensed" w:hAnsi="DejaVu Sans Condensed"/>
-          <w:sz w:val="18"/>
-          <w:szCs w:val="18"/>
-          <w:lang w:val="en-US"/>
-        </w:rPr>
-        <w:t>AITIATIKH</w:t>
-      </w:r>
-      <w:r>
-        <w:rPr>
-          <w:rFonts w:cs="DejaVu Sans Condensed" w:ascii="DejaVu Sans Condensed" w:hAnsi="DejaVu Sans Condensed"/>
-          <w:sz w:val="18"/>
-          <w:szCs w:val="18"/>
-        </w:rPr>
-        <w:t>} για σπουδαίο λόγο, πέραν των προβλεπόμενων εκ της εργατικής νομοθεσίας περιπτώσεων  και όταν συντρέχει μια από τις ακόλουθες περιπτώσεις:</w:t>
+          <w:b/>
+          <w:bCs/>
+          <w:sz w:val="18"/>
+          <w:szCs w:val="18"/>
+        </w:rPr>
+        <w:t>v</w:t>
+      </w:r>
+      <w:r>
+        <w:rPr>
+          <w:rFonts w:cs="DejaVu Sans Condensed" w:ascii="DejaVu Sans Condensed" w:hAnsi="DejaVu Sans Condensed"/>
+          <w:sz w:val="18"/>
+          <w:szCs w:val="18"/>
+        </w:rPr>
+        <w:t xml:space="preserve">) </w:t>
+        <w:tab/>
+      </w:r>
+      <w:r>
+        <w:rPr>
+          <w:rFonts w:eastAsia="Calibri" w:cs="DejaVu Sans Condensed" w:ascii="DejaVu Sans Condensed" w:hAnsi="DejaVu Sans Condensed" w:eastAsiaTheme="minorHAnsi"/>
+          <w:color w:val="auto"/>
+          <w:kern w:val="0"/>
+          <w:sz w:val="18"/>
+          <w:szCs w:val="18"/>
+          <w:lang w:val="el-GR" w:eastAsia="en-US" w:bidi="ar-SA"/>
+        </w:rPr>
+        <w:t>Ύ</w:t>
+      </w:r>
+      <w:r>
+        <w:rPr>
+          <w:rFonts w:cs="DejaVu Sans Condensed" w:ascii="DejaVu Sans Condensed" w:hAnsi="DejaVu Sans Condensed"/>
+          <w:sz w:val="18"/>
+          <w:szCs w:val="18"/>
+        </w:rPr>
+        <w:t>παρξη σπουδαίου λόγου όπως ορίζει το ΠΔ 80/2022 (Κώδικας Ατομικού Εργατικού Δικαίου) στo άρθρo 315 και άρθρο 672 ΑΚ όπως οι εν λόγω διατάξεις ισχύουν</w:t>
       </w:r>
     </w:p>
     <w:p>
@@ -6903,9 +7104,7 @@
           <w:sz w:val="18"/>
           <w:szCs w:val="18"/>
         </w:rPr>
-        <w:t xml:space="preserve">α) </w:t>
-        <w:tab/>
-        <w:t>καθυστέρηση προσέλευσης τ{_</w:t>
+        <w:t>Ως λόγος καταγγελίας της παρούσας θεωρείται και συμφωνείται η αδικαιολόγητη απουσία τ{_</w:t>
       </w:r>
       <w:r>
         <w:rPr>
@@ -6990,16 +7189,16 @@
           <w:sz w:val="18"/>
           <w:szCs w:val="18"/>
         </w:rPr>
-        <w:t>} στ{_</w:t>
-      </w:r>
-      <w:r>
-        <w:rPr>
-          <w:rFonts w:cs="DejaVu Sans Condensed" w:ascii="DejaVu Sans Condensed" w:hAnsi="DejaVu Sans Condensed"/>
-          <w:sz w:val="18"/>
-          <w:szCs w:val="18"/>
-          <w:lang w:val="en-US"/>
-        </w:rPr>
-        <w:t>AITIATIKH</w:t>
+        <w:t>} από την εργασία τ{_</w:t>
+      </w:r>
+      <w:r>
+        <w:rPr>
+          <w:rFonts w:cs="DejaVu Sans Condensed" w:ascii="DejaVu Sans Condensed" w:hAnsi="DejaVu Sans Condensed"/>
+          <w:sz w:val="18"/>
+          <w:szCs w:val="18"/>
+          <w:lang w:val="en-US"/>
+        </w:rPr>
+        <w:t>GENIKH</w:t>
       </w:r>
       <w:r>
         <w:rPr>
@@ -7024,24 +7223,7 @@
           <w:sz w:val="18"/>
           <w:szCs w:val="18"/>
         </w:rPr>
-        <w:t>}  {_</w:t>
-      </w:r>
-      <w:r>
-        <w:rPr>
-          <w:rFonts w:cs="DejaVu Sans Condensed" w:ascii="DejaVu Sans Condensed" w:hAnsi="DejaVu Sans Condensed"/>
-          <w:sz w:val="18"/>
-          <w:szCs w:val="18"/>
-          <w:lang w:val="en-US"/>
-        </w:rPr>
-        <w:t>ETAIREIA</w:t>
-      </w:r>
-      <w:r>
-        <w:rPr>
-          <w:rFonts w:cs="DejaVu Sans Condensed" w:ascii="DejaVu Sans Condensed" w:hAnsi="DejaVu Sans Condensed"/>
-          <w:sz w:val="18"/>
-          <w:szCs w:val="18"/>
-        </w:rPr>
-        <w:t>} ή απουσία τ{_</w:t>
+        <w:t>} κατά τις διατάξεις των άρθρων 657,658 ΑΚ., η και οποιοσδήποτε άλλος συνιστά σπουδαίο λόγο καταγγελίας της σύμβασης εργασίας, εξ υπαιτιότητας τ{_</w:t>
       </w:r>
       <w:r>
         <w:rPr>
@@ -7075,7 +7257,41 @@
           <w:sz w:val="18"/>
           <w:szCs w:val="18"/>
         </w:rPr>
-        <w:t>} ή μη εκπλήρωση των καθηκόντων τ{_</w:t>
+        <w:t>} {_</w:t>
+      </w:r>
+      <w:r>
+        <w:rPr>
+          <w:rFonts w:cs="DejaVu Sans Condensed" w:ascii="DejaVu Sans Condensed" w:hAnsi="DejaVu Sans Condensed"/>
+          <w:sz w:val="18"/>
+          <w:szCs w:val="18"/>
+          <w:lang w:val="en-US"/>
+        </w:rPr>
+        <w:t>TYPOS</w:t>
+      </w:r>
+      <w:r>
+        <w:rPr>
+          <w:rFonts w:cs="DejaVu Sans Condensed" w:ascii="DejaVu Sans Condensed" w:hAnsi="DejaVu Sans Condensed"/>
+          <w:sz w:val="18"/>
+          <w:szCs w:val="18"/>
+        </w:rPr>
+        <w:t>_</w:t>
+      </w:r>
+      <w:r>
+        <w:rPr>
+          <w:rFonts w:cs="DejaVu Sans Condensed" w:ascii="DejaVu Sans Condensed" w:hAnsi="DejaVu Sans Condensed"/>
+          <w:sz w:val="18"/>
+          <w:szCs w:val="18"/>
+          <w:lang w:val="en-US"/>
+        </w:rPr>
+        <w:t>ERG</w:t>
+      </w:r>
+      <w:r>
+        <w:rPr>
+          <w:rFonts w:cs="DejaVu Sans Condensed" w:ascii="DejaVu Sans Condensed" w:hAnsi="DejaVu Sans Condensed"/>
+          <w:sz w:val="18"/>
+          <w:szCs w:val="18"/>
+        </w:rPr>
+        <w:t>_</w:t>
       </w:r>
       <w:r>
         <w:rPr>
@@ -7092,24 +7308,7 @@
           <w:sz w:val="18"/>
           <w:szCs w:val="18"/>
         </w:rPr>
-        <w:t>_</w:t>
-      </w:r>
-      <w:r>
-        <w:rPr>
-          <w:rFonts w:cs="DejaVu Sans Condensed" w:ascii="DejaVu Sans Condensed" w:hAnsi="DejaVu Sans Condensed"/>
-          <w:sz w:val="18"/>
-          <w:szCs w:val="18"/>
-          <w:lang w:val="en-US"/>
-        </w:rPr>
-        <w:t>A</w:t>
-      </w:r>
-      <w:r>
-        <w:rPr>
-          <w:rFonts w:cs="DejaVu Sans Condensed" w:ascii="DejaVu Sans Condensed" w:hAnsi="DejaVu Sans Condensed"/>
-          <w:sz w:val="18"/>
-          <w:szCs w:val="18"/>
-        </w:rPr>
-        <w:t>} σύμφωνα με τα όσα ορίζονται στον όρο 2 της παρούσης</w:t>
+        <w:t>}.</w:t>
       </w:r>
     </w:p>
     <w:p>
@@ -7129,9 +7328,92 @@
           <w:sz w:val="18"/>
           <w:szCs w:val="18"/>
         </w:rPr>
-        <w:t xml:space="preserve">β) </w:t>
-        <w:tab/>
-        <w:t>αναστολή ή διακοπή της λειτουργίας {_ERGODOTHS_GENIKH} για οποιονδήποτε λόγο</w:t>
+        <w:t>Ρητά επίσης συμφωνείται ότι {_ERGODOTHS} θα έχει το δικαίωμα να καταγγείλει την παρούσα σύμβαση χωρίς προειδοποίηση και άνευ υποχρέωσης καταβολής αποζημίωσης στ{_</w:t>
+      </w:r>
+      <w:r>
+        <w:rPr>
+          <w:rFonts w:cs="DejaVu Sans Condensed" w:ascii="DejaVu Sans Condensed" w:hAnsi="DejaVu Sans Condensed"/>
+          <w:sz w:val="18"/>
+          <w:szCs w:val="18"/>
+          <w:lang w:val="en-US"/>
+        </w:rPr>
+        <w:t>AITIATIKH</w:t>
+      </w:r>
+      <w:r>
+        <w:rPr>
+          <w:rFonts w:cs="DejaVu Sans Condensed" w:ascii="DejaVu Sans Condensed" w:hAnsi="DejaVu Sans Condensed"/>
+          <w:sz w:val="18"/>
+          <w:szCs w:val="18"/>
+        </w:rPr>
+        <w:t>_</w:t>
+      </w:r>
+      <w:r>
+        <w:rPr>
+          <w:rFonts w:cs="DejaVu Sans Condensed" w:ascii="DejaVu Sans Condensed" w:hAnsi="DejaVu Sans Condensed"/>
+          <w:sz w:val="18"/>
+          <w:szCs w:val="18"/>
+          <w:lang w:val="en-US"/>
+        </w:rPr>
+        <w:t>A</w:t>
+      </w:r>
+      <w:r>
+        <w:rPr>
+          <w:rFonts w:cs="DejaVu Sans Condensed" w:ascii="DejaVu Sans Condensed" w:hAnsi="DejaVu Sans Condensed"/>
+          <w:sz w:val="18"/>
+          <w:szCs w:val="18"/>
+        </w:rPr>
+        <w:t>} {_</w:t>
+      </w:r>
+      <w:r>
+        <w:rPr>
+          <w:rFonts w:cs="DejaVu Sans Condensed" w:ascii="DejaVu Sans Condensed" w:hAnsi="DejaVu Sans Condensed"/>
+          <w:sz w:val="18"/>
+          <w:szCs w:val="18"/>
+          <w:lang w:val="en-US"/>
+        </w:rPr>
+        <w:t>TYPOS</w:t>
+      </w:r>
+      <w:r>
+        <w:rPr>
+          <w:rFonts w:cs="DejaVu Sans Condensed" w:ascii="DejaVu Sans Condensed" w:hAnsi="DejaVu Sans Condensed"/>
+          <w:sz w:val="18"/>
+          <w:szCs w:val="18"/>
+        </w:rPr>
+        <w:t>_</w:t>
+      </w:r>
+      <w:r>
+        <w:rPr>
+          <w:rFonts w:cs="DejaVu Sans Condensed" w:ascii="DejaVu Sans Condensed" w:hAnsi="DejaVu Sans Condensed"/>
+          <w:sz w:val="18"/>
+          <w:szCs w:val="18"/>
+          <w:lang w:val="en-US"/>
+        </w:rPr>
+        <w:t>ERG</w:t>
+      </w:r>
+      <w:r>
+        <w:rPr>
+          <w:rFonts w:cs="DejaVu Sans Condensed" w:ascii="DejaVu Sans Condensed" w:hAnsi="DejaVu Sans Condensed"/>
+          <w:sz w:val="18"/>
+          <w:szCs w:val="18"/>
+        </w:rPr>
+        <w:t>_</w:t>
+      </w:r>
+      <w:r>
+        <w:rPr>
+          <w:rFonts w:cs="DejaVu Sans Condensed" w:ascii="DejaVu Sans Condensed" w:hAnsi="DejaVu Sans Condensed"/>
+          <w:sz w:val="18"/>
+          <w:szCs w:val="18"/>
+          <w:lang w:val="en-US"/>
+        </w:rPr>
+        <w:t>AITIATIKH</w:t>
+      </w:r>
+      <w:r>
+        <w:rPr>
+          <w:rFonts w:cs="DejaVu Sans Condensed" w:ascii="DejaVu Sans Condensed" w:hAnsi="DejaVu Sans Condensed"/>
+          <w:sz w:val="18"/>
+          <w:szCs w:val="18"/>
+        </w:rPr>
+        <w:t>} για σπουδαίο λόγο, πέραν των προβλεπόμενων εκ της εργατικής νομοθεσίας περιπτώσεων  και όταν συντρέχει μια από τις ακόλουθες περιπτώσεις:</w:t>
       </w:r>
     </w:p>
     <w:p>
@@ -7151,9 +7433,9 @@
           <w:sz w:val="18"/>
           <w:szCs w:val="18"/>
         </w:rPr>
-        <w:t xml:space="preserve">γ) </w:t>
+        <w:t xml:space="preserve">α) </w:t>
         <w:tab/>
-        <w:t>προφανής ανεπάρκεια τ{_</w:t>
+        <w:t>καθυστέρηση προσέλευσης τ{_</w:t>
       </w:r>
       <w:r>
         <w:rPr>
@@ -7238,7 +7520,58 @@
           <w:sz w:val="18"/>
           <w:szCs w:val="18"/>
         </w:rPr>
-        <w:t>} στην εκπλήρωση των καθηκόντων τ{_</w:t>
+        <w:t>} στ{_</w:t>
+      </w:r>
+      <w:r>
+        <w:rPr>
+          <w:rFonts w:cs="DejaVu Sans Condensed" w:ascii="DejaVu Sans Condensed" w:hAnsi="DejaVu Sans Condensed"/>
+          <w:sz w:val="18"/>
+          <w:szCs w:val="18"/>
+          <w:lang w:val="en-US"/>
+        </w:rPr>
+        <w:t>AITIATIKH</w:t>
+      </w:r>
+      <w:r>
+        <w:rPr>
+          <w:rFonts w:cs="DejaVu Sans Condensed" w:ascii="DejaVu Sans Condensed" w:hAnsi="DejaVu Sans Condensed"/>
+          <w:sz w:val="18"/>
+          <w:szCs w:val="18"/>
+        </w:rPr>
+        <w:t>_</w:t>
+      </w:r>
+      <w:r>
+        <w:rPr>
+          <w:rFonts w:cs="DejaVu Sans Condensed" w:ascii="DejaVu Sans Condensed" w:hAnsi="DejaVu Sans Condensed"/>
+          <w:sz w:val="18"/>
+          <w:szCs w:val="18"/>
+          <w:lang w:val="en-US"/>
+        </w:rPr>
+        <w:t>A</w:t>
+      </w:r>
+      <w:r>
+        <w:rPr>
+          <w:rFonts w:cs="DejaVu Sans Condensed" w:ascii="DejaVu Sans Condensed" w:hAnsi="DejaVu Sans Condensed"/>
+          <w:sz w:val="18"/>
+          <w:szCs w:val="18"/>
+        </w:rPr>
+        <w:t>}  {_</w:t>
+      </w:r>
+      <w:r>
+        <w:rPr>
+          <w:rFonts w:cs="DejaVu Sans Condensed" w:ascii="DejaVu Sans Condensed" w:hAnsi="DejaVu Sans Condensed"/>
+          <w:sz w:val="18"/>
+          <w:szCs w:val="18"/>
+          <w:lang w:val="en-US"/>
+        </w:rPr>
+        <w:t>ETAIREIA</w:t>
+      </w:r>
+      <w:r>
+        <w:rPr>
+          <w:rFonts w:cs="DejaVu Sans Condensed" w:ascii="DejaVu Sans Condensed" w:hAnsi="DejaVu Sans Condensed"/>
+          <w:sz w:val="18"/>
+          <w:szCs w:val="18"/>
+        </w:rPr>
+        <w:t>} ή απουσία τ{_</w:t>
       </w:r>
       <w:r>
         <w:rPr>
@@ -7272,7 +7605,41 @@
           <w:sz w:val="18"/>
           <w:szCs w:val="18"/>
         </w:rPr>
-        <w:t>}</w:t>
+        <w:t>} ή μη εκπλήρωση των καθηκόντων τ{_</w:t>
+      </w:r>
+      <w:r>
+        <w:rPr>
+          <w:rFonts w:cs="DejaVu Sans Condensed" w:ascii="DejaVu Sans Condensed" w:hAnsi="DejaVu Sans Condensed"/>
+          <w:sz w:val="18"/>
+          <w:szCs w:val="18"/>
+          <w:lang w:val="en-US"/>
+        </w:rPr>
+        <w:t>GENIKH</w:t>
+      </w:r>
+      <w:r>
+        <w:rPr>
+          <w:rFonts w:cs="DejaVu Sans Condensed" w:ascii="DejaVu Sans Condensed" w:hAnsi="DejaVu Sans Condensed"/>
+          <w:sz w:val="18"/>
+          <w:szCs w:val="18"/>
+        </w:rPr>
+        <w:t>_</w:t>
+      </w:r>
+      <w:r>
+        <w:rPr>
+          <w:rFonts w:cs="DejaVu Sans Condensed" w:ascii="DejaVu Sans Condensed" w:hAnsi="DejaVu Sans Condensed"/>
+          <w:sz w:val="18"/>
+          <w:szCs w:val="18"/>
+          <w:lang w:val="en-US"/>
+        </w:rPr>
+        <w:t>A</w:t>
+      </w:r>
+      <w:r>
+        <w:rPr>
+          <w:rFonts w:cs="DejaVu Sans Condensed" w:ascii="DejaVu Sans Condensed" w:hAnsi="DejaVu Sans Condensed"/>
+          <w:sz w:val="18"/>
+          <w:szCs w:val="18"/>
+        </w:rPr>
+        <w:t>} σύμφωνα με τα όσα ορίζονται στον όρο 2 της παρούσης</w:t>
       </w:r>
     </w:p>
     <w:p>
@@ -7292,9 +7659,9 @@
           <w:sz w:val="18"/>
           <w:szCs w:val="18"/>
         </w:rPr>
-        <w:t xml:space="preserve">δ) </w:t>
+        <w:t xml:space="preserve">β) </w:t>
         <w:tab/>
-        <w:t>απρεπής και υβριστική συμπεριφορά προς την διεύθυνση και το λοιπό προσωπικό ή τους πελάτες {_ERGODOTHS_GENIKH}.</w:t>
+        <w:t>αναστολή ή διακοπή της λειτουργίας {_ERGODOTHS_GENIKH} για οποιονδήποτε λόγο</w:t>
       </w:r>
     </w:p>
     <w:p>
@@ -7314,9 +7681,128 @@
           <w:sz w:val="18"/>
           <w:szCs w:val="18"/>
         </w:rPr>
-        <w:t xml:space="preserve">ε) </w:t>
+        <w:t xml:space="preserve">γ) </w:t>
         <w:tab/>
-        <w:t>απειλούμενη οικονομική καταστροφή {_ERGODOTHS_GENIKH}.</w:t>
+        <w:t>προφανής ανεπάρκεια τ{_</w:t>
+      </w:r>
+      <w:r>
+        <w:rPr>
+          <w:rFonts w:cs="DejaVu Sans Condensed" w:ascii="DejaVu Sans Condensed" w:hAnsi="DejaVu Sans Condensed"/>
+          <w:sz w:val="18"/>
+          <w:szCs w:val="18"/>
+          <w:lang w:val="en-US"/>
+        </w:rPr>
+        <w:t>GENIKH</w:t>
+      </w:r>
+      <w:r>
+        <w:rPr>
+          <w:rFonts w:cs="DejaVu Sans Condensed" w:ascii="DejaVu Sans Condensed" w:hAnsi="DejaVu Sans Condensed"/>
+          <w:sz w:val="18"/>
+          <w:szCs w:val="18"/>
+        </w:rPr>
+        <w:t>_</w:t>
+      </w:r>
+      <w:r>
+        <w:rPr>
+          <w:rFonts w:cs="DejaVu Sans Condensed" w:ascii="DejaVu Sans Condensed" w:hAnsi="DejaVu Sans Condensed"/>
+          <w:sz w:val="18"/>
+          <w:szCs w:val="18"/>
+          <w:lang w:val="en-US"/>
+        </w:rPr>
+        <w:t>A</w:t>
+      </w:r>
+      <w:r>
+        <w:rPr>
+          <w:rFonts w:cs="DejaVu Sans Condensed" w:ascii="DejaVu Sans Condensed" w:hAnsi="DejaVu Sans Condensed"/>
+          <w:sz w:val="18"/>
+          <w:szCs w:val="18"/>
+        </w:rPr>
+        <w:t>} {_</w:t>
+      </w:r>
+      <w:r>
+        <w:rPr>
+          <w:rFonts w:cs="DejaVu Sans Condensed" w:ascii="DejaVu Sans Condensed" w:hAnsi="DejaVu Sans Condensed"/>
+          <w:sz w:val="18"/>
+          <w:szCs w:val="18"/>
+          <w:lang w:val="en-US"/>
+        </w:rPr>
+        <w:t>TYPOS</w:t>
+      </w:r>
+      <w:r>
+        <w:rPr>
+          <w:rFonts w:cs="DejaVu Sans Condensed" w:ascii="DejaVu Sans Condensed" w:hAnsi="DejaVu Sans Condensed"/>
+          <w:sz w:val="18"/>
+          <w:szCs w:val="18"/>
+        </w:rPr>
+        <w:t>_</w:t>
+      </w:r>
+      <w:r>
+        <w:rPr>
+          <w:rFonts w:cs="DejaVu Sans Condensed" w:ascii="DejaVu Sans Condensed" w:hAnsi="DejaVu Sans Condensed"/>
+          <w:sz w:val="18"/>
+          <w:szCs w:val="18"/>
+          <w:lang w:val="en-US"/>
+        </w:rPr>
+        <w:t>ERG</w:t>
+      </w:r>
+      <w:r>
+        <w:rPr>
+          <w:rFonts w:cs="DejaVu Sans Condensed" w:ascii="DejaVu Sans Condensed" w:hAnsi="DejaVu Sans Condensed"/>
+          <w:sz w:val="18"/>
+          <w:szCs w:val="18"/>
+        </w:rPr>
+        <w:t>_</w:t>
+      </w:r>
+      <w:r>
+        <w:rPr>
+          <w:rFonts w:cs="DejaVu Sans Condensed" w:ascii="DejaVu Sans Condensed" w:hAnsi="DejaVu Sans Condensed"/>
+          <w:sz w:val="18"/>
+          <w:szCs w:val="18"/>
+          <w:lang w:val="en-US"/>
+        </w:rPr>
+        <w:t>GENIKH</w:t>
+      </w:r>
+      <w:r>
+        <w:rPr>
+          <w:rFonts w:cs="DejaVu Sans Condensed" w:ascii="DejaVu Sans Condensed" w:hAnsi="DejaVu Sans Condensed"/>
+          <w:sz w:val="18"/>
+          <w:szCs w:val="18"/>
+        </w:rPr>
+        <w:t>} στην εκπλήρωση των καθηκόντων τ{_</w:t>
+      </w:r>
+      <w:r>
+        <w:rPr>
+          <w:rFonts w:cs="DejaVu Sans Condensed" w:ascii="DejaVu Sans Condensed" w:hAnsi="DejaVu Sans Condensed"/>
+          <w:sz w:val="18"/>
+          <w:szCs w:val="18"/>
+          <w:lang w:val="en-US"/>
+        </w:rPr>
+        <w:t>GENIKH</w:t>
+      </w:r>
+      <w:r>
+        <w:rPr>
+          <w:rFonts w:cs="DejaVu Sans Condensed" w:ascii="DejaVu Sans Condensed" w:hAnsi="DejaVu Sans Condensed"/>
+          <w:sz w:val="18"/>
+          <w:szCs w:val="18"/>
+        </w:rPr>
+        <w:t>_</w:t>
+      </w:r>
+      <w:r>
+        <w:rPr>
+          <w:rFonts w:cs="DejaVu Sans Condensed" w:ascii="DejaVu Sans Condensed" w:hAnsi="DejaVu Sans Condensed"/>
+          <w:sz w:val="18"/>
+          <w:szCs w:val="18"/>
+          <w:lang w:val="en-US"/>
+        </w:rPr>
+        <w:t>A</w:t>
+      </w:r>
+      <w:r>
+        <w:rPr>
+          <w:rFonts w:cs="DejaVu Sans Condensed" w:ascii="DejaVu Sans Condensed" w:hAnsi="DejaVu Sans Condensed"/>
+          <w:sz w:val="18"/>
+          <w:szCs w:val="18"/>
+        </w:rPr>
+        <w:t>}</w:t>
       </w:r>
     </w:p>
     <w:p>
@@ -7336,128 +7822,9 @@
           <w:sz w:val="18"/>
           <w:szCs w:val="18"/>
         </w:rPr>
-        <w:t xml:space="preserve">στ) </w:t>
+        <w:t xml:space="preserve">δ) </w:t>
         <w:tab/>
-        <w:t>αντισυμβατική δολία συμπεριφορά τ{_</w:t>
-      </w:r>
-      <w:r>
-        <w:rPr>
-          <w:rFonts w:cs="DejaVu Sans Condensed" w:ascii="DejaVu Sans Condensed" w:hAnsi="DejaVu Sans Condensed"/>
-          <w:sz w:val="18"/>
-          <w:szCs w:val="18"/>
-          <w:lang w:val="en-US"/>
-        </w:rPr>
-        <w:t>GENIKH</w:t>
-      </w:r>
-      <w:r>
-        <w:rPr>
-          <w:rFonts w:cs="DejaVu Sans Condensed" w:ascii="DejaVu Sans Condensed" w:hAnsi="DejaVu Sans Condensed"/>
-          <w:sz w:val="18"/>
-          <w:szCs w:val="18"/>
-        </w:rPr>
-        <w:t>_</w:t>
-      </w:r>
-      <w:r>
-        <w:rPr>
-          <w:rFonts w:cs="DejaVu Sans Condensed" w:ascii="DejaVu Sans Condensed" w:hAnsi="DejaVu Sans Condensed"/>
-          <w:sz w:val="18"/>
-          <w:szCs w:val="18"/>
-          <w:lang w:val="en-US"/>
-        </w:rPr>
-        <w:t>A</w:t>
-      </w:r>
-      <w:r>
-        <w:rPr>
-          <w:rFonts w:cs="DejaVu Sans Condensed" w:ascii="DejaVu Sans Condensed" w:hAnsi="DejaVu Sans Condensed"/>
-          <w:sz w:val="18"/>
-          <w:szCs w:val="18"/>
-        </w:rPr>
-        <w:t>} {_</w:t>
-      </w:r>
-      <w:r>
-        <w:rPr>
-          <w:rFonts w:cs="DejaVu Sans Condensed" w:ascii="DejaVu Sans Condensed" w:hAnsi="DejaVu Sans Condensed"/>
-          <w:sz w:val="18"/>
-          <w:szCs w:val="18"/>
-          <w:lang w:val="en-US"/>
-        </w:rPr>
-        <w:t>TYPOS</w:t>
-      </w:r>
-      <w:r>
-        <w:rPr>
-          <w:rFonts w:cs="DejaVu Sans Condensed" w:ascii="DejaVu Sans Condensed" w:hAnsi="DejaVu Sans Condensed"/>
-          <w:sz w:val="18"/>
-          <w:szCs w:val="18"/>
-        </w:rPr>
-        <w:t>_</w:t>
-      </w:r>
-      <w:r>
-        <w:rPr>
-          <w:rFonts w:cs="DejaVu Sans Condensed" w:ascii="DejaVu Sans Condensed" w:hAnsi="DejaVu Sans Condensed"/>
-          <w:sz w:val="18"/>
-          <w:szCs w:val="18"/>
-          <w:lang w:val="en-US"/>
-        </w:rPr>
-        <w:t>ERG</w:t>
-      </w:r>
-      <w:r>
-        <w:rPr>
-          <w:rFonts w:cs="DejaVu Sans Condensed" w:ascii="DejaVu Sans Condensed" w:hAnsi="DejaVu Sans Condensed"/>
-          <w:sz w:val="18"/>
-          <w:szCs w:val="18"/>
-        </w:rPr>
-        <w:t>_</w:t>
-      </w:r>
-      <w:r>
-        <w:rPr>
-          <w:rFonts w:cs="DejaVu Sans Condensed" w:ascii="DejaVu Sans Condensed" w:hAnsi="DejaVu Sans Condensed"/>
-          <w:sz w:val="18"/>
-          <w:szCs w:val="18"/>
-          <w:lang w:val="en-US"/>
-        </w:rPr>
-        <w:t>GENIKH</w:t>
-      </w:r>
-      <w:r>
-        <w:rPr>
-          <w:rFonts w:cs="DejaVu Sans Condensed" w:ascii="DejaVu Sans Condensed" w:hAnsi="DejaVu Sans Condensed"/>
-          <w:sz w:val="18"/>
-          <w:szCs w:val="18"/>
-        </w:rPr>
-        <w:t>}, πρόκληση ζημίας σ{_ERGODOTHS_AITIATIKH} ή παράβαση μιας εκ των υποχρεώσεών τ{_</w:t>
-      </w:r>
-      <w:r>
-        <w:rPr>
-          <w:rFonts w:cs="DejaVu Sans Condensed" w:ascii="DejaVu Sans Condensed" w:hAnsi="DejaVu Sans Condensed"/>
-          <w:sz w:val="18"/>
-          <w:szCs w:val="18"/>
-          <w:lang w:val="en-US"/>
-        </w:rPr>
-        <w:t>GENIKH</w:t>
-      </w:r>
-      <w:r>
-        <w:rPr>
-          <w:rFonts w:cs="DejaVu Sans Condensed" w:ascii="DejaVu Sans Condensed" w:hAnsi="DejaVu Sans Condensed"/>
-          <w:sz w:val="18"/>
-          <w:szCs w:val="18"/>
-        </w:rPr>
-        <w:t>_</w:t>
-      </w:r>
-      <w:r>
-        <w:rPr>
-          <w:rFonts w:cs="DejaVu Sans Condensed" w:ascii="DejaVu Sans Condensed" w:hAnsi="DejaVu Sans Condensed"/>
-          <w:sz w:val="18"/>
-          <w:szCs w:val="18"/>
-          <w:lang w:val="en-US"/>
-        </w:rPr>
-        <w:t>A</w:t>
-      </w:r>
-      <w:r>
-        <w:rPr>
-          <w:rFonts w:cs="DejaVu Sans Condensed" w:ascii="DejaVu Sans Condensed" w:hAnsi="DejaVu Sans Condensed"/>
-          <w:sz w:val="18"/>
-          <w:szCs w:val="18"/>
-        </w:rPr>
-        <w:t>} που αναφέρονται στους όρους  της παρούσας συμβάσεως.</w:t>
+        <w:t>απρεπής και υβριστική συμπεριφορά προς την διεύθυνση και το λοιπό προσωπικό ή τους πελάτες {_ERGODOTHS_GENIKH}.</w:t>
       </w:r>
     </w:p>
     <w:p>
@@ -7477,228 +7844,9 @@
           <w:sz w:val="18"/>
           <w:szCs w:val="18"/>
         </w:rPr>
-        <w:t>Στις περιπτώσεις λύσης της σύμβασης για σπουδαίο λόγο {_</w:t>
-      </w:r>
-      <w:r>
-        <w:rPr>
-          <w:rFonts w:cs="DejaVu Sans Condensed" w:ascii="DejaVu Sans Condensed" w:hAnsi="DejaVu Sans Condensed"/>
-          <w:sz w:val="18"/>
-          <w:szCs w:val="18"/>
-          <w:lang w:val="en-US"/>
-        </w:rPr>
-        <w:t>ERGODOTHS</w:t>
-      </w:r>
-      <w:r>
-        <w:rPr>
-          <w:rFonts w:cs="DejaVu Sans Condensed" w:ascii="DejaVu Sans Condensed" w:hAnsi="DejaVu Sans Condensed"/>
-          <w:sz w:val="18"/>
-          <w:szCs w:val="18"/>
-        </w:rPr>
-        <w:t>} δικαιούται να προτείνει σε συμψηφισμό με την τυχόν νόμιμη αποζημίωση τ{_</w:t>
-      </w:r>
-      <w:r>
-        <w:rPr>
-          <w:rFonts w:cs="DejaVu Sans Condensed" w:ascii="DejaVu Sans Condensed" w:hAnsi="DejaVu Sans Condensed"/>
-          <w:sz w:val="18"/>
-          <w:szCs w:val="18"/>
-          <w:lang w:val="en-US"/>
-        </w:rPr>
-        <w:t>GENIKH</w:t>
-      </w:r>
-      <w:r>
-        <w:rPr>
-          <w:rFonts w:cs="DejaVu Sans Condensed" w:ascii="DejaVu Sans Condensed" w:hAnsi="DejaVu Sans Condensed"/>
-          <w:sz w:val="18"/>
-          <w:szCs w:val="18"/>
-        </w:rPr>
-        <w:t>_</w:t>
-      </w:r>
-      <w:r>
-        <w:rPr>
-          <w:rFonts w:cs="DejaVu Sans Condensed" w:ascii="DejaVu Sans Condensed" w:hAnsi="DejaVu Sans Condensed"/>
-          <w:sz w:val="18"/>
-          <w:szCs w:val="18"/>
-          <w:lang w:val="en-US"/>
-        </w:rPr>
-        <w:t>A</w:t>
-      </w:r>
-      <w:r>
-        <w:rPr>
-          <w:rFonts w:cs="DejaVu Sans Condensed" w:ascii="DejaVu Sans Condensed" w:hAnsi="DejaVu Sans Condensed"/>
-          <w:sz w:val="18"/>
-          <w:szCs w:val="18"/>
-        </w:rPr>
-        <w:t>} {_</w:t>
-      </w:r>
-      <w:r>
-        <w:rPr>
-          <w:rFonts w:cs="DejaVu Sans Condensed" w:ascii="DejaVu Sans Condensed" w:hAnsi="DejaVu Sans Condensed"/>
-          <w:sz w:val="18"/>
-          <w:szCs w:val="18"/>
-          <w:lang w:val="en-US"/>
-        </w:rPr>
-        <w:t>TYPOS</w:t>
-      </w:r>
-      <w:r>
-        <w:rPr>
-          <w:rFonts w:cs="DejaVu Sans Condensed" w:ascii="DejaVu Sans Condensed" w:hAnsi="DejaVu Sans Condensed"/>
-          <w:sz w:val="18"/>
-          <w:szCs w:val="18"/>
-        </w:rPr>
-        <w:t>_</w:t>
-      </w:r>
-      <w:r>
-        <w:rPr>
-          <w:rFonts w:cs="DejaVu Sans Condensed" w:ascii="DejaVu Sans Condensed" w:hAnsi="DejaVu Sans Condensed"/>
-          <w:sz w:val="18"/>
-          <w:szCs w:val="18"/>
-          <w:lang w:val="en-US"/>
-        </w:rPr>
-        <w:t>ERG</w:t>
-      </w:r>
-      <w:r>
-        <w:rPr>
-          <w:rFonts w:cs="DejaVu Sans Condensed" w:ascii="DejaVu Sans Condensed" w:hAnsi="DejaVu Sans Condensed"/>
-          <w:sz w:val="18"/>
-          <w:szCs w:val="18"/>
-        </w:rPr>
-        <w:t>_</w:t>
-      </w:r>
-      <w:r>
-        <w:rPr>
-          <w:rFonts w:cs="DejaVu Sans Condensed" w:ascii="DejaVu Sans Condensed" w:hAnsi="DejaVu Sans Condensed"/>
-          <w:sz w:val="18"/>
-          <w:szCs w:val="18"/>
-          <w:lang w:val="en-US"/>
-        </w:rPr>
-        <w:t>GENIKH</w:t>
-      </w:r>
-      <w:r>
-        <w:rPr>
-          <w:rFonts w:cs="DejaVu Sans Condensed" w:ascii="DejaVu Sans Condensed" w:hAnsi="DejaVu Sans Condensed"/>
-          <w:sz w:val="18"/>
-          <w:szCs w:val="18"/>
-        </w:rPr>
-        <w:t>} κάθε αξίωση που διατηρεί σε βάρος τ{_</w:t>
-      </w:r>
-      <w:r>
-        <w:rPr>
-          <w:rFonts w:cs="DejaVu Sans Condensed" w:ascii="DejaVu Sans Condensed" w:hAnsi="DejaVu Sans Condensed"/>
-          <w:sz w:val="18"/>
-          <w:szCs w:val="18"/>
-          <w:lang w:val="en-US"/>
-        </w:rPr>
-        <w:t>GENIKH</w:t>
-      </w:r>
-      <w:r>
-        <w:rPr>
-          <w:rFonts w:cs="DejaVu Sans Condensed" w:ascii="DejaVu Sans Condensed" w:hAnsi="DejaVu Sans Condensed"/>
-          <w:sz w:val="18"/>
-          <w:szCs w:val="18"/>
-        </w:rPr>
-        <w:t>_</w:t>
-      </w:r>
-      <w:r>
-        <w:rPr>
-          <w:rFonts w:cs="DejaVu Sans Condensed" w:ascii="DejaVu Sans Condensed" w:hAnsi="DejaVu Sans Condensed"/>
-          <w:sz w:val="18"/>
-          <w:szCs w:val="18"/>
-          <w:lang w:val="en-US"/>
-        </w:rPr>
-        <w:t>A</w:t>
-      </w:r>
-      <w:r>
-        <w:rPr>
-          <w:rFonts w:cs="DejaVu Sans Condensed" w:ascii="DejaVu Sans Condensed" w:hAnsi="DejaVu Sans Condensed"/>
-          <w:sz w:val="18"/>
-          <w:szCs w:val="18"/>
-        </w:rPr>
-        <w:t>} {_</w:t>
-      </w:r>
-      <w:r>
-        <w:rPr>
-          <w:rFonts w:cs="DejaVu Sans Condensed" w:ascii="DejaVu Sans Condensed" w:hAnsi="DejaVu Sans Condensed"/>
-          <w:sz w:val="18"/>
-          <w:szCs w:val="18"/>
-          <w:lang w:val="en-US"/>
-        </w:rPr>
-        <w:t>TYPOS</w:t>
-      </w:r>
-      <w:r>
-        <w:rPr>
-          <w:rFonts w:cs="DejaVu Sans Condensed" w:ascii="DejaVu Sans Condensed" w:hAnsi="DejaVu Sans Condensed"/>
-          <w:sz w:val="18"/>
-          <w:szCs w:val="18"/>
-        </w:rPr>
-        <w:t>_</w:t>
-      </w:r>
-      <w:r>
-        <w:rPr>
-          <w:rFonts w:cs="DejaVu Sans Condensed" w:ascii="DejaVu Sans Condensed" w:hAnsi="DejaVu Sans Condensed"/>
-          <w:sz w:val="18"/>
-          <w:szCs w:val="18"/>
-          <w:lang w:val="en-US"/>
-        </w:rPr>
-        <w:t>ERG</w:t>
-      </w:r>
-      <w:r>
-        <w:rPr>
-          <w:rFonts w:cs="DejaVu Sans Condensed" w:ascii="DejaVu Sans Condensed" w:hAnsi="DejaVu Sans Condensed"/>
-          <w:sz w:val="18"/>
-          <w:szCs w:val="18"/>
-        </w:rPr>
-        <w:t>_</w:t>
-      </w:r>
-      <w:r>
-        <w:rPr>
-          <w:rFonts w:cs="DejaVu Sans Condensed" w:ascii="DejaVu Sans Condensed" w:hAnsi="DejaVu Sans Condensed"/>
-          <w:sz w:val="18"/>
-          <w:szCs w:val="18"/>
-          <w:lang w:val="en-US"/>
-        </w:rPr>
-        <w:t>GENIKH</w:t>
-      </w:r>
-      <w:r>
-        <w:rPr>
-          <w:rFonts w:cs="DejaVu Sans Condensed" w:ascii="DejaVu Sans Condensed" w:hAnsi="DejaVu Sans Condensed"/>
-          <w:sz w:val="18"/>
-          <w:szCs w:val="18"/>
-        </w:rPr>
-        <w:t>} για οποιονδήποτε λόγο , ως ενδεικτικώς λόγω της ελαττωματικής εργασίας τ{_</w:t>
-      </w:r>
-      <w:r>
-        <w:rPr>
-          <w:rFonts w:cs="DejaVu Sans Condensed" w:ascii="DejaVu Sans Condensed" w:hAnsi="DejaVu Sans Condensed"/>
-          <w:sz w:val="18"/>
-          <w:szCs w:val="18"/>
-          <w:lang w:val="en-US"/>
-        </w:rPr>
-        <w:t>GENIKH</w:t>
-      </w:r>
-      <w:r>
-        <w:rPr>
-          <w:rFonts w:cs="DejaVu Sans Condensed" w:ascii="DejaVu Sans Condensed" w:hAnsi="DejaVu Sans Condensed"/>
-          <w:sz w:val="18"/>
-          <w:szCs w:val="18"/>
-        </w:rPr>
-        <w:t>_</w:t>
-      </w:r>
-      <w:r>
-        <w:rPr>
-          <w:rFonts w:cs="DejaVu Sans Condensed" w:ascii="DejaVu Sans Condensed" w:hAnsi="DejaVu Sans Condensed"/>
-          <w:sz w:val="18"/>
-          <w:szCs w:val="18"/>
-          <w:lang w:val="en-US"/>
-        </w:rPr>
-        <w:t>A</w:t>
-      </w:r>
-      <w:r>
-        <w:rPr>
-          <w:rFonts w:cs="DejaVu Sans Condensed" w:ascii="DejaVu Sans Condensed" w:hAnsi="DejaVu Sans Condensed"/>
-          <w:sz w:val="18"/>
-          <w:szCs w:val="18"/>
-        </w:rPr>
-        <w:t>} , της παράβασης της υποχρέωσης πίστης κλπ</w:t>
+        <w:t xml:space="preserve">ε) </w:t>
+        <w:tab/>
+        <w:t>απειλούμενη οικονομική καταστροφή {_ERGODOTHS_GENIKH}.</w:t>
       </w:r>
     </w:p>
     <w:p>
@@ -7708,68 +7856,59 @@
         <w:jc w:val="both"/>
         <w:rPr>
           <w:rFonts w:ascii="DejaVu Sans Condensed" w:hAnsi="DejaVu Sans Condensed" w:cs="DejaVu Sans Condensed"/>
-          <w:i/>
-          <w:i/>
-          <w:iCs/>
-          <w:sz w:val="18"/>
-          <w:szCs w:val="18"/>
-          <w:u w:val="single"/>
+          <w:sz w:val="18"/>
+          <w:szCs w:val="18"/>
         </w:rPr>
       </w:pPr>
       <w:r>
         <w:rPr>
           <w:rFonts w:cs="DejaVu Sans Condensed" w:ascii="DejaVu Sans Condensed" w:hAnsi="DejaVu Sans Condensed"/>
-          <w:b/>
-          <w:bCs/>
-          <w:sz w:val="18"/>
-          <w:szCs w:val="18"/>
-        </w:rPr>
-        <w:t xml:space="preserve">8.3. </w:t>
-      </w:r>
-      <w:r>
-        <w:rPr>
-          <w:rFonts w:cs="DejaVu Sans Condensed" w:ascii="DejaVu Sans Condensed" w:hAnsi="DejaVu Sans Condensed"/>
-          <w:b/>
-          <w:bCs/>
-          <w:i/>
-          <w:iCs/>
-          <w:sz w:val="18"/>
-          <w:szCs w:val="18"/>
-        </w:rPr>
-        <w:t>Καταγγελία της σύμβασης από τ{_</w:t>
-      </w:r>
-      <w:r>
-        <w:rPr>
-          <w:rFonts w:cs="DejaVu Sans Condensed" w:ascii="DejaVu Sans Condensed" w:hAnsi="DejaVu Sans Condensed"/>
-          <w:b/>
-          <w:bCs/>
-          <w:i/>
-          <w:iCs/>
-          <w:sz w:val="18"/>
-          <w:szCs w:val="18"/>
-          <w:lang w:val="en-US"/>
-        </w:rPr>
-        <w:t>AITIATIKH</w:t>
-      </w:r>
-      <w:r>
-        <w:rPr>
-          <w:rFonts w:cs="DejaVu Sans Condensed" w:ascii="DejaVu Sans Condensed" w:hAnsi="DejaVu Sans Condensed"/>
-          <w:b/>
-          <w:bCs/>
-          <w:i/>
-          <w:iCs/>
-          <w:sz w:val="18"/>
-          <w:szCs w:val="18"/>
-        </w:rPr>
-        <w:t>_</w:t>
-      </w:r>
-      <w:r>
-        <w:rPr>
-          <w:rFonts w:cs="DejaVu Sans Condensed" w:ascii="DejaVu Sans Condensed" w:hAnsi="DejaVu Sans Condensed"/>
-          <w:b/>
-          <w:bCs/>
-          <w:i/>
-          <w:iCs/>
+          <w:sz w:val="18"/>
+          <w:szCs w:val="18"/>
+        </w:rPr>
+        <w:t xml:space="preserve">στ) </w:t>
+        <w:tab/>
+        <w:t>αντισυμβατική δ</w:t>
+      </w:r>
+      <w:r>
+        <w:rPr>
+          <w:rFonts w:eastAsia="Calibri" w:cs="DejaVu Sans Condensed" w:ascii="DejaVu Sans Condensed" w:hAnsi="DejaVu Sans Condensed" w:eastAsiaTheme="minorHAnsi"/>
+          <w:color w:val="auto"/>
+          <w:kern w:val="0"/>
+          <w:sz w:val="18"/>
+          <w:szCs w:val="18"/>
+          <w:lang w:val="el-GR" w:eastAsia="en-US" w:bidi="ar-SA"/>
+        </w:rPr>
+        <w:t>ό</w:t>
+      </w:r>
+      <w:r>
+        <w:rPr>
+          <w:rFonts w:cs="DejaVu Sans Condensed" w:ascii="DejaVu Sans Condensed" w:hAnsi="DejaVu Sans Condensed"/>
+          <w:sz w:val="18"/>
+          <w:szCs w:val="18"/>
+        </w:rPr>
+        <w:t>λια συμπεριφορά τ{_</w:t>
+      </w:r>
+      <w:r>
+        <w:rPr>
+          <w:rFonts w:cs="DejaVu Sans Condensed" w:ascii="DejaVu Sans Condensed" w:hAnsi="DejaVu Sans Condensed"/>
+          <w:sz w:val="18"/>
+          <w:szCs w:val="18"/>
+          <w:lang w:val="en-US"/>
+        </w:rPr>
+        <w:t>GENIKH</w:t>
+      </w:r>
+      <w:r>
+        <w:rPr>
+          <w:rFonts w:cs="DejaVu Sans Condensed" w:ascii="DejaVu Sans Condensed" w:hAnsi="DejaVu Sans Condensed"/>
+          <w:sz w:val="18"/>
+          <w:szCs w:val="18"/>
+        </w:rPr>
+        <w:t>_</w:t>
+      </w:r>
+      <w:r>
+        <w:rPr>
+          <w:rFonts w:cs="DejaVu Sans Condensed" w:ascii="DejaVu Sans Condensed" w:hAnsi="DejaVu Sans Condensed"/>
           <w:sz w:val="18"/>
           <w:szCs w:val="18"/>
           <w:lang w:val="en-US"/>
@@ -7779,10 +7918,6 @@
       <w:r>
         <w:rPr>
           <w:rFonts w:cs="DejaVu Sans Condensed" w:ascii="DejaVu Sans Condensed" w:hAnsi="DejaVu Sans Condensed"/>
-          <w:b/>
-          <w:bCs/>
-          <w:i/>
-          <w:iCs/>
           <w:sz w:val="18"/>
           <w:szCs w:val="18"/>
         </w:rPr>
@@ -7791,10 +7926,6 @@
       <w:r>
         <w:rPr>
           <w:rFonts w:cs="DejaVu Sans Condensed" w:ascii="DejaVu Sans Condensed" w:hAnsi="DejaVu Sans Condensed"/>
-          <w:b/>
-          <w:bCs/>
-          <w:i/>
-          <w:iCs/>
           <w:sz w:val="18"/>
           <w:szCs w:val="18"/>
           <w:lang w:val="en-US"/>
@@ -7804,22 +7935,14 @@
       <w:r>
         <w:rPr>
           <w:rFonts w:cs="DejaVu Sans Condensed" w:ascii="DejaVu Sans Condensed" w:hAnsi="DejaVu Sans Condensed"/>
-          <w:b/>
-          <w:bCs/>
-          <w:i/>
-          <w:iCs/>
-          <w:sz w:val="18"/>
-          <w:szCs w:val="18"/>
-        </w:rPr>
-        <w:t>_</w:t>
-      </w:r>
-      <w:r>
-        <w:rPr>
-          <w:rFonts w:cs="DejaVu Sans Condensed" w:ascii="DejaVu Sans Condensed" w:hAnsi="DejaVu Sans Condensed"/>
-          <w:b/>
-          <w:bCs/>
-          <w:i/>
-          <w:iCs/>
+          <w:sz w:val="18"/>
+          <w:szCs w:val="18"/>
+        </w:rPr>
+        <w:t>_</w:t>
+      </w:r>
+      <w:r>
+        <w:rPr>
+          <w:rFonts w:cs="DejaVu Sans Condensed" w:ascii="DejaVu Sans Condensed" w:hAnsi="DejaVu Sans Condensed"/>
           <w:sz w:val="18"/>
           <w:szCs w:val="18"/>
           <w:lang w:val="en-US"/>
@@ -7829,60 +7952,61 @@
       <w:r>
         <w:rPr>
           <w:rFonts w:cs="DejaVu Sans Condensed" w:ascii="DejaVu Sans Condensed" w:hAnsi="DejaVu Sans Condensed"/>
-          <w:b/>
-          <w:bCs/>
-          <w:i/>
-          <w:iCs/>
-          <w:sz w:val="18"/>
-          <w:szCs w:val="18"/>
-        </w:rPr>
-        <w:t>_</w:t>
-      </w:r>
-      <w:r>
-        <w:rPr>
-          <w:rFonts w:cs="DejaVu Sans Condensed" w:ascii="DejaVu Sans Condensed" w:hAnsi="DejaVu Sans Condensed"/>
-          <w:b/>
-          <w:bCs/>
-          <w:i/>
-          <w:iCs/>
-          <w:sz w:val="18"/>
-          <w:szCs w:val="18"/>
-          <w:lang w:val="en-US"/>
-        </w:rPr>
-        <w:t>AITIATIKH</w:t>
-      </w:r>
-      <w:r>
-        <w:rPr>
-          <w:rFonts w:cs="DejaVu Sans Condensed" w:ascii="DejaVu Sans Condensed" w:hAnsi="DejaVu Sans Condensed"/>
-          <w:b/>
-          <w:bCs/>
-          <w:i/>
-          <w:iCs/>
-          <w:sz w:val="18"/>
-          <w:szCs w:val="18"/>
-        </w:rPr>
-        <w:t>}</w:t>
-      </w:r>
-      <w:r>
-        <w:rPr>
-          <w:rFonts w:cs="DejaVu Sans Condensed" w:ascii="DejaVu Sans Condensed" w:hAnsi="DejaVu Sans Condensed"/>
-          <w:i/>
-          <w:iCs/>
-          <w:sz w:val="18"/>
-          <w:szCs w:val="18"/>
-        </w:rPr>
-        <w:t>.</w:t>
-      </w:r>
-      <w:r>
-        <w:rPr>
-          <w:rFonts w:cs="DejaVu Sans Condensed" w:ascii="DejaVu Sans Condensed" w:hAnsi="DejaVu Sans Condensed"/>
-          <w:i/>
-          <w:iCs/>
-          <w:sz w:val="18"/>
-          <w:szCs w:val="18"/>
-          <w:u w:val="single"/>
-        </w:rPr>
-        <w:t xml:space="preserve"> </w:t>
+          <w:sz w:val="18"/>
+          <w:szCs w:val="18"/>
+        </w:rPr>
+        <w:t>_</w:t>
+      </w:r>
+      <w:r>
+        <w:rPr>
+          <w:rFonts w:cs="DejaVu Sans Condensed" w:ascii="DejaVu Sans Condensed" w:hAnsi="DejaVu Sans Condensed"/>
+          <w:sz w:val="18"/>
+          <w:szCs w:val="18"/>
+          <w:lang w:val="en-US"/>
+        </w:rPr>
+        <w:t>GENIKH</w:t>
+      </w:r>
+      <w:r>
+        <w:rPr>
+          <w:rFonts w:cs="DejaVu Sans Condensed" w:ascii="DejaVu Sans Condensed" w:hAnsi="DejaVu Sans Condensed"/>
+          <w:sz w:val="18"/>
+          <w:szCs w:val="18"/>
+        </w:rPr>
+        <w:t>}, πρόκληση ζημίας σ{_ERGODOTHS_AITIATIKH} ή παράβαση μιας εκ των υποχρεώσεών τ{_</w:t>
+      </w:r>
+      <w:r>
+        <w:rPr>
+          <w:rFonts w:cs="DejaVu Sans Condensed" w:ascii="DejaVu Sans Condensed" w:hAnsi="DejaVu Sans Condensed"/>
+          <w:sz w:val="18"/>
+          <w:szCs w:val="18"/>
+          <w:lang w:val="en-US"/>
+        </w:rPr>
+        <w:t>GENIKH</w:t>
+      </w:r>
+      <w:r>
+        <w:rPr>
+          <w:rFonts w:cs="DejaVu Sans Condensed" w:ascii="DejaVu Sans Condensed" w:hAnsi="DejaVu Sans Condensed"/>
+          <w:sz w:val="18"/>
+          <w:szCs w:val="18"/>
+        </w:rPr>
+        <w:t>_</w:t>
+      </w:r>
+      <w:r>
+        <w:rPr>
+          <w:rFonts w:cs="DejaVu Sans Condensed" w:ascii="DejaVu Sans Condensed" w:hAnsi="DejaVu Sans Condensed"/>
+          <w:sz w:val="18"/>
+          <w:szCs w:val="18"/>
+          <w:lang w:val="en-US"/>
+        </w:rPr>
+        <w:t>A</w:t>
+      </w:r>
+      <w:r>
+        <w:rPr>
+          <w:rFonts w:cs="DejaVu Sans Condensed" w:ascii="DejaVu Sans Condensed" w:hAnsi="DejaVu Sans Condensed"/>
+          <w:sz w:val="18"/>
+          <w:szCs w:val="18"/>
+        </w:rPr>
+        <w:t>} που αναφέρονται στους όρους  της παρούσας συμβάσεως.</w:t>
       </w:r>
     </w:p>
     <w:p>
@@ -7902,92 +8026,20 @@
           <w:sz w:val="18"/>
           <w:szCs w:val="18"/>
         </w:rPr>
-        <w:t>Σε περίπτωση καταγγελίας εκ μέρους τ{_</w:t>
-      </w:r>
-      <w:r>
-        <w:rPr>
-          <w:rFonts w:cs="DejaVu Sans Condensed" w:ascii="DejaVu Sans Condensed" w:hAnsi="DejaVu Sans Condensed"/>
-          <w:sz w:val="18"/>
-          <w:szCs w:val="18"/>
-          <w:lang w:val="en-US"/>
-        </w:rPr>
-        <w:t>GENIKH</w:t>
-      </w:r>
-      <w:r>
-        <w:rPr>
-          <w:rFonts w:cs="DejaVu Sans Condensed" w:ascii="DejaVu Sans Condensed" w:hAnsi="DejaVu Sans Condensed"/>
-          <w:sz w:val="18"/>
-          <w:szCs w:val="18"/>
-        </w:rPr>
-        <w:t>_</w:t>
-      </w:r>
-      <w:r>
-        <w:rPr>
-          <w:rFonts w:cs="DejaVu Sans Condensed" w:ascii="DejaVu Sans Condensed" w:hAnsi="DejaVu Sans Condensed"/>
-          <w:sz w:val="18"/>
-          <w:szCs w:val="18"/>
-          <w:lang w:val="en-US"/>
-        </w:rPr>
-        <w:t>A</w:t>
-      </w:r>
-      <w:r>
-        <w:rPr>
-          <w:rFonts w:cs="DejaVu Sans Condensed" w:ascii="DejaVu Sans Condensed" w:hAnsi="DejaVu Sans Condensed"/>
-          <w:sz w:val="18"/>
-          <w:szCs w:val="18"/>
-        </w:rPr>
-        <w:t>} {_</w:t>
-      </w:r>
-      <w:r>
-        <w:rPr>
-          <w:rFonts w:cs="DejaVu Sans Condensed" w:ascii="DejaVu Sans Condensed" w:hAnsi="DejaVu Sans Condensed"/>
-          <w:sz w:val="18"/>
-          <w:szCs w:val="18"/>
-          <w:lang w:val="en-US"/>
-        </w:rPr>
-        <w:t>TYPOS</w:t>
-      </w:r>
-      <w:r>
-        <w:rPr>
-          <w:rFonts w:cs="DejaVu Sans Condensed" w:ascii="DejaVu Sans Condensed" w:hAnsi="DejaVu Sans Condensed"/>
-          <w:sz w:val="18"/>
-          <w:szCs w:val="18"/>
-        </w:rPr>
-        <w:t>_</w:t>
-      </w:r>
-      <w:r>
-        <w:rPr>
-          <w:rFonts w:cs="DejaVu Sans Condensed" w:ascii="DejaVu Sans Condensed" w:hAnsi="DejaVu Sans Condensed"/>
-          <w:sz w:val="18"/>
-          <w:szCs w:val="18"/>
-          <w:lang w:val="en-US"/>
-        </w:rPr>
-        <w:t>ERG</w:t>
-      </w:r>
-      <w:r>
-        <w:rPr>
-          <w:rFonts w:cs="DejaVu Sans Condensed" w:ascii="DejaVu Sans Condensed" w:hAnsi="DejaVu Sans Condensed"/>
-          <w:sz w:val="18"/>
-          <w:szCs w:val="18"/>
-        </w:rPr>
-        <w:t>_</w:t>
-      </w:r>
-      <w:r>
-        <w:rPr>
-          <w:rFonts w:cs="DejaVu Sans Condensed" w:ascii="DejaVu Sans Condensed" w:hAnsi="DejaVu Sans Condensed"/>
-          <w:sz w:val="18"/>
-          <w:szCs w:val="18"/>
-          <w:lang w:val="en-US"/>
-        </w:rPr>
-        <w:t>GENIKH</w:t>
-      </w:r>
-      <w:r>
-        <w:rPr>
-          <w:rFonts w:cs="DejaVu Sans Condensed" w:ascii="DejaVu Sans Condensed" w:hAnsi="DejaVu Sans Condensed"/>
-          <w:sz w:val="18"/>
-          <w:szCs w:val="18"/>
-        </w:rPr>
-        <w:t xml:space="preserve">} υπάρχει υποχρέωση προειδοποίησης όπως νόμος ορίζει το άρθρο 337 του ΠΔ 80/2022 (Κώδικας Ατομικού Εργατικού Δικαίου) και άρθρο 4 Ν. 2112/1920 όπως οι εν λόγω διατάξεις ισχύουν και σε κάθε περίπτωση προ  τουλάχιστον ένα (1) μήνα. </w:t>
+        <w:t>ζ)</w:t>
+        <w:tab/>
+        <w:t>κατ</w:t>
+      </w:r>
+      <w:r>
+        <w:rPr>
+          <w:rFonts w:eastAsia="Calibri" w:cs="DejaVu Sans Condensed" w:ascii="DejaVu Sans Condensed" w:hAnsi="DejaVu Sans Condensed" w:eastAsiaTheme="minorHAnsi"/>
+          <w:color w:val="auto"/>
+          <w:kern w:val="0"/>
+          <w:sz w:val="18"/>
+          <w:szCs w:val="18"/>
+          <w:lang w:val="el-GR" w:eastAsia="en-US" w:bidi="ar-SA"/>
+        </w:rPr>
+        <w:t>ά σύστημα ή/και με σόλιο τροπο καταστρατήγηση του συστήματος της ψηφιακής κάρτας.</w:t>
       </w:r>
     </w:p>
     <w:p>
@@ -8007,16 +8059,33 @@
           <w:sz w:val="18"/>
           <w:szCs w:val="18"/>
         </w:rPr>
-        <w:t>Εάν {_</w:t>
-      </w:r>
-      <w:r>
-        <w:rPr>
-          <w:rFonts w:cs="DejaVu Sans Condensed" w:ascii="DejaVu Sans Condensed" w:hAnsi="DejaVu Sans Condensed"/>
-          <w:sz w:val="18"/>
-          <w:szCs w:val="18"/>
-          <w:lang w:val="en-US"/>
-        </w:rPr>
-        <w:t>ONOMASTIKH</w:t>
+        <w:t>Στις περιπτώσεις λύσης της σύμβασης για σπουδαίο λόγο {_</w:t>
+      </w:r>
+      <w:r>
+        <w:rPr>
+          <w:rFonts w:cs="DejaVu Sans Condensed" w:ascii="DejaVu Sans Condensed" w:hAnsi="DejaVu Sans Condensed"/>
+          <w:sz w:val="18"/>
+          <w:szCs w:val="18"/>
+          <w:lang w:val="en-US"/>
+        </w:rPr>
+        <w:t>ERGODOTHS</w:t>
+      </w:r>
+      <w:r>
+        <w:rPr>
+          <w:rFonts w:cs="DejaVu Sans Condensed" w:ascii="DejaVu Sans Condensed" w:hAnsi="DejaVu Sans Condensed"/>
+          <w:sz w:val="18"/>
+          <w:szCs w:val="18"/>
+        </w:rPr>
+        <w:t>} δικαιούται να προτείνει σε συμψηφισμό με την τυχόν νόμιμη αποζημίωση τ{_</w:t>
+      </w:r>
+      <w:r>
+        <w:rPr>
+          <w:rFonts w:cs="DejaVu Sans Condensed" w:ascii="DejaVu Sans Condensed" w:hAnsi="DejaVu Sans Condensed"/>
+          <w:sz w:val="18"/>
+          <w:szCs w:val="18"/>
+          <w:lang w:val="en-US"/>
+        </w:rPr>
+        <w:t>GENIKH</w:t>
       </w:r>
       <w:r>
         <w:rPr>
@@ -8075,23 +8144,6 @@
           <w:sz w:val="18"/>
           <w:szCs w:val="18"/>
         </w:rPr>
-        <w:t>} δεν τηρήσει την εκάστοτε νόμιμη προθεσμία και  ανεξαρτήτως τυχόν άλλων δικαιωμάτων {_</w:t>
-      </w:r>
-      <w:r>
-        <w:rPr>
-          <w:rFonts w:cs="DejaVu Sans Condensed" w:ascii="DejaVu Sans Condensed" w:hAnsi="DejaVu Sans Condensed"/>
-          <w:sz w:val="18"/>
-          <w:szCs w:val="18"/>
-          <w:lang w:val="en-US"/>
-        </w:rPr>
-        <w:t>ERGODOTHS</w:t>
-      </w:r>
-      <w:r>
-        <w:rPr>
-          <w:rFonts w:cs="DejaVu Sans Condensed" w:ascii="DejaVu Sans Condensed" w:hAnsi="DejaVu Sans Condensed"/>
-          <w:sz w:val="18"/>
-          <w:szCs w:val="18"/>
-        </w:rPr>
         <w:t>_</w:t>
       </w:r>
       <w:r>
@@ -8109,58 +8161,7 @@
           <w:sz w:val="18"/>
           <w:szCs w:val="18"/>
         </w:rPr>
-        <w:t>}, οφείλει να καταβάλει σ{_</w:t>
-      </w:r>
-      <w:r>
-        <w:rPr>
-          <w:rFonts w:cs="DejaVu Sans Condensed" w:ascii="DejaVu Sans Condensed" w:hAnsi="DejaVu Sans Condensed"/>
-          <w:sz w:val="18"/>
-          <w:szCs w:val="18"/>
-          <w:lang w:val="en-US"/>
-        </w:rPr>
-        <w:t>ERGODOTHS</w:t>
-      </w:r>
-      <w:r>
-        <w:rPr>
-          <w:rFonts w:cs="DejaVu Sans Condensed" w:ascii="DejaVu Sans Condensed" w:hAnsi="DejaVu Sans Condensed"/>
-          <w:sz w:val="18"/>
-          <w:szCs w:val="18"/>
-        </w:rPr>
-        <w:t>_</w:t>
-      </w:r>
-      <w:r>
-        <w:rPr>
-          <w:rFonts w:cs="DejaVu Sans Condensed" w:ascii="DejaVu Sans Condensed" w:hAnsi="DejaVu Sans Condensed"/>
-          <w:sz w:val="18"/>
-          <w:szCs w:val="18"/>
-          <w:lang w:val="en-US"/>
-        </w:rPr>
-        <w:t>AITIATIKH</w:t>
-      </w:r>
-      <w:r>
-        <w:rPr>
-          <w:rFonts w:cs="DejaVu Sans Condensed" w:ascii="DejaVu Sans Condensed" w:hAnsi="DejaVu Sans Condensed"/>
-          <w:sz w:val="18"/>
-          <w:szCs w:val="18"/>
-        </w:rPr>
-        <w:t>} αποζημίωση ίση με τις αποδοχές που θα έπαιρνε κατά το αντίστοιχο χρονικό διάστημα, {_</w:t>
-      </w:r>
-      <w:r>
-        <w:rPr>
-          <w:rFonts w:cs="DejaVu Sans Condensed" w:ascii="DejaVu Sans Condensed" w:hAnsi="DejaVu Sans Condensed"/>
-          <w:sz w:val="18"/>
-          <w:szCs w:val="18"/>
-          <w:lang w:val="en-US"/>
-        </w:rPr>
-        <w:t>ERGODOTHS</w:t>
-      </w:r>
-      <w:r>
-        <w:rPr>
-          <w:rFonts w:cs="DejaVu Sans Condensed" w:ascii="DejaVu Sans Condensed" w:hAnsi="DejaVu Sans Condensed"/>
-          <w:sz w:val="18"/>
-          <w:szCs w:val="18"/>
-        </w:rPr>
-        <w:t>_</w:t>
+        <w:t>} κάθε αξίωση που διατηρεί σε βάρος τ{_</w:t>
       </w:r>
       <w:r>
         <w:rPr>
@@ -8177,7 +8178,58 @@
           <w:sz w:val="18"/>
           <w:szCs w:val="18"/>
         </w:rPr>
-        <w:t>} δικαιούμενης ν΄ αξιώσει και κάθε επιπλέον ζημία που τυχόν υποστεί συνεπεία της ως άνω συμπεριφοράς τ{_</w:t>
+        <w:t>_</w:t>
+      </w:r>
+      <w:r>
+        <w:rPr>
+          <w:rFonts w:cs="DejaVu Sans Condensed" w:ascii="DejaVu Sans Condensed" w:hAnsi="DejaVu Sans Condensed"/>
+          <w:sz w:val="18"/>
+          <w:szCs w:val="18"/>
+          <w:lang w:val="en-US"/>
+        </w:rPr>
+        <w:t>A</w:t>
+      </w:r>
+      <w:r>
+        <w:rPr>
+          <w:rFonts w:cs="DejaVu Sans Condensed" w:ascii="DejaVu Sans Condensed" w:hAnsi="DejaVu Sans Condensed"/>
+          <w:sz w:val="18"/>
+          <w:szCs w:val="18"/>
+        </w:rPr>
+        <w:t>} {_</w:t>
+      </w:r>
+      <w:r>
+        <w:rPr>
+          <w:rFonts w:cs="DejaVu Sans Condensed" w:ascii="DejaVu Sans Condensed" w:hAnsi="DejaVu Sans Condensed"/>
+          <w:sz w:val="18"/>
+          <w:szCs w:val="18"/>
+          <w:lang w:val="en-US"/>
+        </w:rPr>
+        <w:t>TYPOS</w:t>
+      </w:r>
+      <w:r>
+        <w:rPr>
+          <w:rFonts w:cs="DejaVu Sans Condensed" w:ascii="DejaVu Sans Condensed" w:hAnsi="DejaVu Sans Condensed"/>
+          <w:sz w:val="18"/>
+          <w:szCs w:val="18"/>
+        </w:rPr>
+        <w:t>_</w:t>
+      </w:r>
+      <w:r>
+        <w:rPr>
+          <w:rFonts w:cs="DejaVu Sans Condensed" w:ascii="DejaVu Sans Condensed" w:hAnsi="DejaVu Sans Condensed"/>
+          <w:sz w:val="18"/>
+          <w:szCs w:val="18"/>
+          <w:lang w:val="en-US"/>
+        </w:rPr>
+        <w:t>ERG</w:t>
+      </w:r>
+      <w:r>
+        <w:rPr>
+          <w:rFonts w:cs="DejaVu Sans Condensed" w:ascii="DejaVu Sans Condensed" w:hAnsi="DejaVu Sans Condensed"/>
+          <w:sz w:val="18"/>
+          <w:szCs w:val="18"/>
+        </w:rPr>
+        <w:t>_</w:t>
       </w:r>
       <w:r>
         <w:rPr>
@@ -8194,6 +8246,23 @@
           <w:sz w:val="18"/>
           <w:szCs w:val="18"/>
         </w:rPr>
+        <w:t>} για οποιονδήποτε λόγο , ως ενδεικτικώς λόγω της ελαττωματικής εργασίας τ{_</w:t>
+      </w:r>
+      <w:r>
+        <w:rPr>
+          <w:rFonts w:cs="DejaVu Sans Condensed" w:ascii="DejaVu Sans Condensed" w:hAnsi="DejaVu Sans Condensed"/>
+          <w:sz w:val="18"/>
+          <w:szCs w:val="18"/>
+          <w:lang w:val="en-US"/>
+        </w:rPr>
+        <w:t>GENIKH</w:t>
+      </w:r>
+      <w:r>
+        <w:rPr>
+          <w:rFonts w:cs="DejaVu Sans Condensed" w:ascii="DejaVu Sans Condensed" w:hAnsi="DejaVu Sans Condensed"/>
+          <w:sz w:val="18"/>
+          <w:szCs w:val="18"/>
+        </w:rPr>
         <w:t>_</w:t>
       </w:r>
       <w:r>
@@ -8211,58 +8280,7 @@
           <w:sz w:val="18"/>
           <w:szCs w:val="18"/>
         </w:rPr>
-        <w:t>} {_</w:t>
-      </w:r>
-      <w:r>
-        <w:rPr>
-          <w:rFonts w:cs="DejaVu Sans Condensed" w:ascii="DejaVu Sans Condensed" w:hAnsi="DejaVu Sans Condensed"/>
-          <w:sz w:val="18"/>
-          <w:szCs w:val="18"/>
-          <w:lang w:val="en-US"/>
-        </w:rPr>
-        <w:t>TYPOS</w:t>
-      </w:r>
-      <w:r>
-        <w:rPr>
-          <w:rFonts w:cs="DejaVu Sans Condensed" w:ascii="DejaVu Sans Condensed" w:hAnsi="DejaVu Sans Condensed"/>
-          <w:sz w:val="18"/>
-          <w:szCs w:val="18"/>
-        </w:rPr>
-        <w:t>_</w:t>
-      </w:r>
-      <w:r>
-        <w:rPr>
-          <w:rFonts w:cs="DejaVu Sans Condensed" w:ascii="DejaVu Sans Condensed" w:hAnsi="DejaVu Sans Condensed"/>
-          <w:sz w:val="18"/>
-          <w:szCs w:val="18"/>
-          <w:lang w:val="en-US"/>
-        </w:rPr>
-        <w:t>ERG</w:t>
-      </w:r>
-      <w:r>
-        <w:rPr>
-          <w:rFonts w:cs="DejaVu Sans Condensed" w:ascii="DejaVu Sans Condensed" w:hAnsi="DejaVu Sans Condensed"/>
-          <w:sz w:val="18"/>
-          <w:szCs w:val="18"/>
-        </w:rPr>
-        <w:t>_</w:t>
-      </w:r>
-      <w:r>
-        <w:rPr>
-          <w:rFonts w:cs="DejaVu Sans Condensed" w:ascii="DejaVu Sans Condensed" w:hAnsi="DejaVu Sans Condensed"/>
-          <w:sz w:val="18"/>
-          <w:szCs w:val="18"/>
-          <w:lang w:val="en-US"/>
-        </w:rPr>
-        <w:t>GENIKH</w:t>
-      </w:r>
-      <w:r>
-        <w:rPr>
-          <w:rFonts w:cs="DejaVu Sans Condensed" w:ascii="DejaVu Sans Condensed" w:hAnsi="DejaVu Sans Condensed"/>
-          <w:sz w:val="18"/>
-          <w:szCs w:val="18"/>
-        </w:rPr>
-        <w:t xml:space="preserve">}. </w:t>
+        <w:t>} , της παράβασης της υποχρέωσης πίστης κλπ</w:t>
       </w:r>
     </w:p>
     <w:p>
@@ -8272,8 +8290,12 @@
         <w:jc w:val="both"/>
         <w:rPr>
           <w:rFonts w:ascii="DejaVu Sans Condensed" w:hAnsi="DejaVu Sans Condensed" w:cs="DejaVu Sans Condensed"/>
-          <w:sz w:val="18"/>
-          <w:szCs w:val="18"/>
+          <w:i/>
+          <w:i/>
+          <w:iCs/>
+          <w:sz w:val="18"/>
+          <w:szCs w:val="18"/>
+          <w:u w:val="single"/>
         </w:rPr>
       </w:pPr>
       <w:r>
@@ -8284,15 +8306,176 @@
           <w:sz w:val="18"/>
           <w:szCs w:val="18"/>
         </w:rPr>
-        <w:t>8.4.</w:t>
-      </w:r>
-      <w:r>
-        <w:rPr>
-          <w:rFonts w:cs="DejaVu Sans Condensed" w:ascii="DejaVu Sans Condensed" w:hAnsi="DejaVu Sans Condensed"/>
-          <w:sz w:val="18"/>
-          <w:szCs w:val="18"/>
-        </w:rPr>
-        <w:t xml:space="preserve"> Για την λήξη της σύμβασης έχουν εφαρμογή τα άρθρα 313 &amp; 320 του το ΠΔ 80/2022 (Κώδικας Ατομικού Εργατικού Δικαίου) και άρθρο 669 ΑΚ και άρθρο 3 Ν. 2112/1920 όπως οι εν λόγω διατάξεις ισχύουν</w:t>
+        <w:t xml:space="preserve">8.3. </w:t>
+      </w:r>
+      <w:r>
+        <w:rPr>
+          <w:rFonts w:cs="DejaVu Sans Condensed" w:ascii="DejaVu Sans Condensed" w:hAnsi="DejaVu Sans Condensed"/>
+          <w:b/>
+          <w:bCs/>
+          <w:i/>
+          <w:iCs/>
+          <w:sz w:val="18"/>
+          <w:szCs w:val="18"/>
+          <w:u w:val="thick"/>
+        </w:rPr>
+        <w:t>Καταγγελία της σύμβασης από τ{_</w:t>
+      </w:r>
+      <w:r>
+        <w:rPr>
+          <w:rFonts w:cs="DejaVu Sans Condensed" w:ascii="DejaVu Sans Condensed" w:hAnsi="DejaVu Sans Condensed"/>
+          <w:b/>
+          <w:bCs/>
+          <w:i/>
+          <w:iCs/>
+          <w:sz w:val="18"/>
+          <w:szCs w:val="18"/>
+          <w:u w:val="thick"/>
+          <w:lang w:val="en-US"/>
+        </w:rPr>
+        <w:t>AITIATIKH</w:t>
+      </w:r>
+      <w:r>
+        <w:rPr>
+          <w:rFonts w:cs="DejaVu Sans Condensed" w:ascii="DejaVu Sans Condensed" w:hAnsi="DejaVu Sans Condensed"/>
+          <w:b/>
+          <w:bCs/>
+          <w:i/>
+          <w:iCs/>
+          <w:sz w:val="18"/>
+          <w:szCs w:val="18"/>
+          <w:u w:val="thick"/>
+        </w:rPr>
+        <w:t>_</w:t>
+      </w:r>
+      <w:r>
+        <w:rPr>
+          <w:rFonts w:cs="DejaVu Sans Condensed" w:ascii="DejaVu Sans Condensed" w:hAnsi="DejaVu Sans Condensed"/>
+          <w:b/>
+          <w:bCs/>
+          <w:i/>
+          <w:iCs/>
+          <w:sz w:val="18"/>
+          <w:szCs w:val="18"/>
+          <w:u w:val="thick"/>
+          <w:lang w:val="en-US"/>
+        </w:rPr>
+        <w:t>A</w:t>
+      </w:r>
+      <w:r>
+        <w:rPr>
+          <w:rFonts w:cs="DejaVu Sans Condensed" w:ascii="DejaVu Sans Condensed" w:hAnsi="DejaVu Sans Condensed"/>
+          <w:b/>
+          <w:bCs/>
+          <w:i/>
+          <w:iCs/>
+          <w:sz w:val="18"/>
+          <w:szCs w:val="18"/>
+          <w:u w:val="thick"/>
+        </w:rPr>
+        <w:t>} {_</w:t>
+      </w:r>
+      <w:r>
+        <w:rPr>
+          <w:rFonts w:cs="DejaVu Sans Condensed" w:ascii="DejaVu Sans Condensed" w:hAnsi="DejaVu Sans Condensed"/>
+          <w:b/>
+          <w:bCs/>
+          <w:i/>
+          <w:iCs/>
+          <w:sz w:val="18"/>
+          <w:szCs w:val="18"/>
+          <w:u w:val="thick"/>
+          <w:lang w:val="en-US"/>
+        </w:rPr>
+        <w:t>TYPOS</w:t>
+      </w:r>
+      <w:r>
+        <w:rPr>
+          <w:rFonts w:cs="DejaVu Sans Condensed" w:ascii="DejaVu Sans Condensed" w:hAnsi="DejaVu Sans Condensed"/>
+          <w:b/>
+          <w:bCs/>
+          <w:i/>
+          <w:iCs/>
+          <w:sz w:val="18"/>
+          <w:szCs w:val="18"/>
+          <w:u w:val="thick"/>
+        </w:rPr>
+        <w:t>_</w:t>
+      </w:r>
+      <w:r>
+        <w:rPr>
+          <w:rFonts w:cs="DejaVu Sans Condensed" w:ascii="DejaVu Sans Condensed" w:hAnsi="DejaVu Sans Condensed"/>
+          <w:b/>
+          <w:bCs/>
+          <w:i/>
+          <w:iCs/>
+          <w:sz w:val="18"/>
+          <w:szCs w:val="18"/>
+          <w:u w:val="thick"/>
+          <w:lang w:val="en-US"/>
+        </w:rPr>
+        <w:t>ERG</w:t>
+      </w:r>
+      <w:r>
+        <w:rPr>
+          <w:rFonts w:cs="DejaVu Sans Condensed" w:ascii="DejaVu Sans Condensed" w:hAnsi="DejaVu Sans Condensed"/>
+          <w:b/>
+          <w:bCs/>
+          <w:i/>
+          <w:iCs/>
+          <w:sz w:val="18"/>
+          <w:szCs w:val="18"/>
+          <w:u w:val="thick"/>
+        </w:rPr>
+        <w:t>_</w:t>
+      </w:r>
+      <w:r>
+        <w:rPr>
+          <w:rFonts w:cs="DejaVu Sans Condensed" w:ascii="DejaVu Sans Condensed" w:hAnsi="DejaVu Sans Condensed"/>
+          <w:b/>
+          <w:bCs/>
+          <w:i/>
+          <w:iCs/>
+          <w:sz w:val="18"/>
+          <w:szCs w:val="18"/>
+          <w:u w:val="thick"/>
+          <w:lang w:val="en-US"/>
+        </w:rPr>
+        <w:t>AITIATIKH</w:t>
+      </w:r>
+      <w:r>
+        <w:rPr>
+          <w:rFonts w:cs="DejaVu Sans Condensed" w:ascii="DejaVu Sans Condensed" w:hAnsi="DejaVu Sans Condensed"/>
+          <w:b/>
+          <w:bCs/>
+          <w:i/>
+          <w:iCs/>
+          <w:sz w:val="18"/>
+          <w:szCs w:val="18"/>
+          <w:u w:val="thick"/>
+        </w:rPr>
+        <w:t>}</w:t>
+      </w:r>
+      <w:r>
+        <w:rPr>
+          <w:rFonts w:cs="DejaVu Sans Condensed" w:ascii="DejaVu Sans Condensed" w:hAnsi="DejaVu Sans Condensed"/>
+          <w:i/>
+          <w:iCs/>
+          <w:sz w:val="18"/>
+          <w:szCs w:val="18"/>
+        </w:rPr>
+        <w:t>.</w:t>
+      </w:r>
+      <w:r>
+        <w:rPr>
+          <w:rFonts w:cs="DejaVu Sans Condensed" w:ascii="DejaVu Sans Condensed" w:hAnsi="DejaVu Sans Condensed"/>
+          <w:i/>
+          <w:iCs/>
+          <w:sz w:val="18"/>
+          <w:szCs w:val="18"/>
+          <w:u w:val="single"/>
+        </w:rPr>
+        <w:t xml:space="preserve"> </w:t>
       </w:r>
     </w:p>
     <w:p>
@@ -8309,43 +8492,95 @@
       <w:r>
         <w:rPr>
           <w:rFonts w:cs="DejaVu Sans Condensed" w:ascii="DejaVu Sans Condensed" w:hAnsi="DejaVu Sans Condensed"/>
-          <w:b/>
-          <w:bCs/>
-          <w:sz w:val="18"/>
-          <w:szCs w:val="18"/>
-        </w:rPr>
-        <w:t>8.5.</w:t>
-      </w:r>
-      <w:r>
-        <w:rPr>
-          <w:rFonts w:cs="DejaVu Sans Condensed" w:ascii="DejaVu Sans Condensed" w:hAnsi="DejaVu Sans Condensed"/>
-          <w:sz w:val="18"/>
-          <w:szCs w:val="18"/>
-        </w:rPr>
-        <w:t xml:space="preserve"> </w:t>
-        <w:tab/>
-      </w:r>
-      <w:r>
-        <w:rPr>
-          <w:rFonts w:cs="DejaVu Sans Condensed" w:ascii="DejaVu Sans Condensed" w:hAnsi="DejaVu Sans Condensed"/>
-          <w:b/>
-          <w:bCs/>
-          <w:i/>
-          <w:iCs/>
-          <w:sz w:val="18"/>
-          <w:szCs w:val="18"/>
-        </w:rPr>
-        <w:t>Αποζημίωση απόλυσης</w:t>
-      </w:r>
-      <w:r>
-        <w:rPr>
-          <w:rFonts w:cs="DejaVu Sans Condensed" w:ascii="DejaVu Sans Condensed" w:hAnsi="DejaVu Sans Condensed"/>
-          <w:i/>
-          <w:iCs/>
-          <w:sz w:val="18"/>
-          <w:szCs w:val="18"/>
-        </w:rPr>
-        <w:t xml:space="preserve"> </w:t>
+          <w:sz w:val="18"/>
+          <w:szCs w:val="18"/>
+        </w:rPr>
+        <w:t>Σε περίπτωση καταγγελίας εκ μέρους τ{_</w:t>
+      </w:r>
+      <w:r>
+        <w:rPr>
+          <w:rFonts w:cs="DejaVu Sans Condensed" w:ascii="DejaVu Sans Condensed" w:hAnsi="DejaVu Sans Condensed"/>
+          <w:sz w:val="18"/>
+          <w:szCs w:val="18"/>
+          <w:lang w:val="en-US"/>
+        </w:rPr>
+        <w:t>GENIKH</w:t>
+      </w:r>
+      <w:r>
+        <w:rPr>
+          <w:rFonts w:cs="DejaVu Sans Condensed" w:ascii="DejaVu Sans Condensed" w:hAnsi="DejaVu Sans Condensed"/>
+          <w:sz w:val="18"/>
+          <w:szCs w:val="18"/>
+        </w:rPr>
+        <w:t>_</w:t>
+      </w:r>
+      <w:r>
+        <w:rPr>
+          <w:rFonts w:cs="DejaVu Sans Condensed" w:ascii="DejaVu Sans Condensed" w:hAnsi="DejaVu Sans Condensed"/>
+          <w:sz w:val="18"/>
+          <w:szCs w:val="18"/>
+          <w:lang w:val="en-US"/>
+        </w:rPr>
+        <w:t>A</w:t>
+      </w:r>
+      <w:r>
+        <w:rPr>
+          <w:rFonts w:cs="DejaVu Sans Condensed" w:ascii="DejaVu Sans Condensed" w:hAnsi="DejaVu Sans Condensed"/>
+          <w:sz w:val="18"/>
+          <w:szCs w:val="18"/>
+        </w:rPr>
+        <w:t>} {_</w:t>
+      </w:r>
+      <w:r>
+        <w:rPr>
+          <w:rFonts w:cs="DejaVu Sans Condensed" w:ascii="DejaVu Sans Condensed" w:hAnsi="DejaVu Sans Condensed"/>
+          <w:sz w:val="18"/>
+          <w:szCs w:val="18"/>
+          <w:lang w:val="en-US"/>
+        </w:rPr>
+        <w:t>TYPOS</w:t>
+      </w:r>
+      <w:r>
+        <w:rPr>
+          <w:rFonts w:cs="DejaVu Sans Condensed" w:ascii="DejaVu Sans Condensed" w:hAnsi="DejaVu Sans Condensed"/>
+          <w:sz w:val="18"/>
+          <w:szCs w:val="18"/>
+        </w:rPr>
+        <w:t>_</w:t>
+      </w:r>
+      <w:r>
+        <w:rPr>
+          <w:rFonts w:cs="DejaVu Sans Condensed" w:ascii="DejaVu Sans Condensed" w:hAnsi="DejaVu Sans Condensed"/>
+          <w:sz w:val="18"/>
+          <w:szCs w:val="18"/>
+          <w:lang w:val="en-US"/>
+        </w:rPr>
+        <w:t>ERG</w:t>
+      </w:r>
+      <w:r>
+        <w:rPr>
+          <w:rFonts w:cs="DejaVu Sans Condensed" w:ascii="DejaVu Sans Condensed" w:hAnsi="DejaVu Sans Condensed"/>
+          <w:sz w:val="18"/>
+          <w:szCs w:val="18"/>
+        </w:rPr>
+        <w:t>_</w:t>
+      </w:r>
+      <w:r>
+        <w:rPr>
+          <w:rFonts w:cs="DejaVu Sans Condensed" w:ascii="DejaVu Sans Condensed" w:hAnsi="DejaVu Sans Condensed"/>
+          <w:sz w:val="18"/>
+          <w:szCs w:val="18"/>
+          <w:lang w:val="en-US"/>
+        </w:rPr>
+        <w:t>GENIKH</w:t>
+      </w:r>
+      <w:r>
+        <w:rPr>
+          <w:rFonts w:cs="DejaVu Sans Condensed" w:ascii="DejaVu Sans Condensed" w:hAnsi="DejaVu Sans Condensed"/>
+          <w:sz w:val="18"/>
+          <w:szCs w:val="18"/>
+        </w:rPr>
+        <w:t xml:space="preserve">} υπάρχει υποχρέωση προειδοποίησης όπως νόμος ορίζει το άρθρο 337 του ΠΔ 80/2022 (Κώδικας Ατομικού Εργατικού Δικαίου) και άρθρο 4 Ν. 2112/1920 όπως οι εν λόγω διατάξεις ισχύουν και σε κάθε περίπτωση προ  τουλάχιστον ένα (1) μήνα. </w:t>
       </w:r>
     </w:p>
     <w:p>
@@ -8365,7 +8600,75 @@
           <w:sz w:val="18"/>
           <w:szCs w:val="18"/>
         </w:rPr>
-        <w:t>Η αποζημίωση καταγγελίας σύμβασης εργασίας εκ μέρους {_</w:t>
+        <w:t>Εάν {_</w:t>
+      </w:r>
+      <w:r>
+        <w:rPr>
+          <w:rFonts w:cs="DejaVu Sans Condensed" w:ascii="DejaVu Sans Condensed" w:hAnsi="DejaVu Sans Condensed"/>
+          <w:sz w:val="18"/>
+          <w:szCs w:val="18"/>
+          <w:lang w:val="en-US"/>
+        </w:rPr>
+        <w:t>ONOMASTIKH</w:t>
+      </w:r>
+      <w:r>
+        <w:rPr>
+          <w:rFonts w:cs="DejaVu Sans Condensed" w:ascii="DejaVu Sans Condensed" w:hAnsi="DejaVu Sans Condensed"/>
+          <w:sz w:val="18"/>
+          <w:szCs w:val="18"/>
+        </w:rPr>
+        <w:t>_</w:t>
+      </w:r>
+      <w:r>
+        <w:rPr>
+          <w:rFonts w:cs="DejaVu Sans Condensed" w:ascii="DejaVu Sans Condensed" w:hAnsi="DejaVu Sans Condensed"/>
+          <w:sz w:val="18"/>
+          <w:szCs w:val="18"/>
+          <w:lang w:val="en-US"/>
+        </w:rPr>
+        <w:t>A</w:t>
+      </w:r>
+      <w:r>
+        <w:rPr>
+          <w:rFonts w:cs="DejaVu Sans Condensed" w:ascii="DejaVu Sans Condensed" w:hAnsi="DejaVu Sans Condensed"/>
+          <w:sz w:val="18"/>
+          <w:szCs w:val="18"/>
+        </w:rPr>
+        <w:t>} {_</w:t>
+      </w:r>
+      <w:r>
+        <w:rPr>
+          <w:rFonts w:cs="DejaVu Sans Condensed" w:ascii="DejaVu Sans Condensed" w:hAnsi="DejaVu Sans Condensed"/>
+          <w:sz w:val="18"/>
+          <w:szCs w:val="18"/>
+          <w:lang w:val="en-US"/>
+        </w:rPr>
+        <w:t>TYPOS</w:t>
+      </w:r>
+      <w:r>
+        <w:rPr>
+          <w:rFonts w:cs="DejaVu Sans Condensed" w:ascii="DejaVu Sans Condensed" w:hAnsi="DejaVu Sans Condensed"/>
+          <w:sz w:val="18"/>
+          <w:szCs w:val="18"/>
+        </w:rPr>
+        <w:t>_</w:t>
+      </w:r>
+      <w:r>
+        <w:rPr>
+          <w:rFonts w:cs="DejaVu Sans Condensed" w:ascii="DejaVu Sans Condensed" w:hAnsi="DejaVu Sans Condensed"/>
+          <w:sz w:val="18"/>
+          <w:szCs w:val="18"/>
+          <w:lang w:val="en-US"/>
+        </w:rPr>
+        <w:t>ERG</w:t>
+      </w:r>
+      <w:r>
+        <w:rPr>
+          <w:rFonts w:cs="DejaVu Sans Condensed" w:ascii="DejaVu Sans Condensed" w:hAnsi="DejaVu Sans Condensed"/>
+          <w:sz w:val="18"/>
+          <w:szCs w:val="18"/>
+        </w:rPr>
+        <w:t>} δεν τηρήσει την εκάστοτε νόμιμη προθεσμία και  ανεξαρτήτως τυχόν άλλων δικαιωμάτων {_</w:t>
       </w:r>
       <w:r>
         <w:rPr>
@@ -8399,7 +8702,160 @@
           <w:sz w:val="18"/>
           <w:szCs w:val="18"/>
         </w:rPr>
-        <w:t>} καθορίζεται σύμφωνα με τα παραπάνω 8.1. – 8.4 ή η αυξημένη αποζημίωση βάσει ΣΣΕ, Κανονισμού Εργασίας, ατομικής σύμβασης εργασίας.</w:t>
+        <w:t>}, οφείλει να καταβάλει σ{_</w:t>
+      </w:r>
+      <w:r>
+        <w:rPr>
+          <w:rFonts w:cs="DejaVu Sans Condensed" w:ascii="DejaVu Sans Condensed" w:hAnsi="DejaVu Sans Condensed"/>
+          <w:sz w:val="18"/>
+          <w:szCs w:val="18"/>
+          <w:lang w:val="en-US"/>
+        </w:rPr>
+        <w:t>ERGODOTHS</w:t>
+      </w:r>
+      <w:r>
+        <w:rPr>
+          <w:rFonts w:cs="DejaVu Sans Condensed" w:ascii="DejaVu Sans Condensed" w:hAnsi="DejaVu Sans Condensed"/>
+          <w:sz w:val="18"/>
+          <w:szCs w:val="18"/>
+        </w:rPr>
+        <w:t>_</w:t>
+      </w:r>
+      <w:r>
+        <w:rPr>
+          <w:rFonts w:cs="DejaVu Sans Condensed" w:ascii="DejaVu Sans Condensed" w:hAnsi="DejaVu Sans Condensed"/>
+          <w:sz w:val="18"/>
+          <w:szCs w:val="18"/>
+          <w:lang w:val="en-US"/>
+        </w:rPr>
+        <w:t>AITIATIKH</w:t>
+      </w:r>
+      <w:r>
+        <w:rPr>
+          <w:rFonts w:cs="DejaVu Sans Condensed" w:ascii="DejaVu Sans Condensed" w:hAnsi="DejaVu Sans Condensed"/>
+          <w:sz w:val="18"/>
+          <w:szCs w:val="18"/>
+        </w:rPr>
+        <w:t>} αποζημίωση ίση με τις αποδοχές που θα έπαιρνε κατά το αντίστοιχο χρονικό διάστημα, {_</w:t>
+      </w:r>
+      <w:r>
+        <w:rPr>
+          <w:rFonts w:cs="DejaVu Sans Condensed" w:ascii="DejaVu Sans Condensed" w:hAnsi="DejaVu Sans Condensed"/>
+          <w:sz w:val="18"/>
+          <w:szCs w:val="18"/>
+          <w:lang w:val="en-US"/>
+        </w:rPr>
+        <w:t>ERGODOTHS</w:t>
+      </w:r>
+      <w:r>
+        <w:rPr>
+          <w:rFonts w:cs="DejaVu Sans Condensed" w:ascii="DejaVu Sans Condensed" w:hAnsi="DejaVu Sans Condensed"/>
+          <w:sz w:val="18"/>
+          <w:szCs w:val="18"/>
+        </w:rPr>
+        <w:t>_</w:t>
+      </w:r>
+      <w:r>
+        <w:rPr>
+          <w:rFonts w:cs="DejaVu Sans Condensed" w:ascii="DejaVu Sans Condensed" w:hAnsi="DejaVu Sans Condensed"/>
+          <w:sz w:val="18"/>
+          <w:szCs w:val="18"/>
+          <w:lang w:val="en-US"/>
+        </w:rPr>
+        <w:t>GENIKH</w:t>
+      </w:r>
+      <w:r>
+        <w:rPr>
+          <w:rFonts w:cs="DejaVu Sans Condensed" w:ascii="DejaVu Sans Condensed" w:hAnsi="DejaVu Sans Condensed"/>
+          <w:sz w:val="18"/>
+          <w:szCs w:val="18"/>
+        </w:rPr>
+        <w:t>} δικαιούμενης ν΄ αξιώσει και κάθε επιπλέον ζημία που τυχόν υποστεί συνεπεία της ως άνω συμπεριφοράς τ{_</w:t>
+      </w:r>
+      <w:r>
+        <w:rPr>
+          <w:rFonts w:cs="DejaVu Sans Condensed" w:ascii="DejaVu Sans Condensed" w:hAnsi="DejaVu Sans Condensed"/>
+          <w:sz w:val="18"/>
+          <w:szCs w:val="18"/>
+          <w:lang w:val="en-US"/>
+        </w:rPr>
+        <w:t>GENIKH</w:t>
+      </w:r>
+      <w:r>
+        <w:rPr>
+          <w:rFonts w:cs="DejaVu Sans Condensed" w:ascii="DejaVu Sans Condensed" w:hAnsi="DejaVu Sans Condensed"/>
+          <w:sz w:val="18"/>
+          <w:szCs w:val="18"/>
+        </w:rPr>
+        <w:t>_</w:t>
+      </w:r>
+      <w:r>
+        <w:rPr>
+          <w:rFonts w:cs="DejaVu Sans Condensed" w:ascii="DejaVu Sans Condensed" w:hAnsi="DejaVu Sans Condensed"/>
+          <w:sz w:val="18"/>
+          <w:szCs w:val="18"/>
+          <w:lang w:val="en-US"/>
+        </w:rPr>
+        <w:t>A</w:t>
+      </w:r>
+      <w:r>
+        <w:rPr>
+          <w:rFonts w:cs="DejaVu Sans Condensed" w:ascii="DejaVu Sans Condensed" w:hAnsi="DejaVu Sans Condensed"/>
+          <w:sz w:val="18"/>
+          <w:szCs w:val="18"/>
+        </w:rPr>
+        <w:t>} {_</w:t>
+      </w:r>
+      <w:r>
+        <w:rPr>
+          <w:rFonts w:cs="DejaVu Sans Condensed" w:ascii="DejaVu Sans Condensed" w:hAnsi="DejaVu Sans Condensed"/>
+          <w:sz w:val="18"/>
+          <w:szCs w:val="18"/>
+          <w:lang w:val="en-US"/>
+        </w:rPr>
+        <w:t>TYPOS</w:t>
+      </w:r>
+      <w:r>
+        <w:rPr>
+          <w:rFonts w:cs="DejaVu Sans Condensed" w:ascii="DejaVu Sans Condensed" w:hAnsi="DejaVu Sans Condensed"/>
+          <w:sz w:val="18"/>
+          <w:szCs w:val="18"/>
+        </w:rPr>
+        <w:t>_</w:t>
+      </w:r>
+      <w:r>
+        <w:rPr>
+          <w:rFonts w:cs="DejaVu Sans Condensed" w:ascii="DejaVu Sans Condensed" w:hAnsi="DejaVu Sans Condensed"/>
+          <w:sz w:val="18"/>
+          <w:szCs w:val="18"/>
+          <w:lang w:val="en-US"/>
+        </w:rPr>
+        <w:t>ERG</w:t>
+      </w:r>
+      <w:r>
+        <w:rPr>
+          <w:rFonts w:cs="DejaVu Sans Condensed" w:ascii="DejaVu Sans Condensed" w:hAnsi="DejaVu Sans Condensed"/>
+          <w:sz w:val="18"/>
+          <w:szCs w:val="18"/>
+        </w:rPr>
+        <w:t>_</w:t>
+      </w:r>
+      <w:r>
+        <w:rPr>
+          <w:rFonts w:cs="DejaVu Sans Condensed" w:ascii="DejaVu Sans Condensed" w:hAnsi="DejaVu Sans Condensed"/>
+          <w:sz w:val="18"/>
+          <w:szCs w:val="18"/>
+          <w:lang w:val="en-US"/>
+        </w:rPr>
+        <w:t>GENIKH</w:t>
+      </w:r>
+      <w:r>
+        <w:rPr>
+          <w:rFonts w:cs="DejaVu Sans Condensed" w:ascii="DejaVu Sans Condensed" w:hAnsi="DejaVu Sans Condensed"/>
+          <w:sz w:val="18"/>
+          <w:szCs w:val="18"/>
+        </w:rPr>
+        <w:t xml:space="preserve">}. </w:t>
       </w:r>
     </w:p>
     <w:p>
@@ -8421,186 +8877,15 @@
           <w:sz w:val="18"/>
           <w:szCs w:val="18"/>
         </w:rPr>
-        <w:t>8.6</w:t>
-      </w:r>
-      <w:r>
-        <w:rPr>
-          <w:rFonts w:cs="DejaVu Sans Condensed" w:ascii="DejaVu Sans Condensed" w:hAnsi="DejaVu Sans Condensed"/>
-          <w:sz w:val="18"/>
-          <w:szCs w:val="18"/>
-        </w:rPr>
-        <w:tab/>
-        <w:t>Σε κάθε περίπτωση λύσεως της σχέσεως εργασίας, {_</w:t>
-      </w:r>
-      <w:r>
-        <w:rPr>
-          <w:rFonts w:cs="DejaVu Sans Condensed" w:ascii="DejaVu Sans Condensed" w:hAnsi="DejaVu Sans Condensed"/>
-          <w:sz w:val="18"/>
-          <w:szCs w:val="18"/>
-          <w:lang w:val="en-US"/>
-        </w:rPr>
-        <w:t>ONOMASTIKH</w:t>
-      </w:r>
-      <w:r>
-        <w:rPr>
-          <w:rFonts w:cs="DejaVu Sans Condensed" w:ascii="DejaVu Sans Condensed" w:hAnsi="DejaVu Sans Condensed"/>
-          <w:sz w:val="18"/>
-          <w:szCs w:val="18"/>
-        </w:rPr>
-        <w:t>_</w:t>
-      </w:r>
-      <w:r>
-        <w:rPr>
-          <w:rFonts w:cs="DejaVu Sans Condensed" w:ascii="DejaVu Sans Condensed" w:hAnsi="DejaVu Sans Condensed"/>
-          <w:sz w:val="18"/>
-          <w:szCs w:val="18"/>
-          <w:lang w:val="en-US"/>
-        </w:rPr>
-        <w:t>A</w:t>
-      </w:r>
-      <w:r>
-        <w:rPr>
-          <w:rFonts w:cs="DejaVu Sans Condensed" w:ascii="DejaVu Sans Condensed" w:hAnsi="DejaVu Sans Condensed"/>
-          <w:sz w:val="18"/>
-          <w:szCs w:val="18"/>
-        </w:rPr>
-        <w:t>} {_</w:t>
-      </w:r>
-      <w:r>
-        <w:rPr>
-          <w:rFonts w:cs="DejaVu Sans Condensed" w:ascii="DejaVu Sans Condensed" w:hAnsi="DejaVu Sans Condensed"/>
-          <w:sz w:val="18"/>
-          <w:szCs w:val="18"/>
-          <w:lang w:val="en-US"/>
-        </w:rPr>
-        <w:t>TYPOS</w:t>
-      </w:r>
-      <w:r>
-        <w:rPr>
-          <w:rFonts w:cs="DejaVu Sans Condensed" w:ascii="DejaVu Sans Condensed" w:hAnsi="DejaVu Sans Condensed"/>
-          <w:sz w:val="18"/>
-          <w:szCs w:val="18"/>
-        </w:rPr>
-        <w:t>_</w:t>
-      </w:r>
-      <w:r>
-        <w:rPr>
-          <w:rFonts w:cs="DejaVu Sans Condensed" w:ascii="DejaVu Sans Condensed" w:hAnsi="DejaVu Sans Condensed"/>
-          <w:sz w:val="18"/>
-          <w:szCs w:val="18"/>
-          <w:lang w:val="en-US"/>
-        </w:rPr>
-        <w:t>ERG</w:t>
-      </w:r>
-      <w:r>
-        <w:rPr>
-          <w:rFonts w:cs="DejaVu Sans Condensed" w:ascii="DejaVu Sans Condensed" w:hAnsi="DejaVu Sans Condensed"/>
-          <w:sz w:val="18"/>
-          <w:szCs w:val="18"/>
-        </w:rPr>
-        <w:t>} οφείλει να επιστρέψει σ{_</w:t>
-      </w:r>
-      <w:r>
-        <w:rPr>
-          <w:rFonts w:cs="DejaVu Sans Condensed" w:ascii="DejaVu Sans Condensed" w:hAnsi="DejaVu Sans Condensed"/>
-          <w:sz w:val="18"/>
-          <w:szCs w:val="18"/>
-          <w:lang w:val="en-US"/>
-        </w:rPr>
-        <w:t>ERGODOTHS</w:t>
-      </w:r>
-      <w:r>
-        <w:rPr>
-          <w:rFonts w:cs="DejaVu Sans Condensed" w:ascii="DejaVu Sans Condensed" w:hAnsi="DejaVu Sans Condensed"/>
-          <w:sz w:val="18"/>
-          <w:szCs w:val="18"/>
-        </w:rPr>
-        <w:t>_</w:t>
-      </w:r>
-      <w:r>
-        <w:rPr>
-          <w:rFonts w:cs="DejaVu Sans Condensed" w:ascii="DejaVu Sans Condensed" w:hAnsi="DejaVu Sans Condensed"/>
-          <w:sz w:val="18"/>
-          <w:szCs w:val="18"/>
-          <w:lang w:val="en-US"/>
-        </w:rPr>
-        <w:t>AITIATIKH</w:t>
-      </w:r>
-      <w:r>
-        <w:rPr>
-          <w:rFonts w:cs="DejaVu Sans Condensed" w:ascii="DejaVu Sans Condensed" w:hAnsi="DejaVu Sans Condensed"/>
-          <w:sz w:val="18"/>
-          <w:szCs w:val="18"/>
-        </w:rPr>
-        <w:t>} αμέσως ό,τι έχει στην κατοχή τ{_</w:t>
-      </w:r>
-      <w:r>
-        <w:rPr>
-          <w:rFonts w:cs="DejaVu Sans Condensed" w:ascii="DejaVu Sans Condensed" w:hAnsi="DejaVu Sans Condensed"/>
-          <w:sz w:val="18"/>
-          <w:szCs w:val="18"/>
-          <w:lang w:val="en-US"/>
-        </w:rPr>
-        <w:t>GENIKH</w:t>
-      </w:r>
-      <w:r>
-        <w:rPr>
-          <w:rFonts w:cs="DejaVu Sans Condensed" w:ascii="DejaVu Sans Condensed" w:hAnsi="DejaVu Sans Condensed"/>
-          <w:sz w:val="18"/>
-          <w:szCs w:val="18"/>
-        </w:rPr>
-        <w:t>_</w:t>
-      </w:r>
-      <w:r>
-        <w:rPr>
-          <w:rFonts w:cs="DejaVu Sans Condensed" w:ascii="DejaVu Sans Condensed" w:hAnsi="DejaVu Sans Condensed"/>
-          <w:sz w:val="18"/>
-          <w:szCs w:val="18"/>
-          <w:lang w:val="en-US"/>
-        </w:rPr>
-        <w:t>A</w:t>
-      </w:r>
-      <w:r>
-        <w:rPr>
-          <w:rFonts w:cs="DejaVu Sans Condensed" w:ascii="DejaVu Sans Condensed" w:hAnsi="DejaVu Sans Condensed"/>
-          <w:sz w:val="18"/>
-          <w:szCs w:val="18"/>
-        </w:rPr>
-        <w:t>} (όπως, ενδεικτικώς, πάσης φύσεως εξοπλισμό που τ{_</w:t>
-      </w:r>
-      <w:r>
-        <w:rPr>
-          <w:rFonts w:cs="DejaVu Sans Condensed" w:ascii="DejaVu Sans Condensed" w:hAnsi="DejaVu Sans Condensed"/>
-          <w:sz w:val="18"/>
-          <w:szCs w:val="18"/>
-          <w:lang w:val="en-US"/>
-        </w:rPr>
-        <w:t>GENIKH</w:t>
-      </w:r>
-      <w:r>
-        <w:rPr>
-          <w:rFonts w:cs="DejaVu Sans Condensed" w:ascii="DejaVu Sans Condensed" w:hAnsi="DejaVu Sans Condensed"/>
-          <w:sz w:val="18"/>
-          <w:szCs w:val="18"/>
-        </w:rPr>
-        <w:t>_</w:t>
-      </w:r>
-      <w:r>
-        <w:rPr>
-          <w:rFonts w:cs="DejaVu Sans Condensed" w:ascii="DejaVu Sans Condensed" w:hAnsi="DejaVu Sans Condensed"/>
-          <w:sz w:val="18"/>
-          <w:szCs w:val="18"/>
-          <w:lang w:val="en-US"/>
-        </w:rPr>
-        <w:t>A</w:t>
-      </w:r>
-      <w:r>
-        <w:rPr>
-          <w:rFonts w:cs="DejaVu Sans Condensed" w:ascii="DejaVu Sans Condensed" w:hAnsi="DejaVu Sans Condensed"/>
-          <w:sz w:val="18"/>
-          <w:szCs w:val="18"/>
-        </w:rPr>
-        <w:t>} παραχωρήθηκε, έντυπο υλικό κλπ.).</w:t>
+        <w:t>8.4.</w:t>
+      </w:r>
+      <w:r>
+        <w:rPr>
+          <w:rFonts w:cs="DejaVu Sans Condensed" w:ascii="DejaVu Sans Condensed" w:hAnsi="DejaVu Sans Condensed"/>
+          <w:sz w:val="18"/>
+          <w:szCs w:val="18"/>
+        </w:rPr>
+        <w:t xml:space="preserve"> Για την λήξη της σύμβασης έχουν εφαρμογή τα άρθρα 313 &amp; 320 του το ΠΔ 80/2022 (Κώδικας Ατομικού Εργατικού Δικαίου) και άρθρο 669 ΑΚ και άρθρο 3 Ν. 2112/1920 όπως οι εν λόγω διατάξεις ισχύουν</w:t>
       </w:r>
     </w:p>
     <w:p>
@@ -8617,9 +8902,44 @@
       <w:r>
         <w:rPr>
           <w:rFonts w:cs="DejaVu Sans Condensed" w:ascii="DejaVu Sans Condensed" w:hAnsi="DejaVu Sans Condensed"/>
-          <w:sz w:val="18"/>
-          <w:szCs w:val="18"/>
-        </w:rPr>
+          <w:b/>
+          <w:bCs/>
+          <w:sz w:val="18"/>
+          <w:szCs w:val="18"/>
+        </w:rPr>
+        <w:t>8.5.</w:t>
+      </w:r>
+      <w:r>
+        <w:rPr>
+          <w:rFonts w:cs="DejaVu Sans Condensed" w:ascii="DejaVu Sans Condensed" w:hAnsi="DejaVu Sans Condensed"/>
+          <w:sz w:val="18"/>
+          <w:szCs w:val="18"/>
+        </w:rPr>
+        <w:t xml:space="preserve"> </w:t>
+        <w:tab/>
+      </w:r>
+      <w:r>
+        <w:rPr>
+          <w:rFonts w:cs="DejaVu Sans Condensed" w:ascii="DejaVu Sans Condensed" w:hAnsi="DejaVu Sans Condensed"/>
+          <w:b/>
+          <w:bCs/>
+          <w:i/>
+          <w:iCs/>
+          <w:sz w:val="18"/>
+          <w:szCs w:val="18"/>
+          <w:u w:val="thick"/>
+        </w:rPr>
+        <w:t>Αποζημίωση απόλυσης</w:t>
+      </w:r>
+      <w:r>
+        <w:rPr>
+          <w:rFonts w:cs="DejaVu Sans Condensed" w:ascii="DejaVu Sans Condensed" w:hAnsi="DejaVu Sans Condensed"/>
+          <w:i/>
+          <w:iCs/>
+          <w:sz w:val="18"/>
+          <w:szCs w:val="18"/>
+        </w:rPr>
+        <w:t xml:space="preserve"> </w:t>
       </w:r>
     </w:p>
     <w:p>
@@ -8629,9 +8949,6 @@
         <w:jc w:val="both"/>
         <w:rPr>
           <w:rFonts w:ascii="DejaVu Sans Condensed" w:hAnsi="DejaVu Sans Condensed" w:cs="DejaVu Sans Condensed"/>
-          <w:b/>
-          <w:b/>
-          <w:bCs/>
           <w:sz w:val="18"/>
           <w:szCs w:val="18"/>
         </w:rPr>
@@ -8639,14 +8956,82 @@
       <w:r>
         <w:rPr>
           <w:rFonts w:cs="DejaVu Sans Condensed" w:ascii="DejaVu Sans Condensed" w:hAnsi="DejaVu Sans Condensed"/>
-          <w:b/>
-          <w:bCs/>
-          <w:sz w:val="18"/>
-          <w:szCs w:val="18"/>
-        </w:rPr>
-        <w:t>9.</w:t>
-        <w:tab/>
-        <w:t>ΕΤΗΣΙΑ ΚΑΝΟΝΙΚΗ ΑΔΕΙΑ ΚΑΙ ΛΟΙΠΕΣ ΑΔΕΙΕΣ ΤΗΣ ΕΡΓΑΤΙΚΗΣ ΝΟΜΟΘΕΣΙΑΣ. ΔΙΑΡΚΕΙΑ – ΤΡΟΠΟΣ ΚΑΙ ΧΡΟΝΟΣ ΧΟΡΗΓΗΣΗΣ  - ΚΩΛΥΜΑΤΑ ΕΡΓΑΣΙΑΣ – ΑΔΙΚΑΙΟΛΟΓΗΤΗ ΑΠΟΥΣΙΑ:</w:t>
+          <w:sz w:val="18"/>
+          <w:szCs w:val="18"/>
+        </w:rPr>
+        <w:t>Η αποζημίωση καταγγελίας σύμβασης εργασίας εκ μέρους {_</w:t>
+      </w:r>
+      <w:r>
+        <w:rPr>
+          <w:rFonts w:cs="DejaVu Sans Condensed" w:ascii="DejaVu Sans Condensed" w:hAnsi="DejaVu Sans Condensed"/>
+          <w:sz w:val="18"/>
+          <w:szCs w:val="18"/>
+          <w:lang w:val="en-US"/>
+        </w:rPr>
+        <w:t>ERGODOTHS</w:t>
+      </w:r>
+      <w:r>
+        <w:rPr>
+          <w:rFonts w:cs="DejaVu Sans Condensed" w:ascii="DejaVu Sans Condensed" w:hAnsi="DejaVu Sans Condensed"/>
+          <w:sz w:val="18"/>
+          <w:szCs w:val="18"/>
+        </w:rPr>
+        <w:t>_</w:t>
+      </w:r>
+      <w:r>
+        <w:rPr>
+          <w:rFonts w:cs="DejaVu Sans Condensed" w:ascii="DejaVu Sans Condensed" w:hAnsi="DejaVu Sans Condensed"/>
+          <w:sz w:val="18"/>
+          <w:szCs w:val="18"/>
+          <w:lang w:val="en-US"/>
+        </w:rPr>
+        <w:t>GENIKH</w:t>
+      </w:r>
+      <w:r>
+        <w:rPr>
+          <w:rFonts w:cs="DejaVu Sans Condensed" w:ascii="DejaVu Sans Condensed" w:hAnsi="DejaVu Sans Condensed"/>
+          <w:sz w:val="18"/>
+          <w:szCs w:val="18"/>
+        </w:rPr>
+        <w:t xml:space="preserve">} καθορίζεται σύμφωνα με τα παραπάνω 8.1. – 8.4 ή η αυξημένη αποζημίωση βάσει ΣΣΕ </w:t>
+      </w:r>
+      <w:r>
+        <w:rPr>
+          <w:rFonts w:eastAsia="Calibri" w:cs="DejaVu Sans Condensed" w:ascii="DejaVu Sans Condensed" w:hAnsi="DejaVu Sans Condensed" w:eastAsiaTheme="minorHAnsi"/>
+          <w:color w:val="auto"/>
+          <w:kern w:val="0"/>
+          <w:sz w:val="18"/>
+          <w:szCs w:val="18"/>
+          <w:lang w:val="el-GR" w:eastAsia="en-US" w:bidi="ar-SA"/>
+        </w:rPr>
+        <w:t xml:space="preserve">ή </w:t>
+      </w:r>
+      <w:r>
+        <w:rPr>
+          <w:rFonts w:cs="DejaVu Sans Condensed" w:ascii="DejaVu Sans Condensed" w:hAnsi="DejaVu Sans Condensed"/>
+          <w:sz w:val="18"/>
+          <w:szCs w:val="18"/>
+        </w:rPr>
+        <w:t xml:space="preserve">Κανονισμού Εργασίας </w:t>
+      </w:r>
+      <w:r>
+        <w:rPr>
+          <w:rFonts w:eastAsia="Calibri" w:cs="DejaVu Sans Condensed" w:ascii="DejaVu Sans Condensed" w:hAnsi="DejaVu Sans Condensed" w:eastAsiaTheme="minorHAnsi"/>
+          <w:color w:val="auto"/>
+          <w:kern w:val="0"/>
+          <w:sz w:val="18"/>
+          <w:szCs w:val="18"/>
+          <w:lang w:val="el-GR" w:eastAsia="en-US" w:bidi="ar-SA"/>
+        </w:rPr>
+        <w:t>ή</w:t>
+      </w:r>
+      <w:r>
+        <w:rPr>
+          <w:rFonts w:cs="DejaVu Sans Condensed" w:ascii="DejaVu Sans Condensed" w:hAnsi="DejaVu Sans Condensed"/>
+          <w:sz w:val="18"/>
+          <w:szCs w:val="18"/>
+        </w:rPr>
+        <w:t xml:space="preserve"> ατομικής σύμβασης εργασίας.</w:t>
       </w:r>
     </w:p>
     <w:p>
@@ -8656,6 +9041,258 @@
         <w:jc w:val="both"/>
         <w:rPr>
           <w:rFonts w:ascii="DejaVu Sans Condensed" w:hAnsi="DejaVu Sans Condensed" w:cs="DejaVu Sans Condensed"/>
+          <w:sz w:val="18"/>
+          <w:szCs w:val="18"/>
+        </w:rPr>
+      </w:pPr>
+      <w:r>
+        <w:rPr>
+          <w:rFonts w:cs="DejaVu Sans Condensed" w:ascii="DejaVu Sans Condensed" w:hAnsi="DejaVu Sans Condensed"/>
+          <w:b/>
+          <w:bCs/>
+          <w:sz w:val="18"/>
+          <w:szCs w:val="18"/>
+        </w:rPr>
+        <w:t>8.6</w:t>
+      </w:r>
+      <w:r>
+        <w:rPr>
+          <w:rFonts w:cs="DejaVu Sans Condensed" w:ascii="DejaVu Sans Condensed" w:hAnsi="DejaVu Sans Condensed"/>
+          <w:sz w:val="18"/>
+          <w:szCs w:val="18"/>
+        </w:rPr>
+        <w:tab/>
+        <w:t>Σε κάθε περίπτωση λύσεως της σχέσεως εργασίας, {_</w:t>
+      </w:r>
+      <w:r>
+        <w:rPr>
+          <w:rFonts w:cs="DejaVu Sans Condensed" w:ascii="DejaVu Sans Condensed" w:hAnsi="DejaVu Sans Condensed"/>
+          <w:sz w:val="18"/>
+          <w:szCs w:val="18"/>
+          <w:lang w:val="en-US"/>
+        </w:rPr>
+        <w:t>ONOMASTIKH</w:t>
+      </w:r>
+      <w:r>
+        <w:rPr>
+          <w:rFonts w:cs="DejaVu Sans Condensed" w:ascii="DejaVu Sans Condensed" w:hAnsi="DejaVu Sans Condensed"/>
+          <w:sz w:val="18"/>
+          <w:szCs w:val="18"/>
+        </w:rPr>
+        <w:t>_</w:t>
+      </w:r>
+      <w:r>
+        <w:rPr>
+          <w:rFonts w:cs="DejaVu Sans Condensed" w:ascii="DejaVu Sans Condensed" w:hAnsi="DejaVu Sans Condensed"/>
+          <w:sz w:val="18"/>
+          <w:szCs w:val="18"/>
+          <w:lang w:val="en-US"/>
+        </w:rPr>
+        <w:t>A</w:t>
+      </w:r>
+      <w:r>
+        <w:rPr>
+          <w:rFonts w:cs="DejaVu Sans Condensed" w:ascii="DejaVu Sans Condensed" w:hAnsi="DejaVu Sans Condensed"/>
+          <w:sz w:val="18"/>
+          <w:szCs w:val="18"/>
+        </w:rPr>
+        <w:t>} {_</w:t>
+      </w:r>
+      <w:r>
+        <w:rPr>
+          <w:rFonts w:cs="DejaVu Sans Condensed" w:ascii="DejaVu Sans Condensed" w:hAnsi="DejaVu Sans Condensed"/>
+          <w:sz w:val="18"/>
+          <w:szCs w:val="18"/>
+          <w:lang w:val="en-US"/>
+        </w:rPr>
+        <w:t>TYPOS</w:t>
+      </w:r>
+      <w:r>
+        <w:rPr>
+          <w:rFonts w:cs="DejaVu Sans Condensed" w:ascii="DejaVu Sans Condensed" w:hAnsi="DejaVu Sans Condensed"/>
+          <w:sz w:val="18"/>
+          <w:szCs w:val="18"/>
+        </w:rPr>
+        <w:t>_</w:t>
+      </w:r>
+      <w:r>
+        <w:rPr>
+          <w:rFonts w:cs="DejaVu Sans Condensed" w:ascii="DejaVu Sans Condensed" w:hAnsi="DejaVu Sans Condensed"/>
+          <w:sz w:val="18"/>
+          <w:szCs w:val="18"/>
+          <w:lang w:val="en-US"/>
+        </w:rPr>
+        <w:t>ERG</w:t>
+      </w:r>
+      <w:r>
+        <w:rPr>
+          <w:rFonts w:cs="DejaVu Sans Condensed" w:ascii="DejaVu Sans Condensed" w:hAnsi="DejaVu Sans Condensed"/>
+          <w:sz w:val="18"/>
+          <w:szCs w:val="18"/>
+        </w:rPr>
+        <w:t>} οφείλει να επιστρέψει σ{_</w:t>
+      </w:r>
+      <w:r>
+        <w:rPr>
+          <w:rFonts w:cs="DejaVu Sans Condensed" w:ascii="DejaVu Sans Condensed" w:hAnsi="DejaVu Sans Condensed"/>
+          <w:sz w:val="18"/>
+          <w:szCs w:val="18"/>
+          <w:lang w:val="en-US"/>
+        </w:rPr>
+        <w:t>ERGODOTHS</w:t>
+      </w:r>
+      <w:r>
+        <w:rPr>
+          <w:rFonts w:cs="DejaVu Sans Condensed" w:ascii="DejaVu Sans Condensed" w:hAnsi="DejaVu Sans Condensed"/>
+          <w:sz w:val="18"/>
+          <w:szCs w:val="18"/>
+        </w:rPr>
+        <w:t>_</w:t>
+      </w:r>
+      <w:r>
+        <w:rPr>
+          <w:rFonts w:cs="DejaVu Sans Condensed" w:ascii="DejaVu Sans Condensed" w:hAnsi="DejaVu Sans Condensed"/>
+          <w:sz w:val="18"/>
+          <w:szCs w:val="18"/>
+          <w:lang w:val="en-US"/>
+        </w:rPr>
+        <w:t>AITIATIKH</w:t>
+      </w:r>
+      <w:r>
+        <w:rPr>
+          <w:rFonts w:cs="DejaVu Sans Condensed" w:ascii="DejaVu Sans Condensed" w:hAnsi="DejaVu Sans Condensed"/>
+          <w:sz w:val="18"/>
+          <w:szCs w:val="18"/>
+        </w:rPr>
+        <w:t>} αμέσως ό,τι έχει στην κατοχή τ{_</w:t>
+      </w:r>
+      <w:r>
+        <w:rPr>
+          <w:rFonts w:cs="DejaVu Sans Condensed" w:ascii="DejaVu Sans Condensed" w:hAnsi="DejaVu Sans Condensed"/>
+          <w:sz w:val="18"/>
+          <w:szCs w:val="18"/>
+          <w:lang w:val="en-US"/>
+        </w:rPr>
+        <w:t>GENIKH</w:t>
+      </w:r>
+      <w:r>
+        <w:rPr>
+          <w:rFonts w:cs="DejaVu Sans Condensed" w:ascii="DejaVu Sans Condensed" w:hAnsi="DejaVu Sans Condensed"/>
+          <w:sz w:val="18"/>
+          <w:szCs w:val="18"/>
+        </w:rPr>
+        <w:t>_</w:t>
+      </w:r>
+      <w:r>
+        <w:rPr>
+          <w:rFonts w:cs="DejaVu Sans Condensed" w:ascii="DejaVu Sans Condensed" w:hAnsi="DejaVu Sans Condensed"/>
+          <w:sz w:val="18"/>
+          <w:szCs w:val="18"/>
+          <w:lang w:val="en-US"/>
+        </w:rPr>
+        <w:t>A</w:t>
+      </w:r>
+      <w:r>
+        <w:rPr>
+          <w:rFonts w:cs="DejaVu Sans Condensed" w:ascii="DejaVu Sans Condensed" w:hAnsi="DejaVu Sans Condensed"/>
+          <w:sz w:val="18"/>
+          <w:szCs w:val="18"/>
+        </w:rPr>
+        <w:t>} (όπως, ενδεικτικώς, πάσης φύσεως εξοπλισμό που τ{_</w:t>
+      </w:r>
+      <w:r>
+        <w:rPr>
+          <w:rFonts w:cs="DejaVu Sans Condensed" w:ascii="DejaVu Sans Condensed" w:hAnsi="DejaVu Sans Condensed"/>
+          <w:sz w:val="18"/>
+          <w:szCs w:val="18"/>
+          <w:lang w:val="en-US"/>
+        </w:rPr>
+        <w:t>GENIKH</w:t>
+      </w:r>
+      <w:r>
+        <w:rPr>
+          <w:rFonts w:cs="DejaVu Sans Condensed" w:ascii="DejaVu Sans Condensed" w:hAnsi="DejaVu Sans Condensed"/>
+          <w:sz w:val="18"/>
+          <w:szCs w:val="18"/>
+        </w:rPr>
+        <w:t>_</w:t>
+      </w:r>
+      <w:r>
+        <w:rPr>
+          <w:rFonts w:cs="DejaVu Sans Condensed" w:ascii="DejaVu Sans Condensed" w:hAnsi="DejaVu Sans Condensed"/>
+          <w:sz w:val="18"/>
+          <w:szCs w:val="18"/>
+          <w:lang w:val="en-US"/>
+        </w:rPr>
+        <w:t>A</w:t>
+      </w:r>
+      <w:r>
+        <w:rPr>
+          <w:rFonts w:cs="DejaVu Sans Condensed" w:ascii="DejaVu Sans Condensed" w:hAnsi="DejaVu Sans Condensed"/>
+          <w:sz w:val="18"/>
+          <w:szCs w:val="18"/>
+        </w:rPr>
+        <w:t>} παραχωρήθηκε, έντυπο υλικό κλπ.).</w:t>
+      </w:r>
+    </w:p>
+    <w:p>
+      <w:pPr>
+        <w:pStyle w:val="Normal"/>
+        <w:ind w:left="-709" w:right="-1186" w:hanging="0"/>
+        <w:jc w:val="both"/>
+        <w:rPr>
+          <w:rFonts w:ascii="DejaVu Sans Condensed" w:hAnsi="DejaVu Sans Condensed" w:cs="DejaVu Sans Condensed"/>
+          <w:sz w:val="18"/>
+          <w:szCs w:val="18"/>
+        </w:rPr>
+      </w:pPr>
+      <w:r>
+        <w:rPr>
+          <w:rFonts w:cs="DejaVu Sans Condensed" w:ascii="DejaVu Sans Condensed" w:hAnsi="DejaVu Sans Condensed"/>
+          <w:sz w:val="18"/>
+          <w:szCs w:val="18"/>
+        </w:rPr>
+      </w:r>
+    </w:p>
+    <w:p>
+      <w:pPr>
+        <w:pStyle w:val="Normal"/>
+        <w:spacing w:lineRule="auto" w:line="360"/>
+        <w:ind w:left="-709" w:right="-1186" w:hanging="0"/>
+        <w:jc w:val="both"/>
+        <w:rPr/>
+      </w:pPr>
+      <w:r>
+        <w:rPr>
+          <w:rFonts w:cs="DejaVu Sans Condensed" w:ascii="DejaVu Sans Condensed" w:hAnsi="DejaVu Sans Condensed"/>
+          <w:b/>
+          <w:bCs/>
+          <w:sz w:val="18"/>
+          <w:szCs w:val="18"/>
+        </w:rPr>
+        <w:t>9.</w:t>
+        <w:tab/>
+      </w:r>
+      <w:r>
+        <w:rPr>
+          <w:rFonts w:cs="DejaVu Sans Condensed" w:ascii="DejaVu Sans Condensed" w:hAnsi="DejaVu Sans Condensed"/>
+          <w:b/>
+          <w:bCs/>
+          <w:sz w:val="18"/>
+          <w:szCs w:val="18"/>
+          <w:u w:val="thick"/>
+        </w:rPr>
+        <w:t>ΕΤΗΣΙΑ ΚΑΝΟΝΙΚΗ ΑΔΕΙΑ ΚΑΙ ΛΟΙΠΕΣ ΑΔΕΙΕΣ ΤΗΣ ΕΡΓΑΤΙΚΗΣ ΝΟΜΟΘΕΣΙΑΣ. ΔΙΑΡΚΕΙΑ – ΤΡΟΠΟΣ ΚΑΙ ΧΡΟΝΟΣ ΧΟΡΗΓΗΣΗΣ  - ΚΩΛΥΜΑΤΑ ΕΡΓΑΣΙΑΣ – ΑΔΙΚΑΙΟΛΟΓΗΤΗ ΑΠΟΥΣΙΑ:</w:t>
+      </w:r>
+    </w:p>
+    <w:p>
+      <w:pPr>
+        <w:pStyle w:val="Normal"/>
+        <w:spacing w:lineRule="auto" w:line="360"/>
+        <w:ind w:left="-709" w:right="-1186" w:hanging="0"/>
+        <w:jc w:val="both"/>
+        <w:rPr>
+          <w:rFonts w:ascii="DejaVu Sans Condensed" w:hAnsi="DejaVu Sans Condensed" w:cs="DejaVu Sans Condensed"/>
           <w:b/>
           <w:b/>
           <w:bCs/>
@@ -8686,6 +9323,7 @@
           <w:iCs/>
           <w:sz w:val="18"/>
           <w:szCs w:val="18"/>
+          <w:u w:val="thick"/>
         </w:rPr>
         <w:t xml:space="preserve">Άδεια </w:t>
       </w:r>
@@ -8699,8 +9337,21 @@
           <w:iCs/>
           <w:sz w:val="18"/>
           <w:szCs w:val="18"/>
-        </w:rPr>
-        <w:t xml:space="preserve">διάρκεια – τρόπος και χρόνος χορήγησης  </w:t>
+          <w:u w:val="thick"/>
+        </w:rPr>
+        <w:t>διάρκεια – τρόπος και χρόνος χορήγησης</w:t>
+      </w:r>
+      <w:r>
+        <w:rPr>
+          <w:rFonts w:cs="DejaVu Sans Condensed" w:ascii="DejaVu Sans Condensed" w:hAnsi="DejaVu Sans Condensed"/>
+          <w:b/>
+          <w:bCs/>
+          <w:i/>
+          <w:iCs/>
+          <w:sz w:val="18"/>
+          <w:szCs w:val="18"/>
+        </w:rPr>
+        <w:t xml:space="preserve">  </w:t>
       </w:r>
       <w:bookmarkEnd w:id="5"/>
     </w:p>
@@ -8721,7 +9372,26 @@
           <w:sz w:val="18"/>
           <w:szCs w:val="18"/>
         </w:rPr>
-        <w:t xml:space="preserve">Για τη διάρκεια της αδείας, τη χορήγησή της, τις αποδοχές αυτής καθώς και του επιδόματος αδείας, θα εφαρμόζονται όπως ορίζεται από τις διατάξεις του ΑΝ 539/1945,  Ν.1346/83, όπως ισχύουν καθώς από τον Κώδικα Ατομικού Εργατικού Δικαίου ΠΔ 80/2022  άρθρο 168 και άρθρο 7 ΠΔ 88/1999(ΚΕΦΑΛΑΙΟ Α άρθρα 210 έως και 216 και άρθρα 1, 2, 3, 4 &amp; 5 του ΑΝ 539/1945 &amp; άρθρο 8 Ν. 549/1977 – άρθρο 7 ΕΓΣΣΕ 1976), όπως ισχύουν. </w:t>
+        <w:t>Για τη διάρκεια της αδείας, τη χορήγησή της, τις αποδοχές αυτής καθώς και του επιδόματος αδείας, θα εφαρμόζονται όπως ορίζεται από τις διατάξεις του ΑΝ 539/1945,  Ν.1346/83, όπως ισχύουν καθώς από τον Κώδικα Ατομικού Εργατικού Δικαίου ΠΔ 80/2022  άρθρο 168 και άρθρο 7 ΠΔ 88/1999 (ΚΕΦΑΛΑΙΟ Α άρθρα 210 έως και 216 και άρθρα 1, 2, 3, 4 &amp; 5 του ΑΝ 539/1945 &amp; άρθρο 8 Ν. 549/1977 – άρθρο 7 ΕΓΣΣΕ 1976), όπως ισχύουν και η τυχ</w:t>
+      </w:r>
+      <w:r>
+        <w:rPr>
+          <w:rFonts w:eastAsia="Calibri" w:cs="DejaVu Sans Condensed" w:ascii="DejaVu Sans Condensed" w:hAnsi="DejaVu Sans Condensed" w:eastAsiaTheme="minorHAnsi"/>
+          <w:color w:val="auto"/>
+          <w:kern w:val="0"/>
+          <w:sz w:val="18"/>
+          <w:szCs w:val="18"/>
+          <w:lang w:val="el-GR" w:eastAsia="en-US" w:bidi="ar-SA"/>
+        </w:rPr>
+        <w:t>όν ισχύουσα κλαδική ή τοπική ΣΣΕ</w:t>
+      </w:r>
+      <w:r>
+        <w:rPr>
+          <w:rFonts w:cs="DejaVu Sans Condensed" w:ascii="DejaVu Sans Condensed" w:hAnsi="DejaVu Sans Condensed"/>
+          <w:sz w:val="18"/>
+          <w:szCs w:val="18"/>
+        </w:rPr>
+        <w:t xml:space="preserve">. </w:t>
       </w:r>
     </w:p>
     <w:p>
@@ -8988,6 +9658,18 @@
         </w:rPr>
         <w:t xml:space="preserve"> </w:t>
         <w:tab/>
+      </w:r>
+      <w:r>
+        <w:rPr>
+          <w:rFonts w:cs="DejaVu Sans Condensed" w:ascii="DejaVu Sans Condensed" w:hAnsi="DejaVu Sans Condensed"/>
+          <w:b/>
+          <w:bCs/>
+          <w:i/>
+          <w:iCs/>
+          <w:sz w:val="18"/>
+          <w:szCs w:val="18"/>
+          <w:u w:val="thick"/>
+        </w:rPr>
         <w:t>Λοιπές άδειες</w:t>
       </w:r>
     </w:p>
@@ -9359,6 +10041,18 @@
         </w:rPr>
         <w:t xml:space="preserve"> </w:t>
         <w:tab/>
+      </w:r>
+      <w:r>
+        <w:rPr>
+          <w:rFonts w:cs="DejaVu Sans Condensed" w:ascii="DejaVu Sans Condensed" w:hAnsi="DejaVu Sans Condensed"/>
+          <w:b/>
+          <w:bCs/>
+          <w:i/>
+          <w:iCs/>
+          <w:sz w:val="18"/>
+          <w:szCs w:val="18"/>
+          <w:u w:val="thick"/>
+        </w:rPr>
         <w:t>Ασθένεια ή κώλυμα του Εργαζομένου</w:t>
       </w:r>
     </w:p>
@@ -9640,6 +10334,7 @@
           <w:iCs/>
           <w:sz w:val="18"/>
           <w:szCs w:val="18"/>
+          <w:u w:val="thick"/>
         </w:rPr>
         <w:t>Αδικαιολόγητη απουσία</w:t>
       </w:r>
@@ -9894,7 +10589,27 @@
         </w:rPr>
         <w:t>10.</w:t>
         <w:tab/>
-        <w:t xml:space="preserve">ΑΡΓΙΕΣ: </w:t>
+      </w:r>
+      <w:r>
+        <w:rPr>
+          <w:rFonts w:cs="DejaVu Sans Condensed" w:ascii="DejaVu Sans Condensed" w:hAnsi="DejaVu Sans Condensed"/>
+          <w:b/>
+          <w:bCs/>
+          <w:sz w:val="18"/>
+          <w:szCs w:val="18"/>
+          <w:u w:val="thick"/>
+        </w:rPr>
+        <w:t>ΑΡΓΙΕΣ:</w:t>
+      </w:r>
+      <w:r>
+        <w:rPr>
+          <w:rFonts w:cs="DejaVu Sans Condensed" w:ascii="DejaVu Sans Condensed" w:hAnsi="DejaVu Sans Condensed"/>
+          <w:b/>
+          <w:bCs/>
+          <w:sz w:val="18"/>
+          <w:szCs w:val="18"/>
+        </w:rPr>
+        <w:t xml:space="preserve"> </w:t>
       </w:r>
     </w:p>
     <w:p>
@@ -9936,6 +10651,18 @@
         </w:rPr>
         <w:t xml:space="preserve"> </w:t>
         <w:tab/>
+      </w:r>
+      <w:r>
+        <w:rPr>
+          <w:rFonts w:cs="DejaVu Sans Condensed" w:ascii="DejaVu Sans Condensed" w:hAnsi="DejaVu Sans Condensed"/>
+          <w:b/>
+          <w:bCs/>
+          <w:i/>
+          <w:iCs/>
+          <w:sz w:val="18"/>
+          <w:szCs w:val="18"/>
+          <w:u w:val="thick"/>
+        </w:rPr>
         <w:t>Κυριακές - Αργίες</w:t>
       </w:r>
     </w:p>
@@ -9997,7 +10724,20 @@
           <w:sz w:val="18"/>
           <w:szCs w:val="18"/>
         </w:rPr>
-        <w:t xml:space="preserve"> Κατ΄ έθιμον αργίες</w:t>
+        <w:t xml:space="preserve"> </w:t>
+      </w:r>
+      <w:r>
+        <w:rPr>
+          <w:rFonts w:cs="DejaVu Sans Condensed" w:ascii="DejaVu Sans Condensed" w:hAnsi="DejaVu Sans Condensed"/>
+          <w:b/>
+          <w:bCs/>
+          <w:i/>
+          <w:iCs/>
+          <w:sz w:val="18"/>
+          <w:szCs w:val="18"/>
+          <w:u w:val="thick"/>
+        </w:rPr>
+        <w:t>Κατ΄ έθιμον αργίες</w:t>
       </w:r>
     </w:p>
     <w:p>
@@ -10265,7 +11005,29 @@
           <w:sz w:val="18"/>
           <w:szCs w:val="18"/>
         </w:rPr>
-        <w:t xml:space="preserve">11. ΣΥΛΛΟΓΙΚΗ ΡΥΘΜΙΣΗ ΠΟΥ ΕΦΑΡΜΟΖΕΤΑΙ: </w:t>
+        <w:t xml:space="preserve">11. </w:t>
+        <w:tab/>
+      </w:r>
+      <w:r>
+        <w:rPr>
+          <w:rFonts w:cs="DejaVu Sans Condensed" w:ascii="DejaVu Sans Condensed" w:hAnsi="DejaVu Sans Condensed"/>
+          <w:b/>
+          <w:bCs/>
+          <w:sz w:val="18"/>
+          <w:szCs w:val="18"/>
+          <w:u w:val="thick"/>
+        </w:rPr>
+        <w:t>ΣΥΛΛΟΓΙΚΗ ΡΥΘΜΙΣΗ ΠΟΥ ΕΦΑΡΜΟΖΕΤΑΙ:</w:t>
+      </w:r>
+      <w:r>
+        <w:rPr>
+          <w:rFonts w:cs="DejaVu Sans Condensed" w:ascii="DejaVu Sans Condensed" w:hAnsi="DejaVu Sans Condensed"/>
+          <w:b/>
+          <w:bCs/>
+          <w:sz w:val="18"/>
+          <w:szCs w:val="18"/>
+        </w:rPr>
+        <w:t xml:space="preserve"> </w:t>
       </w:r>
     </w:p>
     <w:p>
@@ -10331,6 +11093,16 @@
         </w:rPr>
         <w:t>12.</w:t>
         <w:tab/>
+      </w:r>
+      <w:r>
+        <w:rPr>
+          <w:rFonts w:cs="DejaVu Sans Condensed" w:ascii="DejaVu Sans Condensed" w:hAnsi="DejaVu Sans Condensed"/>
+          <w:b/>
+          <w:bCs/>
+          <w:sz w:val="18"/>
+          <w:szCs w:val="18"/>
+          <w:u w:val="thick"/>
+        </w:rPr>
         <w:t>ΕΜΠΙΣΤΕΥΤΙΚΟΤΗΤΑ – ΥΠΟΧΡΕΩΣΗ ΕΧΕΜΥΘΕΙΑΣ:</w:t>
       </w:r>
     </w:p>
@@ -10623,6 +11395,7 @@
         </w:rPr>
         <w:t>12.2.1.</w:t>
         <w:tab/>
+        <w:t xml:space="preserve"> </w:t>
       </w:r>
       <w:r>
         <w:rPr>
@@ -10875,6 +11648,7 @@
         </w:rPr>
         <w:t>12.2.2.</w:t>
         <w:tab/>
+        <w:t xml:space="preserve"> </w:t>
       </w:r>
       <w:r>
         <w:rPr>
@@ -11364,7 +12138,17 @@
         </w:rPr>
         <w:t>13.</w:t>
         <w:tab/>
-        <w:t>ΠΡΟΣΩΠΙΚΑ ΔΕΔΟΜΕΝΑ:</w:t>
+      </w:r>
+      <w:r>
+        <w:rPr>
+          <w:rFonts w:cs="DejaVu Sans Condensed" w:ascii="DejaVu Sans Condensed" w:hAnsi="DejaVu Sans Condensed"/>
+          <w:b/>
+          <w:bCs/>
+          <w:sz w:val="18"/>
+          <w:szCs w:val="18"/>
+          <w:u w:val="thick"/>
+        </w:rPr>
+        <w:t>ΠΡΟΣΩΠΙΚΑ ΔΕΔΟΜΕΝΑ – ΒΙΑ ΚΑΙ ΠΑΡΕΝΟΧΛΗΣΗ:</w:t>
       </w:r>
     </w:p>
     <w:p>
@@ -11532,7 +12316,7 @@
           <w:sz w:val="18"/>
           <w:szCs w:val="18"/>
         </w:rPr>
-        <w:t>} (όπως π.χ στοιχεία επικοινωνίας, θέση εργασίας και προϋπηρεσία, στοιχεία αμοιβών και επιδομάτων, εργασιακής απόδοσης, υγείας, οικογενειακής κατάστασης, κλπ.), με σκοπό την εκπλήρωση και λειτουργία της εργασιακής τους σχέσης και γενικότερα την καλύτερη διαχείριση των ανθρώπινων πόρων, στα οποία περιλαμβάνονται, μεταξύ άλλων, η πληρωμή μισθών και επιδομάτων, η αξιολόγηση και η εκπαίδευση , η συμμόρφωση προς  νομικές της υποχρεώσεις, κλπ., σε συμμόρφωση προς τον Γενικό Κανονισμό για την Προστασία Δεδομένων προσωπικού χαρακτήρα της Ε.Ε 279/2016(GDPR) όπως αναλυτικά περιγράφονται στο  Παράρτημα 2 της παρούσης.</w:t>
+        <w:t>} (όπως π.χ στοιχεία επικοινωνίας, θέση εργασίας και προϋπηρεσία, στοιχεία αμοιβών και επιδομάτων, εργασιακής απόδοσης, υγείας, οικογενειακής κατάστασης, κλπ.), με σκοπό την εκπλήρωση και λειτουργία της εργασιακής τους σχέσης και γενικότερα την καλύτερη διαχείριση των ανθρώπινων πόρων, στα οποία περιλαμβάνονται, μεταξύ άλλων, η πληρωμή μισθών και επιδομάτων, η αξιολόγηση και η εκπαίδευση , η συμμόρφωση προς  νομικές της υποχρεώσεις, κλπ., σε συμμόρφωση προς τον Γενικό Κανονισμό για την Προστασία Δεδομένων προσωπικού χαρακτήρα της Ε.Ε 279/2016 (GDPR) όπως αναλυτικά περιγράφονται στο  Παράρτημα 2 της παρούσης.</w:t>
       </w:r>
     </w:p>
     <w:p>
@@ -12128,20 +12912,75 @@
     <w:p>
       <w:pPr>
         <w:pStyle w:val="Normal"/>
-        <w:ind w:left="-709" w:right="-1186" w:hanging="0"/>
+        <w:widowControl/>
+        <w:suppressAutoHyphens w:val="true"/>
+        <w:bidi w:val="0"/>
+        <w:spacing w:lineRule="auto" w:line="259" w:before="0" w:after="160"/>
+        <w:ind w:left="-680" w:right="-1247" w:hanging="0"/>
         <w:jc w:val="both"/>
         <w:rPr>
-          <w:rFonts w:ascii="DejaVu Sans Condensed" w:hAnsi="DejaVu Sans Condensed" w:cs="DejaVu Sans Condensed"/>
-          <w:sz w:val="18"/>
-          <w:szCs w:val="18"/>
+          <w:rFonts w:ascii="DejaVu Sans Condensed" w:hAnsi="DejaVu Sans Condensed" w:eastAsia="Calibri" w:cs="DejaVu Sans Condensed" w:eastAsiaTheme="minorHAnsi"/>
+          <w:color w:val="auto"/>
+          <w:kern w:val="0"/>
+          <w:sz w:val="18"/>
+          <w:szCs w:val="18"/>
+          <w:lang w:val="el-GR" w:eastAsia="en-US" w:bidi="ar-SA"/>
         </w:rPr>
       </w:pPr>
       <w:r>
         <w:rPr>
-          <w:rFonts w:cs="DejaVu Sans Condensed" w:ascii="DejaVu Sans Condensed" w:hAnsi="DejaVu Sans Condensed"/>
-          <w:sz w:val="18"/>
-          <w:szCs w:val="18"/>
-        </w:rPr>
+          <w:rFonts w:eastAsia="Calibri" w:cs="DejaVu Sans Condensed" w:ascii="DejaVu Sans Condensed" w:hAnsi="DejaVu Sans Condensed" w:eastAsiaTheme="minorHAnsi"/>
+          <w:b/>
+          <w:bCs/>
+          <w:color w:val="auto"/>
+          <w:kern w:val="0"/>
+          <w:sz w:val="18"/>
+          <w:szCs w:val="18"/>
+          <w:lang w:val="el-GR" w:eastAsia="en-US" w:bidi="ar-SA"/>
+        </w:rPr>
+        <w:t xml:space="preserve">13.4. Βία &amp; Παρενόχληση. </w:t>
+      </w:r>
+      <w:r>
+        <w:rPr>
+          <w:rFonts w:eastAsia="Calibri" w:cs="DejaVu Sans Condensed" w:ascii="DejaVu Sans Condensed" w:hAnsi="DejaVu Sans Condensed" w:eastAsiaTheme="minorHAnsi"/>
+          <w:color w:val="auto"/>
+          <w:kern w:val="0"/>
+          <w:sz w:val="18"/>
+          <w:szCs w:val="18"/>
+          <w:lang w:val="el-GR" w:eastAsia="en-US" w:bidi="ar-SA"/>
+        </w:rPr>
+        <w:t xml:space="preserve">Η {_ETAIREIA} έχει υιοθετήσει πολιτικές μηδενικής ανοχής για την πρόληψη και καταπολέμηση της Βίας &amp; Παρενόχλησης εντός της επιχείρησης σύμφωνα με το άρθρο 9 του ν. 4808/2021 και το οποίο ενσωματώθηκε στο άρθρο 61 του ΠΔ 80/2022 (ΚΑΕΔ) και πολιτικές για την διαχείριση εσωτερικών καταγγελιών για περιστατικά βίας &amp; παρενόχλησης  σύμφωνα με το άρθρο 10 του ν. 4808/2021 και το οποίο ενσωματώθηκε στο άρθρο 62 του ΠΔ 80/2022 (ΚΑΕΔ). </w:t>
+      </w:r>
+    </w:p>
+    <w:p>
+      <w:pPr>
+        <w:pStyle w:val="Normal"/>
+        <w:widowControl/>
+        <w:suppressAutoHyphens w:val="true"/>
+        <w:bidi w:val="0"/>
+        <w:spacing w:lineRule="auto" w:line="259" w:before="0" w:after="160"/>
+        <w:ind w:left="-680" w:right="-1304" w:hanging="0"/>
+        <w:jc w:val="both"/>
+        <w:rPr>
+          <w:sz w:val="24"/>
+        </w:rPr>
+      </w:pPr>
+      <w:r>
+        <w:rPr>
+          <w:rFonts w:eastAsia="Calibri" w:cs="DejaVu Sans Condensed" w:ascii="DejaVu Sans Condensed" w:hAnsi="DejaVu Sans Condensed" w:eastAsiaTheme="minorHAnsi"/>
+          <w:color w:val="auto"/>
+          <w:kern w:val="0"/>
+          <w:sz w:val="18"/>
+          <w:szCs w:val="18"/>
+          <w:lang w:val="el-GR" w:eastAsia="en-US" w:bidi="ar-SA"/>
+        </w:rPr>
+        <w:t>Έχω λάβει γνώση τις πολιτικές της εταιρείας για απαγόρευσης παραβίασης, βίας και παρενόχλησης.</w:t>
+      </w:r>
+      <w:r>
+        <w:rPr>
+          <w:sz w:val="24"/>
+        </w:rPr>
+        <w:t xml:space="preserve"> </w:t>
       </w:r>
     </w:p>
     <w:p>
@@ -12150,109 +12989,24 @@
         <w:ind w:left="-709" w:right="-1186" w:hanging="0"/>
         <w:jc w:val="both"/>
         <w:rPr>
-          <w:rFonts w:ascii="DejaVu Sans Condensed" w:hAnsi="DejaVu Sans Condensed" w:cs="DejaVu Sans Condensed"/>
-          <w:b/>
-          <w:b/>
-          <w:bCs/>
-          <w:sz w:val="18"/>
-          <w:szCs w:val="18"/>
+          <w:rFonts w:ascii="DejaVu Sans Condensed" w:hAnsi="DejaVu Sans Condensed" w:eastAsia="Calibri" w:cs="DejaVu Sans Condensed" w:eastAsiaTheme="minorHAnsi"/>
+          <w:color w:val="auto"/>
+          <w:kern w:val="0"/>
+          <w:sz w:val="18"/>
+          <w:szCs w:val="18"/>
+          <w:lang w:val="el-GR" w:eastAsia="en-US" w:bidi="ar-SA"/>
         </w:rPr>
       </w:pPr>
       <w:r>
         <w:rPr>
-          <w:rFonts w:cs="DejaVu Sans Condensed" w:ascii="DejaVu Sans Condensed" w:hAnsi="DejaVu Sans Condensed"/>
-          <w:b/>
-          <w:bCs/>
-          <w:sz w:val="18"/>
-          <w:szCs w:val="18"/>
-        </w:rPr>
-        <w:t xml:space="preserve">14. </w:t>
-        <w:tab/>
-        <w:t>ΛΟΙΠΕΣ ΥΠΟΧΡΕΩΣΕΙΣ {_</w:t>
-      </w:r>
-      <w:r>
-        <w:rPr>
-          <w:rFonts w:cs="DejaVu Sans Condensed" w:ascii="DejaVu Sans Condensed" w:hAnsi="DejaVu Sans Condensed"/>
-          <w:b/>
-          <w:bCs/>
-          <w:sz w:val="18"/>
-          <w:szCs w:val="18"/>
-          <w:lang w:val="en-US"/>
-        </w:rPr>
-        <w:t>TYPOS</w:t>
-      </w:r>
-      <w:r>
-        <w:rPr>
-          <w:rFonts w:cs="DejaVu Sans Condensed" w:ascii="DejaVu Sans Condensed" w:hAnsi="DejaVu Sans Condensed"/>
-          <w:b/>
-          <w:bCs/>
-          <w:sz w:val="18"/>
-          <w:szCs w:val="18"/>
-        </w:rPr>
-        <w:t>_</w:t>
-      </w:r>
-      <w:r>
-        <w:rPr>
-          <w:rFonts w:cs="DejaVu Sans Condensed" w:ascii="DejaVu Sans Condensed" w:hAnsi="DejaVu Sans Condensed"/>
-          <w:b/>
-          <w:bCs/>
-          <w:sz w:val="18"/>
-          <w:szCs w:val="18"/>
-          <w:lang w:val="en-US"/>
-        </w:rPr>
-        <w:t>ERG</w:t>
-      </w:r>
-      <w:r>
-        <w:rPr>
-          <w:rFonts w:cs="DejaVu Sans Condensed" w:ascii="DejaVu Sans Condensed" w:hAnsi="DejaVu Sans Condensed"/>
-          <w:b/>
-          <w:bCs/>
-          <w:sz w:val="18"/>
-          <w:szCs w:val="18"/>
-        </w:rPr>
-        <w:t>_</w:t>
-      </w:r>
-      <w:r>
-        <w:rPr>
-          <w:rFonts w:cs="DejaVu Sans Condensed" w:ascii="DejaVu Sans Condensed" w:hAnsi="DejaVu Sans Condensed"/>
-          <w:b/>
-          <w:bCs/>
-          <w:sz w:val="18"/>
-          <w:szCs w:val="18"/>
-          <w:lang w:val="en-US"/>
-        </w:rPr>
-        <w:t>GENIKH</w:t>
-      </w:r>
-      <w:r>
-        <w:rPr>
-          <w:rFonts w:cs="DejaVu Sans Condensed" w:ascii="DejaVu Sans Condensed" w:hAnsi="DejaVu Sans Condensed"/>
-          <w:b/>
-          <w:bCs/>
-          <w:sz w:val="18"/>
-          <w:szCs w:val="18"/>
-        </w:rPr>
-        <w:t>_</w:t>
-      </w:r>
-      <w:r>
-        <w:rPr>
-          <w:rFonts w:cs="DejaVu Sans Condensed" w:ascii="DejaVu Sans Condensed" w:hAnsi="DejaVu Sans Condensed"/>
-          <w:b/>
-          <w:bCs/>
-          <w:sz w:val="18"/>
-          <w:szCs w:val="18"/>
-          <w:lang w:val="en-US"/>
-        </w:rPr>
-        <w:t>CAPITAL</w:t>
-      </w:r>
-      <w:r>
-        <w:rPr>
-          <w:rFonts w:cs="DejaVu Sans Condensed" w:ascii="DejaVu Sans Condensed" w:hAnsi="DejaVu Sans Condensed"/>
-          <w:b/>
-          <w:bCs/>
-          <w:sz w:val="18"/>
-          <w:szCs w:val="18"/>
-        </w:rPr>
-        <w:t>} – ΨΗΦΙΑΚΗ ΚΑΡΤΑ ΕΡΓΑΣΙΑΣ:</w:t>
+          <w:rFonts w:eastAsia="Calibri" w:cs="DejaVu Sans Condensed" w:ascii="DejaVu Sans Condensed" w:hAnsi="DejaVu Sans Condensed" w:eastAsiaTheme="minorHAnsi"/>
+          <w:color w:val="auto"/>
+          <w:kern w:val="0"/>
+          <w:sz w:val="18"/>
+          <w:szCs w:val="18"/>
+          <w:lang w:val="el-GR" w:eastAsia="en-US" w:bidi="ar-SA"/>
+        </w:rPr>
+        <w:t>Με τα άρθρα 9 και 10 του ν. 4808/2021 κυρώνεται η Σύμβαση 190 της Διεθνούς Οργάνωσης Εργασίας για την εξάλειψη της βίας και παρενόχλησης στον κόσμο της εργασίας, που υιοθετήθηκε από τη Συνδιάσκεψη της Διεθνούς Οργάνωσης Εργασίας στη Γενεύη, την 21η Ιουνίου 2019,</w:t>
       </w:r>
     </w:p>
     <w:p>
@@ -12261,285 +13015,23 @@
         <w:ind w:left="-709" w:right="-1186" w:hanging="0"/>
         <w:jc w:val="both"/>
         <w:rPr>
-          <w:rFonts w:ascii="DejaVu Sans Condensed" w:hAnsi="DejaVu Sans Condensed" w:cs="DejaVu Sans Condensed"/>
-          <w:sz w:val="18"/>
-          <w:szCs w:val="18"/>
+          <w:rFonts w:ascii="DejaVu Sans Condensed" w:hAnsi="DejaVu Sans Condensed" w:eastAsia="Calibri" w:cs="DejaVu Sans Condensed" w:eastAsiaTheme="minorHAnsi"/>
+          <w:color w:val="auto"/>
+          <w:kern w:val="0"/>
+          <w:sz w:val="18"/>
+          <w:szCs w:val="18"/>
+          <w:lang w:val="el-GR" w:eastAsia="en-US" w:bidi="ar-SA"/>
         </w:rPr>
       </w:pPr>
       <w:r>
         <w:rPr>
-          <w:rFonts w:cs="DejaVu Sans Condensed" w:ascii="DejaVu Sans Condensed" w:hAnsi="DejaVu Sans Condensed"/>
-          <w:b/>
-          <w:bCs/>
-          <w:sz w:val="18"/>
-          <w:szCs w:val="18"/>
-        </w:rPr>
-        <w:t>14.1.</w:t>
-      </w:r>
-      <w:r>
-        <w:rPr>
-          <w:rFonts w:cs="DejaVu Sans Condensed" w:ascii="DejaVu Sans Condensed" w:hAnsi="DejaVu Sans Condensed"/>
-          <w:sz w:val="18"/>
-          <w:szCs w:val="18"/>
-        </w:rPr>
-        <w:t xml:space="preserve"> </w:t>
-        <w:tab/>
-        <w:t>{_</w:t>
-      </w:r>
-      <w:r>
-        <w:rPr>
-          <w:rFonts w:cs="DejaVu Sans Condensed" w:ascii="DejaVu Sans Condensed" w:hAnsi="DejaVu Sans Condensed"/>
-          <w:sz w:val="18"/>
-          <w:szCs w:val="18"/>
-          <w:lang w:val="en-US"/>
-        </w:rPr>
-        <w:t>CAPITAL</w:t>
-      </w:r>
-      <w:r>
-        <w:rPr>
-          <w:rFonts w:cs="DejaVu Sans Condensed" w:ascii="DejaVu Sans Condensed" w:hAnsi="DejaVu Sans Condensed"/>
-          <w:sz w:val="18"/>
-          <w:szCs w:val="18"/>
-        </w:rPr>
-        <w:t>_</w:t>
-      </w:r>
-      <w:r>
-        <w:rPr>
-          <w:rFonts w:cs="DejaVu Sans Condensed" w:ascii="DejaVu Sans Condensed" w:hAnsi="DejaVu Sans Condensed"/>
-          <w:sz w:val="18"/>
-          <w:szCs w:val="18"/>
-          <w:lang w:val="en-US"/>
-        </w:rPr>
-        <w:t>ONOMASTIKH</w:t>
-      </w:r>
-      <w:r>
-        <w:rPr>
-          <w:rFonts w:cs="DejaVu Sans Condensed" w:ascii="DejaVu Sans Condensed" w:hAnsi="DejaVu Sans Condensed"/>
-          <w:sz w:val="18"/>
-          <w:szCs w:val="18"/>
-        </w:rPr>
-        <w:t>_</w:t>
-      </w:r>
-      <w:r>
-        <w:rPr>
-          <w:rFonts w:cs="DejaVu Sans Condensed" w:ascii="DejaVu Sans Condensed" w:hAnsi="DejaVu Sans Condensed"/>
-          <w:sz w:val="18"/>
-          <w:szCs w:val="18"/>
-          <w:lang w:val="en-US"/>
-        </w:rPr>
-        <w:t>A</w:t>
-      </w:r>
-      <w:r>
-        <w:rPr>
-          <w:rFonts w:cs="DejaVu Sans Condensed" w:ascii="DejaVu Sans Condensed" w:hAnsi="DejaVu Sans Condensed"/>
-          <w:sz w:val="18"/>
-          <w:szCs w:val="18"/>
-        </w:rPr>
-        <w:t>} {_</w:t>
-      </w:r>
-      <w:r>
-        <w:rPr>
-          <w:rFonts w:cs="DejaVu Sans Condensed" w:ascii="DejaVu Sans Condensed" w:hAnsi="DejaVu Sans Condensed"/>
-          <w:sz w:val="18"/>
-          <w:szCs w:val="18"/>
-          <w:lang w:val="en-US"/>
-        </w:rPr>
-        <w:t>TYPOS</w:t>
-      </w:r>
-      <w:r>
-        <w:rPr>
-          <w:rFonts w:cs="DejaVu Sans Condensed" w:ascii="DejaVu Sans Condensed" w:hAnsi="DejaVu Sans Condensed"/>
-          <w:sz w:val="18"/>
-          <w:szCs w:val="18"/>
-        </w:rPr>
-        <w:t>_</w:t>
-      </w:r>
-      <w:r>
-        <w:rPr>
-          <w:rFonts w:cs="DejaVu Sans Condensed" w:ascii="DejaVu Sans Condensed" w:hAnsi="DejaVu Sans Condensed"/>
-          <w:sz w:val="18"/>
-          <w:szCs w:val="18"/>
-          <w:lang w:val="en-US"/>
-        </w:rPr>
-        <w:t>ERG</w:t>
-      </w:r>
-      <w:r>
-        <w:rPr>
-          <w:rFonts w:cs="DejaVu Sans Condensed" w:ascii="DejaVu Sans Condensed" w:hAnsi="DejaVu Sans Condensed"/>
-          <w:sz w:val="18"/>
-          <w:szCs w:val="18"/>
-        </w:rPr>
-        <w:t>} οφείλει να εκτελεί την εργασία τ{_</w:t>
-      </w:r>
-      <w:r>
-        <w:rPr>
-          <w:rFonts w:cs="DejaVu Sans Condensed" w:ascii="DejaVu Sans Condensed" w:hAnsi="DejaVu Sans Condensed"/>
-          <w:sz w:val="18"/>
-          <w:szCs w:val="18"/>
-          <w:lang w:val="en-US"/>
-        </w:rPr>
-        <w:t>GENIKH</w:t>
-      </w:r>
-      <w:r>
-        <w:rPr>
-          <w:rFonts w:cs="DejaVu Sans Condensed" w:ascii="DejaVu Sans Condensed" w:hAnsi="DejaVu Sans Condensed"/>
-          <w:sz w:val="18"/>
-          <w:szCs w:val="18"/>
-        </w:rPr>
-        <w:t>_</w:t>
-      </w:r>
-      <w:r>
-        <w:rPr>
-          <w:rFonts w:cs="DejaVu Sans Condensed" w:ascii="DejaVu Sans Condensed" w:hAnsi="DejaVu Sans Condensed"/>
-          <w:sz w:val="18"/>
-          <w:szCs w:val="18"/>
-          <w:lang w:val="en-US"/>
-        </w:rPr>
-        <w:t>A</w:t>
-      </w:r>
-      <w:r>
-        <w:rPr>
-          <w:rFonts w:cs="DejaVu Sans Condensed" w:ascii="DejaVu Sans Condensed" w:hAnsi="DejaVu Sans Condensed"/>
-          <w:sz w:val="18"/>
-          <w:szCs w:val="18"/>
-        </w:rPr>
-        <w:t>} προσηκόντως και να ανταποκρίνεται προς το υψηλό επίπεδο υπηρεσιών και φήμης {_</w:t>
-      </w:r>
-      <w:r>
-        <w:rPr>
-          <w:rFonts w:cs="DejaVu Sans Condensed" w:ascii="DejaVu Sans Condensed" w:hAnsi="DejaVu Sans Condensed"/>
-          <w:sz w:val="18"/>
-          <w:szCs w:val="18"/>
-          <w:lang w:val="en-US"/>
-        </w:rPr>
-        <w:t>ERGODOTHS</w:t>
-      </w:r>
-      <w:r>
-        <w:rPr>
-          <w:rFonts w:cs="DejaVu Sans Condensed" w:ascii="DejaVu Sans Condensed" w:hAnsi="DejaVu Sans Condensed"/>
-          <w:sz w:val="18"/>
-          <w:szCs w:val="18"/>
-        </w:rPr>
-        <w:t>_</w:t>
-      </w:r>
-      <w:r>
-        <w:rPr>
-          <w:rFonts w:cs="DejaVu Sans Condensed" w:ascii="DejaVu Sans Condensed" w:hAnsi="DejaVu Sans Condensed"/>
-          <w:sz w:val="18"/>
-          <w:szCs w:val="18"/>
-          <w:lang w:val="en-US"/>
-        </w:rPr>
-        <w:t>GENIKH</w:t>
-      </w:r>
-      <w:r>
-        <w:rPr>
-          <w:rFonts w:cs="DejaVu Sans Condensed" w:ascii="DejaVu Sans Condensed" w:hAnsi="DejaVu Sans Condensed"/>
-          <w:sz w:val="18"/>
-          <w:szCs w:val="18"/>
-        </w:rPr>
-        <w:t>}. Επίσης οφείλει να συμμορφώνεται και να υπακούει πλήρως στις εντολές της Διεύθυνσης  {_</w:t>
-      </w:r>
-      <w:r>
-        <w:rPr>
-          <w:rFonts w:cs="DejaVu Sans Condensed" w:ascii="DejaVu Sans Condensed" w:hAnsi="DejaVu Sans Condensed"/>
-          <w:sz w:val="18"/>
-          <w:szCs w:val="18"/>
-          <w:lang w:val="en-US"/>
-        </w:rPr>
-        <w:t>ERGODOTHS</w:t>
-      </w:r>
-      <w:r>
-        <w:rPr>
-          <w:rFonts w:cs="DejaVu Sans Condensed" w:ascii="DejaVu Sans Condensed" w:hAnsi="DejaVu Sans Condensed"/>
-          <w:sz w:val="18"/>
-          <w:szCs w:val="18"/>
-        </w:rPr>
-        <w:t>_</w:t>
-      </w:r>
-      <w:r>
-        <w:rPr>
-          <w:rFonts w:cs="DejaVu Sans Condensed" w:ascii="DejaVu Sans Condensed" w:hAnsi="DejaVu Sans Condensed"/>
-          <w:sz w:val="18"/>
-          <w:szCs w:val="18"/>
-          <w:lang w:val="en-US"/>
-        </w:rPr>
-        <w:t>GENIKH</w:t>
-      </w:r>
-      <w:r>
-        <w:rPr>
-          <w:rFonts w:cs="DejaVu Sans Condensed" w:ascii="DejaVu Sans Condensed" w:hAnsi="DejaVu Sans Condensed"/>
-          <w:sz w:val="18"/>
-          <w:szCs w:val="18"/>
-        </w:rPr>
-        <w:t>} και των λοιπών εντεταλμένων οργάνων {_</w:t>
-      </w:r>
-      <w:r>
-        <w:rPr>
-          <w:rFonts w:cs="DejaVu Sans Condensed" w:ascii="DejaVu Sans Condensed" w:hAnsi="DejaVu Sans Condensed"/>
-          <w:sz w:val="18"/>
-          <w:szCs w:val="18"/>
-          <w:lang w:val="en-US"/>
-        </w:rPr>
-        <w:t>ERGODOTHS</w:t>
-      </w:r>
-      <w:r>
-        <w:rPr>
-          <w:rFonts w:cs="DejaVu Sans Condensed" w:ascii="DejaVu Sans Condensed" w:hAnsi="DejaVu Sans Condensed"/>
-          <w:sz w:val="18"/>
-          <w:szCs w:val="18"/>
-        </w:rPr>
-        <w:t>_</w:t>
-      </w:r>
-      <w:r>
-        <w:rPr>
-          <w:rFonts w:cs="DejaVu Sans Condensed" w:ascii="DejaVu Sans Condensed" w:hAnsi="DejaVu Sans Condensed"/>
-          <w:sz w:val="18"/>
-          <w:szCs w:val="18"/>
-          <w:lang w:val="en-US"/>
-        </w:rPr>
-        <w:t>GENIKH</w:t>
-      </w:r>
-      <w:r>
-        <w:rPr>
-          <w:rFonts w:cs="DejaVu Sans Condensed" w:ascii="DejaVu Sans Condensed" w:hAnsi="DejaVu Sans Condensed"/>
-          <w:sz w:val="18"/>
-          <w:szCs w:val="18"/>
-        </w:rPr>
-        <w:t>} και να συνεργάζεται αρμονικά με το υπόλοιπο προσωπικό {_</w:t>
-      </w:r>
-      <w:r>
-        <w:rPr>
-          <w:rFonts w:cs="DejaVu Sans Condensed" w:ascii="DejaVu Sans Condensed" w:hAnsi="DejaVu Sans Condensed"/>
-          <w:sz w:val="18"/>
-          <w:szCs w:val="18"/>
-          <w:lang w:val="en-US"/>
-        </w:rPr>
-        <w:t>ERGODOTHS</w:t>
-      </w:r>
-      <w:r>
-        <w:rPr>
-          <w:rFonts w:cs="DejaVu Sans Condensed" w:ascii="DejaVu Sans Condensed" w:hAnsi="DejaVu Sans Condensed"/>
-          <w:sz w:val="18"/>
-          <w:szCs w:val="18"/>
-        </w:rPr>
-        <w:t>_</w:t>
-      </w:r>
-      <w:r>
-        <w:rPr>
-          <w:rFonts w:cs="DejaVu Sans Condensed" w:ascii="DejaVu Sans Condensed" w:hAnsi="DejaVu Sans Condensed"/>
-          <w:sz w:val="18"/>
-          <w:szCs w:val="18"/>
-          <w:lang w:val="en-US"/>
-        </w:rPr>
-        <w:t>GENIKH</w:t>
-      </w:r>
-      <w:r>
-        <w:rPr>
-          <w:rFonts w:cs="DejaVu Sans Condensed" w:ascii="DejaVu Sans Condensed" w:hAnsi="DejaVu Sans Condensed"/>
-          <w:sz w:val="18"/>
-          <w:szCs w:val="18"/>
-        </w:rPr>
-        <w:t xml:space="preserve">}. </w:t>
+          <w:rFonts w:eastAsia="Calibri" w:cs="DejaVu Sans Condensed" w:eastAsiaTheme="minorHAnsi" w:ascii="DejaVu Sans Condensed" w:hAnsi="DejaVu Sans Condensed"/>
+          <w:color w:val="auto"/>
+          <w:kern w:val="0"/>
+          <w:sz w:val="18"/>
+          <w:szCs w:val="18"/>
+          <w:lang w:val="el-GR" w:eastAsia="en-US" w:bidi="ar-SA"/>
+        </w:rPr>
       </w:r>
     </w:p>
     <w:p>
@@ -12549,6 +13041,9 @@
         <w:jc w:val="both"/>
         <w:rPr>
           <w:rFonts w:ascii="DejaVu Sans Condensed" w:hAnsi="DejaVu Sans Condensed" w:cs="DejaVu Sans Condensed"/>
+          <w:b/>
+          <w:b/>
+          <w:bCs/>
           <w:sz w:val="18"/>
           <w:szCs w:val="18"/>
         </w:rPr>
@@ -12561,23 +13056,97 @@
           <w:sz w:val="18"/>
           <w:szCs w:val="18"/>
         </w:rPr>
-        <w:t>14.2.</w:t>
-      </w:r>
-      <w:r>
-        <w:rPr>
-          <w:rFonts w:cs="DejaVu Sans Condensed" w:ascii="DejaVu Sans Condensed" w:hAnsi="DejaVu Sans Condensed"/>
-          <w:sz w:val="18"/>
-          <w:szCs w:val="18"/>
-        </w:rPr>
-        <w:t xml:space="preserve"> </w:t>
+        <w:t xml:space="preserve">14. </w:t>
         <w:tab/>
-        <w:t>{_</w:t>
-      </w:r>
-      <w:r>
-        <w:rPr>
-          <w:rFonts w:cs="DejaVu Sans Condensed" w:ascii="DejaVu Sans Condensed" w:hAnsi="DejaVu Sans Condensed"/>
-          <w:sz w:val="18"/>
-          <w:szCs w:val="18"/>
+      </w:r>
+      <w:r>
+        <w:rPr>
+          <w:rFonts w:cs="DejaVu Sans Condensed" w:ascii="DejaVu Sans Condensed" w:hAnsi="DejaVu Sans Condensed"/>
+          <w:b/>
+          <w:bCs/>
+          <w:sz w:val="18"/>
+          <w:szCs w:val="18"/>
+          <w:u w:val="thick"/>
+        </w:rPr>
+        <w:t>ΛΟΙΠΕΣ ΥΠΟΧΡΕΩΣΕΙΣ {_</w:t>
+      </w:r>
+      <w:r>
+        <w:rPr>
+          <w:rFonts w:cs="DejaVu Sans Condensed" w:ascii="DejaVu Sans Condensed" w:hAnsi="DejaVu Sans Condensed"/>
+          <w:b/>
+          <w:bCs/>
+          <w:sz w:val="18"/>
+          <w:szCs w:val="18"/>
+          <w:u w:val="thick"/>
+          <w:lang w:val="en-US"/>
+        </w:rPr>
+        <w:t>TYPOS</w:t>
+      </w:r>
+      <w:r>
+        <w:rPr>
+          <w:rFonts w:cs="DejaVu Sans Condensed" w:ascii="DejaVu Sans Condensed" w:hAnsi="DejaVu Sans Condensed"/>
+          <w:b/>
+          <w:bCs/>
+          <w:sz w:val="18"/>
+          <w:szCs w:val="18"/>
+          <w:u w:val="thick"/>
+        </w:rPr>
+        <w:t>_</w:t>
+      </w:r>
+      <w:r>
+        <w:rPr>
+          <w:rFonts w:cs="DejaVu Sans Condensed" w:ascii="DejaVu Sans Condensed" w:hAnsi="DejaVu Sans Condensed"/>
+          <w:b/>
+          <w:bCs/>
+          <w:sz w:val="18"/>
+          <w:szCs w:val="18"/>
+          <w:u w:val="thick"/>
+          <w:lang w:val="en-US"/>
+        </w:rPr>
+        <w:t>ERG</w:t>
+      </w:r>
+      <w:r>
+        <w:rPr>
+          <w:rFonts w:cs="DejaVu Sans Condensed" w:ascii="DejaVu Sans Condensed" w:hAnsi="DejaVu Sans Condensed"/>
+          <w:b/>
+          <w:bCs/>
+          <w:sz w:val="18"/>
+          <w:szCs w:val="18"/>
+          <w:u w:val="thick"/>
+        </w:rPr>
+        <w:t>_</w:t>
+      </w:r>
+      <w:r>
+        <w:rPr>
+          <w:rFonts w:cs="DejaVu Sans Condensed" w:ascii="DejaVu Sans Condensed" w:hAnsi="DejaVu Sans Condensed"/>
+          <w:b/>
+          <w:bCs/>
+          <w:sz w:val="18"/>
+          <w:szCs w:val="18"/>
+          <w:u w:val="thick"/>
+          <w:lang w:val="en-US"/>
+        </w:rPr>
+        <w:t>GENIKH</w:t>
+      </w:r>
+      <w:r>
+        <w:rPr>
+          <w:rFonts w:cs="DejaVu Sans Condensed" w:ascii="DejaVu Sans Condensed" w:hAnsi="DejaVu Sans Condensed"/>
+          <w:b/>
+          <w:bCs/>
+          <w:sz w:val="18"/>
+          <w:szCs w:val="18"/>
+          <w:u w:val="thick"/>
+        </w:rPr>
+        <w:t>_</w:t>
+      </w:r>
+      <w:r>
+        <w:rPr>
+          <w:rFonts w:cs="DejaVu Sans Condensed" w:ascii="DejaVu Sans Condensed" w:hAnsi="DejaVu Sans Condensed"/>
+          <w:b/>
+          <w:bCs/>
+          <w:sz w:val="18"/>
+          <w:szCs w:val="18"/>
+          <w:u w:val="thick"/>
           <w:lang w:val="en-US"/>
         </w:rPr>
         <w:t>CAPITAL</w:t>
@@ -12585,129 +13154,13 @@
       <w:r>
         <w:rPr>
           <w:rFonts w:cs="DejaVu Sans Condensed" w:ascii="DejaVu Sans Condensed" w:hAnsi="DejaVu Sans Condensed"/>
-          <w:sz w:val="18"/>
-          <w:szCs w:val="18"/>
-        </w:rPr>
-        <w:t>_</w:t>
-      </w:r>
-      <w:r>
-        <w:rPr>
-          <w:rFonts w:cs="DejaVu Sans Condensed" w:ascii="DejaVu Sans Condensed" w:hAnsi="DejaVu Sans Condensed"/>
-          <w:sz w:val="18"/>
-          <w:szCs w:val="18"/>
-          <w:lang w:val="en-US"/>
-        </w:rPr>
-        <w:t>ONOMASTIKH</w:t>
-      </w:r>
-      <w:r>
-        <w:rPr>
-          <w:rFonts w:cs="DejaVu Sans Condensed" w:ascii="DejaVu Sans Condensed" w:hAnsi="DejaVu Sans Condensed"/>
-          <w:sz w:val="18"/>
-          <w:szCs w:val="18"/>
-        </w:rPr>
-        <w:t>_</w:t>
-      </w:r>
-      <w:r>
-        <w:rPr>
-          <w:rFonts w:cs="DejaVu Sans Condensed" w:ascii="DejaVu Sans Condensed" w:hAnsi="DejaVu Sans Condensed"/>
-          <w:sz w:val="18"/>
-          <w:szCs w:val="18"/>
-          <w:lang w:val="en-US"/>
-        </w:rPr>
-        <w:t>A</w:t>
-      </w:r>
-      <w:r>
-        <w:rPr>
-          <w:rFonts w:cs="DejaVu Sans Condensed" w:ascii="DejaVu Sans Condensed" w:hAnsi="DejaVu Sans Condensed"/>
-          <w:sz w:val="18"/>
-          <w:szCs w:val="18"/>
-        </w:rPr>
-        <w:t>} {_</w:t>
-      </w:r>
-      <w:r>
-        <w:rPr>
-          <w:rFonts w:cs="DejaVu Sans Condensed" w:ascii="DejaVu Sans Condensed" w:hAnsi="DejaVu Sans Condensed"/>
-          <w:sz w:val="18"/>
-          <w:szCs w:val="18"/>
-          <w:lang w:val="en-US"/>
-        </w:rPr>
-        <w:t>TYPOS</w:t>
-      </w:r>
-      <w:r>
-        <w:rPr>
-          <w:rFonts w:cs="DejaVu Sans Condensed" w:ascii="DejaVu Sans Condensed" w:hAnsi="DejaVu Sans Condensed"/>
-          <w:sz w:val="18"/>
-          <w:szCs w:val="18"/>
-        </w:rPr>
-        <w:t>_</w:t>
-      </w:r>
-      <w:r>
-        <w:rPr>
-          <w:rFonts w:cs="DejaVu Sans Condensed" w:ascii="DejaVu Sans Condensed" w:hAnsi="DejaVu Sans Condensed"/>
-          <w:sz w:val="18"/>
-          <w:szCs w:val="18"/>
-          <w:lang w:val="en-US"/>
-        </w:rPr>
-        <w:t>ERG</w:t>
-      </w:r>
-      <w:r>
-        <w:rPr>
-          <w:rFonts w:cs="DejaVu Sans Condensed" w:ascii="DejaVu Sans Condensed" w:hAnsi="DejaVu Sans Condensed"/>
-          <w:sz w:val="18"/>
-          <w:szCs w:val="18"/>
-        </w:rPr>
-        <w:t>} χωρίς πρόσθετη αμοιβή να παρακολουθεί τα προγράμματα εκπαίδευσης που διοργανώνει {_</w:t>
-      </w:r>
-      <w:r>
-        <w:rPr>
-          <w:rFonts w:cs="DejaVu Sans Condensed" w:ascii="DejaVu Sans Condensed" w:hAnsi="DejaVu Sans Condensed"/>
-          <w:sz w:val="18"/>
-          <w:szCs w:val="18"/>
-          <w:lang w:val="en-US"/>
-        </w:rPr>
-        <w:t>ERGODOTHS</w:t>
-      </w:r>
-      <w:r>
-        <w:rPr>
-          <w:rFonts w:cs="DejaVu Sans Condensed" w:ascii="DejaVu Sans Condensed" w:hAnsi="DejaVu Sans Condensed"/>
-          <w:sz w:val="18"/>
-          <w:szCs w:val="18"/>
-        </w:rPr>
-        <w:t>}, ανεξάρτητα αν αυτά διεξάγονται εντός ή εκτός του ωραρίου εργασίας τ{_</w:t>
-      </w:r>
-      <w:r>
-        <w:rPr>
-          <w:rFonts w:cs="DejaVu Sans Condensed" w:ascii="DejaVu Sans Condensed" w:hAnsi="DejaVu Sans Condensed"/>
-          <w:sz w:val="18"/>
-          <w:szCs w:val="18"/>
-          <w:lang w:val="en-US"/>
-        </w:rPr>
-        <w:t>GENIKH</w:t>
-      </w:r>
-      <w:r>
-        <w:rPr>
-          <w:rFonts w:cs="DejaVu Sans Condensed" w:ascii="DejaVu Sans Condensed" w:hAnsi="DejaVu Sans Condensed"/>
-          <w:sz w:val="18"/>
-          <w:szCs w:val="18"/>
-        </w:rPr>
-        <w:t>_</w:t>
-      </w:r>
-      <w:r>
-        <w:rPr>
-          <w:rFonts w:cs="DejaVu Sans Condensed" w:ascii="DejaVu Sans Condensed" w:hAnsi="DejaVu Sans Condensed"/>
-          <w:sz w:val="18"/>
-          <w:szCs w:val="18"/>
-          <w:lang w:val="en-US"/>
-        </w:rPr>
-        <w:t>A</w:t>
-      </w:r>
-      <w:r>
-        <w:rPr>
-          <w:rFonts w:cs="DejaVu Sans Condensed" w:ascii="DejaVu Sans Condensed" w:hAnsi="DejaVu Sans Condensed"/>
-          <w:sz w:val="18"/>
-          <w:szCs w:val="18"/>
-        </w:rPr>
-        <w:t xml:space="preserve">}. </w:t>
+          <w:b/>
+          <w:bCs/>
+          <w:sz w:val="18"/>
+          <w:szCs w:val="18"/>
+          <w:u w:val="thick"/>
+        </w:rPr>
+        <w:t>} – ΨΗΦΙΑΚΗ ΚΑΡΤΑ ΕΡΓΑΣΙΑΣ:</w:t>
       </w:r>
     </w:p>
     <w:p>
@@ -12729,7 +13182,7 @@
           <w:sz w:val="18"/>
           <w:szCs w:val="18"/>
         </w:rPr>
-        <w:t>14.3.</w:t>
+        <w:t>14.1.</w:t>
       </w:r>
       <w:r>
         <w:rPr>
@@ -12824,7 +13277,7 @@
           <w:sz w:val="18"/>
           <w:szCs w:val="18"/>
         </w:rPr>
-        <w:t>} υποχρεούται να προσέρχεται στην εργασία τ{_</w:t>
+        <w:t>} οφείλει να εκτελεί την εργασία τ{_</w:t>
       </w:r>
       <w:r>
         <w:rPr>
@@ -12858,7 +13311,24 @@
           <w:sz w:val="18"/>
           <w:szCs w:val="18"/>
         </w:rPr>
-        <w:t>} κατά τη συμφωνημένη ώρα έναρξής της και να αναλαμβάνει αμέσως τα καθήκοντά τ{_</w:t>
+        <w:t>} προσηκόντως και να ανταποκρίνεται προς το υψηλό επίπεδο υπηρεσιών και φήμης {_</w:t>
+      </w:r>
+      <w:r>
+        <w:rPr>
+          <w:rFonts w:cs="DejaVu Sans Condensed" w:ascii="DejaVu Sans Condensed" w:hAnsi="DejaVu Sans Condensed"/>
+          <w:sz w:val="18"/>
+          <w:szCs w:val="18"/>
+          <w:lang w:val="en-US"/>
+        </w:rPr>
+        <w:t>ERGODOTHS</w:t>
+      </w:r>
+      <w:r>
+        <w:rPr>
+          <w:rFonts w:cs="DejaVu Sans Condensed" w:ascii="DejaVu Sans Condensed" w:hAnsi="DejaVu Sans Condensed"/>
+          <w:sz w:val="18"/>
+          <w:szCs w:val="18"/>
+        </w:rPr>
+        <w:t>_</w:t>
       </w:r>
       <w:r>
         <w:rPr>
@@ -12875,16 +13345,101 @@
           <w:sz w:val="18"/>
           <w:szCs w:val="18"/>
         </w:rPr>
-        <w:t>_</w:t>
-      </w:r>
-      <w:r>
-        <w:rPr>
-          <w:rFonts w:cs="DejaVu Sans Condensed" w:ascii="DejaVu Sans Condensed" w:hAnsi="DejaVu Sans Condensed"/>
-          <w:sz w:val="18"/>
-          <w:szCs w:val="18"/>
-          <w:lang w:val="en-US"/>
-        </w:rPr>
-        <w:t>A</w:t>
+        <w:t>}. Επίσης οφείλει να συμμορφώνεται και να υπακούει πλήρως στις εντολές της Διεύθυνσης  {_</w:t>
+      </w:r>
+      <w:r>
+        <w:rPr>
+          <w:rFonts w:cs="DejaVu Sans Condensed" w:ascii="DejaVu Sans Condensed" w:hAnsi="DejaVu Sans Condensed"/>
+          <w:sz w:val="18"/>
+          <w:szCs w:val="18"/>
+          <w:lang w:val="en-US"/>
+        </w:rPr>
+        <w:t>ERGODOTHS</w:t>
+      </w:r>
+      <w:r>
+        <w:rPr>
+          <w:rFonts w:cs="DejaVu Sans Condensed" w:ascii="DejaVu Sans Condensed" w:hAnsi="DejaVu Sans Condensed"/>
+          <w:sz w:val="18"/>
+          <w:szCs w:val="18"/>
+        </w:rPr>
+        <w:t>_</w:t>
+      </w:r>
+      <w:r>
+        <w:rPr>
+          <w:rFonts w:cs="DejaVu Sans Condensed" w:ascii="DejaVu Sans Condensed" w:hAnsi="DejaVu Sans Condensed"/>
+          <w:sz w:val="18"/>
+          <w:szCs w:val="18"/>
+          <w:lang w:val="en-US"/>
+        </w:rPr>
+        <w:t>GENIKH</w:t>
+      </w:r>
+      <w:r>
+        <w:rPr>
+          <w:rFonts w:cs="DejaVu Sans Condensed" w:ascii="DejaVu Sans Condensed" w:hAnsi="DejaVu Sans Condensed"/>
+          <w:sz w:val="18"/>
+          <w:szCs w:val="18"/>
+        </w:rPr>
+        <w:t>} και των λοιπών εντεταλμένων οργάνων {_</w:t>
+      </w:r>
+      <w:r>
+        <w:rPr>
+          <w:rFonts w:cs="DejaVu Sans Condensed" w:ascii="DejaVu Sans Condensed" w:hAnsi="DejaVu Sans Condensed"/>
+          <w:sz w:val="18"/>
+          <w:szCs w:val="18"/>
+          <w:lang w:val="en-US"/>
+        </w:rPr>
+        <w:t>ERGODOTHS</w:t>
+      </w:r>
+      <w:r>
+        <w:rPr>
+          <w:rFonts w:cs="DejaVu Sans Condensed" w:ascii="DejaVu Sans Condensed" w:hAnsi="DejaVu Sans Condensed"/>
+          <w:sz w:val="18"/>
+          <w:szCs w:val="18"/>
+        </w:rPr>
+        <w:t>_</w:t>
+      </w:r>
+      <w:r>
+        <w:rPr>
+          <w:rFonts w:cs="DejaVu Sans Condensed" w:ascii="DejaVu Sans Condensed" w:hAnsi="DejaVu Sans Condensed"/>
+          <w:sz w:val="18"/>
+          <w:szCs w:val="18"/>
+          <w:lang w:val="en-US"/>
+        </w:rPr>
+        <w:t>GENIKH</w:t>
+      </w:r>
+      <w:r>
+        <w:rPr>
+          <w:rFonts w:cs="DejaVu Sans Condensed" w:ascii="DejaVu Sans Condensed" w:hAnsi="DejaVu Sans Condensed"/>
+          <w:sz w:val="18"/>
+          <w:szCs w:val="18"/>
+        </w:rPr>
+        <w:t>} και να συνεργάζεται αρμονικά με το υπόλοιπο προσωπικό {_</w:t>
+      </w:r>
+      <w:r>
+        <w:rPr>
+          <w:rFonts w:cs="DejaVu Sans Condensed" w:ascii="DejaVu Sans Condensed" w:hAnsi="DejaVu Sans Condensed"/>
+          <w:sz w:val="18"/>
+          <w:szCs w:val="18"/>
+          <w:lang w:val="en-US"/>
+        </w:rPr>
+        <w:t>ERGODOTHS</w:t>
+      </w:r>
+      <w:r>
+        <w:rPr>
+          <w:rFonts w:cs="DejaVu Sans Condensed" w:ascii="DejaVu Sans Condensed" w:hAnsi="DejaVu Sans Condensed"/>
+          <w:sz w:val="18"/>
+          <w:szCs w:val="18"/>
+        </w:rPr>
+        <w:t>_</w:t>
+      </w:r>
+      <w:r>
+        <w:rPr>
+          <w:rFonts w:cs="DejaVu Sans Condensed" w:ascii="DejaVu Sans Condensed" w:hAnsi="DejaVu Sans Condensed"/>
+          <w:sz w:val="18"/>
+          <w:szCs w:val="18"/>
+          <w:lang w:val="en-US"/>
+        </w:rPr>
+        <w:t>GENIKH</w:t>
       </w:r>
       <w:r>
         <w:rPr>
@@ -12909,19 +13464,48 @@
       <w:r>
         <w:rPr>
           <w:rFonts w:cs="DejaVu Sans Condensed" w:ascii="DejaVu Sans Condensed" w:hAnsi="DejaVu Sans Condensed"/>
-          <w:sz w:val="18"/>
-          <w:szCs w:val="18"/>
-        </w:rPr>
-        <w:t>Απαγορεύεται στ{_</w:t>
-      </w:r>
-      <w:r>
-        <w:rPr>
-          <w:rFonts w:cs="DejaVu Sans Condensed" w:ascii="DejaVu Sans Condensed" w:hAnsi="DejaVu Sans Condensed"/>
-          <w:sz w:val="18"/>
-          <w:szCs w:val="18"/>
-          <w:lang w:val="en-US"/>
-        </w:rPr>
-        <w:t>AITIATIKH</w:t>
+          <w:b/>
+          <w:bCs/>
+          <w:sz w:val="18"/>
+          <w:szCs w:val="18"/>
+        </w:rPr>
+        <w:t>14.2.</w:t>
+      </w:r>
+      <w:r>
+        <w:rPr>
+          <w:rFonts w:cs="DejaVu Sans Condensed" w:ascii="DejaVu Sans Condensed" w:hAnsi="DejaVu Sans Condensed"/>
+          <w:sz w:val="18"/>
+          <w:szCs w:val="18"/>
+        </w:rPr>
+        <w:t xml:space="preserve"> </w:t>
+        <w:tab/>
+        <w:t>{_</w:t>
+      </w:r>
+      <w:r>
+        <w:rPr>
+          <w:rFonts w:cs="DejaVu Sans Condensed" w:ascii="DejaVu Sans Condensed" w:hAnsi="DejaVu Sans Condensed"/>
+          <w:sz w:val="18"/>
+          <w:szCs w:val="18"/>
+          <w:lang w:val="en-US"/>
+        </w:rPr>
+        <w:t>CAPITAL</w:t>
+      </w:r>
+      <w:r>
+        <w:rPr>
+          <w:rFonts w:cs="DejaVu Sans Condensed" w:ascii="DejaVu Sans Condensed" w:hAnsi="DejaVu Sans Condensed"/>
+          <w:sz w:val="18"/>
+          <w:szCs w:val="18"/>
+        </w:rPr>
+        <w:t>_</w:t>
+      </w:r>
+      <w:r>
+        <w:rPr>
+          <w:rFonts w:cs="DejaVu Sans Condensed" w:ascii="DejaVu Sans Condensed" w:hAnsi="DejaVu Sans Condensed"/>
+          <w:sz w:val="18"/>
+          <w:szCs w:val="18"/>
+          <w:lang w:val="en-US"/>
+        </w:rPr>
+        <w:t>ONOMASTIKH</w:t>
       </w:r>
       <w:r>
         <w:rPr>
@@ -12980,24 +13564,7 @@
           <w:sz w:val="18"/>
           <w:szCs w:val="18"/>
         </w:rPr>
-        <w:t>_</w:t>
-      </w:r>
-      <w:r>
-        <w:rPr>
-          <w:rFonts w:cs="DejaVu Sans Condensed" w:ascii="DejaVu Sans Condensed" w:hAnsi="DejaVu Sans Condensed"/>
-          <w:sz w:val="18"/>
-          <w:szCs w:val="18"/>
-          <w:lang w:val="en-US"/>
-        </w:rPr>
-        <w:t>AITIATIKH</w:t>
-      </w:r>
-      <w:r>
-        <w:rPr>
-          <w:rFonts w:cs="DejaVu Sans Condensed" w:ascii="DejaVu Sans Condensed" w:hAnsi="DejaVu Sans Condensed"/>
-          <w:sz w:val="18"/>
-          <w:szCs w:val="18"/>
-        </w:rPr>
-        <w:t>} η παραμονή στους χώρους  {_</w:t>
+        <w:t>} χωρίς πρόσθετη αμοιβή να παρακολουθεί τα προγράμματα εκπαίδευσης που διοργανώνει {_</w:t>
       </w:r>
       <w:r>
         <w:rPr>
@@ -13014,7 +13581,7 @@
           <w:sz w:val="18"/>
           <w:szCs w:val="18"/>
         </w:rPr>
-        <w:t>_</w:t>
+        <w:t>}, ανεξάρτητα αν αυτά διεξάγονται εντός ή εκτός του ωραρίου εργασίας τ{_</w:t>
       </w:r>
       <w:r>
         <w:rPr>
@@ -13031,7 +13598,24 @@
           <w:sz w:val="18"/>
           <w:szCs w:val="18"/>
         </w:rPr>
-        <w:t xml:space="preserve">} κατά τις ώρες του διαλλείματος, χωρίς ειδική άδεια της Διευθύνσεως. </w:t>
+        <w:t>_</w:t>
+      </w:r>
+      <w:r>
+        <w:rPr>
+          <w:rFonts w:cs="DejaVu Sans Condensed" w:ascii="DejaVu Sans Condensed" w:hAnsi="DejaVu Sans Condensed"/>
+          <w:sz w:val="18"/>
+          <w:szCs w:val="18"/>
+          <w:lang w:val="en-US"/>
+        </w:rPr>
+        <w:t>A</w:t>
+      </w:r>
+      <w:r>
+        <w:rPr>
+          <w:rFonts w:cs="DejaVu Sans Condensed" w:ascii="DejaVu Sans Condensed" w:hAnsi="DejaVu Sans Condensed"/>
+          <w:sz w:val="18"/>
+          <w:szCs w:val="18"/>
+        </w:rPr>
+        <w:t xml:space="preserve">}. </w:t>
       </w:r>
     </w:p>
     <w:p>
@@ -13048,27 +13632,107 @@
       <w:r>
         <w:rPr>
           <w:rFonts w:cs="DejaVu Sans Condensed" w:ascii="DejaVu Sans Condensed" w:hAnsi="DejaVu Sans Condensed"/>
-          <w:sz w:val="18"/>
-          <w:szCs w:val="18"/>
-        </w:rPr>
-        <w:t>Μετά τη λήξη της εργασίας δεν δικαιούται να βρίσκεται στους χώρους {_</w:t>
-      </w:r>
-      <w:r>
-        <w:rPr>
-          <w:rFonts w:cs="DejaVu Sans Condensed" w:ascii="DejaVu Sans Condensed" w:hAnsi="DejaVu Sans Condensed"/>
-          <w:sz w:val="18"/>
-          <w:szCs w:val="18"/>
-          <w:lang w:val="en-US"/>
-        </w:rPr>
-        <w:t>ERGODOTHS</w:t>
-      </w:r>
-      <w:r>
-        <w:rPr>
-          <w:rFonts w:cs="DejaVu Sans Condensed" w:ascii="DejaVu Sans Condensed" w:hAnsi="DejaVu Sans Condensed"/>
-          <w:sz w:val="18"/>
-          <w:szCs w:val="18"/>
-        </w:rPr>
-        <w:t>_</w:t>
+          <w:b/>
+          <w:bCs/>
+          <w:sz w:val="18"/>
+          <w:szCs w:val="18"/>
+        </w:rPr>
+        <w:t>14.3.</w:t>
+      </w:r>
+      <w:r>
+        <w:rPr>
+          <w:rFonts w:cs="DejaVu Sans Condensed" w:ascii="DejaVu Sans Condensed" w:hAnsi="DejaVu Sans Condensed"/>
+          <w:sz w:val="18"/>
+          <w:szCs w:val="18"/>
+        </w:rPr>
+        <w:t xml:space="preserve"> </w:t>
+        <w:tab/>
+        <w:t>{_</w:t>
+      </w:r>
+      <w:r>
+        <w:rPr>
+          <w:rFonts w:cs="DejaVu Sans Condensed" w:ascii="DejaVu Sans Condensed" w:hAnsi="DejaVu Sans Condensed"/>
+          <w:sz w:val="18"/>
+          <w:szCs w:val="18"/>
+          <w:lang w:val="en-US"/>
+        </w:rPr>
+        <w:t>CAPITAL</w:t>
+      </w:r>
+      <w:r>
+        <w:rPr>
+          <w:rFonts w:cs="DejaVu Sans Condensed" w:ascii="DejaVu Sans Condensed" w:hAnsi="DejaVu Sans Condensed"/>
+          <w:sz w:val="18"/>
+          <w:szCs w:val="18"/>
+        </w:rPr>
+        <w:t>_</w:t>
+      </w:r>
+      <w:r>
+        <w:rPr>
+          <w:rFonts w:cs="DejaVu Sans Condensed" w:ascii="DejaVu Sans Condensed" w:hAnsi="DejaVu Sans Condensed"/>
+          <w:sz w:val="18"/>
+          <w:szCs w:val="18"/>
+          <w:lang w:val="en-US"/>
+        </w:rPr>
+        <w:t>ONOMASTIKH</w:t>
+      </w:r>
+      <w:r>
+        <w:rPr>
+          <w:rFonts w:cs="DejaVu Sans Condensed" w:ascii="DejaVu Sans Condensed" w:hAnsi="DejaVu Sans Condensed"/>
+          <w:sz w:val="18"/>
+          <w:szCs w:val="18"/>
+        </w:rPr>
+        <w:t>_</w:t>
+      </w:r>
+      <w:r>
+        <w:rPr>
+          <w:rFonts w:cs="DejaVu Sans Condensed" w:ascii="DejaVu Sans Condensed" w:hAnsi="DejaVu Sans Condensed"/>
+          <w:sz w:val="18"/>
+          <w:szCs w:val="18"/>
+          <w:lang w:val="en-US"/>
+        </w:rPr>
+        <w:t>A</w:t>
+      </w:r>
+      <w:r>
+        <w:rPr>
+          <w:rFonts w:cs="DejaVu Sans Condensed" w:ascii="DejaVu Sans Condensed" w:hAnsi="DejaVu Sans Condensed"/>
+          <w:sz w:val="18"/>
+          <w:szCs w:val="18"/>
+        </w:rPr>
+        <w:t>} {_</w:t>
+      </w:r>
+      <w:r>
+        <w:rPr>
+          <w:rFonts w:cs="DejaVu Sans Condensed" w:ascii="DejaVu Sans Condensed" w:hAnsi="DejaVu Sans Condensed"/>
+          <w:sz w:val="18"/>
+          <w:szCs w:val="18"/>
+          <w:lang w:val="en-US"/>
+        </w:rPr>
+        <w:t>TYPOS</w:t>
+      </w:r>
+      <w:r>
+        <w:rPr>
+          <w:rFonts w:cs="DejaVu Sans Condensed" w:ascii="DejaVu Sans Condensed" w:hAnsi="DejaVu Sans Condensed"/>
+          <w:sz w:val="18"/>
+          <w:szCs w:val="18"/>
+        </w:rPr>
+        <w:t>_</w:t>
+      </w:r>
+      <w:r>
+        <w:rPr>
+          <w:rFonts w:cs="DejaVu Sans Condensed" w:ascii="DejaVu Sans Condensed" w:hAnsi="DejaVu Sans Condensed"/>
+          <w:sz w:val="18"/>
+          <w:szCs w:val="18"/>
+          <w:lang w:val="en-US"/>
+        </w:rPr>
+        <w:t>ERG</w:t>
+      </w:r>
+      <w:r>
+        <w:rPr>
+          <w:rFonts w:cs="DejaVu Sans Condensed" w:ascii="DejaVu Sans Condensed" w:hAnsi="DejaVu Sans Condensed"/>
+          <w:sz w:val="18"/>
+          <w:szCs w:val="18"/>
+        </w:rPr>
+        <w:t>} υποχρεούται να προσέρχεται στην εργασία τ{_</w:t>
       </w:r>
       <w:r>
         <w:rPr>
@@ -13085,7 +13749,58 @@
           <w:sz w:val="18"/>
           <w:szCs w:val="18"/>
         </w:rPr>
-        <w:t>} χωρίς σοβαρό λόγο και χωρίς ειδική άδεια της Διοίκησης.</w:t>
+        <w:t>_</w:t>
+      </w:r>
+      <w:r>
+        <w:rPr>
+          <w:rFonts w:cs="DejaVu Sans Condensed" w:ascii="DejaVu Sans Condensed" w:hAnsi="DejaVu Sans Condensed"/>
+          <w:sz w:val="18"/>
+          <w:szCs w:val="18"/>
+          <w:lang w:val="en-US"/>
+        </w:rPr>
+        <w:t>A</w:t>
+      </w:r>
+      <w:r>
+        <w:rPr>
+          <w:rFonts w:cs="DejaVu Sans Condensed" w:ascii="DejaVu Sans Condensed" w:hAnsi="DejaVu Sans Condensed"/>
+          <w:sz w:val="18"/>
+          <w:szCs w:val="18"/>
+        </w:rPr>
+        <w:t>} κατά τη συμφωνημένη ώρα έναρξής της και να αναλαμβάνει αμέσως τα καθήκοντά τ{_</w:t>
+      </w:r>
+      <w:r>
+        <w:rPr>
+          <w:rFonts w:cs="DejaVu Sans Condensed" w:ascii="DejaVu Sans Condensed" w:hAnsi="DejaVu Sans Condensed"/>
+          <w:sz w:val="18"/>
+          <w:szCs w:val="18"/>
+          <w:lang w:val="en-US"/>
+        </w:rPr>
+        <w:t>GENIKH</w:t>
+      </w:r>
+      <w:r>
+        <w:rPr>
+          <w:rFonts w:cs="DejaVu Sans Condensed" w:ascii="DejaVu Sans Condensed" w:hAnsi="DejaVu Sans Condensed"/>
+          <w:sz w:val="18"/>
+          <w:szCs w:val="18"/>
+        </w:rPr>
+        <w:t>_</w:t>
+      </w:r>
+      <w:r>
+        <w:rPr>
+          <w:rFonts w:cs="DejaVu Sans Condensed" w:ascii="DejaVu Sans Condensed" w:hAnsi="DejaVu Sans Condensed"/>
+          <w:sz w:val="18"/>
+          <w:szCs w:val="18"/>
+          <w:lang w:val="en-US"/>
+        </w:rPr>
+        <w:t>A</w:t>
+      </w:r>
+      <w:r>
+        <w:rPr>
+          <w:rFonts w:cs="DejaVu Sans Condensed" w:ascii="DejaVu Sans Condensed" w:hAnsi="DejaVu Sans Condensed"/>
+          <w:sz w:val="18"/>
+          <w:szCs w:val="18"/>
+        </w:rPr>
+        <w:t xml:space="preserve">}. </w:t>
       </w:r>
     </w:p>
     <w:p>
@@ -13102,22 +13817,10 @@
       <w:r>
         <w:rPr>
           <w:rFonts w:cs="DejaVu Sans Condensed" w:ascii="DejaVu Sans Condensed" w:hAnsi="DejaVu Sans Condensed"/>
-          <w:b/>
-          <w:bCs/>
-          <w:sz w:val="18"/>
-          <w:szCs w:val="18"/>
-        </w:rPr>
-        <w:t>14.4.</w:t>
-      </w:r>
-      <w:r>
-        <w:rPr>
-          <w:rFonts w:cs="DejaVu Sans Condensed" w:ascii="DejaVu Sans Condensed" w:hAnsi="DejaVu Sans Condensed"/>
-          <w:sz w:val="18"/>
-          <w:szCs w:val="18"/>
-        </w:rPr>
-        <w:t xml:space="preserve"> </w:t>
-        <w:tab/>
-        <w:t>Κάθε μεταβολή ή τροποποίηση των όρων της σύμβασης θα γίνεται εγγράφως και θα υπογράφεται από τα δυο μέρη με υποχρέωση κοινοποίησης, της προς τούτο τροποποιηθείσας σύμβασης, στ{_</w:t>
+          <w:sz w:val="18"/>
+          <w:szCs w:val="18"/>
+        </w:rPr>
+        <w:t>Απαγορεύεται στ{_</w:t>
       </w:r>
       <w:r>
         <w:rPr>
@@ -13202,7 +13905,41 @@
           <w:sz w:val="18"/>
           <w:szCs w:val="18"/>
         </w:rPr>
-        <w:t>} το αργότερο εντός μιας εβδομάδος  από την συντελεσθείσα μεταβολή των ουσιωδών όρων της σύμβασης κατά τα οριζόμενα στο άρθρο 70 Π.Δ. 80/2022.</w:t>
+        <w:t>} η παραμονή στους χώρους  {_</w:t>
+      </w:r>
+      <w:r>
+        <w:rPr>
+          <w:rFonts w:cs="DejaVu Sans Condensed" w:ascii="DejaVu Sans Condensed" w:hAnsi="DejaVu Sans Condensed"/>
+          <w:sz w:val="18"/>
+          <w:szCs w:val="18"/>
+          <w:lang w:val="en-US"/>
+        </w:rPr>
+        <w:t>ERGODOTHS</w:t>
+      </w:r>
+      <w:r>
+        <w:rPr>
+          <w:rFonts w:cs="DejaVu Sans Condensed" w:ascii="DejaVu Sans Condensed" w:hAnsi="DejaVu Sans Condensed"/>
+          <w:sz w:val="18"/>
+          <w:szCs w:val="18"/>
+        </w:rPr>
+        <w:t>_</w:t>
+      </w:r>
+      <w:r>
+        <w:rPr>
+          <w:rFonts w:cs="DejaVu Sans Condensed" w:ascii="DejaVu Sans Condensed" w:hAnsi="DejaVu Sans Condensed"/>
+          <w:sz w:val="18"/>
+          <w:szCs w:val="18"/>
+          <w:lang w:val="en-US"/>
+        </w:rPr>
+        <w:t>GENIKH</w:t>
+      </w:r>
+      <w:r>
+        <w:rPr>
+          <w:rFonts w:cs="DejaVu Sans Condensed" w:ascii="DejaVu Sans Condensed" w:hAnsi="DejaVu Sans Condensed"/>
+          <w:sz w:val="18"/>
+          <w:szCs w:val="18"/>
+        </w:rPr>
+        <w:t xml:space="preserve">} κατά τις ώρες του διαλλείματος, χωρίς ειδική άδεια της Διευθύνσεως. </w:t>
       </w:r>
     </w:p>
     <w:p>
@@ -13219,33 +13956,44 @@
       <w:r>
         <w:rPr>
           <w:rFonts w:cs="DejaVu Sans Condensed" w:ascii="DejaVu Sans Condensed" w:hAnsi="DejaVu Sans Condensed"/>
-          <w:b/>
-          <w:bCs/>
-          <w:sz w:val="18"/>
-          <w:szCs w:val="18"/>
-        </w:rPr>
-        <w:t>14.5.</w:t>
-        <w:tab/>
-      </w:r>
-      <w:r>
-        <w:rPr>
-          <w:rFonts w:cs="DejaVu Sans Condensed" w:ascii="DejaVu Sans Condensed" w:hAnsi="DejaVu Sans Condensed"/>
-          <w:sz w:val="18"/>
-          <w:szCs w:val="18"/>
-        </w:rPr>
-        <w:t xml:space="preserve"> </w:t>
-      </w:r>
-      <w:r>
-        <w:rPr>
-          <w:rFonts w:cs="DejaVu Sans Condensed" w:ascii="DejaVu Sans Condensed" w:hAnsi="DejaVu Sans Condensed"/>
-          <w:b/>
-          <w:bCs/>
-          <w:i/>
-          <w:iCs/>
-          <w:sz w:val="18"/>
-          <w:szCs w:val="18"/>
-        </w:rPr>
-        <w:t>Παράλληλη απασχόληση σε άλλον εργοδότη – Υποχρέωση τήρησης 11ώρης διακοπής μεταξύ βαρδιών</w:t>
+          <w:sz w:val="18"/>
+          <w:szCs w:val="18"/>
+        </w:rPr>
+        <w:t>Μετά τη λήξη της εργασίας δεν δικαιούται να βρίσκεται στους χώρους {_</w:t>
+      </w:r>
+      <w:r>
+        <w:rPr>
+          <w:rFonts w:cs="DejaVu Sans Condensed" w:ascii="DejaVu Sans Condensed" w:hAnsi="DejaVu Sans Condensed"/>
+          <w:sz w:val="18"/>
+          <w:szCs w:val="18"/>
+          <w:lang w:val="en-US"/>
+        </w:rPr>
+        <w:t>ERGODOTHS</w:t>
+      </w:r>
+      <w:r>
+        <w:rPr>
+          <w:rFonts w:cs="DejaVu Sans Condensed" w:ascii="DejaVu Sans Condensed" w:hAnsi="DejaVu Sans Condensed"/>
+          <w:sz w:val="18"/>
+          <w:szCs w:val="18"/>
+        </w:rPr>
+        <w:t>_</w:t>
+      </w:r>
+      <w:r>
+        <w:rPr>
+          <w:rFonts w:cs="DejaVu Sans Condensed" w:ascii="DejaVu Sans Condensed" w:hAnsi="DejaVu Sans Condensed"/>
+          <w:sz w:val="18"/>
+          <w:szCs w:val="18"/>
+          <w:lang w:val="en-US"/>
+        </w:rPr>
+        <w:t>GENIKH</w:t>
+      </w:r>
+      <w:r>
+        <w:rPr>
+          <w:rFonts w:cs="DejaVu Sans Condensed" w:ascii="DejaVu Sans Condensed" w:hAnsi="DejaVu Sans Condensed"/>
+          <w:sz w:val="18"/>
+          <w:szCs w:val="18"/>
+        </w:rPr>
+        <w:t>} χωρίς σοβαρό λόγο και χωρίς ειδική άδεια της Διοίκησης.</w:t>
       </w:r>
     </w:p>
     <w:p>
@@ -13262,36 +14010,31 @@
       <w:r>
         <w:rPr>
           <w:rFonts w:cs="DejaVu Sans Condensed" w:ascii="DejaVu Sans Condensed" w:hAnsi="DejaVu Sans Condensed"/>
-          <w:sz w:val="18"/>
-          <w:szCs w:val="18"/>
-        </w:rPr>
-        <w:t>{_</w:t>
-      </w:r>
-      <w:r>
-        <w:rPr>
-          <w:rFonts w:cs="DejaVu Sans Condensed" w:ascii="DejaVu Sans Condensed" w:hAnsi="DejaVu Sans Condensed"/>
-          <w:sz w:val="18"/>
-          <w:szCs w:val="18"/>
-          <w:lang w:val="en-US"/>
-        </w:rPr>
-        <w:t>CAPITAL</w:t>
-      </w:r>
-      <w:r>
-        <w:rPr>
-          <w:rFonts w:cs="DejaVu Sans Condensed" w:ascii="DejaVu Sans Condensed" w:hAnsi="DejaVu Sans Condensed"/>
-          <w:sz w:val="18"/>
-          <w:szCs w:val="18"/>
-        </w:rPr>
-        <w:t>_</w:t>
-      </w:r>
-      <w:r>
-        <w:rPr>
-          <w:rFonts w:cs="DejaVu Sans Condensed" w:ascii="DejaVu Sans Condensed" w:hAnsi="DejaVu Sans Condensed"/>
-          <w:sz w:val="18"/>
-          <w:szCs w:val="18"/>
-          <w:lang w:val="en-US"/>
-        </w:rPr>
-        <w:t>ONOMASTIKH</w:t>
+          <w:b/>
+          <w:bCs/>
+          <w:sz w:val="18"/>
+          <w:szCs w:val="18"/>
+        </w:rPr>
+        <w:t>14.4.</w:t>
+      </w:r>
+      <w:r>
+        <w:rPr>
+          <w:rFonts w:cs="DejaVu Sans Condensed" w:ascii="DejaVu Sans Condensed" w:hAnsi="DejaVu Sans Condensed"/>
+          <w:sz w:val="18"/>
+          <w:szCs w:val="18"/>
+        </w:rPr>
+        <w:t xml:space="preserve"> </w:t>
+        <w:tab/>
+        <w:t>Κάθε μεταβολή ή τροποποίηση των όρων της σύμβασης θα γίνεται εγγράφως και θα υπογράφεται από τα δυο μέρη με υποχρέωση κοινοποίησης, της προς τούτο τροποποιηθείσας σύμβασης, στ{_</w:t>
+      </w:r>
+      <w:r>
+        <w:rPr>
+          <w:rFonts w:cs="DejaVu Sans Condensed" w:ascii="DejaVu Sans Condensed" w:hAnsi="DejaVu Sans Condensed"/>
+          <w:sz w:val="18"/>
+          <w:szCs w:val="18"/>
+          <w:lang w:val="en-US"/>
+        </w:rPr>
+        <w:t>AITIATIKH</w:t>
       </w:r>
       <w:r>
         <w:rPr>
@@ -13350,23 +14093,6 @@
           <w:sz w:val="18"/>
           <w:szCs w:val="18"/>
         </w:rPr>
-        <w:t>} δύναται να εργαστεί και σε 2ο εργοδότη, αφού ενημερώσει {_</w:t>
-      </w:r>
-      <w:r>
-        <w:rPr>
-          <w:rFonts w:cs="DejaVu Sans Condensed" w:ascii="DejaVu Sans Condensed" w:hAnsi="DejaVu Sans Condensed"/>
-          <w:sz w:val="18"/>
-          <w:szCs w:val="18"/>
-          <w:lang w:val="en-US"/>
-        </w:rPr>
-        <w:t>ERGODOTHS</w:t>
-      </w:r>
-      <w:r>
-        <w:rPr>
-          <w:rFonts w:cs="DejaVu Sans Condensed" w:ascii="DejaVu Sans Condensed" w:hAnsi="DejaVu Sans Condensed"/>
-          <w:sz w:val="18"/>
-          <w:szCs w:val="18"/>
-        </w:rPr>
         <w:t>_</w:t>
       </w:r>
       <w:r>
@@ -13384,24 +14110,7 @@
           <w:sz w:val="18"/>
           <w:szCs w:val="18"/>
         </w:rPr>
-        <w:t>} για την 2</w:t>
-      </w:r>
-      <w:r>
-        <w:rPr>
-          <w:rFonts w:cs="DejaVu Sans Condensed" w:ascii="DejaVu Sans Condensed" w:hAnsi="DejaVu Sans Condensed"/>
-          <w:sz w:val="18"/>
-          <w:szCs w:val="18"/>
-          <w:vertAlign w:val="superscript"/>
-        </w:rPr>
-        <w:t>η</w:t>
-      </w:r>
-      <w:r>
-        <w:rPr>
-          <w:rFonts w:cs="DejaVu Sans Condensed" w:ascii="DejaVu Sans Condensed" w:hAnsi="DejaVu Sans Condensed"/>
-          <w:sz w:val="18"/>
-          <w:szCs w:val="18"/>
-        </w:rPr>
-        <w:t xml:space="preserve"> παράλληλη απασχόληση και να  τηρηθούν τα άρθρα 164 και 167 του Π.Δ. 80/2022 που αφορούν αφενός  την υποχρέωση για ημερήσια ανάπαυση 11 ωρών το 24ωρο  και αφετέρου τον  μέσο όρο μέγιστης εβδομαδιαίας διάρκειας εργασίας 48 ωρών. </w:t>
+        <w:t>} το αργότερο εντός μιας εβδομάδος  από την συντελεσθείσα μεταβολή των ουσιωδών όρων της σύμβασης κατά τα οριζόμενα στο άρθρο 70 Π.Δ. 80/2022.</w:t>
       </w:r>
     </w:p>
     <w:p>
@@ -13418,9 +14127,34 @@
       <w:r>
         <w:rPr>
           <w:rFonts w:cs="DejaVu Sans Condensed" w:ascii="DejaVu Sans Condensed" w:hAnsi="DejaVu Sans Condensed"/>
-          <w:sz w:val="18"/>
-          <w:szCs w:val="18"/>
-        </w:rPr>
+          <w:b/>
+          <w:bCs/>
+          <w:sz w:val="18"/>
+          <w:szCs w:val="18"/>
+        </w:rPr>
+        <w:t>14.5.</w:t>
+        <w:tab/>
+      </w:r>
+      <w:r>
+        <w:rPr>
+          <w:rFonts w:cs="DejaVu Sans Condensed" w:ascii="DejaVu Sans Condensed" w:hAnsi="DejaVu Sans Condensed"/>
+          <w:sz w:val="18"/>
+          <w:szCs w:val="18"/>
+        </w:rPr>
+        <w:t xml:space="preserve"> </w:t>
+      </w:r>
+      <w:r>
+        <w:rPr>
+          <w:rFonts w:cs="DejaVu Sans Condensed" w:ascii="DejaVu Sans Condensed" w:hAnsi="DejaVu Sans Condensed"/>
+          <w:b/>
+          <w:bCs/>
+          <w:i/>
+          <w:iCs/>
+          <w:sz w:val="18"/>
+          <w:szCs w:val="18"/>
+          <w:u w:val="thick"/>
+        </w:rPr>
+        <w:t>Παράλληλη απασχόληση σε άλλον εργοδότη – Υποχρέωση τήρησης 11ώρης διακοπής μεταξύ βαρδιών</w:t>
       </w:r>
     </w:p>
     <w:p>
@@ -13430,9 +14164,6 @@
         <w:jc w:val="both"/>
         <w:rPr>
           <w:rFonts w:ascii="DejaVu Sans Condensed" w:hAnsi="DejaVu Sans Condensed" w:cs="DejaVu Sans Condensed"/>
-          <w:b/>
-          <w:b/>
-          <w:bCs/>
           <w:sz w:val="18"/>
           <w:szCs w:val="18"/>
         </w:rPr>
@@ -13440,14 +14171,305 @@
       <w:r>
         <w:rPr>
           <w:rFonts w:cs="DejaVu Sans Condensed" w:ascii="DejaVu Sans Condensed" w:hAnsi="DejaVu Sans Condensed"/>
-          <w:b/>
-          <w:bCs/>
-          <w:sz w:val="18"/>
-          <w:szCs w:val="18"/>
-        </w:rPr>
-        <w:t xml:space="preserve">15. </w:t>
-        <w:tab/>
-        <w:t>ΛΟΙΠΟΙ ΟΡΟΙ:</w:t>
+          <w:sz w:val="18"/>
+          <w:szCs w:val="18"/>
+        </w:rPr>
+        <w:t>{_</w:t>
+      </w:r>
+      <w:r>
+        <w:rPr>
+          <w:rFonts w:cs="DejaVu Sans Condensed" w:ascii="DejaVu Sans Condensed" w:hAnsi="DejaVu Sans Condensed"/>
+          <w:sz w:val="18"/>
+          <w:szCs w:val="18"/>
+          <w:lang w:val="en-US"/>
+        </w:rPr>
+        <w:t>CAPITAL</w:t>
+      </w:r>
+      <w:r>
+        <w:rPr>
+          <w:rFonts w:cs="DejaVu Sans Condensed" w:ascii="DejaVu Sans Condensed" w:hAnsi="DejaVu Sans Condensed"/>
+          <w:sz w:val="18"/>
+          <w:szCs w:val="18"/>
+        </w:rPr>
+        <w:t>_</w:t>
+      </w:r>
+      <w:r>
+        <w:rPr>
+          <w:rFonts w:cs="DejaVu Sans Condensed" w:ascii="DejaVu Sans Condensed" w:hAnsi="DejaVu Sans Condensed"/>
+          <w:sz w:val="18"/>
+          <w:szCs w:val="18"/>
+          <w:lang w:val="en-US"/>
+        </w:rPr>
+        <w:t>ONOMASTIKH</w:t>
+      </w:r>
+      <w:r>
+        <w:rPr>
+          <w:rFonts w:cs="DejaVu Sans Condensed" w:ascii="DejaVu Sans Condensed" w:hAnsi="DejaVu Sans Condensed"/>
+          <w:sz w:val="18"/>
+          <w:szCs w:val="18"/>
+        </w:rPr>
+        <w:t>_</w:t>
+      </w:r>
+      <w:r>
+        <w:rPr>
+          <w:rFonts w:cs="DejaVu Sans Condensed" w:ascii="DejaVu Sans Condensed" w:hAnsi="DejaVu Sans Condensed"/>
+          <w:sz w:val="18"/>
+          <w:szCs w:val="18"/>
+          <w:lang w:val="en-US"/>
+        </w:rPr>
+        <w:t>A</w:t>
+      </w:r>
+      <w:r>
+        <w:rPr>
+          <w:rFonts w:cs="DejaVu Sans Condensed" w:ascii="DejaVu Sans Condensed" w:hAnsi="DejaVu Sans Condensed"/>
+          <w:sz w:val="18"/>
+          <w:szCs w:val="18"/>
+        </w:rPr>
+        <w:t>} {_</w:t>
+      </w:r>
+      <w:r>
+        <w:rPr>
+          <w:rFonts w:cs="DejaVu Sans Condensed" w:ascii="DejaVu Sans Condensed" w:hAnsi="DejaVu Sans Condensed"/>
+          <w:sz w:val="18"/>
+          <w:szCs w:val="18"/>
+          <w:lang w:val="en-US"/>
+        </w:rPr>
+        <w:t>TYPOS</w:t>
+      </w:r>
+      <w:r>
+        <w:rPr>
+          <w:rFonts w:cs="DejaVu Sans Condensed" w:ascii="DejaVu Sans Condensed" w:hAnsi="DejaVu Sans Condensed"/>
+          <w:sz w:val="18"/>
+          <w:szCs w:val="18"/>
+        </w:rPr>
+        <w:t>_</w:t>
+      </w:r>
+      <w:r>
+        <w:rPr>
+          <w:rFonts w:cs="DejaVu Sans Condensed" w:ascii="DejaVu Sans Condensed" w:hAnsi="DejaVu Sans Condensed"/>
+          <w:sz w:val="18"/>
+          <w:szCs w:val="18"/>
+          <w:lang w:val="en-US"/>
+        </w:rPr>
+        <w:t>ERG</w:t>
+      </w:r>
+      <w:r>
+        <w:rPr>
+          <w:rFonts w:cs="DejaVu Sans Condensed" w:ascii="DejaVu Sans Condensed" w:hAnsi="DejaVu Sans Condensed"/>
+          <w:sz w:val="18"/>
+          <w:szCs w:val="18"/>
+        </w:rPr>
+        <w:t>} δύναται να εργαστεί και σε 2ο εργοδότη, αφού ενημερώσει {_</w:t>
+      </w:r>
+      <w:r>
+        <w:rPr>
+          <w:rFonts w:cs="DejaVu Sans Condensed" w:ascii="DejaVu Sans Condensed" w:hAnsi="DejaVu Sans Condensed"/>
+          <w:sz w:val="18"/>
+          <w:szCs w:val="18"/>
+          <w:lang w:val="en-US"/>
+        </w:rPr>
+        <w:t>ERGODOTHS</w:t>
+      </w:r>
+      <w:r>
+        <w:rPr>
+          <w:rFonts w:cs="DejaVu Sans Condensed" w:ascii="DejaVu Sans Condensed" w:hAnsi="DejaVu Sans Condensed"/>
+          <w:sz w:val="18"/>
+          <w:szCs w:val="18"/>
+        </w:rPr>
+        <w:t>_</w:t>
+      </w:r>
+      <w:r>
+        <w:rPr>
+          <w:rFonts w:cs="DejaVu Sans Condensed" w:ascii="DejaVu Sans Condensed" w:hAnsi="DejaVu Sans Condensed"/>
+          <w:sz w:val="18"/>
+          <w:szCs w:val="18"/>
+          <w:lang w:val="en-US"/>
+        </w:rPr>
+        <w:t>AITIATIKH</w:t>
+      </w:r>
+      <w:r>
+        <w:rPr>
+          <w:rFonts w:cs="DejaVu Sans Condensed" w:ascii="DejaVu Sans Condensed" w:hAnsi="DejaVu Sans Condensed"/>
+          <w:sz w:val="18"/>
+          <w:szCs w:val="18"/>
+        </w:rPr>
+        <w:t>} για την 2</w:t>
+      </w:r>
+      <w:r>
+        <w:rPr>
+          <w:rFonts w:cs="DejaVu Sans Condensed" w:ascii="DejaVu Sans Condensed" w:hAnsi="DejaVu Sans Condensed"/>
+          <w:sz w:val="18"/>
+          <w:szCs w:val="18"/>
+          <w:vertAlign w:val="superscript"/>
+        </w:rPr>
+        <w:t>η</w:t>
+      </w:r>
+      <w:r>
+        <w:rPr>
+          <w:rFonts w:cs="DejaVu Sans Condensed" w:ascii="DejaVu Sans Condensed" w:hAnsi="DejaVu Sans Condensed"/>
+          <w:sz w:val="18"/>
+          <w:szCs w:val="18"/>
+        </w:rPr>
+        <w:t xml:space="preserve"> παράλληλη απασχόληση και να  τηρηθούν τα άρθρα 164 και 167 του Π.Δ. 80/2022 που αφορούν αφενός  την υποχρέωση για ημερήσια ανάπαυση 11 ωρών το 24ωρο  και αφετέρου τον  μέσο όρο μέγιστης εβδομαδιαίας διάρκειας εργασίας 48 ωρών. </w:t>
+      </w:r>
+    </w:p>
+    <w:p>
+      <w:pPr>
+        <w:pStyle w:val="Normal"/>
+        <w:widowControl/>
+        <w:suppressAutoHyphens w:val="true"/>
+        <w:bidi w:val="0"/>
+        <w:spacing w:lineRule="auto" w:line="259" w:before="0" w:after="160"/>
+        <w:ind w:left="-680" w:right="0" w:hanging="0"/>
+        <w:jc w:val="both"/>
+        <w:rPr>
+          <w:sz w:val="24"/>
+        </w:rPr>
+      </w:pPr>
+      <w:r>
+        <w:rPr>
+          <w:rFonts w:eastAsia="Calibri" w:cs="DejaVu Sans Condensed" w:ascii="DejaVu Sans Condensed" w:hAnsi="DejaVu Sans Condensed" w:eastAsiaTheme="minorHAnsi"/>
+          <w:b/>
+          <w:bCs/>
+          <w:i/>
+          <w:iCs/>
+          <w:color w:val="auto"/>
+          <w:kern w:val="0"/>
+          <w:sz w:val="18"/>
+          <w:szCs w:val="18"/>
+          <w:u w:val="thick"/>
+          <w:lang w:val="el-GR" w:eastAsia="en-US" w:bidi="ar-SA"/>
+        </w:rPr>
+        <w:t>14.6 Ψηφιακή κάρτα εργασίας – Υποχρεώσεις εργαζομένου.</w:t>
+      </w:r>
+      <w:r>
+        <w:rPr>
+          <w:b/>
+          <w:bCs/>
+          <w:sz w:val="24"/>
+        </w:rPr>
+        <w:t xml:space="preserve"> </w:t>
+      </w:r>
+    </w:p>
+    <w:p>
+      <w:pPr>
+        <w:pStyle w:val="Normal"/>
+        <w:widowControl/>
+        <w:suppressAutoHyphens w:val="true"/>
+        <w:bidi w:val="0"/>
+        <w:spacing w:lineRule="auto" w:line="259" w:before="0" w:after="160"/>
+        <w:ind w:left="-680" w:right="-1191" w:hanging="0"/>
+        <w:jc w:val="both"/>
+        <w:rPr>
+          <w:rFonts w:ascii="DejaVu Sans Condensed" w:hAnsi="DejaVu Sans Condensed" w:eastAsia="Calibri" w:cs="DejaVu Sans Condensed" w:eastAsiaTheme="minorHAnsi"/>
+          <w:color w:val="auto"/>
+          <w:kern w:val="0"/>
+          <w:sz w:val="18"/>
+          <w:szCs w:val="18"/>
+          <w:lang w:val="el-GR" w:eastAsia="en-US" w:bidi="ar-SA"/>
+        </w:rPr>
+      </w:pPr>
+      <w:r>
+        <w:rPr>
+          <w:rFonts w:eastAsia="Calibri" w:cs="DejaVu Sans Condensed" w:ascii="DejaVu Sans Condensed" w:hAnsi="DejaVu Sans Condensed" w:eastAsiaTheme="minorHAnsi"/>
+          <w:color w:val="auto"/>
+          <w:kern w:val="0"/>
+          <w:sz w:val="18"/>
+          <w:szCs w:val="18"/>
+          <w:lang w:val="el-GR" w:eastAsia="en-US" w:bidi="ar-SA"/>
+        </w:rPr>
+        <w:t>{_CAPITAL_ONOMASTIKH_A} {_TYPOS_ERG} υποχρεούται, δεδομένου ότι έχει τεθεί σε ισχύ το σύστημα της ψηφιακής κάρτας, εργασίας, κατά την προσέλευσή τ{_GENIKH_A} στην εργασία, όπως και κατά την αποχώρησή τ{_GENIKH_A} από αυτή, να καταχωρεί τον προσωπικό QR κωδικό και στην εφαρμογή Ergani Cardscanner mobile app, που τηρεί η επιχείρηση βάσει των κείμενων διατάξεων.</w:t>
+      </w:r>
+    </w:p>
+    <w:p>
+      <w:pPr>
+        <w:pStyle w:val="Normal"/>
+        <w:widowControl/>
+        <w:suppressAutoHyphens w:val="true"/>
+        <w:bidi w:val="0"/>
+        <w:spacing w:lineRule="auto" w:line="259" w:before="0" w:after="160"/>
+        <w:ind w:left="-680" w:right="-1247" w:hanging="0"/>
+        <w:jc w:val="both"/>
+        <w:rPr>
+          <w:sz w:val="24"/>
+        </w:rPr>
+      </w:pPr>
+      <w:r>
+        <w:rPr>
+          <w:rFonts w:eastAsia="Calibri" w:cs="DejaVu Sans Condensed" w:ascii="DejaVu Sans Condensed" w:hAnsi="DejaVu Sans Condensed" w:eastAsiaTheme="minorHAnsi"/>
+          <w:color w:val="auto"/>
+          <w:kern w:val="0"/>
+          <w:sz w:val="18"/>
+          <w:szCs w:val="18"/>
+          <w:lang w:val="el-GR" w:eastAsia="en-US" w:bidi="ar-SA"/>
+        </w:rPr>
+        <w:t>{_CAPITAL_ONOMASTIKH_A} υποχρεούται να καταχωρεί τη ψηφιακή κάρτα εργασίας σε κάθε έναρξη και λήξη (ή αποχώρηση) της εργασίας τ{_GENIKH_A}, ή προσέλευση  και αποχώρηση με φυσική παρουσία σε εγκατάσταση {_ERGODOTHS_GENIKH}, σε περίπτωση εκτός εγκατάστασης απασχόλησης.</w:t>
+      </w:r>
+      <w:r>
+        <w:rPr>
+          <w:sz w:val="24"/>
+        </w:rPr>
+        <w:t xml:space="preserve"> </w:t>
+      </w:r>
+    </w:p>
+    <w:p>
+      <w:pPr>
+        <w:pStyle w:val="Normal"/>
+        <w:widowControl/>
+        <w:suppressAutoHyphens w:val="true"/>
+        <w:bidi w:val="0"/>
+        <w:spacing w:lineRule="auto" w:line="259" w:before="0" w:after="160"/>
+        <w:ind w:left="-680" w:right="-1304" w:hanging="0"/>
+        <w:jc w:val="both"/>
+        <w:rPr>
+          <w:rFonts w:ascii="DejaVu Sans Condensed" w:hAnsi="DejaVu Sans Condensed" w:eastAsia="Calibri" w:cs="DejaVu Sans Condensed" w:eastAsiaTheme="minorHAnsi"/>
+          <w:color w:val="auto"/>
+          <w:kern w:val="0"/>
+          <w:sz w:val="18"/>
+          <w:szCs w:val="18"/>
+          <w:lang w:val="el-GR" w:eastAsia="en-US" w:bidi="ar-SA"/>
+        </w:rPr>
+      </w:pPr>
+      <w:r>
+        <w:rPr>
+          <w:rFonts w:eastAsia="Calibri" w:cs="DejaVu Sans Condensed" w:ascii="DejaVu Sans Condensed" w:hAnsi="DejaVu Sans Condensed" w:eastAsiaTheme="minorHAnsi"/>
+          <w:color w:val="auto"/>
+          <w:kern w:val="0"/>
+          <w:sz w:val="18"/>
+          <w:szCs w:val="18"/>
+          <w:lang w:val="el-GR" w:eastAsia="en-US" w:bidi="ar-SA"/>
+        </w:rPr>
+        <w:t xml:space="preserve">Απαγορεύεται ρητά στ{_AITIATIKH_A} (_TYPOS_ERG_AITIATIKH} η παραβίαση των όρων χρήσης της ψηφιακής κάρτας εργασίας, όπως η ανακριβής και αναληθής καταχώρηση ώρας έναρξης ή λήξης του χρόνου διάρκειας της ημερήσιας εργασίας, η διάθεση αυτής (της κάρτας) σε τρίτα πρόσωπα, καθώς και συμμετοχή (σύμπραξή) τ{_GENIKH_A} σε ανάλογη ενέργεια άλλου εργαζομένου -συναδέλφου τ{_GENIKH_A}. </w:t>
+      </w:r>
+    </w:p>
+    <w:p>
+      <w:pPr>
+        <w:pStyle w:val="Normal"/>
+        <w:widowControl/>
+        <w:suppressAutoHyphens w:val="true"/>
+        <w:bidi w:val="0"/>
+        <w:spacing w:lineRule="auto" w:line="259" w:before="0" w:after="160"/>
+        <w:ind w:left="-680" w:right="-1247" w:hanging="0"/>
+        <w:jc w:val="both"/>
+        <w:rPr>
+          <w:rFonts w:ascii="DejaVu Sans Condensed" w:hAnsi="DejaVu Sans Condensed" w:eastAsia="Calibri" w:cs="DejaVu Sans Condensed" w:eastAsiaTheme="minorHAnsi"/>
+          <w:color w:val="auto"/>
+          <w:kern w:val="0"/>
+          <w:sz w:val="18"/>
+          <w:szCs w:val="18"/>
+          <w:lang w:val="el-GR" w:eastAsia="en-US" w:bidi="ar-SA"/>
+        </w:rPr>
+      </w:pPr>
+      <w:r>
+        <w:rPr>
+          <w:rFonts w:eastAsia="Calibri" w:cs="DejaVu Sans Condensed" w:ascii="DejaVu Sans Condensed" w:hAnsi="DejaVu Sans Condensed" w:eastAsiaTheme="minorHAnsi"/>
+          <w:color w:val="auto"/>
+          <w:kern w:val="0"/>
+          <w:sz w:val="18"/>
+          <w:szCs w:val="18"/>
+          <w:lang w:val="el-GR" w:eastAsia="en-US" w:bidi="ar-SA"/>
+        </w:rPr>
+        <w:t>Σε περίπτωση δόλιας αθέτησης των ανωτέρω υποχρεώσεών τ{_GENIKH_A}, {_ONOMASTIKH_A} {_TYPOS_ERGAZOMENOY} οφείλει να αποκαταστήσει τυχόν ζημία που θα υποστεί η επιχείρηση για αυτό το λόγο καθώς και να λάβει πειθαρχικά μέτρα.</w:t>
       </w:r>
     </w:p>
     <w:p>
@@ -13456,183 +14478,24 @@
         <w:ind w:left="-709" w:right="-1186" w:hanging="0"/>
         <w:jc w:val="both"/>
         <w:rPr>
-          <w:rFonts w:ascii="DejaVu Sans Condensed" w:hAnsi="DejaVu Sans Condensed" w:cs="DejaVu Sans Condensed"/>
-          <w:sz w:val="18"/>
-          <w:szCs w:val="18"/>
+          <w:rFonts w:ascii="DejaVu Sans Condensed" w:hAnsi="DejaVu Sans Condensed" w:eastAsia="Calibri" w:cs="DejaVu Sans Condensed" w:eastAsiaTheme="minorHAnsi"/>
+          <w:color w:val="auto"/>
+          <w:kern w:val="0"/>
+          <w:sz w:val="18"/>
+          <w:szCs w:val="18"/>
+          <w:lang w:val="el-GR" w:eastAsia="en-US" w:bidi="ar-SA"/>
         </w:rPr>
       </w:pPr>
       <w:r>
         <w:rPr>
-          <w:rFonts w:cs="DejaVu Sans Condensed" w:ascii="DejaVu Sans Condensed" w:hAnsi="DejaVu Sans Condensed"/>
-          <w:b/>
-          <w:bCs/>
-          <w:sz w:val="18"/>
-          <w:szCs w:val="18"/>
-        </w:rPr>
-        <w:t>15.1.</w:t>
-      </w:r>
-      <w:r>
-        <w:rPr>
-          <w:rFonts w:cs="DejaVu Sans Condensed" w:ascii="DejaVu Sans Condensed" w:hAnsi="DejaVu Sans Condensed"/>
-          <w:sz w:val="18"/>
-          <w:szCs w:val="18"/>
-        </w:rPr>
-        <w:t xml:space="preserve"> </w:t>
-        <w:tab/>
-        <w:t>{_</w:t>
-      </w:r>
-      <w:r>
-        <w:rPr>
-          <w:rFonts w:cs="DejaVu Sans Condensed" w:ascii="DejaVu Sans Condensed" w:hAnsi="DejaVu Sans Condensed"/>
-          <w:sz w:val="18"/>
-          <w:szCs w:val="18"/>
-          <w:lang w:val="en-US"/>
-        </w:rPr>
-        <w:t>CAPITAL</w:t>
-      </w:r>
-      <w:r>
-        <w:rPr>
-          <w:rFonts w:cs="DejaVu Sans Condensed" w:ascii="DejaVu Sans Condensed" w:hAnsi="DejaVu Sans Condensed"/>
-          <w:sz w:val="18"/>
-          <w:szCs w:val="18"/>
-        </w:rPr>
-        <w:t>_</w:t>
-      </w:r>
-      <w:r>
-        <w:rPr>
-          <w:rFonts w:cs="DejaVu Sans Condensed" w:ascii="DejaVu Sans Condensed" w:hAnsi="DejaVu Sans Condensed"/>
-          <w:sz w:val="18"/>
-          <w:szCs w:val="18"/>
-          <w:lang w:val="en-US"/>
-        </w:rPr>
-        <w:t>ONOMASTIKH</w:t>
-      </w:r>
-      <w:r>
-        <w:rPr>
-          <w:rFonts w:cs="DejaVu Sans Condensed" w:ascii="DejaVu Sans Condensed" w:hAnsi="DejaVu Sans Condensed"/>
-          <w:sz w:val="18"/>
-          <w:szCs w:val="18"/>
-        </w:rPr>
-        <w:t>_</w:t>
-      </w:r>
-      <w:r>
-        <w:rPr>
-          <w:rFonts w:cs="DejaVu Sans Condensed" w:ascii="DejaVu Sans Condensed" w:hAnsi="DejaVu Sans Condensed"/>
-          <w:sz w:val="18"/>
-          <w:szCs w:val="18"/>
-          <w:lang w:val="en-US"/>
-        </w:rPr>
-        <w:t>A</w:t>
-      </w:r>
-      <w:r>
-        <w:rPr>
-          <w:rFonts w:cs="DejaVu Sans Condensed" w:ascii="DejaVu Sans Condensed" w:hAnsi="DejaVu Sans Condensed"/>
-          <w:sz w:val="18"/>
-          <w:szCs w:val="18"/>
-        </w:rPr>
-        <w:t>} {_</w:t>
-      </w:r>
-      <w:r>
-        <w:rPr>
-          <w:rFonts w:cs="DejaVu Sans Condensed" w:ascii="DejaVu Sans Condensed" w:hAnsi="DejaVu Sans Condensed"/>
-          <w:sz w:val="18"/>
-          <w:szCs w:val="18"/>
-          <w:lang w:val="en-US"/>
-        </w:rPr>
-        <w:t>TYPOS</w:t>
-      </w:r>
-      <w:r>
-        <w:rPr>
-          <w:rFonts w:cs="DejaVu Sans Condensed" w:ascii="DejaVu Sans Condensed" w:hAnsi="DejaVu Sans Condensed"/>
-          <w:sz w:val="18"/>
-          <w:szCs w:val="18"/>
-        </w:rPr>
-        <w:t>_</w:t>
-      </w:r>
-      <w:r>
-        <w:rPr>
-          <w:rFonts w:cs="DejaVu Sans Condensed" w:ascii="DejaVu Sans Condensed" w:hAnsi="DejaVu Sans Condensed"/>
-          <w:sz w:val="18"/>
-          <w:szCs w:val="18"/>
-          <w:lang w:val="en-US"/>
-        </w:rPr>
-        <w:t>ERG</w:t>
-      </w:r>
-      <w:r>
-        <w:rPr>
-          <w:rFonts w:cs="DejaVu Sans Condensed" w:ascii="DejaVu Sans Condensed" w:hAnsi="DejaVu Sans Condensed"/>
-          <w:sz w:val="18"/>
-          <w:szCs w:val="18"/>
-        </w:rPr>
-        <w:t>} δηλώνει ότι έχει παράσχει ορθές πληροφορίες σ{_</w:t>
-      </w:r>
-      <w:r>
-        <w:rPr>
-          <w:rFonts w:cs="DejaVu Sans Condensed" w:ascii="DejaVu Sans Condensed" w:hAnsi="DejaVu Sans Condensed"/>
-          <w:sz w:val="18"/>
-          <w:szCs w:val="18"/>
-          <w:lang w:val="en-US"/>
-        </w:rPr>
-        <w:t>ERGODOTHS</w:t>
-      </w:r>
-      <w:r>
-        <w:rPr>
-          <w:rFonts w:cs="DejaVu Sans Condensed" w:ascii="DejaVu Sans Condensed" w:hAnsi="DejaVu Sans Condensed"/>
-          <w:sz w:val="18"/>
-          <w:szCs w:val="18"/>
-        </w:rPr>
-        <w:t>_</w:t>
-      </w:r>
-      <w:r>
-        <w:rPr>
-          <w:rFonts w:cs="DejaVu Sans Condensed" w:ascii="DejaVu Sans Condensed" w:hAnsi="DejaVu Sans Condensed"/>
-          <w:sz w:val="18"/>
-          <w:szCs w:val="18"/>
-          <w:lang w:val="en-US"/>
-        </w:rPr>
-        <w:t>AITIATIKH</w:t>
-      </w:r>
-      <w:r>
-        <w:rPr>
-          <w:rFonts w:cs="DejaVu Sans Condensed" w:ascii="DejaVu Sans Condensed" w:hAnsi="DejaVu Sans Condensed"/>
-          <w:sz w:val="18"/>
-          <w:szCs w:val="18"/>
-        </w:rPr>
-        <w:t>} σχετικά με τα προσωπικά τ{_</w:t>
-      </w:r>
-      <w:r>
-        <w:rPr>
-          <w:rFonts w:cs="DejaVu Sans Condensed" w:ascii="DejaVu Sans Condensed" w:hAnsi="DejaVu Sans Condensed"/>
-          <w:sz w:val="18"/>
-          <w:szCs w:val="18"/>
-          <w:lang w:val="en-US"/>
-        </w:rPr>
-        <w:t>GENIKH</w:t>
-      </w:r>
-      <w:r>
-        <w:rPr>
-          <w:rFonts w:cs="DejaVu Sans Condensed" w:ascii="DejaVu Sans Condensed" w:hAnsi="DejaVu Sans Condensed"/>
-          <w:sz w:val="18"/>
-          <w:szCs w:val="18"/>
-        </w:rPr>
-        <w:t>_</w:t>
-      </w:r>
-      <w:r>
-        <w:rPr>
-          <w:rFonts w:cs="DejaVu Sans Condensed" w:ascii="DejaVu Sans Condensed" w:hAnsi="DejaVu Sans Condensed"/>
-          <w:sz w:val="18"/>
-          <w:szCs w:val="18"/>
-          <w:lang w:val="en-US"/>
-        </w:rPr>
-        <w:t>A</w:t>
-      </w:r>
-      <w:r>
-        <w:rPr>
-          <w:rFonts w:cs="DejaVu Sans Condensed" w:ascii="DejaVu Sans Condensed" w:hAnsi="DejaVu Sans Condensed"/>
-          <w:sz w:val="18"/>
-          <w:szCs w:val="18"/>
-        </w:rPr>
-        <w:t>} στοιχεία ( βιογραφικό, προσόντα, ιστορικό κλπ).</w:t>
+          <w:rFonts w:eastAsia="Calibri" w:cs="DejaVu Sans Condensed" w:ascii="DejaVu Sans Condensed" w:hAnsi="DejaVu Sans Condensed" w:eastAsiaTheme="minorHAnsi"/>
+          <w:color w:val="auto"/>
+          <w:kern w:val="0"/>
+          <w:sz w:val="18"/>
+          <w:szCs w:val="18"/>
+          <w:lang w:val="el-GR" w:eastAsia="en-US" w:bidi="ar-SA"/>
+        </w:rPr>
+        <w:t>Η κατά σύστημα μη σήμανση της κάρτας και γενικά η μη συμμόρφωση στο σύστημα της κάρτας αποτελεί σπουδαίο λόγο, για λήψη μέτρων εκ μέρους {_ERGODOTHS_GENIKH}.</w:t>
       </w:r>
     </w:p>
     <w:p>
@@ -13641,181 +14504,23 @@
         <w:ind w:left="-709" w:right="-1186" w:hanging="0"/>
         <w:jc w:val="both"/>
         <w:rPr>
-          <w:rFonts w:ascii="DejaVu Sans Condensed" w:hAnsi="DejaVu Sans Condensed" w:cs="DejaVu Sans Condensed"/>
-          <w:sz w:val="18"/>
-          <w:szCs w:val="18"/>
+          <w:rFonts w:ascii="DejaVu Sans Condensed" w:hAnsi="DejaVu Sans Condensed" w:eastAsia="Calibri" w:cs="DejaVu Sans Condensed" w:eastAsiaTheme="minorHAnsi"/>
+          <w:color w:val="auto"/>
+          <w:kern w:val="0"/>
+          <w:sz w:val="18"/>
+          <w:szCs w:val="18"/>
+          <w:lang w:val="el-GR" w:eastAsia="en-US" w:bidi="ar-SA"/>
         </w:rPr>
       </w:pPr>
       <w:r>
         <w:rPr>
-          <w:rFonts w:cs="DejaVu Sans Condensed" w:ascii="DejaVu Sans Condensed" w:hAnsi="DejaVu Sans Condensed"/>
-          <w:b/>
-          <w:bCs/>
-          <w:sz w:val="18"/>
-          <w:szCs w:val="18"/>
-        </w:rPr>
-        <w:t>15.2</w:t>
-      </w:r>
-      <w:r>
-        <w:rPr>
-          <w:rFonts w:cs="DejaVu Sans Condensed" w:ascii="DejaVu Sans Condensed" w:hAnsi="DejaVu Sans Condensed"/>
-          <w:sz w:val="18"/>
-          <w:szCs w:val="18"/>
-        </w:rPr>
-        <w:t>. Η παρούσα σύμβαση υπερισχύει οποιασδήποτε άλλης σύμβασης μεταξύ {_</w:t>
-      </w:r>
-      <w:r>
-        <w:rPr>
-          <w:rFonts w:cs="DejaVu Sans Condensed" w:ascii="DejaVu Sans Condensed" w:hAnsi="DejaVu Sans Condensed"/>
-          <w:sz w:val="18"/>
-          <w:szCs w:val="18"/>
-          <w:lang w:val="en-US"/>
-        </w:rPr>
-        <w:t>ERGODOTHS</w:t>
-      </w:r>
-      <w:r>
-        <w:rPr>
-          <w:rFonts w:cs="DejaVu Sans Condensed" w:ascii="DejaVu Sans Condensed" w:hAnsi="DejaVu Sans Condensed"/>
-          <w:sz w:val="18"/>
-          <w:szCs w:val="18"/>
-        </w:rPr>
-        <w:t>_</w:t>
-      </w:r>
-      <w:r>
-        <w:rPr>
-          <w:rFonts w:cs="DejaVu Sans Condensed" w:ascii="DejaVu Sans Condensed" w:hAnsi="DejaVu Sans Condensed"/>
-          <w:sz w:val="18"/>
-          <w:szCs w:val="18"/>
-          <w:lang w:val="en-US"/>
-        </w:rPr>
-        <w:t>GENIKH</w:t>
-      </w:r>
-      <w:r>
-        <w:rPr>
-          <w:rFonts w:cs="DejaVu Sans Condensed" w:ascii="DejaVu Sans Condensed" w:hAnsi="DejaVu Sans Condensed"/>
-          <w:sz w:val="18"/>
-          <w:szCs w:val="18"/>
-        </w:rPr>
-        <w:t>} και τ{_</w:t>
-      </w:r>
-      <w:r>
-        <w:rPr>
-          <w:rFonts w:cs="DejaVu Sans Condensed" w:ascii="DejaVu Sans Condensed" w:hAnsi="DejaVu Sans Condensed"/>
-          <w:sz w:val="18"/>
-          <w:szCs w:val="18"/>
-          <w:lang w:val="en-US"/>
-        </w:rPr>
-        <w:t>GENIKH</w:t>
-      </w:r>
-      <w:r>
-        <w:rPr>
-          <w:rFonts w:cs="DejaVu Sans Condensed" w:ascii="DejaVu Sans Condensed" w:hAnsi="DejaVu Sans Condensed"/>
-          <w:sz w:val="18"/>
-          <w:szCs w:val="18"/>
-        </w:rPr>
-        <w:t>_</w:t>
-      </w:r>
-      <w:r>
-        <w:rPr>
-          <w:rFonts w:cs="DejaVu Sans Condensed" w:ascii="DejaVu Sans Condensed" w:hAnsi="DejaVu Sans Condensed"/>
-          <w:sz w:val="18"/>
-          <w:szCs w:val="18"/>
-          <w:lang w:val="en-US"/>
-        </w:rPr>
-        <w:t>A</w:t>
-      </w:r>
-      <w:r>
-        <w:rPr>
-          <w:rFonts w:cs="DejaVu Sans Condensed" w:ascii="DejaVu Sans Condensed" w:hAnsi="DejaVu Sans Condensed"/>
-          <w:sz w:val="18"/>
-          <w:szCs w:val="18"/>
-        </w:rPr>
-        <w:t>} {_</w:t>
-      </w:r>
-      <w:r>
-        <w:rPr>
-          <w:rFonts w:cs="DejaVu Sans Condensed" w:ascii="DejaVu Sans Condensed" w:hAnsi="DejaVu Sans Condensed"/>
-          <w:sz w:val="18"/>
-          <w:szCs w:val="18"/>
-          <w:lang w:val="en-US"/>
-        </w:rPr>
-        <w:t>TYPOS</w:t>
-      </w:r>
-      <w:r>
-        <w:rPr>
-          <w:rFonts w:cs="DejaVu Sans Condensed" w:ascii="DejaVu Sans Condensed" w:hAnsi="DejaVu Sans Condensed"/>
-          <w:sz w:val="18"/>
-          <w:szCs w:val="18"/>
-        </w:rPr>
-        <w:t>_</w:t>
-      </w:r>
-      <w:r>
-        <w:rPr>
-          <w:rFonts w:cs="DejaVu Sans Condensed" w:ascii="DejaVu Sans Condensed" w:hAnsi="DejaVu Sans Condensed"/>
-          <w:sz w:val="18"/>
-          <w:szCs w:val="18"/>
-          <w:lang w:val="en-US"/>
-        </w:rPr>
-        <w:t>ERG</w:t>
-      </w:r>
-      <w:r>
-        <w:rPr>
-          <w:rFonts w:cs="DejaVu Sans Condensed" w:ascii="DejaVu Sans Condensed" w:hAnsi="DejaVu Sans Condensed"/>
-          <w:sz w:val="18"/>
-          <w:szCs w:val="18"/>
-        </w:rPr>
-        <w:t>_</w:t>
-      </w:r>
-      <w:r>
-        <w:rPr>
-          <w:rFonts w:cs="DejaVu Sans Condensed" w:ascii="DejaVu Sans Condensed" w:hAnsi="DejaVu Sans Condensed"/>
-          <w:sz w:val="18"/>
-          <w:szCs w:val="18"/>
-          <w:lang w:val="en-US"/>
-        </w:rPr>
-        <w:t>GENIKH</w:t>
-      </w:r>
-      <w:r>
-        <w:rPr>
-          <w:rFonts w:cs="DejaVu Sans Condensed" w:ascii="DejaVu Sans Condensed" w:hAnsi="DejaVu Sans Condensed"/>
-          <w:sz w:val="18"/>
-          <w:szCs w:val="18"/>
-        </w:rPr>
-        <w:t>}, αναφορικά με την παρούσα εργασιακή σχέση και εμπεριέχει όλα τα συμφωνηθέντα μεταξύ των μερών στοιχεία που διαμορφώνουν το πλαίσιο των όρων αμοιβής και εργασίας τ{_</w:t>
-      </w:r>
-      <w:r>
-        <w:rPr>
-          <w:rFonts w:cs="DejaVu Sans Condensed" w:ascii="DejaVu Sans Condensed" w:hAnsi="DejaVu Sans Condensed"/>
-          <w:sz w:val="18"/>
-          <w:szCs w:val="18"/>
-          <w:lang w:val="en-US"/>
-        </w:rPr>
-        <w:t>GENIKH</w:t>
-      </w:r>
-      <w:r>
-        <w:rPr>
-          <w:rFonts w:cs="DejaVu Sans Condensed" w:ascii="DejaVu Sans Condensed" w:hAnsi="DejaVu Sans Condensed"/>
-          <w:sz w:val="18"/>
-          <w:szCs w:val="18"/>
-        </w:rPr>
-        <w:t>_</w:t>
-      </w:r>
-      <w:r>
-        <w:rPr>
-          <w:rFonts w:cs="DejaVu Sans Condensed" w:ascii="DejaVu Sans Condensed" w:hAnsi="DejaVu Sans Condensed"/>
-          <w:sz w:val="18"/>
-          <w:szCs w:val="18"/>
-          <w:lang w:val="en-US"/>
-        </w:rPr>
-        <w:t>A</w:t>
-      </w:r>
-      <w:r>
-        <w:rPr>
-          <w:rFonts w:cs="DejaVu Sans Condensed" w:ascii="DejaVu Sans Condensed" w:hAnsi="DejaVu Sans Condensed"/>
-          <w:sz w:val="18"/>
-          <w:szCs w:val="18"/>
-        </w:rPr>
-        <w:t>}.</w:t>
+          <w:rFonts w:eastAsia="Calibri" w:cs="DejaVu Sans Condensed" w:eastAsiaTheme="minorHAnsi" w:ascii="DejaVu Sans Condensed" w:hAnsi="DejaVu Sans Condensed"/>
+          <w:color w:val="auto"/>
+          <w:kern w:val="0"/>
+          <w:sz w:val="18"/>
+          <w:szCs w:val="18"/>
+          <w:lang w:val="el-GR" w:eastAsia="en-US" w:bidi="ar-SA"/>
+        </w:rPr>
       </w:r>
     </w:p>
     <w:p>
@@ -13825,6 +14530,9 @@
         <w:jc w:val="both"/>
         <w:rPr>
           <w:rFonts w:ascii="DejaVu Sans Condensed" w:hAnsi="DejaVu Sans Condensed" w:cs="DejaVu Sans Condensed"/>
+          <w:b/>
+          <w:b/>
+          <w:bCs/>
           <w:sz w:val="18"/>
           <w:szCs w:val="18"/>
         </w:rPr>
@@ -13837,17 +14545,19 @@
           <w:sz w:val="18"/>
           <w:szCs w:val="18"/>
         </w:rPr>
-        <w:t>15.3</w:t>
-      </w:r>
-      <w:r>
-        <w:rPr>
-          <w:rFonts w:cs="DejaVu Sans Condensed" w:ascii="DejaVu Sans Condensed" w:hAnsi="DejaVu Sans Condensed"/>
-          <w:sz w:val="18"/>
-          <w:szCs w:val="18"/>
-        </w:rPr>
-        <w:t xml:space="preserve">. </w:t>
+        <w:t xml:space="preserve">15. </w:t>
         <w:tab/>
-        <w:t>Σε περίπτωση που κάποιος από τους όρους της παρούσας σύμβασης κριθεί άκυρος οι λοιποί εναπομένοντες όροι της παραμένουν σε ισχύ, ως εάν ο άκυρος όρος να μην είχε ποτέ συμπεριληφθεί στη σύμβαση αυτή.</w:t>
+      </w:r>
+      <w:r>
+        <w:rPr>
+          <w:rFonts w:cs="DejaVu Sans Condensed" w:ascii="DejaVu Sans Condensed" w:hAnsi="DejaVu Sans Condensed"/>
+          <w:b/>
+          <w:bCs/>
+          <w:sz w:val="18"/>
+          <w:szCs w:val="18"/>
+          <w:u w:val="thick"/>
+        </w:rPr>
+        <w:t>ΛΟΙΠΟΙ ΟΡΟΙ:</w:t>
       </w:r>
     </w:p>
     <w:p>
@@ -13869,15 +14579,15 @@
           <w:sz w:val="18"/>
           <w:szCs w:val="18"/>
         </w:rPr>
-        <w:t>15.4</w:t>
-      </w:r>
-      <w:r>
-        <w:rPr>
-          <w:rFonts w:cs="DejaVu Sans Condensed" w:ascii="DejaVu Sans Condensed" w:hAnsi="DejaVu Sans Condensed"/>
-          <w:sz w:val="18"/>
-          <w:szCs w:val="18"/>
-        </w:rPr>
-        <w:t xml:space="preserve">. </w:t>
+        <w:t>15.1.</w:t>
+      </w:r>
+      <w:r>
+        <w:rPr>
+          <w:rFonts w:cs="DejaVu Sans Condensed" w:ascii="DejaVu Sans Condensed" w:hAnsi="DejaVu Sans Condensed"/>
+          <w:sz w:val="18"/>
+          <w:szCs w:val="18"/>
+        </w:rPr>
+        <w:t xml:space="preserve"> </w:t>
         <w:tab/>
         <w:t>{_</w:t>
       </w:r>
@@ -13964,7 +14674,41 @@
           <w:sz w:val="18"/>
           <w:szCs w:val="18"/>
         </w:rPr>
-        <w:t>} δηλώνει ότι διαθέτει τα οριζόμενα για την ειδικότητα με την οποία προσλαμβάνεται προσόντα, δεν ασκεί άλλο επιτήδευμα και δεν κατέχει άλλη έμμισθη θέση, δεσμεύεται δε από την υπογραφή της παρούσας, να ασκεί αποκλειστικά την εργασία τ{_</w:t>
+        <w:t>} δηλώνει ότι έχει παράσχει ορθές πληροφορίες σ{_</w:t>
+      </w:r>
+      <w:r>
+        <w:rPr>
+          <w:rFonts w:cs="DejaVu Sans Condensed" w:ascii="DejaVu Sans Condensed" w:hAnsi="DejaVu Sans Condensed"/>
+          <w:sz w:val="18"/>
+          <w:szCs w:val="18"/>
+          <w:lang w:val="en-US"/>
+        </w:rPr>
+        <w:t>ERGODOTHS</w:t>
+      </w:r>
+      <w:r>
+        <w:rPr>
+          <w:rFonts w:cs="DejaVu Sans Condensed" w:ascii="DejaVu Sans Condensed" w:hAnsi="DejaVu Sans Condensed"/>
+          <w:sz w:val="18"/>
+          <w:szCs w:val="18"/>
+        </w:rPr>
+        <w:t>_</w:t>
+      </w:r>
+      <w:r>
+        <w:rPr>
+          <w:rFonts w:cs="DejaVu Sans Condensed" w:ascii="DejaVu Sans Condensed" w:hAnsi="DejaVu Sans Condensed"/>
+          <w:sz w:val="18"/>
+          <w:szCs w:val="18"/>
+          <w:lang w:val="en-US"/>
+        </w:rPr>
+        <w:t>AITIATIKH</w:t>
+      </w:r>
+      <w:r>
+        <w:rPr>
+          <w:rFonts w:cs="DejaVu Sans Condensed" w:ascii="DejaVu Sans Condensed" w:hAnsi="DejaVu Sans Condensed"/>
+          <w:sz w:val="18"/>
+          <w:szCs w:val="18"/>
+        </w:rPr>
+        <w:t>} σχετικά με τα προσωπικά τ{_</w:t>
       </w:r>
       <w:r>
         <w:rPr>
@@ -13998,75 +14742,7 @@
           <w:sz w:val="18"/>
           <w:szCs w:val="18"/>
         </w:rPr>
-        <w:t>} και να ανταποκρίνεται στα καθήκοντα που τ{_</w:t>
-      </w:r>
-      <w:r>
-        <w:rPr>
-          <w:rFonts w:cs="DejaVu Sans Condensed" w:ascii="DejaVu Sans Condensed" w:hAnsi="DejaVu Sans Condensed"/>
-          <w:sz w:val="18"/>
-          <w:szCs w:val="18"/>
-          <w:lang w:val="en-US"/>
-        </w:rPr>
-        <w:t>GENIKH</w:t>
-      </w:r>
-      <w:r>
-        <w:rPr>
-          <w:rFonts w:cs="DejaVu Sans Condensed" w:ascii="DejaVu Sans Condensed" w:hAnsi="DejaVu Sans Condensed"/>
-          <w:sz w:val="18"/>
-          <w:szCs w:val="18"/>
-        </w:rPr>
-        <w:t>_</w:t>
-      </w:r>
-      <w:r>
-        <w:rPr>
-          <w:rFonts w:cs="DejaVu Sans Condensed" w:ascii="DejaVu Sans Condensed" w:hAnsi="DejaVu Sans Condensed"/>
-          <w:sz w:val="18"/>
-          <w:szCs w:val="18"/>
-          <w:lang w:val="en-US"/>
-        </w:rPr>
-        <w:t>A</w:t>
-      </w:r>
-      <w:r>
-        <w:rPr>
-          <w:rFonts w:cs="DejaVu Sans Condensed" w:ascii="DejaVu Sans Condensed" w:hAnsi="DejaVu Sans Condensed"/>
-          <w:sz w:val="18"/>
-          <w:szCs w:val="18"/>
-        </w:rPr>
-        <w:t>} ανατίθενται με την ανωτέρω ειδικότητα πρόσληψης σ{_</w:t>
-      </w:r>
-      <w:r>
-        <w:rPr>
-          <w:rFonts w:cs="DejaVu Sans Condensed" w:ascii="DejaVu Sans Condensed" w:hAnsi="DejaVu Sans Condensed"/>
-          <w:sz w:val="18"/>
-          <w:szCs w:val="18"/>
-          <w:lang w:val="en-US"/>
-        </w:rPr>
-        <w:t>ERGODOTHS</w:t>
-      </w:r>
-      <w:r>
-        <w:rPr>
-          <w:rFonts w:cs="DejaVu Sans Condensed" w:ascii="DejaVu Sans Condensed" w:hAnsi="DejaVu Sans Condensed"/>
-          <w:sz w:val="18"/>
-          <w:szCs w:val="18"/>
-        </w:rPr>
-        <w:t>_</w:t>
-      </w:r>
-      <w:r>
-        <w:rPr>
-          <w:rFonts w:cs="DejaVu Sans Condensed" w:ascii="DejaVu Sans Condensed" w:hAnsi="DejaVu Sans Condensed"/>
-          <w:sz w:val="18"/>
-          <w:szCs w:val="18"/>
-          <w:lang w:val="en-US"/>
-        </w:rPr>
-        <w:t>AITIATIKH</w:t>
-      </w:r>
-      <w:r>
-        <w:rPr>
-          <w:rFonts w:cs="DejaVu Sans Condensed" w:ascii="DejaVu Sans Condensed" w:hAnsi="DejaVu Sans Condensed"/>
-          <w:sz w:val="18"/>
-          <w:szCs w:val="18"/>
-        </w:rPr>
-        <w:t>}.</w:t>
+        <w:t>} στοιχεία ( βιογραφικό, προσόντα, ιστορικό κλπ).</w:t>
       </w:r>
     </w:p>
     <w:p>
@@ -14088,43 +14764,58 @@
           <w:sz w:val="18"/>
           <w:szCs w:val="18"/>
         </w:rPr>
-        <w:t>15.5.</w:t>
-      </w:r>
-      <w:r>
-        <w:rPr>
-          <w:rFonts w:cs="DejaVu Sans Condensed" w:ascii="DejaVu Sans Condensed" w:hAnsi="DejaVu Sans Condensed"/>
-          <w:sz w:val="18"/>
-          <w:szCs w:val="18"/>
-        </w:rPr>
-        <w:t xml:space="preserve"> </w:t>
-        <w:tab/>
-        <w:t>{_</w:t>
-      </w:r>
-      <w:r>
-        <w:rPr>
-          <w:rFonts w:cs="DejaVu Sans Condensed" w:ascii="DejaVu Sans Condensed" w:hAnsi="DejaVu Sans Condensed"/>
-          <w:sz w:val="18"/>
-          <w:szCs w:val="18"/>
-          <w:lang w:val="en-US"/>
-        </w:rPr>
-        <w:t>CAPITAL</w:t>
-      </w:r>
-      <w:r>
-        <w:rPr>
-          <w:rFonts w:cs="DejaVu Sans Condensed" w:ascii="DejaVu Sans Condensed" w:hAnsi="DejaVu Sans Condensed"/>
-          <w:sz w:val="18"/>
-          <w:szCs w:val="18"/>
-        </w:rPr>
-        <w:t>_</w:t>
-      </w:r>
-      <w:r>
-        <w:rPr>
-          <w:rFonts w:cs="DejaVu Sans Condensed" w:ascii="DejaVu Sans Condensed" w:hAnsi="DejaVu Sans Condensed"/>
-          <w:sz w:val="18"/>
-          <w:szCs w:val="18"/>
-          <w:lang w:val="en-US"/>
-        </w:rPr>
-        <w:t>ONOMASTIKH</w:t>
+        <w:t>15.2</w:t>
+      </w:r>
+      <w:r>
+        <w:rPr>
+          <w:rFonts w:cs="DejaVu Sans Condensed" w:ascii="DejaVu Sans Condensed" w:hAnsi="DejaVu Sans Condensed"/>
+          <w:sz w:val="18"/>
+          <w:szCs w:val="18"/>
+        </w:rPr>
+        <w:t>. Η παρούσα σύμβαση υπερισχύει οποιασδήποτε άλλης σύμβασης μεταξύ {_</w:t>
+      </w:r>
+      <w:r>
+        <w:rPr>
+          <w:rFonts w:cs="DejaVu Sans Condensed" w:ascii="DejaVu Sans Condensed" w:hAnsi="DejaVu Sans Condensed"/>
+          <w:sz w:val="18"/>
+          <w:szCs w:val="18"/>
+          <w:lang w:val="en-US"/>
+        </w:rPr>
+        <w:t>ERGODOTHS</w:t>
+      </w:r>
+      <w:r>
+        <w:rPr>
+          <w:rFonts w:cs="DejaVu Sans Condensed" w:ascii="DejaVu Sans Condensed" w:hAnsi="DejaVu Sans Condensed"/>
+          <w:sz w:val="18"/>
+          <w:szCs w:val="18"/>
+        </w:rPr>
+        <w:t>_</w:t>
+      </w:r>
+      <w:r>
+        <w:rPr>
+          <w:rFonts w:cs="DejaVu Sans Condensed" w:ascii="DejaVu Sans Condensed" w:hAnsi="DejaVu Sans Condensed"/>
+          <w:sz w:val="18"/>
+          <w:szCs w:val="18"/>
+          <w:lang w:val="en-US"/>
+        </w:rPr>
+        <w:t>GENIKH</w:t>
+      </w:r>
+      <w:r>
+        <w:rPr>
+          <w:rFonts w:cs="DejaVu Sans Condensed" w:ascii="DejaVu Sans Condensed" w:hAnsi="DejaVu Sans Condensed"/>
+          <w:sz w:val="18"/>
+          <w:szCs w:val="18"/>
+        </w:rPr>
+        <w:t>} και τ{_</w:t>
+      </w:r>
+      <w:r>
+        <w:rPr>
+          <w:rFonts w:cs="DejaVu Sans Condensed" w:ascii="DejaVu Sans Condensed" w:hAnsi="DejaVu Sans Condensed"/>
+          <w:sz w:val="18"/>
+          <w:szCs w:val="18"/>
+          <w:lang w:val="en-US"/>
+        </w:rPr>
+        <w:t>GENIKH</w:t>
       </w:r>
       <w:r>
         <w:rPr>
@@ -14183,7 +14874,7 @@
           <w:sz w:val="18"/>
           <w:szCs w:val="18"/>
         </w:rPr>
-        <w:t>} υποχρεούται να παρέχει τις υπηρεσίες τ{_</w:t>
+        <w:t>_</w:t>
       </w:r>
       <w:r>
         <w:rPr>
@@ -14200,24 +14891,7 @@
           <w:sz w:val="18"/>
           <w:szCs w:val="18"/>
         </w:rPr>
-        <w:t>_</w:t>
-      </w:r>
-      <w:r>
-        <w:rPr>
-          <w:rFonts w:cs="DejaVu Sans Condensed" w:ascii="DejaVu Sans Condensed" w:hAnsi="DejaVu Sans Condensed"/>
-          <w:sz w:val="18"/>
-          <w:szCs w:val="18"/>
-          <w:lang w:val="en-US"/>
-        </w:rPr>
-        <w:t>A</w:t>
-      </w:r>
-      <w:r>
-        <w:rPr>
-          <w:rFonts w:cs="DejaVu Sans Condensed" w:ascii="DejaVu Sans Condensed" w:hAnsi="DejaVu Sans Condensed"/>
-          <w:sz w:val="18"/>
-          <w:szCs w:val="18"/>
-        </w:rPr>
-        <w:t>} αυτοπροσώπως, απαγορευμένης της αντικαταστάσεώς τ{_</w:t>
+        <w:t>}, αναφορικά με την παρούσα εργασιακή σχέση και εμπεριέχει όλα τα συμφωνηθέντα μεταξύ των μερών στοιχεία που διαμορφώνουν το πλαίσιο των όρων αμοιβής και εργασίας τ{_</w:t>
       </w:r>
       <w:r>
         <w:rPr>
@@ -14273,15 +14947,17 @@
           <w:sz w:val="18"/>
           <w:szCs w:val="18"/>
         </w:rPr>
-        <w:t>15.6</w:t>
-      </w:r>
-      <w:r>
-        <w:rPr>
-          <w:rFonts w:cs="DejaVu Sans Condensed" w:ascii="DejaVu Sans Condensed" w:hAnsi="DejaVu Sans Condensed"/>
-          <w:sz w:val="18"/>
-          <w:szCs w:val="18"/>
-        </w:rPr>
-        <w:t>. Οι διατάξεις της εργατικής νομοθεσίας επίσης εφαρμόζονται για όσα ζητήματα δε ρυθμίζονται από τις διατάξεις και τους όρους της παρούσας.</w:t>
+        <w:t>15.3</w:t>
+      </w:r>
+      <w:r>
+        <w:rPr>
+          <w:rFonts w:cs="DejaVu Sans Condensed" w:ascii="DejaVu Sans Condensed" w:hAnsi="DejaVu Sans Condensed"/>
+          <w:sz w:val="18"/>
+          <w:szCs w:val="18"/>
+        </w:rPr>
+        <w:t xml:space="preserve">. </w:t>
+        <w:tab/>
+        <w:t>Σε περίπτωση που κάποιος από τους όρους της παρούσας σύμβασης κριθεί άκυρος οι λοιποί εναπομένοντες όροι της παραμένουν σε ισχύ, ως εάν ο άκυρος όρος να μην είχε ποτέ συμπεριληφθεί στη σύμβαση αυτή.</w:t>
       </w:r>
     </w:p>
     <w:p>
@@ -14303,15 +14979,204 @@
           <w:sz w:val="18"/>
           <w:szCs w:val="18"/>
         </w:rPr>
-        <w:t>15.7.</w:t>
-      </w:r>
-      <w:r>
-        <w:rPr>
-          <w:rFonts w:cs="DejaVu Sans Condensed" w:ascii="DejaVu Sans Condensed" w:hAnsi="DejaVu Sans Condensed"/>
-          <w:sz w:val="18"/>
-          <w:szCs w:val="18"/>
-        </w:rPr>
-        <w:t xml:space="preserve"> Κάθε παράβαση οποιουδήποτε όρου της παρούσας οι οποίοι συνομολογούνται όλοι ως ουσιώδεις παρέχουν το δικαίωμα στα συμβαλλόμενα μέρη να την καταγγείλουν.</w:t>
+        <w:t>15.4</w:t>
+      </w:r>
+      <w:r>
+        <w:rPr>
+          <w:rFonts w:cs="DejaVu Sans Condensed" w:ascii="DejaVu Sans Condensed" w:hAnsi="DejaVu Sans Condensed"/>
+          <w:sz w:val="18"/>
+          <w:szCs w:val="18"/>
+        </w:rPr>
+        <w:t xml:space="preserve">. </w:t>
+        <w:tab/>
+        <w:t>{_</w:t>
+      </w:r>
+      <w:r>
+        <w:rPr>
+          <w:rFonts w:cs="DejaVu Sans Condensed" w:ascii="DejaVu Sans Condensed" w:hAnsi="DejaVu Sans Condensed"/>
+          <w:sz w:val="18"/>
+          <w:szCs w:val="18"/>
+          <w:lang w:val="en-US"/>
+        </w:rPr>
+        <w:t>CAPITAL</w:t>
+      </w:r>
+      <w:r>
+        <w:rPr>
+          <w:rFonts w:cs="DejaVu Sans Condensed" w:ascii="DejaVu Sans Condensed" w:hAnsi="DejaVu Sans Condensed"/>
+          <w:sz w:val="18"/>
+          <w:szCs w:val="18"/>
+        </w:rPr>
+        <w:t>_</w:t>
+      </w:r>
+      <w:r>
+        <w:rPr>
+          <w:rFonts w:cs="DejaVu Sans Condensed" w:ascii="DejaVu Sans Condensed" w:hAnsi="DejaVu Sans Condensed"/>
+          <w:sz w:val="18"/>
+          <w:szCs w:val="18"/>
+          <w:lang w:val="en-US"/>
+        </w:rPr>
+        <w:t>ONOMASTIKH</w:t>
+      </w:r>
+      <w:r>
+        <w:rPr>
+          <w:rFonts w:cs="DejaVu Sans Condensed" w:ascii="DejaVu Sans Condensed" w:hAnsi="DejaVu Sans Condensed"/>
+          <w:sz w:val="18"/>
+          <w:szCs w:val="18"/>
+        </w:rPr>
+        <w:t>_</w:t>
+      </w:r>
+      <w:r>
+        <w:rPr>
+          <w:rFonts w:cs="DejaVu Sans Condensed" w:ascii="DejaVu Sans Condensed" w:hAnsi="DejaVu Sans Condensed"/>
+          <w:sz w:val="18"/>
+          <w:szCs w:val="18"/>
+          <w:lang w:val="en-US"/>
+        </w:rPr>
+        <w:t>A</w:t>
+      </w:r>
+      <w:r>
+        <w:rPr>
+          <w:rFonts w:cs="DejaVu Sans Condensed" w:ascii="DejaVu Sans Condensed" w:hAnsi="DejaVu Sans Condensed"/>
+          <w:sz w:val="18"/>
+          <w:szCs w:val="18"/>
+        </w:rPr>
+        <w:t>} {_</w:t>
+      </w:r>
+      <w:r>
+        <w:rPr>
+          <w:rFonts w:cs="DejaVu Sans Condensed" w:ascii="DejaVu Sans Condensed" w:hAnsi="DejaVu Sans Condensed"/>
+          <w:sz w:val="18"/>
+          <w:szCs w:val="18"/>
+          <w:lang w:val="en-US"/>
+        </w:rPr>
+        <w:t>TYPOS</w:t>
+      </w:r>
+      <w:r>
+        <w:rPr>
+          <w:rFonts w:cs="DejaVu Sans Condensed" w:ascii="DejaVu Sans Condensed" w:hAnsi="DejaVu Sans Condensed"/>
+          <w:sz w:val="18"/>
+          <w:szCs w:val="18"/>
+        </w:rPr>
+        <w:t>_</w:t>
+      </w:r>
+      <w:r>
+        <w:rPr>
+          <w:rFonts w:cs="DejaVu Sans Condensed" w:ascii="DejaVu Sans Condensed" w:hAnsi="DejaVu Sans Condensed"/>
+          <w:sz w:val="18"/>
+          <w:szCs w:val="18"/>
+          <w:lang w:val="en-US"/>
+        </w:rPr>
+        <w:t>ERG</w:t>
+      </w:r>
+      <w:r>
+        <w:rPr>
+          <w:rFonts w:cs="DejaVu Sans Condensed" w:ascii="DejaVu Sans Condensed" w:hAnsi="DejaVu Sans Condensed"/>
+          <w:sz w:val="18"/>
+          <w:szCs w:val="18"/>
+        </w:rPr>
+        <w:t>} δηλώνει ότι διαθέτει τα οριζόμενα για την ειδικότητα με την οποία προσλαμβάνεται προσόντα, δεν ασκεί άλλο επιτήδευμα και δεν κατέχει άλλη έμμισθη θέση, δεσμεύεται δε από την υπογραφή της παρούσας, να ασκεί αποκλειστικά την εργασία τ{_</w:t>
+      </w:r>
+      <w:r>
+        <w:rPr>
+          <w:rFonts w:cs="DejaVu Sans Condensed" w:ascii="DejaVu Sans Condensed" w:hAnsi="DejaVu Sans Condensed"/>
+          <w:sz w:val="18"/>
+          <w:szCs w:val="18"/>
+          <w:lang w:val="en-US"/>
+        </w:rPr>
+        <w:t>GENIKH</w:t>
+      </w:r>
+      <w:r>
+        <w:rPr>
+          <w:rFonts w:cs="DejaVu Sans Condensed" w:ascii="DejaVu Sans Condensed" w:hAnsi="DejaVu Sans Condensed"/>
+          <w:sz w:val="18"/>
+          <w:szCs w:val="18"/>
+        </w:rPr>
+        <w:t>_</w:t>
+      </w:r>
+      <w:r>
+        <w:rPr>
+          <w:rFonts w:cs="DejaVu Sans Condensed" w:ascii="DejaVu Sans Condensed" w:hAnsi="DejaVu Sans Condensed"/>
+          <w:sz w:val="18"/>
+          <w:szCs w:val="18"/>
+          <w:lang w:val="en-US"/>
+        </w:rPr>
+        <w:t>A</w:t>
+      </w:r>
+      <w:r>
+        <w:rPr>
+          <w:rFonts w:cs="DejaVu Sans Condensed" w:ascii="DejaVu Sans Condensed" w:hAnsi="DejaVu Sans Condensed"/>
+          <w:sz w:val="18"/>
+          <w:szCs w:val="18"/>
+        </w:rPr>
+        <w:t>} και να ανταποκρίνεται στα καθήκοντα που τ{_</w:t>
+      </w:r>
+      <w:r>
+        <w:rPr>
+          <w:rFonts w:cs="DejaVu Sans Condensed" w:ascii="DejaVu Sans Condensed" w:hAnsi="DejaVu Sans Condensed"/>
+          <w:sz w:val="18"/>
+          <w:szCs w:val="18"/>
+          <w:lang w:val="en-US"/>
+        </w:rPr>
+        <w:t>GENIKH</w:t>
+      </w:r>
+      <w:r>
+        <w:rPr>
+          <w:rFonts w:cs="DejaVu Sans Condensed" w:ascii="DejaVu Sans Condensed" w:hAnsi="DejaVu Sans Condensed"/>
+          <w:sz w:val="18"/>
+          <w:szCs w:val="18"/>
+        </w:rPr>
+        <w:t>_</w:t>
+      </w:r>
+      <w:r>
+        <w:rPr>
+          <w:rFonts w:cs="DejaVu Sans Condensed" w:ascii="DejaVu Sans Condensed" w:hAnsi="DejaVu Sans Condensed"/>
+          <w:sz w:val="18"/>
+          <w:szCs w:val="18"/>
+          <w:lang w:val="en-US"/>
+        </w:rPr>
+        <w:t>A</w:t>
+      </w:r>
+      <w:r>
+        <w:rPr>
+          <w:rFonts w:cs="DejaVu Sans Condensed" w:ascii="DejaVu Sans Condensed" w:hAnsi="DejaVu Sans Condensed"/>
+          <w:sz w:val="18"/>
+          <w:szCs w:val="18"/>
+        </w:rPr>
+        <w:t>} ανατίθενται με την ανωτέρω ειδικότητα πρόσληψης σ{_</w:t>
+      </w:r>
+      <w:r>
+        <w:rPr>
+          <w:rFonts w:cs="DejaVu Sans Condensed" w:ascii="DejaVu Sans Condensed" w:hAnsi="DejaVu Sans Condensed"/>
+          <w:sz w:val="18"/>
+          <w:szCs w:val="18"/>
+          <w:lang w:val="en-US"/>
+        </w:rPr>
+        <w:t>ERGODOTHS</w:t>
+      </w:r>
+      <w:r>
+        <w:rPr>
+          <w:rFonts w:cs="DejaVu Sans Condensed" w:ascii="DejaVu Sans Condensed" w:hAnsi="DejaVu Sans Condensed"/>
+          <w:sz w:val="18"/>
+          <w:szCs w:val="18"/>
+        </w:rPr>
+        <w:t>_</w:t>
+      </w:r>
+      <w:r>
+        <w:rPr>
+          <w:rFonts w:cs="DejaVu Sans Condensed" w:ascii="DejaVu Sans Condensed" w:hAnsi="DejaVu Sans Condensed"/>
+          <w:sz w:val="18"/>
+          <w:szCs w:val="18"/>
+          <w:lang w:val="en-US"/>
+        </w:rPr>
+        <w:t>AITIATIKH</w:t>
+      </w:r>
+      <w:r>
+        <w:rPr>
+          <w:rFonts w:cs="DejaVu Sans Condensed" w:ascii="DejaVu Sans Condensed" w:hAnsi="DejaVu Sans Condensed"/>
+          <w:sz w:val="18"/>
+          <w:szCs w:val="18"/>
+        </w:rPr>
+        <w:t>}.</w:t>
       </w:r>
     </w:p>
     <w:p>
@@ -14333,32 +15198,102 @@
           <w:sz w:val="18"/>
           <w:szCs w:val="18"/>
         </w:rPr>
-        <w:t>15.8.</w:t>
-      </w:r>
-      <w:r>
-        <w:rPr>
-          <w:rFonts w:cs="DejaVu Sans Condensed" w:ascii="DejaVu Sans Condensed" w:hAnsi="DejaVu Sans Condensed"/>
-          <w:sz w:val="18"/>
-          <w:szCs w:val="18"/>
-        </w:rPr>
-        <w:t xml:space="preserve"> Η παρούσα ατομική σύμβαση εργασίας διέπεται από το Ελληνικό δίκαιο και αποκλειστικά αρμόδια δικαστήρια για την επίλυση κάθε διαφοράς η οποία τυχόν ήθελε προκύψει από την παρούσα εργασιακή σχέση, είναι τα Δικαστήρια, στα οποία υπάγεται η έδρα {_</w:t>
-      </w:r>
-      <w:r>
-        <w:rPr>
-          <w:rFonts w:cs="DejaVu Sans Condensed" w:ascii="DejaVu Sans Condensed" w:hAnsi="DejaVu Sans Condensed"/>
-          <w:sz w:val="18"/>
-          <w:szCs w:val="18"/>
-          <w:lang w:val="en-US"/>
-        </w:rPr>
-        <w:t>ERGODOTHS</w:t>
-      </w:r>
-      <w:r>
-        <w:rPr>
-          <w:rFonts w:cs="DejaVu Sans Condensed" w:ascii="DejaVu Sans Condensed" w:hAnsi="DejaVu Sans Condensed"/>
-          <w:sz w:val="18"/>
-          <w:szCs w:val="18"/>
-        </w:rPr>
-        <w:t>_</w:t>
+        <w:t>15.5.</w:t>
+      </w:r>
+      <w:r>
+        <w:rPr>
+          <w:rFonts w:cs="DejaVu Sans Condensed" w:ascii="DejaVu Sans Condensed" w:hAnsi="DejaVu Sans Condensed"/>
+          <w:sz w:val="18"/>
+          <w:szCs w:val="18"/>
+        </w:rPr>
+        <w:t xml:space="preserve"> </w:t>
+        <w:tab/>
+        <w:t>{_</w:t>
+      </w:r>
+      <w:r>
+        <w:rPr>
+          <w:rFonts w:cs="DejaVu Sans Condensed" w:ascii="DejaVu Sans Condensed" w:hAnsi="DejaVu Sans Condensed"/>
+          <w:sz w:val="18"/>
+          <w:szCs w:val="18"/>
+          <w:lang w:val="en-US"/>
+        </w:rPr>
+        <w:t>CAPITAL</w:t>
+      </w:r>
+      <w:r>
+        <w:rPr>
+          <w:rFonts w:cs="DejaVu Sans Condensed" w:ascii="DejaVu Sans Condensed" w:hAnsi="DejaVu Sans Condensed"/>
+          <w:sz w:val="18"/>
+          <w:szCs w:val="18"/>
+        </w:rPr>
+        <w:t>_</w:t>
+      </w:r>
+      <w:r>
+        <w:rPr>
+          <w:rFonts w:cs="DejaVu Sans Condensed" w:ascii="DejaVu Sans Condensed" w:hAnsi="DejaVu Sans Condensed"/>
+          <w:sz w:val="18"/>
+          <w:szCs w:val="18"/>
+          <w:lang w:val="en-US"/>
+        </w:rPr>
+        <w:t>ONOMASTIKH</w:t>
+      </w:r>
+      <w:r>
+        <w:rPr>
+          <w:rFonts w:cs="DejaVu Sans Condensed" w:ascii="DejaVu Sans Condensed" w:hAnsi="DejaVu Sans Condensed"/>
+          <w:sz w:val="18"/>
+          <w:szCs w:val="18"/>
+        </w:rPr>
+        <w:t>_</w:t>
+      </w:r>
+      <w:r>
+        <w:rPr>
+          <w:rFonts w:cs="DejaVu Sans Condensed" w:ascii="DejaVu Sans Condensed" w:hAnsi="DejaVu Sans Condensed"/>
+          <w:sz w:val="18"/>
+          <w:szCs w:val="18"/>
+          <w:lang w:val="en-US"/>
+        </w:rPr>
+        <w:t>A</w:t>
+      </w:r>
+      <w:r>
+        <w:rPr>
+          <w:rFonts w:cs="DejaVu Sans Condensed" w:ascii="DejaVu Sans Condensed" w:hAnsi="DejaVu Sans Condensed"/>
+          <w:sz w:val="18"/>
+          <w:szCs w:val="18"/>
+        </w:rPr>
+        <w:t>} {_</w:t>
+      </w:r>
+      <w:r>
+        <w:rPr>
+          <w:rFonts w:cs="DejaVu Sans Condensed" w:ascii="DejaVu Sans Condensed" w:hAnsi="DejaVu Sans Condensed"/>
+          <w:sz w:val="18"/>
+          <w:szCs w:val="18"/>
+          <w:lang w:val="en-US"/>
+        </w:rPr>
+        <w:t>TYPOS</w:t>
+      </w:r>
+      <w:r>
+        <w:rPr>
+          <w:rFonts w:cs="DejaVu Sans Condensed" w:ascii="DejaVu Sans Condensed" w:hAnsi="DejaVu Sans Condensed"/>
+          <w:sz w:val="18"/>
+          <w:szCs w:val="18"/>
+        </w:rPr>
+        <w:t>_</w:t>
+      </w:r>
+      <w:r>
+        <w:rPr>
+          <w:rFonts w:cs="DejaVu Sans Condensed" w:ascii="DejaVu Sans Condensed" w:hAnsi="DejaVu Sans Condensed"/>
+          <w:sz w:val="18"/>
+          <w:szCs w:val="18"/>
+          <w:lang w:val="en-US"/>
+        </w:rPr>
+        <w:t>ERG</w:t>
+      </w:r>
+      <w:r>
+        <w:rPr>
+          <w:rFonts w:cs="DejaVu Sans Condensed" w:ascii="DejaVu Sans Condensed" w:hAnsi="DejaVu Sans Condensed"/>
+          <w:sz w:val="18"/>
+          <w:szCs w:val="18"/>
+        </w:rPr>
+        <w:t>} υποχρεούται να παρέχει τις υπηρεσίες τ{_</w:t>
       </w:r>
       <w:r>
         <w:rPr>
@@ -14368,6 +15303,57 @@
           <w:lang w:val="en-US"/>
         </w:rPr>
         <w:t>GENIKH</w:t>
+      </w:r>
+      <w:r>
+        <w:rPr>
+          <w:rFonts w:cs="DejaVu Sans Condensed" w:ascii="DejaVu Sans Condensed" w:hAnsi="DejaVu Sans Condensed"/>
+          <w:sz w:val="18"/>
+          <w:szCs w:val="18"/>
+        </w:rPr>
+        <w:t>_</w:t>
+      </w:r>
+      <w:r>
+        <w:rPr>
+          <w:rFonts w:cs="DejaVu Sans Condensed" w:ascii="DejaVu Sans Condensed" w:hAnsi="DejaVu Sans Condensed"/>
+          <w:sz w:val="18"/>
+          <w:szCs w:val="18"/>
+          <w:lang w:val="en-US"/>
+        </w:rPr>
+        <w:t>A</w:t>
+      </w:r>
+      <w:r>
+        <w:rPr>
+          <w:rFonts w:cs="DejaVu Sans Condensed" w:ascii="DejaVu Sans Condensed" w:hAnsi="DejaVu Sans Condensed"/>
+          <w:sz w:val="18"/>
+          <w:szCs w:val="18"/>
+        </w:rPr>
+        <w:t>} αυτοπροσώπως, απαγορευμένης της αντικαταστάσεώς τ{_</w:t>
+      </w:r>
+      <w:r>
+        <w:rPr>
+          <w:rFonts w:cs="DejaVu Sans Condensed" w:ascii="DejaVu Sans Condensed" w:hAnsi="DejaVu Sans Condensed"/>
+          <w:sz w:val="18"/>
+          <w:szCs w:val="18"/>
+          <w:lang w:val="en-US"/>
+        </w:rPr>
+        <w:t>GENIKH</w:t>
+      </w:r>
+      <w:r>
+        <w:rPr>
+          <w:rFonts w:cs="DejaVu Sans Condensed" w:ascii="DejaVu Sans Condensed" w:hAnsi="DejaVu Sans Condensed"/>
+          <w:sz w:val="18"/>
+          <w:szCs w:val="18"/>
+        </w:rPr>
+        <w:t>_</w:t>
+      </w:r>
+      <w:r>
+        <w:rPr>
+          <w:rFonts w:cs="DejaVu Sans Condensed" w:ascii="DejaVu Sans Condensed" w:hAnsi="DejaVu Sans Condensed"/>
+          <w:sz w:val="18"/>
+          <w:szCs w:val="18"/>
+          <w:lang w:val="en-US"/>
+        </w:rPr>
+        <w:t>A</w:t>
       </w:r>
       <w:r>
         <w:rPr>
@@ -14397,15 +15383,15 @@
           <w:sz w:val="18"/>
           <w:szCs w:val="18"/>
         </w:rPr>
-        <w:t>15.9.</w:t>
-      </w:r>
-      <w:r>
-        <w:rPr>
-          <w:rFonts w:cs="DejaVu Sans Condensed" w:ascii="DejaVu Sans Condensed" w:hAnsi="DejaVu Sans Condensed"/>
-          <w:sz w:val="18"/>
-          <w:szCs w:val="18"/>
-        </w:rPr>
-        <w:t xml:space="preserve"> Κάθε τροποποίηση αυτής της σύμβασης θα γίνεται αποκλειστικά και μόνο  με έγγραφο και συνεπώς αποκλείεται η απόδειξη με κάθε άλλο αποδεικτικό μέσο.</w:t>
+        <w:t>15.6</w:t>
+      </w:r>
+      <w:r>
+        <w:rPr>
+          <w:rFonts w:cs="DejaVu Sans Condensed" w:ascii="DejaVu Sans Condensed" w:hAnsi="DejaVu Sans Condensed"/>
+          <w:sz w:val="18"/>
+          <w:szCs w:val="18"/>
+        </w:rPr>
+        <w:t>. Οι διατάξεις της εργατικής νομοθεσίας επίσης εφαρμόζονται για όσα ζητήματα δε ρυθμίζονται από τις διατάξεις και τους όρους της παρούσας.</w:t>
       </w:r>
     </w:p>
     <w:p>
@@ -14427,6 +15413,130 @@
           <w:sz w:val="18"/>
           <w:szCs w:val="18"/>
         </w:rPr>
+        <w:t>15.7.</w:t>
+      </w:r>
+      <w:r>
+        <w:rPr>
+          <w:rFonts w:cs="DejaVu Sans Condensed" w:ascii="DejaVu Sans Condensed" w:hAnsi="DejaVu Sans Condensed"/>
+          <w:sz w:val="18"/>
+          <w:szCs w:val="18"/>
+        </w:rPr>
+        <w:t xml:space="preserve"> Κάθε παράβαση οποιουδήποτε όρου της παρούσας οι οποίοι συνομολογούνται όλοι ως ουσιώδεις παρέχουν το δικαίωμα στα συμβαλλόμενα μέρη να την καταγγείλουν.</w:t>
+      </w:r>
+    </w:p>
+    <w:p>
+      <w:pPr>
+        <w:pStyle w:val="Normal"/>
+        <w:ind w:left="-709" w:right="-1186" w:hanging="0"/>
+        <w:jc w:val="both"/>
+        <w:rPr>
+          <w:rFonts w:ascii="DejaVu Sans Condensed" w:hAnsi="DejaVu Sans Condensed" w:cs="DejaVu Sans Condensed"/>
+          <w:sz w:val="18"/>
+          <w:szCs w:val="18"/>
+        </w:rPr>
+      </w:pPr>
+      <w:r>
+        <w:rPr>
+          <w:rFonts w:cs="DejaVu Sans Condensed" w:ascii="DejaVu Sans Condensed" w:hAnsi="DejaVu Sans Condensed"/>
+          <w:b/>
+          <w:bCs/>
+          <w:sz w:val="18"/>
+          <w:szCs w:val="18"/>
+        </w:rPr>
+        <w:t>15.8.</w:t>
+      </w:r>
+      <w:r>
+        <w:rPr>
+          <w:rFonts w:cs="DejaVu Sans Condensed" w:ascii="DejaVu Sans Condensed" w:hAnsi="DejaVu Sans Condensed"/>
+          <w:sz w:val="18"/>
+          <w:szCs w:val="18"/>
+        </w:rPr>
+        <w:t xml:space="preserve"> Η παρούσα ατομική σύμβαση εργασίας διέπεται από το Ελληνικό δίκαιο και αποκλειστικά αρμόδια δικαστήρια για την επίλυση κάθε διαφοράς η οποία τυχόν ήθελε προκύψει από την παρούσα εργασιακή σχέση, είναι τα Δικαστήρια, στα οποία υπάγεται η έδρα {_</w:t>
+      </w:r>
+      <w:r>
+        <w:rPr>
+          <w:rFonts w:cs="DejaVu Sans Condensed" w:ascii="DejaVu Sans Condensed" w:hAnsi="DejaVu Sans Condensed"/>
+          <w:sz w:val="18"/>
+          <w:szCs w:val="18"/>
+          <w:lang w:val="en-US"/>
+        </w:rPr>
+        <w:t>ERGODOTHS</w:t>
+      </w:r>
+      <w:r>
+        <w:rPr>
+          <w:rFonts w:cs="DejaVu Sans Condensed" w:ascii="DejaVu Sans Condensed" w:hAnsi="DejaVu Sans Condensed"/>
+          <w:sz w:val="18"/>
+          <w:szCs w:val="18"/>
+        </w:rPr>
+        <w:t>_</w:t>
+      </w:r>
+      <w:r>
+        <w:rPr>
+          <w:rFonts w:cs="DejaVu Sans Condensed" w:ascii="DejaVu Sans Condensed" w:hAnsi="DejaVu Sans Condensed"/>
+          <w:sz w:val="18"/>
+          <w:szCs w:val="18"/>
+          <w:lang w:val="en-US"/>
+        </w:rPr>
+        <w:t>GENIKH</w:t>
+      </w:r>
+      <w:r>
+        <w:rPr>
+          <w:rFonts w:cs="DejaVu Sans Condensed" w:ascii="DejaVu Sans Condensed" w:hAnsi="DejaVu Sans Condensed"/>
+          <w:sz w:val="18"/>
+          <w:szCs w:val="18"/>
+        </w:rPr>
+        <w:t>}.</w:t>
+      </w:r>
+    </w:p>
+    <w:p>
+      <w:pPr>
+        <w:pStyle w:val="Normal"/>
+        <w:ind w:left="-709" w:right="-1186" w:hanging="0"/>
+        <w:jc w:val="both"/>
+        <w:rPr>
+          <w:rFonts w:ascii="DejaVu Sans Condensed" w:hAnsi="DejaVu Sans Condensed" w:cs="DejaVu Sans Condensed"/>
+          <w:sz w:val="18"/>
+          <w:szCs w:val="18"/>
+        </w:rPr>
+      </w:pPr>
+      <w:r>
+        <w:rPr>
+          <w:rFonts w:cs="DejaVu Sans Condensed" w:ascii="DejaVu Sans Condensed" w:hAnsi="DejaVu Sans Condensed"/>
+          <w:b/>
+          <w:bCs/>
+          <w:sz w:val="18"/>
+          <w:szCs w:val="18"/>
+        </w:rPr>
+        <w:t>15.9.</w:t>
+      </w:r>
+      <w:r>
+        <w:rPr>
+          <w:rFonts w:cs="DejaVu Sans Condensed" w:ascii="DejaVu Sans Condensed" w:hAnsi="DejaVu Sans Condensed"/>
+          <w:sz w:val="18"/>
+          <w:szCs w:val="18"/>
+        </w:rPr>
+        <w:t xml:space="preserve"> Κάθε τροποποίηση αυτής της σύμβασης θα γίνεται αποκλειστικά και μόνο  με έγγραφο και συνεπώς αποκλείεται η απόδειξη με κάθε άλλο αποδεικτικό μέσο.</w:t>
+      </w:r>
+    </w:p>
+    <w:p>
+      <w:pPr>
+        <w:pStyle w:val="Normal"/>
+        <w:ind w:left="-709" w:right="-1186" w:hanging="0"/>
+        <w:jc w:val="both"/>
+        <w:rPr>
+          <w:rFonts w:ascii="DejaVu Sans Condensed" w:hAnsi="DejaVu Sans Condensed" w:cs="DejaVu Sans Condensed"/>
+          <w:sz w:val="18"/>
+          <w:szCs w:val="18"/>
+        </w:rPr>
+      </w:pPr>
+      <w:r>
+        <w:rPr>
+          <w:rFonts w:cs="DejaVu Sans Condensed" w:ascii="DejaVu Sans Condensed" w:hAnsi="DejaVu Sans Condensed"/>
+          <w:b/>
+          <w:bCs/>
+          <w:sz w:val="18"/>
+          <w:szCs w:val="18"/>
+        </w:rPr>
         <w:t>15.10.</w:t>
       </w:r>
       <w:r>
@@ -14435,7 +15545,26 @@
           <w:sz w:val="18"/>
           <w:szCs w:val="18"/>
         </w:rPr>
-        <w:t xml:space="preserve"> Οι όροι της παρούσας, ισχύουν, από την πρόσληψη ήτοι {_</w:t>
+        <w:t xml:space="preserve"> Οι όροι της παρούσας, ισχύουν, από την πρόσληψη ήτοι απ</w:t>
+      </w:r>
+      <w:r>
+        <w:rPr>
+          <w:rFonts w:eastAsia="Calibri" w:cs="DejaVu Sans Condensed" w:ascii="DejaVu Sans Condensed" w:hAnsi="DejaVu Sans Condensed" w:eastAsiaTheme="minorHAnsi"/>
+          <w:color w:val="auto"/>
+          <w:kern w:val="0"/>
+          <w:sz w:val="18"/>
+          <w:szCs w:val="18"/>
+          <w:lang w:val="el-GR" w:eastAsia="en-US" w:bidi="ar-SA"/>
+        </w:rPr>
+        <w:t xml:space="preserve">ό </w:t>
+      </w:r>
+      <w:r>
+        <w:rPr>
+          <w:rFonts w:cs="DejaVu Sans Condensed" w:ascii="DejaVu Sans Condensed" w:hAnsi="DejaVu Sans Condensed"/>
+          <w:sz w:val="18"/>
+          <w:szCs w:val="18"/>
+        </w:rPr>
+        <w:t>{_</w:t>
       </w:r>
       <w:r>
         <w:rPr>
@@ -15377,7 +16506,7 @@
               <w:color w:val="808080"/>
               <w:lang w:val="el-GR" w:eastAsia="en-US" w:bidi="ar-SA"/>
             </w:rPr>
-            <w:t>9</w:t>
+            <w:t>10</w:t>
           </w:r>
           <w:r>
             <w:rPr>
@@ -15443,7 +16572,7 @@
               <w:color w:val="808080"/>
               <w:lang w:val="el-GR" w:eastAsia="en-US" w:bidi="ar-SA"/>
             </w:rPr>
-            <w:t>9</w:t>
+            <w:t>10</w:t>
           </w:r>
           <w:r>
             <w:rPr>
@@ -15808,7 +16937,7 @@
               <w:color w:val="808080"/>
               <w:lang w:val="el-GR" w:eastAsia="en-US" w:bidi="ar-SA"/>
             </w:rPr>
-            <w:t>9</w:t>
+            <w:t>10</w:t>
           </w:r>
           <w:r>
             <w:rPr>
@@ -15874,7 +17003,7 @@
               <w:color w:val="808080"/>
               <w:lang w:val="el-GR" w:eastAsia="en-US" w:bidi="ar-SA"/>
             </w:rPr>
-            <w:t>9</w:t>
+            <w:t>10</w:t>
           </w:r>
           <w:r>
             <w:rPr>

--- a/public/templates/ΑΡΧΙΚΗ ΣΥΜΒΑΣΗ ΕΡΓΑΖΟΜΕΝΩΝ.docx
+++ b/public/templates/ΑΡΧΙΚΗ ΣΥΜΒΑΣΗ ΕΡΓΑΖΟΜΕΝΩΝ.docx
@@ -3795,175 +3795,37 @@
           <w:sz w:val="18"/>
           <w:szCs w:val="18"/>
         </w:rPr>
-        <w:t>}  διατηρεί ή θα διατηρεί στο μέλλον εγκαταστάσεις.  {_HOTEL_0007}</w:t>
+        <w:t>}  διατηρεί ή θα διατηρεί στο μέλλον εγκαταστάσεις. {_HOTEL_0007}</w:t>
       </w:r>
     </w:p>
-    <w:tbl>
-      <w:tblPr>
-        <w:tblW w:w="10244" w:type="dxa"/>
-        <w:jc w:val="left"/>
-        <w:tblInd w:w="-747" w:type="dxa"/>
-        <w:tblLayout w:type="fixed"/>
-        <w:tblCellMar>
-          <w:top w:w="55" w:type="dxa"/>
-          <w:left w:w="55" w:type="dxa"/>
-          <w:bottom w:w="55" w:type="dxa"/>
-          <w:right w:w="55" w:type="dxa"/>
-        </w:tblCellMar>
-      </w:tblPr>
-      <w:tblGrid>
-        <w:gridCol w:w="5314"/>
-        <w:gridCol w:w="1811"/>
-        <w:gridCol w:w="1136"/>
-        <w:gridCol w:w="1983"/>
-      </w:tblGrid>
-      <w:tr>
-        <w:trPr/>
-        <w:tc>
-          <w:tcPr>
-            <w:tcW w:w="5314" w:type="dxa"/>
-            <w:tcBorders/>
-          </w:tcPr>
-          <w:p>
-            <w:pPr>
-              <w:pStyle w:val="TableContents"/>
-              <w:spacing w:before="0" w:after="160"/>
-              <w:rPr>
-                <w:rFonts w:ascii="DejaVu Sans Condensed" w:hAnsi="DejaVu Sans Condensed" w:eastAsia="Calibri" w:cs="DejaVu Sans Condensed" w:eastAsiaTheme="minorHAnsi"/>
-                <w:color w:val="auto"/>
-                <w:kern w:val="0"/>
-                <w:sz w:val="16"/>
-                <w:szCs w:val="16"/>
-                <w:lang w:val="el-GR" w:eastAsia="en-US" w:bidi="ar-SA"/>
-              </w:rPr>
-            </w:pPr>
-            <w:r>
-              <w:rPr>
-                <w:rFonts w:eastAsia="Calibri" w:cs="DejaVu Sans Condensed" w:eastAsiaTheme="minorHAnsi" w:ascii="DejaVu Sans Condensed" w:hAnsi="DejaVu Sans Condensed"/>
-                <w:color w:val="auto"/>
-                <w:kern w:val="0"/>
-                <w:sz w:val="16"/>
-                <w:szCs w:val="16"/>
-                <w:lang w:val="el-GR" w:eastAsia="en-US" w:bidi="ar-SA"/>
-              </w:rPr>
-              <w:t>{_HOTEL_0004_COL1}</w:t>
-            </w:r>
-          </w:p>
-        </w:tc>
-        <w:tc>
-          <w:tcPr>
-            <w:tcW w:w="1811" w:type="dxa"/>
-            <w:tcBorders/>
-          </w:tcPr>
-          <w:p>
-            <w:pPr>
-              <w:pStyle w:val="TableContents"/>
-              <w:spacing w:before="0" w:after="160"/>
-              <w:rPr>
-                <w:rFonts w:ascii="DejaVu Sans Condensed" w:hAnsi="DejaVu Sans Condensed" w:eastAsia="Calibri" w:cs="DejaVu Sans Condensed" w:eastAsiaTheme="minorHAnsi"/>
-                <w:color w:val="auto"/>
-                <w:kern w:val="0"/>
-                <w:sz w:val="16"/>
-                <w:szCs w:val="16"/>
-                <w:lang w:val="el-GR" w:eastAsia="en-US" w:bidi="ar-SA"/>
-              </w:rPr>
-            </w:pPr>
-            <w:r>
-              <w:rPr>
-                <w:rFonts w:eastAsia="Calibri" w:cs="DejaVu Sans Condensed" w:eastAsiaTheme="minorHAnsi" w:ascii="DejaVu Sans Condensed" w:hAnsi="DejaVu Sans Condensed"/>
-                <w:color w:val="auto"/>
-                <w:kern w:val="0"/>
-                <w:sz w:val="16"/>
-                <w:szCs w:val="16"/>
-                <w:lang w:val="el-GR" w:eastAsia="en-US" w:bidi="ar-SA"/>
-              </w:rPr>
-              <w:t>{_HOTEL_0004_COL2}</w:t>
-            </w:r>
-          </w:p>
-        </w:tc>
-        <w:tc>
-          <w:tcPr>
-            <w:tcW w:w="1136" w:type="dxa"/>
-            <w:tcBorders/>
-          </w:tcPr>
-          <w:p>
-            <w:pPr>
-              <w:pStyle w:val="TableContents"/>
-              <w:spacing w:before="0" w:after="160"/>
-              <w:jc w:val="center"/>
-              <w:rPr>
-                <w:rFonts w:ascii="DejaVu Sans Condensed" w:hAnsi="DejaVu Sans Condensed" w:eastAsia="Calibri" w:cs="DejaVu Sans Condensed" w:eastAsiaTheme="minorHAnsi"/>
-                <w:color w:val="auto"/>
-                <w:kern w:val="0"/>
-                <w:sz w:val="16"/>
-                <w:szCs w:val="16"/>
-                <w:lang w:val="el-GR" w:eastAsia="en-US" w:bidi="ar-SA"/>
-              </w:rPr>
-            </w:pPr>
-            <w:r>
-              <w:rPr>
-                <w:rFonts w:eastAsia="Calibri" w:cs="DejaVu Sans Condensed" w:eastAsiaTheme="minorHAnsi" w:ascii="DejaVu Sans Condensed" w:hAnsi="DejaVu Sans Condensed"/>
-                <w:color w:val="auto"/>
-                <w:kern w:val="0"/>
-                <w:sz w:val="16"/>
-                <w:szCs w:val="16"/>
-                <w:lang w:val="el-GR" w:eastAsia="en-US" w:bidi="ar-SA"/>
-              </w:rPr>
-              <w:t>{_HOTEL_0004_COL3}</w:t>
-            </w:r>
-          </w:p>
-        </w:tc>
-        <w:tc>
-          <w:tcPr>
-            <w:tcW w:w="1983" w:type="dxa"/>
-            <w:tcBorders/>
-          </w:tcPr>
-          <w:p>
-            <w:pPr>
-              <w:pStyle w:val="TableContents"/>
-              <w:spacing w:before="0" w:after="160"/>
-              <w:jc w:val="right"/>
-              <w:rPr>
-                <w:rFonts w:ascii="DejaVu Sans Condensed" w:hAnsi="DejaVu Sans Condensed" w:eastAsia="Calibri" w:cs="DejaVu Sans Condensed" w:eastAsiaTheme="minorHAnsi"/>
-                <w:color w:val="auto"/>
-                <w:kern w:val="0"/>
-                <w:sz w:val="16"/>
-                <w:szCs w:val="16"/>
-                <w:lang w:val="el-GR" w:eastAsia="en-US" w:bidi="ar-SA"/>
-              </w:rPr>
-            </w:pPr>
-            <w:r>
-              <w:rPr>
-                <w:rFonts w:eastAsia="Calibri" w:cs="DejaVu Sans Condensed" w:eastAsiaTheme="minorHAnsi" w:ascii="DejaVu Sans Condensed" w:hAnsi="DejaVu Sans Condensed"/>
-                <w:color w:val="auto"/>
-                <w:kern w:val="0"/>
-                <w:sz w:val="16"/>
-                <w:szCs w:val="16"/>
-                <w:lang w:val="el-GR" w:eastAsia="en-US" w:bidi="ar-SA"/>
-              </w:rPr>
-              <w:t>{_HOTEL_0004_COL4}</w:t>
-            </w:r>
-          </w:p>
-        </w:tc>
-      </w:tr>
-    </w:tbl>
     <w:p>
       <w:pPr>
         <w:pStyle w:val="Normal"/>
+        <w:tabs>
+          <w:tab w:val="clear" w:pos="720"/>
+          <w:tab w:val="left" w:pos="4535" w:leader="none"/>
+          <w:tab w:val="left" w:pos="6236" w:leader="none"/>
+          <w:tab w:val="left" w:pos="7370" w:leader="none"/>
+        </w:tabs>
         <w:ind w:left="-709" w:right="-1186" w:hanging="0"/>
-        <w:jc w:val="both"/>
-        <w:rPr>
-          <w:rFonts w:ascii="DejaVu Sans Condensed" w:hAnsi="DejaVu Sans Condensed" w:cs="DejaVu Sans Condensed"/>
-          <w:sz w:val="18"/>
-          <w:szCs w:val="18"/>
-        </w:rPr>
+        <w:jc w:val="left"/>
+        <w:rPr/>
       </w:pPr>
       <w:r>
         <w:rPr>
-          <w:rFonts w:cs="DejaVu Sans Condensed" w:ascii="DejaVu Sans Condensed" w:hAnsi="DejaVu Sans Condensed"/>
-          <w:sz w:val="18"/>
-          <w:szCs w:val="18"/>
-        </w:rPr>
+          <w:rStyle w:val="SourceText"/>
+          <w:rFonts w:ascii="DejaVu Sans Mono" w:hAnsi="DejaVu Sans Mono"/>
+          <w:b w:val="false"/>
+          <w:i w:val="false"/>
+          <w:caps w:val="false"/>
+          <w:smallCaps w:val="false"/>
+          <w:color w:val="1F2328"/>
+          <w:spacing w:val="0"/>
+          <w:sz w:val="16"/>
+          <w:szCs w:val="16"/>
+          <w:u w:val="none"/>
+        </w:rPr>
+        <w:t>{_HOTEL_0004_TABLE}</w:t>
       </w:r>
     </w:p>
     <w:p>
@@ -14439,7 +14301,7 @@
           <w:szCs w:val="18"/>
           <w:lang w:val="el-GR" w:eastAsia="en-US" w:bidi="ar-SA"/>
         </w:rPr>
-        <w:t xml:space="preserve">Απαγορεύεται ρητά στ{_AITIATIKH_A} (_TYPOS_ERG_AITIATIKH} η παραβίαση των όρων χρήσης της ψηφιακής κάρτας εργασίας, όπως η ανακριβής και αναληθής καταχώρηση ώρας έναρξης ή λήξης του χρόνου διάρκειας της ημερήσιας εργασίας, η διάθεση αυτής (της κάρτας) σε τρίτα πρόσωπα, καθώς και συμμετοχή (σύμπραξή) τ{_GENIKH_A} σε ανάλογη ενέργεια άλλου εργαζομένου -συναδέλφου τ{_GENIKH_A}. </w:t>
+        <w:t xml:space="preserve">Απαγορεύεται ρητά στ{_AITIATIKH_A} {_TYPOS_ERG_AITIATIKH} η παραβίαση των όρων χρήσης της ψηφιακής κάρτας εργασίας, όπως η ανακριβής και αναληθής καταχώρηση ώρας έναρξης ή λήξης του χρόνου διάρκειας της ημερήσιας εργασίας, η διάθεση αυτής (της κάρτας) σε τρίτα πρόσωπα, καθώς και συμμετοχή (σύμπραξή) τ{_GENIKH_A} σε ανάλογη ενέργεια άλλου εργαζομένου -συναδέλφου τ{_GENIKH_A}. </w:t>
       </w:r>
     </w:p>
     <w:p>
@@ -15618,7 +15480,7 @@
           <w:sz w:val="18"/>
           <w:szCs w:val="18"/>
         </w:rPr>
-        <w:t>Η παρούσα σύμβαση, πληρούσα και τις προϋποθέσεις των άρθρων 69 -74 του Π.Δ. 80/2022, συντάχθηκε εις διπλούν, διαβάσθηκε, βεβαιώθηκε και υπογράφηκε από τα συμβαλλόμενα μέρη λαμβάνοντας έκαστος των συμβαλλομένων μερών από 1904ένα (1) όμοιο αντίτυπο.</w:t>
+        <w:t>Η παρούσα σύμβαση, πληρούσα και τις προϋποθέσεις των άρθρων 69 -74 του Π.Δ. 80/2022, συντάχθηκε εις διπλούν, διαβάσθηκε, βεβαιώθηκε και υπογράφηκε από τα συμβαλλόμενα μέρη λαμβάνοντας έκαστος των συμβαλλομένων μερών από ένα (1) όμοιο αντίτυπο.</w:t>
       </w:r>
     </w:p>
     <w:p>
@@ -16506,7 +16368,7 @@
               <w:color w:val="808080"/>
               <w:lang w:val="el-GR" w:eastAsia="en-US" w:bidi="ar-SA"/>
             </w:rPr>
-            <w:t>10</w:t>
+            <w:t>8</w:t>
           </w:r>
           <w:r>
             <w:rPr>
@@ -16937,7 +16799,7 @@
               <w:color w:val="808080"/>
               <w:lang w:val="el-GR" w:eastAsia="en-US" w:bidi="ar-SA"/>
             </w:rPr>
-            <w:t>10</w:t>
+            <w:t>8</w:t>
           </w:r>
           <w:r>
             <w:rPr>
@@ -18110,6 +17972,22 @@
       <w:u w:val="single"/>
     </w:rPr>
   </w:style>
+  <w:style w:type="character" w:styleId="SourceText">
+    <w:name w:val="Source Text"/>
+    <w:qFormat/>
+    <w:rPr>
+      <w:rFonts w:ascii="Liberation Mono" w:hAnsi="Liberation Mono" w:eastAsia="Liberation Mono" w:cs="Liberation Mono"/>
+    </w:rPr>
+  </w:style>
+  <w:style w:type="character" w:styleId="NumberingSymbols">
+    <w:name w:val="Numbering Symbols"/>
+    <w:qFormat/>
+    <w:rPr>
+      <w:rFonts w:ascii="DejaVu Sans Mono" w:hAnsi="DejaVu Sans Mono"/>
+      <w:sz w:val="18"/>
+      <w:szCs w:val="18"/>
+    </w:rPr>
+  </w:style>
   <w:style w:type="paragraph" w:styleId="Heading">
     <w:name w:val="Heading"/>
     <w:basedOn w:val="Normal"/>
@@ -18279,11 +18157,28 @@
     <w:pPr/>
     <w:rPr/>
   </w:style>
+  <w:style w:type="paragraph" w:styleId="PreformattedText">
+    <w:name w:val="Preformatted Text"/>
+    <w:basedOn w:val="Normal"/>
+    <w:qFormat/>
+    <w:pPr>
+      <w:spacing w:before="0" w:after="0"/>
+    </w:pPr>
+    <w:rPr>
+      <w:rFonts w:ascii="Liberation Mono" w:hAnsi="Liberation Mono" w:eastAsia="Liberation Mono" w:cs="Liberation Mono"/>
+      <w:sz w:val="20"/>
+      <w:szCs w:val="20"/>
+    </w:rPr>
+  </w:style>
   <w:style w:type="numbering" w:styleId="NoList" w:default="1">
     <w:name w:val="No List"/>
     <w:uiPriority w:val="99"/>
     <w:semiHidden/>
     <w:unhideWhenUsed/>
+    <w:qFormat/>
+  </w:style>
+  <w:style w:type="numbering" w:styleId="Bullet">
+    <w:name w:val="Bullet •"/>
     <w:qFormat/>
   </w:style>
   <w:style w:type="table" w:default="1" w:styleId="a1">

--- a/public/templates/ΑΡΧΙΚΗ ΣΥΜΒΑΣΗ ΕΡΓΑΖΟΜΕΝΩΝ.docx
+++ b/public/templates/ΑΡΧΙΚΗ ΣΥΜΒΑΣΗ ΕΡΓΑΖΟΜΕΝΩΝ.docx
@@ -2256,7 +2256,7 @@
           <w:sz w:val="18"/>
           <w:szCs w:val="18"/>
         </w:rPr>
-        <w:t>) ημέρες την εβδομάδα, λαμβάνοντας υπόψη τις ρυθμίσεις της ισχύουσας κλαδικής εθνικής ή τοπικής ΣΣΕ.</w:t>
+        <w:t xml:space="preserve">) ημέρες την εβδομάδα, λαμβάνοντας υπόψη τις ρυθμίσεις της ισχύουσας </w:t>
       </w:r>
       <w:r>
         <w:rPr>
@@ -2837,6 +2837,14 @@
           <w:szCs w:val="18"/>
         </w:rPr>
         <w:t xml:space="preserve"> {_HOTEL_0003}</w:t>
+      </w:r>
+      <w:r>
+        <w:rPr>
+          <w:rFonts w:cs="DejaVu Sans Condensed" w:ascii="DejaVu Sans Condensed" w:hAnsi="DejaVu Sans Condensed"/>
+          <w:sz w:val="18"/>
+          <w:szCs w:val="18"/>
+        </w:rPr>
+        <w:t>{_GENIKOI_OROI_0025}</w:t>
       </w:r>
     </w:p>
     <w:p>
@@ -6159,84 +6167,15 @@
           <w:sz w:val="18"/>
           <w:szCs w:val="18"/>
         </w:rPr>
-        <w:t>{_</w:t>
-      </w:r>
-      <w:r>
-        <w:rPr>
-          <w:rFonts w:cs="DejaVu Sans Condensed" w:ascii="DejaVu Sans Condensed" w:hAnsi="DejaVu Sans Condensed"/>
-          <w:sz w:val="18"/>
-          <w:szCs w:val="18"/>
-          <w:lang w:val="en-US"/>
-        </w:rPr>
-        <w:t>CAPITAL</w:t>
-      </w:r>
-      <w:r>
-        <w:rPr>
-          <w:rFonts w:cs="DejaVu Sans Condensed" w:ascii="DejaVu Sans Condensed" w:hAnsi="DejaVu Sans Condensed"/>
-          <w:sz w:val="18"/>
-          <w:szCs w:val="18"/>
-        </w:rPr>
-        <w:t>_</w:t>
-      </w:r>
-      <w:r>
-        <w:rPr>
-          <w:rFonts w:cs="DejaVu Sans Condensed" w:ascii="DejaVu Sans Condensed" w:hAnsi="DejaVu Sans Condensed"/>
-          <w:sz w:val="18"/>
-          <w:szCs w:val="18"/>
-          <w:lang w:val="en-US"/>
-        </w:rPr>
-        <w:t>ONOMASTIKH</w:t>
-      </w:r>
-      <w:r>
-        <w:rPr>
-          <w:rFonts w:cs="DejaVu Sans Condensed" w:ascii="DejaVu Sans Condensed" w:hAnsi="DejaVu Sans Condensed"/>
-          <w:sz w:val="18"/>
-          <w:szCs w:val="18"/>
-        </w:rPr>
-        <w:t>_</w:t>
-      </w:r>
-      <w:r>
-        <w:rPr>
-          <w:rFonts w:cs="DejaVu Sans Condensed" w:ascii="DejaVu Sans Condensed" w:hAnsi="DejaVu Sans Condensed"/>
-          <w:sz w:val="18"/>
-          <w:szCs w:val="18"/>
-          <w:lang w:val="en-US"/>
-        </w:rPr>
-        <w:t>A</w:t>
-      </w:r>
-      <w:r>
-        <w:rPr>
-          <w:rFonts w:cs="DejaVu Sans Condensed" w:ascii="DejaVu Sans Condensed" w:hAnsi="DejaVu Sans Condensed"/>
-          <w:sz w:val="18"/>
-          <w:szCs w:val="18"/>
-        </w:rPr>
-        <w:t>} {_ERGODOTHS_</w:t>
-      </w:r>
-      <w:r>
-        <w:rPr>
-          <w:rFonts w:cs="DejaVu Sans Condensed" w:ascii="DejaVu Sans Condensed" w:hAnsi="DejaVu Sans Condensed"/>
-          <w:sz w:val="18"/>
-          <w:szCs w:val="18"/>
-          <w:lang w:val="en-US"/>
-        </w:rPr>
-        <w:t>XORIS</w:t>
-      </w:r>
-      <w:r>
-        <w:rPr>
-          <w:rFonts w:cs="DejaVu Sans Condensed" w:ascii="DejaVu Sans Condensed" w:hAnsi="DejaVu Sans Condensed"/>
-          <w:sz w:val="18"/>
-          <w:szCs w:val="18"/>
-        </w:rPr>
-        <w:t>_</w:t>
-      </w:r>
-      <w:r>
-        <w:rPr>
-          <w:rFonts w:cs="DejaVu Sans Condensed" w:ascii="DejaVu Sans Condensed" w:hAnsi="DejaVu Sans Condensed"/>
-          <w:sz w:val="18"/>
-          <w:szCs w:val="18"/>
-          <w:lang w:val="en-US"/>
-        </w:rPr>
-        <w:t>ARTHRO</w:t>
+        <w:t>{_ERGODOTHS_</w:t>
+      </w:r>
+      <w:r>
+        <w:rPr>
+          <w:rFonts w:cs="DejaVu Sans Condensed" w:ascii="DejaVu Sans Condensed" w:hAnsi="DejaVu Sans Condensed"/>
+          <w:sz w:val="18"/>
+          <w:szCs w:val="18"/>
+        </w:rPr>
+        <w:t>CAPITAL_A</w:t>
       </w:r>
       <w:r>
         <w:rPr>
@@ -6475,7 +6414,7 @@
           <w:sz w:val="18"/>
           <w:szCs w:val="18"/>
         </w:rPr>
-        <w:t>ιδίως με καταγγελία της, από κάθε συμβαλλόμενο μέρος, διεπόμενη από τις εκάστοτε ισχύουσες διατάξεις της εργατικής νομοθεσίας, {_HOTEL_0008_1} {</w:t>
+        <w:t>ιδίως με καταγγελία της, από κάθε συμβαλλόμενο μέρος, διεπόμενη από τις εκάστοτε ισχύουσες διατάξεις της εργατικής νομοθεσίας, {_HOTEL_0081} {</w:t>
       </w:r>
       <w:r>
         <w:rPr>
@@ -6486,7 +6425,7 @@
           <w:szCs w:val="18"/>
           <w:u w:val="single"/>
         </w:rPr>
-        <w:t>_HOTEL_0008_2</w:t>
+        <w:t>_HOTEL_0082</w:t>
       </w:r>
       <w:r>
         <w:rPr>
@@ -10843,6 +10782,25 @@
           <w:sz w:val="18"/>
           <w:szCs w:val="18"/>
         </w:rPr>
+        <w:t>{_HOTEL_1021} {_ERGODOTHS_CAPITAL_A} {</w:t>
+      </w:r>
+      <w:r>
+        <w:rPr>
+          <w:rFonts w:cs="DejaVu Sans Condensed" w:ascii="DejaVu Sans Condensed" w:hAnsi="DejaVu Sans Condensed"/>
+          <w:b/>
+          <w:bCs/>
+          <w:sz w:val="18"/>
+          <w:szCs w:val="18"/>
+        </w:rPr>
+        <w:t>_HOTEL_1022</w:t>
+      </w:r>
+      <w:r>
+        <w:rPr>
+          <w:rFonts w:cs="DejaVu Sans Condensed" w:ascii="DejaVu Sans Condensed" w:hAnsi="DejaVu Sans Condensed"/>
+          <w:sz w:val="18"/>
+          <w:szCs w:val="18"/>
+        </w:rPr>
+        <w:t>}</w:t>
       </w:r>
     </w:p>
     <w:p>
@@ -10852,9 +10810,6 @@
         <w:jc w:val="both"/>
         <w:rPr>
           <w:rFonts w:ascii="DejaVu Sans Condensed" w:hAnsi="DejaVu Sans Condensed" w:cs="DejaVu Sans Condensed"/>
-          <w:b/>
-          <w:b/>
-          <w:bCs/>
           <w:sz w:val="18"/>
           <w:szCs w:val="18"/>
         </w:rPr>
@@ -10862,34 +10817,9 @@
       <w:r>
         <w:rPr>
           <w:rFonts w:cs="DejaVu Sans Condensed" w:ascii="DejaVu Sans Condensed" w:hAnsi="DejaVu Sans Condensed"/>
-          <w:b/>
-          <w:bCs/>
-          <w:sz w:val="18"/>
-          <w:szCs w:val="18"/>
-        </w:rPr>
-        <w:t xml:space="preserve">11. </w:t>
-        <w:tab/>
-      </w:r>
-      <w:r>
-        <w:rPr>
-          <w:rFonts w:cs="DejaVu Sans Condensed" w:ascii="DejaVu Sans Condensed" w:hAnsi="DejaVu Sans Condensed"/>
-          <w:b/>
-          <w:bCs/>
-          <w:sz w:val="18"/>
-          <w:szCs w:val="18"/>
-          <w:u w:val="thick"/>
-        </w:rPr>
-        <w:t>ΣΥΛΛΟΓΙΚΗ ΡΥΘΜΙΣΗ ΠΟΥ ΕΦΑΡΜΟΖΕΤΑΙ:</w:t>
-      </w:r>
-      <w:r>
-        <w:rPr>
-          <w:rFonts w:cs="DejaVu Sans Condensed" w:ascii="DejaVu Sans Condensed" w:hAnsi="DejaVu Sans Condensed"/>
-          <w:b/>
-          <w:bCs/>
-          <w:sz w:val="18"/>
-          <w:szCs w:val="18"/>
-        </w:rPr>
-        <w:t xml:space="preserve"> </w:t>
+          <w:sz w:val="18"/>
+          <w:szCs w:val="18"/>
+        </w:rPr>
       </w:r>
     </w:p>
     <w:p>
@@ -10899,6 +10829,9 @@
         <w:jc w:val="both"/>
         <w:rPr>
           <w:rFonts w:ascii="DejaVu Sans Condensed" w:hAnsi="DejaVu Sans Condensed" w:cs="DejaVu Sans Condensed"/>
+          <w:b/>
+          <w:b/>
+          <w:bCs/>
           <w:sz w:val="18"/>
           <w:szCs w:val="18"/>
         </w:rPr>
@@ -10906,10 +10839,54 @@
       <w:r>
         <w:rPr>
           <w:rFonts w:cs="DejaVu Sans Condensed" w:ascii="DejaVu Sans Condensed" w:hAnsi="DejaVu Sans Condensed"/>
-          <w:sz w:val="18"/>
-          <w:szCs w:val="18"/>
-        </w:rPr>
-        <w:t>Εφαρμόζεται ο Κατώτατος Μισθός του άρθρου 103 ν. 4172/2013 &amp; άρθρο 134 ΠΔ 80/2022, όπως ισχύει ως προς τα μισθολογικά και ως προς τα θεσμικά η Εθνική Συλλογική Σύμβαση Εργασίας (Ε.Γ.Σ.Σ.Ε.), μέχρι την σύναψη και επέκταση ισχύος κλαδικής ΣΣΕ, η οποία τίθεται αμελλητί σε ισχύ.</w:t>
+          <w:b/>
+          <w:bCs/>
+          <w:sz w:val="18"/>
+          <w:szCs w:val="18"/>
+        </w:rPr>
+        <w:t xml:space="preserve">11. </w:t>
+        <w:tab/>
+      </w:r>
+      <w:r>
+        <w:rPr>
+          <w:rFonts w:cs="DejaVu Sans Condensed" w:ascii="DejaVu Sans Condensed" w:hAnsi="DejaVu Sans Condensed"/>
+          <w:b/>
+          <w:bCs/>
+          <w:sz w:val="18"/>
+          <w:szCs w:val="18"/>
+          <w:u w:val="thick"/>
+        </w:rPr>
+        <w:t>ΣΥΛΛΟΓΙΚΗ ΡΥΘΜΙΣΗ ΠΟΥ ΕΦΑΡΜΟΖΕΤΑΙ:</w:t>
+      </w:r>
+      <w:r>
+        <w:rPr>
+          <w:rFonts w:cs="DejaVu Sans Condensed" w:ascii="DejaVu Sans Condensed" w:hAnsi="DejaVu Sans Condensed"/>
+          <w:b/>
+          <w:bCs/>
+          <w:sz w:val="18"/>
+          <w:szCs w:val="18"/>
+        </w:rPr>
+        <w:t xml:space="preserve"> </w:t>
+      </w:r>
+    </w:p>
+    <w:p>
+      <w:pPr>
+        <w:pStyle w:val="Normal"/>
+        <w:ind w:left="-709" w:right="-1186" w:hanging="0"/>
+        <w:jc w:val="both"/>
+        <w:rPr>
+          <w:rFonts w:ascii="DejaVu Sans Condensed" w:hAnsi="DejaVu Sans Condensed" w:cs="DejaVu Sans Condensed"/>
+          <w:sz w:val="18"/>
+          <w:szCs w:val="18"/>
+        </w:rPr>
+      </w:pPr>
+      <w:r>
+        <w:rPr>
+          <w:rFonts w:cs="DejaVu Sans Condensed" w:ascii="DejaVu Sans Condensed" w:hAnsi="DejaVu Sans Condensed"/>
+          <w:sz w:val="18"/>
+          <w:szCs w:val="18"/>
+        </w:rPr>
+        <w:t>{_HOTEL_0011}{_GENIKOI_OROI_0011}</w:t>
       </w:r>
     </w:p>
     <w:p>
@@ -13139,7 +13116,37 @@
           <w:sz w:val="18"/>
           <w:szCs w:val="18"/>
         </w:rPr>
-        <w:t>} οφείλει να εκτελεί την εργασία τ{_</w:t>
+        <w:t xml:space="preserve">} </w:t>
+      </w:r>
+      <w:r>
+        <w:rPr>
+          <w:rFonts w:eastAsia="Calibri" w:cs="DejaVu Sans Condensed" w:ascii="DejaVu Sans Condensed" w:hAnsi="DejaVu Sans Condensed" w:eastAsiaTheme="minorHAnsi"/>
+          <w:color w:val="auto"/>
+          <w:kern w:val="0"/>
+          <w:sz w:val="18"/>
+          <w:szCs w:val="18"/>
+          <w:lang w:val="el-GR" w:eastAsia="en-US" w:bidi="ar-SA"/>
+        </w:rPr>
+        <w:t xml:space="preserve"> έλαβε γνώση του κανονισμού εργασίας </w:t>
+      </w:r>
+      <w:r>
+        <w:rPr>
+          <w:rFonts w:eastAsia="Calibri" w:cs="DejaVu Sans Condensed" w:ascii="DejaVu Sans Condensed" w:hAnsi="DejaVu Sans Condensed" w:eastAsiaTheme="minorHAnsi"/>
+          <w:color w:val="auto"/>
+          <w:kern w:val="0"/>
+          <w:sz w:val="18"/>
+          <w:szCs w:val="18"/>
+          <w:lang w:val="el-GR" w:eastAsia="en-US" w:bidi="ar-SA"/>
+        </w:rPr>
+        <w:t xml:space="preserve">και </w:t>
+      </w:r>
+      <w:r>
+        <w:rPr>
+          <w:rFonts w:cs="DejaVu Sans Condensed" w:ascii="DejaVu Sans Condensed" w:hAnsi="DejaVu Sans Condensed"/>
+          <w:sz w:val="18"/>
+          <w:szCs w:val="18"/>
+        </w:rPr>
+        <w:t>οφείλει να εκτελεί την εργασία τ{_</w:t>
       </w:r>
       <w:r>
         <w:rPr>
@@ -13207,7 +13214,27 @@
           <w:sz w:val="18"/>
           <w:szCs w:val="18"/>
         </w:rPr>
-        <w:t>}. Επίσης οφείλει να συμμορφώνεται και να υπακούει πλήρως στις εντολές της Διεύθυνσης  {_</w:t>
+        <w:t>}.</w:t>
+      </w:r>
+    </w:p>
+    <w:p>
+      <w:pPr>
+        <w:pStyle w:val="Normal"/>
+        <w:ind w:left="-709" w:right="-1186" w:hanging="0"/>
+        <w:jc w:val="both"/>
+        <w:rPr>
+          <w:rFonts w:ascii="DejaVu Sans Condensed" w:hAnsi="DejaVu Sans Condensed" w:cs="DejaVu Sans Condensed"/>
+          <w:sz w:val="18"/>
+          <w:szCs w:val="18"/>
+        </w:rPr>
+      </w:pPr>
+      <w:r>
+        <w:rPr>
+          <w:rFonts w:cs="DejaVu Sans Condensed" w:ascii="DejaVu Sans Condensed" w:hAnsi="DejaVu Sans Condensed"/>
+          <w:sz w:val="18"/>
+          <w:szCs w:val="18"/>
+        </w:rPr>
+        <w:t>Επίσης οφείλει να συμμορφώνεται και να υπακούει πλήρως στις εντολές της Διεύθυνσης  {_</w:t>
       </w:r>
       <w:r>
         <w:rPr>
@@ -16368,7 +16395,7 @@
               <w:color w:val="808080"/>
               <w:lang w:val="el-GR" w:eastAsia="en-US" w:bidi="ar-SA"/>
             </w:rPr>
-            <w:t>8</w:t>
+            <w:t>10</w:t>
           </w:r>
           <w:r>
             <w:rPr>
@@ -16799,7 +16826,7 @@
               <w:color w:val="808080"/>
               <w:lang w:val="el-GR" w:eastAsia="en-US" w:bidi="ar-SA"/>
             </w:rPr>
-            <w:t>8</w:t>
+            <w:t>10</w:t>
           </w:r>
           <w:r>
             <w:rPr>

--- a/public/templates/ΑΡΧΙΚΗ ΣΥΜΒΑΣΗ ΕΡΓΑΖΟΜΕΝΩΝ.docx
+++ b/public/templates/ΑΡΧΙΚΗ ΣΥΜΒΑΣΗ ΕΡΓΑΖΟΜΕΝΩΝ.docx
@@ -2836,15 +2836,7 @@
           <w:sz w:val="18"/>
           <w:szCs w:val="18"/>
         </w:rPr>
-        <w:t xml:space="preserve"> {_HOTEL_0003}</w:t>
-      </w:r>
-      <w:r>
-        <w:rPr>
-          <w:rFonts w:cs="DejaVu Sans Condensed" w:ascii="DejaVu Sans Condensed" w:hAnsi="DejaVu Sans Condensed"/>
-          <w:sz w:val="18"/>
-          <w:szCs w:val="18"/>
-        </w:rPr>
-        <w:t>{_GENIKOI_OROI_0025}</w:t>
+        <w:t xml:space="preserve"> {_HOTEL_0003}{_GENIKOI_OROI_0025}</w:t>
       </w:r>
     </w:p>
     <w:p>
@@ -6167,23 +6159,7 @@
           <w:sz w:val="18"/>
           <w:szCs w:val="18"/>
         </w:rPr>
-        <w:t>{_ERGODOTHS_</w:t>
-      </w:r>
-      <w:r>
-        <w:rPr>
-          <w:rFonts w:cs="DejaVu Sans Condensed" w:ascii="DejaVu Sans Condensed" w:hAnsi="DejaVu Sans Condensed"/>
-          <w:sz w:val="18"/>
-          <w:szCs w:val="18"/>
-        </w:rPr>
-        <w:t>CAPITAL_A</w:t>
-      </w:r>
-      <w:r>
-        <w:rPr>
-          <w:rFonts w:cs="DejaVu Sans Condensed" w:ascii="DejaVu Sans Condensed" w:hAnsi="DejaVu Sans Condensed"/>
-          <w:sz w:val="18"/>
-          <w:szCs w:val="18"/>
-        </w:rPr>
-        <w:t xml:space="preserve">} επιφυλάσσεται ρητώς τού δικαιώματος μονομερούς ανάκλησης των παροχών αυτών, σε χρήμα ή είδος ή επιδόματος που έχουν χορηγηθεί υπό την αίρεση της άρσης χορήγησης του κατά την κρίση {_ERGODOTHS_GENIKH}. </w:t>
+        <w:t xml:space="preserve">{_ERGODOTHS_CAPITAL_A} επιφυλάσσεται ρητώς τού δικαιώματος μονομερούς ανάκλησης των παροχών αυτών, σε χρήμα ή είδος ή επιδόματος που έχουν χορηγηθεί υπό την αίρεση της άρσης χορήγησης του κατά την κρίση {_ERGODOTHS_GENIKH}. </w:t>
       </w:r>
     </w:p>
     <w:p>
@@ -7840,7 +7816,29 @@
           <w:szCs w:val="18"/>
           <w:lang w:val="el-GR" w:eastAsia="en-US" w:bidi="ar-SA"/>
         </w:rPr>
-        <w:t>ά σύστημα ή/και με σόλιο τροπο καταστρατήγηση του συστήματος της ψηφιακής κάρτας.</w:t>
+        <w:t xml:space="preserve">ά σύστημα ή/και με </w:t>
+      </w:r>
+      <w:r>
+        <w:rPr>
+          <w:rFonts w:eastAsia="Calibri" w:cs="DejaVu Sans Condensed" w:ascii="DejaVu Sans Condensed" w:hAnsi="DejaVu Sans Condensed" w:eastAsiaTheme="minorHAnsi"/>
+          <w:color w:val="auto"/>
+          <w:kern w:val="0"/>
+          <w:sz w:val="18"/>
+          <w:szCs w:val="18"/>
+          <w:lang w:val="el-GR" w:eastAsia="en-US" w:bidi="ar-SA"/>
+        </w:rPr>
+        <w:t>δ</w:t>
+      </w:r>
+      <w:r>
+        <w:rPr>
+          <w:rFonts w:eastAsia="Calibri" w:cs="DejaVu Sans Condensed" w:ascii="DejaVu Sans Condensed" w:hAnsi="DejaVu Sans Condensed" w:eastAsiaTheme="minorHAnsi"/>
+          <w:color w:val="auto"/>
+          <w:kern w:val="0"/>
+          <w:sz w:val="18"/>
+          <w:szCs w:val="18"/>
+          <w:lang w:val="el-GR" w:eastAsia="en-US" w:bidi="ar-SA"/>
+        </w:rPr>
+        <w:t>όλιο τρόπο καταστρατήγηση του συστήματος της ψηφιακής κάρτας.</w:t>
       </w:r>
     </w:p>
     <w:p>
@@ -10782,25 +10780,17 @@
           <w:sz w:val="18"/>
           <w:szCs w:val="18"/>
         </w:rPr>
-        <w:t>{_HOTEL_1021} {_ERGODOTHS_CAPITAL_A} {</w:t>
-      </w:r>
-      <w:r>
-        <w:rPr>
-          <w:rFonts w:cs="DejaVu Sans Condensed" w:ascii="DejaVu Sans Condensed" w:hAnsi="DejaVu Sans Condensed"/>
-          <w:b/>
-          <w:bCs/>
-          <w:sz w:val="18"/>
-          <w:szCs w:val="18"/>
-        </w:rPr>
-        <w:t>_HOTEL_1022</w:t>
-      </w:r>
-      <w:r>
-        <w:rPr>
-          <w:rFonts w:cs="DejaVu Sans Condensed" w:ascii="DejaVu Sans Condensed" w:hAnsi="DejaVu Sans Condensed"/>
-          <w:sz w:val="18"/>
-          <w:szCs w:val="18"/>
-        </w:rPr>
-        <w:t>}</w:t>
+        <w:t xml:space="preserve">{_HOTEL_1021} {_ERGODOTHS_CAPITAL_A} </w:t>
+      </w:r>
+      <w:r>
+        <w:rPr>
+          <w:rFonts w:cs="DejaVu Sans Condensed" w:ascii="DejaVu Sans Condensed" w:hAnsi="DejaVu Sans Condensed"/>
+          <w:b/>
+          <w:bCs/>
+          <w:sz w:val="18"/>
+          <w:szCs w:val="18"/>
+        </w:rPr>
+        <w:t>{_HOTEL_1022}</w:t>
       </w:r>
     </w:p>
     <w:p>
@@ -13127,18 +13117,7 @@
           <w:szCs w:val="18"/>
           <w:lang w:val="el-GR" w:eastAsia="en-US" w:bidi="ar-SA"/>
         </w:rPr>
-        <w:t xml:space="preserve"> έλαβε γνώση του κανονισμού εργασίας </w:t>
-      </w:r>
-      <w:r>
-        <w:rPr>
-          <w:rFonts w:eastAsia="Calibri" w:cs="DejaVu Sans Condensed" w:ascii="DejaVu Sans Condensed" w:hAnsi="DejaVu Sans Condensed" w:eastAsiaTheme="minorHAnsi"/>
-          <w:color w:val="auto"/>
-          <w:kern w:val="0"/>
-          <w:sz w:val="18"/>
-          <w:szCs w:val="18"/>
-          <w:lang w:val="el-GR" w:eastAsia="en-US" w:bidi="ar-SA"/>
-        </w:rPr>
-        <w:t xml:space="preserve">και </w:t>
+        <w:t xml:space="preserve"> έλαβε γνώση του κανονισμού εργασίας και </w:t>
       </w:r>
       <w:r>
         <w:rPr>

--- a/public/templates/ΑΡΧΙΚΗ ΣΥΜΒΑΣΗ ΕΡΓΑΖΟΜΕΝΩΝ.docx
+++ b/public/templates/ΑΡΧΙΚΗ ΣΥΜΒΑΣΗ ΕΡΓΑΖΟΜΕΝΩΝ.docx
@@ -3813,7 +3813,7 @@
       </w:pPr>
       <w:r>
         <w:rPr>
-          <w:rStyle w:val="SourceText"/>
+          <w:rStyle w:val="Style16"/>
           <w:rFonts w:ascii="DejaVu Sans Mono" w:hAnsi="DejaVu Sans Mono"/>
           <w:b w:val="false"/>
           <w:i w:val="false"/>
@@ -7816,29 +7816,7 @@
           <w:szCs w:val="18"/>
           <w:lang w:val="el-GR" w:eastAsia="en-US" w:bidi="ar-SA"/>
         </w:rPr>
-        <w:t xml:space="preserve">ά σύστημα ή/και με </w:t>
-      </w:r>
-      <w:r>
-        <w:rPr>
-          <w:rFonts w:eastAsia="Calibri" w:cs="DejaVu Sans Condensed" w:ascii="DejaVu Sans Condensed" w:hAnsi="DejaVu Sans Condensed" w:eastAsiaTheme="minorHAnsi"/>
-          <w:color w:val="auto"/>
-          <w:kern w:val="0"/>
-          <w:sz w:val="18"/>
-          <w:szCs w:val="18"/>
-          <w:lang w:val="el-GR" w:eastAsia="en-US" w:bidi="ar-SA"/>
-        </w:rPr>
-        <w:t>δ</w:t>
-      </w:r>
-      <w:r>
-        <w:rPr>
-          <w:rFonts w:eastAsia="Calibri" w:cs="DejaVu Sans Condensed" w:ascii="DejaVu Sans Condensed" w:hAnsi="DejaVu Sans Condensed" w:eastAsiaTheme="minorHAnsi"/>
-          <w:color w:val="auto"/>
-          <w:kern w:val="0"/>
-          <w:sz w:val="18"/>
-          <w:szCs w:val="18"/>
-          <w:lang w:val="el-GR" w:eastAsia="en-US" w:bidi="ar-SA"/>
-        </w:rPr>
-        <w:t>όλιο τρόπο καταστρατήγηση του συστήματος της ψηφιακής κάρτας.</w:t>
+        <w:t>ά σύστημα ή/και με δόλιο τρόπο καταστρατήγηση του συστήματος της ψηφιακής κάρτας.</w:t>
       </w:r>
     </w:p>
     <w:p>
@@ -16043,7 +16021,7 @@
 <w:ftr xmlns:o="urn:schemas-microsoft-com:office:office" xmlns:r="http://schemas.openxmlformats.org/officeDocument/2006/relationships" xmlns:v="urn:schemas-microsoft-com:vml" xmlns:w="http://schemas.openxmlformats.org/wordprocessingml/2006/main" xmlns:w10="urn:schemas-microsoft-com:office:word" xmlns:wp="http://schemas.openxmlformats.org/drawingml/2006/wordprocessingDrawing" xmlns:wps="http://schemas.microsoft.com/office/word/2010/wordprocessingShape" xmlns:wpg="http://schemas.microsoft.com/office/word/2010/wordprocessingGroup" xmlns:mc="http://schemas.openxmlformats.org/markup-compatibility/2006" xmlns:wp14="http://schemas.microsoft.com/office/word/2010/wordprocessingDrawing" xmlns:w14="http://schemas.microsoft.com/office/word/2010/wordml" xmlns:w15="http://schemas.microsoft.com/office/word/2012/wordml" mc:Ignorable="w14 wp14 w15">
   <w:p>
     <w:pPr>
-      <w:pStyle w:val="Footer"/>
+      <w:pStyle w:val="Style25"/>
       <w:rPr/>
     </w:pPr>
     <w:r>
@@ -16090,7 +16068,7 @@
         </w:tcPr>
         <w:p>
           <w:pPr>
-            <w:pStyle w:val="Footer"/>
+            <w:pStyle w:val="Style25"/>
             <w:widowControl w:val="false"/>
             <w:suppressAutoHyphens w:val="true"/>
             <w:spacing w:before="0" w:after="0"/>
@@ -16127,7 +16105,7 @@
         </w:tcPr>
         <w:p>
           <w:pPr>
-            <w:pStyle w:val="Footer"/>
+            <w:pStyle w:val="Style25"/>
             <w:widowControl w:val="false"/>
             <w:suppressAutoHyphens w:val="true"/>
             <w:spacing w:before="0" w:after="0"/>
@@ -16165,7 +16143,7 @@
         </w:tcPr>
         <w:p>
           <w:pPr>
-            <w:pStyle w:val="Footer"/>
+            <w:pStyle w:val="Style25"/>
             <w:widowControl w:val="false"/>
             <w:suppressAutoHyphens w:val="true"/>
             <w:spacing w:before="0" w:after="0"/>
@@ -16298,7 +16276,7 @@
         </w:tcPr>
         <w:p>
           <w:pPr>
-            <w:pStyle w:val="Footer"/>
+            <w:pStyle w:val="Style25"/>
             <w:widowControl w:val="false"/>
             <w:suppressAutoHyphens w:val="true"/>
             <w:spacing w:before="0" w:after="0"/>
@@ -16459,7 +16437,7 @@
   </w:tbl>
   <w:p>
     <w:pPr>
-      <w:pStyle w:val="Footer"/>
+      <w:pStyle w:val="Style25"/>
       <w:rPr>
         <w:color w:val="5B9BD5" w:themeColor="accent1"/>
       </w:rPr>
@@ -16474,7 +16452,7 @@
   </w:p>
   <w:p>
     <w:pPr>
-      <w:pStyle w:val="Footer"/>
+      <w:pStyle w:val="Style25"/>
       <w:rPr/>
     </w:pPr>
     <w:r>
@@ -16521,7 +16499,7 @@
         </w:tcPr>
         <w:p>
           <w:pPr>
-            <w:pStyle w:val="Footer"/>
+            <w:pStyle w:val="Style25"/>
             <w:widowControl w:val="false"/>
             <w:suppressAutoHyphens w:val="true"/>
             <w:spacing w:before="0" w:after="0"/>
@@ -16558,7 +16536,7 @@
         </w:tcPr>
         <w:p>
           <w:pPr>
-            <w:pStyle w:val="Footer"/>
+            <w:pStyle w:val="Style25"/>
             <w:widowControl w:val="false"/>
             <w:suppressAutoHyphens w:val="true"/>
             <w:spacing w:before="0" w:after="0"/>
@@ -16596,7 +16574,7 @@
         </w:tcPr>
         <w:p>
           <w:pPr>
-            <w:pStyle w:val="Footer"/>
+            <w:pStyle w:val="Style25"/>
             <w:widowControl w:val="false"/>
             <w:suppressAutoHyphens w:val="true"/>
             <w:spacing w:before="0" w:after="0"/>
@@ -16729,7 +16707,7 @@
         </w:tcPr>
         <w:p>
           <w:pPr>
-            <w:pStyle w:val="Footer"/>
+            <w:pStyle w:val="Style25"/>
             <w:widowControl w:val="false"/>
             <w:suppressAutoHyphens w:val="true"/>
             <w:spacing w:before="0" w:after="0"/>
@@ -16890,7 +16868,7 @@
   </w:tbl>
   <w:p>
     <w:pPr>
-      <w:pStyle w:val="Footer"/>
+      <w:pStyle w:val="Style25"/>
       <w:rPr>
         <w:color w:val="5B9BD5" w:themeColor="accent1"/>
       </w:rPr>
@@ -16905,7 +16883,7 @@
   </w:p>
   <w:p>
     <w:pPr>
-      <w:pStyle w:val="Footer"/>
+      <w:pStyle w:val="Style25"/>
       <w:rPr/>
     </w:pPr>
     <w:r>
@@ -16919,7 +16897,7 @@
 <w:hdr xmlns:o="urn:schemas-microsoft-com:office:office" xmlns:r="http://schemas.openxmlformats.org/officeDocument/2006/relationships" xmlns:v="urn:schemas-microsoft-com:vml" xmlns:w="http://schemas.openxmlformats.org/wordprocessingml/2006/main" xmlns:w10="urn:schemas-microsoft-com:office:word" xmlns:wp="http://schemas.openxmlformats.org/drawingml/2006/wordprocessingDrawing" xmlns:wps="http://schemas.microsoft.com/office/word/2010/wordprocessingShape" xmlns:wpg="http://schemas.microsoft.com/office/word/2010/wordprocessingGroup" xmlns:mc="http://schemas.openxmlformats.org/markup-compatibility/2006" xmlns:wp14="http://schemas.microsoft.com/office/word/2010/wordprocessingDrawing" xmlns:w14="http://schemas.microsoft.com/office/word/2010/wordml" xmlns:w15="http://schemas.microsoft.com/office/word/2012/wordml" mc:Ignorable="w14 wp14 w15">
   <w:p>
     <w:pPr>
-      <w:pStyle w:val="Header"/>
+      <w:pStyle w:val="Style24"/>
       <w:rPr/>
     </w:pPr>
     <w:r>
@@ -16965,7 +16943,7 @@
         </w:tcPr>
         <w:p>
           <w:pPr>
-            <w:pStyle w:val="Header"/>
+            <w:pStyle w:val="Style24"/>
             <w:widowControl w:val="false"/>
             <w:tabs>
               <w:tab w:val="clear" w:pos="8306"/>
@@ -17020,7 +16998,7 @@
         </w:tcPr>
         <w:p>
           <w:pPr>
-            <w:pStyle w:val="Header"/>
+            <w:pStyle w:val="Style24"/>
             <w:widowControl w:val="false"/>
             <w:tabs>
               <w:tab w:val="clear" w:pos="8306"/>
@@ -17170,7 +17148,7 @@
   </w:tbl>
   <w:p>
     <w:pPr>
-      <w:pStyle w:val="Header"/>
+      <w:pStyle w:val="Style24"/>
       <w:widowControl/>
       <w:tabs>
         <w:tab w:val="clear" w:pos="8306"/>
@@ -17245,7 +17223,7 @@
         </w:tcPr>
         <w:p>
           <w:pPr>
-            <w:pStyle w:val="Header"/>
+            <w:pStyle w:val="Style24"/>
             <w:widowControl w:val="false"/>
             <w:tabs>
               <w:tab w:val="clear" w:pos="8306"/>
@@ -17300,7 +17278,7 @@
         </w:tcPr>
         <w:p>
           <w:pPr>
-            <w:pStyle w:val="Header"/>
+            <w:pStyle w:val="Style24"/>
             <w:widowControl w:val="false"/>
             <w:tabs>
               <w:tab w:val="clear" w:pos="8306"/>
@@ -17450,7 +17428,7 @@
   </w:tbl>
   <w:p>
     <w:pPr>
-      <w:pStyle w:val="Header"/>
+      <w:pStyle w:val="Style24"/>
       <w:widowControl/>
       <w:tabs>
         <w:tab w:val="clear" w:pos="8306"/>
@@ -17928,7 +17906,6 @@
   <w:style w:type="character" w:styleId="Char1" w:customStyle="1">
     <w:name w:val="Κεφαλίδα Char"/>
     <w:basedOn w:val="DefaultParagraphFont"/>
-    <w:link w:val="Header"/>
     <w:uiPriority w:val="99"/>
     <w:qFormat/>
     <w:rsid w:val="002b5881"/>
@@ -17937,7 +17914,6 @@
   <w:style w:type="character" w:styleId="Char2" w:customStyle="1">
     <w:name w:val="Υποσέλιδο Char"/>
     <w:basedOn w:val="DefaultParagraphFont"/>
-    <w:link w:val="Footer"/>
     <w:uiPriority w:val="99"/>
     <w:qFormat/>
     <w:rsid w:val="002b5881"/>
@@ -17964,29 +17940,29 @@
     <w:qFormat/>
     <w:rPr/>
   </w:style>
-  <w:style w:type="character" w:styleId="InternetLink">
-    <w:name w:val="Hyperlink"/>
+  <w:style w:type="character" w:styleId="Style14">
+    <w:name w:val="Σύνδεσμος διαδικτύου"/>
     <w:rPr>
       <w:color w:val="000080"/>
       <w:u w:val="single"/>
     </w:rPr>
   </w:style>
-  <w:style w:type="character" w:styleId="VisitedInternetLink">
-    <w:name w:val="FollowedHyperlink"/>
+  <w:style w:type="character" w:styleId="Style15">
+    <w:name w:val="Αναγνωσμένος δεσμός διαδικτύου"/>
     <w:rPr>
       <w:color w:val="800000"/>
       <w:u w:val="single"/>
     </w:rPr>
   </w:style>
-  <w:style w:type="character" w:styleId="SourceText">
-    <w:name w:val="Source Text"/>
+  <w:style w:type="character" w:styleId="Style16">
+    <w:name w:val="Κείμενο πηγής"/>
     <w:qFormat/>
     <w:rPr>
       <w:rFonts w:ascii="Liberation Mono" w:hAnsi="Liberation Mono" w:eastAsia="Liberation Mono" w:cs="Liberation Mono"/>
     </w:rPr>
   </w:style>
-  <w:style w:type="character" w:styleId="NumberingSymbols">
-    <w:name w:val="Numbering Symbols"/>
+  <w:style w:type="character" w:styleId="Style17">
+    <w:name w:val="Χαρακτήρες αρίθμησης"/>
     <w:qFormat/>
     <w:rPr>
       <w:rFonts w:ascii="DejaVu Sans Mono" w:hAnsi="DejaVu Sans Mono"/>
@@ -17994,10 +17970,10 @@
       <w:szCs w:val="18"/>
     </w:rPr>
   </w:style>
-  <w:style w:type="paragraph" w:styleId="Heading">
-    <w:name w:val="Heading"/>
+  <w:style w:type="paragraph" w:styleId="Style18">
+    <w:name w:val="Επικεφαλίδα"/>
     <w:basedOn w:val="Normal"/>
-    <w:next w:val="TextBody"/>
+    <w:next w:val="Style19"/>
     <w:qFormat/>
     <w:pPr>
       <w:keepNext w:val="true"/>
@@ -18009,7 +17985,7 @@
       <w:szCs w:val="28"/>
     </w:rPr>
   </w:style>
-  <w:style w:type="paragraph" w:styleId="TextBody">
+  <w:style w:type="paragraph" w:styleId="Style19">
     <w:name w:val="Body Text"/>
     <w:basedOn w:val="Normal"/>
     <w:pPr>
@@ -18017,15 +17993,15 @@
     </w:pPr>
     <w:rPr/>
   </w:style>
-  <w:style w:type="paragraph" w:styleId="List">
+  <w:style w:type="paragraph" w:styleId="Style20">
     <w:name w:val="List"/>
-    <w:basedOn w:val="TextBody"/>
+    <w:basedOn w:val="Style19"/>
     <w:pPr/>
     <w:rPr>
       <w:rFonts w:cs="Lohit Devanagari"/>
     </w:rPr>
   </w:style>
-  <w:style w:type="paragraph" w:styleId="Caption">
+  <w:style w:type="paragraph" w:styleId="Style21">
     <w:name w:val="Caption"/>
     <w:basedOn w:val="Normal"/>
     <w:qFormat/>
@@ -18041,8 +18017,8 @@
       <w:szCs w:val="24"/>
     </w:rPr>
   </w:style>
-  <w:style w:type="paragraph" w:styleId="Index">
-    <w:name w:val="Index"/>
+  <w:style w:type="paragraph" w:styleId="Style22">
+    <w:name w:val="Ευρετήριο"/>
     <w:basedOn w:val="Normal"/>
     <w:qFormat/>
     <w:pPr>
@@ -18083,14 +18059,14 @@
       <w:szCs w:val="18"/>
     </w:rPr>
   </w:style>
-  <w:style w:type="paragraph" w:styleId="HeaderandFooter">
-    <w:name w:val="Header and Footer"/>
+  <w:style w:type="paragraph" w:styleId="Style23">
+    <w:name w:val="Κεφαλίδα και υποσέλιδο"/>
     <w:basedOn w:val="Normal"/>
     <w:qFormat/>
     <w:pPr/>
     <w:rPr/>
   </w:style>
-  <w:style w:type="paragraph" w:styleId="Header">
+  <w:style w:type="paragraph" w:styleId="Style24">
     <w:name w:val="Header"/>
     <w:basedOn w:val="Normal"/>
     <w:link w:val="Char1"/>
@@ -18107,7 +18083,7 @@
     </w:pPr>
     <w:rPr/>
   </w:style>
-  <w:style w:type="paragraph" w:styleId="Footer">
+  <w:style w:type="paragraph" w:styleId="Style25">
     <w:name w:val="Footer"/>
     <w:basedOn w:val="Normal"/>
     <w:link w:val="Char2"/>
@@ -18124,8 +18100,8 @@
     </w:pPr>
     <w:rPr/>
   </w:style>
-  <w:style w:type="paragraph" w:styleId="TableContents">
-    <w:name w:val="Table Contents"/>
+  <w:style w:type="paragraph" w:styleId="Style26">
+    <w:name w:val="Περιεχόμενα πίνακα"/>
     <w:basedOn w:val="Normal"/>
     <w:qFormat/>
     <w:pPr>
@@ -18134,9 +18110,9 @@
     </w:pPr>
     <w:rPr/>
   </w:style>
-  <w:style w:type="paragraph" w:styleId="TableHeading">
-    <w:name w:val="Table Heading"/>
-    <w:basedOn w:val="TableContents"/>
+  <w:style w:type="paragraph" w:styleId="Style27">
+    <w:name w:val="Επικεφαλίδα πίνακα"/>
+    <w:basedOn w:val="Style26"/>
     <w:qFormat/>
     <w:pPr>
       <w:suppressLineNumbers/>
@@ -18147,8 +18123,8 @@
       <w:bCs/>
     </w:rPr>
   </w:style>
-  <w:style w:type="paragraph" w:styleId="ListContents">
-    <w:name w:val="List Contents"/>
+  <w:style w:type="paragraph" w:styleId="Style28">
+    <w:name w:val="Περιεχόμενα λίστας"/>
     <w:basedOn w:val="Normal"/>
     <w:qFormat/>
     <w:pPr>
@@ -18163,8 +18139,8 @@
     <w:pPr/>
     <w:rPr/>
   </w:style>
-  <w:style w:type="paragraph" w:styleId="PreformattedText">
-    <w:name w:val="Preformatted Text"/>
+  <w:style w:type="paragraph" w:styleId="Style29">
+    <w:name w:val="Προμορφοποιημένο κείμενο"/>
     <w:basedOn w:val="Normal"/>
     <w:qFormat/>
     <w:pPr>

--- a/public/templates/ΑΡΧΙΚΗ ΣΥΜΒΑΣΗ ΕΡΓΑΖΟΜΕΝΩΝ.docx
+++ b/public/templates/ΑΡΧΙΚΗ ΣΥΜΒΑΣΗ ΕΡΓΑΖΟΜΕΝΩΝ.docx
@@ -10854,7 +10854,23 @@
           <w:sz w:val="18"/>
           <w:szCs w:val="18"/>
         </w:rPr>
-        <w:t>{_HOTEL_0011}{_GENIKOI_OROI_0011}</w:t>
+        <w:t>{_HOTEL_</w:t>
+      </w:r>
+      <w:r>
+        <w:rPr>
+          <w:rFonts w:cs="DejaVu Sans Condensed" w:ascii="DejaVu Sans Condensed" w:hAnsi="DejaVu Sans Condensed"/>
+          <w:sz w:val="18"/>
+          <w:szCs w:val="18"/>
+        </w:rPr>
+        <w:t>1100</w:t>
+      </w:r>
+      <w:r>
+        <w:rPr>
+          <w:rFonts w:cs="DejaVu Sans Condensed" w:ascii="DejaVu Sans Condensed" w:hAnsi="DejaVu Sans Condensed"/>
+          <w:sz w:val="18"/>
+          <w:szCs w:val="18"/>
+        </w:rPr>
+        <w:t>}{_GENIKOI_OROI_0011}</w:t>
       </w:r>
     </w:p>
     <w:p>

--- a/public/templates/ΑΡΧΙΚΗ ΣΥΜΒΑΣΗ ΕΡΓΑΖΟΜΕΝΩΝ.docx
+++ b/public/templates/ΑΡΧΙΚΗ ΣΥΜΒΑΣΗ ΕΡΓΑΖΟΜΕΝΩΝ.docx
@@ -10758,17 +10758,37 @@
           <w:sz w:val="18"/>
           <w:szCs w:val="18"/>
         </w:rPr>
-        <w:t xml:space="preserve">{_HOTEL_1021} {_ERGODOTHS_CAPITAL_A} </w:t>
-      </w:r>
-      <w:r>
-        <w:rPr>
-          <w:rFonts w:cs="DejaVu Sans Condensed" w:ascii="DejaVu Sans Condensed" w:hAnsi="DejaVu Sans Condensed"/>
-          <w:b/>
-          <w:bCs/>
-          <w:sz w:val="18"/>
-          <w:szCs w:val="18"/>
-        </w:rPr>
-        <w:t>{_HOTEL_1022}</w:t>
+        <w:t xml:space="preserve">{_HOTEL_1021} </w:t>
+      </w:r>
+      <w:r>
+        <w:rPr>
+          <w:rFonts w:cs="DejaVu Sans Condensed" w:ascii="DejaVu Sans Condensed" w:hAnsi="DejaVu Sans Condensed"/>
+          <w:b/>
+          <w:bCs/>
+          <w:sz w:val="18"/>
+          <w:szCs w:val="18"/>
+        </w:rPr>
+        <w:t xml:space="preserve">{_HOTEL_1022} </w:t>
+      </w:r>
+      <w:r>
+        <w:rPr>
+          <w:rFonts w:cs="DejaVu Sans Condensed" w:ascii="DejaVu Sans Condensed" w:hAnsi="DejaVu Sans Condensed"/>
+          <w:b w:val="false"/>
+          <w:bCs w:val="false"/>
+          <w:sz w:val="18"/>
+          <w:szCs w:val="18"/>
+        </w:rPr>
+        <w:t>{_GENIKOI_OROI_1021}</w:t>
+      </w:r>
+      <w:r>
+        <w:rPr>
+          <w:rFonts w:cs="DejaVu Sans Condensed" w:ascii="DejaVu Sans Condensed" w:hAnsi="DejaVu Sans Condensed"/>
+          <w:b/>
+          <w:bCs/>
+          <w:sz w:val="18"/>
+          <w:szCs w:val="18"/>
+        </w:rPr>
+        <w:t>{_GENIKOI_OROI_1022}</w:t>
       </w:r>
     </w:p>
     <w:p>
@@ -10854,23 +10874,7 @@
           <w:sz w:val="18"/>
           <w:szCs w:val="18"/>
         </w:rPr>
-        <w:t>{_HOTEL_</w:t>
-      </w:r>
-      <w:r>
-        <w:rPr>
-          <w:rFonts w:cs="DejaVu Sans Condensed" w:ascii="DejaVu Sans Condensed" w:hAnsi="DejaVu Sans Condensed"/>
-          <w:sz w:val="18"/>
-          <w:szCs w:val="18"/>
-        </w:rPr>
-        <w:t>1100</w:t>
-      </w:r>
-      <w:r>
-        <w:rPr>
-          <w:rFonts w:cs="DejaVu Sans Condensed" w:ascii="DejaVu Sans Condensed" w:hAnsi="DejaVu Sans Condensed"/>
-          <w:sz w:val="18"/>
-          <w:szCs w:val="18"/>
-        </w:rPr>
-        <w:t>}{_GENIKOI_OROI_0011}</w:t>
+        <w:t>{_HOTEL_1100}{_GENIKOI_OROI_0011}</w:t>
       </w:r>
     </w:p>
     <w:p>

--- a/public/templates/ΑΡΧΙΚΗ ΣΥΜΒΑΣΗ ΕΡΓΑΖΟΜΕΝΩΝ.docx
+++ b/public/templates/ΑΡΧΙΚΗ ΣΥΜΒΑΣΗ ΕΡΓΑΖΟΜΕΝΩΝ.docx
@@ -10874,7 +10874,23 @@
           <w:sz w:val="18"/>
           <w:szCs w:val="18"/>
         </w:rPr>
-        <w:t>{_HOTEL_1100}{_GENIKOI_OROI_0011}</w:t>
+        <w:t>{_HOTEL_1100}{_GENIKOI_OROI_11</w:t>
+      </w:r>
+      <w:r>
+        <w:rPr>
+          <w:rFonts w:cs="DejaVu Sans Condensed" w:ascii="DejaVu Sans Condensed" w:hAnsi="DejaVu Sans Condensed"/>
+          <w:sz w:val="18"/>
+          <w:szCs w:val="18"/>
+        </w:rPr>
+        <w:t>00</w:t>
+      </w:r>
+      <w:r>
+        <w:rPr>
+          <w:rFonts w:cs="DejaVu Sans Condensed" w:ascii="DejaVu Sans Condensed" w:hAnsi="DejaVu Sans Condensed"/>
+          <w:sz w:val="18"/>
+          <w:szCs w:val="18"/>
+        </w:rPr>
+        <w:t>}</w:t>
       </w:r>
     </w:p>
     <w:p>

--- a/public/templates/ΑΡΧΙΚΗ ΣΥΜΒΑΣΗ ΕΡΓΑΖΟΜΕΝΩΝ.docx
+++ b/public/templates/ΑΡΧΙΚΗ ΣΥΜΒΑΣΗ ΕΡΓΑΖΟΜΕΝΩΝ.docx
@@ -1051,7 +1051,23 @@
           <w:sz w:val="18"/>
           <w:szCs w:val="18"/>
         </w:rPr>
-        <w:t xml:space="preserve">}, του </w:t>
+        <w:t xml:space="preserve">}, </w:t>
+      </w:r>
+      <w:r>
+        <w:rPr>
+          <w:rFonts w:cs="DejaVu Sans Condensed" w:ascii="DejaVu Sans Condensed" w:hAnsi="DejaVu Sans Condensed"/>
+          <w:sz w:val="18"/>
+          <w:szCs w:val="18"/>
+        </w:rPr>
+        <w:t xml:space="preserve">τ{_GENIKH_PM} </w:t>
+      </w:r>
+      <w:r>
+        <w:rPr>
+          <w:rFonts w:cs="DejaVu Sans Condensed" w:ascii="DejaVu Sans Condensed" w:hAnsi="DejaVu Sans Condensed"/>
+          <w:sz w:val="18"/>
+          <w:szCs w:val="18"/>
+        </w:rPr>
+        <w:t xml:space="preserve"> </w:t>
       </w:r>
       <w:r>
         <w:rPr>
@@ -10874,23 +10890,7 @@
           <w:sz w:val="18"/>
           <w:szCs w:val="18"/>
         </w:rPr>
-        <w:t>{_HOTEL_1100}{_GENIKOI_OROI_11</w:t>
-      </w:r>
-      <w:r>
-        <w:rPr>
-          <w:rFonts w:cs="DejaVu Sans Condensed" w:ascii="DejaVu Sans Condensed" w:hAnsi="DejaVu Sans Condensed"/>
-          <w:sz w:val="18"/>
-          <w:szCs w:val="18"/>
-        </w:rPr>
-        <w:t>00</w:t>
-      </w:r>
-      <w:r>
-        <w:rPr>
-          <w:rFonts w:cs="DejaVu Sans Condensed" w:ascii="DejaVu Sans Condensed" w:hAnsi="DejaVu Sans Condensed"/>
-          <w:sz w:val="18"/>
-          <w:szCs w:val="18"/>
-        </w:rPr>
-        <w:t>}</w:t>
+        <w:t>{_HOTEL_1100}{_GENIKOI_OROI_1100}</w:t>
       </w:r>
     </w:p>
     <w:p>

--- a/public/templates/ΑΡΧΙΚΗ ΣΥΜΒΑΣΗ ΕΡΓΑΖΟΜΕΝΩΝ.docx
+++ b/public/templates/ΑΡΧΙΚΗ ΣΥΜΒΑΣΗ ΕΡΓΑΖΟΜΕΝΩΝ.docx
@@ -1051,23 +1051,7 @@
           <w:sz w:val="18"/>
           <w:szCs w:val="18"/>
         </w:rPr>
-        <w:t xml:space="preserve">}, </w:t>
-      </w:r>
-      <w:r>
-        <w:rPr>
-          <w:rFonts w:cs="DejaVu Sans Condensed" w:ascii="DejaVu Sans Condensed" w:hAnsi="DejaVu Sans Condensed"/>
-          <w:sz w:val="18"/>
-          <w:szCs w:val="18"/>
-        </w:rPr>
-        <w:t xml:space="preserve">τ{_GENIKH_PM} </w:t>
-      </w:r>
-      <w:r>
-        <w:rPr>
-          <w:rFonts w:cs="DejaVu Sans Condensed" w:ascii="DejaVu Sans Condensed" w:hAnsi="DejaVu Sans Condensed"/>
-          <w:sz w:val="18"/>
-          <w:szCs w:val="18"/>
-        </w:rPr>
-        <w:t xml:space="preserve"> </w:t>
+        <w:t xml:space="preserve">}, τ{_GENIKH_PM}  </w:t>
       </w:r>
       <w:r>
         <w:rPr>
@@ -2318,6 +2302,16 @@
       <w:r>
         <w:rPr>
           <w:rFonts w:cs="DejaVu Sans Condensed" w:ascii="DejaVu Sans Condensed" w:hAnsi="DejaVu Sans Condensed"/>
+          <w:i w:val="false"/>
+          <w:iCs w:val="false"/>
+          <w:sz w:val="18"/>
+          <w:szCs w:val="18"/>
+        </w:rPr>
+        <w:t>{_HOTEL_EGSSE_0001}</w:t>
+      </w:r>
+      <w:r>
+        <w:rPr>
+          <w:rFonts w:cs="DejaVu Sans Condensed" w:ascii="DejaVu Sans Condensed" w:hAnsi="DejaVu Sans Condensed"/>
           <w:i/>
           <w:iCs/>
           <w:sz w:val="18"/>
@@ -2657,6 +2651,16 @@
           <w:rFonts w:cs="DejaVu Sans Condensed" w:ascii="DejaVu Sans Condensed" w:hAnsi="DejaVu Sans Condensed"/>
           <w:i/>
           <w:iCs/>
+          <w:sz w:val="16"/>
+          <w:szCs w:val="16"/>
+        </w:rPr>
+        <w:t>{_HOTEL_EGSSE_0002}</w:t>
+      </w:r>
+      <w:r>
+        <w:rPr>
+          <w:rFonts w:cs="DejaVu Sans Condensed" w:ascii="DejaVu Sans Condensed" w:hAnsi="DejaVu Sans Condensed"/>
+          <w:i/>
+          <w:iCs/>
           <w:sz w:val="18"/>
           <w:szCs w:val="18"/>
         </w:rPr>
@@ -2852,7 +2856,23 @@
           <w:sz w:val="18"/>
           <w:szCs w:val="18"/>
         </w:rPr>
-        <w:t xml:space="preserve"> {_HOTEL_0003}{_GENIKOI_OROI_0025}</w:t>
+        <w:t xml:space="preserve"> {_HOTEL_0003}</w:t>
+      </w:r>
+      <w:r>
+        <w:rPr>
+          <w:rFonts w:cs="DejaVu Sans Condensed" w:ascii="DejaVu Sans Condensed" w:hAnsi="DejaVu Sans Condensed"/>
+          <w:sz w:val="18"/>
+          <w:szCs w:val="18"/>
+        </w:rPr>
+        <w:t>{_HOTEL_EGSSE_0003}</w:t>
+      </w:r>
+      <w:r>
+        <w:rPr>
+          <w:rFonts w:cs="DejaVu Sans Condensed" w:ascii="DejaVu Sans Condensed" w:hAnsi="DejaVu Sans Condensed"/>
+          <w:sz w:val="18"/>
+          <w:szCs w:val="18"/>
+        </w:rPr>
+        <w:t>{_GENIKOI_OROI_0025}</w:t>
       </w:r>
     </w:p>
     <w:p>
@@ -3476,7 +3496,37 @@
           <w:sz w:val="16"/>
           <w:szCs w:val="16"/>
         </w:rPr>
-        <w:t>{_HOTEL_0005}{_HOTEL_0006}</w:t>
+        <w:t>{_HOTEL_0005}</w:t>
+      </w:r>
+      <w:r>
+        <w:rPr>
+          <w:rFonts w:cs="DejaVu Sans Condensed" w:ascii="DejaVu Sans Condensed" w:hAnsi="DejaVu Sans Condensed"/>
+          <w:i/>
+          <w:iCs/>
+          <w:sz w:val="16"/>
+          <w:szCs w:val="16"/>
+        </w:rPr>
+        <w:t>{_HOTEL_EGSSE_0005}</w:t>
+      </w:r>
+      <w:r>
+        <w:rPr>
+          <w:rFonts w:cs="DejaVu Sans Condensed" w:ascii="DejaVu Sans Condensed" w:hAnsi="DejaVu Sans Condensed"/>
+          <w:i/>
+          <w:iCs/>
+          <w:sz w:val="16"/>
+          <w:szCs w:val="16"/>
+        </w:rPr>
+        <w:t>{_HOTEL_0006}</w:t>
+      </w:r>
+      <w:r>
+        <w:rPr>
+          <w:rFonts w:cs="DejaVu Sans Condensed" w:ascii="DejaVu Sans Condensed" w:hAnsi="DejaVu Sans Condensed"/>
+          <w:i/>
+          <w:iCs/>
+          <w:sz w:val="16"/>
+          <w:szCs w:val="16"/>
+        </w:rPr>
+        <w:t>{_HOTEL_EGSSE_0006}</w:t>
       </w:r>
     </w:p>
     <w:p>
@@ -3812,6 +3862,14 @@
           <w:szCs w:val="18"/>
         </w:rPr>
         <w:t>}  διατηρεί ή θα διατηρεί στο μέλλον εγκαταστάσεις. {_HOTEL_0007}</w:t>
+      </w:r>
+      <w:r>
+        <w:rPr>
+          <w:rFonts w:cs="DejaVu Sans Condensed" w:ascii="DejaVu Sans Condensed" w:hAnsi="DejaVu Sans Condensed"/>
+          <w:sz w:val="18"/>
+          <w:szCs w:val="18"/>
+        </w:rPr>
+        <w:t>{_HOTEL_EGSSE_0007}</w:t>
       </w:r>
     </w:p>
     <w:p>
@@ -3843,6 +3901,22 @@
         </w:rPr>
         <w:t>{_HOTEL_0004_TABLE}</w:t>
       </w:r>
+      <w:r>
+        <w:rPr>
+          <w:rStyle w:val="Style16"/>
+          <w:rFonts w:ascii="DejaVu Sans Mono" w:hAnsi="DejaVu Sans Mono"/>
+          <w:b w:val="false"/>
+          <w:i w:val="false"/>
+          <w:caps w:val="false"/>
+          <w:smallCaps w:val="false"/>
+          <w:color w:val="1F2328"/>
+          <w:spacing w:val="0"/>
+          <w:sz w:val="16"/>
+          <w:szCs w:val="16"/>
+          <w:u w:val="none"/>
+        </w:rPr>
+        <w:t>{_HOTEL_EGSSE_0004}</w:t>
+      </w:r>
     </w:p>
     <w:p>
       <w:pPr>
@@ -6406,7 +6480,23 @@
           <w:sz w:val="18"/>
           <w:szCs w:val="18"/>
         </w:rPr>
-        <w:t>ιδίως με καταγγελία της, από κάθε συμβαλλόμενο μέρος, διεπόμενη από τις εκάστοτε ισχύουσες διατάξεις της εργατικής νομοθεσίας, {_HOTEL_0081} {</w:t>
+        <w:t xml:space="preserve">ιδίως με καταγγελία της, από κάθε συμβαλλόμενο μέρος, διεπόμενη από τις εκάστοτε ισχύουσες διατάξεις της εργατικής νομοθεσίας, {_HOTEL_0081} </w:t>
+      </w:r>
+      <w:r>
+        <w:rPr>
+          <w:rFonts w:cs="DejaVu Sans Condensed" w:ascii="DejaVu Sans Condensed" w:hAnsi="DejaVu Sans Condensed"/>
+          <w:sz w:val="18"/>
+          <w:szCs w:val="18"/>
+        </w:rPr>
+        <w:t>{_HOTEL_EGSSE_0081}</w:t>
+      </w:r>
+      <w:r>
+        <w:rPr>
+          <w:rFonts w:cs="DejaVu Sans Condensed" w:ascii="DejaVu Sans Condensed" w:hAnsi="DejaVu Sans Condensed"/>
+          <w:sz w:val="18"/>
+          <w:szCs w:val="18"/>
+        </w:rPr>
+        <w:t>{</w:t>
       </w:r>
       <w:r>
         <w:rPr>
@@ -6418,6 +6508,32 @@
           <w:u w:val="single"/>
         </w:rPr>
         <w:t>_HOTEL_0082</w:t>
+      </w:r>
+      <w:r>
+        <w:rPr>
+          <w:rFonts w:cs="DejaVu Sans Condensed" w:ascii="DejaVu Sans Condensed" w:hAnsi="DejaVu Sans Condensed"/>
+          <w:sz w:val="18"/>
+          <w:szCs w:val="18"/>
+        </w:rPr>
+        <w:t>}</w:t>
+      </w:r>
+      <w:r>
+        <w:rPr>
+          <w:rFonts w:cs="DejaVu Sans Condensed" w:ascii="DejaVu Sans Condensed" w:hAnsi="DejaVu Sans Condensed"/>
+          <w:sz w:val="18"/>
+          <w:szCs w:val="18"/>
+        </w:rPr>
+        <w:t>{</w:t>
+      </w:r>
+      <w:r>
+        <w:rPr>
+          <w:rFonts w:cs="DejaVu Sans Condensed" w:ascii="DejaVu Sans Condensed" w:hAnsi="DejaVu Sans Condensed"/>
+          <w:i/>
+          <w:iCs/>
+          <w:sz w:val="18"/>
+          <w:szCs w:val="18"/>
+        </w:rPr>
+        <w:t>_HOTEL_EGSSE_0082</w:t>
       </w:r>
       <w:r>
         <w:rPr>
@@ -10774,17 +10890,53 @@
           <w:sz w:val="18"/>
           <w:szCs w:val="18"/>
         </w:rPr>
-        <w:t xml:space="preserve">{_HOTEL_1021} </w:t>
-      </w:r>
-      <w:r>
-        <w:rPr>
-          <w:rFonts w:cs="DejaVu Sans Condensed" w:ascii="DejaVu Sans Condensed" w:hAnsi="DejaVu Sans Condensed"/>
-          <w:b/>
-          <w:bCs/>
-          <w:sz w:val="18"/>
-          <w:szCs w:val="18"/>
-        </w:rPr>
-        <w:t xml:space="preserve">{_HOTEL_1022} </w:t>
+        <w:t>{_HOTEL_1021}</w:t>
+      </w:r>
+      <w:r>
+        <w:rPr>
+          <w:rFonts w:cs="DejaVu Sans Condensed" w:ascii="DejaVu Sans Condensed" w:hAnsi="DejaVu Sans Condensed"/>
+          <w:sz w:val="18"/>
+          <w:szCs w:val="18"/>
+        </w:rPr>
+        <w:t>{_HOTEL_EGSSE_1021}</w:t>
+      </w:r>
+      <w:r>
+        <w:rPr>
+          <w:rFonts w:cs="DejaVu Sans Condensed" w:ascii="DejaVu Sans Condensed" w:hAnsi="DejaVu Sans Condensed"/>
+          <w:sz w:val="18"/>
+          <w:szCs w:val="18"/>
+        </w:rPr>
+        <w:t xml:space="preserve"> </w:t>
+      </w:r>
+      <w:r>
+        <w:rPr>
+          <w:rFonts w:cs="DejaVu Sans Condensed" w:ascii="DejaVu Sans Condensed" w:hAnsi="DejaVu Sans Condensed"/>
+          <w:b/>
+          <w:bCs/>
+          <w:sz w:val="18"/>
+          <w:szCs w:val="18"/>
+        </w:rPr>
+        <w:t>{_HOTEL_1022}</w:t>
+      </w:r>
+      <w:r>
+        <w:rPr>
+          <w:rFonts w:cs="DejaVu Sans Condensed" w:ascii="DejaVu Sans Condensed" w:hAnsi="DejaVu Sans Condensed"/>
+          <w:b/>
+          <w:bCs/>
+          <w:sz w:val="18"/>
+          <w:szCs w:val="18"/>
+        </w:rPr>
+        <w:t>{_HOTEL_EGSSE_1022}</w:t>
+      </w:r>
+      <w:r>
+        <w:rPr>
+          <w:rFonts w:cs="DejaVu Sans Condensed" w:ascii="DejaVu Sans Condensed" w:hAnsi="DejaVu Sans Condensed"/>
+          <w:b/>
+          <w:bCs/>
+          <w:sz w:val="18"/>
+          <w:szCs w:val="18"/>
+        </w:rPr>
+        <w:t xml:space="preserve"> </w:t>
       </w:r>
       <w:r>
         <w:rPr>
@@ -10890,7 +11042,23 @@
           <w:sz w:val="18"/>
           <w:szCs w:val="18"/>
         </w:rPr>
-        <w:t>{_HOTEL_1100}{_GENIKOI_OROI_1100}</w:t>
+        <w:t>{_HOTEL_1100}</w:t>
+      </w:r>
+      <w:r>
+        <w:rPr>
+          <w:rFonts w:cs="DejaVu Sans Condensed" w:ascii="DejaVu Sans Condensed" w:hAnsi="DejaVu Sans Condensed"/>
+          <w:sz w:val="18"/>
+          <w:szCs w:val="18"/>
+        </w:rPr>
+        <w:t>{_HOTEL_EGSSE_1100}</w:t>
+      </w:r>
+      <w:r>
+        <w:rPr>
+          <w:rFonts w:cs="DejaVu Sans Condensed" w:ascii="DejaVu Sans Condensed" w:hAnsi="DejaVu Sans Condensed"/>
+          <w:sz w:val="18"/>
+          <w:szCs w:val="18"/>
+        </w:rPr>
+        <w:t>{_GENIKOI_OROI_1100}</w:t>
       </w:r>
     </w:p>
     <w:p>

--- a/public/templates/ΑΡΧΙΚΗ ΣΥΜΒΑΣΗ ΕΡΓΑΖΟΜΕΝΩΝ.docx
+++ b/public/templates/ΑΡΧΙΚΗ ΣΥΜΒΑΣΗ ΕΡΓΑΖΟΜΕΝΩΝ.docx
@@ -2285,9 +2285,8 @@
           <w:iCs w:val="false"/>
           <w:sz w:val="18"/>
           <w:szCs w:val="18"/>
-          <w:lang w:val="en-US"/>
-        </w:rPr>
-        <w:t>HOTEL_0001</w:t>
+        </w:rPr>
+        <w:t>FIELD</w:t>
       </w:r>
       <w:r>
         <w:rPr>
@@ -2296,8 +2295,9 @@
           <w:iCs w:val="false"/>
           <w:sz w:val="18"/>
           <w:szCs w:val="18"/>
-        </w:rPr>
-        <w:t>}</w:t>
+          <w:lang w:val="en-US"/>
+        </w:rPr>
+        <w:t>_0001</w:t>
       </w:r>
       <w:r>
         <w:rPr>
@@ -2307,17 +2307,7 @@
           <w:sz w:val="18"/>
           <w:szCs w:val="18"/>
         </w:rPr>
-        <w:t>{_HOTEL_EGSSE_0001}</w:t>
-      </w:r>
-      <w:r>
-        <w:rPr>
-          <w:rFonts w:cs="DejaVu Sans Condensed" w:ascii="DejaVu Sans Condensed" w:hAnsi="DejaVu Sans Condensed"/>
-          <w:i/>
-          <w:iCs/>
-          <w:sz w:val="18"/>
-          <w:szCs w:val="18"/>
-        </w:rPr>
-        <w:t xml:space="preserve"> </w:t>
+        <w:t>}</w:t>
       </w:r>
     </w:p>
     <w:p>
@@ -2644,7 +2634,7 @@
           <w:sz w:val="16"/>
           <w:szCs w:val="16"/>
         </w:rPr>
-        <w:t>{_HOTEL_0002}</w:t>
+        <w:t>{_</w:t>
       </w:r>
       <w:r>
         <w:rPr>
@@ -2654,7 +2644,17 @@
           <w:sz w:val="16"/>
           <w:szCs w:val="16"/>
         </w:rPr>
-        <w:t>{_HOTEL_EGSSE_0002}</w:t>
+        <w:t>FIELD</w:t>
+      </w:r>
+      <w:r>
+        <w:rPr>
+          <w:rFonts w:cs="DejaVu Sans Condensed" w:ascii="DejaVu Sans Condensed" w:hAnsi="DejaVu Sans Condensed"/>
+          <w:i/>
+          <w:iCs/>
+          <w:sz w:val="16"/>
+          <w:szCs w:val="16"/>
+        </w:rPr>
+        <w:t>_0002}</w:t>
       </w:r>
       <w:r>
         <w:rPr>
@@ -2856,23 +2856,23 @@
           <w:sz w:val="18"/>
           <w:szCs w:val="18"/>
         </w:rPr>
-        <w:t xml:space="preserve"> {_HOTEL_0003}</w:t>
-      </w:r>
-      <w:r>
-        <w:rPr>
-          <w:rFonts w:cs="DejaVu Sans Condensed" w:ascii="DejaVu Sans Condensed" w:hAnsi="DejaVu Sans Condensed"/>
-          <w:sz w:val="18"/>
-          <w:szCs w:val="18"/>
-        </w:rPr>
-        <w:t>{_HOTEL_EGSSE_0003}</w:t>
-      </w:r>
-      <w:r>
-        <w:rPr>
-          <w:rFonts w:cs="DejaVu Sans Condensed" w:ascii="DejaVu Sans Condensed" w:hAnsi="DejaVu Sans Condensed"/>
-          <w:sz w:val="18"/>
-          <w:szCs w:val="18"/>
-        </w:rPr>
-        <w:t>{_GENIKOI_OROI_0025}</w:t>
+        <w:t xml:space="preserve"> {_</w:t>
+      </w:r>
+      <w:r>
+        <w:rPr>
+          <w:rFonts w:cs="DejaVu Sans Condensed" w:ascii="DejaVu Sans Condensed" w:hAnsi="DejaVu Sans Condensed"/>
+          <w:sz w:val="18"/>
+          <w:szCs w:val="18"/>
+        </w:rPr>
+        <w:t>FIELD</w:t>
+      </w:r>
+      <w:r>
+        <w:rPr>
+          <w:rFonts w:cs="DejaVu Sans Condensed" w:ascii="DejaVu Sans Condensed" w:hAnsi="DejaVu Sans Condensed"/>
+          <w:sz w:val="18"/>
+          <w:szCs w:val="18"/>
+        </w:rPr>
+        <w:t>_0003}</w:t>
       </w:r>
     </w:p>
     <w:p>
@@ -3496,7 +3496,7 @@
           <w:sz w:val="16"/>
           <w:szCs w:val="16"/>
         </w:rPr>
-        <w:t>{_HOTEL_0005}</w:t>
+        <w:t>{_</w:t>
       </w:r>
       <w:r>
         <w:rPr>
@@ -3506,7 +3506,7 @@
           <w:sz w:val="16"/>
           <w:szCs w:val="16"/>
         </w:rPr>
-        <w:t>{_HOTEL_EGSSE_0005}</w:t>
+        <w:t>FIELD</w:t>
       </w:r>
       <w:r>
         <w:rPr>
@@ -3516,17 +3516,7 @@
           <w:sz w:val="16"/>
           <w:szCs w:val="16"/>
         </w:rPr>
-        <w:t>{_HOTEL_0006}</w:t>
-      </w:r>
-      <w:r>
-        <w:rPr>
-          <w:rFonts w:cs="DejaVu Sans Condensed" w:ascii="DejaVu Sans Condensed" w:hAnsi="DejaVu Sans Condensed"/>
-          <w:i/>
-          <w:iCs/>
-          <w:sz w:val="16"/>
-          <w:szCs w:val="16"/>
-        </w:rPr>
-        <w:t>{_HOTEL_EGSSE_0006}</w:t>
+        <w:t>_0005}{_FIELD_0006}</w:t>
       </w:r>
     </w:p>
     <w:p>
@@ -3861,15 +3851,23 @@
           <w:sz w:val="18"/>
           <w:szCs w:val="18"/>
         </w:rPr>
-        <w:t>}  διατηρεί ή θα διατηρεί στο μέλλον εγκαταστάσεις. {_HOTEL_0007}</w:t>
-      </w:r>
-      <w:r>
-        <w:rPr>
-          <w:rFonts w:cs="DejaVu Sans Condensed" w:ascii="DejaVu Sans Condensed" w:hAnsi="DejaVu Sans Condensed"/>
-          <w:sz w:val="18"/>
-          <w:szCs w:val="18"/>
-        </w:rPr>
-        <w:t>{_HOTEL_EGSSE_0007}</w:t>
+        <w:t>}  διατηρεί ή θα διατηρεί στο μέλλον εγκαταστάσεις. {_</w:t>
+      </w:r>
+      <w:r>
+        <w:rPr>
+          <w:rFonts w:cs="DejaVu Sans Condensed" w:ascii="DejaVu Sans Condensed" w:hAnsi="DejaVu Sans Condensed"/>
+          <w:sz w:val="18"/>
+          <w:szCs w:val="18"/>
+        </w:rPr>
+        <w:t>FIELD</w:t>
+      </w:r>
+      <w:r>
+        <w:rPr>
+          <w:rFonts w:cs="DejaVu Sans Condensed" w:ascii="DejaVu Sans Condensed" w:hAnsi="DejaVu Sans Condensed"/>
+          <w:sz w:val="18"/>
+          <w:szCs w:val="18"/>
+        </w:rPr>
+        <w:t>_0007}</w:t>
       </w:r>
     </w:p>
     <w:p>
@@ -3899,7 +3897,7 @@
           <w:szCs w:val="16"/>
           <w:u w:val="none"/>
         </w:rPr>
-        <w:t>{_HOTEL_0004_TABLE}</w:t>
+        <w:t>{_</w:t>
       </w:r>
       <w:r>
         <w:rPr>
@@ -3915,7 +3913,23 @@
           <w:szCs w:val="16"/>
           <w:u w:val="none"/>
         </w:rPr>
-        <w:t>{_HOTEL_EGSSE_0004}</w:t>
+        <w:t>FIELD</w:t>
+      </w:r>
+      <w:r>
+        <w:rPr>
+          <w:rStyle w:val="Style16"/>
+          <w:rFonts w:ascii="DejaVu Sans Mono" w:hAnsi="DejaVu Sans Mono"/>
+          <w:b w:val="false"/>
+          <w:i w:val="false"/>
+          <w:caps w:val="false"/>
+          <w:smallCaps w:val="false"/>
+          <w:color w:val="1F2328"/>
+          <w:spacing w:val="0"/>
+          <w:sz w:val="16"/>
+          <w:szCs w:val="16"/>
+          <w:u w:val="none"/>
+        </w:rPr>
+        <w:t>_0004_TABLE}</w:t>
       </w:r>
     </w:p>
     <w:p>
@@ -6480,23 +6494,39 @@
           <w:sz w:val="18"/>
           <w:szCs w:val="18"/>
         </w:rPr>
-        <w:t xml:space="preserve">ιδίως με καταγγελία της, από κάθε συμβαλλόμενο μέρος, διεπόμενη από τις εκάστοτε ισχύουσες διατάξεις της εργατικής νομοθεσίας, {_HOTEL_0081} </w:t>
-      </w:r>
-      <w:r>
-        <w:rPr>
-          <w:rFonts w:cs="DejaVu Sans Condensed" w:ascii="DejaVu Sans Condensed" w:hAnsi="DejaVu Sans Condensed"/>
-          <w:sz w:val="18"/>
-          <w:szCs w:val="18"/>
-        </w:rPr>
-        <w:t>{_HOTEL_EGSSE_0081}</w:t>
-      </w:r>
-      <w:r>
-        <w:rPr>
-          <w:rFonts w:cs="DejaVu Sans Condensed" w:ascii="DejaVu Sans Condensed" w:hAnsi="DejaVu Sans Condensed"/>
-          <w:sz w:val="18"/>
-          <w:szCs w:val="18"/>
-        </w:rPr>
-        <w:t>{</w:t>
+        <w:t>ιδίως με καταγγελία της, από κάθε συμβαλλόμενο μέρος, διεπόμενη από τις εκάστοτε ισχύουσες διατάξεις της εργατικής νομοθεσίας. {_</w:t>
+      </w:r>
+      <w:r>
+        <w:rPr>
+          <w:rFonts w:cs="DejaVu Sans Condensed" w:ascii="DejaVu Sans Condensed" w:hAnsi="DejaVu Sans Condensed"/>
+          <w:sz w:val="18"/>
+          <w:szCs w:val="18"/>
+        </w:rPr>
+        <w:t>FIELD</w:t>
+      </w:r>
+      <w:r>
+        <w:rPr>
+          <w:rFonts w:cs="DejaVu Sans Condensed" w:ascii="DejaVu Sans Condensed" w:hAnsi="DejaVu Sans Condensed"/>
+          <w:sz w:val="18"/>
+          <w:szCs w:val="18"/>
+        </w:rPr>
+        <w:t>_00</w:t>
+      </w:r>
+      <w:r>
+        <w:rPr>
+          <w:rFonts w:cs="DejaVu Sans Condensed" w:ascii="DejaVu Sans Condensed" w:hAnsi="DejaVu Sans Condensed"/>
+          <w:sz w:val="18"/>
+          <w:szCs w:val="18"/>
+        </w:rPr>
+        <w:t>08</w:t>
+      </w:r>
+      <w:r>
+        <w:rPr>
+          <w:rFonts w:cs="DejaVu Sans Condensed" w:ascii="DejaVu Sans Condensed" w:hAnsi="DejaVu Sans Condensed"/>
+          <w:sz w:val="18"/>
+          <w:szCs w:val="18"/>
+        </w:rPr>
+        <w:t>}{</w:t>
       </w:r>
       <w:r>
         <w:rPr>
@@ -6507,23 +6537,7 @@
           <w:szCs w:val="18"/>
           <w:u w:val="single"/>
         </w:rPr>
-        <w:t>_HOTEL_0082</w:t>
-      </w:r>
-      <w:r>
-        <w:rPr>
-          <w:rFonts w:cs="DejaVu Sans Condensed" w:ascii="DejaVu Sans Condensed" w:hAnsi="DejaVu Sans Condensed"/>
-          <w:sz w:val="18"/>
-          <w:szCs w:val="18"/>
-        </w:rPr>
-        <w:t>}</w:t>
-      </w:r>
-      <w:r>
-        <w:rPr>
-          <w:rFonts w:cs="DejaVu Sans Condensed" w:ascii="DejaVu Sans Condensed" w:hAnsi="DejaVu Sans Condensed"/>
-          <w:sz w:val="18"/>
-          <w:szCs w:val="18"/>
-        </w:rPr>
-        <w:t>{</w:t>
+        <w:t>_</w:t>
       </w:r>
       <w:r>
         <w:rPr>
@@ -6532,8 +6546,31 @@
           <w:iCs/>
           <w:sz w:val="18"/>
           <w:szCs w:val="18"/>
-        </w:rPr>
-        <w:t>_HOTEL_EGSSE_0082</w:t>
+          <w:u w:val="single"/>
+        </w:rPr>
+        <w:t>FIELD</w:t>
+      </w:r>
+      <w:r>
+        <w:rPr>
+          <w:rFonts w:cs="DejaVu Sans Condensed" w:ascii="DejaVu Sans Condensed" w:hAnsi="DejaVu Sans Condensed"/>
+          <w:i/>
+          <w:iCs/>
+          <w:sz w:val="18"/>
+          <w:szCs w:val="18"/>
+          <w:u w:val="single"/>
+        </w:rPr>
+        <w:t>_00</w:t>
+      </w:r>
+      <w:r>
+        <w:rPr>
+          <w:rFonts w:cs="DejaVu Sans Condensed" w:ascii="DejaVu Sans Condensed" w:hAnsi="DejaVu Sans Condensed"/>
+          <w:i/>
+          <w:iCs/>
+          <w:sz w:val="18"/>
+          <w:szCs w:val="18"/>
+          <w:u w:val="single"/>
+        </w:rPr>
+        <w:t>09</w:t>
       </w:r>
       <w:r>
         <w:rPr>
@@ -10890,73 +10927,89 @@
           <w:sz w:val="18"/>
           <w:szCs w:val="18"/>
         </w:rPr>
-        <w:t>{_HOTEL_1021}</w:t>
-      </w:r>
-      <w:r>
-        <w:rPr>
-          <w:rFonts w:cs="DejaVu Sans Condensed" w:ascii="DejaVu Sans Condensed" w:hAnsi="DejaVu Sans Condensed"/>
-          <w:sz w:val="18"/>
-          <w:szCs w:val="18"/>
-        </w:rPr>
-        <w:t>{_HOTEL_EGSSE_1021}</w:t>
-      </w:r>
-      <w:r>
-        <w:rPr>
-          <w:rFonts w:cs="DejaVu Sans Condensed" w:ascii="DejaVu Sans Condensed" w:hAnsi="DejaVu Sans Condensed"/>
-          <w:sz w:val="18"/>
-          <w:szCs w:val="18"/>
-        </w:rPr>
-        <w:t xml:space="preserve"> </w:t>
-      </w:r>
-      <w:r>
-        <w:rPr>
-          <w:rFonts w:cs="DejaVu Sans Condensed" w:ascii="DejaVu Sans Condensed" w:hAnsi="DejaVu Sans Condensed"/>
-          <w:b/>
-          <w:bCs/>
-          <w:sz w:val="18"/>
-          <w:szCs w:val="18"/>
-        </w:rPr>
-        <w:t>{_HOTEL_1022}</w:t>
-      </w:r>
-      <w:r>
-        <w:rPr>
-          <w:rFonts w:cs="DejaVu Sans Condensed" w:ascii="DejaVu Sans Condensed" w:hAnsi="DejaVu Sans Condensed"/>
-          <w:b/>
-          <w:bCs/>
-          <w:sz w:val="18"/>
-          <w:szCs w:val="18"/>
-        </w:rPr>
-        <w:t>{_HOTEL_EGSSE_1022}</w:t>
-      </w:r>
-      <w:r>
-        <w:rPr>
-          <w:rFonts w:cs="DejaVu Sans Condensed" w:ascii="DejaVu Sans Condensed" w:hAnsi="DejaVu Sans Condensed"/>
-          <w:b/>
-          <w:bCs/>
-          <w:sz w:val="18"/>
-          <w:szCs w:val="18"/>
-        </w:rPr>
-        <w:t xml:space="preserve"> </w:t>
-      </w:r>
-      <w:r>
-        <w:rPr>
-          <w:rFonts w:cs="DejaVu Sans Condensed" w:ascii="DejaVu Sans Condensed" w:hAnsi="DejaVu Sans Condensed"/>
-          <w:b w:val="false"/>
-          <w:bCs w:val="false"/>
-          <w:sz w:val="18"/>
-          <w:szCs w:val="18"/>
-        </w:rPr>
-        <w:t>{_GENIKOI_OROI_1021}</w:t>
-      </w:r>
-      <w:r>
-        <w:rPr>
-          <w:rFonts w:cs="DejaVu Sans Condensed" w:ascii="DejaVu Sans Condensed" w:hAnsi="DejaVu Sans Condensed"/>
-          <w:b/>
-          <w:bCs/>
-          <w:sz w:val="18"/>
-          <w:szCs w:val="18"/>
-        </w:rPr>
-        <w:t>{_GENIKOI_OROI_1022}</w:t>
+        <w:t>{_</w:t>
+      </w:r>
+      <w:r>
+        <w:rPr>
+          <w:rFonts w:cs="DejaVu Sans Condensed" w:ascii="DejaVu Sans Condensed" w:hAnsi="DejaVu Sans Condensed"/>
+          <w:sz w:val="18"/>
+          <w:szCs w:val="18"/>
+        </w:rPr>
+        <w:t>FIELD</w:t>
+      </w:r>
+      <w:r>
+        <w:rPr>
+          <w:rFonts w:cs="DejaVu Sans Condensed" w:ascii="DejaVu Sans Condensed" w:hAnsi="DejaVu Sans Condensed"/>
+          <w:sz w:val="18"/>
+          <w:szCs w:val="18"/>
+        </w:rPr>
+        <w:t>_</w:t>
+      </w:r>
+      <w:r>
+        <w:rPr>
+          <w:rFonts w:cs="DejaVu Sans Condensed" w:ascii="DejaVu Sans Condensed" w:hAnsi="DejaVu Sans Condensed"/>
+          <w:sz w:val="18"/>
+          <w:szCs w:val="18"/>
+        </w:rPr>
+        <w:t>0010</w:t>
+      </w:r>
+      <w:r>
+        <w:rPr>
+          <w:rFonts w:cs="DejaVu Sans Condensed" w:ascii="DejaVu Sans Condensed" w:hAnsi="DejaVu Sans Condensed"/>
+          <w:sz w:val="18"/>
+          <w:szCs w:val="18"/>
+        </w:rPr>
+        <w:t>}</w:t>
+      </w:r>
+      <w:r>
+        <w:rPr>
+          <w:rFonts w:cs="DejaVu Sans Condensed" w:ascii="DejaVu Sans Condensed" w:hAnsi="DejaVu Sans Condensed"/>
+          <w:b/>
+          <w:bCs/>
+          <w:sz w:val="18"/>
+          <w:szCs w:val="18"/>
+        </w:rPr>
+        <w:t>{_</w:t>
+      </w:r>
+      <w:r>
+        <w:rPr>
+          <w:rFonts w:cs="DejaVu Sans Condensed" w:ascii="DejaVu Sans Condensed" w:hAnsi="DejaVu Sans Condensed"/>
+          <w:b/>
+          <w:bCs/>
+          <w:sz w:val="18"/>
+          <w:szCs w:val="18"/>
+        </w:rPr>
+        <w:t>FIELD</w:t>
+      </w:r>
+      <w:r>
+        <w:rPr>
+          <w:rFonts w:cs="DejaVu Sans Condensed" w:ascii="DejaVu Sans Condensed" w:hAnsi="DejaVu Sans Condensed"/>
+          <w:b/>
+          <w:bCs/>
+          <w:sz w:val="18"/>
+          <w:szCs w:val="18"/>
+        </w:rPr>
+        <w:t>_</w:t>
+      </w:r>
+      <w:r>
+        <w:rPr>
+          <w:rFonts w:cs="DejaVu Sans Condensed" w:ascii="DejaVu Sans Condensed" w:hAnsi="DejaVu Sans Condensed"/>
+          <w:b/>
+          <w:bCs/>
+          <w:sz w:val="18"/>
+          <w:szCs w:val="18"/>
+        </w:rPr>
+        <w:t>0011</w:t>
+      </w:r>
+      <w:r>
+        <w:rPr>
+          <w:rFonts w:cs="DejaVu Sans Condensed" w:ascii="DejaVu Sans Condensed" w:hAnsi="DejaVu Sans Condensed"/>
+          <w:b/>
+          <w:bCs/>
+          <w:sz w:val="18"/>
+          <w:szCs w:val="18"/>
+        </w:rPr>
+        <w:t>}</w:t>
       </w:r>
     </w:p>
     <w:p>
@@ -11042,23 +11095,39 @@
           <w:sz w:val="18"/>
           <w:szCs w:val="18"/>
         </w:rPr>
-        <w:t>{_HOTEL_1100}</w:t>
-      </w:r>
-      <w:r>
-        <w:rPr>
-          <w:rFonts w:cs="DejaVu Sans Condensed" w:ascii="DejaVu Sans Condensed" w:hAnsi="DejaVu Sans Condensed"/>
-          <w:sz w:val="18"/>
-          <w:szCs w:val="18"/>
-        </w:rPr>
-        <w:t>{_HOTEL_EGSSE_1100}</w:t>
-      </w:r>
-      <w:r>
-        <w:rPr>
-          <w:rFonts w:cs="DejaVu Sans Condensed" w:ascii="DejaVu Sans Condensed" w:hAnsi="DejaVu Sans Condensed"/>
-          <w:sz w:val="18"/>
-          <w:szCs w:val="18"/>
-        </w:rPr>
-        <w:t>{_GENIKOI_OROI_1100}</w:t>
+        <w:t>{_</w:t>
+      </w:r>
+      <w:r>
+        <w:rPr>
+          <w:rFonts w:cs="DejaVu Sans Condensed" w:ascii="DejaVu Sans Condensed" w:hAnsi="DejaVu Sans Condensed"/>
+          <w:sz w:val="18"/>
+          <w:szCs w:val="18"/>
+        </w:rPr>
+        <w:t>FIELD</w:t>
+      </w:r>
+      <w:r>
+        <w:rPr>
+          <w:rFonts w:cs="DejaVu Sans Condensed" w:ascii="DejaVu Sans Condensed" w:hAnsi="DejaVu Sans Condensed"/>
+          <w:sz w:val="18"/>
+          <w:szCs w:val="18"/>
+        </w:rPr>
+        <w:t>_00</w:t>
+      </w:r>
+      <w:r>
+        <w:rPr>
+          <w:rFonts w:cs="DejaVu Sans Condensed" w:ascii="DejaVu Sans Condensed" w:hAnsi="DejaVu Sans Condensed"/>
+          <w:sz w:val="18"/>
+          <w:szCs w:val="18"/>
+        </w:rPr>
+        <w:t>12</w:t>
+      </w:r>
+      <w:r>
+        <w:rPr>
+          <w:rFonts w:cs="DejaVu Sans Condensed" w:ascii="DejaVu Sans Condensed" w:hAnsi="DejaVu Sans Condensed"/>
+          <w:sz w:val="18"/>
+          <w:szCs w:val="18"/>
+        </w:rPr>
+        <w:t>}</w:t>
       </w:r>
     </w:p>
     <w:p>

--- a/public/templates/ΑΡΧΙΚΗ ΣΥΜΒΑΣΗ ΕΡΓΑΖΟΜΕΝΩΝ.docx
+++ b/public/templates/ΑΡΧΙΚΗ ΣΥΜΒΑΣΗ ΕΡΓΑΖΟΜΕΝΩΝ.docx
@@ -2276,17 +2276,7 @@
           <w:sz w:val="18"/>
           <w:szCs w:val="18"/>
         </w:rPr>
-        <w:t>{_</w:t>
-      </w:r>
-      <w:r>
-        <w:rPr>
-          <w:rFonts w:cs="DejaVu Sans Condensed" w:ascii="DejaVu Sans Condensed" w:hAnsi="DejaVu Sans Condensed"/>
-          <w:i w:val="false"/>
-          <w:iCs w:val="false"/>
-          <w:sz w:val="18"/>
-          <w:szCs w:val="18"/>
-        </w:rPr>
-        <w:t>FIELD</w:t>
+        <w:t>{_FIELD</w:t>
       </w:r>
       <w:r>
         <w:rPr>
@@ -2634,27 +2624,7 @@
           <w:sz w:val="16"/>
           <w:szCs w:val="16"/>
         </w:rPr>
-        <w:t>{_</w:t>
-      </w:r>
-      <w:r>
-        <w:rPr>
-          <w:rFonts w:cs="DejaVu Sans Condensed" w:ascii="DejaVu Sans Condensed" w:hAnsi="DejaVu Sans Condensed"/>
-          <w:i/>
-          <w:iCs/>
-          <w:sz w:val="16"/>
-          <w:szCs w:val="16"/>
-        </w:rPr>
-        <w:t>FIELD</w:t>
-      </w:r>
-      <w:r>
-        <w:rPr>
-          <w:rFonts w:cs="DejaVu Sans Condensed" w:ascii="DejaVu Sans Condensed" w:hAnsi="DejaVu Sans Condensed"/>
-          <w:i/>
-          <w:iCs/>
-          <w:sz w:val="16"/>
-          <w:szCs w:val="16"/>
-        </w:rPr>
-        <w:t>_0002}</w:t>
+        <w:t>{_FIELD_0002}</w:t>
       </w:r>
       <w:r>
         <w:rPr>
@@ -2856,23 +2826,7 @@
           <w:sz w:val="18"/>
           <w:szCs w:val="18"/>
         </w:rPr>
-        <w:t xml:space="preserve"> {_</w:t>
-      </w:r>
-      <w:r>
-        <w:rPr>
-          <w:rFonts w:cs="DejaVu Sans Condensed" w:ascii="DejaVu Sans Condensed" w:hAnsi="DejaVu Sans Condensed"/>
-          <w:sz w:val="18"/>
-          <w:szCs w:val="18"/>
-        </w:rPr>
-        <w:t>FIELD</w:t>
-      </w:r>
-      <w:r>
-        <w:rPr>
-          <w:rFonts w:cs="DejaVu Sans Condensed" w:ascii="DejaVu Sans Condensed" w:hAnsi="DejaVu Sans Condensed"/>
-          <w:sz w:val="18"/>
-          <w:szCs w:val="18"/>
-        </w:rPr>
-        <w:t>_0003}</w:t>
+        <w:t xml:space="preserve"> {_FIELD_0003}</w:t>
       </w:r>
     </w:p>
     <w:p>
@@ -3496,27 +3450,7 @@
           <w:sz w:val="16"/>
           <w:szCs w:val="16"/>
         </w:rPr>
-        <w:t>{_</w:t>
-      </w:r>
-      <w:r>
-        <w:rPr>
-          <w:rFonts w:cs="DejaVu Sans Condensed" w:ascii="DejaVu Sans Condensed" w:hAnsi="DejaVu Sans Condensed"/>
-          <w:i/>
-          <w:iCs/>
-          <w:sz w:val="16"/>
-          <w:szCs w:val="16"/>
-        </w:rPr>
-        <w:t>FIELD</w:t>
-      </w:r>
-      <w:r>
-        <w:rPr>
-          <w:rFonts w:cs="DejaVu Sans Condensed" w:ascii="DejaVu Sans Condensed" w:hAnsi="DejaVu Sans Condensed"/>
-          <w:i/>
-          <w:iCs/>
-          <w:sz w:val="16"/>
-          <w:szCs w:val="16"/>
-        </w:rPr>
-        <w:t>_0005}{_FIELD_0006}</w:t>
+        <w:t>{_FIELD_0005}{_FIELD_0006}</w:t>
       </w:r>
     </w:p>
     <w:p>
@@ -3851,23 +3785,7 @@
           <w:sz w:val="18"/>
           <w:szCs w:val="18"/>
         </w:rPr>
-        <w:t>}  διατηρεί ή θα διατηρεί στο μέλλον εγκαταστάσεις. {_</w:t>
-      </w:r>
-      <w:r>
-        <w:rPr>
-          <w:rFonts w:cs="DejaVu Sans Condensed" w:ascii="DejaVu Sans Condensed" w:hAnsi="DejaVu Sans Condensed"/>
-          <w:sz w:val="18"/>
-          <w:szCs w:val="18"/>
-        </w:rPr>
-        <w:t>FIELD</w:t>
-      </w:r>
-      <w:r>
-        <w:rPr>
-          <w:rFonts w:cs="DejaVu Sans Condensed" w:ascii="DejaVu Sans Condensed" w:hAnsi="DejaVu Sans Condensed"/>
-          <w:sz w:val="18"/>
-          <w:szCs w:val="18"/>
-        </w:rPr>
-        <w:t>_0007}</w:t>
+        <w:t>}  διατηρεί ή θα διατηρεί στο μέλλον εγκαταστάσεις. {_FIELD_0007}</w:t>
       </w:r>
     </w:p>
     <w:p>
@@ -3897,39 +3815,7 @@
           <w:szCs w:val="16"/>
           <w:u w:val="none"/>
         </w:rPr>
-        <w:t>{_</w:t>
-      </w:r>
-      <w:r>
-        <w:rPr>
-          <w:rStyle w:val="Style16"/>
-          <w:rFonts w:ascii="DejaVu Sans Mono" w:hAnsi="DejaVu Sans Mono"/>
-          <w:b w:val="false"/>
-          <w:i w:val="false"/>
-          <w:caps w:val="false"/>
-          <w:smallCaps w:val="false"/>
-          <w:color w:val="1F2328"/>
-          <w:spacing w:val="0"/>
-          <w:sz w:val="16"/>
-          <w:szCs w:val="16"/>
-          <w:u w:val="none"/>
-        </w:rPr>
-        <w:t>FIELD</w:t>
-      </w:r>
-      <w:r>
-        <w:rPr>
-          <w:rStyle w:val="Style16"/>
-          <w:rFonts w:ascii="DejaVu Sans Mono" w:hAnsi="DejaVu Sans Mono"/>
-          <w:b w:val="false"/>
-          <w:i w:val="false"/>
-          <w:caps w:val="false"/>
-          <w:smallCaps w:val="false"/>
-          <w:color w:val="1F2328"/>
-          <w:spacing w:val="0"/>
-          <w:sz w:val="16"/>
-          <w:szCs w:val="16"/>
-          <w:u w:val="none"/>
-        </w:rPr>
-        <w:t>_0004_TABLE}</w:t>
+        <w:t>{_FIELD_0004_TABLE}</w:t>
       </w:r>
     </w:p>
     <w:p>
@@ -4128,7 +4014,34 @@
           <w:sz w:val="18"/>
           <w:szCs w:val="18"/>
         </w:rPr>
-        <w:t>} και χωρίς η μετάθεση αυτή να θεωρείται ως βλαπτική μεταβολή των όρων εργασίας τ{_GENIKH_A}.</w:t>
+        <w:t xml:space="preserve">} και χωρίς η μετάθεση αυτή να θεωρείται ως βλαπτική μεταβολή των όρων εργασίας τ{_GENIKH_A} </w:t>
+      </w:r>
+      <w:r>
+        <w:rPr>
+          <w:rFonts w:cs="DejaVu Sans Condensed" w:ascii="DejaVu Sans Condensed" w:hAnsi="DejaVu Sans Condensed"/>
+          <w:sz w:val="18"/>
+          <w:szCs w:val="18"/>
+        </w:rPr>
+        <w:t>με την σ</w:t>
+      </w:r>
+      <w:r>
+        <w:rPr>
+          <w:rFonts w:eastAsia="Calibri" w:cs="DejaVu Sans Condensed" w:ascii="DejaVu Sans Condensed" w:hAnsi="DejaVu Sans Condensed" w:eastAsiaTheme="minorHAnsi"/>
+          <w:color w:val="auto"/>
+          <w:kern w:val="0"/>
+          <w:sz w:val="18"/>
+          <w:szCs w:val="18"/>
+          <w:lang w:val="el-GR" w:eastAsia="en-US" w:bidi="ar-SA"/>
+        </w:rPr>
+        <w:t>ύμφωνη γνώμη τ{_GENIKH_A} εργαζόμεν{_GENIKH_A}</w:t>
+      </w:r>
+      <w:r>
+        <w:rPr>
+          <w:rFonts w:cs="DejaVu Sans Condensed" w:ascii="DejaVu Sans Condensed" w:hAnsi="DejaVu Sans Condensed"/>
+          <w:sz w:val="18"/>
+          <w:szCs w:val="18"/>
+        </w:rPr>
+        <w:t>.</w:t>
       </w:r>
     </w:p>
     <w:p>
@@ -5402,25 +5315,7 @@
           <w:sz w:val="18"/>
           <w:szCs w:val="18"/>
         </w:rPr>
-        <w:t xml:space="preserve">Επιμίσθιο ορίζεται η  διαφορά μεταξύ νομίμων και καταβαλλομένων αποδοχών σε περίπτωση που οι συμφωνημένες και καταβαλλόμενες αποδοχές (6.1) </w:t>
-      </w:r>
-      <w:r>
-        <w:rPr>
-          <w:rFonts w:cs="DejaVu Sans Condensed" w:ascii="DejaVu Sans Condensed" w:hAnsi="DejaVu Sans Condensed"/>
-          <w:i w:val="false"/>
-          <w:iCs w:val="false"/>
-          <w:sz w:val="18"/>
-          <w:szCs w:val="18"/>
-        </w:rPr>
-        <w:t>είναι υπέρτερες (ανώτερες) των νομίμων.</w:t>
-      </w:r>
-      <w:r>
-        <w:rPr>
-          <w:rFonts w:cs="DejaVu Sans Condensed" w:ascii="DejaVu Sans Condensed" w:hAnsi="DejaVu Sans Condensed"/>
-          <w:sz w:val="18"/>
-          <w:szCs w:val="18"/>
-        </w:rPr>
-        <w:t xml:space="preserve"> </w:t>
+        <w:t>{_FIELD_0061}{_FIELD_0062}</w:t>
       </w:r>
     </w:p>
     <w:p>
@@ -5437,10 +5332,21 @@
       <w:r>
         <w:rPr>
           <w:rFonts w:cs="DejaVu Sans Condensed" w:ascii="DejaVu Sans Condensed" w:hAnsi="DejaVu Sans Condensed"/>
-          <w:sz w:val="18"/>
-          <w:szCs w:val="18"/>
-        </w:rPr>
-        <w:t>Συμφωνείται ότι θα καταλογίζονται (συμψηφίζονται) όλα τα επιδόματα που τυχόν δικαιούται {_ONOMASTIKH_A}  {_</w:t>
+          <w:b/>
+          <w:bCs/>
+          <w:sz w:val="18"/>
+          <w:szCs w:val="18"/>
+        </w:rPr>
+        <w:t>6.3.</w:t>
+      </w:r>
+      <w:r>
+        <w:rPr>
+          <w:rFonts w:cs="DejaVu Sans Condensed" w:ascii="DejaVu Sans Condensed" w:hAnsi="DejaVu Sans Condensed"/>
+          <w:sz w:val="18"/>
+          <w:szCs w:val="18"/>
+        </w:rPr>
+        <w:tab/>
+        <w:t>Οι μικτές αποδοχές τ{_GENIKH_A} {_</w:t>
       </w:r>
       <w:r>
         <w:rPr>
@@ -5474,41 +5380,24 @@
           <w:sz w:val="18"/>
           <w:szCs w:val="18"/>
         </w:rPr>
-        <w:t>} (ενδεικτικά τα επιδόματα γάμου και τριετιών), καθώς και τα ποσά επιδομάτων που ενδέχεται να θεσπιστούν μελλοντικώς ή τα ποσά επιδομάτων, που {_ONOMASTIKH_A}  {_</w:t>
-      </w:r>
-      <w:r>
-        <w:rPr>
-          <w:rFonts w:cs="DejaVu Sans Condensed" w:ascii="DejaVu Sans Condensed" w:hAnsi="DejaVu Sans Condensed"/>
-          <w:sz w:val="18"/>
-          <w:szCs w:val="18"/>
-          <w:lang w:val="en-US"/>
-        </w:rPr>
-        <w:t>TYPOS</w:t>
-      </w:r>
-      <w:r>
-        <w:rPr>
-          <w:rFonts w:cs="DejaVu Sans Condensed" w:ascii="DejaVu Sans Condensed" w:hAnsi="DejaVu Sans Condensed"/>
-          <w:sz w:val="18"/>
-          <w:szCs w:val="18"/>
-        </w:rPr>
-        <w:t>_</w:t>
-      </w:r>
-      <w:r>
-        <w:rPr>
-          <w:rFonts w:cs="DejaVu Sans Condensed" w:ascii="DejaVu Sans Condensed" w:hAnsi="DejaVu Sans Condensed"/>
-          <w:sz w:val="18"/>
-          <w:szCs w:val="18"/>
-          <w:lang w:val="en-US"/>
-        </w:rPr>
-        <w:t>ERG</w:t>
-      </w:r>
-      <w:r>
-        <w:rPr>
-          <w:rFonts w:cs="DejaVu Sans Condensed" w:ascii="DejaVu Sans Condensed" w:hAnsi="DejaVu Sans Condensed"/>
-          <w:sz w:val="18"/>
-          <w:szCs w:val="18"/>
-        </w:rPr>
-        <w:t>}, τυχόν θα δικαιούται στο μέλλον (συμπεριλαμβανομένων ενδεικτικά των επιδομάτων γάμου και τέκνων), που προβλέπονται ή θα προβλεφθούν από υποχρεωτικές διατάξεις ΣΣΕ, Δ.Α., διατάξεις νόμων, υπουργικών αποφάσεων κλπ.</w:t>
+        <w:t>_</w:t>
+      </w:r>
+      <w:r>
+        <w:rPr>
+          <w:rFonts w:cs="DejaVu Sans Condensed" w:ascii="DejaVu Sans Condensed" w:hAnsi="DejaVu Sans Condensed"/>
+          <w:sz w:val="18"/>
+          <w:szCs w:val="18"/>
+          <w:lang w:val="en-US"/>
+        </w:rPr>
+        <w:t>GENIKH</w:t>
+      </w:r>
+      <w:r>
+        <w:rPr>
+          <w:rFonts w:cs="DejaVu Sans Condensed" w:ascii="DejaVu Sans Condensed" w:hAnsi="DejaVu Sans Condensed"/>
+          <w:sz w:val="18"/>
+          <w:szCs w:val="18"/>
+        </w:rPr>
+        <w:t>} (υπό 6.1) θα υπόκεινται στις εκάστοτε ισχύουσες νόμιμες κρατήσεις.</w:t>
       </w:r>
     </w:p>
     <w:p>
@@ -5530,67 +5419,17 @@
           <w:sz w:val="18"/>
           <w:szCs w:val="18"/>
         </w:rPr>
-        <w:t>6.3.</w:t>
-      </w:r>
-      <w:r>
-        <w:rPr>
-          <w:rFonts w:cs="DejaVu Sans Condensed" w:ascii="DejaVu Sans Condensed" w:hAnsi="DejaVu Sans Condensed"/>
-          <w:sz w:val="18"/>
-          <w:szCs w:val="18"/>
-        </w:rPr>
+        <w:t>6.4.</w:t>
+      </w:r>
+      <w:r>
+        <w:rPr>
+          <w:rFonts w:cs="DejaVu Sans Condensed" w:ascii="DejaVu Sans Condensed" w:hAnsi="DejaVu Sans Condensed"/>
+          <w:sz w:val="18"/>
+          <w:szCs w:val="18"/>
+        </w:rPr>
+        <w:t xml:space="preserve"> </w:t>
         <w:tab/>
-        <w:t>Οι μικτές αποδοχές τ{_GENIKH_A} {_</w:t>
-      </w:r>
-      <w:r>
-        <w:rPr>
-          <w:rFonts w:cs="DejaVu Sans Condensed" w:ascii="DejaVu Sans Condensed" w:hAnsi="DejaVu Sans Condensed"/>
-          <w:sz w:val="18"/>
-          <w:szCs w:val="18"/>
-          <w:lang w:val="en-US"/>
-        </w:rPr>
-        <w:t>TYPOS</w:t>
-      </w:r>
-      <w:r>
-        <w:rPr>
-          <w:rFonts w:cs="DejaVu Sans Condensed" w:ascii="DejaVu Sans Condensed" w:hAnsi="DejaVu Sans Condensed"/>
-          <w:sz w:val="18"/>
-          <w:szCs w:val="18"/>
-        </w:rPr>
-        <w:t>_</w:t>
-      </w:r>
-      <w:r>
-        <w:rPr>
-          <w:rFonts w:cs="DejaVu Sans Condensed" w:ascii="DejaVu Sans Condensed" w:hAnsi="DejaVu Sans Condensed"/>
-          <w:sz w:val="18"/>
-          <w:szCs w:val="18"/>
-          <w:lang w:val="en-US"/>
-        </w:rPr>
-        <w:t>ERG</w:t>
-      </w:r>
-      <w:r>
-        <w:rPr>
-          <w:rFonts w:cs="DejaVu Sans Condensed" w:ascii="DejaVu Sans Condensed" w:hAnsi="DejaVu Sans Condensed"/>
-          <w:sz w:val="18"/>
-          <w:szCs w:val="18"/>
-        </w:rPr>
-        <w:t>_</w:t>
-      </w:r>
-      <w:r>
-        <w:rPr>
-          <w:rFonts w:cs="DejaVu Sans Condensed" w:ascii="DejaVu Sans Condensed" w:hAnsi="DejaVu Sans Condensed"/>
-          <w:sz w:val="18"/>
-          <w:szCs w:val="18"/>
-          <w:lang w:val="en-US"/>
-        </w:rPr>
-        <w:t>GENIKH</w:t>
-      </w:r>
-      <w:r>
-        <w:rPr>
-          <w:rFonts w:cs="DejaVu Sans Condensed" w:ascii="DejaVu Sans Condensed" w:hAnsi="DejaVu Sans Condensed"/>
-          <w:sz w:val="18"/>
-          <w:szCs w:val="18"/>
-        </w:rPr>
-        <w:t>} (υπό 6.1) θα υπόκεινται στις εκάστοτε ισχύουσες νόμιμες κρατήσεις.</w:t>
+        <w:t>Οι προσαυξήσεις για εργασία κατά τις Κυριακές, τις εξαιρέσιμες αργίες και κατά τη νύχτα καθορίζονται από το Β.Δ.748/1966, το Ν.3755/1977, το Ν.Δ.147/1973, ΠΔ 80/2022 άρθρο 209 και την υπ’ αριθ. 25825/1951 απόφαση των Υπουργείων Οικονομικών και Εργασίας και την σε ισχύ κλαδική εθνική ή/και τοπική ΣΣΕ.</w:t>
       </w:r>
     </w:p>
     <w:p>
@@ -5612,7 +5451,7 @@
           <w:sz w:val="18"/>
           <w:szCs w:val="18"/>
         </w:rPr>
-        <w:t>6.4.</w:t>
+        <w:t>6.5.</w:t>
       </w:r>
       <w:r>
         <w:rPr>
@@ -5622,7 +5461,25 @@
         </w:rPr>
         <w:t xml:space="preserve"> </w:t>
         <w:tab/>
-        <w:t>Οι προσαυξήσεις για εργασία κατά τις Κυριακές, τις εξαιρέσιμες αργίες και κατά τη νύχτα καθορίζονται από το Β.Δ.748/1966, το Ν.3755/1977, το Ν.Δ.147/1973, ΠΔ 80/2022 άρθρο 209 και την υπ’ αριθ. 25825/1951 απόφαση των Υπουργείων Οικονομικών και Εργασίας και την σε ισχύ κλαδική εθνική ή/και τοπική ΣΣΕ.</w:t>
+        <w:t xml:space="preserve">Η υπερεργασιακή απασχόληση λαμβάνει χώρα ανάλογα με τις ανάγκες της επιχείρησης και αμείβεται κατά τα οριζόμενα στο άρθρο 74, του Ν.3863/2010, </w:t>
+      </w:r>
+      <w:bookmarkStart w:id="4" w:name="_Hlk161042483"/>
+      <w:r>
+        <w:rPr>
+          <w:rFonts w:cs="DejaVu Sans Condensed" w:ascii="DejaVu Sans Condensed" w:hAnsi="DejaVu Sans Condensed"/>
+          <w:sz w:val="18"/>
+          <w:szCs w:val="18"/>
+        </w:rPr>
+        <w:t xml:space="preserve">άρθρο 184 ΠΔ 80/2022 </w:t>
+      </w:r>
+      <w:bookmarkEnd w:id="4"/>
+      <w:r>
+        <w:rPr>
+          <w:rFonts w:cs="DejaVu Sans Condensed" w:ascii="DejaVu Sans Condensed" w:hAnsi="DejaVu Sans Condensed"/>
+          <w:sz w:val="18"/>
+          <w:szCs w:val="18"/>
+        </w:rPr>
+        <w:t>και δύναται να γίνει καταλογισμός (συμψηφισμός) με το επιμίσθιο της 6.2.</w:t>
       </w:r>
     </w:p>
     <w:p>
@@ -5644,7 +5501,7 @@
           <w:sz w:val="18"/>
           <w:szCs w:val="18"/>
         </w:rPr>
-        <w:t>6.5.</w:t>
+        <w:t>6.6.</w:t>
       </w:r>
       <w:r>
         <w:rPr>
@@ -5654,25 +5511,7 @@
         </w:rPr>
         <w:t xml:space="preserve"> </w:t>
         <w:tab/>
-        <w:t xml:space="preserve">Η υπερεργασιακή απασχόληση λαμβάνει χώρα ανάλογα με τις ανάγκες της επιχείρησης και αμείβεται κατά τα οριζόμενα στο άρθρο 74, του Ν.3863/2010, </w:t>
-      </w:r>
-      <w:bookmarkStart w:id="4" w:name="_Hlk161042483"/>
-      <w:r>
-        <w:rPr>
-          <w:rFonts w:cs="DejaVu Sans Condensed" w:ascii="DejaVu Sans Condensed" w:hAnsi="DejaVu Sans Condensed"/>
-          <w:sz w:val="18"/>
-          <w:szCs w:val="18"/>
-        </w:rPr>
-        <w:t xml:space="preserve">άρθρο 184 ΠΔ 80/2022 </w:t>
-      </w:r>
-      <w:bookmarkEnd w:id="4"/>
-      <w:r>
-        <w:rPr>
-          <w:rFonts w:cs="DejaVu Sans Condensed" w:ascii="DejaVu Sans Condensed" w:hAnsi="DejaVu Sans Condensed"/>
-          <w:sz w:val="18"/>
-          <w:szCs w:val="18"/>
-        </w:rPr>
-        <w:t>και δύναται να γίνει καταλογισμός (συμψηφισμός) με το επιμίσθιο της 6.2.</w:t>
+        <w:t>Η υπερωριακή απασχόληση λαμβάνει χώρα ανάλογα με τις ανάγκες της επιχείρησης και αμείβεται κατά τα οριζόμενα στο άρθρο 74, του Ν.3863/2010 και άρθρο 184 ΠΔ 80/2022.</w:t>
       </w:r>
     </w:p>
     <w:p>
@@ -5694,7 +5533,7 @@
           <w:sz w:val="18"/>
           <w:szCs w:val="18"/>
         </w:rPr>
-        <w:t>6.6.</w:t>
+        <w:t>6.7.</w:t>
       </w:r>
       <w:r>
         <w:rPr>
@@ -5704,7 +5543,58 @@
         </w:rPr>
         <w:t xml:space="preserve"> </w:t>
         <w:tab/>
-        <w:t>Η υπερωριακή απασχόληση λαμβάνει χώρα ανάλογα με τις ανάγκες της επιχείρησης και αμείβεται κατά τα οριζόμενα στο άρθρο 74, του Ν.3863/2010 και άρθρο 184 ΠΔ 80/2022.</w:t>
+        <w:t>Κάθε εργασία παρεμφερής με την άνω κύρια απασχόληση τ{_GENIKH_A} {_</w:t>
+      </w:r>
+      <w:r>
+        <w:rPr>
+          <w:rFonts w:cs="DejaVu Sans Condensed" w:ascii="DejaVu Sans Condensed" w:hAnsi="DejaVu Sans Condensed"/>
+          <w:sz w:val="18"/>
+          <w:szCs w:val="18"/>
+          <w:lang w:val="en-US"/>
+        </w:rPr>
+        <w:t>TYPOS</w:t>
+      </w:r>
+      <w:r>
+        <w:rPr>
+          <w:rFonts w:cs="DejaVu Sans Condensed" w:ascii="DejaVu Sans Condensed" w:hAnsi="DejaVu Sans Condensed"/>
+          <w:sz w:val="18"/>
+          <w:szCs w:val="18"/>
+        </w:rPr>
+        <w:t>_</w:t>
+      </w:r>
+      <w:r>
+        <w:rPr>
+          <w:rFonts w:cs="DejaVu Sans Condensed" w:ascii="DejaVu Sans Condensed" w:hAnsi="DejaVu Sans Condensed"/>
+          <w:sz w:val="18"/>
+          <w:szCs w:val="18"/>
+          <w:lang w:val="en-US"/>
+        </w:rPr>
+        <w:t>ERG</w:t>
+      </w:r>
+      <w:r>
+        <w:rPr>
+          <w:rFonts w:cs="DejaVu Sans Condensed" w:ascii="DejaVu Sans Condensed" w:hAnsi="DejaVu Sans Condensed"/>
+          <w:sz w:val="18"/>
+          <w:szCs w:val="18"/>
+        </w:rPr>
+        <w:t>_</w:t>
+      </w:r>
+      <w:r>
+        <w:rPr>
+          <w:rFonts w:cs="DejaVu Sans Condensed" w:ascii="DejaVu Sans Condensed" w:hAnsi="DejaVu Sans Condensed"/>
+          <w:sz w:val="18"/>
+          <w:szCs w:val="18"/>
+          <w:lang w:val="en-US"/>
+        </w:rPr>
+        <w:t>GENIKH</w:t>
+      </w:r>
+      <w:r>
+        <w:rPr>
+          <w:rFonts w:cs="DejaVu Sans Condensed" w:ascii="DejaVu Sans Condensed" w:hAnsi="DejaVu Sans Condensed"/>
+          <w:sz w:val="18"/>
+          <w:szCs w:val="18"/>
+        </w:rPr>
+        <w:t>} ή και εν γένει κάθε απασχόλησή τ{_GENIKH_A} σε εργασία εντός του συμφωνηθέντος ωραρίου απασχόλησης τ{_GENIKH_A} που κατατείνει στην ομαλή λειτουργία {_ERGODOTHS_GENIKH} στο πλαίσιο των αναγκών αυτής, όπως αυτή εξειδικεύεται εκάστοτε από τους εντεταλμένους {_ERGODOTHS_GENIKH}, δεν θεωρείται πρόσθετη εργασία και ρητά συμφωνείται ότι δεν θα οφείλεται γι’ αυτήν περαιτέρω αμοιβή για πρόσθετη εργασία, αλλά η αμοιβή τ{_GENIKH_A} για την εργασία αυτή περιλαμβάνεται στον συμφωνηθέντα στην παρούσα μισθό τ{_GENIKH_A} (τακτικές αποδοχές).</w:t>
       </w:r>
     </w:p>
     <w:p>
@@ -5726,17 +5616,16 @@
           <w:sz w:val="18"/>
           <w:szCs w:val="18"/>
         </w:rPr>
-        <w:t>6.7.</w:t>
-      </w:r>
-      <w:r>
-        <w:rPr>
-          <w:rFonts w:cs="DejaVu Sans Condensed" w:ascii="DejaVu Sans Condensed" w:hAnsi="DejaVu Sans Condensed"/>
-          <w:sz w:val="18"/>
-          <w:szCs w:val="18"/>
-        </w:rPr>
-        <w:t xml:space="preserve"> </w:t>
+        <w:t>6.8.</w:t>
+      </w:r>
+      <w:r>
+        <w:rPr>
+          <w:rFonts w:cs="DejaVu Sans Condensed" w:ascii="DejaVu Sans Condensed" w:hAnsi="DejaVu Sans Condensed"/>
+          <w:sz w:val="18"/>
+          <w:szCs w:val="18"/>
+        </w:rPr>
         <w:tab/>
-        <w:t>Κάθε εργασία παρεμφερής με την άνω κύρια απασχόληση τ{_GENIKH_A} {_</w:t>
+        <w:t>Οι μηνιαίες αποδοχές τ{_GENIKH_A} {_</w:t>
       </w:r>
       <w:r>
         <w:rPr>
@@ -5787,7 +5676,45 @@
           <w:sz w:val="18"/>
           <w:szCs w:val="18"/>
         </w:rPr>
-        <w:t>} ή και εν γένει κάθε απασχόλησή τ{_GENIKH_A} σε εργασία εντός του συμφωνηθέντος ωραρίου απασχόλησης τ{_GENIKH_A} που κατατείνει στην ομαλή λειτουργία {_ERGODOTHS_GENIKH} στο πλαίσιο των αναγκών αυτής, όπως αυτή εξειδικεύεται εκάστοτε από τους εντεταλμένους {_ERGODOTHS_GENIKH}, δεν θεωρείται πρόσθετη εργασία και ρητά συμφωνείται ότι δεν θα οφείλεται γι’ αυτήν περαιτέρω αμοιβή για πρόσθετη εργασία, αλλά η αμοιβή τ{_GENIKH_A} για την εργασία αυτή περιλαμβάνεται στον συμφωνηθέντα στην παρούσα μισθό τ{_GENIKH_A} (τακτικές αποδοχές).</w:t>
+        <w:t>} θα καταβάλλονται εντ</w:t>
+      </w:r>
+      <w:r>
+        <w:rPr>
+          <w:rFonts w:eastAsia="Calibri" w:cs="DejaVu Sans Condensed" w:ascii="DejaVu Sans Condensed" w:hAnsi="DejaVu Sans Condensed" w:eastAsiaTheme="minorHAnsi"/>
+          <w:color w:val="auto"/>
+          <w:kern w:val="0"/>
+          <w:sz w:val="18"/>
+          <w:szCs w:val="18"/>
+          <w:lang w:val="el-GR" w:eastAsia="en-US" w:bidi="ar-SA"/>
+        </w:rPr>
+        <w:t>ός {_XRONOS_KATABOLHS_APODOXON}</w:t>
+      </w:r>
+      <w:r>
+        <w:rPr>
+          <w:rFonts w:cs="DejaVu Sans Condensed" w:ascii="DejaVu Sans Condensed" w:hAnsi="DejaVu Sans Condensed"/>
+          <w:sz w:val="18"/>
+          <w:szCs w:val="18"/>
+        </w:rPr>
+        <w:t xml:space="preserve"> απ</w:t>
+      </w:r>
+      <w:r>
+        <w:rPr>
+          <w:rFonts w:eastAsia="Calibri" w:cs="DejaVu Sans Condensed" w:ascii="DejaVu Sans Condensed" w:hAnsi="DejaVu Sans Condensed" w:eastAsiaTheme="minorHAnsi"/>
+          <w:color w:val="auto"/>
+          <w:kern w:val="0"/>
+          <w:sz w:val="18"/>
+          <w:szCs w:val="18"/>
+          <w:lang w:val="el-GR" w:eastAsia="en-US" w:bidi="ar-SA"/>
+        </w:rPr>
+        <w:t xml:space="preserve">ό το πέρας </w:t>
+      </w:r>
+      <w:r>
+        <w:rPr>
+          <w:rFonts w:cs="DejaVu Sans Condensed" w:ascii="DejaVu Sans Condensed" w:hAnsi="DejaVu Sans Condensed"/>
+          <w:sz w:val="18"/>
+          <w:szCs w:val="18"/>
+        </w:rPr>
+        <w:t>εκάστου ημερολογιακού μηνός. Σε περίπτωση που αυτή η ημέρα είναι αργία, οι μηνιαίες αποδοχές θα καταβάλλονται την αμέσως επόμενη εργάσιμη ημέρα.</w:t>
       </w:r>
     </w:p>
     <w:p>
@@ -5804,110 +5731,9 @@
       <w:r>
         <w:rPr>
           <w:rFonts w:cs="DejaVu Sans Condensed" w:ascii="DejaVu Sans Condensed" w:hAnsi="DejaVu Sans Condensed"/>
-          <w:b/>
-          <w:bCs/>
-          <w:sz w:val="18"/>
-          <w:szCs w:val="18"/>
-        </w:rPr>
-        <w:t>6.8.</w:t>
-      </w:r>
-      <w:r>
-        <w:rPr>
-          <w:rFonts w:cs="DejaVu Sans Condensed" w:ascii="DejaVu Sans Condensed" w:hAnsi="DejaVu Sans Condensed"/>
-          <w:sz w:val="18"/>
-          <w:szCs w:val="18"/>
-        </w:rPr>
-        <w:tab/>
-        <w:t>Οι μηνιαίες αποδοχές τ{_GENIKH_A} {_</w:t>
-      </w:r>
-      <w:r>
-        <w:rPr>
-          <w:rFonts w:cs="DejaVu Sans Condensed" w:ascii="DejaVu Sans Condensed" w:hAnsi="DejaVu Sans Condensed"/>
-          <w:sz w:val="18"/>
-          <w:szCs w:val="18"/>
-          <w:lang w:val="en-US"/>
-        </w:rPr>
-        <w:t>TYPOS</w:t>
-      </w:r>
-      <w:r>
-        <w:rPr>
-          <w:rFonts w:cs="DejaVu Sans Condensed" w:ascii="DejaVu Sans Condensed" w:hAnsi="DejaVu Sans Condensed"/>
-          <w:sz w:val="18"/>
-          <w:szCs w:val="18"/>
-        </w:rPr>
-        <w:t>_</w:t>
-      </w:r>
-      <w:r>
-        <w:rPr>
-          <w:rFonts w:cs="DejaVu Sans Condensed" w:ascii="DejaVu Sans Condensed" w:hAnsi="DejaVu Sans Condensed"/>
-          <w:sz w:val="18"/>
-          <w:szCs w:val="18"/>
-          <w:lang w:val="en-US"/>
-        </w:rPr>
-        <w:t>ERG</w:t>
-      </w:r>
-      <w:r>
-        <w:rPr>
-          <w:rFonts w:cs="DejaVu Sans Condensed" w:ascii="DejaVu Sans Condensed" w:hAnsi="DejaVu Sans Condensed"/>
-          <w:sz w:val="18"/>
-          <w:szCs w:val="18"/>
-        </w:rPr>
-        <w:t>_</w:t>
-      </w:r>
-      <w:r>
-        <w:rPr>
-          <w:rFonts w:cs="DejaVu Sans Condensed" w:ascii="DejaVu Sans Condensed" w:hAnsi="DejaVu Sans Condensed"/>
-          <w:sz w:val="18"/>
-          <w:szCs w:val="18"/>
-          <w:lang w:val="en-US"/>
-        </w:rPr>
-        <w:t>GENIKH</w:t>
-      </w:r>
-      <w:r>
-        <w:rPr>
-          <w:rFonts w:cs="DejaVu Sans Condensed" w:ascii="DejaVu Sans Condensed" w:hAnsi="DejaVu Sans Condensed"/>
-          <w:sz w:val="18"/>
-          <w:szCs w:val="18"/>
-        </w:rPr>
-        <w:t>} θα καταβάλλονται εντ</w:t>
-      </w:r>
-      <w:r>
-        <w:rPr>
-          <w:rFonts w:eastAsia="Calibri" w:cs="DejaVu Sans Condensed" w:ascii="DejaVu Sans Condensed" w:hAnsi="DejaVu Sans Condensed" w:eastAsiaTheme="minorHAnsi"/>
-          <w:color w:val="auto"/>
-          <w:kern w:val="0"/>
-          <w:sz w:val="18"/>
-          <w:szCs w:val="18"/>
-          <w:lang w:val="el-GR" w:eastAsia="en-US" w:bidi="ar-SA"/>
-        </w:rPr>
-        <w:t>ός {_XRONOS_KATABOLHS_APODOXON}</w:t>
-      </w:r>
-      <w:r>
-        <w:rPr>
-          <w:rFonts w:cs="DejaVu Sans Condensed" w:ascii="DejaVu Sans Condensed" w:hAnsi="DejaVu Sans Condensed"/>
-          <w:sz w:val="18"/>
-          <w:szCs w:val="18"/>
-        </w:rPr>
-        <w:t xml:space="preserve"> απ</w:t>
-      </w:r>
-      <w:r>
-        <w:rPr>
-          <w:rFonts w:eastAsia="Calibri" w:cs="DejaVu Sans Condensed" w:ascii="DejaVu Sans Condensed" w:hAnsi="DejaVu Sans Condensed" w:eastAsiaTheme="minorHAnsi"/>
-          <w:color w:val="auto"/>
-          <w:kern w:val="0"/>
-          <w:sz w:val="18"/>
-          <w:szCs w:val="18"/>
-          <w:lang w:val="el-GR" w:eastAsia="en-US" w:bidi="ar-SA"/>
-        </w:rPr>
-        <w:t xml:space="preserve">ό το πέρας </w:t>
-      </w:r>
-      <w:r>
-        <w:rPr>
-          <w:rFonts w:cs="DejaVu Sans Condensed" w:ascii="DejaVu Sans Condensed" w:hAnsi="DejaVu Sans Condensed"/>
-          <w:sz w:val="18"/>
-          <w:szCs w:val="18"/>
-        </w:rPr>
-        <w:t>εκάστου ημερολογιακού μηνός. Σε περίπτωση που αυτή η ημέρα είναι αργία, οι μηνιαίες αποδοχές θα καταβάλλονται την αμέσως επόμενη εργάσιμη ημέρα.</w:t>
+          <w:sz w:val="18"/>
+          <w:szCs w:val="18"/>
+        </w:rPr>
       </w:r>
     </w:p>
     <w:p>
@@ -5917,6 +5743,8 @@
         <w:jc w:val="both"/>
         <w:rPr>
           <w:rFonts w:ascii="DejaVu Sans Condensed" w:hAnsi="DejaVu Sans Condensed" w:cs="DejaVu Sans Condensed"/>
+          <w:b/>
+          <w:b/>
           <w:sz w:val="18"/>
           <w:szCs w:val="18"/>
         </w:rPr>
@@ -5924,9 +5752,22 @@
       <w:r>
         <w:rPr>
           <w:rFonts w:cs="DejaVu Sans Condensed" w:ascii="DejaVu Sans Condensed" w:hAnsi="DejaVu Sans Condensed"/>
-          <w:sz w:val="18"/>
-          <w:szCs w:val="18"/>
-        </w:rPr>
+          <w:b/>
+          <w:sz w:val="18"/>
+          <w:szCs w:val="18"/>
+        </w:rPr>
+        <w:t>7.</w:t>
+        <w:tab/>
+      </w:r>
+      <w:r>
+        <w:rPr>
+          <w:rFonts w:cs="DejaVu Sans Condensed" w:ascii="DejaVu Sans Condensed" w:hAnsi="DejaVu Sans Condensed"/>
+          <w:b/>
+          <w:sz w:val="18"/>
+          <w:szCs w:val="18"/>
+          <w:u w:val="thick"/>
+        </w:rPr>
+        <w:t>ΠΑΡΟΧΕΣ ΑΠΟ ΕΛΕΥΘΕΡΙΟΤΗΤΑ</w:t>
       </w:r>
     </w:p>
     <w:p>
@@ -5936,8 +5777,6 @@
         <w:jc w:val="both"/>
         <w:rPr>
           <w:rFonts w:ascii="DejaVu Sans Condensed" w:hAnsi="DejaVu Sans Condensed" w:cs="DejaVu Sans Condensed"/>
-          <w:b/>
-          <w:b/>
           <w:sz w:val="18"/>
           <w:szCs w:val="18"/>
         </w:rPr>
@@ -5946,21 +5785,105 @@
         <w:rPr>
           <w:rFonts w:cs="DejaVu Sans Condensed" w:ascii="DejaVu Sans Condensed" w:hAnsi="DejaVu Sans Condensed"/>
           <w:b/>
-          <w:sz w:val="18"/>
-          <w:szCs w:val="18"/>
-        </w:rPr>
-        <w:t>7.</w:t>
+          <w:bCs/>
+          <w:sz w:val="18"/>
+          <w:szCs w:val="18"/>
+        </w:rPr>
+        <w:t>7.1.</w:t>
+      </w:r>
+      <w:r>
+        <w:rPr>
+          <w:rFonts w:cs="DejaVu Sans Condensed" w:ascii="DejaVu Sans Condensed" w:hAnsi="DejaVu Sans Condensed"/>
+          <w:sz w:val="18"/>
+          <w:szCs w:val="18"/>
+        </w:rPr>
         <w:tab/>
-      </w:r>
-      <w:r>
-        <w:rPr>
-          <w:rFonts w:cs="DejaVu Sans Condensed" w:ascii="DejaVu Sans Condensed" w:hAnsi="DejaVu Sans Condensed"/>
-          <w:b/>
-          <w:sz w:val="18"/>
-          <w:szCs w:val="18"/>
-          <w:u w:val="thick"/>
-        </w:rPr>
-        <w:t>ΠΑΡΟΧΕΣ ΑΠΟ ΕΛΕΥΘΕΡΙΟΤΗΤΑ</w:t>
+        <w:t>Στ{_</w:t>
+      </w:r>
+      <w:r>
+        <w:rPr>
+          <w:rFonts w:cs="DejaVu Sans Condensed" w:ascii="DejaVu Sans Condensed" w:hAnsi="DejaVu Sans Condensed"/>
+          <w:sz w:val="18"/>
+          <w:szCs w:val="18"/>
+          <w:lang w:val="en-US"/>
+        </w:rPr>
+        <w:t>AITIATIKH</w:t>
+      </w:r>
+      <w:r>
+        <w:rPr>
+          <w:rFonts w:cs="DejaVu Sans Condensed" w:ascii="DejaVu Sans Condensed" w:hAnsi="DejaVu Sans Condensed"/>
+          <w:sz w:val="18"/>
+          <w:szCs w:val="18"/>
+        </w:rPr>
+        <w:t>_</w:t>
+      </w:r>
+      <w:r>
+        <w:rPr>
+          <w:rFonts w:cs="DejaVu Sans Condensed" w:ascii="DejaVu Sans Condensed" w:hAnsi="DejaVu Sans Condensed"/>
+          <w:sz w:val="18"/>
+          <w:szCs w:val="18"/>
+          <w:lang w:val="en-US"/>
+        </w:rPr>
+        <w:t>A</w:t>
+      </w:r>
+      <w:r>
+        <w:rPr>
+          <w:rFonts w:cs="DejaVu Sans Condensed" w:ascii="DejaVu Sans Condensed" w:hAnsi="DejaVu Sans Condensed"/>
+          <w:sz w:val="18"/>
+          <w:szCs w:val="18"/>
+        </w:rPr>
+        <w:t>} {_</w:t>
+      </w:r>
+      <w:r>
+        <w:rPr>
+          <w:rFonts w:cs="DejaVu Sans Condensed" w:ascii="DejaVu Sans Condensed" w:hAnsi="DejaVu Sans Condensed"/>
+          <w:sz w:val="18"/>
+          <w:szCs w:val="18"/>
+          <w:lang w:val="en-US"/>
+        </w:rPr>
+        <w:t>TYPOS</w:t>
+      </w:r>
+      <w:r>
+        <w:rPr>
+          <w:rFonts w:cs="DejaVu Sans Condensed" w:ascii="DejaVu Sans Condensed" w:hAnsi="DejaVu Sans Condensed"/>
+          <w:sz w:val="18"/>
+          <w:szCs w:val="18"/>
+        </w:rPr>
+        <w:t>_</w:t>
+      </w:r>
+      <w:r>
+        <w:rPr>
+          <w:rFonts w:cs="DejaVu Sans Condensed" w:ascii="DejaVu Sans Condensed" w:hAnsi="DejaVu Sans Condensed"/>
+          <w:sz w:val="18"/>
+          <w:szCs w:val="18"/>
+          <w:lang w:val="en-US"/>
+        </w:rPr>
+        <w:t>ERG</w:t>
+      </w:r>
+      <w:r>
+        <w:rPr>
+          <w:rFonts w:cs="DejaVu Sans Condensed" w:ascii="DejaVu Sans Condensed" w:hAnsi="DejaVu Sans Condensed"/>
+          <w:sz w:val="18"/>
+          <w:szCs w:val="18"/>
+        </w:rPr>
+        <w:t>_</w:t>
+      </w:r>
+      <w:r>
+        <w:rPr>
+          <w:rFonts w:cs="DejaVu Sans Condensed" w:ascii="DejaVu Sans Condensed" w:hAnsi="DejaVu Sans Condensed"/>
+          <w:sz w:val="18"/>
+          <w:szCs w:val="18"/>
+          <w:lang w:val="en-US"/>
+        </w:rPr>
+        <w:t>AITIATIKH</w:t>
+      </w:r>
+      <w:r>
+        <w:rPr>
+          <w:rFonts w:cs="DejaVu Sans Condensed" w:ascii="DejaVu Sans Condensed" w:hAnsi="DejaVu Sans Condensed"/>
+          <w:sz w:val="18"/>
+          <w:szCs w:val="18"/>
+        </w:rPr>
+        <w:t xml:space="preserve">} είναι δυνατόν να χορηγούνται, εις χρήμα ή/και εις είδος, παροχές πέραν των ανωτέρω (υπό 6) καθοριζομένων αποδοχών τ{_GENIKH_A} (όπως π.χ. κάρτα σίτισης, διαμονή, ακτοπλοϊκά εισιτήρια, μπόνους, επίδομα παραγωγικότητας, συμμετοχή σε πρόγραμμα ιατροφαρμακευτικής περίθαλψης, κ.α), σύμφωνα με την εκάστοτε ισχύουσα σχετική πολιτική {_ERGODOTHS_GENIKH}. </w:t>
       </w:r>
     </w:p>
     <w:p>
@@ -5977,21 +5900,129 @@
       <w:r>
         <w:rPr>
           <w:rFonts w:cs="DejaVu Sans Condensed" w:ascii="DejaVu Sans Condensed" w:hAnsi="DejaVu Sans Condensed"/>
-          <w:b/>
-          <w:bCs/>
-          <w:sz w:val="18"/>
-          <w:szCs w:val="18"/>
-        </w:rPr>
-        <w:t>7.1.</w:t>
-      </w:r>
-      <w:r>
-        <w:rPr>
-          <w:rFonts w:cs="DejaVu Sans Condensed" w:ascii="DejaVu Sans Condensed" w:hAnsi="DejaVu Sans Condensed"/>
-          <w:sz w:val="18"/>
-          <w:szCs w:val="18"/>
-        </w:rPr>
-        <w:tab/>
-        <w:t>Στ{_</w:t>
+          <w:sz w:val="18"/>
+          <w:szCs w:val="18"/>
+        </w:rPr>
+        <w:t>Ακόμα η τυχόν παροχή της χρήσης κινητών τηλεφώνων καθώς και της χρήσης αυτοκινήτων εκ μέρους του προσωπικού {_ERGODOTHS_GENIKH} γίνεται αποκλειστικά και μόνο για την κάλυψη λειτουργικών αναγκών {_ERGODOTHS_GENIKH} και δεν αποτελεί αντάλλαγμα εξαρτημένης εργασίας. {_</w:t>
+      </w:r>
+      <w:r>
+        <w:rPr>
+          <w:rFonts w:cs="DejaVu Sans Condensed" w:ascii="DejaVu Sans Condensed" w:hAnsi="DejaVu Sans Condensed"/>
+          <w:sz w:val="18"/>
+          <w:szCs w:val="18"/>
+          <w:lang w:val="en-US"/>
+        </w:rPr>
+        <w:t>CAPITAL</w:t>
+      </w:r>
+      <w:r>
+        <w:rPr>
+          <w:rFonts w:cs="DejaVu Sans Condensed" w:ascii="DejaVu Sans Condensed" w:hAnsi="DejaVu Sans Condensed"/>
+          <w:sz w:val="18"/>
+          <w:szCs w:val="18"/>
+        </w:rPr>
+        <w:t>_</w:t>
+      </w:r>
+      <w:r>
+        <w:rPr>
+          <w:rFonts w:cs="DejaVu Sans Condensed" w:ascii="DejaVu Sans Condensed" w:hAnsi="DejaVu Sans Condensed"/>
+          <w:sz w:val="18"/>
+          <w:szCs w:val="18"/>
+          <w:lang w:val="en-US"/>
+        </w:rPr>
+        <w:t>ONOMASTIKH</w:t>
+      </w:r>
+      <w:r>
+        <w:rPr>
+          <w:rFonts w:cs="DejaVu Sans Condensed" w:ascii="DejaVu Sans Condensed" w:hAnsi="DejaVu Sans Condensed"/>
+          <w:sz w:val="18"/>
+          <w:szCs w:val="18"/>
+        </w:rPr>
+        <w:t>_</w:t>
+      </w:r>
+      <w:r>
+        <w:rPr>
+          <w:rFonts w:cs="DejaVu Sans Condensed" w:ascii="DejaVu Sans Condensed" w:hAnsi="DejaVu Sans Condensed"/>
+          <w:sz w:val="18"/>
+          <w:szCs w:val="18"/>
+          <w:lang w:val="en-US"/>
+        </w:rPr>
+        <w:t>A</w:t>
+      </w:r>
+      <w:r>
+        <w:rPr>
+          <w:rFonts w:cs="DejaVu Sans Condensed" w:ascii="DejaVu Sans Condensed" w:hAnsi="DejaVu Sans Condensed"/>
+          <w:sz w:val="18"/>
+          <w:szCs w:val="18"/>
+        </w:rPr>
+        <w:t>} {_</w:t>
+      </w:r>
+      <w:r>
+        <w:rPr>
+          <w:rFonts w:cs="DejaVu Sans Condensed" w:ascii="DejaVu Sans Condensed" w:hAnsi="DejaVu Sans Condensed"/>
+          <w:sz w:val="18"/>
+          <w:szCs w:val="18"/>
+          <w:lang w:val="en-US"/>
+        </w:rPr>
+        <w:t>TYPOS</w:t>
+      </w:r>
+      <w:r>
+        <w:rPr>
+          <w:rFonts w:cs="DejaVu Sans Condensed" w:ascii="DejaVu Sans Condensed" w:hAnsi="DejaVu Sans Condensed"/>
+          <w:sz w:val="18"/>
+          <w:szCs w:val="18"/>
+        </w:rPr>
+        <w:t>_</w:t>
+      </w:r>
+      <w:r>
+        <w:rPr>
+          <w:rFonts w:cs="DejaVu Sans Condensed" w:ascii="DejaVu Sans Condensed" w:hAnsi="DejaVu Sans Condensed"/>
+          <w:sz w:val="18"/>
+          <w:szCs w:val="18"/>
+          <w:lang w:val="en-US"/>
+        </w:rPr>
+        <w:t>ERGAZOMENOY</w:t>
+      </w:r>
+      <w:r>
+        <w:rPr>
+          <w:rFonts w:cs="DejaVu Sans Condensed" w:ascii="DejaVu Sans Condensed" w:hAnsi="DejaVu Sans Condensed"/>
+          <w:sz w:val="18"/>
+          <w:szCs w:val="18"/>
+        </w:rPr>
+        <w:t>}, θα είναι υπεύθυν{_</w:t>
+      </w:r>
+      <w:r>
+        <w:rPr>
+          <w:rFonts w:cs="DejaVu Sans Condensed" w:ascii="DejaVu Sans Condensed" w:hAnsi="DejaVu Sans Condensed"/>
+          <w:sz w:val="18"/>
+          <w:szCs w:val="18"/>
+          <w:lang w:val="en-US"/>
+        </w:rPr>
+        <w:t>ONOMASTIKH</w:t>
+      </w:r>
+      <w:r>
+        <w:rPr>
+          <w:rFonts w:cs="DejaVu Sans Condensed" w:ascii="DejaVu Sans Condensed" w:hAnsi="DejaVu Sans Condensed"/>
+          <w:sz w:val="18"/>
+          <w:szCs w:val="18"/>
+        </w:rPr>
+        <w:t>_</w:t>
+      </w:r>
+      <w:r>
+        <w:rPr>
+          <w:rFonts w:cs="DejaVu Sans Condensed" w:ascii="DejaVu Sans Condensed" w:hAnsi="DejaVu Sans Condensed"/>
+          <w:sz w:val="18"/>
+          <w:szCs w:val="18"/>
+          <w:lang w:val="en-US"/>
+        </w:rPr>
+        <w:t>K</w:t>
+      </w:r>
+      <w:r>
+        <w:rPr>
+          <w:rFonts w:cs="DejaVu Sans Condensed" w:ascii="DejaVu Sans Condensed" w:hAnsi="DejaVu Sans Condensed"/>
+          <w:sz w:val="18"/>
+          <w:szCs w:val="18"/>
+        </w:rPr>
+        <w:t>} για όλα τα είδη που ανήκουν σ{_ERGODOTHS_</w:t>
       </w:r>
       <w:r>
         <w:rPr>
@@ -6008,75 +6039,7 @@
           <w:sz w:val="18"/>
           <w:szCs w:val="18"/>
         </w:rPr>
-        <w:t>_</w:t>
-      </w:r>
-      <w:r>
-        <w:rPr>
-          <w:rFonts w:cs="DejaVu Sans Condensed" w:ascii="DejaVu Sans Condensed" w:hAnsi="DejaVu Sans Condensed"/>
-          <w:sz w:val="18"/>
-          <w:szCs w:val="18"/>
-          <w:lang w:val="en-US"/>
-        </w:rPr>
-        <w:t>A</w:t>
-      </w:r>
-      <w:r>
-        <w:rPr>
-          <w:rFonts w:cs="DejaVu Sans Condensed" w:ascii="DejaVu Sans Condensed" w:hAnsi="DejaVu Sans Condensed"/>
-          <w:sz w:val="18"/>
-          <w:szCs w:val="18"/>
-        </w:rPr>
-        <w:t>} {_</w:t>
-      </w:r>
-      <w:r>
-        <w:rPr>
-          <w:rFonts w:cs="DejaVu Sans Condensed" w:ascii="DejaVu Sans Condensed" w:hAnsi="DejaVu Sans Condensed"/>
-          <w:sz w:val="18"/>
-          <w:szCs w:val="18"/>
-          <w:lang w:val="en-US"/>
-        </w:rPr>
-        <w:t>TYPOS</w:t>
-      </w:r>
-      <w:r>
-        <w:rPr>
-          <w:rFonts w:cs="DejaVu Sans Condensed" w:ascii="DejaVu Sans Condensed" w:hAnsi="DejaVu Sans Condensed"/>
-          <w:sz w:val="18"/>
-          <w:szCs w:val="18"/>
-        </w:rPr>
-        <w:t>_</w:t>
-      </w:r>
-      <w:r>
-        <w:rPr>
-          <w:rFonts w:cs="DejaVu Sans Condensed" w:ascii="DejaVu Sans Condensed" w:hAnsi="DejaVu Sans Condensed"/>
-          <w:sz w:val="18"/>
-          <w:szCs w:val="18"/>
-          <w:lang w:val="en-US"/>
-        </w:rPr>
-        <w:t>ERG</w:t>
-      </w:r>
-      <w:r>
-        <w:rPr>
-          <w:rFonts w:cs="DejaVu Sans Condensed" w:ascii="DejaVu Sans Condensed" w:hAnsi="DejaVu Sans Condensed"/>
-          <w:sz w:val="18"/>
-          <w:szCs w:val="18"/>
-        </w:rPr>
-        <w:t>_</w:t>
-      </w:r>
-      <w:r>
-        <w:rPr>
-          <w:rFonts w:cs="DejaVu Sans Condensed" w:ascii="DejaVu Sans Condensed" w:hAnsi="DejaVu Sans Condensed"/>
-          <w:sz w:val="18"/>
-          <w:szCs w:val="18"/>
-          <w:lang w:val="en-US"/>
-        </w:rPr>
-        <w:t>AITIATIKH</w:t>
-      </w:r>
-      <w:r>
-        <w:rPr>
-          <w:rFonts w:cs="DejaVu Sans Condensed" w:ascii="DejaVu Sans Condensed" w:hAnsi="DejaVu Sans Condensed"/>
-          <w:sz w:val="18"/>
-          <w:szCs w:val="18"/>
-        </w:rPr>
-        <w:t xml:space="preserve">} είναι δυνατόν να χορηγούνται, εις χρήμα ή/και εις είδος, παροχές πέραν των ανωτέρω (υπό 6) καθοριζομένων αποδοχών τ{_GENIKH_A} (όπως π.χ. κάρτα σίτισης, διαμονή, ακτοπλοϊκά εισιτήρια, μπόνους, επίδομα παραγωγικότητας, συμμετοχή σε πρόγραμμα ιατροφαρμακευτικής περίθαλψης, κ.α), σύμφωνα με την εκάστοτε ισχύουσα σχετική πολιτική {_ERGODOTHS_GENIKH}. </w:t>
+        <w:t>} και τα οποία χρησιμοποιεί κατά την εργασία τ{_GENIKH_A} και αναλαμβάνει την υποχρέωση να τα επιστρέψει κατά τη διακοπή της εργασίας τ{_GENIKH_A} για οποιοδήποτε λόγο.</w:t>
       </w:r>
     </w:p>
     <w:p>
@@ -6093,146 +6056,21 @@
       <w:r>
         <w:rPr>
           <w:rFonts w:cs="DejaVu Sans Condensed" w:ascii="DejaVu Sans Condensed" w:hAnsi="DejaVu Sans Condensed"/>
-          <w:sz w:val="18"/>
-          <w:szCs w:val="18"/>
-        </w:rPr>
-        <w:t>Ακόμα η τυχόν παροχή της χρήσης κινητών τηλεφώνων καθώς και της χρήσης αυτοκινήτων εκ μέρους του προσωπικού {_ERGODOTHS_GENIKH} γίνεται αποκλειστικά και μόνο για την κάλυψη λειτουργικών αναγκών {_ERGODOTHS_GENIKH} και δεν αποτελεί αντάλλαγμα εξαρτημένης εργασίας. {_</w:t>
-      </w:r>
-      <w:r>
-        <w:rPr>
-          <w:rFonts w:cs="DejaVu Sans Condensed" w:ascii="DejaVu Sans Condensed" w:hAnsi="DejaVu Sans Condensed"/>
-          <w:sz w:val="18"/>
-          <w:szCs w:val="18"/>
-          <w:lang w:val="en-US"/>
-        </w:rPr>
-        <w:t>CAPITAL</w:t>
-      </w:r>
-      <w:r>
-        <w:rPr>
-          <w:rFonts w:cs="DejaVu Sans Condensed" w:ascii="DejaVu Sans Condensed" w:hAnsi="DejaVu Sans Condensed"/>
-          <w:sz w:val="18"/>
-          <w:szCs w:val="18"/>
-        </w:rPr>
-        <w:t>_</w:t>
-      </w:r>
-      <w:r>
-        <w:rPr>
-          <w:rFonts w:cs="DejaVu Sans Condensed" w:ascii="DejaVu Sans Condensed" w:hAnsi="DejaVu Sans Condensed"/>
-          <w:sz w:val="18"/>
-          <w:szCs w:val="18"/>
-          <w:lang w:val="en-US"/>
-        </w:rPr>
-        <w:t>ONOMASTIKH</w:t>
-      </w:r>
-      <w:r>
-        <w:rPr>
-          <w:rFonts w:cs="DejaVu Sans Condensed" w:ascii="DejaVu Sans Condensed" w:hAnsi="DejaVu Sans Condensed"/>
-          <w:sz w:val="18"/>
-          <w:szCs w:val="18"/>
-        </w:rPr>
-        <w:t>_</w:t>
-      </w:r>
-      <w:r>
-        <w:rPr>
-          <w:rFonts w:cs="DejaVu Sans Condensed" w:ascii="DejaVu Sans Condensed" w:hAnsi="DejaVu Sans Condensed"/>
-          <w:sz w:val="18"/>
-          <w:szCs w:val="18"/>
-          <w:lang w:val="en-US"/>
-        </w:rPr>
-        <w:t>A</w:t>
-      </w:r>
-      <w:r>
-        <w:rPr>
-          <w:rFonts w:cs="DejaVu Sans Condensed" w:ascii="DejaVu Sans Condensed" w:hAnsi="DejaVu Sans Condensed"/>
-          <w:sz w:val="18"/>
-          <w:szCs w:val="18"/>
-        </w:rPr>
-        <w:t>} {_</w:t>
-      </w:r>
-      <w:r>
-        <w:rPr>
-          <w:rFonts w:cs="DejaVu Sans Condensed" w:ascii="DejaVu Sans Condensed" w:hAnsi="DejaVu Sans Condensed"/>
-          <w:sz w:val="18"/>
-          <w:szCs w:val="18"/>
-          <w:lang w:val="en-US"/>
-        </w:rPr>
-        <w:t>TYPOS</w:t>
-      </w:r>
-      <w:r>
-        <w:rPr>
-          <w:rFonts w:cs="DejaVu Sans Condensed" w:ascii="DejaVu Sans Condensed" w:hAnsi="DejaVu Sans Condensed"/>
-          <w:sz w:val="18"/>
-          <w:szCs w:val="18"/>
-        </w:rPr>
-        <w:t>_</w:t>
-      </w:r>
-      <w:r>
-        <w:rPr>
-          <w:rFonts w:cs="DejaVu Sans Condensed" w:ascii="DejaVu Sans Condensed" w:hAnsi="DejaVu Sans Condensed"/>
-          <w:sz w:val="18"/>
-          <w:szCs w:val="18"/>
-          <w:lang w:val="en-US"/>
-        </w:rPr>
-        <w:t>ERGAZOMENOY</w:t>
-      </w:r>
-      <w:r>
-        <w:rPr>
-          <w:rFonts w:cs="DejaVu Sans Condensed" w:ascii="DejaVu Sans Condensed" w:hAnsi="DejaVu Sans Condensed"/>
-          <w:sz w:val="18"/>
-          <w:szCs w:val="18"/>
-        </w:rPr>
-        <w:t>}, θα είναι υπεύθυν{_</w:t>
-      </w:r>
-      <w:r>
-        <w:rPr>
-          <w:rFonts w:cs="DejaVu Sans Condensed" w:ascii="DejaVu Sans Condensed" w:hAnsi="DejaVu Sans Condensed"/>
-          <w:sz w:val="18"/>
-          <w:szCs w:val="18"/>
-          <w:lang w:val="en-US"/>
-        </w:rPr>
-        <w:t>ONOMASTIKH</w:t>
-      </w:r>
-      <w:r>
-        <w:rPr>
-          <w:rFonts w:cs="DejaVu Sans Condensed" w:ascii="DejaVu Sans Condensed" w:hAnsi="DejaVu Sans Condensed"/>
-          <w:sz w:val="18"/>
-          <w:szCs w:val="18"/>
-        </w:rPr>
-        <w:t>_</w:t>
-      </w:r>
-      <w:r>
-        <w:rPr>
-          <w:rFonts w:cs="DejaVu Sans Condensed" w:ascii="DejaVu Sans Condensed" w:hAnsi="DejaVu Sans Condensed"/>
-          <w:sz w:val="18"/>
-          <w:szCs w:val="18"/>
-          <w:lang w:val="en-US"/>
-        </w:rPr>
-        <w:t>K</w:t>
-      </w:r>
-      <w:r>
-        <w:rPr>
-          <w:rFonts w:cs="DejaVu Sans Condensed" w:ascii="DejaVu Sans Condensed" w:hAnsi="DejaVu Sans Condensed"/>
-          <w:sz w:val="18"/>
-          <w:szCs w:val="18"/>
-        </w:rPr>
-        <w:t>} για όλα τα είδη που ανήκουν σ{_ERGODOTHS_</w:t>
-      </w:r>
-      <w:r>
-        <w:rPr>
-          <w:rFonts w:cs="DejaVu Sans Condensed" w:ascii="DejaVu Sans Condensed" w:hAnsi="DejaVu Sans Condensed"/>
-          <w:sz w:val="18"/>
-          <w:szCs w:val="18"/>
-          <w:lang w:val="en-US"/>
-        </w:rPr>
-        <w:t>AITIATIKH</w:t>
-      </w:r>
-      <w:r>
-        <w:rPr>
-          <w:rFonts w:cs="DejaVu Sans Condensed" w:ascii="DejaVu Sans Condensed" w:hAnsi="DejaVu Sans Condensed"/>
-          <w:sz w:val="18"/>
-          <w:szCs w:val="18"/>
-        </w:rPr>
-        <w:t>} και τα οποία χρησιμοποιεί κατά την εργασία τ{_GENIKH_A} και αναλαμβάνει την υποχρέωση να τα επιστρέψει κατά τη διακοπή της εργασίας τ{_GENIKH_A} για οποιοδήποτε λόγο.</w:t>
+          <w:b/>
+          <w:bCs/>
+          <w:sz w:val="18"/>
+          <w:szCs w:val="18"/>
+        </w:rPr>
+        <w:t>7.2.</w:t>
+        <w:tab/>
+      </w:r>
+      <w:r>
+        <w:rPr>
+          <w:rFonts w:cs="DejaVu Sans Condensed" w:ascii="DejaVu Sans Condensed" w:hAnsi="DejaVu Sans Condensed"/>
+          <w:sz w:val="18"/>
+          <w:szCs w:val="18"/>
+        </w:rPr>
+        <w:t xml:space="preserve">{_ERGODOTHS_CAPITAL_A} επιφυλάσσεται ρητώς τού δικαιώματος μονομερούς ανάκλησης των παροχών αυτών, σε χρήμα ή είδος ή επιδόματος που έχουν χορηγηθεί υπό την αίρεση της άρσης χορήγησης του κατά την κρίση {_ERGODOTHS_GENIKH}. </w:t>
       </w:r>
     </w:p>
     <w:p>
@@ -6249,21 +6087,10 @@
       <w:r>
         <w:rPr>
           <w:rFonts w:cs="DejaVu Sans Condensed" w:ascii="DejaVu Sans Condensed" w:hAnsi="DejaVu Sans Condensed"/>
-          <w:b/>
-          <w:bCs/>
-          <w:sz w:val="18"/>
-          <w:szCs w:val="18"/>
-        </w:rPr>
-        <w:t>7.2.</w:t>
-        <w:tab/>
-      </w:r>
-      <w:r>
-        <w:rPr>
-          <w:rFonts w:cs="DejaVu Sans Condensed" w:ascii="DejaVu Sans Condensed" w:hAnsi="DejaVu Sans Condensed"/>
-          <w:sz w:val="18"/>
-          <w:szCs w:val="18"/>
-        </w:rPr>
-        <w:t xml:space="preserve">{_ERGODOTHS_CAPITAL_A} επιφυλάσσεται ρητώς τού δικαιώματος μονομερούς ανάκλησης των παροχών αυτών, σε χρήμα ή είδος ή επιδόματος που έχουν χορηγηθεί υπό την αίρεση της άρσης χορήγησης του κατά την κρίση {_ERGODOTHS_GENIKH}. </w:t>
+          <w:sz w:val="18"/>
+          <w:szCs w:val="18"/>
+        </w:rPr>
+        <w:t xml:space="preserve">Ειδικότερα επιφυλάσσεται τού δικαιώματος να περικόπτει μερικώς ή ολικώς τις παροχές αυτές καθώς και να τροποποιεί τον τρόπο και τις προϋποθέσεις χορηγήσεώς τους. </w:t>
       </w:r>
     </w:p>
     <w:p>
@@ -6283,7 +6110,92 @@
           <w:sz w:val="18"/>
           <w:szCs w:val="18"/>
         </w:rPr>
-        <w:t xml:space="preserve">Ειδικότερα επιφυλάσσεται τού δικαιώματος να περικόπτει μερικώς ή ολικώς τις παροχές αυτές καθώς και να τροποποιεί τον τρόπο και τις προϋποθέσεις χορηγήσεώς τους. </w:t>
+        <w:t>Ως εκ τούτου, οι εν λόγω παροχές δεν έχουν μισθολογικό χαρακτήρα (δεν θεωρούνται μισθός) και η περικοπή τους δεν συνιστά μονομερή βλαπτική μεταβολή των όρων εργασίας τ{_</w:t>
+      </w:r>
+      <w:r>
+        <w:rPr>
+          <w:rFonts w:cs="DejaVu Sans Condensed" w:ascii="DejaVu Sans Condensed" w:hAnsi="DejaVu Sans Condensed"/>
+          <w:sz w:val="18"/>
+          <w:szCs w:val="18"/>
+          <w:lang w:val="en-US"/>
+        </w:rPr>
+        <w:t>GENIKH</w:t>
+      </w:r>
+      <w:r>
+        <w:rPr>
+          <w:rFonts w:cs="DejaVu Sans Condensed" w:ascii="DejaVu Sans Condensed" w:hAnsi="DejaVu Sans Condensed"/>
+          <w:sz w:val="18"/>
+          <w:szCs w:val="18"/>
+        </w:rPr>
+        <w:t>_</w:t>
+      </w:r>
+      <w:r>
+        <w:rPr>
+          <w:rFonts w:cs="DejaVu Sans Condensed" w:ascii="DejaVu Sans Condensed" w:hAnsi="DejaVu Sans Condensed"/>
+          <w:sz w:val="18"/>
+          <w:szCs w:val="18"/>
+          <w:lang w:val="en-US"/>
+        </w:rPr>
+        <w:t>A</w:t>
+      </w:r>
+      <w:r>
+        <w:rPr>
+          <w:rFonts w:cs="DejaVu Sans Condensed" w:ascii="DejaVu Sans Condensed" w:hAnsi="DejaVu Sans Condensed"/>
+          <w:sz w:val="18"/>
+          <w:szCs w:val="18"/>
+        </w:rPr>
+        <w:t>} {_</w:t>
+      </w:r>
+      <w:r>
+        <w:rPr>
+          <w:rFonts w:cs="DejaVu Sans Condensed" w:ascii="DejaVu Sans Condensed" w:hAnsi="DejaVu Sans Condensed"/>
+          <w:sz w:val="18"/>
+          <w:szCs w:val="18"/>
+          <w:lang w:val="en-US"/>
+        </w:rPr>
+        <w:t>TYPOS</w:t>
+      </w:r>
+      <w:r>
+        <w:rPr>
+          <w:rFonts w:cs="DejaVu Sans Condensed" w:ascii="DejaVu Sans Condensed" w:hAnsi="DejaVu Sans Condensed"/>
+          <w:sz w:val="18"/>
+          <w:szCs w:val="18"/>
+        </w:rPr>
+        <w:t>_</w:t>
+      </w:r>
+      <w:r>
+        <w:rPr>
+          <w:rFonts w:cs="DejaVu Sans Condensed" w:ascii="DejaVu Sans Condensed" w:hAnsi="DejaVu Sans Condensed"/>
+          <w:sz w:val="18"/>
+          <w:szCs w:val="18"/>
+          <w:lang w:val="en-US"/>
+        </w:rPr>
+        <w:t>ERG</w:t>
+      </w:r>
+      <w:r>
+        <w:rPr>
+          <w:rFonts w:cs="DejaVu Sans Condensed" w:ascii="DejaVu Sans Condensed" w:hAnsi="DejaVu Sans Condensed"/>
+          <w:sz w:val="18"/>
+          <w:szCs w:val="18"/>
+        </w:rPr>
+        <w:t>_</w:t>
+      </w:r>
+      <w:r>
+        <w:rPr>
+          <w:rFonts w:cs="DejaVu Sans Condensed" w:ascii="DejaVu Sans Condensed" w:hAnsi="DejaVu Sans Condensed"/>
+          <w:sz w:val="18"/>
+          <w:szCs w:val="18"/>
+          <w:lang w:val="en-US"/>
+        </w:rPr>
+        <w:t>GENIKH</w:t>
+      </w:r>
+      <w:r>
+        <w:rPr>
+          <w:rFonts w:cs="DejaVu Sans Condensed" w:ascii="DejaVu Sans Condensed" w:hAnsi="DejaVu Sans Condensed"/>
+          <w:sz w:val="18"/>
+          <w:szCs w:val="18"/>
+        </w:rPr>
+        <w:t xml:space="preserve">}. Τυχόν δε συνυπολογισμός τους, άπαξ ή κατ’ επανάληψη, σε δώρα Χριστουγέννων ή Πάσχα ή στο επίδομα αδείας δεν αναιρεί αυτόν τους τον χαρακτήρα. </w:t>
       </w:r>
     </w:p>
     <w:p>
@@ -6303,92 +6215,6 @@
           <w:sz w:val="18"/>
           <w:szCs w:val="18"/>
         </w:rPr>
-        <w:t>Ως εκ τούτου, οι εν λόγω παροχές δεν έχουν μισθολογικό χαρακτήρα (δεν θεωρούνται μισθός) και η περικοπή τους δεν συνιστά μονομερή βλαπτική μεταβολή των όρων εργασίας τ{_</w:t>
-      </w:r>
-      <w:r>
-        <w:rPr>
-          <w:rFonts w:cs="DejaVu Sans Condensed" w:ascii="DejaVu Sans Condensed" w:hAnsi="DejaVu Sans Condensed"/>
-          <w:sz w:val="18"/>
-          <w:szCs w:val="18"/>
-          <w:lang w:val="en-US"/>
-        </w:rPr>
-        <w:t>GENIKH</w:t>
-      </w:r>
-      <w:r>
-        <w:rPr>
-          <w:rFonts w:cs="DejaVu Sans Condensed" w:ascii="DejaVu Sans Condensed" w:hAnsi="DejaVu Sans Condensed"/>
-          <w:sz w:val="18"/>
-          <w:szCs w:val="18"/>
-        </w:rPr>
-        <w:t>_</w:t>
-      </w:r>
-      <w:r>
-        <w:rPr>
-          <w:rFonts w:cs="DejaVu Sans Condensed" w:ascii="DejaVu Sans Condensed" w:hAnsi="DejaVu Sans Condensed"/>
-          <w:sz w:val="18"/>
-          <w:szCs w:val="18"/>
-          <w:lang w:val="en-US"/>
-        </w:rPr>
-        <w:t>A</w:t>
-      </w:r>
-      <w:r>
-        <w:rPr>
-          <w:rFonts w:cs="DejaVu Sans Condensed" w:ascii="DejaVu Sans Condensed" w:hAnsi="DejaVu Sans Condensed"/>
-          <w:sz w:val="18"/>
-          <w:szCs w:val="18"/>
-        </w:rPr>
-        <w:t>} {_</w:t>
-      </w:r>
-      <w:r>
-        <w:rPr>
-          <w:rFonts w:cs="DejaVu Sans Condensed" w:ascii="DejaVu Sans Condensed" w:hAnsi="DejaVu Sans Condensed"/>
-          <w:sz w:val="18"/>
-          <w:szCs w:val="18"/>
-          <w:lang w:val="en-US"/>
-        </w:rPr>
-        <w:t>TYPOS</w:t>
-      </w:r>
-      <w:r>
-        <w:rPr>
-          <w:rFonts w:cs="DejaVu Sans Condensed" w:ascii="DejaVu Sans Condensed" w:hAnsi="DejaVu Sans Condensed"/>
-          <w:sz w:val="18"/>
-          <w:szCs w:val="18"/>
-        </w:rPr>
-        <w:t>_</w:t>
-      </w:r>
-      <w:r>
-        <w:rPr>
-          <w:rFonts w:cs="DejaVu Sans Condensed" w:ascii="DejaVu Sans Condensed" w:hAnsi="DejaVu Sans Condensed"/>
-          <w:sz w:val="18"/>
-          <w:szCs w:val="18"/>
-          <w:lang w:val="en-US"/>
-        </w:rPr>
-        <w:t>ERG</w:t>
-      </w:r>
-      <w:r>
-        <w:rPr>
-          <w:rFonts w:cs="DejaVu Sans Condensed" w:ascii="DejaVu Sans Condensed" w:hAnsi="DejaVu Sans Condensed"/>
-          <w:sz w:val="18"/>
-          <w:szCs w:val="18"/>
-        </w:rPr>
-        <w:t>_</w:t>
-      </w:r>
-      <w:r>
-        <w:rPr>
-          <w:rFonts w:cs="DejaVu Sans Condensed" w:ascii="DejaVu Sans Condensed" w:hAnsi="DejaVu Sans Condensed"/>
-          <w:sz w:val="18"/>
-          <w:szCs w:val="18"/>
-          <w:lang w:val="en-US"/>
-        </w:rPr>
-        <w:t>GENIKH</w:t>
-      </w:r>
-      <w:r>
-        <w:rPr>
-          <w:rFonts w:cs="DejaVu Sans Condensed" w:ascii="DejaVu Sans Condensed" w:hAnsi="DejaVu Sans Condensed"/>
-          <w:sz w:val="18"/>
-          <w:szCs w:val="18"/>
-        </w:rPr>
-        <w:t xml:space="preserve">}. Τυχόν δε συνυπολογισμός τους, άπαξ ή κατ’ επανάληψη, σε δώρα Χριστουγέννων ή Πάσχα ή στο επίδομα αδείας δεν αναιρεί αυτόν τους τον χαρακτήρα. </w:t>
       </w:r>
     </w:p>
     <w:p>
@@ -6398,6 +6224,9 @@
         <w:jc w:val="both"/>
         <w:rPr>
           <w:rFonts w:ascii="DejaVu Sans Condensed" w:hAnsi="DejaVu Sans Condensed" w:cs="DejaVu Sans Condensed"/>
+          <w:b/>
+          <w:b/>
+          <w:bCs/>
           <w:sz w:val="18"/>
           <w:szCs w:val="18"/>
         </w:rPr>
@@ -6405,9 +6234,24 @@
       <w:r>
         <w:rPr>
           <w:rFonts w:cs="DejaVu Sans Condensed" w:ascii="DejaVu Sans Condensed" w:hAnsi="DejaVu Sans Condensed"/>
-          <w:sz w:val="18"/>
-          <w:szCs w:val="18"/>
-        </w:rPr>
+          <w:b/>
+          <w:bCs/>
+          <w:sz w:val="18"/>
+          <w:szCs w:val="18"/>
+        </w:rPr>
+        <w:t xml:space="preserve">8. </w:t>
+        <w:tab/>
+      </w:r>
+      <w:r>
+        <w:rPr>
+          <w:rFonts w:cs="DejaVu Sans Condensed" w:ascii="DejaVu Sans Condensed" w:hAnsi="DejaVu Sans Condensed"/>
+          <w:b/>
+          <w:bCs/>
+          <w:sz w:val="18"/>
+          <w:szCs w:val="18"/>
+          <w:u w:val="thick"/>
+        </w:rPr>
+        <w:t>ΔΙΑΔΙΚΑΣΙΑ ΛΥΣΗΣ ΤΗΣ ΣΥΜΒΑΣΗΣ ή ΣΧΕΣΗΣ ΕΡΓΑΣΙΑΣ – ΑΠΟΖΗΜΙΩΣΗ ΑΠΟΛΥΣΗΣ</w:t>
       </w:r>
     </w:p>
     <w:p>
@@ -6417,43 +6261,6 @@
         <w:jc w:val="both"/>
         <w:rPr>
           <w:rFonts w:ascii="DejaVu Sans Condensed" w:hAnsi="DejaVu Sans Condensed" w:cs="DejaVu Sans Condensed"/>
-          <w:b/>
-          <w:b/>
-          <w:bCs/>
-          <w:sz w:val="18"/>
-          <w:szCs w:val="18"/>
-        </w:rPr>
-      </w:pPr>
-      <w:r>
-        <w:rPr>
-          <w:rFonts w:cs="DejaVu Sans Condensed" w:ascii="DejaVu Sans Condensed" w:hAnsi="DejaVu Sans Condensed"/>
-          <w:b/>
-          <w:bCs/>
-          <w:sz w:val="18"/>
-          <w:szCs w:val="18"/>
-        </w:rPr>
-        <w:t xml:space="preserve">8. </w:t>
-        <w:tab/>
-      </w:r>
-      <w:r>
-        <w:rPr>
-          <w:rFonts w:cs="DejaVu Sans Condensed" w:ascii="DejaVu Sans Condensed" w:hAnsi="DejaVu Sans Condensed"/>
-          <w:b/>
-          <w:bCs/>
-          <w:sz w:val="18"/>
-          <w:szCs w:val="18"/>
-          <w:u w:val="thick"/>
-        </w:rPr>
-        <w:t>ΔΙΑΔΙΚΑΣΙΑ ΛΥΣΗΣ ΤΗΣ ΣΥΜΒΑΣΗΣ ή ΣΧΕΣΗΣ ΕΡΓΑΣΙΑΣ – ΑΠΟΖΗΜΙΩΣΗ ΑΠΟΛΥΣΗΣ</w:t>
-      </w:r>
-    </w:p>
-    <w:p>
-      <w:pPr>
-        <w:pStyle w:val="Normal"/>
-        <w:ind w:left="-709" w:right="-1186" w:hanging="0"/>
-        <w:jc w:val="both"/>
-        <w:rPr>
-          <w:rFonts w:ascii="DejaVu Sans Condensed" w:hAnsi="DejaVu Sans Condensed" w:cs="DejaVu Sans Condensed"/>
           <w:sz w:val="18"/>
           <w:szCs w:val="18"/>
         </w:rPr>
@@ -6494,39 +6301,7 @@
           <w:sz w:val="18"/>
           <w:szCs w:val="18"/>
         </w:rPr>
-        <w:t>ιδίως με καταγγελία της, από κάθε συμβαλλόμενο μέρος, διεπόμενη από τις εκάστοτε ισχύουσες διατάξεις της εργατικής νομοθεσίας. {_</w:t>
-      </w:r>
-      <w:r>
-        <w:rPr>
-          <w:rFonts w:cs="DejaVu Sans Condensed" w:ascii="DejaVu Sans Condensed" w:hAnsi="DejaVu Sans Condensed"/>
-          <w:sz w:val="18"/>
-          <w:szCs w:val="18"/>
-        </w:rPr>
-        <w:t>FIELD</w:t>
-      </w:r>
-      <w:r>
-        <w:rPr>
-          <w:rFonts w:cs="DejaVu Sans Condensed" w:ascii="DejaVu Sans Condensed" w:hAnsi="DejaVu Sans Condensed"/>
-          <w:sz w:val="18"/>
-          <w:szCs w:val="18"/>
-        </w:rPr>
-        <w:t>_00</w:t>
-      </w:r>
-      <w:r>
-        <w:rPr>
-          <w:rFonts w:cs="DejaVu Sans Condensed" w:ascii="DejaVu Sans Condensed" w:hAnsi="DejaVu Sans Condensed"/>
-          <w:sz w:val="18"/>
-          <w:szCs w:val="18"/>
-        </w:rPr>
-        <w:t>08</w:t>
-      </w:r>
-      <w:r>
-        <w:rPr>
-          <w:rFonts w:cs="DejaVu Sans Condensed" w:ascii="DejaVu Sans Condensed" w:hAnsi="DejaVu Sans Condensed"/>
-          <w:sz w:val="18"/>
-          <w:szCs w:val="18"/>
-        </w:rPr>
-        <w:t>}{</w:t>
+        <w:t>ιδίως με καταγγελία της, από κάθε συμβαλλόμενο μέρος, διεπόμενη από τις εκάστοτε ισχύουσες διατάξεις της εργατικής νομοθεσίας. {_FIELD_0008}{</w:t>
       </w:r>
       <w:r>
         <w:rPr>
@@ -6537,40 +6312,7 @@
           <w:szCs w:val="18"/>
           <w:u w:val="single"/>
         </w:rPr>
-        <w:t>_</w:t>
-      </w:r>
-      <w:r>
-        <w:rPr>
-          <w:rFonts w:cs="DejaVu Sans Condensed" w:ascii="DejaVu Sans Condensed" w:hAnsi="DejaVu Sans Condensed"/>
-          <w:i/>
-          <w:iCs/>
-          <w:sz w:val="18"/>
-          <w:szCs w:val="18"/>
-          <w:u w:val="single"/>
-        </w:rPr>
-        <w:t>FIELD</w:t>
-      </w:r>
-      <w:r>
-        <w:rPr>
-          <w:rFonts w:cs="DejaVu Sans Condensed" w:ascii="DejaVu Sans Condensed" w:hAnsi="DejaVu Sans Condensed"/>
-          <w:i/>
-          <w:iCs/>
-          <w:sz w:val="18"/>
-          <w:szCs w:val="18"/>
-          <w:u w:val="single"/>
-        </w:rPr>
-        <w:t>_00</w:t>
-      </w:r>
-      <w:r>
-        <w:rPr>
-          <w:rFonts w:cs="DejaVu Sans Condensed" w:ascii="DejaVu Sans Condensed" w:hAnsi="DejaVu Sans Condensed"/>
-          <w:i/>
-          <w:iCs/>
-          <w:sz w:val="18"/>
-          <w:szCs w:val="18"/>
-          <w:u w:val="single"/>
-        </w:rPr>
-        <w:t>09</w:t>
+        <w:t>_FIELD_0009</w:t>
       </w:r>
       <w:r>
         <w:rPr>
@@ -7381,6 +7123,32 @@
         </w:rPr>
         <w:t xml:space="preserve">α) </w:t>
         <w:tab/>
+      </w:r>
+      <w:r>
+        <w:rPr>
+          <w:rFonts w:cs="DejaVu Sans Condensed" w:ascii="DejaVu Sans Condensed" w:hAnsi="DejaVu Sans Condensed"/>
+          <w:sz w:val="18"/>
+          <w:szCs w:val="18"/>
+        </w:rPr>
+        <w:t>συχν</w:t>
+      </w:r>
+      <w:r>
+        <w:rPr>
+          <w:rFonts w:eastAsia="Calibri" w:cs="DejaVu Sans Condensed" w:ascii="DejaVu Sans Condensed" w:hAnsi="DejaVu Sans Condensed" w:eastAsiaTheme="minorHAnsi"/>
+          <w:color w:val="auto"/>
+          <w:kern w:val="0"/>
+          <w:sz w:val="18"/>
+          <w:szCs w:val="18"/>
+          <w:lang w:val="el-GR" w:eastAsia="en-US" w:bidi="ar-SA"/>
+        </w:rPr>
+        <w:t xml:space="preserve">ή </w:t>
+      </w:r>
+      <w:r>
+        <w:rPr>
+          <w:rFonts w:cs="DejaVu Sans Condensed" w:ascii="DejaVu Sans Condensed" w:hAnsi="DejaVu Sans Condensed"/>
+          <w:sz w:val="18"/>
+          <w:szCs w:val="18"/>
+        </w:rPr>
         <w:t>καθυστέρηση προσέλευσης τ{_</w:t>
       </w:r>
       <w:r>
@@ -7517,7 +7285,34 @@
           <w:sz w:val="18"/>
           <w:szCs w:val="18"/>
         </w:rPr>
-        <w:t>} ή απουσία τ{_</w:t>
+        <w:t xml:space="preserve">} ή </w:t>
+      </w:r>
+      <w:r>
+        <w:rPr>
+          <w:rFonts w:cs="DejaVu Sans Condensed" w:ascii="DejaVu Sans Condensed" w:hAnsi="DejaVu Sans Condensed"/>
+          <w:sz w:val="18"/>
+          <w:szCs w:val="18"/>
+        </w:rPr>
+        <w:t>αδικαιολ</w:t>
+      </w:r>
+      <w:r>
+        <w:rPr>
+          <w:rFonts w:eastAsia="Calibri" w:cs="DejaVu Sans Condensed" w:ascii="DejaVu Sans Condensed" w:hAnsi="DejaVu Sans Condensed" w:eastAsiaTheme="minorHAnsi"/>
+          <w:color w:val="auto"/>
+          <w:kern w:val="0"/>
+          <w:sz w:val="18"/>
+          <w:szCs w:val="18"/>
+          <w:lang w:val="el-GR" w:eastAsia="en-US" w:bidi="ar-SA"/>
+        </w:rPr>
+        <w:t xml:space="preserve">όγητη </w:t>
+      </w:r>
+      <w:r>
+        <w:rPr>
+          <w:rFonts w:cs="DejaVu Sans Condensed" w:ascii="DejaVu Sans Condensed" w:hAnsi="DejaVu Sans Condensed"/>
+          <w:sz w:val="18"/>
+          <w:szCs w:val="18"/>
+        </w:rPr>
+        <w:t>απουσία τ{_</w:t>
       </w:r>
       <w:r>
         <w:rPr>
@@ -7585,7 +7380,7 @@
           <w:sz w:val="18"/>
           <w:szCs w:val="18"/>
         </w:rPr>
-        <w:t>} σύμφωνα με τα όσα ορίζονται στον όρο 2 της παρούσης</w:t>
+        <w:t>} σύμφωνα με τα όσα ορίζονται στον όρο 2 της παρούσης.</w:t>
       </w:r>
     </w:p>
     <w:p>
@@ -7605,9 +7400,144 @@
           <w:sz w:val="18"/>
           <w:szCs w:val="18"/>
         </w:rPr>
-        <w:t xml:space="preserve">β) </w:t>
+        <w:t>β</w:t>
+      </w:r>
+      <w:r>
+        <w:rPr>
+          <w:rFonts w:cs="DejaVu Sans Condensed" w:ascii="DejaVu Sans Condensed" w:hAnsi="DejaVu Sans Condensed"/>
+          <w:sz w:val="18"/>
+          <w:szCs w:val="18"/>
+        </w:rPr>
+        <w:t xml:space="preserve">) </w:t>
         <w:tab/>
-        <w:t>αναστολή ή διακοπή της λειτουργίας {_ERGODOTHS_GENIKH} για οποιονδήποτε λόγο</w:t>
+        <w:t>προφανής ανεπάρκεια τ{_</w:t>
+      </w:r>
+      <w:r>
+        <w:rPr>
+          <w:rFonts w:cs="DejaVu Sans Condensed" w:ascii="DejaVu Sans Condensed" w:hAnsi="DejaVu Sans Condensed"/>
+          <w:sz w:val="18"/>
+          <w:szCs w:val="18"/>
+          <w:lang w:val="en-US"/>
+        </w:rPr>
+        <w:t>GENIKH</w:t>
+      </w:r>
+      <w:r>
+        <w:rPr>
+          <w:rFonts w:cs="DejaVu Sans Condensed" w:ascii="DejaVu Sans Condensed" w:hAnsi="DejaVu Sans Condensed"/>
+          <w:sz w:val="18"/>
+          <w:szCs w:val="18"/>
+        </w:rPr>
+        <w:t>_</w:t>
+      </w:r>
+      <w:r>
+        <w:rPr>
+          <w:rFonts w:cs="DejaVu Sans Condensed" w:ascii="DejaVu Sans Condensed" w:hAnsi="DejaVu Sans Condensed"/>
+          <w:sz w:val="18"/>
+          <w:szCs w:val="18"/>
+          <w:lang w:val="en-US"/>
+        </w:rPr>
+        <w:t>A</w:t>
+      </w:r>
+      <w:r>
+        <w:rPr>
+          <w:rFonts w:cs="DejaVu Sans Condensed" w:ascii="DejaVu Sans Condensed" w:hAnsi="DejaVu Sans Condensed"/>
+          <w:sz w:val="18"/>
+          <w:szCs w:val="18"/>
+        </w:rPr>
+        <w:t>} {_</w:t>
+      </w:r>
+      <w:r>
+        <w:rPr>
+          <w:rFonts w:cs="DejaVu Sans Condensed" w:ascii="DejaVu Sans Condensed" w:hAnsi="DejaVu Sans Condensed"/>
+          <w:sz w:val="18"/>
+          <w:szCs w:val="18"/>
+          <w:lang w:val="en-US"/>
+        </w:rPr>
+        <w:t>TYPOS</w:t>
+      </w:r>
+      <w:r>
+        <w:rPr>
+          <w:rFonts w:cs="DejaVu Sans Condensed" w:ascii="DejaVu Sans Condensed" w:hAnsi="DejaVu Sans Condensed"/>
+          <w:sz w:val="18"/>
+          <w:szCs w:val="18"/>
+        </w:rPr>
+        <w:t>_</w:t>
+      </w:r>
+      <w:r>
+        <w:rPr>
+          <w:rFonts w:cs="DejaVu Sans Condensed" w:ascii="DejaVu Sans Condensed" w:hAnsi="DejaVu Sans Condensed"/>
+          <w:sz w:val="18"/>
+          <w:szCs w:val="18"/>
+          <w:lang w:val="en-US"/>
+        </w:rPr>
+        <w:t>ERG</w:t>
+      </w:r>
+      <w:r>
+        <w:rPr>
+          <w:rFonts w:cs="DejaVu Sans Condensed" w:ascii="DejaVu Sans Condensed" w:hAnsi="DejaVu Sans Condensed"/>
+          <w:sz w:val="18"/>
+          <w:szCs w:val="18"/>
+        </w:rPr>
+        <w:t>_</w:t>
+      </w:r>
+      <w:r>
+        <w:rPr>
+          <w:rFonts w:cs="DejaVu Sans Condensed" w:ascii="DejaVu Sans Condensed" w:hAnsi="DejaVu Sans Condensed"/>
+          <w:sz w:val="18"/>
+          <w:szCs w:val="18"/>
+          <w:lang w:val="en-US"/>
+        </w:rPr>
+        <w:t>GENIKH</w:t>
+      </w:r>
+      <w:r>
+        <w:rPr>
+          <w:rFonts w:cs="DejaVu Sans Condensed" w:ascii="DejaVu Sans Condensed" w:hAnsi="DejaVu Sans Condensed"/>
+          <w:sz w:val="18"/>
+          <w:szCs w:val="18"/>
+        </w:rPr>
+        <w:t>} στην εκπλήρωση των καθηκόντων τ{_</w:t>
+      </w:r>
+      <w:r>
+        <w:rPr>
+          <w:rFonts w:cs="DejaVu Sans Condensed" w:ascii="DejaVu Sans Condensed" w:hAnsi="DejaVu Sans Condensed"/>
+          <w:sz w:val="18"/>
+          <w:szCs w:val="18"/>
+          <w:lang w:val="en-US"/>
+        </w:rPr>
+        <w:t>GENIKH</w:t>
+      </w:r>
+      <w:r>
+        <w:rPr>
+          <w:rFonts w:cs="DejaVu Sans Condensed" w:ascii="DejaVu Sans Condensed" w:hAnsi="DejaVu Sans Condensed"/>
+          <w:sz w:val="18"/>
+          <w:szCs w:val="18"/>
+        </w:rPr>
+        <w:t>_</w:t>
+      </w:r>
+      <w:r>
+        <w:rPr>
+          <w:rFonts w:cs="DejaVu Sans Condensed" w:ascii="DejaVu Sans Condensed" w:hAnsi="DejaVu Sans Condensed"/>
+          <w:sz w:val="18"/>
+          <w:szCs w:val="18"/>
+          <w:lang w:val="en-US"/>
+        </w:rPr>
+        <w:t>A</w:t>
+      </w:r>
+      <w:r>
+        <w:rPr>
+          <w:rFonts w:cs="DejaVu Sans Condensed" w:ascii="DejaVu Sans Condensed" w:hAnsi="DejaVu Sans Condensed"/>
+          <w:sz w:val="18"/>
+          <w:szCs w:val="18"/>
+        </w:rPr>
+        <w:t xml:space="preserve">} </w:t>
+      </w:r>
+      <w:r>
+        <w:rPr>
+          <w:rFonts w:cs="DejaVu Sans Condensed" w:ascii="DejaVu Sans Condensed" w:hAnsi="DejaVu Sans Condensed"/>
+          <w:sz w:val="18"/>
+          <w:szCs w:val="18"/>
+        </w:rPr>
+        <w:t>{_FIELD_0082}</w:t>
       </w:r>
     </w:p>
     <w:p>
@@ -7627,128 +7557,17 @@
           <w:sz w:val="18"/>
           <w:szCs w:val="18"/>
         </w:rPr>
-        <w:t xml:space="preserve">γ) </w:t>
+        <w:t>γ</w:t>
+      </w:r>
+      <w:r>
+        <w:rPr>
+          <w:rFonts w:cs="DejaVu Sans Condensed" w:ascii="DejaVu Sans Condensed" w:hAnsi="DejaVu Sans Condensed"/>
+          <w:sz w:val="18"/>
+          <w:szCs w:val="18"/>
+        </w:rPr>
+        <w:t xml:space="preserve">) </w:t>
         <w:tab/>
-        <w:t>προφανής ανεπάρκεια τ{_</w:t>
-      </w:r>
-      <w:r>
-        <w:rPr>
-          <w:rFonts w:cs="DejaVu Sans Condensed" w:ascii="DejaVu Sans Condensed" w:hAnsi="DejaVu Sans Condensed"/>
-          <w:sz w:val="18"/>
-          <w:szCs w:val="18"/>
-          <w:lang w:val="en-US"/>
-        </w:rPr>
-        <w:t>GENIKH</w:t>
-      </w:r>
-      <w:r>
-        <w:rPr>
-          <w:rFonts w:cs="DejaVu Sans Condensed" w:ascii="DejaVu Sans Condensed" w:hAnsi="DejaVu Sans Condensed"/>
-          <w:sz w:val="18"/>
-          <w:szCs w:val="18"/>
-        </w:rPr>
-        <w:t>_</w:t>
-      </w:r>
-      <w:r>
-        <w:rPr>
-          <w:rFonts w:cs="DejaVu Sans Condensed" w:ascii="DejaVu Sans Condensed" w:hAnsi="DejaVu Sans Condensed"/>
-          <w:sz w:val="18"/>
-          <w:szCs w:val="18"/>
-          <w:lang w:val="en-US"/>
-        </w:rPr>
-        <w:t>A</w:t>
-      </w:r>
-      <w:r>
-        <w:rPr>
-          <w:rFonts w:cs="DejaVu Sans Condensed" w:ascii="DejaVu Sans Condensed" w:hAnsi="DejaVu Sans Condensed"/>
-          <w:sz w:val="18"/>
-          <w:szCs w:val="18"/>
-        </w:rPr>
-        <w:t>} {_</w:t>
-      </w:r>
-      <w:r>
-        <w:rPr>
-          <w:rFonts w:cs="DejaVu Sans Condensed" w:ascii="DejaVu Sans Condensed" w:hAnsi="DejaVu Sans Condensed"/>
-          <w:sz w:val="18"/>
-          <w:szCs w:val="18"/>
-          <w:lang w:val="en-US"/>
-        </w:rPr>
-        <w:t>TYPOS</w:t>
-      </w:r>
-      <w:r>
-        <w:rPr>
-          <w:rFonts w:cs="DejaVu Sans Condensed" w:ascii="DejaVu Sans Condensed" w:hAnsi="DejaVu Sans Condensed"/>
-          <w:sz w:val="18"/>
-          <w:szCs w:val="18"/>
-        </w:rPr>
-        <w:t>_</w:t>
-      </w:r>
-      <w:r>
-        <w:rPr>
-          <w:rFonts w:cs="DejaVu Sans Condensed" w:ascii="DejaVu Sans Condensed" w:hAnsi="DejaVu Sans Condensed"/>
-          <w:sz w:val="18"/>
-          <w:szCs w:val="18"/>
-          <w:lang w:val="en-US"/>
-        </w:rPr>
-        <w:t>ERG</w:t>
-      </w:r>
-      <w:r>
-        <w:rPr>
-          <w:rFonts w:cs="DejaVu Sans Condensed" w:ascii="DejaVu Sans Condensed" w:hAnsi="DejaVu Sans Condensed"/>
-          <w:sz w:val="18"/>
-          <w:szCs w:val="18"/>
-        </w:rPr>
-        <w:t>_</w:t>
-      </w:r>
-      <w:r>
-        <w:rPr>
-          <w:rFonts w:cs="DejaVu Sans Condensed" w:ascii="DejaVu Sans Condensed" w:hAnsi="DejaVu Sans Condensed"/>
-          <w:sz w:val="18"/>
-          <w:szCs w:val="18"/>
-          <w:lang w:val="en-US"/>
-        </w:rPr>
-        <w:t>GENIKH</w:t>
-      </w:r>
-      <w:r>
-        <w:rPr>
-          <w:rFonts w:cs="DejaVu Sans Condensed" w:ascii="DejaVu Sans Condensed" w:hAnsi="DejaVu Sans Condensed"/>
-          <w:sz w:val="18"/>
-          <w:szCs w:val="18"/>
-        </w:rPr>
-        <w:t>} στην εκπλήρωση των καθηκόντων τ{_</w:t>
-      </w:r>
-      <w:r>
-        <w:rPr>
-          <w:rFonts w:cs="DejaVu Sans Condensed" w:ascii="DejaVu Sans Condensed" w:hAnsi="DejaVu Sans Condensed"/>
-          <w:sz w:val="18"/>
-          <w:szCs w:val="18"/>
-          <w:lang w:val="en-US"/>
-        </w:rPr>
-        <w:t>GENIKH</w:t>
-      </w:r>
-      <w:r>
-        <w:rPr>
-          <w:rFonts w:cs="DejaVu Sans Condensed" w:ascii="DejaVu Sans Condensed" w:hAnsi="DejaVu Sans Condensed"/>
-          <w:sz w:val="18"/>
-          <w:szCs w:val="18"/>
-        </w:rPr>
-        <w:t>_</w:t>
-      </w:r>
-      <w:r>
-        <w:rPr>
-          <w:rFonts w:cs="DejaVu Sans Condensed" w:ascii="DejaVu Sans Condensed" w:hAnsi="DejaVu Sans Condensed"/>
-          <w:sz w:val="18"/>
-          <w:szCs w:val="18"/>
-          <w:lang w:val="en-US"/>
-        </w:rPr>
-        <w:t>A</w:t>
-      </w:r>
-      <w:r>
-        <w:rPr>
-          <w:rFonts w:cs="DejaVu Sans Condensed" w:ascii="DejaVu Sans Condensed" w:hAnsi="DejaVu Sans Condensed"/>
-          <w:sz w:val="18"/>
-          <w:szCs w:val="18"/>
-        </w:rPr>
-        <w:t>}</w:t>
+        <w:t>απρεπής και υβριστική συμπεριφορά προς την διεύθυνση και το λοιπό προσωπικό ή τους πελάτες {_ERGODOTHS_GENIKH}.</w:t>
       </w:r>
     </w:p>
     <w:p>
@@ -7768,9 +7587,155 @@
           <w:sz w:val="18"/>
           <w:szCs w:val="18"/>
         </w:rPr>
-        <w:t xml:space="preserve">δ) </w:t>
+        <w:t>δ</w:t>
+      </w:r>
+      <w:r>
+        <w:rPr>
+          <w:rFonts w:cs="DejaVu Sans Condensed" w:ascii="DejaVu Sans Condensed" w:hAnsi="DejaVu Sans Condensed"/>
+          <w:sz w:val="18"/>
+          <w:szCs w:val="18"/>
+        </w:rPr>
+        <w:t xml:space="preserve">) </w:t>
         <w:tab/>
-        <w:t>απρεπής και υβριστική συμπεριφορά προς την διεύθυνση και το λοιπό προσωπικό ή τους πελάτες {_ERGODOTHS_GENIKH}.</w:t>
+        <w:t>αντισυμβατική δ</w:t>
+      </w:r>
+      <w:r>
+        <w:rPr>
+          <w:rFonts w:eastAsia="Calibri" w:cs="DejaVu Sans Condensed" w:ascii="DejaVu Sans Condensed" w:hAnsi="DejaVu Sans Condensed" w:eastAsiaTheme="minorHAnsi"/>
+          <w:color w:val="auto"/>
+          <w:kern w:val="0"/>
+          <w:sz w:val="18"/>
+          <w:szCs w:val="18"/>
+          <w:lang w:val="el-GR" w:eastAsia="en-US" w:bidi="ar-SA"/>
+        </w:rPr>
+        <w:t>ό</w:t>
+      </w:r>
+      <w:r>
+        <w:rPr>
+          <w:rFonts w:cs="DejaVu Sans Condensed" w:ascii="DejaVu Sans Condensed" w:hAnsi="DejaVu Sans Condensed"/>
+          <w:sz w:val="18"/>
+          <w:szCs w:val="18"/>
+        </w:rPr>
+        <w:t>λια συμπεριφορά τ{_</w:t>
+      </w:r>
+      <w:r>
+        <w:rPr>
+          <w:rFonts w:cs="DejaVu Sans Condensed" w:ascii="DejaVu Sans Condensed" w:hAnsi="DejaVu Sans Condensed"/>
+          <w:sz w:val="18"/>
+          <w:szCs w:val="18"/>
+          <w:lang w:val="en-US"/>
+        </w:rPr>
+        <w:t>GENIKH</w:t>
+      </w:r>
+      <w:r>
+        <w:rPr>
+          <w:rFonts w:cs="DejaVu Sans Condensed" w:ascii="DejaVu Sans Condensed" w:hAnsi="DejaVu Sans Condensed"/>
+          <w:sz w:val="18"/>
+          <w:szCs w:val="18"/>
+        </w:rPr>
+        <w:t>_</w:t>
+      </w:r>
+      <w:r>
+        <w:rPr>
+          <w:rFonts w:cs="DejaVu Sans Condensed" w:ascii="DejaVu Sans Condensed" w:hAnsi="DejaVu Sans Condensed"/>
+          <w:sz w:val="18"/>
+          <w:szCs w:val="18"/>
+          <w:lang w:val="en-US"/>
+        </w:rPr>
+        <w:t>A</w:t>
+      </w:r>
+      <w:r>
+        <w:rPr>
+          <w:rFonts w:cs="DejaVu Sans Condensed" w:ascii="DejaVu Sans Condensed" w:hAnsi="DejaVu Sans Condensed"/>
+          <w:sz w:val="18"/>
+          <w:szCs w:val="18"/>
+        </w:rPr>
+        <w:t>} {_</w:t>
+      </w:r>
+      <w:r>
+        <w:rPr>
+          <w:rFonts w:cs="DejaVu Sans Condensed" w:ascii="DejaVu Sans Condensed" w:hAnsi="DejaVu Sans Condensed"/>
+          <w:sz w:val="18"/>
+          <w:szCs w:val="18"/>
+          <w:lang w:val="en-US"/>
+        </w:rPr>
+        <w:t>TYPOS</w:t>
+      </w:r>
+      <w:r>
+        <w:rPr>
+          <w:rFonts w:cs="DejaVu Sans Condensed" w:ascii="DejaVu Sans Condensed" w:hAnsi="DejaVu Sans Condensed"/>
+          <w:sz w:val="18"/>
+          <w:szCs w:val="18"/>
+        </w:rPr>
+        <w:t>_</w:t>
+      </w:r>
+      <w:r>
+        <w:rPr>
+          <w:rFonts w:cs="DejaVu Sans Condensed" w:ascii="DejaVu Sans Condensed" w:hAnsi="DejaVu Sans Condensed"/>
+          <w:sz w:val="18"/>
+          <w:szCs w:val="18"/>
+          <w:lang w:val="en-US"/>
+        </w:rPr>
+        <w:t>ERG</w:t>
+      </w:r>
+      <w:r>
+        <w:rPr>
+          <w:rFonts w:cs="DejaVu Sans Condensed" w:ascii="DejaVu Sans Condensed" w:hAnsi="DejaVu Sans Condensed"/>
+          <w:sz w:val="18"/>
+          <w:szCs w:val="18"/>
+        </w:rPr>
+        <w:t>_</w:t>
+      </w:r>
+      <w:r>
+        <w:rPr>
+          <w:rFonts w:cs="DejaVu Sans Condensed" w:ascii="DejaVu Sans Condensed" w:hAnsi="DejaVu Sans Condensed"/>
+          <w:sz w:val="18"/>
+          <w:szCs w:val="18"/>
+          <w:lang w:val="en-US"/>
+        </w:rPr>
+        <w:t>GENIKH</w:t>
+      </w:r>
+      <w:r>
+        <w:rPr>
+          <w:rFonts w:cs="DejaVu Sans Condensed" w:ascii="DejaVu Sans Condensed" w:hAnsi="DejaVu Sans Condensed"/>
+          <w:sz w:val="18"/>
+          <w:szCs w:val="18"/>
+        </w:rPr>
+        <w:t>}, πρόκληση ζημίας σ{_ERGODOTHS_AITIATIKH} ή παράβαση μιας εκ των υποχρεώσεών τ{_</w:t>
+      </w:r>
+      <w:r>
+        <w:rPr>
+          <w:rFonts w:cs="DejaVu Sans Condensed" w:ascii="DejaVu Sans Condensed" w:hAnsi="DejaVu Sans Condensed"/>
+          <w:sz w:val="18"/>
+          <w:szCs w:val="18"/>
+          <w:lang w:val="en-US"/>
+        </w:rPr>
+        <w:t>GENIKH</w:t>
+      </w:r>
+      <w:r>
+        <w:rPr>
+          <w:rFonts w:cs="DejaVu Sans Condensed" w:ascii="DejaVu Sans Condensed" w:hAnsi="DejaVu Sans Condensed"/>
+          <w:sz w:val="18"/>
+          <w:szCs w:val="18"/>
+        </w:rPr>
+        <w:t>_</w:t>
+      </w:r>
+      <w:r>
+        <w:rPr>
+          <w:rFonts w:cs="DejaVu Sans Condensed" w:ascii="DejaVu Sans Condensed" w:hAnsi="DejaVu Sans Condensed"/>
+          <w:sz w:val="18"/>
+          <w:szCs w:val="18"/>
+          <w:lang w:val="en-US"/>
+        </w:rPr>
+        <w:t>A</w:t>
+      </w:r>
+      <w:r>
+        <w:rPr>
+          <w:rFonts w:cs="DejaVu Sans Condensed" w:ascii="DejaVu Sans Condensed" w:hAnsi="DejaVu Sans Condensed"/>
+          <w:sz w:val="18"/>
+          <w:szCs w:val="18"/>
+        </w:rPr>
+        <w:t>} που αναφέρονται στους όρους  της παρούσας συμβάσεως.</w:t>
       </w:r>
     </w:p>
     <w:p>
@@ -7790,189 +7755,15 @@
           <w:sz w:val="18"/>
           <w:szCs w:val="18"/>
         </w:rPr>
-        <w:t xml:space="preserve">ε) </w:t>
-        <w:tab/>
-        <w:t>απειλούμενη οικονομική καταστροφή {_ERGODOTHS_GENIKH}.</w:t>
-      </w:r>
-    </w:p>
-    <w:p>
-      <w:pPr>
-        <w:pStyle w:val="Normal"/>
-        <w:ind w:left="-709" w:right="-1186" w:hanging="0"/>
-        <w:jc w:val="both"/>
-        <w:rPr>
-          <w:rFonts w:ascii="DejaVu Sans Condensed" w:hAnsi="DejaVu Sans Condensed" w:cs="DejaVu Sans Condensed"/>
-          <w:sz w:val="18"/>
-          <w:szCs w:val="18"/>
-        </w:rPr>
-      </w:pPr>
-      <w:r>
-        <w:rPr>
-          <w:rFonts w:cs="DejaVu Sans Condensed" w:ascii="DejaVu Sans Condensed" w:hAnsi="DejaVu Sans Condensed"/>
-          <w:sz w:val="18"/>
-          <w:szCs w:val="18"/>
-        </w:rPr>
-        <w:t xml:space="preserve">στ) </w:t>
-        <w:tab/>
-        <w:t>αντισυμβατική δ</w:t>
-      </w:r>
-      <w:r>
-        <w:rPr>
-          <w:rFonts w:eastAsia="Calibri" w:cs="DejaVu Sans Condensed" w:ascii="DejaVu Sans Condensed" w:hAnsi="DejaVu Sans Condensed" w:eastAsiaTheme="minorHAnsi"/>
-          <w:color w:val="auto"/>
-          <w:kern w:val="0"/>
-          <w:sz w:val="18"/>
-          <w:szCs w:val="18"/>
-          <w:lang w:val="el-GR" w:eastAsia="en-US" w:bidi="ar-SA"/>
-        </w:rPr>
-        <w:t>ό</w:t>
-      </w:r>
-      <w:r>
-        <w:rPr>
-          <w:rFonts w:cs="DejaVu Sans Condensed" w:ascii="DejaVu Sans Condensed" w:hAnsi="DejaVu Sans Condensed"/>
-          <w:sz w:val="18"/>
-          <w:szCs w:val="18"/>
-        </w:rPr>
-        <w:t>λια συμπεριφορά τ{_</w:t>
-      </w:r>
-      <w:r>
-        <w:rPr>
-          <w:rFonts w:cs="DejaVu Sans Condensed" w:ascii="DejaVu Sans Condensed" w:hAnsi="DejaVu Sans Condensed"/>
-          <w:sz w:val="18"/>
-          <w:szCs w:val="18"/>
-          <w:lang w:val="en-US"/>
-        </w:rPr>
-        <w:t>GENIKH</w:t>
-      </w:r>
-      <w:r>
-        <w:rPr>
-          <w:rFonts w:cs="DejaVu Sans Condensed" w:ascii="DejaVu Sans Condensed" w:hAnsi="DejaVu Sans Condensed"/>
-          <w:sz w:val="18"/>
-          <w:szCs w:val="18"/>
-        </w:rPr>
-        <w:t>_</w:t>
-      </w:r>
-      <w:r>
-        <w:rPr>
-          <w:rFonts w:cs="DejaVu Sans Condensed" w:ascii="DejaVu Sans Condensed" w:hAnsi="DejaVu Sans Condensed"/>
-          <w:sz w:val="18"/>
-          <w:szCs w:val="18"/>
-          <w:lang w:val="en-US"/>
-        </w:rPr>
-        <w:t>A</w:t>
-      </w:r>
-      <w:r>
-        <w:rPr>
-          <w:rFonts w:cs="DejaVu Sans Condensed" w:ascii="DejaVu Sans Condensed" w:hAnsi="DejaVu Sans Condensed"/>
-          <w:sz w:val="18"/>
-          <w:szCs w:val="18"/>
-        </w:rPr>
-        <w:t>} {_</w:t>
-      </w:r>
-      <w:r>
-        <w:rPr>
-          <w:rFonts w:cs="DejaVu Sans Condensed" w:ascii="DejaVu Sans Condensed" w:hAnsi="DejaVu Sans Condensed"/>
-          <w:sz w:val="18"/>
-          <w:szCs w:val="18"/>
-          <w:lang w:val="en-US"/>
-        </w:rPr>
-        <w:t>TYPOS</w:t>
-      </w:r>
-      <w:r>
-        <w:rPr>
-          <w:rFonts w:cs="DejaVu Sans Condensed" w:ascii="DejaVu Sans Condensed" w:hAnsi="DejaVu Sans Condensed"/>
-          <w:sz w:val="18"/>
-          <w:szCs w:val="18"/>
-        </w:rPr>
-        <w:t>_</w:t>
-      </w:r>
-      <w:r>
-        <w:rPr>
-          <w:rFonts w:cs="DejaVu Sans Condensed" w:ascii="DejaVu Sans Condensed" w:hAnsi="DejaVu Sans Condensed"/>
-          <w:sz w:val="18"/>
-          <w:szCs w:val="18"/>
-          <w:lang w:val="en-US"/>
-        </w:rPr>
-        <w:t>ERG</w:t>
-      </w:r>
-      <w:r>
-        <w:rPr>
-          <w:rFonts w:cs="DejaVu Sans Condensed" w:ascii="DejaVu Sans Condensed" w:hAnsi="DejaVu Sans Condensed"/>
-          <w:sz w:val="18"/>
-          <w:szCs w:val="18"/>
-        </w:rPr>
-        <w:t>_</w:t>
-      </w:r>
-      <w:r>
-        <w:rPr>
-          <w:rFonts w:cs="DejaVu Sans Condensed" w:ascii="DejaVu Sans Condensed" w:hAnsi="DejaVu Sans Condensed"/>
-          <w:sz w:val="18"/>
-          <w:szCs w:val="18"/>
-          <w:lang w:val="en-US"/>
-        </w:rPr>
-        <w:t>GENIKH</w:t>
-      </w:r>
-      <w:r>
-        <w:rPr>
-          <w:rFonts w:cs="DejaVu Sans Condensed" w:ascii="DejaVu Sans Condensed" w:hAnsi="DejaVu Sans Condensed"/>
-          <w:sz w:val="18"/>
-          <w:szCs w:val="18"/>
-        </w:rPr>
-        <w:t>}, πρόκληση ζημίας σ{_ERGODOTHS_AITIATIKH} ή παράβαση μιας εκ των υποχρεώσεών τ{_</w:t>
-      </w:r>
-      <w:r>
-        <w:rPr>
-          <w:rFonts w:cs="DejaVu Sans Condensed" w:ascii="DejaVu Sans Condensed" w:hAnsi="DejaVu Sans Condensed"/>
-          <w:sz w:val="18"/>
-          <w:szCs w:val="18"/>
-          <w:lang w:val="en-US"/>
-        </w:rPr>
-        <w:t>GENIKH</w:t>
-      </w:r>
-      <w:r>
-        <w:rPr>
-          <w:rFonts w:cs="DejaVu Sans Condensed" w:ascii="DejaVu Sans Condensed" w:hAnsi="DejaVu Sans Condensed"/>
-          <w:sz w:val="18"/>
-          <w:szCs w:val="18"/>
-        </w:rPr>
-        <w:t>_</w:t>
-      </w:r>
-      <w:r>
-        <w:rPr>
-          <w:rFonts w:cs="DejaVu Sans Condensed" w:ascii="DejaVu Sans Condensed" w:hAnsi="DejaVu Sans Condensed"/>
-          <w:sz w:val="18"/>
-          <w:szCs w:val="18"/>
-          <w:lang w:val="en-US"/>
-        </w:rPr>
-        <w:t>A</w:t>
-      </w:r>
-      <w:r>
-        <w:rPr>
-          <w:rFonts w:cs="DejaVu Sans Condensed" w:ascii="DejaVu Sans Condensed" w:hAnsi="DejaVu Sans Condensed"/>
-          <w:sz w:val="18"/>
-          <w:szCs w:val="18"/>
-        </w:rPr>
-        <w:t>} που αναφέρονται στους όρους  της παρούσας συμβάσεως.</w:t>
-      </w:r>
-    </w:p>
-    <w:p>
-      <w:pPr>
-        <w:pStyle w:val="Normal"/>
-        <w:ind w:left="-709" w:right="-1186" w:hanging="0"/>
-        <w:jc w:val="both"/>
-        <w:rPr>
-          <w:rFonts w:ascii="DejaVu Sans Condensed" w:hAnsi="DejaVu Sans Condensed" w:cs="DejaVu Sans Condensed"/>
-          <w:sz w:val="18"/>
-          <w:szCs w:val="18"/>
-        </w:rPr>
-      </w:pPr>
-      <w:r>
-        <w:rPr>
-          <w:rFonts w:cs="DejaVu Sans Condensed" w:ascii="DejaVu Sans Condensed" w:hAnsi="DejaVu Sans Condensed"/>
-          <w:sz w:val="18"/>
-          <w:szCs w:val="18"/>
-        </w:rPr>
-        <w:t>ζ)</w:t>
+        <w:t>ε</w:t>
+      </w:r>
+      <w:r>
+        <w:rPr>
+          <w:rFonts w:cs="DejaVu Sans Condensed" w:ascii="DejaVu Sans Condensed" w:hAnsi="DejaVu Sans Condensed"/>
+          <w:sz w:val="18"/>
+          <w:szCs w:val="18"/>
+        </w:rPr>
+        <w:t>)</w:t>
         <w:tab/>
         <w:t>κατ</w:t>
       </w:r>
@@ -10927,89 +10718,17 @@
           <w:sz w:val="18"/>
           <w:szCs w:val="18"/>
         </w:rPr>
-        <w:t>{_</w:t>
-      </w:r>
-      <w:r>
-        <w:rPr>
-          <w:rFonts w:cs="DejaVu Sans Condensed" w:ascii="DejaVu Sans Condensed" w:hAnsi="DejaVu Sans Condensed"/>
-          <w:sz w:val="18"/>
-          <w:szCs w:val="18"/>
-        </w:rPr>
-        <w:t>FIELD</w:t>
-      </w:r>
-      <w:r>
-        <w:rPr>
-          <w:rFonts w:cs="DejaVu Sans Condensed" w:ascii="DejaVu Sans Condensed" w:hAnsi="DejaVu Sans Condensed"/>
-          <w:sz w:val="18"/>
-          <w:szCs w:val="18"/>
-        </w:rPr>
-        <w:t>_</w:t>
-      </w:r>
-      <w:r>
-        <w:rPr>
-          <w:rFonts w:cs="DejaVu Sans Condensed" w:ascii="DejaVu Sans Condensed" w:hAnsi="DejaVu Sans Condensed"/>
-          <w:sz w:val="18"/>
-          <w:szCs w:val="18"/>
-        </w:rPr>
-        <w:t>0010</w:t>
-      </w:r>
-      <w:r>
-        <w:rPr>
-          <w:rFonts w:cs="DejaVu Sans Condensed" w:ascii="DejaVu Sans Condensed" w:hAnsi="DejaVu Sans Condensed"/>
-          <w:sz w:val="18"/>
-          <w:szCs w:val="18"/>
-        </w:rPr>
-        <w:t>}</w:t>
-      </w:r>
-      <w:r>
-        <w:rPr>
-          <w:rFonts w:cs="DejaVu Sans Condensed" w:ascii="DejaVu Sans Condensed" w:hAnsi="DejaVu Sans Condensed"/>
-          <w:b/>
-          <w:bCs/>
-          <w:sz w:val="18"/>
-          <w:szCs w:val="18"/>
-        </w:rPr>
-        <w:t>{_</w:t>
-      </w:r>
-      <w:r>
-        <w:rPr>
-          <w:rFonts w:cs="DejaVu Sans Condensed" w:ascii="DejaVu Sans Condensed" w:hAnsi="DejaVu Sans Condensed"/>
-          <w:b/>
-          <w:bCs/>
-          <w:sz w:val="18"/>
-          <w:szCs w:val="18"/>
-        </w:rPr>
-        <w:t>FIELD</w:t>
-      </w:r>
-      <w:r>
-        <w:rPr>
-          <w:rFonts w:cs="DejaVu Sans Condensed" w:ascii="DejaVu Sans Condensed" w:hAnsi="DejaVu Sans Condensed"/>
-          <w:b/>
-          <w:bCs/>
-          <w:sz w:val="18"/>
-          <w:szCs w:val="18"/>
-        </w:rPr>
-        <w:t>_</w:t>
-      </w:r>
-      <w:r>
-        <w:rPr>
-          <w:rFonts w:cs="DejaVu Sans Condensed" w:ascii="DejaVu Sans Condensed" w:hAnsi="DejaVu Sans Condensed"/>
-          <w:b/>
-          <w:bCs/>
-          <w:sz w:val="18"/>
-          <w:szCs w:val="18"/>
-        </w:rPr>
-        <w:t>0011</w:t>
-      </w:r>
-      <w:r>
-        <w:rPr>
-          <w:rFonts w:cs="DejaVu Sans Condensed" w:ascii="DejaVu Sans Condensed" w:hAnsi="DejaVu Sans Condensed"/>
-          <w:b/>
-          <w:bCs/>
-          <w:sz w:val="18"/>
-          <w:szCs w:val="18"/>
-        </w:rPr>
-        <w:t>}</w:t>
+        <w:t>{_FIELD_0010}</w:t>
+      </w:r>
+      <w:r>
+        <w:rPr>
+          <w:rFonts w:cs="DejaVu Sans Condensed" w:ascii="DejaVu Sans Condensed" w:hAnsi="DejaVu Sans Condensed"/>
+          <w:b/>
+          <w:bCs/>
+          <w:sz w:val="18"/>
+          <w:szCs w:val="18"/>
+        </w:rPr>
+        <w:t>{_FIELD_0011}</w:t>
       </w:r>
     </w:p>
     <w:p>
@@ -11095,39 +10814,7 @@
           <w:sz w:val="18"/>
           <w:szCs w:val="18"/>
         </w:rPr>
-        <w:t>{_</w:t>
-      </w:r>
-      <w:r>
-        <w:rPr>
-          <w:rFonts w:cs="DejaVu Sans Condensed" w:ascii="DejaVu Sans Condensed" w:hAnsi="DejaVu Sans Condensed"/>
-          <w:sz w:val="18"/>
-          <w:szCs w:val="18"/>
-        </w:rPr>
-        <w:t>FIELD</w:t>
-      </w:r>
-      <w:r>
-        <w:rPr>
-          <w:rFonts w:cs="DejaVu Sans Condensed" w:ascii="DejaVu Sans Condensed" w:hAnsi="DejaVu Sans Condensed"/>
-          <w:sz w:val="18"/>
-          <w:szCs w:val="18"/>
-        </w:rPr>
-        <w:t>_00</w:t>
-      </w:r>
-      <w:r>
-        <w:rPr>
-          <w:rFonts w:cs="DejaVu Sans Condensed" w:ascii="DejaVu Sans Condensed" w:hAnsi="DejaVu Sans Condensed"/>
-          <w:sz w:val="18"/>
-          <w:szCs w:val="18"/>
-        </w:rPr>
-        <w:t>12</w:t>
-      </w:r>
-      <w:r>
-        <w:rPr>
-          <w:rFonts w:cs="DejaVu Sans Condensed" w:ascii="DejaVu Sans Condensed" w:hAnsi="DejaVu Sans Condensed"/>
-          <w:sz w:val="18"/>
-          <w:szCs w:val="18"/>
-        </w:rPr>
-        <w:t>}</w:t>
+        <w:t>{_FIELD_0012}</w:t>
       </w:r>
     </w:p>
     <w:p>
@@ -16625,7 +16312,7 @@
               <w:color w:val="808080"/>
               <w:lang w:val="el-GR" w:eastAsia="en-US" w:bidi="ar-SA"/>
             </w:rPr>
-            <w:t>10</w:t>
+            <w:t>9</w:t>
           </w:r>
           <w:r>
             <w:rPr>
@@ -16691,7 +16378,7 @@
               <w:color w:val="808080"/>
               <w:lang w:val="el-GR" w:eastAsia="en-US" w:bidi="ar-SA"/>
             </w:rPr>
-            <w:t>10</w:t>
+            <w:t>9</w:t>
           </w:r>
           <w:r>
             <w:rPr>
@@ -17056,7 +16743,7 @@
               <w:color w:val="808080"/>
               <w:lang w:val="el-GR" w:eastAsia="en-US" w:bidi="ar-SA"/>
             </w:rPr>
-            <w:t>10</w:t>
+            <w:t>9</w:t>
           </w:r>
           <w:r>
             <w:rPr>
@@ -17122,7 +16809,7 @@
               <w:color w:val="808080"/>
               <w:lang w:val="el-GR" w:eastAsia="en-US" w:bidi="ar-SA"/>
             </w:rPr>
-            <w:t>10</w:t>
+            <w:t>9</w:t>
           </w:r>
           <w:r>
             <w:rPr>
